--- a/VideoSystemWeb/DOCUMENTI/HELP/HELP VIDEOSYSTEM.docx
+++ b/VideoSystemWeb/DOCUMENTI/HELP/HELP VIDEOSYSTEM.docx
@@ -1,36 +1,949 @@
 
 <file path=word/document.xml><?xml version="1.0" encoding="utf-8"?>
-<w:document xmlns:wpc="http://schemas.microsoft.com/office/word/2010/wordprocessingCanvas" xmlns:mc="http://schemas.openxmlformats.org/markup-compatibility/2006" xmlns:o="urn:schemas-microsoft-com:office:office" xmlns:r="http://schemas.openxmlformats.org/officeDocument/2006/relationships" xmlns:m="http://schemas.openxmlformats.org/officeDocument/2006/math" xmlns:v="urn:schemas-microsoft-com:vml" xmlns:wp14="http://schemas.microsoft.com/office/word/2010/wordprocessingDrawing" xmlns:wp="http://schemas.openxmlformats.org/drawingml/2006/wordprocessingDrawing" xmlns:w10="urn:schemas-microsoft-com:office:word" xmlns:w="http://schemas.openxmlformats.org/wordprocessingml/2006/main" xmlns:w14="http://schemas.microsoft.com/office/word/2010/wordml" xmlns:w15="http://schemas.microsoft.com/office/word/2012/wordml" xmlns:wpg="http://schemas.microsoft.com/office/word/2010/wordprocessingGroup" xmlns:wpi="http://schemas.microsoft.com/office/word/2010/wordprocessingInk" xmlns:wne="http://schemas.microsoft.com/office/word/2006/wordml" xmlns:wps="http://schemas.microsoft.com/office/word/2010/wordprocessingShape" mc:Ignorable="w14 w15 wp14">
+<w:document xmlns:wpc="http://schemas.microsoft.com/office/word/2010/wordprocessingCanvas" xmlns:cx="http://schemas.microsoft.com/office/drawing/2014/chartex" xmlns:cx1="http://schemas.microsoft.com/office/drawing/2015/9/8/chartex" xmlns:cx2="http://schemas.microsoft.com/office/drawing/2015/10/21/chartex" xmlns:cx3="http://schemas.microsoft.com/office/drawing/2016/5/9/chartex" xmlns:cx4="http://schemas.microsoft.com/office/drawing/2016/5/10/chartex" xmlns:cx5="http://schemas.microsoft.com/office/drawing/2016/5/11/chartex" xmlns:cx6="http://schemas.microsoft.com/office/drawing/2016/5/12/chartex" xmlns:cx7="http://schemas.microsoft.com/office/drawing/2016/5/13/chartex" xmlns:cx8="http://schemas.microsoft.com/office/drawing/2016/5/14/chartex" xmlns:mc="http://schemas.openxmlformats.org/markup-compatibility/2006" xmlns:aink="http://schemas.microsoft.com/office/drawing/2016/ink" xmlns:am3d="http://schemas.microsoft.com/office/drawing/2017/model3d" xmlns:o="urn:schemas-microsoft-com:office:office" xmlns:oel="http://schemas.microsoft.com/office/2019/extlst" xmlns:r="http://schemas.openxmlformats.org/officeDocument/2006/relationships" xmlns:m="http://schemas.openxmlformats.org/officeDocument/2006/math" xmlns:v="urn:schemas-microsoft-com:vml" xmlns:wp14="http://schemas.microsoft.com/office/word/2010/wordprocessingDrawing" xmlns:wp="http://schemas.openxmlformats.org/drawingml/2006/wordprocessingDrawing" xmlns:w10="urn:schemas-microsoft-com:office:word" xmlns:w="http://schemas.openxmlformats.org/wordprocessingml/2006/main" xmlns:w14="http://schemas.microsoft.com/office/word/2010/wordml" xmlns:w15="http://schemas.microsoft.com/office/word/2012/wordml" xmlns:w16cei="http://schemas.microsoft.com/office/word/2026/wordml/cei" xmlns:w16cex="http://schemas.microsoft.com/office/word/2018/wordml/cex" xmlns:w16cid="http://schemas.microsoft.com/office/word/2016/wordml/cid" xmlns:w16="http://schemas.microsoft.com/office/word/2018/wordml" xmlns:w16du="http://schemas.microsoft.com/office/word/2023/wordml/word16du" xmlns:w16sdtdh="http://schemas.microsoft.com/office/word/2020/wordml/sdtdatahash" xmlns:w16sdtfl="http://schemas.microsoft.com/office/word/2024/wordml/sdtformatlock" xmlns:w16se="http://schemas.microsoft.com/office/word/2015/wordml/symex" xmlns:wpg="http://schemas.microsoft.com/office/word/2010/wordprocessingGroup" xmlns:wpi="http://schemas.microsoft.com/office/word/2010/wordprocessingInk" xmlns:wne="http://schemas.microsoft.com/office/word/2006/wordml" xmlns:wps="http://schemas.microsoft.com/office/word/2010/wordprocessingShape" mc:Ignorable="w14 w15 w16se w16cid w16 w16cex w16sdtdh w16sdtfl w16du wp14">
   <w:body>
     <w:p>
       <w:pPr>
         <w:pStyle w:val="Sottotitolo"/>
       </w:pPr>
+      <w:r>
+        <w:t>Versione 2.1.0 del 12/09/2026</w:t>
+      </w:r>
+    </w:p>
+    <w:p>
+      <w:r>
+        <w:t>Modifiche cumulative:</w:t>
+      </w:r>
+    </w:p>
+    <w:p>
+      <w:pPr>
+        <w:pStyle w:val="Paragrafoelenco"/>
+        <w:numPr>
+          <w:ilvl w:val="0"/>
+          <w:numId w:val="66"/>
+        </w:numPr>
+      </w:pPr>
+      <w:r>
+        <w:t>12/09/2026 Visualizzazione Popup Lavorazione: aggiunto codice lavoro nell'intestazione della tab Offerta Gestione semaforo: Eliminata la possibilità di forzare il blocco; accesso libero alla lavorazione da parte dell'utente che l'ha bloccata e non rilasciata</w:t>
+      </w:r>
+    </w:p>
+    <w:p>
+      <w:pPr>
+        <w:pStyle w:val="Paragrafoelenco"/>
+        <w:numPr>
+          <w:ilvl w:val="0"/>
+          <w:numId w:val="66"/>
+        </w:numPr>
+      </w:pPr>
+      <w:r>
+        <w:t>02/08/2026 Piano Esterno: refuso</w:t>
+      </w:r>
+    </w:p>
+    <w:p>
+      <w:pPr>
+        <w:pStyle w:val="Paragrafoelenco"/>
+        <w:numPr>
+          <w:ilvl w:val="0"/>
+          <w:numId w:val="66"/>
+        </w:numPr>
+      </w:pPr>
+      <w:r>
+        <w:t>02/08/2026 Piano Esterno: Correzione nell'eliminazione multipla</w:t>
+      </w:r>
+    </w:p>
+    <w:p>
+      <w:pPr>
+        <w:pStyle w:val="Paragrafoelenco"/>
+        <w:numPr>
+          <w:ilvl w:val="0"/>
+          <w:numId w:val="66"/>
+        </w:numPr>
+      </w:pPr>
+      <w:r>
+        <w:t>02/08/2026 Piano Esterno: implementazione Inserimento Selezione al posto di inserimento multiplo</w:t>
+      </w:r>
+    </w:p>
+    <w:p>
+      <w:pPr>
+        <w:pStyle w:val="Paragrafoelenco"/>
+        <w:numPr>
+          <w:ilvl w:val="0"/>
+          <w:numId w:val="66"/>
+        </w:numPr>
+      </w:pPr>
+      <w:r>
+        <w:t>01/08/2026 Semaforo: implementazione completa Ricerca collaboratori: modifica query</w:t>
+      </w:r>
+    </w:p>
+    <w:p>
+      <w:pPr>
+        <w:pStyle w:val="Paragrafoelenco"/>
+        <w:numPr>
+          <w:ilvl w:val="0"/>
+          <w:numId w:val="66"/>
+        </w:numPr>
+      </w:pPr>
+      <w:r>
+        <w:t>27/07/2026 Report Stampa Collaboratori: modifica Query per gestire casi in cui importo netto = 0 (prima veniva restituito Assunzione=45, Mista=-45)</w:t>
+      </w:r>
+    </w:p>
+    <w:p>
+      <w:pPr>
+        <w:pStyle w:val="Paragrafoelenco"/>
+        <w:numPr>
+          <w:ilvl w:val="0"/>
+          <w:numId w:val="66"/>
+        </w:numPr>
+      </w:pPr>
+      <w:r>
+        <w:t>27/07/2026 Report Stampa Collaboratori: modifica Query per escludere lavorazioni cancellate e riportate in Offerta Semaforo: Inizio implementazione</w:t>
+      </w:r>
+    </w:p>
+    <w:p>
+      <w:pPr>
+        <w:pStyle w:val="Paragrafoelenco"/>
+        <w:numPr>
+          <w:ilvl w:val="0"/>
+          <w:numId w:val="66"/>
+        </w:numPr>
+      </w:pPr>
+      <w:r>
+        <w:t>25/07/2026 Anagrafica Collaboratori: implementazione ricerca Società</w:t>
+      </w:r>
+    </w:p>
+    <w:p>
+      <w:pPr>
+        <w:pStyle w:val="Paragrafoelenco"/>
+        <w:numPr>
+          <w:ilvl w:val="0"/>
+          <w:numId w:val="66"/>
+        </w:numPr>
+      </w:pPr>
+      <w:r>
+        <w:t>20/07/2026 Statistiche Ricavi: gestione pregresso = null</w:t>
+      </w:r>
+    </w:p>
+    <w:p>
+      <w:pPr>
+        <w:pStyle w:val="Paragrafoelenco"/>
+        <w:numPr>
+          <w:ilvl w:val="0"/>
+          <w:numId w:val="66"/>
+        </w:numPr>
+      </w:pPr>
+      <w:r>
+        <w:t>20/07/2026 Statistiche Costi: visualizzazione dell'eventuale società di riferimento accanto al fornitore (collaboratori a fattura)</w:t>
+      </w:r>
+    </w:p>
+    <w:p>
+      <w:pPr>
+        <w:pStyle w:val="Paragrafoelenco"/>
+        <w:numPr>
+          <w:ilvl w:val="0"/>
+          <w:numId w:val="66"/>
+        </w:numPr>
+      </w:pPr>
+      <w:r>
+        <w:t>19/07/2026 Statistiche Costi: visualizzazione dell'eventuale società di riferimento accanto al fornitore</w:t>
+      </w:r>
+    </w:p>
+    <w:p>
+      <w:pPr>
+        <w:pStyle w:val="Paragrafoelenco"/>
+        <w:numPr>
+          <w:ilvl w:val="0"/>
+          <w:numId w:val="66"/>
+        </w:numPr>
+      </w:pPr>
+      <w:r>
+        <w:t>07/07/2026 Statistiche costi: Modifica query per evitare duplicati</w:t>
+      </w:r>
+    </w:p>
+    <w:p>
+      <w:pPr>
+        <w:pStyle w:val="Paragrafoelenco"/>
+        <w:numPr>
+          <w:ilvl w:val="0"/>
+          <w:numId w:val="66"/>
+        </w:numPr>
+      </w:pPr>
+      <w:r>
+        <w:t>25/06/2026 ReportTLTime: aggiunti filtri mese/anno</w:t>
+      </w:r>
+    </w:p>
+    <w:p>
+      <w:pPr>
+        <w:pStyle w:val="Paragrafoelenco"/>
+        <w:numPr>
+          <w:ilvl w:val="0"/>
+          <w:numId w:val="66"/>
+        </w:numPr>
+      </w:pPr>
+      <w:r>
+        <w:t>17/06/2026 Stampa consulente del lavoro: eliminazione filtri Genere, gruppo e sottogruppo non funzionanti</w:t>
+      </w:r>
+    </w:p>
+    <w:p>
+      <w:pPr>
+        <w:pStyle w:val="Paragrafoelenco"/>
+        <w:numPr>
+          <w:ilvl w:val="0"/>
+          <w:numId w:val="66"/>
+        </w:numPr>
+      </w:pPr>
+      <w:r>
+        <w:t>16/06/2026 Stampa Consulente del lavoro: filtri genere, gruppo e sottogruppo</w:t>
+      </w:r>
+    </w:p>
+    <w:p>
+      <w:pPr>
+        <w:pStyle w:val="Paragrafoelenco"/>
+        <w:numPr>
+          <w:ilvl w:val="0"/>
+          <w:numId w:val="66"/>
+        </w:numPr>
+      </w:pPr>
+      <w:r>
+        <w:t>14/06/2026 Stampa Consulente del lavoro: nuovi filtri di ricerca</w:t>
+      </w:r>
+    </w:p>
+    <w:p>
+      <w:pPr>
+        <w:pStyle w:val="Paragrafoelenco"/>
+        <w:numPr>
+          <w:ilvl w:val="0"/>
+          <w:numId w:val="66"/>
+        </w:numPr>
+      </w:pPr>
+      <w:r>
+        <w:t>07/06/2026 Report Stampa Collaboratori: bugfix query; Ricerca lavorazione: inclusi offerta e Fattura CDI</w:t>
+      </w:r>
+    </w:p>
+    <w:p>
+      <w:pPr>
+        <w:pStyle w:val="Paragrafoelenco"/>
+        <w:numPr>
+          <w:ilvl w:val="0"/>
+          <w:numId w:val="66"/>
+        </w:numPr>
+      </w:pPr>
+      <w:r>
+        <w:t>21/05/2026 Figure professionali: esclusi fornitori non attivi</w:t>
+      </w:r>
+    </w:p>
+    <w:p>
+      <w:pPr>
+        <w:pStyle w:val="Paragrafoelenco"/>
+        <w:numPr>
+          <w:ilvl w:val="0"/>
+          <w:numId w:val="66"/>
+        </w:numPr>
+      </w:pPr>
+      <w:r>
+        <w:t>20/05/2026 Rimborso km: impostato importo lordo uguale al netto; Figure professionali: esclusi dalla ricerca i collaboratori non attivi; validazione specifica per CF; Report Consulente Lavoro: quota mista nella query letta dalla tabella di config; aggiunto conteggio collaboratori estratti; Scadenzario: aggiunto filtro mese/anno per impostare ricerca più velocemente</w:t>
+      </w:r>
+    </w:p>
+    <w:p>
+      <w:pPr>
+        <w:pStyle w:val="Paragrafoelenco"/>
+        <w:numPr>
+          <w:ilvl w:val="0"/>
+          <w:numId w:val="66"/>
+        </w:numPr>
+      </w:pPr>
+      <w:r>
+        <w:t>16/05/2026 Stampa Collaboratori: sezione eliminata (disabilitata) Stampa Consulente del lavoro: Rinominato in Stampa Collaboratori; Visualizzazioni dettagliata e sintetica; Riorganizzazione delle colonne; Pulsante stampa nascosto; Nuovo filtro tempo determinato/indeterminato; Nome lavorazione spostato nel riepilogo; Filtro Nominativo spostato come prima voce Scadenzario: Nuovo filtro lavorazione (aggiunta anche colonna in griglia risultati)</w:t>
+      </w:r>
+    </w:p>
+    <w:p>
+      <w:pPr>
+        <w:pStyle w:val="Paragrafoelenco"/>
+        <w:numPr>
+          <w:ilvl w:val="0"/>
+          <w:numId w:val="66"/>
+        </w:numPr>
+      </w:pPr>
+      <w:r>
+        <w:t>05/05/2026 Statistiche ricavi: bugfix query; Anagrafica collaboratori: bugfix inserimento telefono</w:t>
+      </w:r>
+    </w:p>
+    <w:p>
+      <w:pPr>
+        <w:pStyle w:val="Paragrafoelenco"/>
+        <w:numPr>
+          <w:ilvl w:val="0"/>
+          <w:numId w:val="66"/>
+        </w:numPr>
+      </w:pPr>
+      <w:r>
+        <w:t>04/05/2026 Anagrafica collaboratori: campi obbligatori; Lavorazione: sostituita voce 'Rimborso km' con 'Mista'; Stampa consulente del lavoro: prime modifiche per nuovi filtri (non terminata); bugfix</w:t>
+      </w:r>
+    </w:p>
+    <w:p>
+      <w:pPr>
+        <w:pStyle w:val="Paragrafoelenco"/>
+        <w:numPr>
+          <w:ilvl w:val="0"/>
+          <w:numId w:val="66"/>
+        </w:numPr>
+      </w:pPr>
+      <w:r>
+        <w:t>24/04/2026 Statistiche Costi: link alla lavorazione, filtro mese ed anno, descrizione lavorazione nell'intestazione, bugfix</w:t>
+      </w:r>
+    </w:p>
+    <w:p>
+      <w:pPr>
+        <w:pStyle w:val="Paragrafoelenco"/>
+        <w:numPr>
+          <w:ilvl w:val="0"/>
+          <w:numId w:val="66"/>
+        </w:numPr>
+      </w:pPr>
+      <w:r>
+        <w:t>21/04/2026 Statistiche Costi: Bugfix ricerca e popolamento tendina sottogruppo</w:t>
+      </w:r>
+    </w:p>
+    <w:p>
+      <w:pPr>
+        <w:pStyle w:val="Paragrafoelenco"/>
+        <w:numPr>
+          <w:ilvl w:val="0"/>
+          <w:numId w:val="66"/>
+        </w:numPr>
+      </w:pPr>
+      <w:r>
+        <w:t>14/04/2026 Bugfix Statistiche Costi</w:t>
+      </w:r>
+    </w:p>
+    <w:p>
+      <w:pPr>
+        <w:pStyle w:val="Paragrafoelenco"/>
+        <w:numPr>
+          <w:ilvl w:val="0"/>
+          <w:numId w:val="66"/>
+        </w:numPr>
+      </w:pPr>
+      <w:r>
+        <w:t>14/04/2026 Bugfix query Statistiche Costi</w:t>
+      </w:r>
+    </w:p>
+    <w:p>
+      <w:pPr>
+        <w:pStyle w:val="Paragrafoelenco"/>
+        <w:numPr>
+          <w:ilvl w:val="0"/>
+          <w:numId w:val="66"/>
+        </w:numPr>
+      </w:pPr>
+      <w:r>
+        <w:t>31/03/2026 Report Collaboratori: bugfix nella ricerca quando manca indirizzo e città</w:t>
+      </w:r>
+    </w:p>
+    <w:p>
+      <w:pPr>
+        <w:pStyle w:val="Paragrafoelenco"/>
+        <w:numPr>
+          <w:ilvl w:val="0"/>
+          <w:numId w:val="66"/>
+        </w:numPr>
+      </w:pPr>
+      <w:r>
+        <w:lastRenderedPageBreak/>
+        <w:t>20/03/2026 Statistica Costi: Bugfix nome collaboratori</w:t>
+      </w:r>
+    </w:p>
+    <w:p>
+      <w:pPr>
+        <w:pStyle w:val="Paragrafoelenco"/>
+        <w:numPr>
+          <w:ilvl w:val="0"/>
+          <w:numId w:val="66"/>
+        </w:numPr>
+      </w:pPr>
+      <w:r>
+        <w:t>19/03/2026 Scadenzario: bugfix filtro fornitori e clienti che includeva anche buste paga</w:t>
+      </w:r>
+    </w:p>
+    <w:p>
+      <w:pPr>
+        <w:pStyle w:val="Paragrafoelenco"/>
+        <w:numPr>
+          <w:ilvl w:val="0"/>
+          <w:numId w:val="66"/>
+        </w:numPr>
+      </w:pPr>
+      <w:r>
+        <w:t>17/03/2026 Statistiche Ricavi: ripristino dell'importo lordo</w:t>
+      </w:r>
+    </w:p>
+    <w:p>
+      <w:pPr>
+        <w:pStyle w:val="Paragrafoelenco"/>
+        <w:numPr>
+          <w:ilvl w:val="0"/>
+          <w:numId w:val="66"/>
+        </w:numPr>
+      </w:pPr>
+      <w:r>
+        <w:t>17/03/2026 Statistiche: sostituzione dell'importo lordo con l'importo netto; Scadenzario: filtro busta paga aggiunto in 'tutti'</w:t>
+      </w:r>
+    </w:p>
+    <w:p>
+      <w:pPr>
+        <w:pStyle w:val="Paragrafoelenco"/>
+        <w:numPr>
+          <w:ilvl w:val="0"/>
+          <w:numId w:val="66"/>
+        </w:numPr>
+      </w:pPr>
+      <w:r>
+        <w:t>15/03/2026 Statistiche costi: filtro fornitore agisce anche sul collaboratore, le diarie vengono elencate e non più raggruppate</w:t>
+      </w:r>
+    </w:p>
+    <w:p>
+      <w:pPr>
+        <w:pStyle w:val="Paragrafoelenco"/>
+        <w:numPr>
+          <w:ilvl w:val="0"/>
+          <w:numId w:val="66"/>
+        </w:numPr>
+      </w:pPr>
+      <w:r>
+        <w:t>08/03/2026 Statistiche costi: separazione collaboratori assunti; data esatta nei collaboratori; Statistiche ricavi: totale listino costo e ricavo in cima alla griglia</w:t>
+      </w:r>
+    </w:p>
+    <w:p>
+      <w:pPr>
+        <w:pStyle w:val="Paragrafoelenco"/>
+        <w:numPr>
+          <w:ilvl w:val="0"/>
+          <w:numId w:val="66"/>
+        </w:numPr>
+      </w:pPr>
+      <w:r>
+        <w:t>26/02/2026 Modifica query statistiche Costi</w:t>
+      </w:r>
+    </w:p>
+    <w:p>
+      <w:pPr>
+        <w:pStyle w:val="Paragrafoelenco"/>
+        <w:numPr>
+          <w:ilvl w:val="0"/>
+          <w:numId w:val="66"/>
+        </w:numPr>
+      </w:pPr>
+      <w:r>
+        <w:t>24/02/2026 Visualizzazione Documento Offerta in Statistiche Costi se non presente fattura; Impaginazione e visualizzazione totali in cima alla griglia in statistiche Costi</w:t>
+      </w:r>
+    </w:p>
+    <w:p>
+      <w:pPr>
+        <w:pStyle w:val="Paragrafoelenco"/>
+        <w:numPr>
+          <w:ilvl w:val="0"/>
+          <w:numId w:val="66"/>
+        </w:numPr>
+      </w:pPr>
+      <w:r>
+        <w:t>14/02/2026 Visualizzazione Collaboratori</w:t>
+      </w:r>
+    </w:p>
+    <w:p>
+      <w:pPr>
+        <w:pStyle w:val="Paragrafoelenco"/>
+        <w:numPr>
+          <w:ilvl w:val="0"/>
+          <w:numId w:val="66"/>
+        </w:numPr>
+      </w:pPr>
+      <w:r>
+        <w:t>14/02/2026 Separazione Collaboratori a Fattura; Imp</w:t>
+      </w:r>
+      <w:r>
+        <w:t>a</w:t>
+      </w:r>
+      <w:r>
+        <w:t>ginazione Statistiche Costi</w:t>
+      </w:r>
+    </w:p>
+    <w:p>
+      <w:pPr>
+        <w:pStyle w:val="Paragrafoelenco"/>
+        <w:numPr>
+          <w:ilvl w:val="0"/>
+          <w:numId w:val="66"/>
+        </w:numPr>
+      </w:pPr>
+      <w:r>
+        <w:t>14/02/2026 Bugfix statistica costi, visualizzazione fattura e interventi minori</w:t>
+      </w:r>
+    </w:p>
+    <w:p>
+      <w:pPr>
+        <w:pStyle w:val="Paragrafoelenco"/>
+        <w:numPr>
+          <w:ilvl w:val="0"/>
+          <w:numId w:val="66"/>
+        </w:numPr>
+      </w:pPr>
+      <w:r>
+        <w:t>08/02/2026 Bugfix lavorazione e statistiche costi</w:t>
+      </w:r>
+    </w:p>
+    <w:p>
+      <w:pPr>
+        <w:pStyle w:val="Paragrafoelenco"/>
+        <w:numPr>
+          <w:ilvl w:val="0"/>
+          <w:numId w:val="66"/>
+        </w:numPr>
+      </w:pPr>
+      <w:r>
+        <w:t>31/01/2026 Nuova gestione Genere Gruppo Sottogruppo; Modifiche varie</w:t>
+      </w:r>
+    </w:p>
+    <w:p>
+      <w:pPr>
+        <w:pStyle w:val="Paragrafoelenco"/>
+        <w:numPr>
+          <w:ilvl w:val="0"/>
+          <w:numId w:val="66"/>
+        </w:numPr>
+      </w:pPr>
+      <w:r>
+        <w:t>05/01/2026 Modifica tipologia Personale Tecnico</w:t>
+      </w:r>
+    </w:p>
+    <w:p>
+      <w:pPr>
+        <w:pStyle w:val="Paragrafoelenco"/>
+        <w:numPr>
+          <w:ilvl w:val="0"/>
+          <w:numId w:val="66"/>
+        </w:numPr>
+      </w:pPr>
+      <w:r>
+        <w:t>10/12/2025 Nuovo filtro scadenzario; Modifica note consuntivo</w:t>
+      </w:r>
+    </w:p>
+    <w:p>
+      <w:pPr>
+        <w:pStyle w:val="Paragrafoelenco"/>
+        <w:numPr>
+          <w:ilvl w:val="0"/>
+          <w:numId w:val="66"/>
+        </w:numPr>
+      </w:pPr>
+      <w:r>
+        <w:t>30/11/2025 Bugfix Collaboratori di Giornata</w:t>
+      </w:r>
+    </w:p>
+    <w:p>
+      <w:pPr>
+        <w:pStyle w:val="Paragrafoelenco"/>
+        <w:numPr>
+          <w:ilvl w:val="0"/>
+          <w:numId w:val="66"/>
+        </w:numPr>
+      </w:pPr>
+      <w:r>
+        <w:t>21/11/2025 Bugfix protocollo; Campo protocollo in scadenzario; colonna ex-dipendenti disabilitata di default</w:t>
+      </w:r>
+    </w:p>
+    <w:p>
+      <w:pPr>
+        <w:pStyle w:val="Paragrafoelenco"/>
+        <w:numPr>
+          <w:ilvl w:val="0"/>
+          <w:numId w:val="66"/>
+        </w:numPr>
+      </w:pPr>
+      <w:r>
+        <w:t>20/11/2025 Nuovo stato 'Fattura SDI' attivabile in fase di protocollo; nuova colonna 'Ex-dipendenti' in Agenda; correzione bug nella query dello Scadenzario</w:t>
+      </w:r>
+    </w:p>
+    <w:p>
+      <w:pPr>
+        <w:pStyle w:val="Paragrafoelenco"/>
+        <w:numPr>
+          <w:ilvl w:val="0"/>
+          <w:numId w:val="66"/>
+        </w:numPr>
+      </w:pPr>
+      <w:r>
+        <w:t>27/09/2025 Bug filtri date in Stampa Collaboratori</w:t>
+      </w:r>
+    </w:p>
+    <w:p>
+      <w:pPr>
+        <w:pStyle w:val="Paragrafoelenco"/>
+        <w:numPr>
+          <w:ilvl w:val="0"/>
+          <w:numId w:val="66"/>
+        </w:numPr>
+      </w:pPr>
+      <w:r>
+        <w:t>23/09/2025 Modifica al campo Quantit</w:t>
+      </w:r>
+      <w:r>
+        <w:t>à</w:t>
+      </w:r>
+      <w:r>
+        <w:t xml:space="preserve"> in Dati_Articoli_Lavorazione</w:t>
+      </w:r>
+    </w:p>
+    <w:p>
+      <w:pPr>
+        <w:pStyle w:val="Paragrafoelenco"/>
+        <w:numPr>
+          <w:ilvl w:val="0"/>
+          <w:numId w:val="66"/>
+        </w:numPr>
+      </w:pPr>
+      <w:r>
+        <w:t>19/05/2025 Campo Cliente/Fornitore obbligatorio in Protocolli</w:t>
+      </w:r>
+    </w:p>
+    <w:p>
+      <w:pPr>
+        <w:pStyle w:val="Paragrafoelenco"/>
+        <w:numPr>
+          <w:ilvl w:val="0"/>
+          <w:numId w:val="66"/>
+        </w:numPr>
+      </w:pPr>
+      <w:r>
+        <w:t>04/04/2025 Segnalazione Statistiche costi</w:t>
+      </w:r>
+    </w:p>
+    <w:p>
+      <w:pPr>
+        <w:pStyle w:val="Paragrafoelenco"/>
+        <w:numPr>
+          <w:ilvl w:val="0"/>
+          <w:numId w:val="66"/>
+        </w:numPr>
+      </w:pPr>
+      <w:r>
+        <w:t>30/03/2025 Ricerca in scadenzario per data fattura e interventi vari su Protocollo e Scadenzario</w:t>
+      </w:r>
+    </w:p>
+    <w:p>
+      <w:pPr>
+        <w:pStyle w:val="Paragrafoelenco"/>
+        <w:numPr>
+          <w:ilvl w:val="0"/>
+          <w:numId w:val="66"/>
+        </w:numPr>
+      </w:pPr>
+      <w:r>
+        <w:t>16/07/2024 Modifiche Gestione Protocolli, Statistiche Ricavi ed errore creazione Offerta</w:t>
+      </w:r>
+    </w:p>
+    <w:p>
+      <w:pPr>
+        <w:pStyle w:val="Paragrafoelenco"/>
+        <w:numPr>
+          <w:ilvl w:val="0"/>
+          <w:numId w:val="66"/>
+        </w:numPr>
+      </w:pPr>
+      <w:r>
+        <w:t>12/07/2024 Modifiche Protocollazione</w:t>
+      </w:r>
+    </w:p>
+    <w:p>
+      <w:pPr>
+        <w:pStyle w:val="Paragrafoelenco"/>
+        <w:numPr>
+          <w:ilvl w:val="0"/>
+          <w:numId w:val="66"/>
+        </w:numPr>
+      </w:pPr>
+      <w:r>
+        <w:t>07/07/2024 versione</w:t>
+      </w:r>
+    </w:p>
+    <w:p>
+      <w:pPr>
+        <w:pStyle w:val="Paragrafoelenco"/>
+        <w:numPr>
+          <w:ilvl w:val="0"/>
+          <w:numId w:val="66"/>
+        </w:numPr>
+      </w:pPr>
+      <w:r>
+        <w:t>06/07/2024 Gestione data Fattura; Modifica query Ricerca Protocollo; risultati duplicati in Statistica Ricavi</w:t>
+      </w:r>
+    </w:p>
+    <w:p>
+      <w:pPr>
+        <w:pStyle w:val="Paragrafoelenco"/>
+        <w:numPr>
+          <w:ilvl w:val="0"/>
+          <w:numId w:val="66"/>
+        </w:numPr>
+      </w:pPr>
+      <w:r>
+        <w:t>10/05/2024 Ordinamento risultati Cerca Lavorazione</w:t>
+      </w:r>
+    </w:p>
+    <w:p>
+      <w:pPr>
+        <w:pStyle w:val="Paragrafoelenco"/>
+        <w:numPr>
+          <w:ilvl w:val="0"/>
+          <w:numId w:val="66"/>
+        </w:numPr>
+      </w:pPr>
+      <w:r>
+        <w:t>10/05/2024 Modifiche Cerca Lavorazione</w:t>
+      </w:r>
+    </w:p>
+    <w:p>
+      <w:pPr>
+        <w:pStyle w:val="Paragrafoelenco"/>
+        <w:numPr>
+          <w:ilvl w:val="0"/>
+          <w:numId w:val="66"/>
+        </w:numPr>
+      </w:pPr>
+      <w:r>
+        <w:t>10/05/2024 Modifiche Cerca Lavorazione</w:t>
+      </w:r>
+    </w:p>
+    <w:p>
+      <w:pPr>
+        <w:pStyle w:val="Paragrafoelenco"/>
+        <w:numPr>
+          <w:ilvl w:val="0"/>
+          <w:numId w:val="66"/>
+        </w:numPr>
+      </w:pPr>
+      <w:r>
+        <w:t>09/05/2024 Modifiche Cerca Lavorazione</w:t>
+      </w:r>
+    </w:p>
+    <w:p>
+      <w:pPr>
+        <w:pStyle w:val="Paragrafoelenco"/>
+        <w:numPr>
+          <w:ilvl w:val="0"/>
+          <w:numId w:val="66"/>
+        </w:numPr>
+      </w:pPr>
+      <w:r>
+        <w:t>23/04/2024 Nuova funzionalità Cerca Lavorazione</w:t>
+      </w:r>
+    </w:p>
+    <w:p>
+      <w:pPr>
+        <w:pStyle w:val="Paragrafoelenco"/>
+        <w:numPr>
+          <w:ilvl w:val="0"/>
+          <w:numId w:val="66"/>
+        </w:numPr>
+      </w:pPr>
+      <w:r>
+        <w:t>08/03/2024 Modifiche Statistiche Costi</w:t>
+      </w:r>
+    </w:p>
+    <w:p>
+      <w:pPr>
+        <w:pStyle w:val="Paragrafoelenco"/>
+        <w:numPr>
+          <w:ilvl w:val="0"/>
+          <w:numId w:val="66"/>
+        </w:numPr>
+      </w:pPr>
+      <w:r>
+        <w:t>08/03/2024 Recupero fattura fornitore da Statistiche Costi; sostituzione filtro 'Fatturato' con 'Codice Lavorazione' in Statistiche Costi</w:t>
+      </w:r>
+    </w:p>
+    <w:p>
+      <w:pPr>
+        <w:pStyle w:val="Paragrafoelenco"/>
+        <w:numPr>
+          <w:ilvl w:val="0"/>
+          <w:numId w:val="66"/>
+        </w:numPr>
+      </w:pPr>
+      <w:r>
+        <w:t>07/03/2024 Recupero fattura fornitore da Statistiche Costi; sostituzione filtro 'Fatturato' con 'Codice Lavorazione' in Statistiche Costi</w:t>
+      </w:r>
+    </w:p>
+    <w:p>
+      <w:pPr>
+        <w:pStyle w:val="Paragrafoelenco"/>
+        <w:numPr>
+          <w:ilvl w:val="0"/>
+          <w:numId w:val="66"/>
+        </w:numPr>
+      </w:pPr>
+      <w:r>
+        <w:t>07/03/2024 Recupero fattura fornitore da Statistiche Costi; sostituzione filtro 'Fatturato' con 'Codice Lavorazione' in Statistiche Costi</w:t>
+      </w:r>
+    </w:p>
+    <w:p>
+      <w:pPr>
+        <w:pStyle w:val="Paragrafoelenco"/>
+        <w:numPr>
+          <w:ilvl w:val="0"/>
+          <w:numId w:val="66"/>
+        </w:numPr>
+      </w:pPr>
+      <w:r>
+        <w:t>08/10/2023 Bugfix costi lavorazione</w:t>
+      </w:r>
+    </w:p>
+    <w:p>
+      <w:pPr>
+        <w:pStyle w:val="Paragrafoelenco"/>
+        <w:numPr>
+          <w:ilvl w:val="0"/>
+          <w:numId w:val="66"/>
+        </w:numPr>
+      </w:pPr>
+      <w:r>
+        <w:lastRenderedPageBreak/>
+        <w:t>03/10/2023 modifica filtro lavorazione in statistiche costi</w:t>
+      </w:r>
+    </w:p>
+    <w:p>
+      <w:pPr>
+        <w:pStyle w:val="Paragrafoelenco"/>
+        <w:numPr>
+          <w:ilvl w:val="0"/>
+          <w:numId w:val="66"/>
+        </w:numPr>
+      </w:pPr>
+      <w:r>
+        <w:t xml:space="preserve">03/10/2023 bugfix </w:t>
+      </w:r>
+      <w:r>
+        <w:t>statistiche</w:t>
+      </w:r>
+      <w:r>
+        <w:t xml:space="preserve"> costi</w:t>
+      </w:r>
+    </w:p>
+    <w:p>
+      <w:pPr>
+        <w:pStyle w:val="Paragrafoelenco"/>
+        <w:numPr>
+          <w:ilvl w:val="0"/>
+          <w:numId w:val="66"/>
+        </w:numPr>
+      </w:pPr>
+      <w:r>
+        <w:t>03/10/2023 bugfix statistiche costi</w:t>
+      </w:r>
+    </w:p>
+    <w:p>
+      <w:pPr>
+        <w:pStyle w:val="Paragrafoelenco"/>
+        <w:numPr>
+          <w:ilvl w:val="0"/>
+          <w:numId w:val="66"/>
+        </w:numPr>
+      </w:pPr>
+      <w:r>
+        <w:t>03/10/2023 bugfix statistiche costi</w:t>
+      </w:r>
+    </w:p>
+    <w:p>
+      <w:pPr>
+        <w:pStyle w:val="Paragrafoelenco"/>
+        <w:numPr>
+          <w:ilvl w:val="0"/>
+          <w:numId w:val="66"/>
+        </w:numPr>
+      </w:pPr>
+      <w:r>
+        <w:t>07/03/2023 Modifica Report Collaboratori per giornata</w:t>
+      </w:r>
+    </w:p>
+    <w:p>
+      <w:pPr>
+        <w:pStyle w:val="Paragrafoelenco"/>
+        <w:numPr>
+          <w:ilvl w:val="0"/>
+          <w:numId w:val="66"/>
+        </w:numPr>
+      </w:pPr>
+      <w:r>
+        <w:t>07/03/2023 versione 2.00</w:t>
+      </w:r>
+    </w:p>
+    <w:p>
+      <w:pPr>
+        <w:pStyle w:val="Paragrafoelenco"/>
+        <w:numPr>
+          <w:ilvl w:val="0"/>
+          <w:numId w:val="66"/>
+        </w:numPr>
+      </w:pPr>
+      <w:r>
+        <w:t>03/03/2023 Soluzione bug della ricerca delle figure professionali</w:t>
+      </w:r>
+    </w:p>
+    <w:p>
+      <w:pPr>
+        <w:pStyle w:val="Paragrafoelenco"/>
+        <w:numPr>
+          <w:ilvl w:val="0"/>
+          <w:numId w:val="66"/>
+        </w:numPr>
+      </w:pPr>
+      <w:r>
+        <w:t>0</w:t>
+      </w:r>
+      <w:r>
+        <w:t>5/02/2023 Import del solo Personale Tecnico</w:t>
+      </w:r>
+    </w:p>
+    <w:p>
+      <w:pPr>
+        <w:pStyle w:val="Paragrafoelenco"/>
+        <w:numPr>
+          <w:ilvl w:val="0"/>
+          <w:numId w:val="66"/>
+        </w:numPr>
+      </w:pPr>
+      <w:r>
+        <w:t>13/11/2022 correzione inserimento clienti/fornitori</w:t>
+      </w:r>
+    </w:p>
+    <w:p>
+      <w:pPr>
+        <w:pStyle w:val="Paragrafoelenco"/>
+        <w:numPr>
+          <w:ilvl w:val="0"/>
+          <w:numId w:val="66"/>
+        </w:numPr>
+      </w:pPr>
+      <w:r>
+        <w:t>26/07/2022 merge</w:t>
+      </w:r>
+    </w:p>
+    <w:p>
+      <w:pPr>
+        <w:pStyle w:val="Paragrafoelenco"/>
+        <w:numPr>
+          <w:ilvl w:val="0"/>
+          <w:numId w:val="66"/>
+        </w:numPr>
+      </w:pPr>
+      <w:r>
+        <w:t>09/07/2022 aggiustamenti protocollo su consuntivo e offerta</w:t>
+      </w:r>
     </w:p>
     <w:p>
       <w:pPr>
         <w:pStyle w:val="Sottotitolo"/>
       </w:pPr>
       <w:r>
-        <w:t>Versione 1.9</w:t>
-      </w:r>
-      <w:r>
-        <w:t>8</w:t>
-      </w:r>
-      <w:r>
-        <w:t xml:space="preserve"> del </w:t>
-      </w:r>
-      <w:r>
-        <w:t>09</w:t>
-      </w:r>
-      <w:r>
-        <w:t>/0</w:t>
-      </w:r>
-      <w:r>
-        <w:t>7</w:t>
-      </w:r>
-      <w:r>
-        <w:t>/2022</w:t>
+        <w:t>Versione 1.98 del 09/07/2022</w:t>
       </w:r>
     </w:p>
     <w:p>
@@ -52,8 +965,6 @@
       <w:pPr>
         <w:pStyle w:val="Sottotitolo"/>
       </w:pPr>
-      <w:bookmarkStart w:id="0" w:name="_GoBack"/>
-      <w:bookmarkEnd w:id="0"/>
       <w:r>
         <w:t>Versione 1.97 del 26/03/2022</w:t>
       </w:r>
@@ -86,13 +997,8 @@
           <w:numId w:val="65"/>
         </w:numPr>
       </w:pPr>
-      <w:proofErr w:type="gramStart"/>
-      <w:r>
-        <w:t>costo</w:t>
-      </w:r>
-      <w:proofErr w:type="gramEnd"/>
-      <w:r>
-        <w:t xml:space="preserve"> unitario e quantità sempre modificabili in dettaglio economico</w:t>
+      <w:r>
+        <w:t>costo unitario e quantità sempre modificabili in dettaglio economico</w:t>
       </w:r>
     </w:p>
     <w:p>
@@ -388,6 +1294,7 @@
         </w:numPr>
       </w:pPr>
       <w:r>
+        <w:lastRenderedPageBreak/>
         <w:t>DDT: Selezione multipla con ricerca combo “gruppo” materiale</w:t>
       </w:r>
       <w:r>
@@ -486,20 +1393,318 @@
         </w:numPr>
       </w:pPr>
       <w:r>
+        <w:t xml:space="preserve">Modifica comportamento pulsante 'Reimposta filtri' (non viene più eseguita automaticamente una ricerca senza filtri); </w:t>
+      </w:r>
+    </w:p>
+    <w:p>
+      <w:pPr>
+        <w:pStyle w:val="Paragrafoelenco"/>
+        <w:numPr>
+          <w:ilvl w:val="0"/>
+          <w:numId w:val="59"/>
+        </w:numPr>
+      </w:pPr>
+      <w:r>
+        <w:t>Modifica comportamento data fine, quando viene impostata la data inizio (data fine non viene più impostata allo stesso valore di data inizio)</w:t>
+      </w:r>
+    </w:p>
+    <w:p>
+      <w:pPr>
+        <w:pStyle w:val="Sottotitolo"/>
+      </w:pPr>
+      <w:r>
+        <w:t>Versione 1.87 del 05/10/2020</w:t>
+      </w:r>
+    </w:p>
+    <w:p>
+      <w:pPr>
+        <w:pStyle w:val="Paragrafoelenco"/>
+        <w:numPr>
+          <w:ilvl w:val="0"/>
+          <w:numId w:val="60"/>
+        </w:numPr>
+      </w:pPr>
+      <w:r>
+        <w:t>Aggiunta gestione Documenti di Trasporto con stampa PDF</w:t>
+      </w:r>
+    </w:p>
+    <w:p>
+      <w:pPr>
+        <w:pStyle w:val="Sottotitolo"/>
+      </w:pPr>
+      <w:r>
+        <w:t>Versione 1.86 del 30/06/2020</w:t>
+      </w:r>
+    </w:p>
+    <w:p>
+      <w:pPr>
+        <w:pStyle w:val="Paragrafoelenco"/>
+        <w:numPr>
+          <w:ilvl w:val="0"/>
+          <w:numId w:val="59"/>
+        </w:numPr>
+      </w:pPr>
+      <w:r>
+        <w:t>Aggiunta selezione collaboratori e creazione file whatsapp</w:t>
+      </w:r>
+    </w:p>
+    <w:p>
+      <w:pPr>
+        <w:pStyle w:val="Paragrafoelenco"/>
+        <w:numPr>
+          <w:ilvl w:val="0"/>
+          <w:numId w:val="59"/>
+        </w:numPr>
+      </w:pPr>
+      <w:r>
+        <w:t>Statistiche costi, filtro fornitori</w:t>
+      </w:r>
+    </w:p>
+    <w:p>
+      <w:pPr>
+        <w:pStyle w:val="Paragrafoelenco"/>
+        <w:numPr>
+          <w:ilvl w:val="0"/>
+          <w:numId w:val="59"/>
+        </w:numPr>
+      </w:pPr>
+      <w:r>
+        <w:t>Ricerca Clienti/Fornitori, sostituiti campi ricerca Codice Fiscale e Referente con Comune e provincia</w:t>
+      </w:r>
+    </w:p>
+    <w:p>
+      <w:pPr>
+        <w:pStyle w:val="Sottotitolo"/>
+      </w:pPr>
+      <w:r>
+        <w:t>Versione 1.85 del 25/05/2020</w:t>
+      </w:r>
+    </w:p>
+    <w:p>
+      <w:pPr>
+        <w:pStyle w:val="Paragrafoelenco"/>
+        <w:numPr>
+          <w:ilvl w:val="0"/>
+          <w:numId w:val="58"/>
+        </w:numPr>
+      </w:pPr>
+      <w:r>
+        <w:t>Implementazione stato 'fatturato'</w:t>
+      </w:r>
+    </w:p>
+    <w:p>
+      <w:pPr>
+        <w:pStyle w:val="Paragrafoelenco"/>
+        <w:numPr>
+          <w:ilvl w:val="0"/>
+          <w:numId w:val="58"/>
+        </w:numPr>
+      </w:pPr>
+      <w:r>
+        <w:t>numero fattura in anteprima e nel dettaglio lavorazione</w:t>
+      </w:r>
+    </w:p>
+    <w:p>
+      <w:pPr>
+        <w:pStyle w:val="Paragrafoelenco"/>
+        <w:numPr>
+          <w:ilvl w:val="0"/>
+          <w:numId w:val="58"/>
+        </w:numPr>
+      </w:pPr>
+      <w:r>
+        <w:t>Statistiche costi: aggiustamenti (da completare)</w:t>
+      </w:r>
+    </w:p>
+    <w:p>
+      <w:pPr>
+        <w:pStyle w:val="Paragrafoelenco"/>
+        <w:numPr>
+          <w:ilvl w:val="0"/>
+          <w:numId w:val="58"/>
+        </w:numPr>
+      </w:pPr>
+      <w:r>
+        <w:t>Scadenzario: ripristino data inizio lavorazione come data fattura</w:t>
+      </w:r>
+    </w:p>
+    <w:p>
+      <w:pPr>
+        <w:pStyle w:val="Sottotitolo"/>
+      </w:pPr>
+      <w:r>
+        <w:t>Versione 1.84 del 22/05/2020</w:t>
+      </w:r>
+    </w:p>
+    <w:p>
+      <w:pPr>
+        <w:pStyle w:val="Paragrafoelenco"/>
+        <w:numPr>
+          <w:ilvl w:val="0"/>
+          <w:numId w:val="57"/>
+        </w:numPr>
+      </w:pPr>
+      <w:r>
+        <w:t>Eliminazione Fattura – l’ultimo numero fattura viene ripristinato</w:t>
+      </w:r>
+    </w:p>
+    <w:p>
+      <w:pPr>
+        <w:pStyle w:val="Paragrafoelenco"/>
+        <w:numPr>
+          <w:ilvl w:val="0"/>
+          <w:numId w:val="57"/>
+        </w:numPr>
+      </w:pPr>
+      <w:r>
+        <w:t>Protocollo, ricerca nominativo Collaboratori (previa selezione da combo box “Clienti/Collaboratori”)</w:t>
+      </w:r>
+    </w:p>
+    <w:p>
+      <w:pPr>
+        <w:pStyle w:val="Sottotitolo"/>
+      </w:pPr>
+      <w:r>
+        <w:t>Versione 1.83 del 20/05/2020</w:t>
+      </w:r>
+    </w:p>
+    <w:p>
+      <w:pPr>
+        <w:pStyle w:val="Paragrafoelenco"/>
+        <w:numPr>
+          <w:ilvl w:val="0"/>
+          <w:numId w:val="56"/>
+        </w:numPr>
+      </w:pPr>
+      <w:r>
+        <w:t>Aggiunta Cancellazione Fattura e Rate Scadenzario associate dal dettaglio Lavorazione.</w:t>
+      </w:r>
+    </w:p>
+    <w:p>
+      <w:pPr>
+        <w:pStyle w:val="Paragrafoelenco"/>
+        <w:numPr>
+          <w:ilvl w:val="0"/>
+          <w:numId w:val="56"/>
+        </w:numPr>
+      </w:pPr>
+      <w:r>
+        <w:t>Statistiche Costi, raggruppamento in categorie</w:t>
+      </w:r>
+    </w:p>
+    <w:p>
+      <w:pPr>
+        <w:pStyle w:val="Sottotitolo"/>
+      </w:pPr>
+      <w:r>
+        <w:t>Versione 1.82 del 15/05/2020</w:t>
+      </w:r>
+    </w:p>
+    <w:p>
+      <w:pPr>
+        <w:pStyle w:val="Paragrafoelenco"/>
+        <w:numPr>
+          <w:ilvl w:val="0"/>
+          <w:numId w:val="55"/>
+        </w:numPr>
+      </w:pPr>
+      <w:r>
+        <w:t>Modifica data in inserimento scadenzario</w:t>
+      </w:r>
+    </w:p>
+    <w:p>
+      <w:pPr>
+        <w:pStyle w:val="Paragrafoelenco"/>
+        <w:numPr>
+          <w:ilvl w:val="0"/>
+          <w:numId w:val="55"/>
+        </w:numPr>
+      </w:pPr>
+      <w:r>
+        <w:t>Aggiunto report Popup Collaboratori per giorno su pagina Agenda e su dettaglio Lavorazione</w:t>
+      </w:r>
+    </w:p>
+    <w:p>
+      <w:pPr>
+        <w:pStyle w:val="Sottotitolo"/>
+      </w:pPr>
+      <w:r>
+        <w:t>Versione 1.81 del 1</w:t>
+      </w:r>
+      <w:r>
+        <w:t>1</w:t>
+      </w:r>
+      <w:r>
+        <w:t>/05/2020</w:t>
+      </w:r>
+    </w:p>
+    <w:p>
+      <w:pPr>
+        <w:pStyle w:val="Paragrafoelenco"/>
+        <w:numPr>
+          <w:ilvl w:val="0"/>
+          <w:numId w:val="54"/>
+        </w:numPr>
+      </w:pPr>
+      <w:r>
+        <w:t>Sistemazione Scadenzario</w:t>
+      </w:r>
+    </w:p>
+    <w:p>
+      <w:pPr>
+        <w:pStyle w:val="Paragrafoelenco"/>
+        <w:numPr>
+          <w:ilvl w:val="0"/>
+          <w:numId w:val="54"/>
+        </w:numPr>
+      </w:pPr>
+      <w:r>
+        <w:t>Completato Report Collaboratori per giornata</w:t>
+      </w:r>
+    </w:p>
+    <w:p>
+      <w:pPr>
+        <w:pStyle w:val="Sottotitolo"/>
+      </w:pPr>
+      <w:r>
+        <w:t>Versione 1.80 del 08/05/2020</w:t>
+      </w:r>
+    </w:p>
+    <w:p>
+      <w:pPr>
+        <w:pStyle w:val="Paragrafoelenco"/>
+        <w:numPr>
+          <w:ilvl w:val="0"/>
+          <w:numId w:val="53"/>
+        </w:numPr>
+      </w:pPr>
+      <w:r>
         <w:lastRenderedPageBreak/>
-        <w:t xml:space="preserve">Modifica comportamento pulsante 'Reimposta filtri' (non viene più eseguita automaticamente una ricerca senza filtri); </w:t>
-      </w:r>
-    </w:p>
-    <w:p>
-      <w:pPr>
-        <w:pStyle w:val="Paragrafoelenco"/>
-        <w:numPr>
-          <w:ilvl w:val="0"/>
-          <w:numId w:val="59"/>
-        </w:numPr>
-      </w:pPr>
-      <w:r>
-        <w:t>Modifica comportamento data fine, quando viene impostata la data inizio (data fine non viene più impostata allo stesso valore di data inizio)</w:t>
+        <w:t>Scadenzario: funzione modifica scadenze pagate e risultati ricerca che rimangono invariati dopo le operazioni</w:t>
+      </w:r>
+    </w:p>
+    <w:p>
+      <w:pPr>
+        <w:pStyle w:val="Paragrafoelenco"/>
+        <w:numPr>
+          <w:ilvl w:val="0"/>
+          <w:numId w:val="53"/>
+        </w:numPr>
+      </w:pPr>
+      <w:r>
+        <w:t>Agenda: data selezionata che rimane anche dopo apertura altre pagine menù</w:t>
+      </w:r>
+    </w:p>
+    <w:p>
+      <w:pPr>
+        <w:pStyle w:val="Paragrafoelenco"/>
+        <w:numPr>
+          <w:ilvl w:val="0"/>
+          <w:numId w:val="53"/>
+        </w:numPr>
+      </w:pPr>
+      <w:r>
+        <w:t>Statistiche costi: filtro fatturato impostato di default</w:t>
       </w:r>
     </w:p>
     <w:p>
@@ -507,19 +1712,79 @@
         <w:pStyle w:val="Sottotitolo"/>
       </w:pPr>
       <w:r>
-        <w:t>Versione 1.87 del 05/10/2020</w:t>
-      </w:r>
-    </w:p>
-    <w:p>
-      <w:pPr>
-        <w:pStyle w:val="Paragrafoelenco"/>
-        <w:numPr>
-          <w:ilvl w:val="0"/>
-          <w:numId w:val="60"/>
-        </w:numPr>
-      </w:pPr>
-      <w:r>
-        <w:t>Aggiunta gestione Documenti di Trasporto con stampa PDF</w:t>
+        <w:t>Versione 1.79 del 05/05/2020</w:t>
+      </w:r>
+    </w:p>
+    <w:p>
+      <w:pPr>
+        <w:pStyle w:val="Paragrafoelenco"/>
+        <w:numPr>
+          <w:ilvl w:val="0"/>
+          <w:numId w:val="52"/>
+        </w:numPr>
+      </w:pPr>
+      <w:r>
+        <w:t xml:space="preserve">Ordinamento decrescente scadenze; </w:t>
+      </w:r>
+    </w:p>
+    <w:p>
+      <w:pPr>
+        <w:pStyle w:val="Paragrafoelenco"/>
+        <w:numPr>
+          <w:ilvl w:val="0"/>
+          <w:numId w:val="52"/>
+        </w:numPr>
+      </w:pPr>
+      <w:r>
+        <w:t xml:space="preserve">Data fine = data inizio negli intervalli; </w:t>
+      </w:r>
+    </w:p>
+    <w:p>
+      <w:pPr>
+        <w:pStyle w:val="Paragrafoelenco"/>
+        <w:numPr>
+          <w:ilvl w:val="0"/>
+          <w:numId w:val="52"/>
+        </w:numPr>
+      </w:pPr>
+      <w:r>
+        <w:t xml:space="preserve">data agenda in sessione; </w:t>
+      </w:r>
+    </w:p>
+    <w:p>
+      <w:pPr>
+        <w:pStyle w:val="Paragrafoelenco"/>
+        <w:numPr>
+          <w:ilvl w:val="0"/>
+          <w:numId w:val="52"/>
+        </w:numPr>
+      </w:pPr>
+      <w:r>
+        <w:t>Ricerca “like” numero fattura;</w:t>
+      </w:r>
+    </w:p>
+    <w:p>
+      <w:pPr>
+        <w:pStyle w:val="Paragrafoelenco"/>
+        <w:numPr>
+          <w:ilvl w:val="0"/>
+          <w:numId w:val="52"/>
+        </w:numPr>
+      </w:pPr>
+      <w:r>
+        <w:t>modificata pagina ricerca protocolli (invertiti campi);</w:t>
+      </w:r>
+    </w:p>
+    <w:p>
+      <w:pPr>
+        <w:pStyle w:val="Paragrafoelenco"/>
+        <w:numPr>
+          <w:ilvl w:val="0"/>
+          <w:numId w:val="52"/>
+        </w:numPr>
+      </w:pPr>
+      <w:r>
+        <w:t>Aggiunta pagina report collaboratori per giornata da menu report (NON completa);</w:t>
       </w:r>
     </w:p>
     <w:p>
@@ -527,48 +1792,55 @@
         <w:pStyle w:val="Sottotitolo"/>
       </w:pPr>
       <w:r>
-        <w:t>Versione 1.86 del 30/06/2020</w:t>
-      </w:r>
-    </w:p>
-    <w:p>
-      <w:pPr>
-        <w:pStyle w:val="Paragrafoelenco"/>
-        <w:numPr>
-          <w:ilvl w:val="0"/>
-          <w:numId w:val="59"/>
-        </w:numPr>
-      </w:pPr>
-      <w:r>
-        <w:t xml:space="preserve">Aggiunta selezione collaboratori e creazione file </w:t>
-      </w:r>
-      <w:proofErr w:type="spellStart"/>
-      <w:r>
-        <w:t>whatsapp</w:t>
-      </w:r>
-      <w:proofErr w:type="spellEnd"/>
-    </w:p>
-    <w:p>
-      <w:pPr>
-        <w:pStyle w:val="Paragrafoelenco"/>
-        <w:numPr>
-          <w:ilvl w:val="0"/>
-          <w:numId w:val="59"/>
-        </w:numPr>
-      </w:pPr>
-      <w:r>
-        <w:t>Statistiche costi, filtro fornitori</w:t>
-      </w:r>
-    </w:p>
-    <w:p>
-      <w:pPr>
-        <w:pStyle w:val="Paragrafoelenco"/>
-        <w:numPr>
-          <w:ilvl w:val="0"/>
-          <w:numId w:val="59"/>
-        </w:numPr>
-      </w:pPr>
-      <w:r>
-        <w:t>Ricerca Clienti/Fornitori, sostituiti campi ricerca Codice Fiscale e Referente con Comune e provincia</w:t>
+        <w:t xml:space="preserve">Versione 1.78 del </w:t>
+      </w:r>
+      <w:r>
+        <w:t>02</w:t>
+      </w:r>
+      <w:r>
+        <w:t>/0</w:t>
+      </w:r>
+      <w:r>
+        <w:t>5</w:t>
+      </w:r>
+      <w:r>
+        <w:t>/2020</w:t>
+      </w:r>
+    </w:p>
+    <w:p>
+      <w:pPr>
+        <w:pStyle w:val="Paragrafoelenco"/>
+        <w:numPr>
+          <w:ilvl w:val="0"/>
+          <w:numId w:val="52"/>
+        </w:numPr>
+      </w:pPr>
+      <w:r>
+        <w:t>Aggiunta statistica costi</w:t>
+      </w:r>
+    </w:p>
+    <w:p>
+      <w:pPr>
+        <w:pStyle w:val="Paragrafoelenco"/>
+        <w:numPr>
+          <w:ilvl w:val="0"/>
+          <w:numId w:val="52"/>
+        </w:numPr>
+      </w:pPr>
+      <w:r>
+        <w:t>Scadenzario: inserimento idPadre per gestire modifica scadenze splittate; inserimento importoVersatoIva e importoRiscossoIva nel db per risolvere bug di importi con decimali errati</w:t>
+      </w:r>
+    </w:p>
+    <w:p>
+      <w:pPr>
+        <w:pStyle w:val="Paragrafoelenco"/>
+        <w:numPr>
+          <w:ilvl w:val="0"/>
+          <w:numId w:val="52"/>
+        </w:numPr>
+      </w:pPr>
+      <w:r>
+        <w:t>Aggiunta stampa Riepilogo personale impegnato per giornata. (menù laterale destro)</w:t>
       </w:r>
     </w:p>
     <w:p>
@@ -576,60 +1848,43 @@
         <w:pStyle w:val="Sottotitolo"/>
       </w:pPr>
       <w:r>
-        <w:t>Versione 1.85 del 25/05/2020</w:t>
-      </w:r>
-    </w:p>
-    <w:p>
-      <w:pPr>
-        <w:pStyle w:val="Paragrafoelenco"/>
-        <w:numPr>
-          <w:ilvl w:val="0"/>
-          <w:numId w:val="58"/>
-        </w:numPr>
-      </w:pPr>
-      <w:r>
-        <w:t>Implementazione stato 'fatturato'</w:t>
-      </w:r>
-    </w:p>
-    <w:p>
-      <w:pPr>
-        <w:pStyle w:val="Paragrafoelenco"/>
-        <w:numPr>
-          <w:ilvl w:val="0"/>
-          <w:numId w:val="58"/>
-        </w:numPr>
-      </w:pPr>
-      <w:proofErr w:type="gramStart"/>
-      <w:r>
-        <w:t>numero</w:t>
-      </w:r>
-      <w:proofErr w:type="gramEnd"/>
-      <w:r>
-        <w:t xml:space="preserve"> fattura in anteprima e nel dettaglio lavorazione</w:t>
-      </w:r>
-    </w:p>
-    <w:p>
-      <w:pPr>
-        <w:pStyle w:val="Paragrafoelenco"/>
-        <w:numPr>
-          <w:ilvl w:val="0"/>
-          <w:numId w:val="58"/>
-        </w:numPr>
-      </w:pPr>
-      <w:r>
-        <w:t>Statistiche costi: aggiustamenti (da completare)</w:t>
-      </w:r>
-    </w:p>
-    <w:p>
-      <w:pPr>
-        <w:pStyle w:val="Paragrafoelenco"/>
-        <w:numPr>
-          <w:ilvl w:val="0"/>
-          <w:numId w:val="58"/>
-        </w:numPr>
-      </w:pPr>
-      <w:r>
-        <w:t>Scadenzario: ripristino data inizio lavorazione come data fattura</w:t>
+        <w:t>Versione 1.77 del 28/04/2020</w:t>
+      </w:r>
+    </w:p>
+    <w:p>
+      <w:pPr>
+        <w:pStyle w:val="Paragrafoelenco"/>
+        <w:numPr>
+          <w:ilvl w:val="0"/>
+          <w:numId w:val="51"/>
+        </w:numPr>
+      </w:pPr>
+      <w:r>
+        <w:t xml:space="preserve">Scadenzario: inserimento tipologia pagamento (banca); </w:t>
+      </w:r>
+    </w:p>
+    <w:p>
+      <w:pPr>
+        <w:pStyle w:val="Paragrafoelenco"/>
+        <w:numPr>
+          <w:ilvl w:val="0"/>
+          <w:numId w:val="51"/>
+        </w:numPr>
+      </w:pPr>
+      <w:r>
+        <w:t>ottimizzazione campi vari</w:t>
+      </w:r>
+    </w:p>
+    <w:p>
+      <w:pPr>
+        <w:pStyle w:val="Paragrafoelenco"/>
+        <w:numPr>
+          <w:ilvl w:val="0"/>
+          <w:numId w:val="51"/>
+        </w:numPr>
+      </w:pPr>
+      <w:r>
+        <w:t>risolto bug range di date lavorazione su protocollo</w:t>
       </w:r>
     </w:p>
     <w:p>
@@ -637,31 +1892,31 @@
         <w:pStyle w:val="Sottotitolo"/>
       </w:pPr>
       <w:r>
-        <w:t>Versione 1.84 del 22/05/2020</w:t>
-      </w:r>
-    </w:p>
-    <w:p>
-      <w:pPr>
-        <w:pStyle w:val="Paragrafoelenco"/>
-        <w:numPr>
-          <w:ilvl w:val="0"/>
-          <w:numId w:val="57"/>
-        </w:numPr>
-      </w:pPr>
-      <w:r>
-        <w:t>Eliminazione Fattura – l’ultimo numero fattura viene ripristinato</w:t>
-      </w:r>
-    </w:p>
-    <w:p>
-      <w:pPr>
-        <w:pStyle w:val="Paragrafoelenco"/>
-        <w:numPr>
-          <w:ilvl w:val="0"/>
-          <w:numId w:val="57"/>
-        </w:numPr>
-      </w:pPr>
-      <w:r>
-        <w:t>Protocollo, ricerca nominativo Collaboratori (previa selezione da combo box “Clienti/Collaboratori”)</w:t>
+        <w:t>Versione 1.76 del 25/04/2020</w:t>
+      </w:r>
+    </w:p>
+    <w:p>
+      <w:pPr>
+        <w:pStyle w:val="Paragrafoelenco"/>
+        <w:numPr>
+          <w:ilvl w:val="0"/>
+          <w:numId w:val="50"/>
+        </w:numPr>
+      </w:pPr>
+      <w:r>
+        <w:t xml:space="preserve">Aggiunta funzionalità 'saldo totale' nello scadenzario; </w:t>
+      </w:r>
+    </w:p>
+    <w:p>
+      <w:pPr>
+        <w:pStyle w:val="Paragrafoelenco"/>
+        <w:numPr>
+          <w:ilvl w:val="0"/>
+          <w:numId w:val="50"/>
+        </w:numPr>
+      </w:pPr>
+      <w:r>
+        <w:t>Adeguamento scadenzario alla nuova tabella tipi_banche</w:t>
       </w:r>
     </w:p>
     <w:p>
@@ -669,31 +1924,52 @@
         <w:pStyle w:val="Sottotitolo"/>
       </w:pPr>
       <w:r>
-        <w:t>Versione 1.83 del 20/05/2020</w:t>
-      </w:r>
-    </w:p>
-    <w:p>
-      <w:pPr>
-        <w:pStyle w:val="Paragrafoelenco"/>
-        <w:numPr>
-          <w:ilvl w:val="0"/>
-          <w:numId w:val="56"/>
-        </w:numPr>
-      </w:pPr>
-      <w:r>
-        <w:t>Aggiunta Cancellazione Fattura e Rate Scadenzario associate dal dettaglio Lavorazione.</w:t>
-      </w:r>
-    </w:p>
-    <w:p>
-      <w:pPr>
-        <w:pStyle w:val="Paragrafoelenco"/>
-        <w:numPr>
-          <w:ilvl w:val="0"/>
-          <w:numId w:val="56"/>
-        </w:numPr>
-      </w:pPr>
-      <w:r>
-        <w:t>Statistiche Costi, raggruppamento in categorie</w:t>
+        <w:t>Versione 1.</w:t>
+      </w:r>
+      <w:r>
+        <w:t>75</w:t>
+      </w:r>
+      <w:r>
+        <w:t xml:space="preserve"> del </w:t>
+      </w:r>
+      <w:r>
+        <w:t>23</w:t>
+      </w:r>
+      <w:r>
+        <w:t>/</w:t>
+      </w:r>
+      <w:r>
+        <w:t>04</w:t>
+      </w:r>
+      <w:r>
+        <w:t>/20</w:t>
+      </w:r>
+      <w:r>
+        <w:t>20</w:t>
+      </w:r>
+    </w:p>
+    <w:p>
+      <w:pPr>
+        <w:pStyle w:val="Paragrafoelenco"/>
+        <w:numPr>
+          <w:ilvl w:val="0"/>
+          <w:numId w:val="50"/>
+        </w:numPr>
+      </w:pPr>
+      <w:r>
+        <w:t>Aggiunto campo ritenuta di acconto in report collaboratori</w:t>
+      </w:r>
+    </w:p>
+    <w:p>
+      <w:pPr>
+        <w:pStyle w:val="Paragrafoelenco"/>
+        <w:numPr>
+          <w:ilvl w:val="0"/>
+          <w:numId w:val="50"/>
+        </w:numPr>
+      </w:pPr>
+      <w:r>
+        <w:t>File allegato in statistiche ricavi</w:t>
       </w:r>
     </w:p>
     <w:p>
@@ -701,31 +1977,79 @@
         <w:pStyle w:val="Sottotitolo"/>
       </w:pPr>
       <w:r>
-        <w:t>Versione 1.82 del 15/05/2020</w:t>
-      </w:r>
-    </w:p>
-    <w:p>
-      <w:pPr>
-        <w:pStyle w:val="Paragrafoelenco"/>
-        <w:numPr>
-          <w:ilvl w:val="0"/>
-          <w:numId w:val="55"/>
-        </w:numPr>
-      </w:pPr>
-      <w:r>
-        <w:t>Modifica data in inserimento scadenzario</w:t>
-      </w:r>
-    </w:p>
-    <w:p>
-      <w:pPr>
-        <w:pStyle w:val="Paragrafoelenco"/>
-        <w:numPr>
-          <w:ilvl w:val="0"/>
-          <w:numId w:val="55"/>
-        </w:numPr>
-      </w:pPr>
-      <w:r>
-        <w:t>Aggiunto report Popup Collaboratori per giorno su pagina Agenda e su dettaglio Lavorazione</w:t>
+        <w:t>Versione 1.</w:t>
+      </w:r>
+      <w:r>
+        <w:t>74</w:t>
+      </w:r>
+      <w:r>
+        <w:t xml:space="preserve"> del </w:t>
+      </w:r>
+      <w:r>
+        <w:t>20</w:t>
+      </w:r>
+      <w:r>
+        <w:t>/</w:t>
+      </w:r>
+      <w:r>
+        <w:t>04</w:t>
+      </w:r>
+      <w:r>
+        <w:t>/20</w:t>
+      </w:r>
+      <w:r>
+        <w:t>20</w:t>
+      </w:r>
+    </w:p>
+    <w:p>
+      <w:pPr>
+        <w:pStyle w:val="Paragrafoelenco"/>
+        <w:numPr>
+          <w:ilvl w:val="0"/>
+          <w:numId w:val="49"/>
+        </w:numPr>
+      </w:pPr>
+      <w:r>
+        <w:t>Ripristinata ricerca protocollo con campi testo</w:t>
+      </w:r>
+    </w:p>
+    <w:p>
+      <w:pPr>
+        <w:pStyle w:val="Paragrafoelenco"/>
+        <w:numPr>
+          <w:ilvl w:val="0"/>
+          <w:numId w:val="49"/>
+        </w:numPr>
+      </w:pPr>
+      <w:r>
+        <w:t xml:space="preserve">Aggiunta in tabelle la gestione </w:t>
+      </w:r>
+      <w:r>
+        <w:t>Tipologie Banca Scadenzario</w:t>
+      </w:r>
+    </w:p>
+    <w:p>
+      <w:pPr>
+        <w:pStyle w:val="Paragrafoelenco"/>
+        <w:numPr>
+          <w:ilvl w:val="0"/>
+          <w:numId w:val="49"/>
+        </w:numPr>
+      </w:pPr>
+      <w:r>
+        <w:t>Aggiunta possibilità di selezionare nello Scadenzario i valori presenti nella Tipologia Banca</w:t>
+      </w:r>
+    </w:p>
+    <w:p>
+      <w:pPr>
+        <w:pStyle w:val="Paragrafoelenco"/>
+        <w:numPr>
+          <w:ilvl w:val="0"/>
+          <w:numId w:val="49"/>
+        </w:numPr>
+      </w:pPr>
+      <w:r>
+        <w:t>Aggiustamenti importi Scadenzario</w:t>
       </w:r>
     </w:p>
     <w:p>
@@ -733,37 +2057,73 @@
         <w:pStyle w:val="Sottotitolo"/>
       </w:pPr>
       <w:r>
-        <w:t>Versione 1.81 del 1</w:t>
-      </w:r>
-      <w:r>
-        <w:t>1</w:t>
-      </w:r>
-      <w:r>
-        <w:t>/05/2020</w:t>
-      </w:r>
-    </w:p>
-    <w:p>
-      <w:pPr>
-        <w:pStyle w:val="Paragrafoelenco"/>
-        <w:numPr>
-          <w:ilvl w:val="0"/>
-          <w:numId w:val="54"/>
-        </w:numPr>
-      </w:pPr>
-      <w:r>
-        <w:t>Sistemazione Scadenzario</w:t>
-      </w:r>
-    </w:p>
-    <w:p>
-      <w:pPr>
-        <w:pStyle w:val="Paragrafoelenco"/>
-        <w:numPr>
-          <w:ilvl w:val="0"/>
-          <w:numId w:val="54"/>
-        </w:numPr>
-      </w:pPr>
-      <w:r>
-        <w:t>Completato Report Collaboratori per giornata</w:t>
+        <w:t>Versione 1.</w:t>
+      </w:r>
+      <w:r>
+        <w:t>73</w:t>
+      </w:r>
+      <w:r>
+        <w:t xml:space="preserve"> del </w:t>
+      </w:r>
+      <w:r>
+        <w:t>19</w:t>
+      </w:r>
+      <w:r>
+        <w:t>/</w:t>
+      </w:r>
+      <w:r>
+        <w:t>04</w:t>
+      </w:r>
+      <w:r>
+        <w:t>/20</w:t>
+      </w:r>
+      <w:r>
+        <w:t>20</w:t>
+      </w:r>
+    </w:p>
+    <w:p>
+      <w:pPr>
+        <w:pStyle w:val="Paragrafoelenco"/>
+        <w:numPr>
+          <w:ilvl w:val="0"/>
+          <w:numId w:val="48"/>
+        </w:numPr>
+      </w:pPr>
+      <w:r>
+        <w:t>Statistiche: aggiunto elenco contratti, visualizzazione degli importi lordi invece di quelli netti, soluzione bug nei filtri</w:t>
+      </w:r>
+      <w:r>
+        <w:t>.</w:t>
+      </w:r>
+    </w:p>
+    <w:p>
+      <w:pPr>
+        <w:pStyle w:val="Paragrafoelenco"/>
+        <w:numPr>
+          <w:ilvl w:val="0"/>
+          <w:numId w:val="48"/>
+        </w:numPr>
+      </w:pPr>
+      <w:r>
+        <w:t>Scadenzario: visualizzazione importi lordi al posto di quelli netti nella griglia; in inserimento e modifica viene adesso impostato importo lordo e da quello calcolato il netto</w:t>
+      </w:r>
+      <w:r>
+        <w:t>.</w:t>
+      </w:r>
+    </w:p>
+    <w:p>
+      <w:pPr>
+        <w:pStyle w:val="Paragrafoelenco"/>
+        <w:numPr>
+          <w:ilvl w:val="0"/>
+          <w:numId w:val="48"/>
+        </w:numPr>
+      </w:pPr>
+      <w:r>
+        <w:t>Protocollo: modificato ordine filtri; produzione, lavorazione e cliente visualizzati come elenchi con campo ricerca</w:t>
+      </w:r>
+      <w:r>
+        <w:t>.</w:t>
       </w:r>
     </w:p>
     <w:p>
@@ -771,43 +2131,47 @@
         <w:pStyle w:val="Sottotitolo"/>
       </w:pPr>
       <w:r>
-        <w:t>Versione 1.80 del 08/05/2020</w:t>
-      </w:r>
-    </w:p>
-    <w:p>
-      <w:pPr>
-        <w:pStyle w:val="Paragrafoelenco"/>
-        <w:numPr>
-          <w:ilvl w:val="0"/>
-          <w:numId w:val="53"/>
-        </w:numPr>
-      </w:pPr>
-      <w:r>
-        <w:t>Scadenzario: funzione modifica scadenze pagate e risultati ricerca che rimangono invariati dopo le operazioni</w:t>
-      </w:r>
-    </w:p>
-    <w:p>
-      <w:pPr>
-        <w:pStyle w:val="Paragrafoelenco"/>
-        <w:numPr>
-          <w:ilvl w:val="0"/>
-          <w:numId w:val="53"/>
-        </w:numPr>
-      </w:pPr>
-      <w:r>
-        <w:t>Agenda: data selezionata che rimane anche dopo apertura altre pagine menù</w:t>
-      </w:r>
-    </w:p>
-    <w:p>
-      <w:pPr>
-        <w:pStyle w:val="Paragrafoelenco"/>
-        <w:numPr>
-          <w:ilvl w:val="0"/>
-          <w:numId w:val="53"/>
-        </w:numPr>
-      </w:pPr>
-      <w:r>
-        <w:t>Statistiche costi: filtro fatturato impostato di default</w:t>
+        <w:t>Versione 1.</w:t>
+      </w:r>
+      <w:r>
+        <w:t>72</w:t>
+      </w:r>
+      <w:r>
+        <w:t xml:space="preserve"> del </w:t>
+      </w:r>
+      <w:r>
+        <w:t>16</w:t>
+      </w:r>
+      <w:r>
+        <w:t>/</w:t>
+      </w:r>
+      <w:r>
+        <w:t>04</w:t>
+      </w:r>
+      <w:r>
+        <w:t>/20</w:t>
+      </w:r>
+      <w:r>
+        <w:t>20</w:t>
+      </w:r>
+    </w:p>
+    <w:p>
+      <w:pPr>
+        <w:pStyle w:val="Paragrafoelenco"/>
+        <w:numPr>
+          <w:ilvl w:val="0"/>
+          <w:numId w:val="48"/>
+        </w:numPr>
+      </w:pPr>
+      <w:r>
+        <w:lastRenderedPageBreak/>
+        <w:t xml:space="preserve">Aggiunta </w:t>
+      </w:r>
+      <w:r>
+        <w:t xml:space="preserve">voce </w:t>
+      </w:r>
+      <w:r>
+        <w:t>Statistica ricavi sotto al menù STATISTICHE.</w:t>
       </w:r>
     </w:p>
     <w:p>
@@ -815,98 +2179,52 @@
         <w:pStyle w:val="Sottotitolo"/>
       </w:pPr>
       <w:r>
-        <w:t>Versione 1.79 del 05/05/2020</w:t>
-      </w:r>
-    </w:p>
-    <w:p>
-      <w:pPr>
-        <w:pStyle w:val="Paragrafoelenco"/>
-        <w:numPr>
-          <w:ilvl w:val="0"/>
-          <w:numId w:val="52"/>
-        </w:numPr>
-      </w:pPr>
-      <w:r>
-        <w:t xml:space="preserve">Ordinamento decrescente scadenze; </w:t>
-      </w:r>
-    </w:p>
-    <w:p>
-      <w:pPr>
-        <w:pStyle w:val="Paragrafoelenco"/>
-        <w:numPr>
-          <w:ilvl w:val="0"/>
-          <w:numId w:val="52"/>
-        </w:numPr>
-      </w:pPr>
-      <w:r>
-        <w:t xml:space="preserve">Data fine = data inizio negli intervalli; </w:t>
-      </w:r>
-    </w:p>
-    <w:p>
-      <w:pPr>
-        <w:pStyle w:val="Paragrafoelenco"/>
-        <w:numPr>
-          <w:ilvl w:val="0"/>
-          <w:numId w:val="52"/>
-        </w:numPr>
-      </w:pPr>
-      <w:proofErr w:type="gramStart"/>
-      <w:r>
-        <w:t>data</w:t>
-      </w:r>
-      <w:proofErr w:type="gramEnd"/>
-      <w:r>
-        <w:t xml:space="preserve"> agenda in sessione; </w:t>
-      </w:r>
-    </w:p>
-    <w:p>
-      <w:pPr>
-        <w:pStyle w:val="Paragrafoelenco"/>
-        <w:numPr>
-          <w:ilvl w:val="0"/>
-          <w:numId w:val="52"/>
-        </w:numPr>
-      </w:pPr>
-      <w:r>
-        <w:t>Ricerca “</w:t>
-      </w:r>
-      <w:proofErr w:type="spellStart"/>
-      <w:r>
-        <w:t>like</w:t>
-      </w:r>
-      <w:proofErr w:type="spellEnd"/>
-      <w:r>
-        <w:t>” numero fattura;</w:t>
-      </w:r>
-    </w:p>
-    <w:p>
-      <w:pPr>
-        <w:pStyle w:val="Paragrafoelenco"/>
-        <w:numPr>
-          <w:ilvl w:val="0"/>
-          <w:numId w:val="52"/>
-        </w:numPr>
-      </w:pPr>
-      <w:proofErr w:type="gramStart"/>
-      <w:r>
-        <w:lastRenderedPageBreak/>
-        <w:t>modificata</w:t>
-      </w:r>
-      <w:proofErr w:type="gramEnd"/>
-      <w:r>
-        <w:t xml:space="preserve"> pagina ricerca protocolli (invertiti campi);</w:t>
-      </w:r>
-    </w:p>
-    <w:p>
-      <w:pPr>
-        <w:pStyle w:val="Paragrafoelenco"/>
-        <w:numPr>
-          <w:ilvl w:val="0"/>
-          <w:numId w:val="52"/>
-        </w:numPr>
-      </w:pPr>
-      <w:r>
-        <w:t>Aggiunta pagina report collaboratori per giornata da menu report (NON completa);</w:t>
+        <w:t>Versione 1.</w:t>
+      </w:r>
+      <w:r>
+        <w:t>71</w:t>
+      </w:r>
+      <w:r>
+        <w:t xml:space="preserve"> del </w:t>
+      </w:r>
+      <w:r>
+        <w:t>13</w:t>
+      </w:r>
+      <w:r>
+        <w:t>/</w:t>
+      </w:r>
+      <w:r>
+        <w:t>04</w:t>
+      </w:r>
+      <w:r>
+        <w:t>/20</w:t>
+      </w:r>
+      <w:r>
+        <w:t>20</w:t>
+      </w:r>
+    </w:p>
+    <w:p>
+      <w:pPr>
+        <w:pStyle w:val="Paragrafoelenco"/>
+        <w:numPr>
+          <w:ilvl w:val="0"/>
+          <w:numId w:val="48"/>
+        </w:numPr>
+      </w:pPr>
+      <w:r>
+        <w:t>Modifiche Menù, voce report tltime spostata sotto Report, aggiunti 3 bottoni di accesso ra</w:t>
+      </w:r>
+      <w:r>
+        <w:t xml:space="preserve">pido nel menù di destra in basso, sotto FILTRO </w:t>
+      </w:r>
+      <w:r>
+        <w:t xml:space="preserve">COLONNE </w:t>
+      </w:r>
+      <w:r>
+        <w:t>AGENDA</w:t>
+      </w:r>
+      <w:r>
+        <w:t>.</w:t>
       </w:r>
     </w:p>
     <w:p>
@@ -914,95 +2232,81 @@
         <w:pStyle w:val="Sottotitolo"/>
       </w:pPr>
       <w:r>
-        <w:t xml:space="preserve">Versione 1.78 del </w:t>
+        <w:t>Versione 1.</w:t>
+      </w:r>
+      <w:r>
+        <w:t>70</w:t>
+      </w:r>
+      <w:r>
+        <w:t xml:space="preserve"> del </w:t>
+      </w:r>
+      <w:r>
+        <w:t>15</w:t>
+      </w:r>
+      <w:r>
+        <w:t>/</w:t>
+      </w:r>
+      <w:r>
+        <w:t>03</w:t>
+      </w:r>
+      <w:r>
+        <w:t>/20</w:t>
+      </w:r>
+      <w:r>
+        <w:t>20</w:t>
+      </w:r>
+    </w:p>
+    <w:p>
+      <w:pPr>
+        <w:pStyle w:val="Paragrafoelenco"/>
+        <w:numPr>
+          <w:ilvl w:val="0"/>
+          <w:numId w:val="47"/>
+        </w:numPr>
+      </w:pPr>
+      <w:r>
+        <w:t>Aggiornamento scadenzario</w:t>
+      </w:r>
+    </w:p>
+    <w:p>
+      <w:pPr>
+        <w:pStyle w:val="Sottotitolo"/>
+      </w:pPr>
+      <w:r>
+        <w:t>Versione 1.</w:t>
+      </w:r>
+      <w:r>
+        <w:t>69</w:t>
+      </w:r>
+      <w:r>
+        <w:t xml:space="preserve"> del </w:t>
       </w:r>
       <w:r>
         <w:t>02</w:t>
       </w:r>
       <w:r>
-        <w:t>/0</w:t>
-      </w:r>
-      <w:r>
-        <w:t>5</w:t>
-      </w:r>
-      <w:r>
-        <w:t>/2020</w:t>
-      </w:r>
-    </w:p>
-    <w:p>
-      <w:pPr>
-        <w:pStyle w:val="Paragrafoelenco"/>
-        <w:numPr>
-          <w:ilvl w:val="0"/>
-          <w:numId w:val="52"/>
-        </w:numPr>
-      </w:pPr>
-      <w:r>
-        <w:t>Aggiunta statistica costi</w:t>
-      </w:r>
-    </w:p>
-    <w:p>
-      <w:pPr>
-        <w:pStyle w:val="Paragrafoelenco"/>
-        <w:numPr>
-          <w:ilvl w:val="0"/>
-          <w:numId w:val="52"/>
-        </w:numPr>
-      </w:pPr>
-      <w:r>
-        <w:t xml:space="preserve">Scadenzario: inserimento </w:t>
-      </w:r>
-      <w:proofErr w:type="spellStart"/>
-      <w:r>
-        <w:t>idPadre</w:t>
-      </w:r>
-      <w:proofErr w:type="spellEnd"/>
-      <w:r>
-        <w:t xml:space="preserve"> per gestire modifica scadenze </w:t>
-      </w:r>
-      <w:proofErr w:type="spellStart"/>
-      <w:r>
-        <w:t>splittate</w:t>
-      </w:r>
-      <w:proofErr w:type="spellEnd"/>
-      <w:r>
-        <w:t xml:space="preserve">; inserimento </w:t>
-      </w:r>
-      <w:proofErr w:type="spellStart"/>
-      <w:r>
-        <w:t>importoVersatoIva</w:t>
-      </w:r>
-      <w:proofErr w:type="spellEnd"/>
-      <w:r>
-        <w:t xml:space="preserve"> e </w:t>
-      </w:r>
-      <w:proofErr w:type="spellStart"/>
-      <w:r>
-        <w:t>importoRiscossoIva</w:t>
-      </w:r>
-      <w:proofErr w:type="spellEnd"/>
-      <w:r>
-        <w:t xml:space="preserve"> nel db per risolvere bug di importi con decimali errati</w:t>
-      </w:r>
-    </w:p>
-    <w:p>
-      <w:pPr>
-        <w:pStyle w:val="Paragrafoelenco"/>
-        <w:numPr>
-          <w:ilvl w:val="0"/>
-          <w:numId w:val="52"/>
-        </w:numPr>
-      </w:pPr>
-      <w:r>
-        <w:t>Aggiunta stampa Riepilogo personale impegnato per giornata. (</w:t>
-      </w:r>
-      <w:proofErr w:type="gramStart"/>
-      <w:r>
-        <w:t>menù</w:t>
-      </w:r>
-      <w:proofErr w:type="gramEnd"/>
-      <w:r>
-        <w:t xml:space="preserve"> laterale destro)</w:t>
+        <w:t>/</w:t>
+      </w:r>
+      <w:r>
+        <w:t>03</w:t>
+      </w:r>
+      <w:r>
+        <w:t>/20</w:t>
+      </w:r>
+      <w:r>
+        <w:t>20</w:t>
+      </w:r>
+    </w:p>
+    <w:p>
+      <w:pPr>
+        <w:pStyle w:val="Paragrafoelenco"/>
+        <w:numPr>
+          <w:ilvl w:val="0"/>
+          <w:numId w:val="46"/>
+        </w:numPr>
+      </w:pPr>
+      <w:r>
+        <w:t>Aggiunta modifica data Fattura su stampa Fattura</w:t>
       </w:r>
     </w:p>
     <w:p>
@@ -1010,61 +2314,46 @@
         <w:pStyle w:val="Sottotitolo"/>
       </w:pPr>
       <w:r>
-        <w:t>Versione 1.77 del 28/04/2020</w:t>
-      </w:r>
-    </w:p>
-    <w:p>
-      <w:pPr>
-        <w:pStyle w:val="Paragrafoelenco"/>
-        <w:numPr>
-          <w:ilvl w:val="0"/>
-          <w:numId w:val="51"/>
-        </w:numPr>
-      </w:pPr>
-      <w:r>
-        <w:t xml:space="preserve">Scadenzario: inserimento tipologia pagamento (banca); </w:t>
-      </w:r>
-    </w:p>
-    <w:p>
-      <w:pPr>
-        <w:pStyle w:val="Paragrafoelenco"/>
-        <w:numPr>
-          <w:ilvl w:val="0"/>
-          <w:numId w:val="51"/>
-        </w:numPr>
-      </w:pPr>
-      <w:proofErr w:type="gramStart"/>
-      <w:r>
-        <w:t>ottimizzazione</w:t>
-      </w:r>
-      <w:proofErr w:type="gramEnd"/>
-      <w:r>
-        <w:t xml:space="preserve"> campi vari</w:t>
-      </w:r>
-    </w:p>
-    <w:p>
-      <w:pPr>
-        <w:pStyle w:val="Paragrafoelenco"/>
-        <w:numPr>
-          <w:ilvl w:val="0"/>
-          <w:numId w:val="51"/>
-        </w:numPr>
-      </w:pPr>
-      <w:proofErr w:type="gramStart"/>
-      <w:r>
-        <w:t>risolto</w:t>
-      </w:r>
-      <w:proofErr w:type="gramEnd"/>
-      <w:r>
-        <w:t xml:space="preserve"> bug </w:t>
-      </w:r>
-      <w:proofErr w:type="spellStart"/>
-      <w:r>
-        <w:t>range</w:t>
-      </w:r>
-      <w:proofErr w:type="spellEnd"/>
-      <w:r>
-        <w:t xml:space="preserve"> di date lavorazione su protocollo</w:t>
+        <w:t>Versione 1.</w:t>
+      </w:r>
+      <w:r>
+        <w:t>68</w:t>
+      </w:r>
+      <w:r>
+        <w:t xml:space="preserve"> del </w:t>
+      </w:r>
+      <w:r>
+        <w:t>29</w:t>
+      </w:r>
+      <w:r>
+        <w:t>/</w:t>
+      </w:r>
+      <w:r>
+        <w:t>02</w:t>
+      </w:r>
+      <w:r>
+        <w:t>/20</w:t>
+      </w:r>
+      <w:r>
+        <w:t>20</w:t>
+      </w:r>
+    </w:p>
+    <w:p>
+      <w:pPr>
+        <w:pStyle w:val="Paragrafoelenco"/>
+        <w:numPr>
+          <w:ilvl w:val="0"/>
+          <w:numId w:val="45"/>
+        </w:numPr>
+      </w:pPr>
+      <w:r>
+        <w:t>Completata funzionalità gestione Magazzino per Lavorazione con stampa PDF</w:t>
+      </w:r>
+      <w:r>
+        <w:t xml:space="preserve"> (Tasto MAGAZZINO su pagina Lavorazione)</w:t>
+      </w:r>
+      <w:r>
+        <w:t>.</w:t>
       </w:r>
     </w:p>
     <w:p>
@@ -1072,37 +2361,41 @@
         <w:pStyle w:val="Sottotitolo"/>
       </w:pPr>
       <w:r>
-        <w:t>Versione 1.76 del 25/04/2020</w:t>
-      </w:r>
-    </w:p>
-    <w:p>
-      <w:pPr>
-        <w:pStyle w:val="Paragrafoelenco"/>
-        <w:numPr>
-          <w:ilvl w:val="0"/>
-          <w:numId w:val="50"/>
-        </w:numPr>
-      </w:pPr>
-      <w:r>
-        <w:t xml:space="preserve">Aggiunta funzionalità 'saldo totale' nello scadenzario; </w:t>
-      </w:r>
-    </w:p>
-    <w:p>
-      <w:pPr>
-        <w:pStyle w:val="Paragrafoelenco"/>
-        <w:numPr>
-          <w:ilvl w:val="0"/>
-          <w:numId w:val="50"/>
-        </w:numPr>
-      </w:pPr>
-      <w:r>
-        <w:t xml:space="preserve">Adeguamento scadenzario alla nuova tabella </w:t>
-      </w:r>
-      <w:proofErr w:type="spellStart"/>
-      <w:r>
-        <w:t>tipi_banche</w:t>
-      </w:r>
-      <w:proofErr w:type="spellEnd"/>
+        <w:t>Versione 1.</w:t>
+      </w:r>
+      <w:r>
+        <w:t>67</w:t>
+      </w:r>
+      <w:r>
+        <w:t xml:space="preserve"> del </w:t>
+      </w:r>
+      <w:r>
+        <w:t>05</w:t>
+      </w:r>
+      <w:r>
+        <w:t>/</w:t>
+      </w:r>
+      <w:r>
+        <w:t>02</w:t>
+      </w:r>
+      <w:r>
+        <w:t>/20</w:t>
+      </w:r>
+      <w:r>
+        <w:t>20</w:t>
+      </w:r>
+    </w:p>
+    <w:p>
+      <w:pPr>
+        <w:pStyle w:val="Paragrafoelenco"/>
+        <w:numPr>
+          <w:ilvl w:val="0"/>
+          <w:numId w:val="44"/>
+        </w:numPr>
+      </w:pPr>
+      <w:r>
+        <w:t>Sistemazione nota spese; Aggiunta pulsante annulla per chiudere evento senza salvare; gestione import in piano esterno quando una fig prof viene modificata in dett economico</w:t>
+      </w:r>
     </w:p>
     <w:p>
       <w:pPr>
@@ -1112,19 +2405,19 @@
         <w:t>Versione 1.</w:t>
       </w:r>
       <w:r>
-        <w:t>75</w:t>
+        <w:t>66</w:t>
       </w:r>
       <w:r>
         <w:t xml:space="preserve"> del </w:t>
       </w:r>
       <w:r>
-        <w:t>23</w:t>
+        <w:t>01</w:t>
       </w:r>
       <w:r>
         <w:t>/</w:t>
       </w:r>
       <w:r>
-        <w:t>04</w:t>
+        <w:t>02</w:t>
       </w:r>
       <w:r>
         <w:t>/20</w:t>
@@ -1138,23 +2431,35 @@
         <w:pStyle w:val="Paragrafoelenco"/>
         <w:numPr>
           <w:ilvl w:val="0"/>
-          <w:numId w:val="50"/>
-        </w:numPr>
-      </w:pPr>
-      <w:r>
-        <w:t>Aggiunto campo ritenuta di acconto in report collaboratori</w:t>
-      </w:r>
-    </w:p>
-    <w:p>
-      <w:pPr>
-        <w:pStyle w:val="Paragrafoelenco"/>
-        <w:numPr>
-          <w:ilvl w:val="0"/>
-          <w:numId w:val="50"/>
-        </w:numPr>
-      </w:pPr>
-      <w:r>
-        <w:t>File allegato in statistiche ricavi</w:t>
+          <w:numId w:val="43"/>
+        </w:numPr>
+      </w:pPr>
+      <w:r>
+        <w:t>Magazzino, campo gruppo dipendente da sub categoria</w:t>
+      </w:r>
+    </w:p>
+    <w:p>
+      <w:pPr>
+        <w:pStyle w:val="Paragrafoelenco"/>
+        <w:numPr>
+          <w:ilvl w:val="0"/>
+          <w:numId w:val="43"/>
+        </w:numPr>
+      </w:pPr>
+      <w:r>
+        <w:t>Nome Pdf fattura con Numero Fattura e non Codice Evento</w:t>
+      </w:r>
+    </w:p>
+    <w:p>
+      <w:pPr>
+        <w:pStyle w:val="Paragrafoelenco"/>
+        <w:numPr>
+          <w:ilvl w:val="0"/>
+          <w:numId w:val="43"/>
+        </w:numPr>
+      </w:pPr>
+      <w:r>
+        <w:t>Report collaboratori, totale in alto.</w:t>
       </w:r>
     </w:p>
     <w:p>
@@ -1165,19 +2470,72 @@
         <w:t>Versione 1.</w:t>
       </w:r>
       <w:r>
-        <w:t>74</w:t>
+        <w:t>65</w:t>
       </w:r>
       <w:r>
         <w:t xml:space="preserve"> del </w:t>
       </w:r>
       <w:r>
+        <w:t>27</w:t>
+      </w:r>
+      <w:r>
+        <w:t>/</w:t>
+      </w:r>
+      <w:r>
+        <w:t>01</w:t>
+      </w:r>
+      <w:r>
+        <w:t>/20</w:t>
+      </w:r>
+      <w:r>
         <w:t>20</w:t>
       </w:r>
+    </w:p>
+    <w:p>
+      <w:pPr>
+        <w:pStyle w:val="Paragrafoelenco"/>
+        <w:numPr>
+          <w:ilvl w:val="0"/>
+          <w:numId w:val="42"/>
+        </w:numPr>
+      </w:pPr>
+      <w:r>
+        <w:t>Ricerca con filtro, Riepilogo e Stampa Collaboratori</w:t>
+      </w:r>
+    </w:p>
+    <w:p>
+      <w:pPr>
+        <w:pStyle w:val="Paragrafoelenco"/>
+        <w:numPr>
+          <w:ilvl w:val="0"/>
+          <w:numId w:val="42"/>
+        </w:numPr>
+      </w:pPr>
+      <w:r>
+        <w:t>Ricerca con filtro, Riepilogo e Stampa per Consulente del Lavoro</w:t>
+      </w:r>
+    </w:p>
+    <w:p>
+      <w:pPr>
+        <w:pStyle w:val="Sottotitolo"/>
+      </w:pPr>
+      <w:r>
+        <w:t>Versione 1.</w:t>
+      </w:r>
+      <w:r>
+        <w:t>64</w:t>
+      </w:r>
+      <w:r>
+        <w:t xml:space="preserve"> del </w:t>
+      </w:r>
+      <w:r>
+        <w:t>17</w:t>
+      </w:r>
       <w:r>
         <w:t>/</w:t>
       </w:r>
       <w:r>
-        <w:t>04</w:t>
+        <w:t>01</w:t>
       </w:r>
       <w:r>
         <w:t>/20</w:t>
@@ -1191,50 +2549,23 @@
         <w:pStyle w:val="Paragrafoelenco"/>
         <w:numPr>
           <w:ilvl w:val="0"/>
-          <w:numId w:val="49"/>
-        </w:numPr>
-      </w:pPr>
-      <w:r>
-        <w:t>Ripristinata ricerca protocollo con campi testo</w:t>
-      </w:r>
-    </w:p>
-    <w:p>
-      <w:pPr>
-        <w:pStyle w:val="Paragrafoelenco"/>
-        <w:numPr>
-          <w:ilvl w:val="0"/>
-          <w:numId w:val="49"/>
-        </w:numPr>
-      </w:pPr>
-      <w:r>
-        <w:t xml:space="preserve">Aggiunta in tabelle la gestione </w:t>
-      </w:r>
-      <w:r>
-        <w:t>Tipologie Banca Scadenzario</w:t>
-      </w:r>
-    </w:p>
-    <w:p>
-      <w:pPr>
-        <w:pStyle w:val="Paragrafoelenco"/>
-        <w:numPr>
-          <w:ilvl w:val="0"/>
-          <w:numId w:val="49"/>
-        </w:numPr>
-      </w:pPr>
-      <w:r>
-        <w:t>Aggiunta possibilità di selezionare nello Scadenzario i valori presenti nella Tipologia Banca</w:t>
-      </w:r>
-    </w:p>
-    <w:p>
-      <w:pPr>
-        <w:pStyle w:val="Paragrafoelenco"/>
-        <w:numPr>
-          <w:ilvl w:val="0"/>
-          <w:numId w:val="49"/>
-        </w:numPr>
-      </w:pPr>
-      <w:r>
-        <w:t>Aggiustamenti importi Scadenzario</w:t>
+          <w:numId w:val="41"/>
+        </w:numPr>
+      </w:pPr>
+      <w:r>
+        <w:t>Modifiche visualizzazione griglia magazzino</w:t>
+      </w:r>
+    </w:p>
+    <w:p>
+      <w:pPr>
+        <w:pStyle w:val="Paragrafoelenco"/>
+        <w:numPr>
+          <w:ilvl w:val="0"/>
+          <w:numId w:val="41"/>
+        </w:numPr>
+      </w:pPr>
+      <w:r>
+        <w:t>Modifiche pagina Scadenzario con totali</w:t>
       </w:r>
     </w:p>
     <w:p>
@@ -1245,19 +2576,19 @@
         <w:t>Versione 1.</w:t>
       </w:r>
       <w:r>
-        <w:t>73</w:t>
+        <w:t>63</w:t>
       </w:r>
       <w:r>
         <w:t xml:space="preserve"> del </w:t>
       </w:r>
       <w:r>
-        <w:t>19</w:t>
+        <w:t>15</w:t>
       </w:r>
       <w:r>
         <w:t>/</w:t>
       </w:r>
       <w:r>
-        <w:t>04</w:t>
+        <w:t>01</w:t>
       </w:r>
       <w:r>
         <w:t>/20</w:t>
@@ -1271,44 +2602,23 @@
         <w:pStyle w:val="Paragrafoelenco"/>
         <w:numPr>
           <w:ilvl w:val="0"/>
-          <w:numId w:val="48"/>
-        </w:numPr>
-      </w:pPr>
-      <w:r>
-        <w:t>Statistiche: aggiunto elenco contratti, visualizzazione degli importi lordi invece di quelli netti, soluzione bug nei filtri</w:t>
-      </w:r>
-      <w:r>
-        <w:t>.</w:t>
-      </w:r>
-    </w:p>
-    <w:p>
-      <w:pPr>
-        <w:pStyle w:val="Paragrafoelenco"/>
-        <w:numPr>
-          <w:ilvl w:val="0"/>
-          <w:numId w:val="48"/>
-        </w:numPr>
-      </w:pPr>
-      <w:r>
-        <w:t>Scadenzario: visualizzazione importi lordi al posto di quelli netti nella griglia; in inserimento e modifica viene adesso impostato importo lordo e da quello calcolato il netto</w:t>
-      </w:r>
-      <w:r>
-        <w:t>.</w:t>
-      </w:r>
-    </w:p>
-    <w:p>
-      <w:pPr>
-        <w:pStyle w:val="Paragrafoelenco"/>
-        <w:numPr>
-          <w:ilvl w:val="0"/>
-          <w:numId w:val="48"/>
-        </w:numPr>
-      </w:pPr>
-      <w:r>
-        <w:t>Protocollo: modificato ordine filtri; produzione, lavorazione e cliente visualizzati come elenchi con campo ricerca</w:t>
-      </w:r>
-      <w:r>
-        <w:t>.</w:t>
+          <w:numId w:val="40"/>
+        </w:numPr>
+      </w:pPr>
+      <w:r>
+        <w:t>Campo lavorazione modificabile in fase di offerta</w:t>
+      </w:r>
+    </w:p>
+    <w:p>
+      <w:pPr>
+        <w:pStyle w:val="Paragrafoelenco"/>
+        <w:numPr>
+          <w:ilvl w:val="0"/>
+          <w:numId w:val="40"/>
+        </w:numPr>
+      </w:pPr>
+      <w:r>
+        <w:t>Campo ID non visibile su elenco protocolli</w:t>
       </w:r>
     </w:p>
     <w:p>
@@ -1319,19 +2629,19 @@
         <w:t>Versione 1.</w:t>
       </w:r>
       <w:r>
-        <w:t>72</w:t>
+        <w:t>62</w:t>
       </w:r>
       <w:r>
         <w:t xml:space="preserve"> del </w:t>
       </w:r>
       <w:r>
-        <w:t>16</w:t>
+        <w:t>11</w:t>
       </w:r>
       <w:r>
         <w:t>/</w:t>
       </w:r>
       <w:r>
-        <w:t>04</w:t>
+        <w:t>01</w:t>
       </w:r>
       <w:r>
         <w:t>/20</w:t>
@@ -1345,17 +2655,11 @@
         <w:pStyle w:val="Paragrafoelenco"/>
         <w:numPr>
           <w:ilvl w:val="0"/>
-          <w:numId w:val="48"/>
-        </w:numPr>
-      </w:pPr>
-      <w:r>
-        <w:t xml:space="preserve">Aggiunta </w:t>
-      </w:r>
-      <w:r>
-        <w:t xml:space="preserve">voce </w:t>
-      </w:r>
-      <w:r>
-        <w:t>Statistica ricavi sotto al menù STATISTICHE.</w:t>
+          <w:numId w:val="39"/>
+        </w:numPr>
+      </w:pPr>
+      <w:r>
+        <w:t>Aggiustamenti pagina Magazzino</w:t>
       </w:r>
     </w:p>
     <w:p>
@@ -1366,531 +2670,18 @@
         <w:t>Versione 1.</w:t>
       </w:r>
       <w:r>
-        <w:t>71</w:t>
+        <w:t>61</w:t>
       </w:r>
       <w:r>
         <w:t xml:space="preserve"> del </w:t>
       </w:r>
       <w:r>
-        <w:t>13</w:t>
+        <w:t>29</w:t>
       </w:r>
       <w:r>
         <w:t>/</w:t>
       </w:r>
       <w:r>
-        <w:t>04</w:t>
-      </w:r>
-      <w:r>
-        <w:t>/20</w:t>
-      </w:r>
-      <w:r>
-        <w:t>20</w:t>
-      </w:r>
-    </w:p>
-    <w:p>
-      <w:pPr>
-        <w:pStyle w:val="Paragrafoelenco"/>
-        <w:numPr>
-          <w:ilvl w:val="0"/>
-          <w:numId w:val="48"/>
-        </w:numPr>
-      </w:pPr>
-      <w:r>
-        <w:t xml:space="preserve">Modifiche Menù, voce report </w:t>
-      </w:r>
-      <w:proofErr w:type="spellStart"/>
-      <w:r>
-        <w:t>tltime</w:t>
-      </w:r>
-      <w:proofErr w:type="spellEnd"/>
-      <w:r>
-        <w:t xml:space="preserve"> spostata sotto Report, aggiunti 3 bottoni di accesso ra</w:t>
-      </w:r>
-      <w:r>
-        <w:t xml:space="preserve">pido nel menù di destra in basso, sotto FILTRO </w:t>
-      </w:r>
-      <w:r>
-        <w:t xml:space="preserve">COLONNE </w:t>
-      </w:r>
-      <w:r>
-        <w:t>AGENDA</w:t>
-      </w:r>
-      <w:r>
-        <w:t>.</w:t>
-      </w:r>
-    </w:p>
-    <w:p>
-      <w:pPr>
-        <w:pStyle w:val="Sottotitolo"/>
-      </w:pPr>
-      <w:r>
-        <w:t>Versione 1.</w:t>
-      </w:r>
-      <w:r>
-        <w:t>70</w:t>
-      </w:r>
-      <w:r>
-        <w:t xml:space="preserve"> del </w:t>
-      </w:r>
-      <w:r>
-        <w:t>15</w:t>
-      </w:r>
-      <w:r>
-        <w:t>/</w:t>
-      </w:r>
-      <w:r>
-        <w:t>03</w:t>
-      </w:r>
-      <w:r>
-        <w:t>/20</w:t>
-      </w:r>
-      <w:r>
-        <w:t>20</w:t>
-      </w:r>
-    </w:p>
-    <w:p>
-      <w:pPr>
-        <w:pStyle w:val="Paragrafoelenco"/>
-        <w:numPr>
-          <w:ilvl w:val="0"/>
-          <w:numId w:val="47"/>
-        </w:numPr>
-      </w:pPr>
-      <w:r>
-        <w:t>Aggiornamento scadenzario</w:t>
-      </w:r>
-    </w:p>
-    <w:p>
-      <w:pPr>
-        <w:pStyle w:val="Sottotitolo"/>
-      </w:pPr>
-      <w:r>
-        <w:t>Versione 1.</w:t>
-      </w:r>
-      <w:r>
-        <w:t>69</w:t>
-      </w:r>
-      <w:r>
-        <w:t xml:space="preserve"> del </w:t>
-      </w:r>
-      <w:r>
-        <w:t>02</w:t>
-      </w:r>
-      <w:r>
-        <w:t>/</w:t>
-      </w:r>
-      <w:r>
-        <w:t>03</w:t>
-      </w:r>
-      <w:r>
-        <w:t>/20</w:t>
-      </w:r>
-      <w:r>
-        <w:t>20</w:t>
-      </w:r>
-    </w:p>
-    <w:p>
-      <w:pPr>
-        <w:pStyle w:val="Paragrafoelenco"/>
-        <w:numPr>
-          <w:ilvl w:val="0"/>
-          <w:numId w:val="46"/>
-        </w:numPr>
-      </w:pPr>
-      <w:r>
-        <w:lastRenderedPageBreak/>
-        <w:t>Aggiunta modifica data Fattura su stampa Fattura</w:t>
-      </w:r>
-    </w:p>
-    <w:p>
-      <w:pPr>
-        <w:pStyle w:val="Sottotitolo"/>
-      </w:pPr>
-      <w:r>
-        <w:t>Versione 1.</w:t>
-      </w:r>
-      <w:r>
-        <w:t>68</w:t>
-      </w:r>
-      <w:r>
-        <w:t xml:space="preserve"> del </w:t>
-      </w:r>
-      <w:r>
-        <w:t>29</w:t>
-      </w:r>
-      <w:r>
-        <w:t>/</w:t>
-      </w:r>
-      <w:r>
-        <w:t>02</w:t>
-      </w:r>
-      <w:r>
-        <w:t>/20</w:t>
-      </w:r>
-      <w:r>
-        <w:t>20</w:t>
-      </w:r>
-    </w:p>
-    <w:p>
-      <w:pPr>
-        <w:pStyle w:val="Paragrafoelenco"/>
-        <w:numPr>
-          <w:ilvl w:val="0"/>
-          <w:numId w:val="45"/>
-        </w:numPr>
-      </w:pPr>
-      <w:r>
-        <w:t>Completata funzionalità gestione Magazzino per Lavorazione con stampa PDF</w:t>
-      </w:r>
-      <w:r>
-        <w:t xml:space="preserve"> (Tasto MAGAZZINO su pagina Lavorazione)</w:t>
-      </w:r>
-      <w:r>
-        <w:t>.</w:t>
-      </w:r>
-    </w:p>
-    <w:p>
-      <w:pPr>
-        <w:pStyle w:val="Sottotitolo"/>
-      </w:pPr>
-      <w:r>
-        <w:t>Versione 1.</w:t>
-      </w:r>
-      <w:r>
-        <w:t>67</w:t>
-      </w:r>
-      <w:r>
-        <w:t xml:space="preserve"> del </w:t>
-      </w:r>
-      <w:r>
-        <w:t>05</w:t>
-      </w:r>
-      <w:r>
-        <w:t>/</w:t>
-      </w:r>
-      <w:r>
-        <w:t>02</w:t>
-      </w:r>
-      <w:r>
-        <w:t>/20</w:t>
-      </w:r>
-      <w:r>
-        <w:t>20</w:t>
-      </w:r>
-    </w:p>
-    <w:p>
-      <w:pPr>
-        <w:pStyle w:val="Paragrafoelenco"/>
-        <w:numPr>
-          <w:ilvl w:val="0"/>
-          <w:numId w:val="44"/>
-        </w:numPr>
-      </w:pPr>
-      <w:r>
-        <w:t xml:space="preserve">Sistemazione nota spese; Aggiunta pulsante annulla per chiudere evento senza salvare; gestione import in piano esterno quando una </w:t>
-      </w:r>
-      <w:proofErr w:type="spellStart"/>
-      <w:r>
-        <w:t>fig</w:t>
-      </w:r>
-      <w:proofErr w:type="spellEnd"/>
-      <w:r>
-        <w:t xml:space="preserve"> prof viene modificata in </w:t>
-      </w:r>
-      <w:proofErr w:type="spellStart"/>
-      <w:r>
-        <w:t>dett</w:t>
-      </w:r>
-      <w:proofErr w:type="spellEnd"/>
-      <w:r>
-        <w:t xml:space="preserve"> economico</w:t>
-      </w:r>
-    </w:p>
-    <w:p>
-      <w:pPr>
-        <w:pStyle w:val="Sottotitolo"/>
-      </w:pPr>
-      <w:r>
-        <w:t>Versione 1.</w:t>
-      </w:r>
-      <w:r>
-        <w:t>66</w:t>
-      </w:r>
-      <w:r>
-        <w:t xml:space="preserve"> del </w:t>
-      </w:r>
-      <w:r>
-        <w:t>01</w:t>
-      </w:r>
-      <w:r>
-        <w:t>/</w:t>
-      </w:r>
-      <w:r>
-        <w:t>02</w:t>
-      </w:r>
-      <w:r>
-        <w:t>/20</w:t>
-      </w:r>
-      <w:r>
-        <w:t>20</w:t>
-      </w:r>
-    </w:p>
-    <w:p>
-      <w:pPr>
-        <w:pStyle w:val="Paragrafoelenco"/>
-        <w:numPr>
-          <w:ilvl w:val="0"/>
-          <w:numId w:val="43"/>
-        </w:numPr>
-      </w:pPr>
-      <w:r>
-        <w:t>Magazzino, campo gruppo dipendente da sub categoria</w:t>
-      </w:r>
-    </w:p>
-    <w:p>
-      <w:pPr>
-        <w:pStyle w:val="Paragrafoelenco"/>
-        <w:numPr>
-          <w:ilvl w:val="0"/>
-          <w:numId w:val="43"/>
-        </w:numPr>
-      </w:pPr>
-      <w:r>
-        <w:t>Nome Pdf fattura con Numero Fattura e non Codice Evento</w:t>
-      </w:r>
-    </w:p>
-    <w:p>
-      <w:pPr>
-        <w:pStyle w:val="Paragrafoelenco"/>
-        <w:numPr>
-          <w:ilvl w:val="0"/>
-          <w:numId w:val="43"/>
-        </w:numPr>
-      </w:pPr>
-      <w:r>
-        <w:t>Report collaboratori, totale in alto.</w:t>
-      </w:r>
-    </w:p>
-    <w:p>
-      <w:pPr>
-        <w:pStyle w:val="Sottotitolo"/>
-      </w:pPr>
-      <w:r>
-        <w:t>Versione 1.</w:t>
-      </w:r>
-      <w:r>
-        <w:t>65</w:t>
-      </w:r>
-      <w:r>
-        <w:t xml:space="preserve"> del </w:t>
-      </w:r>
-      <w:r>
-        <w:t>27</w:t>
-      </w:r>
-      <w:r>
-        <w:t>/</w:t>
-      </w:r>
-      <w:r>
-        <w:t>01</w:t>
-      </w:r>
-      <w:r>
-        <w:t>/20</w:t>
-      </w:r>
-      <w:r>
-        <w:t>20</w:t>
-      </w:r>
-    </w:p>
-    <w:p>
-      <w:pPr>
-        <w:pStyle w:val="Paragrafoelenco"/>
-        <w:numPr>
-          <w:ilvl w:val="0"/>
-          <w:numId w:val="42"/>
-        </w:numPr>
-      </w:pPr>
-      <w:r>
-        <w:t>Ricerca con filtro, Riepilogo e Stampa Collaboratori</w:t>
-      </w:r>
-    </w:p>
-    <w:p>
-      <w:pPr>
-        <w:pStyle w:val="Paragrafoelenco"/>
-        <w:numPr>
-          <w:ilvl w:val="0"/>
-          <w:numId w:val="42"/>
-        </w:numPr>
-      </w:pPr>
-      <w:r>
-        <w:t>Ricerca con filtro, Riepilogo e Stampa per Consulente del Lavoro</w:t>
-      </w:r>
-    </w:p>
-    <w:p>
-      <w:pPr>
-        <w:pStyle w:val="Sottotitolo"/>
-      </w:pPr>
-      <w:r>
-        <w:t>Versione 1.</w:t>
-      </w:r>
-      <w:r>
-        <w:t>64</w:t>
-      </w:r>
-      <w:r>
-        <w:t xml:space="preserve"> del </w:t>
-      </w:r>
-      <w:r>
-        <w:t>17</w:t>
-      </w:r>
-      <w:r>
-        <w:t>/</w:t>
-      </w:r>
-      <w:r>
-        <w:t>01</w:t>
-      </w:r>
-      <w:r>
-        <w:t>/20</w:t>
-      </w:r>
-      <w:r>
-        <w:t>20</w:t>
-      </w:r>
-    </w:p>
-    <w:p>
-      <w:pPr>
-        <w:pStyle w:val="Paragrafoelenco"/>
-        <w:numPr>
-          <w:ilvl w:val="0"/>
-          <w:numId w:val="41"/>
-        </w:numPr>
-      </w:pPr>
-      <w:r>
-        <w:t>Modifiche visualizzazione griglia magazzino</w:t>
-      </w:r>
-    </w:p>
-    <w:p>
-      <w:pPr>
-        <w:pStyle w:val="Paragrafoelenco"/>
-        <w:numPr>
-          <w:ilvl w:val="0"/>
-          <w:numId w:val="41"/>
-        </w:numPr>
-      </w:pPr>
-      <w:r>
-        <w:t>Modifiche pagina Scadenzario con totali</w:t>
-      </w:r>
-    </w:p>
-    <w:p>
-      <w:pPr>
-        <w:pStyle w:val="Sottotitolo"/>
-      </w:pPr>
-      <w:r>
-        <w:t>Versione 1.</w:t>
-      </w:r>
-      <w:r>
-        <w:t>63</w:t>
-      </w:r>
-      <w:r>
-        <w:t xml:space="preserve"> del </w:t>
-      </w:r>
-      <w:r>
-        <w:t>15</w:t>
-      </w:r>
-      <w:r>
-        <w:t>/</w:t>
-      </w:r>
-      <w:r>
-        <w:t>01</w:t>
-      </w:r>
-      <w:r>
-        <w:t>/20</w:t>
-      </w:r>
-      <w:r>
-        <w:t>20</w:t>
-      </w:r>
-    </w:p>
-    <w:p>
-      <w:pPr>
-        <w:pStyle w:val="Paragrafoelenco"/>
-        <w:numPr>
-          <w:ilvl w:val="0"/>
-          <w:numId w:val="40"/>
-        </w:numPr>
-      </w:pPr>
-      <w:r>
-        <w:t>Campo lavorazione modificabile in fase di offerta</w:t>
-      </w:r>
-    </w:p>
-    <w:p>
-      <w:pPr>
-        <w:pStyle w:val="Paragrafoelenco"/>
-        <w:numPr>
-          <w:ilvl w:val="0"/>
-          <w:numId w:val="40"/>
-        </w:numPr>
-      </w:pPr>
-      <w:r>
-        <w:t>Campo ID non visibile su elenco protocolli</w:t>
-      </w:r>
-    </w:p>
-    <w:p>
-      <w:pPr>
-        <w:pStyle w:val="Sottotitolo"/>
-      </w:pPr>
-      <w:r>
-        <w:t>Versione 1.</w:t>
-      </w:r>
-      <w:r>
-        <w:t>62</w:t>
-      </w:r>
-      <w:r>
-        <w:t xml:space="preserve"> del </w:t>
-      </w:r>
-      <w:r>
-        <w:t>11</w:t>
-      </w:r>
-      <w:r>
-        <w:t>/</w:t>
-      </w:r>
-      <w:r>
-        <w:t>01</w:t>
-      </w:r>
-      <w:r>
-        <w:t>/20</w:t>
-      </w:r>
-      <w:r>
-        <w:t>20</w:t>
-      </w:r>
-    </w:p>
-    <w:p>
-      <w:pPr>
-        <w:pStyle w:val="Paragrafoelenco"/>
-        <w:numPr>
-          <w:ilvl w:val="0"/>
-          <w:numId w:val="39"/>
-        </w:numPr>
-      </w:pPr>
-      <w:r>
-        <w:t>Aggiustamenti pagina Magazzino</w:t>
-      </w:r>
-    </w:p>
-    <w:p>
-      <w:pPr>
-        <w:pStyle w:val="Sottotitolo"/>
-      </w:pPr>
-      <w:r>
-        <w:t>Versione 1.</w:t>
-      </w:r>
-      <w:r>
-        <w:t>61</w:t>
-      </w:r>
-      <w:r>
-        <w:t xml:space="preserve"> del </w:t>
-      </w:r>
-      <w:r>
-        <w:t>29</w:t>
-      </w:r>
-      <w:r>
-        <w:t>/</w:t>
-      </w:r>
-      <w:r>
         <w:t>12</w:t>
       </w:r>
       <w:r>
@@ -1930,15 +2721,7 @@
         </w:numPr>
       </w:pPr>
       <w:r>
-        <w:t xml:space="preserve">Stampa Fattura: distanziato il valore </w:t>
-      </w:r>
-      <w:proofErr w:type="spellStart"/>
-      <w:r>
-        <w:t>Lav.Rif</w:t>
-      </w:r>
-      <w:proofErr w:type="spellEnd"/>
-      <w:r>
-        <w:t>. dal numero fattura</w:t>
+        <w:t>Stampa Fattura: distanziato il valore Lav.Rif. dal numero fattura</w:t>
       </w:r>
     </w:p>
     <w:p>
@@ -1952,81 +2735,6 @@
       <w:r>
         <w:t>Aggiunto pulsante “Magazzino” nella pagina della lavorazione per futura gestione attrezzature per lavorazione</w:t>
       </w:r>
-    </w:p>
-    <w:p>
-      <w:pPr>
-        <w:pStyle w:val="Sottotitolo"/>
-      </w:pPr>
-      <w:r>
-        <w:t>Versione 1.</w:t>
-      </w:r>
-      <w:r>
-        <w:t>60</w:t>
-      </w:r>
-      <w:r>
-        <w:t xml:space="preserve"> del </w:t>
-      </w:r>
-      <w:r>
-        <w:t>21</w:t>
-      </w:r>
-      <w:r>
-        <w:t>/</w:t>
-      </w:r>
-      <w:r>
-        <w:t>12</w:t>
-      </w:r>
-      <w:r>
-        <w:t>/2019</w:t>
-      </w:r>
-    </w:p>
-    <w:p>
-      <w:pPr>
-        <w:pStyle w:val="Paragrafoelenco"/>
-        <w:numPr>
-          <w:ilvl w:val="0"/>
-          <w:numId w:val="37"/>
-        </w:numPr>
-      </w:pPr>
-      <w:r>
-        <w:t>Creazione Fattura in uscita, numero fattura generato in automatico in formato AAAA-NNNN, con progressivo a partire da 1 ogni cambio di anno</w:t>
-      </w:r>
-    </w:p>
-    <w:p>
-      <w:pPr>
-        <w:pStyle w:val="Paragrafoelenco"/>
-        <w:numPr>
-          <w:ilvl w:val="0"/>
-          <w:numId w:val="37"/>
-        </w:numPr>
-      </w:pPr>
-      <w:r>
-        <w:t xml:space="preserve">Modifica pdf fattura in uscita con numero fattura corretto e </w:t>
-      </w:r>
-      <w:proofErr w:type="spellStart"/>
-      <w:r>
-        <w:t>N.Rif</w:t>
-      </w:r>
-      <w:proofErr w:type="spellEnd"/>
-      <w:r>
-        <w:t>. lavorazione evidenziato accanto (N.B. il protocollo del documento di tipo fattura viene generato allo stesso modo di sempre, il numero fattura viene memorizzato ne campo Riferimento Protocollo).</w:t>
-      </w:r>
-    </w:p>
-    <w:p>
-      <w:pPr>
-        <w:pStyle w:val="Paragrafoelenco"/>
-        <w:numPr>
-          <w:ilvl w:val="0"/>
-          <w:numId w:val="37"/>
-        </w:numPr>
-      </w:pPr>
-      <w:r>
-        <w:t xml:space="preserve">Spostato a destra della griglia dei risultati il tasto di visualizzazione dettaglio protocollo </w:t>
-      </w:r>
-    </w:p>
-    <w:p>
-      <w:pPr>
-        <w:pStyle w:val="Sottotitolo"/>
-      </w:pPr>
     </w:p>
     <w:p>
       <w:pPr>
@@ -2037,6 +2745,73 @@
         <w:t>Versione 1.</w:t>
       </w:r>
       <w:r>
+        <w:t>60</w:t>
+      </w:r>
+      <w:r>
+        <w:t xml:space="preserve"> del </w:t>
+      </w:r>
+      <w:r>
+        <w:t>21</w:t>
+      </w:r>
+      <w:r>
+        <w:t>/</w:t>
+      </w:r>
+      <w:r>
+        <w:t>12</w:t>
+      </w:r>
+      <w:r>
+        <w:t>/2019</w:t>
+      </w:r>
+    </w:p>
+    <w:p>
+      <w:pPr>
+        <w:pStyle w:val="Paragrafoelenco"/>
+        <w:numPr>
+          <w:ilvl w:val="0"/>
+          <w:numId w:val="37"/>
+        </w:numPr>
+      </w:pPr>
+      <w:r>
+        <w:t>Creazione Fattura in uscita, numero fattura generato in automatico in formato AAAA-NNNN, con progressivo a partire da 1 ogni cambio di anno</w:t>
+      </w:r>
+    </w:p>
+    <w:p>
+      <w:pPr>
+        <w:pStyle w:val="Paragrafoelenco"/>
+        <w:numPr>
+          <w:ilvl w:val="0"/>
+          <w:numId w:val="37"/>
+        </w:numPr>
+      </w:pPr>
+      <w:r>
+        <w:t>Modifica pdf fattura in uscita con numero fattura corretto e N.Rif. lavorazione evidenziato accanto (N.B. il protocollo del documento di tipo fattura viene generato allo stesso modo di sempre, il numero fattura viene memorizzato ne campo Riferimento Protocollo).</w:t>
+      </w:r>
+    </w:p>
+    <w:p>
+      <w:pPr>
+        <w:pStyle w:val="Paragrafoelenco"/>
+        <w:numPr>
+          <w:ilvl w:val="0"/>
+          <w:numId w:val="37"/>
+        </w:numPr>
+      </w:pPr>
+      <w:r>
+        <w:t xml:space="preserve">Spostato a destra della griglia dei risultati il tasto di visualizzazione dettaglio protocollo </w:t>
+      </w:r>
+    </w:p>
+    <w:p>
+      <w:pPr>
+        <w:pStyle w:val="Sottotitolo"/>
+      </w:pPr>
+    </w:p>
+    <w:p>
+      <w:pPr>
+        <w:pStyle w:val="Sottotitolo"/>
+      </w:pPr>
+      <w:r>
+        <w:t>Versione 1.</w:t>
+      </w:r>
+      <w:r>
         <w:t>59</w:t>
       </w:r>
       <w:r>
@@ -2140,15 +2915,7 @@
         </w:numPr>
       </w:pPr>
       <w:r>
-        <w:t xml:space="preserve">Ricerca protocolli per </w:t>
-      </w:r>
-      <w:proofErr w:type="spellStart"/>
-      <w:r>
-        <w:t>range</w:t>
-      </w:r>
-      <w:proofErr w:type="spellEnd"/>
-      <w:r>
-        <w:t xml:space="preserve"> di date</w:t>
+        <w:t>Ricerca protocolli per range di date</w:t>
       </w:r>
     </w:p>
     <w:p>
@@ -2191,13 +2958,8 @@
         </w:numPr>
       </w:pPr>
       <w:r>
-        <w:t xml:space="preserve">Aggiunta voce creazione file </w:t>
-      </w:r>
-      <w:proofErr w:type="spellStart"/>
-      <w:r>
-        <w:t>TLTime</w:t>
-      </w:r>
-      <w:proofErr w:type="spellEnd"/>
+        <w:t>Aggiunta voce creazione file TLTime</w:t>
+      </w:r>
     </w:p>
     <w:p>
       <w:pPr>
@@ -2287,13 +3049,8 @@
           <w:numId w:val="36"/>
         </w:numPr>
       </w:pPr>
-      <w:proofErr w:type="gramStart"/>
-      <w:r>
-        <w:t>ricavi</w:t>
-      </w:r>
-      <w:proofErr w:type="gramEnd"/>
-      <w:r>
-        <w:t xml:space="preserve"> inferiori al 50% evidenziati in rosso.</w:t>
+      <w:r>
+        <w:t>ricavi inferiori al 50% evidenziati in rosso.</w:t>
       </w:r>
     </w:p>
     <w:p/>
@@ -2343,21 +3100,8 @@
           <w:numId w:val="35"/>
         </w:numPr>
       </w:pPr>
-      <w:proofErr w:type="gramStart"/>
-      <w:r>
-        <w:t>totali</w:t>
-      </w:r>
-      <w:proofErr w:type="gramEnd"/>
-      <w:r>
-        <w:t xml:space="preserve"> nella </w:t>
-      </w:r>
-      <w:proofErr w:type="spellStart"/>
-      <w:r>
-        <w:t>tab</w:t>
-      </w:r>
-      <w:proofErr w:type="spellEnd"/>
-      <w:r>
-        <w:t xml:space="preserve"> lavorazione</w:t>
+      <w:r>
+        <w:t>totali nella tab lavorazione</w:t>
       </w:r>
     </w:p>
     <w:p>
@@ -2368,13 +3112,8 @@
           <w:numId w:val="35"/>
         </w:numPr>
       </w:pPr>
-      <w:proofErr w:type="gramStart"/>
-      <w:r>
-        <w:t>risolto</w:t>
-      </w:r>
-      <w:proofErr w:type="gramEnd"/>
-      <w:r>
-        <w:t xml:space="preserve"> bug blocco pagine dopo stampa</w:t>
+      <w:r>
+        <w:t>risolto bug blocco pagine dopo stampa</w:t>
       </w:r>
     </w:p>
     <w:p>
@@ -2385,19 +3124,9 @@
           <w:numId w:val="35"/>
         </w:numPr>
       </w:pPr>
-      <w:proofErr w:type="gramStart"/>
-      <w:r>
-        <w:t>cambiato</w:t>
-      </w:r>
-      <w:proofErr w:type="gramEnd"/>
-      <w:r>
-        <w:t xml:space="preserve"> colore sfondo stampe in blu </w:t>
-      </w:r>
-      <w:proofErr w:type="spellStart"/>
-      <w:r>
-        <w:t>Videosystem</w:t>
-      </w:r>
-      <w:proofErr w:type="spellEnd"/>
+      <w:r>
+        <w:t>cambiato colore sfondo stampe in blu Videosystem</w:t>
+      </w:r>
     </w:p>
     <w:p/>
     <w:p>
@@ -2435,21 +3164,8 @@
         </w:numPr>
       </w:pPr>
       <w:r>
-        <w:t xml:space="preserve">Implementazione modalità </w:t>
-      </w:r>
-      <w:proofErr w:type="spellStart"/>
-      <w:r>
-        <w:t>debug</w:t>
-      </w:r>
-      <w:proofErr w:type="spellEnd"/>
-      <w:r>
-        <w:t xml:space="preserve"> in </w:t>
-      </w:r>
-      <w:proofErr w:type="spellStart"/>
-      <w:r>
-        <w:t>web.config</w:t>
-      </w:r>
-      <w:proofErr w:type="spellEnd"/>
+        <w:t>Implementazione modalità debug in web.config</w:t>
+      </w:r>
     </w:p>
     <w:p>
       <w:pPr>
@@ -2459,13 +3175,8 @@
           <w:numId w:val="34"/>
         </w:numPr>
       </w:pPr>
-      <w:proofErr w:type="gramStart"/>
-      <w:r>
-        <w:t>correzione</w:t>
-      </w:r>
-      <w:proofErr w:type="gramEnd"/>
-      <w:r>
-        <w:t xml:space="preserve"> bug di relazione violata (delete) al salvataggio</w:t>
+      <w:r>
+        <w:t>correzione bug di relazione violata (delete) al salvataggio</w:t>
       </w:r>
       <w:r>
         <w:t>;</w:t>
@@ -2479,13 +3190,8 @@
           <w:numId w:val="34"/>
         </w:numPr>
       </w:pPr>
-      <w:proofErr w:type="gramStart"/>
-      <w:r>
-        <w:t>eliminato</w:t>
-      </w:r>
-      <w:proofErr w:type="gramEnd"/>
-      <w:r>
-        <w:t xml:space="preserve"> popup in chiusura</w:t>
+      <w:r>
+        <w:t>eliminato popup in chiusura</w:t>
       </w:r>
       <w:r>
         <w:t>;</w:t>
@@ -2499,87 +3205,114 @@
           <w:numId w:val="34"/>
         </w:numPr>
       </w:pPr>
-      <w:proofErr w:type="gramStart"/>
-      <w:r>
-        <w:t>utilizzo</w:t>
-      </w:r>
-      <w:proofErr w:type="gramEnd"/>
+      <w:r>
+        <w:t>utilizzo del numOccorrenza per identificare articoli lavorazione</w:t>
+      </w:r>
+    </w:p>
+    <w:p>
+      <w:pPr>
+        <w:pStyle w:val="Paragrafoelenco"/>
+        <w:numPr>
+          <w:ilvl w:val="0"/>
+          <w:numId w:val="34"/>
+        </w:numPr>
+      </w:pPr>
+      <w:r>
+        <w:lastRenderedPageBreak/>
+        <w:t>soluzione vari bug nella modifica articoli in dett economico e piano esterno</w:t>
+      </w:r>
+    </w:p>
+    <w:p>
+      <w:pPr>
+        <w:pStyle w:val="Paragrafoelenco"/>
+        <w:numPr>
+          <w:ilvl w:val="0"/>
+          <w:numId w:val="34"/>
+        </w:numPr>
+      </w:pPr>
+      <w:r>
+        <w:t>In inserimento multiplo settata di default la data di trasferimento (se esiste, altrimenti di lavorazione)</w:t>
+      </w:r>
+    </w:p>
+    <w:p>
+      <w:pPr>
+        <w:pStyle w:val="Paragrafoelenco"/>
+        <w:numPr>
+          <w:ilvl w:val="0"/>
+          <w:numId w:val="34"/>
+        </w:numPr>
+      </w:pPr>
+      <w:r>
+        <w:t>controllato che il campo consuntivo venga settato a false in inserimento multiplo</w:t>
+      </w:r>
+    </w:p>
+    <w:p>
+      <w:pPr>
+        <w:pStyle w:val="Paragrafoelenco"/>
+        <w:numPr>
+          <w:ilvl w:val="0"/>
+          <w:numId w:val="34"/>
+        </w:numPr>
+      </w:pPr>
+      <w:r>
+        <w:t>Spostamento a sinistra dei dipendenti nell'agenda</w:t>
+      </w:r>
+    </w:p>
+    <w:p/>
+    <w:p>
+      <w:pPr>
+        <w:pStyle w:val="Sottotitolo"/>
+      </w:pPr>
+      <w:r>
+        <w:t>Versione 1.</w:t>
+      </w:r>
+      <w:r>
+        <w:t>52</w:t>
+      </w:r>
       <w:r>
         <w:t xml:space="preserve"> del </w:t>
       </w:r>
-      <w:proofErr w:type="spellStart"/>
-      <w:r>
-        <w:t>numOccorrenza</w:t>
-      </w:r>
-      <w:proofErr w:type="spellEnd"/>
-      <w:r>
-        <w:t xml:space="preserve"> per identificare articoli lavorazione</w:t>
-      </w:r>
-    </w:p>
-    <w:p>
-      <w:pPr>
-        <w:pStyle w:val="Paragrafoelenco"/>
-        <w:numPr>
-          <w:ilvl w:val="0"/>
-          <w:numId w:val="34"/>
-        </w:numPr>
-      </w:pPr>
-      <w:proofErr w:type="gramStart"/>
-      <w:r>
-        <w:t>soluzione</w:t>
-      </w:r>
-      <w:proofErr w:type="gramEnd"/>
-      <w:r>
-        <w:t xml:space="preserve"> vari bug nella modifica articoli in </w:t>
-      </w:r>
-      <w:proofErr w:type="spellStart"/>
-      <w:r>
-        <w:t>dett</w:t>
-      </w:r>
-      <w:proofErr w:type="spellEnd"/>
-      <w:r>
-        <w:t xml:space="preserve"> economico e piano esterno</w:t>
-      </w:r>
-    </w:p>
-    <w:p>
-      <w:pPr>
-        <w:pStyle w:val="Paragrafoelenco"/>
-        <w:numPr>
-          <w:ilvl w:val="0"/>
-          <w:numId w:val="34"/>
-        </w:numPr>
-      </w:pPr>
-      <w:r>
-        <w:t>In inserimento multiplo settata di default la data di trasferimento (se esiste, altrimenti di lavorazione)</w:t>
-      </w:r>
-    </w:p>
-    <w:p>
-      <w:pPr>
-        <w:pStyle w:val="Paragrafoelenco"/>
-        <w:numPr>
-          <w:ilvl w:val="0"/>
-          <w:numId w:val="34"/>
-        </w:numPr>
-      </w:pPr>
-      <w:proofErr w:type="gramStart"/>
-      <w:r>
-        <w:t>controllato</w:t>
-      </w:r>
-      <w:proofErr w:type="gramEnd"/>
-      <w:r>
-        <w:t xml:space="preserve"> che il campo consuntivo venga settato a false in inserimento multiplo</w:t>
-      </w:r>
-    </w:p>
-    <w:p>
-      <w:pPr>
-        <w:pStyle w:val="Paragrafoelenco"/>
-        <w:numPr>
-          <w:ilvl w:val="0"/>
-          <w:numId w:val="34"/>
-        </w:numPr>
-      </w:pPr>
-      <w:r>
-        <w:t>Spostamento a sinistra dei dipendenti nell'agenda</w:t>
+      <w:r>
+        <w:t>14</w:t>
+      </w:r>
+      <w:r>
+        <w:t>/</w:t>
+      </w:r>
+      <w:r>
+        <w:t>11</w:t>
+      </w:r>
+      <w:r>
+        <w:t>/2019</w:t>
+      </w:r>
+    </w:p>
+    <w:p>
+      <w:pPr>
+        <w:pStyle w:val="Paragrafoelenco"/>
+        <w:numPr>
+          <w:ilvl w:val="0"/>
+          <w:numId w:val="33"/>
+        </w:numPr>
+      </w:pPr>
+      <w:r>
+        <w:t xml:space="preserve">Bug Risolto: </w:t>
+      </w:r>
+      <w:r>
+        <w:t>Inserimento di 1 tecnico per più giorni, se ci sono più Tecnici della stessa mansione, mette lo stesso tecnico per n.figure sui giorni di lavoro</w:t>
+      </w:r>
+    </w:p>
+    <w:p>
+      <w:pPr>
+        <w:pStyle w:val="Paragrafoelenco"/>
+        <w:numPr>
+          <w:ilvl w:val="0"/>
+          <w:numId w:val="33"/>
+        </w:numPr>
+      </w:pPr>
+      <w:r>
+        <w:t>Bug Risolto: Importazione -</w:t>
+      </w:r>
+      <w:r>
+        <w:t xml:space="preserve"> Quando elimino 1 tecnico e lo reimporto, cancella tutte le info note inserite in precedenza (da verificare su nuovi lavori)</w:t>
       </w:r>
     </w:p>
     <w:p/>
@@ -2591,13 +3324,13 @@
         <w:t>Versione 1.</w:t>
       </w:r>
       <w:r>
-        <w:t>52</w:t>
+        <w:t>51</w:t>
       </w:r>
       <w:r>
         <w:t xml:space="preserve"> del </w:t>
       </w:r>
       <w:r>
-        <w:t>14</w:t>
+        <w:t>03</w:t>
       </w:r>
       <w:r>
         <w:t>/</w:t>
@@ -2614,38 +3347,23 @@
         <w:pStyle w:val="Paragrafoelenco"/>
         <w:numPr>
           <w:ilvl w:val="0"/>
-          <w:numId w:val="33"/>
-        </w:numPr>
-      </w:pPr>
-      <w:r>
-        <w:lastRenderedPageBreak/>
-        <w:t xml:space="preserve">Bug Risolto: </w:t>
-      </w:r>
-      <w:r>
-        <w:t xml:space="preserve">Inserimento di 1 tecnico per più giorni, se ci sono più Tecnici della stessa mansione, mette lo stesso tecnico per </w:t>
-      </w:r>
-      <w:proofErr w:type="spellStart"/>
-      <w:r>
-        <w:t>n.figure</w:t>
-      </w:r>
-      <w:proofErr w:type="spellEnd"/>
-      <w:r>
-        <w:t xml:space="preserve"> sui giorni di lavoro</w:t>
-      </w:r>
-    </w:p>
-    <w:p>
-      <w:pPr>
-        <w:pStyle w:val="Paragrafoelenco"/>
-        <w:numPr>
-          <w:ilvl w:val="0"/>
-          <w:numId w:val="33"/>
-        </w:numPr>
-      </w:pPr>
-      <w:r>
-        <w:t>Bug Risolto: Importazione -</w:t>
-      </w:r>
-      <w:r>
-        <w:t xml:space="preserve"> Quando elimino 1 tecnico e lo reimporto, cancella tutte le info note inserite in precedenza (da verificare su nuovi lavori)</w:t>
+          <w:numId w:val="32"/>
+        </w:numPr>
+      </w:pPr>
+      <w:r>
+        <w:t>Corretto bug descrizione lunghe troncate su Consuntivo</w:t>
+      </w:r>
+    </w:p>
+    <w:p>
+      <w:pPr>
+        <w:pStyle w:val="Paragrafoelenco"/>
+        <w:numPr>
+          <w:ilvl w:val="0"/>
+          <w:numId w:val="32"/>
+        </w:numPr>
+      </w:pPr>
+      <w:r>
+        <w:t>Corretto bug articoli a consuntivo su Dettaglio Economico</w:t>
       </w:r>
     </w:p>
     <w:p/>
@@ -2657,19 +3375,19 @@
         <w:t>Versione 1.</w:t>
       </w:r>
       <w:r>
-        <w:t>51</w:t>
+        <w:t>50</w:t>
       </w:r>
       <w:r>
         <w:t xml:space="preserve"> del </w:t>
       </w:r>
       <w:r>
-        <w:t>03</w:t>
+        <w:t>27</w:t>
       </w:r>
       <w:r>
         <w:t>/</w:t>
       </w:r>
       <w:r>
-        <w:t>11</w:t>
+        <w:t>10</w:t>
       </w:r>
       <w:r>
         <w:t>/2019</w:t>
@@ -2680,26 +3398,55 @@
         <w:pStyle w:val="Paragrafoelenco"/>
         <w:numPr>
           <w:ilvl w:val="0"/>
-          <w:numId w:val="32"/>
-        </w:numPr>
-      </w:pPr>
-      <w:r>
-        <w:t>Corretto bug descrizione lunghe troncate su Consuntivo</w:t>
-      </w:r>
-    </w:p>
-    <w:p>
-      <w:pPr>
-        <w:pStyle w:val="Paragrafoelenco"/>
-        <w:numPr>
-          <w:ilvl w:val="0"/>
-          <w:numId w:val="32"/>
-        </w:numPr>
-      </w:pPr>
-      <w:r>
-        <w:t>Corretto bug articoli a consuntivo su Dettaglio Economico</w:t>
-      </w:r>
-    </w:p>
-    <w:p/>
+          <w:numId w:val="31"/>
+        </w:numPr>
+      </w:pPr>
+      <w:r>
+        <w:t>Stampa Offerta aggiornato layout</w:t>
+      </w:r>
+    </w:p>
+    <w:p>
+      <w:pPr>
+        <w:pStyle w:val="Paragrafoelenco"/>
+        <w:numPr>
+          <w:ilvl w:val="0"/>
+          <w:numId w:val="31"/>
+        </w:numPr>
+      </w:pPr>
+      <w:r>
+        <w:t>Stampa Consuntivo aggiornato layout</w:t>
+      </w:r>
+    </w:p>
+    <w:p>
+      <w:pPr>
+        <w:pStyle w:val="Paragrafoelenco"/>
+        <w:numPr>
+          <w:ilvl w:val="0"/>
+          <w:numId w:val="31"/>
+        </w:numPr>
+      </w:pPr>
+      <w:r>
+        <w:t>I</w:t>
+      </w:r>
+      <w:r>
+        <w:t>nserimento multiplo in dett. economico</w:t>
+      </w:r>
+    </w:p>
+    <w:p>
+      <w:pPr>
+        <w:pStyle w:val="Paragrafoelenco"/>
+        <w:numPr>
+          <w:ilvl w:val="0"/>
+          <w:numId w:val="31"/>
+        </w:numPr>
+      </w:pPr>
+      <w:r>
+        <w:t>Correzione errore in fig. professionale</w:t>
+      </w:r>
+      <w:r>
+        <w:t>(propagazione modifiche sulle fig. professionali sbagliate)</w:t>
+      </w:r>
+    </w:p>
     <w:p>
       <w:pPr>
         <w:pStyle w:val="Sottotitolo"/>
@@ -2708,13 +3455,13 @@
         <w:t>Versione 1.</w:t>
       </w:r>
       <w:r>
-        <w:t>50</w:t>
+        <w:t>49</w:t>
       </w:r>
       <w:r>
         <w:t xml:space="preserve"> del </w:t>
       </w:r>
       <w:r>
-        <w:t>27</w:t>
+        <w:t>19</w:t>
       </w:r>
       <w:r>
         <w:t>/</w:t>
@@ -2731,117 +3478,11 @@
         <w:pStyle w:val="Paragrafoelenco"/>
         <w:numPr>
           <w:ilvl w:val="0"/>
-          <w:numId w:val="31"/>
-        </w:numPr>
-      </w:pPr>
-      <w:r>
-        <w:t>Stampa Offerta aggiornato layout</w:t>
-      </w:r>
-    </w:p>
-    <w:p>
-      <w:pPr>
-        <w:pStyle w:val="Paragrafoelenco"/>
-        <w:numPr>
-          <w:ilvl w:val="0"/>
-          <w:numId w:val="31"/>
-        </w:numPr>
-      </w:pPr>
-      <w:r>
-        <w:t>Stampa Consuntivo aggiornato layout</w:t>
-      </w:r>
-    </w:p>
-    <w:p>
-      <w:pPr>
-        <w:pStyle w:val="Paragrafoelenco"/>
-        <w:numPr>
-          <w:ilvl w:val="0"/>
-          <w:numId w:val="31"/>
-        </w:numPr>
-      </w:pPr>
-      <w:r>
-        <w:t>I</w:t>
-      </w:r>
-      <w:r>
-        <w:t xml:space="preserve">nserimento multiplo in </w:t>
-      </w:r>
-      <w:proofErr w:type="spellStart"/>
-      <w:r>
-        <w:t>dett</w:t>
-      </w:r>
-      <w:proofErr w:type="spellEnd"/>
-      <w:r>
-        <w:t xml:space="preserve">. </w:t>
-      </w:r>
-      <w:proofErr w:type="gramStart"/>
-      <w:r>
-        <w:t>economico</w:t>
-      </w:r>
-      <w:proofErr w:type="gramEnd"/>
-    </w:p>
-    <w:p>
-      <w:pPr>
-        <w:pStyle w:val="Paragrafoelenco"/>
-        <w:numPr>
-          <w:ilvl w:val="0"/>
-          <w:numId w:val="31"/>
-        </w:numPr>
-      </w:pPr>
-      <w:r>
-        <w:t xml:space="preserve">Correzione errore in fig. </w:t>
-      </w:r>
-      <w:proofErr w:type="gramStart"/>
-      <w:r>
-        <w:t>professionale</w:t>
-      </w:r>
-      <w:r>
-        <w:t>(</w:t>
-      </w:r>
-      <w:proofErr w:type="gramEnd"/>
-      <w:r>
-        <w:t>propagazione modifiche sulle fig. professionali sbagliate)</w:t>
-      </w:r>
-    </w:p>
-    <w:p>
-      <w:pPr>
-        <w:pStyle w:val="Sottotitolo"/>
-      </w:pPr>
-      <w:r>
-        <w:t>Versione 1.</w:t>
-      </w:r>
-      <w:r>
-        <w:t>49</w:t>
-      </w:r>
-      <w:r>
-        <w:t xml:space="preserve"> del </w:t>
-      </w:r>
-      <w:r>
-        <w:t>19</w:t>
-      </w:r>
-      <w:r>
-        <w:t>/</w:t>
-      </w:r>
-      <w:r>
-        <w:t>10</w:t>
-      </w:r>
-      <w:r>
-        <w:t>/2019</w:t>
-      </w:r>
-    </w:p>
-    <w:p>
-      <w:pPr>
-        <w:pStyle w:val="Paragrafoelenco"/>
-        <w:numPr>
-          <w:ilvl w:val="0"/>
           <w:numId w:val="30"/>
         </w:numPr>
       </w:pPr>
-      <w:proofErr w:type="gramStart"/>
-      <w:r>
-        <w:t>possibilità</w:t>
-      </w:r>
-      <w:proofErr w:type="gramEnd"/>
-      <w:r>
-        <w:t xml:space="preserve"> di modificare alcuni dati appuntamento anche se un evento è in lavorazione</w:t>
+      <w:r>
+        <w:t>possibilità di modificare alcuni dati appuntamento anche se un evento è in lavorazione</w:t>
       </w:r>
     </w:p>
     <w:p>
@@ -2852,13 +3493,8 @@
           <w:numId w:val="30"/>
         </w:numPr>
       </w:pPr>
-      <w:proofErr w:type="gramStart"/>
-      <w:r>
-        <w:t>replica</w:t>
-      </w:r>
-      <w:proofErr w:type="gramEnd"/>
-      <w:r>
-        <w:t xml:space="preserve"> per ogni giorno di lavorazi</w:t>
+      <w:r>
+        <w:t>replica per ogni giorno di lavorazi</w:t>
       </w:r>
       <w:r>
         <w:t>one del solo personale tecnico</w:t>
@@ -2872,13 +3508,8 @@
           <w:numId w:val="30"/>
         </w:numPr>
       </w:pPr>
-      <w:proofErr w:type="gramStart"/>
-      <w:r>
-        <w:t>modifica</w:t>
-      </w:r>
-      <w:proofErr w:type="gramEnd"/>
-      <w:r>
-        <w:t xml:space="preserve"> della voce in a</w:t>
+      <w:r>
+        <w:t>modifica della voce in a</w:t>
       </w:r>
       <w:r>
         <w:t>genda (prima riga=lavorazione)</w:t>
@@ -2892,24 +3523,11 @@
           <w:numId w:val="30"/>
         </w:numPr>
       </w:pPr>
-      <w:proofErr w:type="gramStart"/>
-      <w:r>
-        <w:t>visualizzazione</w:t>
-      </w:r>
-      <w:proofErr w:type="gramEnd"/>
-      <w:r>
-        <w:t xml:space="preserve"> della descrizione del contrat</w:t>
-      </w:r>
-      <w:r>
-        <w:t xml:space="preserve">to invece che </w:t>
-      </w:r>
-      <w:proofErr w:type="spellStart"/>
-      <w:r>
-        <w:t>num</w:t>
-      </w:r>
-      <w:proofErr w:type="spellEnd"/>
-      <w:r>
-        <w:t>. protocollo</w:t>
+      <w:r>
+        <w:t>visualizzazione della descrizione del contrat</w:t>
+      </w:r>
+      <w:r>
+        <w:t>to invece che num. protocollo</w:t>
       </w:r>
     </w:p>
     <w:p>
@@ -2920,32 +3538,11 @@
           <w:numId w:val="30"/>
         </w:numPr>
       </w:pPr>
-      <w:proofErr w:type="gramStart"/>
-      <w:r>
-        <w:t>intestazione</w:t>
-      </w:r>
-      <w:proofErr w:type="gramEnd"/>
-      <w:r>
-        <w:t xml:space="preserve"> della </w:t>
-      </w:r>
-      <w:proofErr w:type="spellStart"/>
-      <w:r>
-        <w:t>tab</w:t>
-      </w:r>
-      <w:proofErr w:type="spellEnd"/>
-      <w:r>
-        <w:t xml:space="preserve"> lavorazion</w:t>
-      </w:r>
-      <w:r>
-        <w:t xml:space="preserve">e in base alla </w:t>
-      </w:r>
-      <w:proofErr w:type="spellStart"/>
-      <w:r>
-        <w:t>tab</w:t>
-      </w:r>
-      <w:proofErr w:type="spellEnd"/>
-      <w:r>
-        <w:t xml:space="preserve"> selezionata</w:t>
+      <w:r>
+        <w:t>intestazione della tab lavorazion</w:t>
+      </w:r>
+      <w:r>
+        <w:t>e in base alla tab selezionata</w:t>
       </w:r>
     </w:p>
     <w:p>
@@ -2956,16 +3553,11 @@
           <w:numId w:val="30"/>
         </w:numPr>
       </w:pPr>
-      <w:proofErr w:type="gramStart"/>
       <w:r>
         <w:t>filtr</w:t>
       </w:r>
       <w:r>
-        <w:t>o</w:t>
-      </w:r>
-      <w:proofErr w:type="gramEnd"/>
-      <w:r>
-        <w:t xml:space="preserve"> data in inserimento generale</w:t>
+        <w:t>o data in inserimento generale</w:t>
       </w:r>
     </w:p>
     <w:p>
@@ -2976,13 +3568,8 @@
           <w:numId w:val="30"/>
         </w:numPr>
       </w:pPr>
-      <w:proofErr w:type="gramStart"/>
-      <w:r>
-        <w:t>eliminazione</w:t>
-      </w:r>
-      <w:proofErr w:type="gramEnd"/>
-      <w:r>
-        <w:t xml:space="preserve"> massiva degli artic</w:t>
+      <w:r>
+        <w:t>eliminazione massiva degli artic</w:t>
       </w:r>
       <w:r>
         <w:t>oli in offerta e in lavorazione</w:t>
@@ -2996,13 +3583,8 @@
           <w:numId w:val="30"/>
         </w:numPr>
       </w:pPr>
-      <w:proofErr w:type="gramStart"/>
-      <w:r>
-        <w:t>aggiustamenti</w:t>
-      </w:r>
-      <w:proofErr w:type="gramEnd"/>
-      <w:r>
-        <w:t xml:space="preserve"> grafici vari</w:t>
+      <w:r>
+        <w:t>aggiustamenti grafici vari</w:t>
       </w:r>
     </w:p>
     <w:p>
@@ -3126,13 +3708,9 @@
           <w:numId w:val="28"/>
         </w:numPr>
       </w:pPr>
-      <w:proofErr w:type="gramStart"/>
-      <w:r>
-        <w:t>aggiunta</w:t>
-      </w:r>
-      <w:proofErr w:type="gramEnd"/>
-      <w:r>
-        <w:t xml:space="preserve"> colonna consuntivo sulla griglia articoli</w:t>
+      <w:r>
+        <w:lastRenderedPageBreak/>
+        <w:t>aggiunta colonna consuntivo sulla griglia articoli</w:t>
       </w:r>
     </w:p>
     <w:p>
@@ -3143,13 +3721,8 @@
           <w:numId w:val="28"/>
         </w:numPr>
       </w:pPr>
-      <w:proofErr w:type="gramStart"/>
-      <w:r>
-        <w:t>aggiunto</w:t>
-      </w:r>
-      <w:proofErr w:type="gramEnd"/>
-      <w:r>
-        <w:t xml:space="preserve"> dettaglio con evidenza delle voci a consuntivo su Stampa Consuntivo</w:t>
+      <w:r>
+        <w:t>aggiunto dettaglio con evidenza delle voci a consuntivo su Stampa Consuntivo</w:t>
       </w:r>
     </w:p>
     <w:p>
@@ -3172,13 +3745,8 @@
           <w:numId w:val="28"/>
         </w:numPr>
       </w:pPr>
-      <w:proofErr w:type="gramStart"/>
-      <w:r>
-        <w:t>replica</w:t>
-      </w:r>
-      <w:proofErr w:type="gramEnd"/>
-      <w:r>
-        <w:t xml:space="preserve"> modifica ad articoli per ogni giorni di lavorazione</w:t>
+      <w:r>
+        <w:t>replica modifica ad articoli per ogni giorni di lavorazione</w:t>
       </w:r>
     </w:p>
     <w:p>
@@ -3189,13 +3757,8 @@
           <w:numId w:val="28"/>
         </w:numPr>
       </w:pPr>
-      <w:proofErr w:type="gramStart"/>
-      <w:r>
-        <w:t>aggiornamento</w:t>
-      </w:r>
-      <w:proofErr w:type="gramEnd"/>
-      <w:r>
-        <w:t xml:space="preserve"> combo filtro data lavorazione</w:t>
+      <w:r>
+        <w:t>aggiornamento combo filtro data lavorazione</w:t>
       </w:r>
     </w:p>
     <w:p/>
@@ -3234,42 +3797,375 @@
         </w:numPr>
       </w:pPr>
       <w:r>
+        <w:t>Risolto bug trasformazione in lavorazione</w:t>
+      </w:r>
+    </w:p>
+    <w:p>
+      <w:pPr>
+        <w:pStyle w:val="Paragrafoelenco"/>
+        <w:numPr>
+          <w:ilvl w:val="0"/>
+          <w:numId w:val="27"/>
+        </w:numPr>
+      </w:pPr>
+      <w:r>
+        <w:t>modificata griglia elenco protocolli</w:t>
+      </w:r>
+    </w:p>
+    <w:p>
+      <w:pPr>
+        <w:pStyle w:val="Paragrafoelenco"/>
+        <w:numPr>
+          <w:ilvl w:val="0"/>
+          <w:numId w:val="27"/>
+        </w:numPr>
+      </w:pPr>
+      <w:r>
+        <w:t>modificato layout dettaglio protocolli (sbandieramento a sinistra)</w:t>
+      </w:r>
+    </w:p>
+    <w:p>
+      <w:pPr>
+        <w:pStyle w:val="Sottotitolo"/>
+      </w:pPr>
+    </w:p>
+    <w:p>
+      <w:pPr>
+        <w:pStyle w:val="Sottotitolo"/>
+      </w:pPr>
+      <w:r>
+        <w:t>Versione 1.</w:t>
+      </w:r>
+      <w:r>
+        <w:t>45</w:t>
+      </w:r>
+      <w:r>
+        <w:t xml:space="preserve"> del </w:t>
+      </w:r>
+      <w:r>
+        <w:t>06</w:t>
+      </w:r>
+      <w:r>
+        <w:t>/</w:t>
+      </w:r>
+      <w:r>
+        <w:t>10</w:t>
+      </w:r>
+      <w:r>
+        <w:t>/2019</w:t>
+      </w:r>
+    </w:p>
+    <w:p>
+      <w:pPr>
+        <w:pStyle w:val="Paragrafoelenco"/>
+        <w:numPr>
+          <w:ilvl w:val="0"/>
+          <w:numId w:val="26"/>
+        </w:numPr>
+      </w:pPr>
+      <w:r>
+        <w:t>Modifica Layout dettaglio Protocollo</w:t>
+      </w:r>
+    </w:p>
+    <w:p>
+      <w:pPr>
+        <w:pStyle w:val="Paragrafoelenco"/>
+        <w:numPr>
+          <w:ilvl w:val="0"/>
+          <w:numId w:val="26"/>
+        </w:numPr>
+      </w:pPr>
+      <w:r>
+        <w:t>Aggiunto Protocollo Piano Esterno</w:t>
+      </w:r>
+    </w:p>
+    <w:p>
+      <w:pPr>
+        <w:pStyle w:val="Paragrafoelenco"/>
+        <w:numPr>
+          <w:ilvl w:val="0"/>
+          <w:numId w:val="26"/>
+        </w:numPr>
+      </w:pPr>
+      <w:r>
+        <w:t>Aggiunta Stampa Consuntivo (non terminata)</w:t>
+      </w:r>
+    </w:p>
+    <w:p>
+      <w:pPr>
+        <w:pStyle w:val="Paragrafoelenco"/>
+        <w:numPr>
+          <w:ilvl w:val="0"/>
+          <w:numId w:val="26"/>
+        </w:numPr>
+      </w:pPr>
+      <w:r>
+        <w:t>Aggiunto Protocollo Consuntivo</w:t>
+      </w:r>
+    </w:p>
+    <w:p/>
+    <w:p>
+      <w:pPr>
+        <w:pStyle w:val="Sottotitolo"/>
+      </w:pPr>
+      <w:r>
+        <w:t>Versione 1.</w:t>
+      </w:r>
+      <w:r>
+        <w:t>44</w:t>
+      </w:r>
+      <w:r>
+        <w:t xml:space="preserve"> del </w:t>
+      </w:r>
+      <w:r>
+        <w:t>03</w:t>
+      </w:r>
+      <w:r>
+        <w:t>/</w:t>
+      </w:r>
+      <w:r>
+        <w:t>10</w:t>
+      </w:r>
+      <w:r>
+        <w:t>/2019</w:t>
+      </w:r>
+    </w:p>
+    <w:p>
+      <w:pPr>
+        <w:pStyle w:val="Paragrafoelenco"/>
+        <w:numPr>
+          <w:ilvl w:val="0"/>
+          <w:numId w:val="25"/>
+        </w:numPr>
+      </w:pPr>
+      <w:r>
+        <w:t>selezione data per nuovo articolo aggiunto a dettaglio economico</w:t>
+      </w:r>
+    </w:p>
+    <w:p>
+      <w:pPr>
+        <w:pStyle w:val="Paragrafoelenco"/>
+        <w:numPr>
+          <w:ilvl w:val="0"/>
+          <w:numId w:val="25"/>
+        </w:numPr>
+      </w:pPr>
+      <w:r>
+        <w:t>selezione automatica della tipologia per le figure professionali che risultano assunte</w:t>
+      </w:r>
+    </w:p>
+    <w:p>
+      <w:pPr>
+        <w:pStyle w:val="Paragrafoelenco"/>
+        <w:numPr>
+          <w:ilvl w:val="0"/>
+          <w:numId w:val="25"/>
+        </w:numPr>
+      </w:pPr>
+      <w:r>
+        <w:t>note in dettaglio economico non estratte dall'anagrafica</w:t>
+      </w:r>
+    </w:p>
+    <w:p/>
+    <w:p>
+      <w:pPr>
+        <w:pStyle w:val="Sottotitolo"/>
+      </w:pPr>
+      <w:r>
+        <w:t>Versione 1.4</w:t>
+      </w:r>
+      <w:r>
+        <w:t>3</w:t>
+      </w:r>
+      <w:r>
+        <w:t xml:space="preserve"> del </w:t>
+      </w:r>
+      <w:r>
+        <w:t>02</w:t>
+      </w:r>
+      <w:r>
+        <w:t>/</w:t>
+      </w:r>
+      <w:r>
+        <w:t>10</w:t>
+      </w:r>
+      <w:r>
+        <w:t>/2019</w:t>
+      </w:r>
+    </w:p>
+    <w:p>
+      <w:pPr>
+        <w:pStyle w:val="Paragrafoelenco"/>
+        <w:numPr>
+          <w:ilvl w:val="0"/>
+          <w:numId w:val="24"/>
+        </w:numPr>
+      </w:pPr>
+      <w:r>
+        <w:t>protocolli, viene proposto per default il codice lavorazione 'generico'</w:t>
+      </w:r>
+    </w:p>
+    <w:p>
+      <w:pPr>
+        <w:pStyle w:val="Paragrafoelenco"/>
+        <w:numPr>
+          <w:ilvl w:val="0"/>
+          <w:numId w:val="24"/>
+        </w:numPr>
+      </w:pPr>
+      <w:r>
+        <w:t xml:space="preserve">aggiunti i campi mancanti alla </w:t>
+      </w:r>
+      <w:r>
+        <w:t xml:space="preserve">griglia </w:t>
+      </w:r>
+      <w:r>
+        <w:t>stampa Piano Esterno</w:t>
+      </w:r>
+    </w:p>
+    <w:p>
+      <w:pPr>
+        <w:pStyle w:val="Paragrafoelenco"/>
+        <w:numPr>
+          <w:ilvl w:val="0"/>
+          <w:numId w:val="24"/>
+        </w:numPr>
+      </w:pPr>
+      <w:r>
+        <w:t>salvataggio automatico prima del lancio stampa Piano Esterno</w:t>
+      </w:r>
+    </w:p>
+    <w:p>
+      <w:pPr>
+        <w:pStyle w:val="Paragrafoelenco"/>
+        <w:numPr>
+          <w:ilvl w:val="0"/>
+          <w:numId w:val="24"/>
+        </w:numPr>
+      </w:pPr>
+      <w:r>
+        <w:t>corretto bug su stampa lavorazione (visua</w:t>
+      </w:r>
+      <w:r>
+        <w:t>l</w:t>
+      </w:r>
+      <w:r>
+        <w:t>izzava il campo iva anzichè la quantità)</w:t>
+      </w:r>
+    </w:p>
+    <w:p/>
+    <w:p>
+      <w:pPr>
+        <w:pStyle w:val="Sottotitolo"/>
+      </w:pPr>
+      <w:r>
+        <w:t>Versione 1.4</w:t>
+      </w:r>
+      <w:r>
+        <w:t>2</w:t>
+      </w:r>
+      <w:r>
+        <w:t xml:space="preserve"> del 2</w:t>
+      </w:r>
+      <w:r>
+        <w:t>5</w:t>
+      </w:r>
+      <w:r>
+        <w:t>/09/2019</w:t>
+      </w:r>
+    </w:p>
+    <w:p>
+      <w:pPr>
+        <w:pStyle w:val="Paragrafoelenco"/>
+        <w:numPr>
+          <w:ilvl w:val="0"/>
+          <w:numId w:val="23"/>
+        </w:numPr>
+      </w:pPr>
+      <w:r>
+        <w:t>articoli in lavorazione replicati per ogni giorno di lavorazione</w:t>
+      </w:r>
+    </w:p>
+    <w:p>
+      <w:pPr>
+        <w:pStyle w:val="Paragrafoelenco"/>
+        <w:numPr>
+          <w:ilvl w:val="0"/>
+          <w:numId w:val="23"/>
+        </w:numPr>
+      </w:pPr>
+      <w:r>
+        <w:t>modifiche layout</w:t>
+      </w:r>
+    </w:p>
+    <w:p>
+      <w:pPr>
+        <w:pStyle w:val="Paragrafoelenco"/>
+        <w:numPr>
+          <w:ilvl w:val="0"/>
+          <w:numId w:val="23"/>
+        </w:numPr>
+      </w:pPr>
+      <w:r>
+        <w:t>refresh sul pannello modifica</w:t>
+      </w:r>
+    </w:p>
+    <w:p>
+      <w:pPr>
+        <w:pStyle w:val="Paragrafoelenco"/>
+        <w:numPr>
+          <w:ilvl w:val="0"/>
+          <w:numId w:val="23"/>
+        </w:numPr>
+      </w:pPr>
+      <w:r>
+        <w:t>gestione protocollo, aggiunta campo descrizione, sia in ricerca che in dettaglio</w:t>
+      </w:r>
+    </w:p>
+    <w:p>
+      <w:pPr>
+        <w:pStyle w:val="Paragrafoelenco"/>
+        <w:numPr>
+          <w:ilvl w:val="0"/>
+          <w:numId w:val="23"/>
+        </w:numPr>
+      </w:pPr>
+      <w:r>
+        <w:t>gestione protocollo, in ricerca lavorazione, dopo aver selezionato una lavorazione vengono importati anche i campi lavorazione e produzione, oltre al numero lavorazione</w:t>
+      </w:r>
+    </w:p>
+    <w:p/>
+    <w:p>
+      <w:pPr>
+        <w:pStyle w:val="Sottotitolo"/>
+      </w:pPr>
+      <w:r>
+        <w:t>Versione 1.4</w:t>
+      </w:r>
+      <w:r>
+        <w:t>1</w:t>
+      </w:r>
+      <w:r>
+        <w:t xml:space="preserve"> del 2</w:t>
+      </w:r>
+      <w:r>
+        <w:t>4</w:t>
+      </w:r>
+      <w:r>
+        <w:t>/09/2019</w:t>
+      </w:r>
+    </w:p>
+    <w:p>
+      <w:pPr>
+        <w:pStyle w:val="Paragrafoelenco"/>
+        <w:numPr>
+          <w:ilvl w:val="0"/>
+          <w:numId w:val="22"/>
+        </w:numPr>
+      </w:pPr>
+      <w:r>
         <w:lastRenderedPageBreak/>
-        <w:t>Risolto bug trasformazione in lavorazione</w:t>
-      </w:r>
-    </w:p>
-    <w:p>
-      <w:pPr>
-        <w:pStyle w:val="Paragrafoelenco"/>
-        <w:numPr>
-          <w:ilvl w:val="0"/>
-          <w:numId w:val="27"/>
-        </w:numPr>
-      </w:pPr>
-      <w:proofErr w:type="gramStart"/>
-      <w:r>
-        <w:t>modificata</w:t>
-      </w:r>
-      <w:proofErr w:type="gramEnd"/>
-      <w:r>
-        <w:t xml:space="preserve"> griglia elenco protocolli</w:t>
-      </w:r>
-    </w:p>
-    <w:p>
-      <w:pPr>
-        <w:pStyle w:val="Paragrafoelenco"/>
-        <w:numPr>
-          <w:ilvl w:val="0"/>
-          <w:numId w:val="27"/>
-        </w:numPr>
-      </w:pPr>
-      <w:proofErr w:type="gramStart"/>
-      <w:r>
-        <w:t>modificato</w:t>
-      </w:r>
-      <w:proofErr w:type="gramEnd"/>
-      <w:r>
-        <w:t xml:space="preserve"> layout dettaglio protocolli (sbandieramento a sinistra)</w:t>
+        <w:t xml:space="preserve">Gestione Protocollo: in inserimento protocollo viene subito creato il numero Protocollo automaticamente; ricerca su clienti e fornitori; nome allegato nel formato "Protocollo_NProt.xxx";  </w:t>
       </w:r>
     </w:p>
     <w:p>
@@ -3282,419 +4178,6 @@
         <w:pStyle w:val="Sottotitolo"/>
       </w:pPr>
       <w:r>
-        <w:t>Versione 1.</w:t>
-      </w:r>
-      <w:r>
-        <w:t>45</w:t>
-      </w:r>
-      <w:r>
-        <w:t xml:space="preserve"> del </w:t>
-      </w:r>
-      <w:r>
-        <w:t>06</w:t>
-      </w:r>
-      <w:r>
-        <w:t>/</w:t>
-      </w:r>
-      <w:r>
-        <w:t>10</w:t>
-      </w:r>
-      <w:r>
-        <w:t>/2019</w:t>
-      </w:r>
-    </w:p>
-    <w:p>
-      <w:pPr>
-        <w:pStyle w:val="Paragrafoelenco"/>
-        <w:numPr>
-          <w:ilvl w:val="0"/>
-          <w:numId w:val="26"/>
-        </w:numPr>
-      </w:pPr>
-      <w:r>
-        <w:t>Modifica Layout dettaglio Protocollo</w:t>
-      </w:r>
-    </w:p>
-    <w:p>
-      <w:pPr>
-        <w:pStyle w:val="Paragrafoelenco"/>
-        <w:numPr>
-          <w:ilvl w:val="0"/>
-          <w:numId w:val="26"/>
-        </w:numPr>
-      </w:pPr>
-      <w:r>
-        <w:t>Aggiunto Protocollo Piano Esterno</w:t>
-      </w:r>
-    </w:p>
-    <w:p>
-      <w:pPr>
-        <w:pStyle w:val="Paragrafoelenco"/>
-        <w:numPr>
-          <w:ilvl w:val="0"/>
-          <w:numId w:val="26"/>
-        </w:numPr>
-      </w:pPr>
-      <w:r>
-        <w:t>Aggiunta Stampa Consuntivo (non terminata)</w:t>
-      </w:r>
-    </w:p>
-    <w:p>
-      <w:pPr>
-        <w:pStyle w:val="Paragrafoelenco"/>
-        <w:numPr>
-          <w:ilvl w:val="0"/>
-          <w:numId w:val="26"/>
-        </w:numPr>
-      </w:pPr>
-      <w:r>
-        <w:t>Aggiunto Protocollo Consuntivo</w:t>
-      </w:r>
-    </w:p>
-    <w:p/>
-    <w:p>
-      <w:pPr>
-        <w:pStyle w:val="Sottotitolo"/>
-      </w:pPr>
-      <w:r>
-        <w:t>Versione 1.</w:t>
-      </w:r>
-      <w:r>
-        <w:t>44</w:t>
-      </w:r>
-      <w:r>
-        <w:t xml:space="preserve"> del </w:t>
-      </w:r>
-      <w:r>
-        <w:t>03</w:t>
-      </w:r>
-      <w:r>
-        <w:t>/</w:t>
-      </w:r>
-      <w:r>
-        <w:t>10</w:t>
-      </w:r>
-      <w:r>
-        <w:t>/2019</w:t>
-      </w:r>
-    </w:p>
-    <w:p>
-      <w:pPr>
-        <w:pStyle w:val="Paragrafoelenco"/>
-        <w:numPr>
-          <w:ilvl w:val="0"/>
-          <w:numId w:val="25"/>
-        </w:numPr>
-      </w:pPr>
-      <w:proofErr w:type="gramStart"/>
-      <w:r>
-        <w:t>selezione</w:t>
-      </w:r>
-      <w:proofErr w:type="gramEnd"/>
-      <w:r>
-        <w:t xml:space="preserve"> data per nuovo articolo aggiunto a dettaglio economico</w:t>
-      </w:r>
-    </w:p>
-    <w:p>
-      <w:pPr>
-        <w:pStyle w:val="Paragrafoelenco"/>
-        <w:numPr>
-          <w:ilvl w:val="0"/>
-          <w:numId w:val="25"/>
-        </w:numPr>
-      </w:pPr>
-      <w:proofErr w:type="gramStart"/>
-      <w:r>
-        <w:t>selezione</w:t>
-      </w:r>
-      <w:proofErr w:type="gramEnd"/>
-      <w:r>
-        <w:t xml:space="preserve"> automatica della tipologia per le figure professionali che risultano assunte</w:t>
-      </w:r>
-    </w:p>
-    <w:p>
-      <w:pPr>
-        <w:pStyle w:val="Paragrafoelenco"/>
-        <w:numPr>
-          <w:ilvl w:val="0"/>
-          <w:numId w:val="25"/>
-        </w:numPr>
-      </w:pPr>
-      <w:proofErr w:type="gramStart"/>
-      <w:r>
-        <w:t>note</w:t>
-      </w:r>
-      <w:proofErr w:type="gramEnd"/>
-      <w:r>
-        <w:t xml:space="preserve"> in dettaglio economico non estratte dall'anagrafica</w:t>
-      </w:r>
-    </w:p>
-    <w:p/>
-    <w:p>
-      <w:pPr>
-        <w:pStyle w:val="Sottotitolo"/>
-      </w:pPr>
-      <w:r>
-        <w:t>Versione 1.4</w:t>
-      </w:r>
-      <w:r>
-        <w:t>3</w:t>
-      </w:r>
-      <w:r>
-        <w:t xml:space="preserve"> del </w:t>
-      </w:r>
-      <w:r>
-        <w:t>02</w:t>
-      </w:r>
-      <w:r>
-        <w:t>/</w:t>
-      </w:r>
-      <w:r>
-        <w:t>10</w:t>
-      </w:r>
-      <w:r>
-        <w:t>/2019</w:t>
-      </w:r>
-    </w:p>
-    <w:p>
-      <w:pPr>
-        <w:pStyle w:val="Paragrafoelenco"/>
-        <w:numPr>
-          <w:ilvl w:val="0"/>
-          <w:numId w:val="24"/>
-        </w:numPr>
-      </w:pPr>
-      <w:proofErr w:type="gramStart"/>
-      <w:r>
-        <w:t>protocolli</w:t>
-      </w:r>
-      <w:proofErr w:type="gramEnd"/>
-      <w:r>
-        <w:t>, viene proposto per default il codice lavorazione 'generico'</w:t>
-      </w:r>
-    </w:p>
-    <w:p>
-      <w:pPr>
-        <w:pStyle w:val="Paragrafoelenco"/>
-        <w:numPr>
-          <w:ilvl w:val="0"/>
-          <w:numId w:val="24"/>
-        </w:numPr>
-      </w:pPr>
-      <w:proofErr w:type="gramStart"/>
-      <w:r>
-        <w:t>aggiunti</w:t>
-      </w:r>
-      <w:proofErr w:type="gramEnd"/>
-      <w:r>
-        <w:t xml:space="preserve"> i campi mancanti alla </w:t>
-      </w:r>
-      <w:r>
-        <w:t xml:space="preserve">griglia </w:t>
-      </w:r>
-      <w:r>
-        <w:t>stampa Piano Esterno</w:t>
-      </w:r>
-    </w:p>
-    <w:p>
-      <w:pPr>
-        <w:pStyle w:val="Paragrafoelenco"/>
-        <w:numPr>
-          <w:ilvl w:val="0"/>
-          <w:numId w:val="24"/>
-        </w:numPr>
-      </w:pPr>
-      <w:proofErr w:type="gramStart"/>
-      <w:r>
-        <w:t>salvataggio</w:t>
-      </w:r>
-      <w:proofErr w:type="gramEnd"/>
-      <w:r>
-        <w:t xml:space="preserve"> automatico prima del lancio stampa Piano Esterno</w:t>
-      </w:r>
-    </w:p>
-    <w:p>
-      <w:pPr>
-        <w:pStyle w:val="Paragrafoelenco"/>
-        <w:numPr>
-          <w:ilvl w:val="0"/>
-          <w:numId w:val="24"/>
-        </w:numPr>
-      </w:pPr>
-      <w:proofErr w:type="gramStart"/>
-      <w:r>
-        <w:t>corretto</w:t>
-      </w:r>
-      <w:proofErr w:type="gramEnd"/>
-      <w:r>
-        <w:t xml:space="preserve"> bug su stampa lavorazione (visua</w:t>
-      </w:r>
-      <w:r>
-        <w:t>l</w:t>
-      </w:r>
-      <w:r>
-        <w:t xml:space="preserve">izzava il campo iva </w:t>
-      </w:r>
-      <w:proofErr w:type="spellStart"/>
-      <w:r>
-        <w:t>anzichè</w:t>
-      </w:r>
-      <w:proofErr w:type="spellEnd"/>
-      <w:r>
-        <w:t xml:space="preserve"> la quantità)</w:t>
-      </w:r>
-    </w:p>
-    <w:p/>
-    <w:p>
-      <w:pPr>
-        <w:pStyle w:val="Sottotitolo"/>
-      </w:pPr>
-      <w:r>
-        <w:t>Versione 1.4</w:t>
-      </w:r>
-      <w:r>
-        <w:t>2</w:t>
-      </w:r>
-      <w:r>
-        <w:t xml:space="preserve"> del 2</w:t>
-      </w:r>
-      <w:r>
-        <w:t>5</w:t>
-      </w:r>
-      <w:r>
-        <w:t>/09/2019</w:t>
-      </w:r>
-    </w:p>
-    <w:p>
-      <w:pPr>
-        <w:pStyle w:val="Paragrafoelenco"/>
-        <w:numPr>
-          <w:ilvl w:val="0"/>
-          <w:numId w:val="23"/>
-        </w:numPr>
-      </w:pPr>
-      <w:proofErr w:type="gramStart"/>
-      <w:r>
-        <w:t>articoli</w:t>
-      </w:r>
-      <w:proofErr w:type="gramEnd"/>
-      <w:r>
-        <w:t xml:space="preserve"> in lavorazione replicati per ogni giorno di lavorazione</w:t>
-      </w:r>
-    </w:p>
-    <w:p>
-      <w:pPr>
-        <w:pStyle w:val="Paragrafoelenco"/>
-        <w:numPr>
-          <w:ilvl w:val="0"/>
-          <w:numId w:val="23"/>
-        </w:numPr>
-      </w:pPr>
-      <w:proofErr w:type="gramStart"/>
-      <w:r>
-        <w:t>modifiche</w:t>
-      </w:r>
-      <w:proofErr w:type="gramEnd"/>
-      <w:r>
-        <w:t xml:space="preserve"> layout</w:t>
-      </w:r>
-    </w:p>
-    <w:p>
-      <w:pPr>
-        <w:pStyle w:val="Paragrafoelenco"/>
-        <w:numPr>
-          <w:ilvl w:val="0"/>
-          <w:numId w:val="23"/>
-        </w:numPr>
-      </w:pPr>
-      <w:proofErr w:type="spellStart"/>
-      <w:proofErr w:type="gramStart"/>
-      <w:r>
-        <w:t>refresh</w:t>
-      </w:r>
-      <w:proofErr w:type="spellEnd"/>
-      <w:proofErr w:type="gramEnd"/>
-      <w:r>
-        <w:t xml:space="preserve"> sul pannello modifica</w:t>
-      </w:r>
-    </w:p>
-    <w:p>
-      <w:pPr>
-        <w:pStyle w:val="Paragrafoelenco"/>
-        <w:numPr>
-          <w:ilvl w:val="0"/>
-          <w:numId w:val="23"/>
-        </w:numPr>
-      </w:pPr>
-      <w:proofErr w:type="gramStart"/>
-      <w:r>
-        <w:t>gestione</w:t>
-      </w:r>
-      <w:proofErr w:type="gramEnd"/>
-      <w:r>
-        <w:t xml:space="preserve"> protocollo, aggiunta campo descrizione, sia in ricerca che in dettaglio</w:t>
-      </w:r>
-    </w:p>
-    <w:p>
-      <w:pPr>
-        <w:pStyle w:val="Paragrafoelenco"/>
-        <w:numPr>
-          <w:ilvl w:val="0"/>
-          <w:numId w:val="23"/>
-        </w:numPr>
-      </w:pPr>
-      <w:proofErr w:type="gramStart"/>
-      <w:r>
-        <w:t>gestione</w:t>
-      </w:r>
-      <w:proofErr w:type="gramEnd"/>
-      <w:r>
-        <w:t xml:space="preserve"> protocollo, in ricerca lavorazione, dopo aver selezionato una lavorazione vengono importati anche i campi lavorazione e produzione, oltre al numero lavorazione</w:t>
-      </w:r>
-    </w:p>
-    <w:p/>
-    <w:p>
-      <w:pPr>
-        <w:pStyle w:val="Sottotitolo"/>
-      </w:pPr>
-      <w:r>
-        <w:t>Versione 1.4</w:t>
-      </w:r>
-      <w:r>
-        <w:t>1</w:t>
-      </w:r>
-      <w:r>
-        <w:t xml:space="preserve"> del 2</w:t>
-      </w:r>
-      <w:r>
-        <w:t>4</w:t>
-      </w:r>
-      <w:r>
-        <w:t>/09/2019</w:t>
-      </w:r>
-    </w:p>
-    <w:p>
-      <w:pPr>
-        <w:pStyle w:val="Paragrafoelenco"/>
-        <w:numPr>
-          <w:ilvl w:val="0"/>
-          <w:numId w:val="22"/>
-        </w:numPr>
-      </w:pPr>
-      <w:r>
-        <w:t xml:space="preserve">Gestione Protocollo: in inserimento protocollo viene subito creato il numero Protocollo automaticamente; ricerca su clienti e fornitori; nome allegato nel formato "Protocollo_NProt.xxx";  </w:t>
-      </w:r>
-    </w:p>
-    <w:p>
-      <w:pPr>
-        <w:pStyle w:val="Sottotitolo"/>
-      </w:pPr>
-    </w:p>
-    <w:p>
-      <w:pPr>
-        <w:pStyle w:val="Sottotitolo"/>
-      </w:pPr>
-      <w:r>
         <w:t>Versione 1.40 del 21/09/2019</w:t>
       </w:r>
     </w:p>
@@ -3706,13 +4189,8 @@
           <w:numId w:val="21"/>
         </w:numPr>
       </w:pPr>
-      <w:proofErr w:type="gramStart"/>
-      <w:r>
-        <w:t>messaggio</w:t>
-      </w:r>
-      <w:proofErr w:type="gramEnd"/>
-      <w:r>
-        <w:t xml:space="preserve"> che indica che un evento è in fase di modifica quando viene visualizzata l'agenda</w:t>
+      <w:r>
+        <w:t>messaggio che indica che un evento è in fase di modifica quando viene visualizzata l'agenda</w:t>
       </w:r>
     </w:p>
     <w:p>
@@ -3723,13 +4201,8 @@
           <w:numId w:val="21"/>
         </w:numPr>
       </w:pPr>
-      <w:proofErr w:type="gramStart"/>
-      <w:r>
-        <w:t>modifica</w:t>
-      </w:r>
-      <w:proofErr w:type="gramEnd"/>
-      <w:r>
-        <w:t xml:space="preserve"> intestazione anteprima evento</w:t>
+      <w:r>
+        <w:t>modifica intestazione anteprima evento</w:t>
       </w:r>
     </w:p>
     <w:p>
@@ -3740,13 +4213,8 @@
           <w:numId w:val="21"/>
         </w:numPr>
       </w:pPr>
-      <w:proofErr w:type="gramStart"/>
-      <w:r>
-        <w:t>evidenziazione</w:t>
-      </w:r>
-      <w:proofErr w:type="gramEnd"/>
-      <w:r>
-        <w:t xml:space="preserve"> degli articoli composti</w:t>
+      <w:r>
+        <w:t>evidenziazione degli articoli composti</w:t>
       </w:r>
     </w:p>
     <w:p>
@@ -3757,22 +4225,8 @@
           <w:numId w:val="21"/>
         </w:numPr>
       </w:pPr>
-      <w:proofErr w:type="gramStart"/>
-      <w:r>
-        <w:lastRenderedPageBreak/>
-        <w:t>visualizzazione</w:t>
-      </w:r>
-      <w:proofErr w:type="gramEnd"/>
-      <w:r>
-        <w:t xml:space="preserve"> pulsanti in modifica evento in base alla </w:t>
-      </w:r>
-      <w:proofErr w:type="spellStart"/>
-      <w:r>
-        <w:t>tab</w:t>
-      </w:r>
-      <w:proofErr w:type="spellEnd"/>
-      <w:r>
-        <w:t xml:space="preserve"> visualizzata</w:t>
+      <w:r>
+        <w:t>visualizzazione pulsanti in modifica evento in base alla tab visualizzata</w:t>
       </w:r>
     </w:p>
     <w:p>
@@ -3783,21 +4237,8 @@
           <w:numId w:val="21"/>
         </w:numPr>
       </w:pPr>
-      <w:proofErr w:type="gramStart"/>
-      <w:r>
-        <w:t>limitazione</w:t>
-      </w:r>
-      <w:proofErr w:type="gramEnd"/>
-      <w:r>
-        <w:t xml:space="preserve"> a 5 righe nella </w:t>
-      </w:r>
-      <w:proofErr w:type="spellStart"/>
-      <w:r>
-        <w:t>textarea</w:t>
-      </w:r>
-      <w:proofErr w:type="spellEnd"/>
-      <w:r>
-        <w:t xml:space="preserve"> note piano esterno</w:t>
+      <w:r>
+        <w:t>limitazione a 5 righe nella textarea note piano esterno</w:t>
       </w:r>
     </w:p>
     <w:p>
@@ -3808,21 +4249,8 @@
           <w:numId w:val="21"/>
         </w:numPr>
       </w:pPr>
-      <w:proofErr w:type="gramStart"/>
-      <w:r>
-        <w:t>limitazione</w:t>
-      </w:r>
-      <w:proofErr w:type="gramEnd"/>
-      <w:r>
-        <w:t xml:space="preserve"> a 5 righe nella </w:t>
-      </w:r>
-      <w:proofErr w:type="spellStart"/>
-      <w:r>
-        <w:t>textarea</w:t>
-      </w:r>
-      <w:proofErr w:type="spellEnd"/>
-      <w:r>
-        <w:t xml:space="preserve"> note</w:t>
+      <w:r>
+        <w:t>limitazione a 5 righe nella textarea note</w:t>
       </w:r>
       <w:r>
         <w:t xml:space="preserve"> stampa lavorazione</w:t>
@@ -3836,13 +4264,8 @@
           <w:numId w:val="21"/>
         </w:numPr>
       </w:pPr>
-      <w:proofErr w:type="gramStart"/>
-      <w:r>
-        <w:t>evidenziazione</w:t>
-      </w:r>
-      <w:proofErr w:type="gramEnd"/>
-      <w:r>
-        <w:t xml:space="preserve"> dell'orario convocazione in piano esterno per velocizzare la fase di modifica</w:t>
+      <w:r>
+        <w:t>evidenziazione dell'orario convocazione in piano esterno per velocizzare la fase di modifica</w:t>
       </w:r>
     </w:p>
     <w:p>
@@ -3853,13 +4276,8 @@
           <w:numId w:val="21"/>
         </w:numPr>
       </w:pPr>
-      <w:proofErr w:type="gramStart"/>
-      <w:r>
-        <w:t>soluzione</w:t>
-      </w:r>
-      <w:proofErr w:type="gramEnd"/>
-      <w:r>
-        <w:t xml:space="preserve"> bug descrizione lunga troncata a 100 caratteri</w:t>
+      <w:r>
+        <w:t>soluzione bug descrizione lunga troncata a 100 caratteri</w:t>
       </w:r>
     </w:p>
     <w:p>
@@ -3960,23 +4378,13 @@
           <w:lang w:eastAsia="it-IT"/>
         </w:rPr>
       </w:pPr>
-      <w:proofErr w:type="gramStart"/>
       <w:r>
         <w:rPr>
           <w:rFonts w:eastAsia="Times New Roman" w:cstheme="minorHAnsi"/>
           <w:color w:val="222222"/>
           <w:lang w:eastAsia="it-IT"/>
         </w:rPr>
-        <w:t>modifica</w:t>
-      </w:r>
-      <w:proofErr w:type="gramEnd"/>
-      <w:r>
-        <w:rPr>
-          <w:rFonts w:eastAsia="Times New Roman" w:cstheme="minorHAnsi"/>
-          <w:color w:val="222222"/>
-          <w:lang w:eastAsia="it-IT"/>
-        </w:rPr>
-        <w:t xml:space="preserve"> etichetta pulsante stampa Lavorazione (diventa stampa Offerta); </w:t>
+        <w:t>modifica etichetta pulsante stampa Lavorazione (diventa stampa Offerta); </w:t>
       </w:r>
     </w:p>
     <w:p>
@@ -4039,23 +4447,13 @@
           <w:lang w:eastAsia="it-IT"/>
         </w:rPr>
       </w:pPr>
-      <w:proofErr w:type="gramStart"/>
       <w:r>
         <w:rPr>
           <w:rFonts w:eastAsia="Times New Roman" w:cstheme="minorHAnsi"/>
           <w:color w:val="222222"/>
           <w:lang w:eastAsia="it-IT"/>
         </w:rPr>
-        <w:t>modifica</w:t>
-      </w:r>
-      <w:proofErr w:type="gramEnd"/>
-      <w:r>
-        <w:rPr>
-          <w:rFonts w:eastAsia="Times New Roman" w:cstheme="minorHAnsi"/>
-          <w:color w:val="222222"/>
-          <w:lang w:eastAsia="it-IT"/>
-        </w:rPr>
-        <w:t xml:space="preserve"> posizione totale costo lordo; </w:t>
+        <w:t>modifica posizione totale costo lordo; </w:t>
       </w:r>
     </w:p>
     <w:p>
@@ -4072,23 +4470,13 @@
           <w:lang w:eastAsia="it-IT"/>
         </w:rPr>
       </w:pPr>
-      <w:proofErr w:type="gramStart"/>
       <w:r>
         <w:rPr>
           <w:rFonts w:eastAsia="Times New Roman" w:cstheme="minorHAnsi"/>
           <w:color w:val="222222"/>
           <w:lang w:eastAsia="it-IT"/>
         </w:rPr>
-        <w:t>eliminazione</w:t>
-      </w:r>
-      <w:proofErr w:type="gramEnd"/>
-      <w:r>
-        <w:rPr>
-          <w:rFonts w:eastAsia="Times New Roman" w:cstheme="minorHAnsi"/>
-          <w:color w:val="222222"/>
-          <w:lang w:eastAsia="it-IT"/>
-        </w:rPr>
-        <w:t xml:space="preserve"> popup salvataggio eseguito; </w:t>
+        <w:t>eliminazione popup salvataggio eseguito; </w:t>
       </w:r>
     </w:p>
     <w:p>
@@ -4105,23 +4493,13 @@
           <w:lang w:eastAsia="it-IT"/>
         </w:rPr>
       </w:pPr>
-      <w:proofErr w:type="gramStart"/>
       <w:r>
         <w:rPr>
           <w:rFonts w:eastAsia="Times New Roman" w:cstheme="minorHAnsi"/>
           <w:color w:val="222222"/>
           <w:lang w:eastAsia="it-IT"/>
         </w:rPr>
-        <w:t>posizione</w:t>
-      </w:r>
-      <w:proofErr w:type="gramEnd"/>
-      <w:r>
-        <w:rPr>
-          <w:rFonts w:eastAsia="Times New Roman" w:cstheme="minorHAnsi"/>
-          <w:color w:val="222222"/>
-          <w:lang w:eastAsia="it-IT"/>
-        </w:rPr>
-        <w:t xml:space="preserve"> colonne nella griglia dettaglio economico; </w:t>
+        <w:t>posizione colonne nella griglia dettaglio economico; </w:t>
       </w:r>
     </w:p>
     <w:p>
@@ -4138,23 +4516,13 @@
           <w:lang w:eastAsia="it-IT"/>
         </w:rPr>
       </w:pPr>
-      <w:proofErr w:type="gramStart"/>
       <w:r>
         <w:rPr>
           <w:rFonts w:eastAsia="Times New Roman" w:cstheme="minorHAnsi"/>
           <w:color w:val="222222"/>
           <w:lang w:eastAsia="it-IT"/>
         </w:rPr>
-        <w:t>modifica</w:t>
-      </w:r>
-      <w:proofErr w:type="gramEnd"/>
-      <w:r>
-        <w:rPr>
-          <w:rFonts w:eastAsia="Times New Roman" w:cstheme="minorHAnsi"/>
-          <w:color w:val="222222"/>
-          <w:lang w:eastAsia="it-IT"/>
-        </w:rPr>
-        <w:t xml:space="preserve"> importi diaria in dettaglio economico dopo che è stata aggiunta in piano esterno; </w:t>
+        <w:t>modifica importi diaria in dettaglio economico dopo che è stata aggiunta in piano esterno; </w:t>
       </w:r>
     </w:p>
     <w:p>
@@ -4171,43 +4539,13 @@
           <w:lang w:eastAsia="it-IT"/>
         </w:rPr>
       </w:pPr>
-      <w:proofErr w:type="spellStart"/>
-      <w:proofErr w:type="gramStart"/>
       <w:r>
         <w:rPr>
           <w:rFonts w:eastAsia="Times New Roman" w:cstheme="minorHAnsi"/>
           <w:color w:val="222222"/>
           <w:lang w:eastAsia="it-IT"/>
         </w:rPr>
-        <w:t>disabilitazione</w:t>
-      </w:r>
-      <w:proofErr w:type="spellEnd"/>
-      <w:proofErr w:type="gramEnd"/>
-      <w:r>
-        <w:rPr>
-          <w:rFonts w:eastAsia="Times New Roman" w:cstheme="minorHAnsi"/>
-          <w:color w:val="222222"/>
-          <w:lang w:eastAsia="it-IT"/>
-        </w:rPr>
-        <w:t xml:space="preserve"> pulsante elimina in </w:t>
-      </w:r>
-      <w:proofErr w:type="spellStart"/>
-      <w:r>
-        <w:rPr>
-          <w:rFonts w:eastAsia="Times New Roman" w:cstheme="minorHAnsi"/>
-          <w:color w:val="222222"/>
-          <w:lang w:eastAsia="it-IT"/>
-        </w:rPr>
-        <w:t>tab</w:t>
-      </w:r>
-      <w:proofErr w:type="spellEnd"/>
-      <w:r>
-        <w:rPr>
-          <w:rFonts w:eastAsia="Times New Roman" w:cstheme="minorHAnsi"/>
-          <w:color w:val="222222"/>
-          <w:lang w:eastAsia="it-IT"/>
-        </w:rPr>
-        <w:t xml:space="preserve"> offerta quando evento è in stato lavorazion</w:t>
+        <w:t>disabilitazione pulsante elimina in tab offerta quando evento è in stato lavorazion</w:t>
       </w:r>
       <w:r>
         <w:rPr>
@@ -4232,23 +4570,13 @@
           <w:lang w:eastAsia="it-IT"/>
         </w:rPr>
       </w:pPr>
-      <w:proofErr w:type="gramStart"/>
       <w:r>
         <w:rPr>
           <w:rFonts w:eastAsia="Times New Roman" w:cstheme="minorHAnsi"/>
           <w:color w:val="222222"/>
           <w:lang w:eastAsia="it-IT"/>
         </w:rPr>
-        <w:t>modifica</w:t>
-      </w:r>
-      <w:proofErr w:type="gramEnd"/>
-      <w:r>
-        <w:rPr>
-          <w:rFonts w:eastAsia="Times New Roman" w:cstheme="minorHAnsi"/>
-          <w:color w:val="222222"/>
-          <w:lang w:eastAsia="it-IT"/>
-        </w:rPr>
-        <w:t xml:space="preserve"> giorni pagamento editabili</w:t>
+        <w:t>modifica giorni pagamento editabili</w:t>
       </w:r>
       <w:r>
         <w:rPr>
@@ -4273,23 +4601,13 @@
           <w:lang w:eastAsia="it-IT"/>
         </w:rPr>
       </w:pPr>
-      <w:proofErr w:type="gramStart"/>
       <w:r>
         <w:rPr>
           <w:rFonts w:eastAsia="Times New Roman" w:cstheme="minorHAnsi"/>
           <w:color w:val="222222"/>
           <w:lang w:eastAsia="it-IT"/>
         </w:rPr>
-        <w:t>modifica</w:t>
-      </w:r>
-      <w:proofErr w:type="gramEnd"/>
-      <w:r>
-        <w:rPr>
-          <w:rFonts w:eastAsia="Times New Roman" w:cstheme="minorHAnsi"/>
-          <w:color w:val="222222"/>
-          <w:lang w:eastAsia="it-IT"/>
-        </w:rPr>
-        <w:t xml:space="preserve"> note su stampa offerta, massimo 4 righe</w:t>
+        <w:t>modifica note su stampa offerta, massimo 4 righe</w:t>
       </w:r>
     </w:p>
     <w:p>
@@ -4393,6 +4711,7 @@
         </w:numPr>
       </w:pPr>
       <w:r>
+        <w:lastRenderedPageBreak/>
         <w:t>Aggiornamento pdf riepilogo dopo modifica note</w:t>
       </w:r>
     </w:p>
@@ -4441,68 +4760,257 @@
         <w:pStyle w:val="Sottotitolo"/>
       </w:pPr>
       <w:r>
+        <w:t>Versione1.31 del 12/07/2019</w:t>
+      </w:r>
+    </w:p>
+    <w:p>
+      <w:pPr>
+        <w:pStyle w:val="Paragrafoelenco"/>
+        <w:numPr>
+          <w:ilvl w:val="0"/>
+          <w:numId w:val="15"/>
+        </w:numPr>
+      </w:pPr>
+      <w:r>
+        <w:t>Modificato Layout dettaglio protocollo come quello di ricerca</w:t>
+      </w:r>
+    </w:p>
+    <w:p>
+      <w:pPr>
+        <w:pStyle w:val="Paragrafoelenco"/>
+        <w:numPr>
+          <w:ilvl w:val="0"/>
+          <w:numId w:val="15"/>
+        </w:numPr>
+      </w:pPr>
+      <w:r>
+        <w:t>Aggiunto ordinamento tabella protocolli per singolo campo (cliccando sull'intestazione)</w:t>
+      </w:r>
+    </w:p>
+    <w:p>
+      <w:pPr>
+        <w:pStyle w:val="Paragrafoelenco"/>
+        <w:numPr>
+          <w:ilvl w:val="0"/>
+          <w:numId w:val="15"/>
+        </w:numPr>
+      </w:pPr>
+      <w:r>
+        <w:t>Riepilogo offerta: Aggiunto campo "note" a modifica note del riepilogo</w:t>
+      </w:r>
+    </w:p>
+    <w:p>
+      <w:pPr>
+        <w:pStyle w:val="Paragrafoelenco"/>
+        <w:numPr>
+          <w:ilvl w:val="0"/>
+          <w:numId w:val="15"/>
+        </w:numPr>
+      </w:pPr>
+      <w:r>
+        <w:t>Riepilogo offerta: formato del protocollo, orario nella data, descrizione lunga troncata a 100 caratteri, modifiche grafiche (da completare)</w:t>
+      </w:r>
+    </w:p>
+    <w:p>
+      <w:pPr>
+        <w:pStyle w:val="Paragrafoelenco"/>
+        <w:numPr>
+          <w:ilvl w:val="0"/>
+          <w:numId w:val="15"/>
+        </w:numPr>
+      </w:pPr>
+      <w:r>
+        <w:t>Dettaglio economico: ordine delle colonne e modifica valori mostrati, valore lordo in tabella, valore flag stampa, modifica nella selezione della figura professionale, calcolo costi in base a tipo pagamento, aggiunta fattura a tipo pagamento</w:t>
+      </w:r>
+    </w:p>
+    <w:p>
+      <w:pPr>
+        <w:pStyle w:val="Sottotitolo"/>
+      </w:pPr>
+    </w:p>
+    <w:p>
+      <w:pPr>
+        <w:pStyle w:val="Sottotitolo"/>
+      </w:pPr>
+      <w:r>
+        <w:t>Versione1.30 del 06/0</w:t>
+      </w:r>
+      <w:r>
+        <w:t>6</w:t>
+      </w:r>
+      <w:r>
+        <w:t>/2019</w:t>
+      </w:r>
+    </w:p>
+    <w:p>
+      <w:pPr>
+        <w:pStyle w:val="Paragrafoelenco"/>
+        <w:numPr>
+          <w:ilvl w:val="0"/>
+          <w:numId w:val="15"/>
+        </w:numPr>
+      </w:pPr>
+      <w:r>
+        <w:t>Completata cancellazione eventi</w:t>
+      </w:r>
+    </w:p>
+    <w:p>
+      <w:pPr>
+        <w:pStyle w:val="Paragrafoelenco"/>
+        <w:numPr>
+          <w:ilvl w:val="0"/>
+          <w:numId w:val="15"/>
+        </w:numPr>
+      </w:pPr>
+      <w:r>
+        <w:t>Completata gestione Attrezzature Magazzino</w:t>
+      </w:r>
+    </w:p>
+    <w:p>
+      <w:pPr>
+        <w:pStyle w:val="Paragrafoelenco"/>
+        <w:numPr>
+          <w:ilvl w:val="0"/>
+          <w:numId w:val="15"/>
+        </w:numPr>
+      </w:pPr>
+      <w:r>
+        <w:t>Cancellazione logica Collaboratori, Clienti/Fornitori, Articoli, Raggruppamenti Articoli e Protocolli (non si avrà più errore quando si tenta di cancellare un record da una di queste tabelle collegato ad altre tabelle)</w:t>
+      </w:r>
+    </w:p>
+    <w:p>
+      <w:pPr>
+        <w:pStyle w:val="Sottotitolo"/>
+      </w:pPr>
+    </w:p>
+    <w:p>
+      <w:pPr>
+        <w:pStyle w:val="Sottotitolo"/>
+      </w:pPr>
+      <w:r>
+        <w:t>Versione1.29 del 01/0</w:t>
+      </w:r>
+      <w:r>
+        <w:t>6</w:t>
+      </w:r>
+      <w:r>
+        <w:t>/2019</w:t>
+      </w:r>
+    </w:p>
+    <w:p>
+      <w:pPr>
+        <w:pStyle w:val="Paragrafoelenco"/>
+        <w:numPr>
+          <w:ilvl w:val="0"/>
+          <w:numId w:val="14"/>
+        </w:numPr>
+      </w:pPr>
+      <w:r>
+        <w:t>Aggiunta cancellazione eventi</w:t>
+      </w:r>
+    </w:p>
+    <w:p>
+      <w:pPr>
+        <w:pStyle w:val="Paragrafoelenco"/>
+        <w:numPr>
+          <w:ilvl w:val="0"/>
+          <w:numId w:val="14"/>
+        </w:numPr>
+      </w:pPr>
+      <w:r>
+        <w:t>Aggiunta gestione Magazzino (incompleta)</w:t>
+      </w:r>
+    </w:p>
+    <w:p>
+      <w:pPr>
+        <w:pStyle w:val="Sottotitolo"/>
+      </w:pPr>
+    </w:p>
+    <w:p>
+      <w:pPr>
+        <w:pStyle w:val="Sottotitolo"/>
+      </w:pPr>
+      <w:r>
+        <w:t>Versione1.28 del 22/05/2019</w:t>
+      </w:r>
+    </w:p>
+    <w:p>
+      <w:pPr>
+        <w:pStyle w:val="Paragrafoelenco"/>
+        <w:numPr>
+          <w:ilvl w:val="0"/>
+          <w:numId w:val="13"/>
+        </w:numPr>
+      </w:pPr>
+      <w:r>
+        <w:t>Aggiunta gestione Tipologie Interventi nel menù "Tabelle/Tipologie Interventi"</w:t>
+      </w:r>
+    </w:p>
+    <w:p>
+      <w:pPr>
+        <w:pStyle w:val="Paragrafoelenco"/>
+        <w:numPr>
+          <w:ilvl w:val="0"/>
+          <w:numId w:val="13"/>
+        </w:numPr>
+      </w:pPr>
+      <w:r>
+        <w:t>Aggiornata Lavorazione con gestione Dettaglio Economico e Piano Esterno (da completare)</w:t>
+      </w:r>
+    </w:p>
+    <w:p/>
+    <w:p>
+      <w:pPr>
+        <w:pStyle w:val="Sottotitolo"/>
+      </w:pPr>
+      <w:r>
+        <w:t>Versione1.27 del 05/05/2019</w:t>
+      </w:r>
+    </w:p>
+    <w:p>
+      <w:pPr>
+        <w:pStyle w:val="Paragrafoelenco"/>
+        <w:numPr>
+          <w:ilvl w:val="0"/>
+          <w:numId w:val="12"/>
+        </w:numPr>
+      </w:pPr>
+      <w:r>
+        <w:t>Aggiunta Lavorazione</w:t>
+      </w:r>
+    </w:p>
+    <w:p>
+      <w:pPr>
+        <w:pStyle w:val="Sottotitolo"/>
+      </w:pPr>
+    </w:p>
+    <w:p>
+      <w:pPr>
+        <w:pStyle w:val="Sottotitolo"/>
+      </w:pPr>
+      <w:r>
+        <w:t>Versione1.26 del 27/04/2019</w:t>
+      </w:r>
+    </w:p>
+    <w:p>
+      <w:pPr>
+        <w:pStyle w:val="Paragrafoelenco"/>
+        <w:numPr>
+          <w:ilvl w:val="0"/>
+          <w:numId w:val="11"/>
+        </w:numPr>
+      </w:pPr>
+      <w:r>
         <w:lastRenderedPageBreak/>
-        <w:t>Versione1.31 del 12/07/2019</w:t>
-      </w:r>
-    </w:p>
-    <w:p>
-      <w:pPr>
-        <w:pStyle w:val="Paragrafoelenco"/>
-        <w:numPr>
-          <w:ilvl w:val="0"/>
-          <w:numId w:val="15"/>
-        </w:numPr>
-      </w:pPr>
-      <w:r>
-        <w:t>Modificato Layout dettaglio protocollo come quello di ricerca</w:t>
-      </w:r>
-    </w:p>
-    <w:p>
-      <w:pPr>
-        <w:pStyle w:val="Paragrafoelenco"/>
-        <w:numPr>
-          <w:ilvl w:val="0"/>
-          <w:numId w:val="15"/>
-        </w:numPr>
-      </w:pPr>
-      <w:r>
-        <w:t>Aggiunto ordinamento tabella protocolli per singolo campo (cliccando sull'intestazione)</w:t>
-      </w:r>
-    </w:p>
-    <w:p>
-      <w:pPr>
-        <w:pStyle w:val="Paragrafoelenco"/>
-        <w:numPr>
-          <w:ilvl w:val="0"/>
-          <w:numId w:val="15"/>
-        </w:numPr>
-      </w:pPr>
-      <w:r>
-        <w:t>Riepilogo offerta: Aggiunto campo "note" a modifica note del riepilogo</w:t>
-      </w:r>
-    </w:p>
-    <w:p>
-      <w:pPr>
-        <w:pStyle w:val="Paragrafoelenco"/>
-        <w:numPr>
-          <w:ilvl w:val="0"/>
-          <w:numId w:val="15"/>
-        </w:numPr>
-      </w:pPr>
-      <w:r>
-        <w:t>Riepilogo offerta: formato del protocollo, orario nella data, descrizione lunga troncata a 100 caratteri, modifiche grafiche (da completare)</w:t>
-      </w:r>
-    </w:p>
-    <w:p>
-      <w:pPr>
-        <w:pStyle w:val="Paragrafoelenco"/>
-        <w:numPr>
-          <w:ilvl w:val="0"/>
-          <w:numId w:val="15"/>
-        </w:numPr>
-      </w:pPr>
-      <w:r>
-        <w:t>Dettaglio economico: ordine delle colonne e modifica valori mostrati, valore lordo in tabella, valore flag stampa, modifica nella selezione della figura professionale, calcolo costi in base a tipo pagamento, aggiunta fattura a tipo pagamento</w:t>
+        <w:t>Aggiunta Gestione Password di accesso dimenticata con generazione nuova password ed  invio</w:t>
+      </w:r>
+    </w:p>
+    <w:p>
+      <w:pPr>
+        <w:pStyle w:val="Paragrafoelenco"/>
+      </w:pPr>
+      <w:r>
+        <w:t xml:space="preserve"> e-mail.</w:t>
       </w:r>
     </w:p>
     <w:p>
@@ -4515,49 +5023,19 @@
         <w:pStyle w:val="Sottotitolo"/>
       </w:pPr>
       <w:r>
-        <w:t>Versione1.30 del 06/0</w:t>
-      </w:r>
-      <w:r>
-        <w:t>6</w:t>
-      </w:r>
-      <w:r>
-        <w:t>/2019</w:t>
-      </w:r>
-    </w:p>
-    <w:p>
-      <w:pPr>
-        <w:pStyle w:val="Paragrafoelenco"/>
-        <w:numPr>
-          <w:ilvl w:val="0"/>
-          <w:numId w:val="15"/>
-        </w:numPr>
-      </w:pPr>
-      <w:r>
-        <w:t>Completata cancellazione eventi</w:t>
-      </w:r>
-    </w:p>
-    <w:p>
-      <w:pPr>
-        <w:pStyle w:val="Paragrafoelenco"/>
-        <w:numPr>
-          <w:ilvl w:val="0"/>
-          <w:numId w:val="15"/>
-        </w:numPr>
-      </w:pPr>
-      <w:r>
-        <w:t>Completata gestione Attrezzature Magazzino</w:t>
-      </w:r>
-    </w:p>
-    <w:p>
-      <w:pPr>
-        <w:pStyle w:val="Paragrafoelenco"/>
-        <w:numPr>
-          <w:ilvl w:val="0"/>
-          <w:numId w:val="15"/>
-        </w:numPr>
-      </w:pPr>
-      <w:r>
-        <w:t>Cancellazione logica Collaboratori, Clienti/Fornitori, Articoli, Raggruppamenti Articoli e Protocolli (non si avrà più errore quando si tenta di cancellare un record da una di queste tabelle collegato ad altre tabelle)</w:t>
+        <w:t>Versione1.25 del 24/04/2019</w:t>
+      </w:r>
+    </w:p>
+    <w:p>
+      <w:pPr>
+        <w:pStyle w:val="Paragrafoelenco"/>
+        <w:numPr>
+          <w:ilvl w:val="0"/>
+          <w:numId w:val="11"/>
+        </w:numPr>
+      </w:pPr>
+      <w:r>
+        <w:t>Aggiunta Gestione Utenti (menù in alto a destra Gestione Utenze/Utenti)</w:t>
       </w:r>
     </w:p>
     <w:p>
@@ -4570,37 +5048,118 @@
         <w:pStyle w:val="Sottotitolo"/>
       </w:pPr>
       <w:r>
-        <w:t>Versione1.29 del 01/0</w:t>
-      </w:r>
-      <w:r>
-        <w:t>6</w:t>
-      </w:r>
-      <w:r>
-        <w:t>/2019</w:t>
-      </w:r>
-    </w:p>
-    <w:p>
-      <w:pPr>
-        <w:pStyle w:val="Paragrafoelenco"/>
-        <w:numPr>
-          <w:ilvl w:val="0"/>
-          <w:numId w:val="14"/>
-        </w:numPr>
-      </w:pPr>
-      <w:r>
-        <w:t>Aggiunta cancellazione eventi</w:t>
-      </w:r>
-    </w:p>
-    <w:p>
-      <w:pPr>
-        <w:pStyle w:val="Paragrafoelenco"/>
-        <w:numPr>
-          <w:ilvl w:val="0"/>
-          <w:numId w:val="14"/>
-        </w:numPr>
-      </w:pPr>
-      <w:r>
-        <w:t>Aggiunta gestione Magazzino (incompleta)</w:t>
+        <w:t>Versione1.24 del 22/04/2019</w:t>
+      </w:r>
+    </w:p>
+    <w:p>
+      <w:pPr>
+        <w:pStyle w:val="Paragrafoelenco"/>
+        <w:numPr>
+          <w:ilvl w:val="0"/>
+          <w:numId w:val="10"/>
+        </w:numPr>
+      </w:pPr>
+      <w:r>
+        <w:t>Riorganizzazione menù</w:t>
+      </w:r>
+    </w:p>
+    <w:p>
+      <w:pPr>
+        <w:pStyle w:val="Paragrafoelenco"/>
+        <w:numPr>
+          <w:ilvl w:val="0"/>
+          <w:numId w:val="10"/>
+        </w:numPr>
+      </w:pPr>
+      <w:r>
+        <w:t>Aggiunta gestione Tabella Qualifiche Personale</w:t>
+      </w:r>
+    </w:p>
+    <w:p>
+      <w:pPr>
+        <w:pStyle w:val="Paragrafoelenco"/>
+        <w:numPr>
+          <w:ilvl w:val="0"/>
+          <w:numId w:val="10"/>
+        </w:numPr>
+      </w:pPr>
+      <w:r>
+        <w:t>Aggiunta gestione Tabella Tipologie Clienti/Fornitori</w:t>
+      </w:r>
+    </w:p>
+    <w:p>
+      <w:pPr>
+        <w:pStyle w:val="Paragrafoelenco"/>
+        <w:numPr>
+          <w:ilvl w:val="0"/>
+          <w:numId w:val="10"/>
+        </w:numPr>
+      </w:pPr>
+      <w:r>
+        <w:t>Aggiunta gestione Tabella Tipi Protocolli</w:t>
+      </w:r>
+    </w:p>
+    <w:p>
+      <w:pPr>
+        <w:pStyle w:val="Paragrafoelenco"/>
+        <w:numPr>
+          <w:ilvl w:val="0"/>
+          <w:numId w:val="10"/>
+        </w:numPr>
+      </w:pPr>
+      <w:r>
+        <w:t>Aggiunta gestione Tabella Tipi Lavorazione</w:t>
+      </w:r>
+    </w:p>
+    <w:p>
+      <w:pPr>
+        <w:pStyle w:val="Paragrafoelenco"/>
+        <w:numPr>
+          <w:ilvl w:val="0"/>
+          <w:numId w:val="10"/>
+        </w:numPr>
+      </w:pPr>
+      <w:r>
+        <w:t>Aggiunti nuovi colori per Intestazione Colonne agenda</w:t>
+      </w:r>
+      <w:r>
+        <w:t>da menù Tabelle/Colonne Agenda</w:t>
+      </w:r>
+    </w:p>
+    <w:p>
+      <w:pPr>
+        <w:pStyle w:val="Paragrafoelenco"/>
+        <w:numPr>
+          <w:ilvl w:val="0"/>
+          <w:numId w:val="10"/>
+        </w:numPr>
+      </w:pPr>
+      <w:r>
+        <w:t xml:space="preserve">Aggiunta possibilità di ordinare le colonne agenda </w:t>
+      </w:r>
+      <w:r>
+        <w:t xml:space="preserve">da menù Tabelle/Colonne Agenda tramite il nuovo campo Ordinamento </w:t>
+      </w:r>
+      <w:r>
+        <w:t>(</w:t>
+      </w:r>
+      <w:r>
+        <w:t xml:space="preserve">la modifica non è </w:t>
+      </w:r>
+      <w:r>
+        <w:t>ancora visibile dall'agenda)</w:t>
+      </w:r>
+    </w:p>
+    <w:p>
+      <w:pPr>
+        <w:pStyle w:val="Paragrafoelenco"/>
+        <w:numPr>
+          <w:ilvl w:val="0"/>
+          <w:numId w:val="10"/>
+        </w:numPr>
+      </w:pPr>
+      <w:r>
+        <w:t>Aggiunti nuovi parametri da Tabelle\Configurazione (GIORNI_PAGAMENTO, BANCA da 01 a 04 e IBAN da 01 a 04)</w:t>
       </w:r>
     </w:p>
     <w:p>
@@ -4613,31 +5172,404 @@
         <w:pStyle w:val="Sottotitolo"/>
       </w:pPr>
       <w:r>
-        <w:t>Versione1.28 del 22/05/2019</w:t>
-      </w:r>
-    </w:p>
-    <w:p>
-      <w:pPr>
-        <w:pStyle w:val="Paragrafoelenco"/>
-        <w:numPr>
-          <w:ilvl w:val="0"/>
-          <w:numId w:val="13"/>
-        </w:numPr>
-      </w:pPr>
-      <w:r>
-        <w:t>Aggiunta gestione Tipologie Interventi nel menù "Tabelle/Tipologie Interventi"</w:t>
-      </w:r>
-    </w:p>
-    <w:p>
-      <w:pPr>
-        <w:pStyle w:val="Paragrafoelenco"/>
-        <w:numPr>
-          <w:ilvl w:val="0"/>
-          <w:numId w:val="13"/>
-        </w:numPr>
-      </w:pPr>
-      <w:r>
-        <w:t>Aggiornata Lavorazione con gestione Dettaglio Economico e Piano Esterno (da completare)</w:t>
+        <w:t>Versione1.23 del 18/04/2019</w:t>
+      </w:r>
+    </w:p>
+    <w:p>
+      <w:pPr>
+        <w:pStyle w:val="Paragrafoelenco"/>
+        <w:numPr>
+          <w:ilvl w:val="0"/>
+          <w:numId w:val="9"/>
+        </w:numPr>
+      </w:pPr>
+      <w:r>
+        <w:t>Aggiunta pagina di gestione valori di configurazione (es. campi IVA, IBAN, indirizzi etcetc), da menu TABELLE\Gestione Configurazione</w:t>
+      </w:r>
+    </w:p>
+    <w:p>
+      <w:pPr>
+        <w:pStyle w:val="Sottotitolo"/>
+      </w:pPr>
+    </w:p>
+    <w:p>
+      <w:pPr>
+        <w:pStyle w:val="Sottotitolo"/>
+      </w:pPr>
+      <w:r>
+        <w:t>Versione1.22 del 14/04/2019</w:t>
+      </w:r>
+    </w:p>
+    <w:p>
+      <w:pPr>
+        <w:pStyle w:val="Paragrafoelenco"/>
+        <w:numPr>
+          <w:ilvl w:val="0"/>
+          <w:numId w:val="8"/>
+        </w:numPr>
+      </w:pPr>
+      <w:r>
+        <w:t>Salvataggio e modifica Note Offerta</w:t>
+      </w:r>
+    </w:p>
+    <w:p>
+      <w:pPr>
+        <w:pStyle w:val="Sottotitolo"/>
+      </w:pPr>
+    </w:p>
+    <w:p>
+      <w:pPr>
+        <w:pStyle w:val="Sottotitolo"/>
+      </w:pPr>
+      <w:r>
+        <w:t>Versione1.21 del 13/04/2019</w:t>
+      </w:r>
+    </w:p>
+    <w:p>
+      <w:pPr>
+        <w:pStyle w:val="Paragrafoelenco"/>
+        <w:numPr>
+          <w:ilvl w:val="0"/>
+          <w:numId w:val="7"/>
+        </w:numPr>
+      </w:pPr>
+      <w:r>
+        <w:t>Pagina protocollo sistemato layout ricerca</w:t>
+      </w:r>
+    </w:p>
+    <w:p>
+      <w:pPr>
+        <w:pStyle w:val="Paragrafoelenco"/>
+        <w:numPr>
+          <w:ilvl w:val="0"/>
+          <w:numId w:val="7"/>
+        </w:numPr>
+      </w:pPr>
+      <w:r>
+        <w:t>Pagina protocollo, in apertura visualizza gli ultimi protocolli automaticamente</w:t>
+      </w:r>
+    </w:p>
+    <w:p>
+      <w:pPr>
+        <w:pStyle w:val="Paragrafoelenco"/>
+        <w:numPr>
+          <w:ilvl w:val="0"/>
+          <w:numId w:val="7"/>
+        </w:numPr>
+      </w:pPr>
+      <w:r>
+        <w:t>Iva recuperata da tabella e non più dal singolo articolo</w:t>
+      </w:r>
+    </w:p>
+    <w:p>
+      <w:pPr>
+        <w:pStyle w:val="Paragrafoelenco"/>
+        <w:numPr>
+          <w:ilvl w:val="0"/>
+          <w:numId w:val="7"/>
+        </w:numPr>
+      </w:pPr>
+      <w:r>
+        <w:t>Aggiunta immagine footer riepilogo offerta</w:t>
+      </w:r>
+    </w:p>
+    <w:p>
+      <w:pPr>
+        <w:pStyle w:val="Sottotitolo"/>
+      </w:pPr>
+    </w:p>
+    <w:p>
+      <w:pPr>
+        <w:pStyle w:val="Sottotitolo"/>
+      </w:pPr>
+      <w:r>
+        <w:t>Versione1.20 del 11/04/2019</w:t>
+      </w:r>
+    </w:p>
+    <w:p>
+      <w:pPr>
+        <w:pStyle w:val="Paragrafoelenco"/>
+        <w:numPr>
+          <w:ilvl w:val="0"/>
+          <w:numId w:val="6"/>
+        </w:numPr>
+      </w:pPr>
+      <w:r>
+        <w:t>Pagina Offerta, risolto malfunzionamento ordinamento articoli</w:t>
+      </w:r>
+    </w:p>
+    <w:p>
+      <w:pPr>
+        <w:pStyle w:val="Paragrafoelenco"/>
+        <w:numPr>
+          <w:ilvl w:val="0"/>
+          <w:numId w:val="6"/>
+        </w:numPr>
+      </w:pPr>
+      <w:r>
+        <w:t>Popolato footer riepilogo offerta con i dati del cliente</w:t>
+      </w:r>
+    </w:p>
+    <w:p>
+      <w:pPr>
+        <w:pStyle w:val="Paragrafoelenco"/>
+        <w:numPr>
+          <w:ilvl w:val="0"/>
+          <w:numId w:val="6"/>
+        </w:numPr>
+      </w:pPr>
+      <w:r>
+        <w:t>Pagina Protocollo, aggiunto campo di ricerca "Lavorazione"</w:t>
+      </w:r>
+    </w:p>
+    <w:p>
+      <w:pPr>
+        <w:pStyle w:val="Paragrafoelenco"/>
+        <w:numPr>
+          <w:ilvl w:val="0"/>
+          <w:numId w:val="6"/>
+        </w:numPr>
+      </w:pPr>
+      <w:r>
+        <w:t>Pagina Protocollo, aggiunta selezione con calendari a scomparsa sui campi Data</w:t>
+      </w:r>
+    </w:p>
+    <w:p>
+      <w:pPr>
+        <w:pStyle w:val="Sottotitolo"/>
+      </w:pPr>
+    </w:p>
+    <w:p>
+      <w:pPr>
+        <w:pStyle w:val="Sottotitolo"/>
+      </w:pPr>
+      <w:r>
+        <w:t>Versione1.19 del 09/04/2019</w:t>
+      </w:r>
+    </w:p>
+    <w:p>
+      <w:pPr>
+        <w:pStyle w:val="Paragrafoelenco"/>
+        <w:numPr>
+          <w:ilvl w:val="0"/>
+          <w:numId w:val="5"/>
+        </w:numPr>
+      </w:pPr>
+      <w:r>
+        <w:t>correzione bug tender: modificando un evento che conteneva uno o più tender il salvataggio falliva perché i tender risultavano già impiegati; </w:t>
+      </w:r>
+    </w:p>
+    <w:p>
+      <w:pPr>
+        <w:pStyle w:val="Paragrafoelenco"/>
+        <w:numPr>
+          <w:ilvl w:val="0"/>
+          <w:numId w:val="5"/>
+        </w:numPr>
+      </w:pPr>
+      <w:r>
+        <w:t>layout offerta: aumento altezza articoli e sistemazione popup;</w:t>
+      </w:r>
+    </w:p>
+    <w:p>
+      <w:pPr>
+        <w:pStyle w:val="Paragrafoelenco"/>
+        <w:numPr>
+          <w:ilvl w:val="0"/>
+          <w:numId w:val="5"/>
+        </w:numPr>
+      </w:pPr>
+      <w:r>
+        <w:t>ordinamento articoli in base a prezzo; </w:t>
+      </w:r>
+    </w:p>
+    <w:p>
+      <w:pPr>
+        <w:pStyle w:val="Paragrafoelenco"/>
+        <w:numPr>
+          <w:ilvl w:val="0"/>
+          <w:numId w:val="5"/>
+        </w:numPr>
+      </w:pPr>
+      <w:r>
+        <w:t>descrizione corta e lunga nelle prime due colonne del riepilogo e della stampa;</w:t>
+      </w:r>
+    </w:p>
+    <w:p>
+      <w:pPr>
+        <w:pStyle w:val="Paragrafoelenco"/>
+        <w:numPr>
+          <w:ilvl w:val="0"/>
+          <w:numId w:val="5"/>
+        </w:numPr>
+      </w:pPr>
+      <w:r>
+        <w:t>salvataggio automatico offerta in fase di visualizzazione riepilogo (allo scopo di generare un protocollo);</w:t>
+      </w:r>
+    </w:p>
+    <w:p>
+      <w:pPr>
+        <w:pStyle w:val="Paragrafoelenco"/>
+        <w:numPr>
+          <w:ilvl w:val="0"/>
+          <w:numId w:val="5"/>
+        </w:numPr>
+      </w:pPr>
+      <w:r>
+        <w:t>formattazione importi con separatore migliaia;</w:t>
+      </w:r>
+    </w:p>
+    <w:p>
+      <w:pPr>
+        <w:pStyle w:val="Paragrafoelenco"/>
+        <w:numPr>
+          <w:ilvl w:val="0"/>
+          <w:numId w:val="5"/>
+        </w:numPr>
+      </w:pPr>
+      <w:r>
+        <w:t>creazione e salvataggio pdf in fase di salvataggio offerta; </w:t>
+      </w:r>
+    </w:p>
+    <w:p>
+      <w:pPr>
+        <w:pStyle w:val="Paragrafoelenco"/>
+        <w:numPr>
+          <w:ilvl w:val="0"/>
+          <w:numId w:val="5"/>
+        </w:numPr>
+      </w:pPr>
+      <w:r>
+        <w:t>nome file pdf: Offerta_&lt;numero lavorazione&gt;</w:t>
+      </w:r>
+    </w:p>
+    <w:p>
+      <w:pPr>
+        <w:pStyle w:val="Paragrafoelenco"/>
+        <w:numPr>
+          <w:ilvl w:val="0"/>
+          <w:numId w:val="5"/>
+        </w:numPr>
+      </w:pPr>
+      <w:r>
+        <w:t>in fase di creazione/modifica evento non è più possibile passare da un sottotipo risorsa ad un altro </w:t>
+      </w:r>
+    </w:p>
+    <w:p>
+      <w:pPr>
+        <w:pStyle w:val="Paragrafoelenco"/>
+      </w:pPr>
+      <w:r>
+        <w:t>Es. se sto creando un evento per un dipendente non visualizzerò più nell'elenco le tipologie regie o extra; se sto creando un evento per regie o extra non visualizzerò più i dipendenti.</w:t>
+      </w:r>
+    </w:p>
+    <w:p>
+      <w:pPr>
+        <w:pStyle w:val="Paragrafoelenco"/>
+        <w:numPr>
+          <w:ilvl w:val="0"/>
+          <w:numId w:val="5"/>
+        </w:numPr>
+      </w:pPr>
+      <w:r>
+        <w:t xml:space="preserve">Aggiustamenti layout Pagina Articoli </w:t>
+      </w:r>
+    </w:p>
+    <w:p>
+      <w:pPr>
+        <w:pStyle w:val="Paragrafoelenco"/>
+        <w:numPr>
+          <w:ilvl w:val="0"/>
+          <w:numId w:val="5"/>
+        </w:numPr>
+      </w:pPr>
+      <w:r>
+        <w:t>Aggiustamento nomi campi Pagina Protocolli</w:t>
+      </w:r>
+    </w:p>
+    <w:p>
+      <w:pPr>
+        <w:pStyle w:val="Sottotitolo"/>
+      </w:pPr>
+    </w:p>
+    <w:p>
+      <w:pPr>
+        <w:pStyle w:val="Sottotitolo"/>
+      </w:pPr>
+      <w:r>
+        <w:t>Versione1.18 del 07/04/2019</w:t>
+      </w:r>
+    </w:p>
+    <w:p>
+      <w:pPr>
+        <w:pStyle w:val="Paragrafoelenco"/>
+        <w:numPr>
+          <w:ilvl w:val="0"/>
+          <w:numId w:val="5"/>
+        </w:numPr>
+      </w:pPr>
+      <w:r>
+        <w:t>Aggiunti campi Data Inizio Lavorazione e Produzione alla tabella Protocollo</w:t>
+      </w:r>
+    </w:p>
+    <w:p>
+      <w:pPr>
+        <w:pStyle w:val="Paragrafoelenco"/>
+        <w:numPr>
+          <w:ilvl w:val="0"/>
+          <w:numId w:val="5"/>
+        </w:numPr>
+      </w:pPr>
+      <w:r>
+        <w:t>Aggiunti campi ricerca Genere Gruppo e Sottogruppo alla pagina Articoli</w:t>
+      </w:r>
+    </w:p>
+    <w:p>
+      <w:pPr>
+        <w:pStyle w:val="Paragrafoelenco"/>
+        <w:numPr>
+          <w:ilvl w:val="0"/>
+          <w:numId w:val="5"/>
+        </w:numPr>
+      </w:pPr>
+      <w:r>
+        <w:t>Aumentata altezza Descrizione Lunga in pagina Articoli</w:t>
+      </w:r>
+    </w:p>
+    <w:p>
+      <w:pPr>
+        <w:pStyle w:val="Paragrafoelenco"/>
+        <w:numPr>
+          <w:ilvl w:val="0"/>
+          <w:numId w:val="5"/>
+        </w:numPr>
+      </w:pPr>
+      <w:r>
+        <w:t>Invertito ordine Descrizione Breve - Descrizione Lunga in tutte le schermate degli Articoli</w:t>
+      </w:r>
+    </w:p>
+    <w:p>
+      <w:pPr>
+        <w:pStyle w:val="Paragrafoelenco"/>
+        <w:numPr>
+          <w:ilvl w:val="0"/>
+          <w:numId w:val="5"/>
+        </w:numPr>
+      </w:pPr>
+      <w:r>
+        <w:t>Aggiunto campo descrizione agli Articoli Associati</w:t>
+      </w:r>
+    </w:p>
+    <w:p>
+      <w:pPr>
+        <w:pStyle w:val="Paragrafoelenco"/>
+        <w:numPr>
+          <w:ilvl w:val="0"/>
+          <w:numId w:val="5"/>
+        </w:numPr>
+      </w:pPr>
+      <w:r>
+        <w:t>Aggiunta ricerca Codice Lavorazione dalla tabella Agenda su pagina Protocollo</w:t>
       </w:r>
     </w:p>
     <w:p/>
@@ -4646,19 +5578,31 @@
         <w:pStyle w:val="Sottotitolo"/>
       </w:pPr>
       <w:r>
-        <w:t>Versione1.27 del 05/05/2019</w:t>
-      </w:r>
-    </w:p>
-    <w:p>
-      <w:pPr>
-        <w:pStyle w:val="Paragrafoelenco"/>
-        <w:numPr>
-          <w:ilvl w:val="0"/>
-          <w:numId w:val="12"/>
-        </w:numPr>
-      </w:pPr>
-      <w:r>
-        <w:t>Aggiunta Lavorazione</w:t>
+        <w:t>Versione1.17 del 01/04/2019</w:t>
+      </w:r>
+    </w:p>
+    <w:p>
+      <w:pPr>
+        <w:pStyle w:val="Paragrafoelenco"/>
+        <w:numPr>
+          <w:ilvl w:val="0"/>
+          <w:numId w:val="4"/>
+        </w:numPr>
+      </w:pPr>
+      <w:r>
+        <w:t>Modificata grafica Tab Offerta</w:t>
+      </w:r>
+    </w:p>
+    <w:p>
+      <w:pPr>
+        <w:pStyle w:val="Paragrafoelenco"/>
+        <w:numPr>
+          <w:ilvl w:val="0"/>
+          <w:numId w:val="4"/>
+        </w:numPr>
+      </w:pPr>
+      <w:r>
+        <w:t>Campi Produzione e Luogo modificabili su evento in fase di Offerta</w:t>
       </w:r>
     </w:p>
     <w:p>
@@ -4671,40 +5615,31 @@
         <w:pStyle w:val="Sottotitolo"/>
       </w:pPr>
       <w:r>
-        <w:t>Versione1.26 del 27/04/2019</w:t>
-      </w:r>
-    </w:p>
-    <w:p>
-      <w:pPr>
-        <w:pStyle w:val="Paragrafoelenco"/>
-        <w:numPr>
-          <w:ilvl w:val="0"/>
-          <w:numId w:val="11"/>
-        </w:numPr>
-      </w:pPr>
-      <w:r>
-        <w:t xml:space="preserve">Aggiunta Gestione Password di accesso dimenticata con generazione nuova password </w:t>
-      </w:r>
-      <w:proofErr w:type="gramStart"/>
-      <w:r>
-        <w:t>ed  invio</w:t>
-      </w:r>
-      <w:proofErr w:type="gramEnd"/>
-    </w:p>
-    <w:p>
-      <w:pPr>
-        <w:pStyle w:val="Paragrafoelenco"/>
-      </w:pPr>
-      <w:r>
-        <w:t xml:space="preserve"> </w:t>
-      </w:r>
-      <w:proofErr w:type="gramStart"/>
-      <w:r>
-        <w:t>e-mail</w:t>
-      </w:r>
-      <w:proofErr w:type="gramEnd"/>
-      <w:r>
-        <w:t>.</w:t>
+        <w:t>Versione1.16 del 30/03/2019</w:t>
+      </w:r>
+    </w:p>
+    <w:p>
+      <w:pPr>
+        <w:pStyle w:val="Paragrafoelenco"/>
+        <w:numPr>
+          <w:ilvl w:val="0"/>
+          <w:numId w:val="3"/>
+        </w:numPr>
+      </w:pPr>
+      <w:r>
+        <w:t>Gestione concorrenza uso Tender (non è possibile utilizzare lo stesso tendere su più eventi nello stesso giorno)</w:t>
+      </w:r>
+    </w:p>
+    <w:p>
+      <w:pPr>
+        <w:pStyle w:val="Paragrafoelenco"/>
+        <w:numPr>
+          <w:ilvl w:val="0"/>
+          <w:numId w:val="3"/>
+        </w:numPr>
+      </w:pPr>
+      <w:r>
+        <w:t>Validazione dei campi appuntamento prima della trasformazione in Offerta (prima era possibile passare in stato Offerta senza valorizzarli).</w:t>
       </w:r>
     </w:p>
     <w:p>
@@ -4717,773 +5652,45 @@
         <w:pStyle w:val="Sottotitolo"/>
       </w:pPr>
       <w:r>
-        <w:t>Versione1.25 del 24/04/2019</w:t>
-      </w:r>
-    </w:p>
-    <w:p>
-      <w:pPr>
-        <w:pStyle w:val="Paragrafoelenco"/>
-        <w:numPr>
-          <w:ilvl w:val="0"/>
-          <w:numId w:val="11"/>
-        </w:numPr>
-      </w:pPr>
-      <w:r>
-        <w:t>Aggiunta Gestione Utenti (menù in alto a destra Gestione Utenze/Utenti)</w:t>
-      </w:r>
-    </w:p>
-    <w:p>
-      <w:pPr>
-        <w:pStyle w:val="Sottotitolo"/>
-      </w:pPr>
-    </w:p>
-    <w:p>
-      <w:pPr>
-        <w:pStyle w:val="Sottotitolo"/>
+        <w:t>Versione1.15 del 28/03/2019</w:t>
+      </w:r>
+    </w:p>
+    <w:p>
+      <w:pPr>
+        <w:pStyle w:val="Paragrafoelenco"/>
+        <w:numPr>
+          <w:ilvl w:val="0"/>
+          <w:numId w:val="3"/>
+        </w:numPr>
+      </w:pPr>
+      <w:r>
+        <w:t>Campo nota ingrandito su Agenda</w:t>
+      </w:r>
+    </w:p>
+    <w:p>
+      <w:pPr>
+        <w:pStyle w:val="Paragrafoelenco"/>
+        <w:numPr>
+          <w:ilvl w:val="0"/>
+          <w:numId w:val="3"/>
+        </w:numPr>
+      </w:pPr>
+      <w:r>
+        <w:t>Disabilitata eliminazione da tab appuntamento se evento in stato di offerta</w:t>
+      </w:r>
+    </w:p>
+    <w:p>
+      <w:pPr>
+        <w:pStyle w:val="Paragrafoelenco"/>
+        <w:numPr>
+          <w:ilvl w:val="0"/>
+          <w:numId w:val="3"/>
+        </w:numPr>
       </w:pPr>
       <w:r>
         <w:lastRenderedPageBreak/>
-        <w:t>Versione1.24 del 22/04/2019</w:t>
-      </w:r>
-    </w:p>
-    <w:p>
-      <w:pPr>
-        <w:pStyle w:val="Paragrafoelenco"/>
-        <w:numPr>
-          <w:ilvl w:val="0"/>
-          <w:numId w:val="10"/>
-        </w:numPr>
-      </w:pPr>
-      <w:r>
-        <w:t>Riorganizzazione menù</w:t>
-      </w:r>
-    </w:p>
-    <w:p>
-      <w:pPr>
-        <w:pStyle w:val="Paragrafoelenco"/>
-        <w:numPr>
-          <w:ilvl w:val="0"/>
-          <w:numId w:val="10"/>
-        </w:numPr>
-      </w:pPr>
-      <w:r>
-        <w:t>Aggiunta gestione Tabella Qualifiche Personale</w:t>
-      </w:r>
-    </w:p>
-    <w:p>
-      <w:pPr>
-        <w:pStyle w:val="Paragrafoelenco"/>
-        <w:numPr>
-          <w:ilvl w:val="0"/>
-          <w:numId w:val="10"/>
-        </w:numPr>
-      </w:pPr>
-      <w:r>
-        <w:t>Aggiunta gestione Tabella Tipologie Clienti/Fornitori</w:t>
-      </w:r>
-    </w:p>
-    <w:p>
-      <w:pPr>
-        <w:pStyle w:val="Paragrafoelenco"/>
-        <w:numPr>
-          <w:ilvl w:val="0"/>
-          <w:numId w:val="10"/>
-        </w:numPr>
-      </w:pPr>
-      <w:r>
-        <w:t>Aggiunta gestione Tabella Tipi Protocolli</w:t>
-      </w:r>
-    </w:p>
-    <w:p>
-      <w:pPr>
-        <w:pStyle w:val="Paragrafoelenco"/>
-        <w:numPr>
-          <w:ilvl w:val="0"/>
-          <w:numId w:val="10"/>
-        </w:numPr>
-      </w:pPr>
-      <w:r>
-        <w:t>Aggiunta gestione Tabella Tipi Lavorazione</w:t>
-      </w:r>
-    </w:p>
-    <w:p>
-      <w:pPr>
-        <w:pStyle w:val="Paragrafoelenco"/>
-        <w:numPr>
-          <w:ilvl w:val="0"/>
-          <w:numId w:val="10"/>
-        </w:numPr>
-      </w:pPr>
-      <w:r>
-        <w:t xml:space="preserve">Aggiunti nuovi colori per Intestazione Colonne </w:t>
-      </w:r>
-      <w:proofErr w:type="spellStart"/>
-      <w:r>
-        <w:t>agenda</w:t>
-      </w:r>
-      <w:r>
-        <w:t>da</w:t>
-      </w:r>
-      <w:proofErr w:type="spellEnd"/>
-      <w:r>
-        <w:t xml:space="preserve"> menù Tabelle/Colonne Agenda</w:t>
-      </w:r>
-    </w:p>
-    <w:p>
-      <w:pPr>
-        <w:pStyle w:val="Paragrafoelenco"/>
-        <w:numPr>
-          <w:ilvl w:val="0"/>
-          <w:numId w:val="10"/>
-        </w:numPr>
-      </w:pPr>
-      <w:r>
-        <w:t xml:space="preserve">Aggiunta possibilità di ordinare le colonne agenda </w:t>
-      </w:r>
-      <w:r>
-        <w:t xml:space="preserve">da menù Tabelle/Colonne Agenda tramite il nuovo campo Ordinamento </w:t>
-      </w:r>
-      <w:r>
-        <w:t>(</w:t>
-      </w:r>
-      <w:r>
-        <w:t xml:space="preserve">la modifica non è </w:t>
-      </w:r>
-      <w:r>
-        <w:t>ancora visibile dall'agenda)</w:t>
-      </w:r>
-    </w:p>
-    <w:p>
-      <w:pPr>
-        <w:pStyle w:val="Paragrafoelenco"/>
-        <w:numPr>
-          <w:ilvl w:val="0"/>
-          <w:numId w:val="10"/>
-        </w:numPr>
-      </w:pPr>
-      <w:r>
-        <w:t>Aggiunti nuovi parametri da Tabelle\Configurazione (GIORNI_PAGAMENTO, BANCA da 01 a 04 e IBAN da 01 a 04)</w:t>
-      </w:r>
-    </w:p>
-    <w:p>
-      <w:pPr>
-        <w:pStyle w:val="Sottotitolo"/>
-      </w:pPr>
-    </w:p>
-    <w:p>
-      <w:pPr>
-        <w:pStyle w:val="Sottotitolo"/>
-      </w:pPr>
-      <w:r>
-        <w:t>Versione1.23 del 18/04/2019</w:t>
-      </w:r>
-    </w:p>
-    <w:p>
-      <w:pPr>
-        <w:pStyle w:val="Paragrafoelenco"/>
-        <w:numPr>
-          <w:ilvl w:val="0"/>
-          <w:numId w:val="9"/>
-        </w:numPr>
-      </w:pPr>
-      <w:r>
-        <w:t xml:space="preserve">Aggiunta pagina di gestione valori di configurazione (es. campi IVA, IBAN, indirizzi </w:t>
-      </w:r>
-      <w:proofErr w:type="spellStart"/>
-      <w:r>
-        <w:t>etcetc</w:t>
-      </w:r>
-      <w:proofErr w:type="spellEnd"/>
-      <w:r>
-        <w:t>), da menu TABELLE\Gestione Configurazione</w:t>
-      </w:r>
-    </w:p>
-    <w:p>
-      <w:pPr>
-        <w:pStyle w:val="Sottotitolo"/>
-      </w:pPr>
-    </w:p>
-    <w:p>
-      <w:pPr>
-        <w:pStyle w:val="Sottotitolo"/>
-      </w:pPr>
-      <w:r>
-        <w:t>Versione1.22 del 14/04/2019</w:t>
-      </w:r>
-    </w:p>
-    <w:p>
-      <w:pPr>
-        <w:pStyle w:val="Paragrafoelenco"/>
-        <w:numPr>
-          <w:ilvl w:val="0"/>
-          <w:numId w:val="8"/>
-        </w:numPr>
-      </w:pPr>
-      <w:r>
-        <w:t>Salvataggio e modifica Note Offerta</w:t>
-      </w:r>
-    </w:p>
-    <w:p>
-      <w:pPr>
-        <w:pStyle w:val="Sottotitolo"/>
-      </w:pPr>
-    </w:p>
-    <w:p>
-      <w:pPr>
-        <w:pStyle w:val="Sottotitolo"/>
-      </w:pPr>
-      <w:r>
-        <w:t>Versione1.21 del 13/04/2019</w:t>
-      </w:r>
-    </w:p>
-    <w:p>
-      <w:pPr>
-        <w:pStyle w:val="Paragrafoelenco"/>
-        <w:numPr>
-          <w:ilvl w:val="0"/>
-          <w:numId w:val="7"/>
-        </w:numPr>
-      </w:pPr>
-      <w:r>
-        <w:t>Pagina protocollo sistemato layout ricerca</w:t>
-      </w:r>
-    </w:p>
-    <w:p>
-      <w:pPr>
-        <w:pStyle w:val="Paragrafoelenco"/>
-        <w:numPr>
-          <w:ilvl w:val="0"/>
-          <w:numId w:val="7"/>
-        </w:numPr>
-      </w:pPr>
-      <w:r>
-        <w:t>Pagina protocollo, in apertura visualizza gli ultimi protocolli automaticamente</w:t>
-      </w:r>
-    </w:p>
-    <w:p>
-      <w:pPr>
-        <w:pStyle w:val="Paragrafoelenco"/>
-        <w:numPr>
-          <w:ilvl w:val="0"/>
-          <w:numId w:val="7"/>
-        </w:numPr>
-      </w:pPr>
-      <w:r>
-        <w:t>Iva recuperata da tabella e non più dal singolo articolo</w:t>
-      </w:r>
-    </w:p>
-    <w:p>
-      <w:pPr>
-        <w:pStyle w:val="Paragrafoelenco"/>
-        <w:numPr>
-          <w:ilvl w:val="0"/>
-          <w:numId w:val="7"/>
-        </w:numPr>
-      </w:pPr>
-      <w:r>
-        <w:t xml:space="preserve">Aggiunta immagine </w:t>
-      </w:r>
-      <w:proofErr w:type="spellStart"/>
-      <w:r>
-        <w:t>footer</w:t>
-      </w:r>
-      <w:proofErr w:type="spellEnd"/>
-      <w:r>
-        <w:t xml:space="preserve"> riepilogo offerta</w:t>
-      </w:r>
-    </w:p>
-    <w:p>
-      <w:pPr>
-        <w:pStyle w:val="Sottotitolo"/>
-      </w:pPr>
-    </w:p>
-    <w:p>
-      <w:pPr>
-        <w:pStyle w:val="Sottotitolo"/>
-      </w:pPr>
-      <w:r>
-        <w:t>Versione1.20 del 11/04/2019</w:t>
-      </w:r>
-    </w:p>
-    <w:p>
-      <w:pPr>
-        <w:pStyle w:val="Paragrafoelenco"/>
-        <w:numPr>
-          <w:ilvl w:val="0"/>
-          <w:numId w:val="6"/>
-        </w:numPr>
-      </w:pPr>
-      <w:r>
-        <w:t>Pagina Offerta, risolto malfunzionamento ordinamento articoli</w:t>
-      </w:r>
-    </w:p>
-    <w:p>
-      <w:pPr>
-        <w:pStyle w:val="Paragrafoelenco"/>
-        <w:numPr>
-          <w:ilvl w:val="0"/>
-          <w:numId w:val="6"/>
-        </w:numPr>
-      </w:pPr>
-      <w:r>
-        <w:t xml:space="preserve">Popolato </w:t>
-      </w:r>
-      <w:proofErr w:type="spellStart"/>
-      <w:r>
-        <w:t>footer</w:t>
-      </w:r>
-      <w:proofErr w:type="spellEnd"/>
-      <w:r>
-        <w:t xml:space="preserve"> riepilogo offerta con i dati del cliente</w:t>
-      </w:r>
-    </w:p>
-    <w:p>
-      <w:pPr>
-        <w:pStyle w:val="Paragrafoelenco"/>
-        <w:numPr>
-          <w:ilvl w:val="0"/>
-          <w:numId w:val="6"/>
-        </w:numPr>
-      </w:pPr>
-      <w:r>
-        <w:t>Pagina Protocollo, aggiunto campo di ricerca "Lavorazione"</w:t>
-      </w:r>
-    </w:p>
-    <w:p>
-      <w:pPr>
-        <w:pStyle w:val="Paragrafoelenco"/>
-        <w:numPr>
-          <w:ilvl w:val="0"/>
-          <w:numId w:val="6"/>
-        </w:numPr>
-      </w:pPr>
-      <w:r>
-        <w:t>Pagina Protocollo, aggiunta selezione con calendari a scomparsa sui campi Data</w:t>
-      </w:r>
-    </w:p>
-    <w:p>
-      <w:pPr>
-        <w:pStyle w:val="Sottotitolo"/>
-      </w:pPr>
-    </w:p>
-    <w:p>
-      <w:pPr>
-        <w:pStyle w:val="Sottotitolo"/>
-      </w:pPr>
-      <w:r>
-        <w:t>Versione1.19 del 09/04/2019</w:t>
-      </w:r>
-    </w:p>
-    <w:p>
-      <w:pPr>
-        <w:pStyle w:val="Paragrafoelenco"/>
-        <w:numPr>
-          <w:ilvl w:val="0"/>
-          <w:numId w:val="5"/>
-        </w:numPr>
-      </w:pPr>
-      <w:proofErr w:type="gramStart"/>
-      <w:r>
-        <w:t>correzione</w:t>
-      </w:r>
-      <w:proofErr w:type="gramEnd"/>
-      <w:r>
-        <w:t xml:space="preserve"> bug tender: modificando un evento che conteneva uno o più tender il salvataggio falliva perché i tender risultavano già impiegati; </w:t>
-      </w:r>
-    </w:p>
-    <w:p>
-      <w:pPr>
-        <w:pStyle w:val="Paragrafoelenco"/>
-        <w:numPr>
-          <w:ilvl w:val="0"/>
-          <w:numId w:val="5"/>
-        </w:numPr>
-      </w:pPr>
-      <w:proofErr w:type="gramStart"/>
-      <w:r>
-        <w:t>layout</w:t>
-      </w:r>
-      <w:proofErr w:type="gramEnd"/>
-      <w:r>
-        <w:t xml:space="preserve"> offerta: aumento altezza articoli e sistemazione popup;</w:t>
-      </w:r>
-    </w:p>
-    <w:p>
-      <w:pPr>
-        <w:pStyle w:val="Paragrafoelenco"/>
-        <w:numPr>
-          <w:ilvl w:val="0"/>
-          <w:numId w:val="5"/>
-        </w:numPr>
-      </w:pPr>
-      <w:proofErr w:type="gramStart"/>
-      <w:r>
-        <w:t>ordinamento</w:t>
-      </w:r>
-      <w:proofErr w:type="gramEnd"/>
-      <w:r>
-        <w:t xml:space="preserve"> articoli in base a prezzo; </w:t>
-      </w:r>
-    </w:p>
-    <w:p>
-      <w:pPr>
-        <w:pStyle w:val="Paragrafoelenco"/>
-        <w:numPr>
-          <w:ilvl w:val="0"/>
-          <w:numId w:val="5"/>
-        </w:numPr>
-      </w:pPr>
-      <w:proofErr w:type="gramStart"/>
-      <w:r>
-        <w:t>descrizione</w:t>
-      </w:r>
-      <w:proofErr w:type="gramEnd"/>
-      <w:r>
-        <w:t xml:space="preserve"> corta e lunga nelle prime due colonne del riepilogo e della stampa;</w:t>
-      </w:r>
-    </w:p>
-    <w:p>
-      <w:pPr>
-        <w:pStyle w:val="Paragrafoelenco"/>
-        <w:numPr>
-          <w:ilvl w:val="0"/>
-          <w:numId w:val="5"/>
-        </w:numPr>
-      </w:pPr>
-      <w:proofErr w:type="gramStart"/>
-      <w:r>
-        <w:lastRenderedPageBreak/>
-        <w:t>salvataggio</w:t>
-      </w:r>
-      <w:proofErr w:type="gramEnd"/>
-      <w:r>
-        <w:t xml:space="preserve"> automatico offerta in fase di visualizzazione riepilogo (allo scopo di generare un protocollo);</w:t>
-      </w:r>
-    </w:p>
-    <w:p>
-      <w:pPr>
-        <w:pStyle w:val="Paragrafoelenco"/>
-        <w:numPr>
-          <w:ilvl w:val="0"/>
-          <w:numId w:val="5"/>
-        </w:numPr>
-      </w:pPr>
-      <w:proofErr w:type="gramStart"/>
-      <w:r>
-        <w:t>formattazione</w:t>
-      </w:r>
-      <w:proofErr w:type="gramEnd"/>
-      <w:r>
-        <w:t xml:space="preserve"> importi con separatore migliaia;</w:t>
-      </w:r>
-    </w:p>
-    <w:p>
-      <w:pPr>
-        <w:pStyle w:val="Paragrafoelenco"/>
-        <w:numPr>
-          <w:ilvl w:val="0"/>
-          <w:numId w:val="5"/>
-        </w:numPr>
-      </w:pPr>
-      <w:proofErr w:type="gramStart"/>
-      <w:r>
-        <w:t>creazione</w:t>
-      </w:r>
-      <w:proofErr w:type="gramEnd"/>
-      <w:r>
-        <w:t xml:space="preserve"> e salvataggio pdf in fase di salvataggio offerta; </w:t>
-      </w:r>
-    </w:p>
-    <w:p>
-      <w:pPr>
-        <w:pStyle w:val="Paragrafoelenco"/>
-        <w:numPr>
-          <w:ilvl w:val="0"/>
-          <w:numId w:val="5"/>
-        </w:numPr>
-      </w:pPr>
-      <w:proofErr w:type="gramStart"/>
-      <w:r>
-        <w:t>nome</w:t>
-      </w:r>
-      <w:proofErr w:type="gramEnd"/>
-      <w:r>
-        <w:t xml:space="preserve"> file pdf: Offerta_&lt;numero lavorazione&gt;</w:t>
-      </w:r>
-    </w:p>
-    <w:p>
-      <w:pPr>
-        <w:pStyle w:val="Paragrafoelenco"/>
-        <w:numPr>
-          <w:ilvl w:val="0"/>
-          <w:numId w:val="5"/>
-        </w:numPr>
-      </w:pPr>
-      <w:proofErr w:type="gramStart"/>
-      <w:r>
-        <w:t>in</w:t>
-      </w:r>
-      <w:proofErr w:type="gramEnd"/>
-      <w:r>
-        <w:t xml:space="preserve"> fase di creazione/modifica evento non è più possibile passare da un sottotipo risorsa ad un altro </w:t>
-      </w:r>
-    </w:p>
-    <w:p>
-      <w:pPr>
-        <w:pStyle w:val="Paragrafoelenco"/>
-      </w:pPr>
-      <w:r>
-        <w:t>Es. se sto creando un evento per un dipendente non visualizzerò più nell'elenco le tipologie regie o extra; se sto creando un evento per regie o extra non visualizzerò più i dipendenti.</w:t>
-      </w:r>
-    </w:p>
-    <w:p>
-      <w:pPr>
-        <w:pStyle w:val="Paragrafoelenco"/>
-        <w:numPr>
-          <w:ilvl w:val="0"/>
-          <w:numId w:val="5"/>
-        </w:numPr>
-      </w:pPr>
-      <w:r>
-        <w:t xml:space="preserve">Aggiustamenti layout Pagina Articoli </w:t>
-      </w:r>
-    </w:p>
-    <w:p>
-      <w:pPr>
-        <w:pStyle w:val="Paragrafoelenco"/>
-        <w:numPr>
-          <w:ilvl w:val="0"/>
-          <w:numId w:val="5"/>
-        </w:numPr>
-      </w:pPr>
-      <w:r>
-        <w:t>Aggiustamento nomi campi Pagina Protocolli</w:t>
-      </w:r>
-    </w:p>
-    <w:p>
-      <w:pPr>
-        <w:pStyle w:val="Sottotitolo"/>
-      </w:pPr>
-    </w:p>
-    <w:p>
-      <w:pPr>
-        <w:pStyle w:val="Sottotitolo"/>
-      </w:pPr>
-      <w:r>
-        <w:t>Versione1.18 del 07/04/2019</w:t>
-      </w:r>
-    </w:p>
-    <w:p>
-      <w:pPr>
-        <w:pStyle w:val="Paragrafoelenco"/>
-        <w:numPr>
-          <w:ilvl w:val="0"/>
-          <w:numId w:val="5"/>
-        </w:numPr>
-      </w:pPr>
-      <w:r>
-        <w:t>Aggiunti campi Data Inizio Lavorazione e Produzione alla tabella Protocollo</w:t>
-      </w:r>
-    </w:p>
-    <w:p>
-      <w:pPr>
-        <w:pStyle w:val="Paragrafoelenco"/>
-        <w:numPr>
-          <w:ilvl w:val="0"/>
-          <w:numId w:val="5"/>
-        </w:numPr>
-      </w:pPr>
-      <w:r>
-        <w:t>Aggiunti campi ricerca Genere Gruppo e Sottogruppo alla pagina Articoli</w:t>
-      </w:r>
-    </w:p>
-    <w:p>
-      <w:pPr>
-        <w:pStyle w:val="Paragrafoelenco"/>
-        <w:numPr>
-          <w:ilvl w:val="0"/>
-          <w:numId w:val="5"/>
-        </w:numPr>
-      </w:pPr>
-      <w:r>
-        <w:t>Aumentata altezza Descrizione Lunga in pagina Articoli</w:t>
-      </w:r>
-    </w:p>
-    <w:p>
-      <w:pPr>
-        <w:pStyle w:val="Paragrafoelenco"/>
-        <w:numPr>
-          <w:ilvl w:val="0"/>
-          <w:numId w:val="5"/>
-        </w:numPr>
-      </w:pPr>
-      <w:r>
-        <w:t>Invertito ordine Descrizione Breve - Descrizione Lunga in tutte le schermate degli Articoli</w:t>
-      </w:r>
-    </w:p>
-    <w:p>
-      <w:pPr>
-        <w:pStyle w:val="Paragrafoelenco"/>
-        <w:numPr>
-          <w:ilvl w:val="0"/>
-          <w:numId w:val="5"/>
-        </w:numPr>
-      </w:pPr>
-      <w:r>
-        <w:t>Aggiunto campo descrizione agli Articoli Associati</w:t>
-      </w:r>
-    </w:p>
-    <w:p>
-      <w:pPr>
-        <w:pStyle w:val="Paragrafoelenco"/>
-        <w:numPr>
-          <w:ilvl w:val="0"/>
-          <w:numId w:val="5"/>
-        </w:numPr>
-      </w:pPr>
-      <w:r>
-        <w:t>Aggiunta ricerca Codice Lavorazione dalla tabella Agenda su pagina Protocollo</w:t>
-      </w:r>
-    </w:p>
-    <w:p/>
-    <w:p>
-      <w:pPr>
-        <w:pStyle w:val="Sottotitolo"/>
-      </w:pPr>
-      <w:r>
-        <w:t>Versione1.17 del 01/04/2019</w:t>
-      </w:r>
-    </w:p>
-    <w:p>
-      <w:pPr>
-        <w:pStyle w:val="Paragrafoelenco"/>
-        <w:numPr>
-          <w:ilvl w:val="0"/>
-          <w:numId w:val="4"/>
-        </w:numPr>
-      </w:pPr>
-      <w:r>
-        <w:t xml:space="preserve">Modificata grafica </w:t>
-      </w:r>
-      <w:proofErr w:type="spellStart"/>
-      <w:r>
-        <w:t>Tab</w:t>
-      </w:r>
-      <w:proofErr w:type="spellEnd"/>
-      <w:r>
-        <w:t xml:space="preserve"> Offerta</w:t>
-      </w:r>
-    </w:p>
-    <w:p>
-      <w:pPr>
-        <w:pStyle w:val="Paragrafoelenco"/>
-        <w:numPr>
-          <w:ilvl w:val="0"/>
-          <w:numId w:val="4"/>
-        </w:numPr>
-      </w:pPr>
-      <w:r>
-        <w:t>Campi Produzione e Luogo modificabili su evento in fase di Offerta</w:t>
-      </w:r>
-    </w:p>
-    <w:p>
-      <w:pPr>
-        <w:pStyle w:val="Sottotitolo"/>
-      </w:pPr>
-    </w:p>
-    <w:p>
-      <w:pPr>
-        <w:pStyle w:val="Sottotitolo"/>
-      </w:pPr>
-      <w:r>
-        <w:t>Versione1.16 del 30/03/2019</w:t>
-      </w:r>
-    </w:p>
-    <w:p>
-      <w:pPr>
-        <w:pStyle w:val="Paragrafoelenco"/>
-        <w:numPr>
-          <w:ilvl w:val="0"/>
-          <w:numId w:val="3"/>
-        </w:numPr>
-      </w:pPr>
-      <w:r>
-        <w:t>Gestione concorrenza uso Tender (non è possibile utilizzare lo stesso tendere su più eventi nello stesso giorno)</w:t>
-      </w:r>
-    </w:p>
-    <w:p>
-      <w:pPr>
-        <w:pStyle w:val="Paragrafoelenco"/>
-        <w:numPr>
-          <w:ilvl w:val="0"/>
-          <w:numId w:val="3"/>
-        </w:numPr>
-      </w:pPr>
-      <w:r>
-        <w:t>Validazione dei campi appuntamento prima della trasformazione in Offerta (prima era possibile passare in stato Offerta senza valorizzarli).</w:t>
-      </w:r>
-    </w:p>
-    <w:p>
-      <w:pPr>
-        <w:pStyle w:val="Sottotitolo"/>
-      </w:pPr>
-    </w:p>
-    <w:p>
-      <w:pPr>
-        <w:pStyle w:val="Sottotitolo"/>
-      </w:pPr>
-      <w:r>
-        <w:t>Versione1.15 del 28/03/2019</w:t>
-      </w:r>
-    </w:p>
-    <w:p>
-      <w:pPr>
-        <w:pStyle w:val="Paragrafoelenco"/>
-        <w:numPr>
-          <w:ilvl w:val="0"/>
-          <w:numId w:val="3"/>
-        </w:numPr>
-      </w:pPr>
-      <w:r>
-        <w:t>Campo nota ingrandito su Agenda</w:t>
-      </w:r>
-    </w:p>
-    <w:p>
-      <w:pPr>
-        <w:pStyle w:val="Paragrafoelenco"/>
-        <w:numPr>
-          <w:ilvl w:val="0"/>
-          <w:numId w:val="3"/>
-        </w:numPr>
-      </w:pPr>
-      <w:r>
-        <w:t xml:space="preserve">Disabilitata eliminazione da </w:t>
-      </w:r>
-      <w:proofErr w:type="spellStart"/>
-      <w:r>
-        <w:t>tab</w:t>
-      </w:r>
-      <w:proofErr w:type="spellEnd"/>
-      <w:r>
-        <w:t xml:space="preserve"> appuntamento se evento in stato di offerta</w:t>
-      </w:r>
-    </w:p>
-    <w:p>
-      <w:pPr>
-        <w:pStyle w:val="Paragrafoelenco"/>
-        <w:numPr>
-          <w:ilvl w:val="0"/>
-          <w:numId w:val="3"/>
-        </w:numPr>
-      </w:pPr>
-      <w:r>
-        <w:t xml:space="preserve">Risolto problema stampa PDF da </w:t>
-      </w:r>
-      <w:proofErr w:type="spellStart"/>
-      <w:r>
-        <w:t>Chrome</w:t>
-      </w:r>
-      <w:proofErr w:type="spellEnd"/>
+        <w:t>Risolto problema stampa PDF da Chrome</w:t>
+      </w:r>
     </w:p>
     <w:p>
       <w:pPr>
@@ -5641,7 +5848,9 @@
       </w:r>
     </w:p>
     <w:sectPr>
-      <w:headerReference w:type="default" r:id="rId8"/>
+      <w:headerReference w:type="even" r:id="rId8"/>
+      <w:headerReference w:type="default" r:id="rId9"/>
+      <w:headerReference w:type="first" r:id="rId10"/>
       <w:pgSz w:w="11906" w:h="16838"/>
       <w:pgMar w:top="1417" w:right="1134" w:bottom="1134" w:left="1134" w:header="708" w:footer="708" w:gutter="0"/>
       <w:cols w:space="708"/>
@@ -5652,7 +5861,7 @@
 </file>
 
 <file path=word/endnotes.xml><?xml version="1.0" encoding="utf-8"?>
-<w:endnotes xmlns:wpc="http://schemas.microsoft.com/office/word/2010/wordprocessingCanvas" xmlns:mc="http://schemas.openxmlformats.org/markup-compatibility/2006" xmlns:o="urn:schemas-microsoft-com:office:office" xmlns:r="http://schemas.openxmlformats.org/officeDocument/2006/relationships" xmlns:m="http://schemas.openxmlformats.org/officeDocument/2006/math" xmlns:v="urn:schemas-microsoft-com:vml" xmlns:wp14="http://schemas.microsoft.com/office/word/2010/wordprocessingDrawing" xmlns:wp="http://schemas.openxmlformats.org/drawingml/2006/wordprocessingDrawing" xmlns:w10="urn:schemas-microsoft-com:office:word" xmlns:w="http://schemas.openxmlformats.org/wordprocessingml/2006/main" xmlns:w14="http://schemas.microsoft.com/office/word/2010/wordml" xmlns:w15="http://schemas.microsoft.com/office/word/2012/wordml" xmlns:wpg="http://schemas.microsoft.com/office/word/2010/wordprocessingGroup" xmlns:wpi="http://schemas.microsoft.com/office/word/2010/wordprocessingInk" xmlns:wne="http://schemas.microsoft.com/office/word/2006/wordml" xmlns:wps="http://schemas.microsoft.com/office/word/2010/wordprocessingShape" mc:Ignorable="w14 w15 wp14">
+<w:endnotes xmlns:wpc="http://schemas.microsoft.com/office/word/2010/wordprocessingCanvas" xmlns:cx="http://schemas.microsoft.com/office/drawing/2014/chartex" xmlns:cx1="http://schemas.microsoft.com/office/drawing/2015/9/8/chartex" xmlns:cx2="http://schemas.microsoft.com/office/drawing/2015/10/21/chartex" xmlns:cx3="http://schemas.microsoft.com/office/drawing/2016/5/9/chartex" xmlns:cx4="http://schemas.microsoft.com/office/drawing/2016/5/10/chartex" xmlns:cx5="http://schemas.microsoft.com/office/drawing/2016/5/11/chartex" xmlns:cx6="http://schemas.microsoft.com/office/drawing/2016/5/12/chartex" xmlns:cx7="http://schemas.microsoft.com/office/drawing/2016/5/13/chartex" xmlns:cx8="http://schemas.microsoft.com/office/drawing/2016/5/14/chartex" xmlns:mc="http://schemas.openxmlformats.org/markup-compatibility/2006" xmlns:aink="http://schemas.microsoft.com/office/drawing/2016/ink" xmlns:am3d="http://schemas.microsoft.com/office/drawing/2017/model3d" xmlns:o="urn:schemas-microsoft-com:office:office" xmlns:oel="http://schemas.microsoft.com/office/2019/extlst" xmlns:r="http://schemas.openxmlformats.org/officeDocument/2006/relationships" xmlns:m="http://schemas.openxmlformats.org/officeDocument/2006/math" xmlns:v="urn:schemas-microsoft-com:vml" xmlns:wp14="http://schemas.microsoft.com/office/word/2010/wordprocessingDrawing" xmlns:wp="http://schemas.openxmlformats.org/drawingml/2006/wordprocessingDrawing" xmlns:w10="urn:schemas-microsoft-com:office:word" xmlns:w="http://schemas.openxmlformats.org/wordprocessingml/2006/main" xmlns:w14="http://schemas.microsoft.com/office/word/2010/wordml" xmlns:w15="http://schemas.microsoft.com/office/word/2012/wordml" xmlns:w16cei="http://schemas.microsoft.com/office/word/2026/wordml/cei" xmlns:w16cex="http://schemas.microsoft.com/office/word/2018/wordml/cex" xmlns:w16cid="http://schemas.microsoft.com/office/word/2016/wordml/cid" xmlns:w16="http://schemas.microsoft.com/office/word/2018/wordml" xmlns:w16du="http://schemas.microsoft.com/office/word/2023/wordml/word16du" xmlns:w16sdtdh="http://schemas.microsoft.com/office/word/2020/wordml/sdtdatahash" xmlns:w16sdtfl="http://schemas.microsoft.com/office/word/2024/wordml/sdtformatlock" xmlns:w16se="http://schemas.microsoft.com/office/word/2015/wordml/symex" xmlns:wpg="http://schemas.microsoft.com/office/word/2010/wordprocessingGroup" xmlns:wpi="http://schemas.microsoft.com/office/word/2010/wordprocessingInk" xmlns:wne="http://schemas.microsoft.com/office/word/2006/wordml" xmlns:wps="http://schemas.microsoft.com/office/word/2010/wordprocessingShape" mc:Ignorable="w14 w15 w16se w16cid w16 w16cex w16sdtdh w16sdtfl w16du wp14">
   <w:endnote w:type="separator" w:id="-1">
     <w:p>
       <w:pPr>
@@ -5677,7 +5886,7 @@
 </file>
 
 <file path=word/footnotes.xml><?xml version="1.0" encoding="utf-8"?>
-<w:footnotes xmlns:wpc="http://schemas.microsoft.com/office/word/2010/wordprocessingCanvas" xmlns:mc="http://schemas.openxmlformats.org/markup-compatibility/2006" xmlns:o="urn:schemas-microsoft-com:office:office" xmlns:r="http://schemas.openxmlformats.org/officeDocument/2006/relationships" xmlns:m="http://schemas.openxmlformats.org/officeDocument/2006/math" xmlns:v="urn:schemas-microsoft-com:vml" xmlns:wp14="http://schemas.microsoft.com/office/word/2010/wordprocessingDrawing" xmlns:wp="http://schemas.openxmlformats.org/drawingml/2006/wordprocessingDrawing" xmlns:w10="urn:schemas-microsoft-com:office:word" xmlns:w="http://schemas.openxmlformats.org/wordprocessingml/2006/main" xmlns:w14="http://schemas.microsoft.com/office/word/2010/wordml" xmlns:w15="http://schemas.microsoft.com/office/word/2012/wordml" xmlns:wpg="http://schemas.microsoft.com/office/word/2010/wordprocessingGroup" xmlns:wpi="http://schemas.microsoft.com/office/word/2010/wordprocessingInk" xmlns:wne="http://schemas.microsoft.com/office/word/2006/wordml" xmlns:wps="http://schemas.microsoft.com/office/word/2010/wordprocessingShape" mc:Ignorable="w14 w15 wp14">
+<w:footnotes xmlns:wpc="http://schemas.microsoft.com/office/word/2010/wordprocessingCanvas" xmlns:cx="http://schemas.microsoft.com/office/drawing/2014/chartex" xmlns:cx1="http://schemas.microsoft.com/office/drawing/2015/9/8/chartex" xmlns:cx2="http://schemas.microsoft.com/office/drawing/2015/10/21/chartex" xmlns:cx3="http://schemas.microsoft.com/office/drawing/2016/5/9/chartex" xmlns:cx4="http://schemas.microsoft.com/office/drawing/2016/5/10/chartex" xmlns:cx5="http://schemas.microsoft.com/office/drawing/2016/5/11/chartex" xmlns:cx6="http://schemas.microsoft.com/office/drawing/2016/5/12/chartex" xmlns:cx7="http://schemas.microsoft.com/office/drawing/2016/5/13/chartex" xmlns:cx8="http://schemas.microsoft.com/office/drawing/2016/5/14/chartex" xmlns:mc="http://schemas.openxmlformats.org/markup-compatibility/2006" xmlns:aink="http://schemas.microsoft.com/office/drawing/2016/ink" xmlns:am3d="http://schemas.microsoft.com/office/drawing/2017/model3d" xmlns:o="urn:schemas-microsoft-com:office:office" xmlns:oel="http://schemas.microsoft.com/office/2019/extlst" xmlns:r="http://schemas.openxmlformats.org/officeDocument/2006/relationships" xmlns:m="http://schemas.openxmlformats.org/officeDocument/2006/math" xmlns:v="urn:schemas-microsoft-com:vml" xmlns:wp14="http://schemas.microsoft.com/office/word/2010/wordprocessingDrawing" xmlns:wp="http://schemas.openxmlformats.org/drawingml/2006/wordprocessingDrawing" xmlns:w10="urn:schemas-microsoft-com:office:word" xmlns:w="http://schemas.openxmlformats.org/wordprocessingml/2006/main" xmlns:w14="http://schemas.microsoft.com/office/word/2010/wordml" xmlns:w15="http://schemas.microsoft.com/office/word/2012/wordml" xmlns:w16cei="http://schemas.microsoft.com/office/word/2026/wordml/cei" xmlns:w16cex="http://schemas.microsoft.com/office/word/2018/wordml/cex" xmlns:w16cid="http://schemas.microsoft.com/office/word/2016/wordml/cid" xmlns:w16="http://schemas.microsoft.com/office/word/2018/wordml" xmlns:w16du="http://schemas.microsoft.com/office/word/2023/wordml/word16du" xmlns:w16sdtdh="http://schemas.microsoft.com/office/word/2020/wordml/sdtdatahash" xmlns:w16sdtfl="http://schemas.microsoft.com/office/word/2024/wordml/sdtformatlock" xmlns:w16se="http://schemas.microsoft.com/office/word/2015/wordml/symex" xmlns:wpg="http://schemas.microsoft.com/office/word/2010/wordprocessingGroup" xmlns:wpi="http://schemas.microsoft.com/office/word/2010/wordprocessingInk" xmlns:wne="http://schemas.microsoft.com/office/word/2006/wordml" xmlns:wps="http://schemas.microsoft.com/office/word/2010/wordprocessingShape" mc:Ignorable="w14 w15 w16se w16cid w16 w16cex w16sdtdh w16sdtfl w16du wp14">
   <w:footnote w:type="separator" w:id="-1">
     <w:p>
       <w:pPr>
@@ -5702,7 +5911,17 @@
 </file>
 
 <file path=word/header1.xml><?xml version="1.0" encoding="utf-8"?>
-<w:hdr xmlns:wpc="http://schemas.microsoft.com/office/word/2010/wordprocessingCanvas" xmlns:mc="http://schemas.openxmlformats.org/markup-compatibility/2006" xmlns:o="urn:schemas-microsoft-com:office:office" xmlns:r="http://schemas.openxmlformats.org/officeDocument/2006/relationships" xmlns:m="http://schemas.openxmlformats.org/officeDocument/2006/math" xmlns:v="urn:schemas-microsoft-com:vml" xmlns:wp14="http://schemas.microsoft.com/office/word/2010/wordprocessingDrawing" xmlns:wp="http://schemas.openxmlformats.org/drawingml/2006/wordprocessingDrawing" xmlns:w10="urn:schemas-microsoft-com:office:word" xmlns:w="http://schemas.openxmlformats.org/wordprocessingml/2006/main" xmlns:w14="http://schemas.microsoft.com/office/word/2010/wordml" xmlns:w15="http://schemas.microsoft.com/office/word/2012/wordml" xmlns:wpg="http://schemas.microsoft.com/office/word/2010/wordprocessingGroup" xmlns:wpi="http://schemas.microsoft.com/office/word/2010/wordprocessingInk" xmlns:wne="http://schemas.microsoft.com/office/word/2006/wordml" xmlns:wps="http://schemas.microsoft.com/office/word/2010/wordprocessingShape" mc:Ignorable="w14 w15 wp14">
+<w:hdr xmlns:wpc="http://schemas.microsoft.com/office/word/2010/wordprocessingCanvas" xmlns:cx="http://schemas.microsoft.com/office/drawing/2014/chartex" xmlns:cx1="http://schemas.microsoft.com/office/drawing/2015/9/8/chartex" xmlns:cx2="http://schemas.microsoft.com/office/drawing/2015/10/21/chartex" xmlns:cx3="http://schemas.microsoft.com/office/drawing/2016/5/9/chartex" xmlns:cx4="http://schemas.microsoft.com/office/drawing/2016/5/10/chartex" xmlns:cx5="http://schemas.microsoft.com/office/drawing/2016/5/11/chartex" xmlns:cx6="http://schemas.microsoft.com/office/drawing/2016/5/12/chartex" xmlns:cx7="http://schemas.microsoft.com/office/drawing/2016/5/13/chartex" xmlns:cx8="http://schemas.microsoft.com/office/drawing/2016/5/14/chartex" xmlns:mc="http://schemas.openxmlformats.org/markup-compatibility/2006" xmlns:aink="http://schemas.microsoft.com/office/drawing/2016/ink" xmlns:am3d="http://schemas.microsoft.com/office/drawing/2017/model3d" xmlns:o="urn:schemas-microsoft-com:office:office" xmlns:oel="http://schemas.microsoft.com/office/2019/extlst" xmlns:r="http://schemas.openxmlformats.org/officeDocument/2006/relationships" xmlns:m="http://schemas.openxmlformats.org/officeDocument/2006/math" xmlns:v="urn:schemas-microsoft-com:vml" xmlns:wp14="http://schemas.microsoft.com/office/word/2010/wordprocessingDrawing" xmlns:wp="http://schemas.openxmlformats.org/drawingml/2006/wordprocessingDrawing" xmlns:w10="urn:schemas-microsoft-com:office:word" xmlns:w="http://schemas.openxmlformats.org/wordprocessingml/2006/main" xmlns:w14="http://schemas.microsoft.com/office/word/2010/wordml" xmlns:w15="http://schemas.microsoft.com/office/word/2012/wordml" xmlns:w16cei="http://schemas.microsoft.com/office/word/2026/wordml/cei" xmlns:w16cex="http://schemas.microsoft.com/office/word/2018/wordml/cex" xmlns:w16cid="http://schemas.microsoft.com/office/word/2016/wordml/cid" xmlns:w16="http://schemas.microsoft.com/office/word/2018/wordml" xmlns:w16du="http://schemas.microsoft.com/office/word/2023/wordml/word16du" xmlns:w16sdtdh="http://schemas.microsoft.com/office/word/2020/wordml/sdtdatahash" xmlns:w16sdtfl="http://schemas.microsoft.com/office/word/2024/wordml/sdtformatlock" xmlns:w16se="http://schemas.microsoft.com/office/word/2015/wordml/symex" xmlns:wpg="http://schemas.microsoft.com/office/word/2010/wordprocessingGroup" xmlns:wpi="http://schemas.microsoft.com/office/word/2010/wordprocessingInk" xmlns:wne="http://schemas.microsoft.com/office/word/2006/wordml" xmlns:wps="http://schemas.microsoft.com/office/word/2010/wordprocessingShape" mc:Ignorable="w14 w15 w16se w16cid w16 w16cex w16sdtdh w16sdtfl w16du wp14">
+  <w:p>
+    <w:pPr>
+      <w:pStyle w:val="Intestazione"/>
+    </w:pPr>
+  </w:p>
+</w:hdr>
+</file>
+
+<file path=word/header2.xml><?xml version="1.0" encoding="utf-8"?>
+<w:hdr xmlns:wpc="http://schemas.microsoft.com/office/word/2010/wordprocessingCanvas" xmlns:cx="http://schemas.microsoft.com/office/drawing/2014/chartex" xmlns:cx1="http://schemas.microsoft.com/office/drawing/2015/9/8/chartex" xmlns:cx2="http://schemas.microsoft.com/office/drawing/2015/10/21/chartex" xmlns:cx3="http://schemas.microsoft.com/office/drawing/2016/5/9/chartex" xmlns:cx4="http://schemas.microsoft.com/office/drawing/2016/5/10/chartex" xmlns:cx5="http://schemas.microsoft.com/office/drawing/2016/5/11/chartex" xmlns:cx6="http://schemas.microsoft.com/office/drawing/2016/5/12/chartex" xmlns:cx7="http://schemas.microsoft.com/office/drawing/2016/5/13/chartex" xmlns:cx8="http://schemas.microsoft.com/office/drawing/2016/5/14/chartex" xmlns:mc="http://schemas.openxmlformats.org/markup-compatibility/2006" xmlns:aink="http://schemas.microsoft.com/office/drawing/2016/ink" xmlns:am3d="http://schemas.microsoft.com/office/drawing/2017/model3d" xmlns:o="urn:schemas-microsoft-com:office:office" xmlns:oel="http://schemas.microsoft.com/office/2019/extlst" xmlns:r="http://schemas.openxmlformats.org/officeDocument/2006/relationships" xmlns:m="http://schemas.openxmlformats.org/officeDocument/2006/math" xmlns:v="urn:schemas-microsoft-com:vml" xmlns:wp14="http://schemas.microsoft.com/office/word/2010/wordprocessingDrawing" xmlns:wp="http://schemas.openxmlformats.org/drawingml/2006/wordprocessingDrawing" xmlns:w10="urn:schemas-microsoft-com:office:word" xmlns:w="http://schemas.openxmlformats.org/wordprocessingml/2006/main" xmlns:w14="http://schemas.microsoft.com/office/word/2010/wordml" xmlns:w15="http://schemas.microsoft.com/office/word/2012/wordml" xmlns:w16cei="http://schemas.microsoft.com/office/word/2026/wordml/cei" xmlns:w16cex="http://schemas.microsoft.com/office/word/2018/wordml/cex" xmlns:w16cid="http://schemas.microsoft.com/office/word/2016/wordml/cid" xmlns:w16="http://schemas.microsoft.com/office/word/2018/wordml" xmlns:w16du="http://schemas.microsoft.com/office/word/2023/wordml/word16du" xmlns:w16sdtdh="http://schemas.microsoft.com/office/word/2020/wordml/sdtdatahash" xmlns:w16sdtfl="http://schemas.microsoft.com/office/word/2024/wordml/sdtformatlock" xmlns:w16se="http://schemas.microsoft.com/office/word/2015/wordml/symex" xmlns:wpg="http://schemas.microsoft.com/office/word/2010/wordprocessingGroup" xmlns:wpi="http://schemas.microsoft.com/office/word/2010/wordprocessingInk" xmlns:wne="http://schemas.microsoft.com/office/word/2006/wordml" xmlns:wps="http://schemas.microsoft.com/office/word/2010/wordprocessingShape" mc:Ignorable="w14 w15 w16se w16cid w16 w16cex w16sdtdh w16sdtfl w16du wp14">
   <w:p>
     <w:pPr>
       <w:pStyle w:val="Titolo2"/>
@@ -5714,7 +5933,7 @@
         <w:lang w:eastAsia="it-IT"/>
       </w:rPr>
       <w:drawing>
-        <wp:anchor distT="0" distB="0" distL="114300" distR="114300" simplePos="0" relativeHeight="251658240" behindDoc="0" locked="0" layoutInCell="1" allowOverlap="1">
+        <wp:anchor distT="0" distB="0" distL="114300" distR="114300" simplePos="0" relativeHeight="251658240" behindDoc="0" locked="0" layoutInCell="1" allowOverlap="1" wp14:anchorId="3E507424" wp14:editId="2F8450DC">
           <wp:simplePos x="0" y="0"/>
           <wp:positionH relativeFrom="column">
             <wp:posOffset>-672465</wp:posOffset>
@@ -5764,8 +5983,18 @@
 </w:hdr>
 </file>
 
+<file path=word/header3.xml><?xml version="1.0" encoding="utf-8"?>
+<w:hdr xmlns:wpc="http://schemas.microsoft.com/office/word/2010/wordprocessingCanvas" xmlns:cx="http://schemas.microsoft.com/office/drawing/2014/chartex" xmlns:cx1="http://schemas.microsoft.com/office/drawing/2015/9/8/chartex" xmlns:cx2="http://schemas.microsoft.com/office/drawing/2015/10/21/chartex" xmlns:cx3="http://schemas.microsoft.com/office/drawing/2016/5/9/chartex" xmlns:cx4="http://schemas.microsoft.com/office/drawing/2016/5/10/chartex" xmlns:cx5="http://schemas.microsoft.com/office/drawing/2016/5/11/chartex" xmlns:cx6="http://schemas.microsoft.com/office/drawing/2016/5/12/chartex" xmlns:cx7="http://schemas.microsoft.com/office/drawing/2016/5/13/chartex" xmlns:cx8="http://schemas.microsoft.com/office/drawing/2016/5/14/chartex" xmlns:mc="http://schemas.openxmlformats.org/markup-compatibility/2006" xmlns:aink="http://schemas.microsoft.com/office/drawing/2016/ink" xmlns:am3d="http://schemas.microsoft.com/office/drawing/2017/model3d" xmlns:o="urn:schemas-microsoft-com:office:office" xmlns:oel="http://schemas.microsoft.com/office/2019/extlst" xmlns:r="http://schemas.openxmlformats.org/officeDocument/2006/relationships" xmlns:m="http://schemas.openxmlformats.org/officeDocument/2006/math" xmlns:v="urn:schemas-microsoft-com:vml" xmlns:wp14="http://schemas.microsoft.com/office/word/2010/wordprocessingDrawing" xmlns:wp="http://schemas.openxmlformats.org/drawingml/2006/wordprocessingDrawing" xmlns:w10="urn:schemas-microsoft-com:office:word" xmlns:w="http://schemas.openxmlformats.org/wordprocessingml/2006/main" xmlns:w14="http://schemas.microsoft.com/office/word/2010/wordml" xmlns:w15="http://schemas.microsoft.com/office/word/2012/wordml" xmlns:w16cei="http://schemas.microsoft.com/office/word/2026/wordml/cei" xmlns:w16cex="http://schemas.microsoft.com/office/word/2018/wordml/cex" xmlns:w16cid="http://schemas.microsoft.com/office/word/2016/wordml/cid" xmlns:w16="http://schemas.microsoft.com/office/word/2018/wordml" xmlns:w16du="http://schemas.microsoft.com/office/word/2023/wordml/word16du" xmlns:w16sdtdh="http://schemas.microsoft.com/office/word/2020/wordml/sdtdatahash" xmlns:w16sdtfl="http://schemas.microsoft.com/office/word/2024/wordml/sdtformatlock" xmlns:w16se="http://schemas.microsoft.com/office/word/2015/wordml/symex" xmlns:wpg="http://schemas.microsoft.com/office/word/2010/wordprocessingGroup" xmlns:wpi="http://schemas.microsoft.com/office/word/2010/wordprocessingInk" xmlns:wne="http://schemas.microsoft.com/office/word/2006/wordml" xmlns:wps="http://schemas.microsoft.com/office/word/2010/wordprocessingShape" mc:Ignorable="w14 w15 w16se w16cid w16 w16cex w16sdtdh w16sdtfl w16du wp14">
+  <w:p>
+    <w:pPr>
+      <w:pStyle w:val="Intestazione"/>
+    </w:pPr>
+  </w:p>
+</w:hdr>
+</file>
+
 <file path=word/numbering.xml><?xml version="1.0" encoding="utf-8"?>
-<w:numbering xmlns:wpc="http://schemas.microsoft.com/office/word/2010/wordprocessingCanvas" xmlns:mc="http://schemas.openxmlformats.org/markup-compatibility/2006" xmlns:o="urn:schemas-microsoft-com:office:office" xmlns:r="http://schemas.openxmlformats.org/officeDocument/2006/relationships" xmlns:m="http://schemas.openxmlformats.org/officeDocument/2006/math" xmlns:v="urn:schemas-microsoft-com:vml" xmlns:wp14="http://schemas.microsoft.com/office/word/2010/wordprocessingDrawing" xmlns:wp="http://schemas.openxmlformats.org/drawingml/2006/wordprocessingDrawing" xmlns:w10="urn:schemas-microsoft-com:office:word" xmlns:w="http://schemas.openxmlformats.org/wordprocessingml/2006/main" xmlns:w14="http://schemas.microsoft.com/office/word/2010/wordml" xmlns:w15="http://schemas.microsoft.com/office/word/2012/wordml" xmlns:wpg="http://schemas.microsoft.com/office/word/2010/wordprocessingGroup" xmlns:wpi="http://schemas.microsoft.com/office/word/2010/wordprocessingInk" xmlns:wne="http://schemas.microsoft.com/office/word/2006/wordml" xmlns:wps="http://schemas.microsoft.com/office/word/2010/wordprocessingShape" mc:Ignorable="w14 w15 wp14">
+<w:numbering xmlns:wpc="http://schemas.microsoft.com/office/word/2010/wordprocessingCanvas" xmlns:cx="http://schemas.microsoft.com/office/drawing/2014/chartex" xmlns:cx1="http://schemas.microsoft.com/office/drawing/2015/9/8/chartex" xmlns:cx2="http://schemas.microsoft.com/office/drawing/2015/10/21/chartex" xmlns:cx3="http://schemas.microsoft.com/office/drawing/2016/5/9/chartex" xmlns:cx4="http://schemas.microsoft.com/office/drawing/2016/5/10/chartex" xmlns:cx5="http://schemas.microsoft.com/office/drawing/2016/5/11/chartex" xmlns:cx6="http://schemas.microsoft.com/office/drawing/2016/5/12/chartex" xmlns:cx7="http://schemas.microsoft.com/office/drawing/2016/5/13/chartex" xmlns:cx8="http://schemas.microsoft.com/office/drawing/2016/5/14/chartex" xmlns:mc="http://schemas.openxmlformats.org/markup-compatibility/2006" xmlns:aink="http://schemas.microsoft.com/office/drawing/2016/ink" xmlns:am3d="http://schemas.microsoft.com/office/drawing/2017/model3d" xmlns:o="urn:schemas-microsoft-com:office:office" xmlns:oel="http://schemas.microsoft.com/office/2019/extlst" xmlns:r="http://schemas.openxmlformats.org/officeDocument/2006/relationships" xmlns:m="http://schemas.openxmlformats.org/officeDocument/2006/math" xmlns:v="urn:schemas-microsoft-com:vml" xmlns:wp14="http://schemas.microsoft.com/office/word/2010/wordprocessingDrawing" xmlns:wp="http://schemas.openxmlformats.org/drawingml/2006/wordprocessingDrawing" xmlns:w10="urn:schemas-microsoft-com:office:word" xmlns:w="http://schemas.openxmlformats.org/wordprocessingml/2006/main" xmlns:w14="http://schemas.microsoft.com/office/word/2010/wordml" xmlns:w15="http://schemas.microsoft.com/office/word/2012/wordml" xmlns:w16cei="http://schemas.microsoft.com/office/word/2026/wordml/cei" xmlns:w16cex="http://schemas.microsoft.com/office/word/2018/wordml/cex" xmlns:w16cid="http://schemas.microsoft.com/office/word/2016/wordml/cid" xmlns:w16="http://schemas.microsoft.com/office/word/2018/wordml" xmlns:w16du="http://schemas.microsoft.com/office/word/2023/wordml/word16du" xmlns:w16sdtdh="http://schemas.microsoft.com/office/word/2020/wordml/sdtdatahash" xmlns:w16sdtfl="http://schemas.microsoft.com/office/word/2024/wordml/sdtformatlock" xmlns:w16se="http://schemas.microsoft.com/office/word/2015/wordml/symex" xmlns:wpg="http://schemas.microsoft.com/office/word/2010/wordprocessingGroup" xmlns:wpi="http://schemas.microsoft.com/office/word/2010/wordprocessingInk" xmlns:wne="http://schemas.microsoft.com/office/word/2006/wordml" xmlns:wps="http://schemas.microsoft.com/office/word/2010/wordprocessingShape" mc:Ignorable="w14 w15 w16se w16cid w16 w16cex w16sdtdh w16sdtfl w16du wp14">
   <w:abstractNum w:abstractNumId="0" w15:restartNumberingAfterBreak="0">
     <w:nsid w:val="02C56FBA"/>
     <w:multiLevelType w:val="hybridMultilevel"/>
@@ -8253,6 +8482,119 @@
     </w:lvl>
   </w:abstractNum>
   <w:abstractNum w:abstractNumId="22" w15:restartNumberingAfterBreak="0">
+    <w:nsid w:val="2B4B18C7"/>
+    <w:multiLevelType w:val="hybridMultilevel"/>
+    <w:tmpl w:val="8636702A"/>
+    <w:lvl w:ilvl="0" w:tplc="04100001">
+      <w:start w:val="1"/>
+      <w:numFmt w:val="bullet"/>
+      <w:lvlText w:val=""/>
+      <w:lvlJc w:val="left"/>
+      <w:pPr>
+        <w:ind w:left="720" w:hanging="360"/>
+      </w:pPr>
+      <w:rPr>
+        <w:rFonts w:ascii="Symbol" w:hAnsi="Symbol" w:hint="default"/>
+      </w:rPr>
+    </w:lvl>
+    <w:lvl w:ilvl="1" w:tplc="04100003" w:tentative="1">
+      <w:start w:val="1"/>
+      <w:numFmt w:val="bullet"/>
+      <w:lvlText w:val="o"/>
+      <w:lvlJc w:val="left"/>
+      <w:pPr>
+        <w:ind w:left="1440" w:hanging="360"/>
+      </w:pPr>
+      <w:rPr>
+        <w:rFonts w:ascii="Courier New" w:hAnsi="Courier New" w:cs="Courier New" w:hint="default"/>
+      </w:rPr>
+    </w:lvl>
+    <w:lvl w:ilvl="2" w:tplc="04100005" w:tentative="1">
+      <w:start w:val="1"/>
+      <w:numFmt w:val="bullet"/>
+      <w:lvlText w:val=""/>
+      <w:lvlJc w:val="left"/>
+      <w:pPr>
+        <w:ind w:left="2160" w:hanging="360"/>
+      </w:pPr>
+      <w:rPr>
+        <w:rFonts w:ascii="Wingdings" w:hAnsi="Wingdings" w:hint="default"/>
+      </w:rPr>
+    </w:lvl>
+    <w:lvl w:ilvl="3" w:tplc="04100001" w:tentative="1">
+      <w:start w:val="1"/>
+      <w:numFmt w:val="bullet"/>
+      <w:lvlText w:val=""/>
+      <w:lvlJc w:val="left"/>
+      <w:pPr>
+        <w:ind w:left="2880" w:hanging="360"/>
+      </w:pPr>
+      <w:rPr>
+        <w:rFonts w:ascii="Symbol" w:hAnsi="Symbol" w:hint="default"/>
+      </w:rPr>
+    </w:lvl>
+    <w:lvl w:ilvl="4" w:tplc="04100003" w:tentative="1">
+      <w:start w:val="1"/>
+      <w:numFmt w:val="bullet"/>
+      <w:lvlText w:val="o"/>
+      <w:lvlJc w:val="left"/>
+      <w:pPr>
+        <w:ind w:left="3600" w:hanging="360"/>
+      </w:pPr>
+      <w:rPr>
+        <w:rFonts w:ascii="Courier New" w:hAnsi="Courier New" w:cs="Courier New" w:hint="default"/>
+      </w:rPr>
+    </w:lvl>
+    <w:lvl w:ilvl="5" w:tplc="04100005" w:tentative="1">
+      <w:start w:val="1"/>
+      <w:numFmt w:val="bullet"/>
+      <w:lvlText w:val=""/>
+      <w:lvlJc w:val="left"/>
+      <w:pPr>
+        <w:ind w:left="4320" w:hanging="360"/>
+      </w:pPr>
+      <w:rPr>
+        <w:rFonts w:ascii="Wingdings" w:hAnsi="Wingdings" w:hint="default"/>
+      </w:rPr>
+    </w:lvl>
+    <w:lvl w:ilvl="6" w:tplc="04100001" w:tentative="1">
+      <w:start w:val="1"/>
+      <w:numFmt w:val="bullet"/>
+      <w:lvlText w:val=""/>
+      <w:lvlJc w:val="left"/>
+      <w:pPr>
+        <w:ind w:left="5040" w:hanging="360"/>
+      </w:pPr>
+      <w:rPr>
+        <w:rFonts w:ascii="Symbol" w:hAnsi="Symbol" w:hint="default"/>
+      </w:rPr>
+    </w:lvl>
+    <w:lvl w:ilvl="7" w:tplc="04100003" w:tentative="1">
+      <w:start w:val="1"/>
+      <w:numFmt w:val="bullet"/>
+      <w:lvlText w:val="o"/>
+      <w:lvlJc w:val="left"/>
+      <w:pPr>
+        <w:ind w:left="5760" w:hanging="360"/>
+      </w:pPr>
+      <w:rPr>
+        <w:rFonts w:ascii="Courier New" w:hAnsi="Courier New" w:cs="Courier New" w:hint="default"/>
+      </w:rPr>
+    </w:lvl>
+    <w:lvl w:ilvl="8" w:tplc="04100005" w:tentative="1">
+      <w:start w:val="1"/>
+      <w:numFmt w:val="bullet"/>
+      <w:lvlText w:val=""/>
+      <w:lvlJc w:val="left"/>
+      <w:pPr>
+        <w:ind w:left="6480" w:hanging="360"/>
+      </w:pPr>
+      <w:rPr>
+        <w:rFonts w:ascii="Wingdings" w:hAnsi="Wingdings" w:hint="default"/>
+      </w:rPr>
+    </w:lvl>
+  </w:abstractNum>
+  <w:abstractNum w:abstractNumId="23" w15:restartNumberingAfterBreak="0">
     <w:nsid w:val="2BC617E9"/>
     <w:multiLevelType w:val="hybridMultilevel"/>
     <w:tmpl w:val="D0BE9CBE"/>
@@ -8365,7 +8707,7 @@
       </w:rPr>
     </w:lvl>
   </w:abstractNum>
-  <w:abstractNum w:abstractNumId="23" w15:restartNumberingAfterBreak="0">
+  <w:abstractNum w:abstractNumId="24" w15:restartNumberingAfterBreak="0">
     <w:nsid w:val="2D2D4560"/>
     <w:multiLevelType w:val="hybridMultilevel"/>
     <w:tmpl w:val="6CDA6634"/>
@@ -8478,7 +8820,7 @@
       </w:rPr>
     </w:lvl>
   </w:abstractNum>
-  <w:abstractNum w:abstractNumId="24" w15:restartNumberingAfterBreak="0">
+  <w:abstractNum w:abstractNumId="25" w15:restartNumberingAfterBreak="0">
     <w:nsid w:val="2FF1724A"/>
     <w:multiLevelType w:val="hybridMultilevel"/>
     <w:tmpl w:val="89BC6B90"/>
@@ -8591,7 +8933,7 @@
       </w:rPr>
     </w:lvl>
   </w:abstractNum>
-  <w:abstractNum w:abstractNumId="25" w15:restartNumberingAfterBreak="0">
+  <w:abstractNum w:abstractNumId="26" w15:restartNumberingAfterBreak="0">
     <w:nsid w:val="30C125AB"/>
     <w:multiLevelType w:val="hybridMultilevel"/>
     <w:tmpl w:val="A16C383A"/>
@@ -8704,7 +9046,7 @@
       </w:rPr>
     </w:lvl>
   </w:abstractNum>
-  <w:abstractNum w:abstractNumId="26" w15:restartNumberingAfterBreak="0">
+  <w:abstractNum w:abstractNumId="27" w15:restartNumberingAfterBreak="0">
     <w:nsid w:val="31762D3D"/>
     <w:multiLevelType w:val="hybridMultilevel"/>
     <w:tmpl w:val="722C9B8A"/>
@@ -8817,7 +9159,7 @@
       </w:rPr>
     </w:lvl>
   </w:abstractNum>
-  <w:abstractNum w:abstractNumId="27" w15:restartNumberingAfterBreak="0">
+  <w:abstractNum w:abstractNumId="28" w15:restartNumberingAfterBreak="0">
     <w:nsid w:val="320B11BA"/>
     <w:multiLevelType w:val="hybridMultilevel"/>
     <w:tmpl w:val="60B09F72"/>
@@ -8930,7 +9272,7 @@
       </w:rPr>
     </w:lvl>
   </w:abstractNum>
-  <w:abstractNum w:abstractNumId="28" w15:restartNumberingAfterBreak="0">
+  <w:abstractNum w:abstractNumId="29" w15:restartNumberingAfterBreak="0">
     <w:nsid w:val="33575E03"/>
     <w:multiLevelType w:val="hybridMultilevel"/>
     <w:tmpl w:val="E8942C10"/>
@@ -9043,7 +9385,7 @@
       </w:rPr>
     </w:lvl>
   </w:abstractNum>
-  <w:abstractNum w:abstractNumId="29" w15:restartNumberingAfterBreak="0">
+  <w:abstractNum w:abstractNumId="30" w15:restartNumberingAfterBreak="0">
     <w:nsid w:val="345018CF"/>
     <w:multiLevelType w:val="hybridMultilevel"/>
     <w:tmpl w:val="E8A49332"/>
@@ -9156,7 +9498,7 @@
       </w:rPr>
     </w:lvl>
   </w:abstractNum>
-  <w:abstractNum w:abstractNumId="30" w15:restartNumberingAfterBreak="0">
+  <w:abstractNum w:abstractNumId="31" w15:restartNumberingAfterBreak="0">
     <w:nsid w:val="3461265A"/>
     <w:multiLevelType w:val="hybridMultilevel"/>
     <w:tmpl w:val="26B2D176"/>
@@ -9269,7 +9611,7 @@
       </w:rPr>
     </w:lvl>
   </w:abstractNum>
-  <w:abstractNum w:abstractNumId="31" w15:restartNumberingAfterBreak="0">
+  <w:abstractNum w:abstractNumId="32" w15:restartNumberingAfterBreak="0">
     <w:nsid w:val="3533315C"/>
     <w:multiLevelType w:val="hybridMultilevel"/>
     <w:tmpl w:val="8CBED7C8"/>
@@ -9382,7 +9724,7 @@
       </w:rPr>
     </w:lvl>
   </w:abstractNum>
-  <w:abstractNum w:abstractNumId="32" w15:restartNumberingAfterBreak="0">
+  <w:abstractNum w:abstractNumId="33" w15:restartNumberingAfterBreak="0">
     <w:nsid w:val="374E75C0"/>
     <w:multiLevelType w:val="hybridMultilevel"/>
     <w:tmpl w:val="125EE194"/>
@@ -9495,7 +9837,7 @@
       </w:rPr>
     </w:lvl>
   </w:abstractNum>
-  <w:abstractNum w:abstractNumId="33" w15:restartNumberingAfterBreak="0">
+  <w:abstractNum w:abstractNumId="34" w15:restartNumberingAfterBreak="0">
     <w:nsid w:val="3C344B23"/>
     <w:multiLevelType w:val="hybridMultilevel"/>
     <w:tmpl w:val="6454845E"/>
@@ -9608,7 +9950,7 @@
       </w:rPr>
     </w:lvl>
   </w:abstractNum>
-  <w:abstractNum w:abstractNumId="34" w15:restartNumberingAfterBreak="0">
+  <w:abstractNum w:abstractNumId="35" w15:restartNumberingAfterBreak="0">
     <w:nsid w:val="3F7C2980"/>
     <w:multiLevelType w:val="hybridMultilevel"/>
     <w:tmpl w:val="BC582FAA"/>
@@ -9721,7 +10063,7 @@
       </w:rPr>
     </w:lvl>
   </w:abstractNum>
-  <w:abstractNum w:abstractNumId="35" w15:restartNumberingAfterBreak="0">
+  <w:abstractNum w:abstractNumId="36" w15:restartNumberingAfterBreak="0">
     <w:nsid w:val="40C0566E"/>
     <w:multiLevelType w:val="hybridMultilevel"/>
     <w:tmpl w:val="1EC27EE8"/>
@@ -9834,7 +10176,7 @@
       </w:rPr>
     </w:lvl>
   </w:abstractNum>
-  <w:abstractNum w:abstractNumId="36" w15:restartNumberingAfterBreak="0">
+  <w:abstractNum w:abstractNumId="37" w15:restartNumberingAfterBreak="0">
     <w:nsid w:val="44FF292B"/>
     <w:multiLevelType w:val="hybridMultilevel"/>
     <w:tmpl w:val="FD5A1D3C"/>
@@ -9947,7 +10289,7 @@
       </w:rPr>
     </w:lvl>
   </w:abstractNum>
-  <w:abstractNum w:abstractNumId="37" w15:restartNumberingAfterBreak="0">
+  <w:abstractNum w:abstractNumId="38" w15:restartNumberingAfterBreak="0">
     <w:nsid w:val="4A9208A5"/>
     <w:multiLevelType w:val="hybridMultilevel"/>
     <w:tmpl w:val="A7422CC0"/>
@@ -10060,7 +10402,7 @@
       </w:rPr>
     </w:lvl>
   </w:abstractNum>
-  <w:abstractNum w:abstractNumId="38" w15:restartNumberingAfterBreak="0">
+  <w:abstractNum w:abstractNumId="39" w15:restartNumberingAfterBreak="0">
     <w:nsid w:val="511310BC"/>
     <w:multiLevelType w:val="hybridMultilevel"/>
     <w:tmpl w:val="71E85244"/>
@@ -10173,7 +10515,7 @@
       </w:rPr>
     </w:lvl>
   </w:abstractNum>
-  <w:abstractNum w:abstractNumId="39" w15:restartNumberingAfterBreak="0">
+  <w:abstractNum w:abstractNumId="40" w15:restartNumberingAfterBreak="0">
     <w:nsid w:val="52031567"/>
     <w:multiLevelType w:val="hybridMultilevel"/>
     <w:tmpl w:val="8D16E9E6"/>
@@ -10286,7 +10628,7 @@
       </w:rPr>
     </w:lvl>
   </w:abstractNum>
-  <w:abstractNum w:abstractNumId="40" w15:restartNumberingAfterBreak="0">
+  <w:abstractNum w:abstractNumId="41" w15:restartNumberingAfterBreak="0">
     <w:nsid w:val="52637672"/>
     <w:multiLevelType w:val="hybridMultilevel"/>
     <w:tmpl w:val="98A22AE4"/>
@@ -10399,7 +10741,7 @@
       </w:rPr>
     </w:lvl>
   </w:abstractNum>
-  <w:abstractNum w:abstractNumId="41" w15:restartNumberingAfterBreak="0">
+  <w:abstractNum w:abstractNumId="42" w15:restartNumberingAfterBreak="0">
     <w:nsid w:val="52A5527C"/>
     <w:multiLevelType w:val="hybridMultilevel"/>
     <w:tmpl w:val="5568C82C"/>
@@ -10512,7 +10854,7 @@
       </w:rPr>
     </w:lvl>
   </w:abstractNum>
-  <w:abstractNum w:abstractNumId="42" w15:restartNumberingAfterBreak="0">
+  <w:abstractNum w:abstractNumId="43" w15:restartNumberingAfterBreak="0">
     <w:nsid w:val="546746EF"/>
     <w:multiLevelType w:val="hybridMultilevel"/>
     <w:tmpl w:val="E07CB89E"/>
@@ -10625,7 +10967,7 @@
       </w:rPr>
     </w:lvl>
   </w:abstractNum>
-  <w:abstractNum w:abstractNumId="43" w15:restartNumberingAfterBreak="0">
+  <w:abstractNum w:abstractNumId="44" w15:restartNumberingAfterBreak="0">
     <w:nsid w:val="57BF0A1D"/>
     <w:multiLevelType w:val="hybridMultilevel"/>
     <w:tmpl w:val="438E05FA"/>
@@ -10738,7 +11080,7 @@
       </w:rPr>
     </w:lvl>
   </w:abstractNum>
-  <w:abstractNum w:abstractNumId="44" w15:restartNumberingAfterBreak="0">
+  <w:abstractNum w:abstractNumId="45" w15:restartNumberingAfterBreak="0">
     <w:nsid w:val="5BEA70B1"/>
     <w:multiLevelType w:val="hybridMultilevel"/>
     <w:tmpl w:val="18E42578"/>
@@ -10851,7 +11193,7 @@
       </w:rPr>
     </w:lvl>
   </w:abstractNum>
-  <w:abstractNum w:abstractNumId="45" w15:restartNumberingAfterBreak="0">
+  <w:abstractNum w:abstractNumId="46" w15:restartNumberingAfterBreak="0">
     <w:nsid w:val="5D6E0C7C"/>
     <w:multiLevelType w:val="hybridMultilevel"/>
     <w:tmpl w:val="49DCDC5C"/>
@@ -10964,7 +11306,7 @@
       </w:rPr>
     </w:lvl>
   </w:abstractNum>
-  <w:abstractNum w:abstractNumId="46" w15:restartNumberingAfterBreak="0">
+  <w:abstractNum w:abstractNumId="47" w15:restartNumberingAfterBreak="0">
     <w:nsid w:val="5E9E29D3"/>
     <w:multiLevelType w:val="hybridMultilevel"/>
     <w:tmpl w:val="9F18EAEA"/>
@@ -11077,7 +11419,7 @@
       </w:rPr>
     </w:lvl>
   </w:abstractNum>
-  <w:abstractNum w:abstractNumId="47" w15:restartNumberingAfterBreak="0">
+  <w:abstractNum w:abstractNumId="48" w15:restartNumberingAfterBreak="0">
     <w:nsid w:val="634934C4"/>
     <w:multiLevelType w:val="hybridMultilevel"/>
     <w:tmpl w:val="07905FBE"/>
@@ -11190,7 +11532,7 @@
       </w:rPr>
     </w:lvl>
   </w:abstractNum>
-  <w:abstractNum w:abstractNumId="48" w15:restartNumberingAfterBreak="0">
+  <w:abstractNum w:abstractNumId="49" w15:restartNumberingAfterBreak="0">
     <w:nsid w:val="647C3736"/>
     <w:multiLevelType w:val="hybridMultilevel"/>
     <w:tmpl w:val="9EBAB13A"/>
@@ -11303,7 +11645,7 @@
       </w:rPr>
     </w:lvl>
   </w:abstractNum>
-  <w:abstractNum w:abstractNumId="49" w15:restartNumberingAfterBreak="0">
+  <w:abstractNum w:abstractNumId="50" w15:restartNumberingAfterBreak="0">
     <w:nsid w:val="657C0249"/>
     <w:multiLevelType w:val="hybridMultilevel"/>
     <w:tmpl w:val="B7F0EF28"/>
@@ -11416,7 +11758,7 @@
       </w:rPr>
     </w:lvl>
   </w:abstractNum>
-  <w:abstractNum w:abstractNumId="50" w15:restartNumberingAfterBreak="0">
+  <w:abstractNum w:abstractNumId="51" w15:restartNumberingAfterBreak="0">
     <w:nsid w:val="66E3637D"/>
     <w:multiLevelType w:val="hybridMultilevel"/>
     <w:tmpl w:val="16041B88"/>
@@ -11529,7 +11871,7 @@
       </w:rPr>
     </w:lvl>
   </w:abstractNum>
-  <w:abstractNum w:abstractNumId="51" w15:restartNumberingAfterBreak="0">
+  <w:abstractNum w:abstractNumId="52" w15:restartNumberingAfterBreak="0">
     <w:nsid w:val="68FA7A4B"/>
     <w:multiLevelType w:val="hybridMultilevel"/>
     <w:tmpl w:val="AEF21538"/>
@@ -11642,7 +11984,7 @@
       </w:rPr>
     </w:lvl>
   </w:abstractNum>
-  <w:abstractNum w:abstractNumId="52" w15:restartNumberingAfterBreak="0">
+  <w:abstractNum w:abstractNumId="53" w15:restartNumberingAfterBreak="0">
     <w:nsid w:val="69860E4B"/>
     <w:multiLevelType w:val="hybridMultilevel"/>
     <w:tmpl w:val="EB687890"/>
@@ -11755,7 +12097,7 @@
       </w:rPr>
     </w:lvl>
   </w:abstractNum>
-  <w:abstractNum w:abstractNumId="53" w15:restartNumberingAfterBreak="0">
+  <w:abstractNum w:abstractNumId="54" w15:restartNumberingAfterBreak="0">
     <w:nsid w:val="6C181DE2"/>
     <w:multiLevelType w:val="hybridMultilevel"/>
     <w:tmpl w:val="3B5491FC"/>
@@ -11868,7 +12210,7 @@
       </w:rPr>
     </w:lvl>
   </w:abstractNum>
-  <w:abstractNum w:abstractNumId="54" w15:restartNumberingAfterBreak="0">
+  <w:abstractNum w:abstractNumId="55" w15:restartNumberingAfterBreak="0">
     <w:nsid w:val="6C507E4B"/>
     <w:multiLevelType w:val="hybridMultilevel"/>
     <w:tmpl w:val="BD94795A"/>
@@ -11981,7 +12323,7 @@
       </w:rPr>
     </w:lvl>
   </w:abstractNum>
-  <w:abstractNum w:abstractNumId="55" w15:restartNumberingAfterBreak="0">
+  <w:abstractNum w:abstractNumId="56" w15:restartNumberingAfterBreak="0">
     <w:nsid w:val="6C944328"/>
     <w:multiLevelType w:val="hybridMultilevel"/>
     <w:tmpl w:val="10D40524"/>
@@ -12094,7 +12436,7 @@
       </w:rPr>
     </w:lvl>
   </w:abstractNum>
-  <w:abstractNum w:abstractNumId="56" w15:restartNumberingAfterBreak="0">
+  <w:abstractNum w:abstractNumId="57" w15:restartNumberingAfterBreak="0">
     <w:nsid w:val="6D645323"/>
     <w:multiLevelType w:val="hybridMultilevel"/>
     <w:tmpl w:val="4860DCD4"/>
@@ -12207,7 +12549,7 @@
       </w:rPr>
     </w:lvl>
   </w:abstractNum>
-  <w:abstractNum w:abstractNumId="57" w15:restartNumberingAfterBreak="0">
+  <w:abstractNum w:abstractNumId="58" w15:restartNumberingAfterBreak="0">
     <w:nsid w:val="6E737B1D"/>
     <w:multiLevelType w:val="hybridMultilevel"/>
     <w:tmpl w:val="9DB6FC56"/>
@@ -12320,7 +12662,7 @@
       </w:rPr>
     </w:lvl>
   </w:abstractNum>
-  <w:abstractNum w:abstractNumId="58" w15:restartNumberingAfterBreak="0">
+  <w:abstractNum w:abstractNumId="59" w15:restartNumberingAfterBreak="0">
     <w:nsid w:val="6FB2550B"/>
     <w:multiLevelType w:val="hybridMultilevel"/>
     <w:tmpl w:val="85B61FAE"/>
@@ -12433,7 +12775,7 @@
       </w:rPr>
     </w:lvl>
   </w:abstractNum>
-  <w:abstractNum w:abstractNumId="59" w15:restartNumberingAfterBreak="0">
+  <w:abstractNum w:abstractNumId="60" w15:restartNumberingAfterBreak="0">
     <w:nsid w:val="703D2D8E"/>
     <w:multiLevelType w:val="hybridMultilevel"/>
     <w:tmpl w:val="D99AA684"/>
@@ -12546,7 +12888,7 @@
       </w:rPr>
     </w:lvl>
   </w:abstractNum>
-  <w:abstractNum w:abstractNumId="60" w15:restartNumberingAfterBreak="0">
+  <w:abstractNum w:abstractNumId="61" w15:restartNumberingAfterBreak="0">
     <w:nsid w:val="729E5AE4"/>
     <w:multiLevelType w:val="hybridMultilevel"/>
     <w:tmpl w:val="50E8498E"/>
@@ -12659,7 +13001,7 @@
       </w:rPr>
     </w:lvl>
   </w:abstractNum>
-  <w:abstractNum w:abstractNumId="61" w15:restartNumberingAfterBreak="0">
+  <w:abstractNum w:abstractNumId="62" w15:restartNumberingAfterBreak="0">
     <w:nsid w:val="75DA70F0"/>
     <w:multiLevelType w:val="hybridMultilevel"/>
     <w:tmpl w:val="EE888E56"/>
@@ -12772,7 +13114,7 @@
       </w:rPr>
     </w:lvl>
   </w:abstractNum>
-  <w:abstractNum w:abstractNumId="62" w15:restartNumberingAfterBreak="0">
+  <w:abstractNum w:abstractNumId="63" w15:restartNumberingAfterBreak="0">
     <w:nsid w:val="77CB7AA6"/>
     <w:multiLevelType w:val="hybridMultilevel"/>
     <w:tmpl w:val="F8EAB792"/>
@@ -12885,7 +13227,7 @@
       </w:rPr>
     </w:lvl>
   </w:abstractNum>
-  <w:abstractNum w:abstractNumId="63" w15:restartNumberingAfterBreak="0">
+  <w:abstractNum w:abstractNumId="64" w15:restartNumberingAfterBreak="0">
     <w:nsid w:val="77E677D9"/>
     <w:multiLevelType w:val="hybridMultilevel"/>
     <w:tmpl w:val="451227C6"/>
@@ -12998,7 +13340,7 @@
       </w:rPr>
     </w:lvl>
   </w:abstractNum>
-  <w:abstractNum w:abstractNumId="64" w15:restartNumberingAfterBreak="0">
+  <w:abstractNum w:abstractNumId="65" w15:restartNumberingAfterBreak="0">
     <w:nsid w:val="792B2846"/>
     <w:multiLevelType w:val="hybridMultilevel"/>
     <w:tmpl w:val="A27CF27E"/>
@@ -13111,207 +13453,210 @@
       </w:rPr>
     </w:lvl>
   </w:abstractNum>
-  <w:num w:numId="1">
+  <w:num w:numId="1" w16cid:durableId="1978216805">
+    <w:abstractNumId w:val="27"/>
+  </w:num>
+  <w:num w:numId="2" w16cid:durableId="326250525">
+    <w:abstractNumId w:val="36"/>
+  </w:num>
+  <w:num w:numId="3" w16cid:durableId="411317182">
+    <w:abstractNumId w:val="65"/>
+  </w:num>
+  <w:num w:numId="4" w16cid:durableId="139353041">
+    <w:abstractNumId w:val="0"/>
+  </w:num>
+  <w:num w:numId="5" w16cid:durableId="197353042">
+    <w:abstractNumId w:val="42"/>
+  </w:num>
+  <w:num w:numId="6" w16cid:durableId="1477723942">
+    <w:abstractNumId w:val="46"/>
+  </w:num>
+  <w:num w:numId="7" w16cid:durableId="1056708677">
+    <w:abstractNumId w:val="23"/>
+  </w:num>
+  <w:num w:numId="8" w16cid:durableId="1337028102">
     <w:abstractNumId w:val="26"/>
   </w:num>
-  <w:num w:numId="2">
+  <w:num w:numId="9" w16cid:durableId="1032026951">
+    <w:abstractNumId w:val="63"/>
+  </w:num>
+  <w:num w:numId="10" w16cid:durableId="1805539159">
+    <w:abstractNumId w:val="45"/>
+  </w:num>
+  <w:num w:numId="11" w16cid:durableId="359673500">
+    <w:abstractNumId w:val="19"/>
+  </w:num>
+  <w:num w:numId="12" w16cid:durableId="1405685649">
+    <w:abstractNumId w:val="56"/>
+  </w:num>
+  <w:num w:numId="13" w16cid:durableId="793449603">
+    <w:abstractNumId w:val="3"/>
+  </w:num>
+  <w:num w:numId="14" w16cid:durableId="989358366">
+    <w:abstractNumId w:val="14"/>
+  </w:num>
+  <w:num w:numId="15" w16cid:durableId="1165778761">
+    <w:abstractNumId w:val="58"/>
+  </w:num>
+  <w:num w:numId="16" w16cid:durableId="2013220321">
+    <w:abstractNumId w:val="6"/>
+  </w:num>
+  <w:num w:numId="17" w16cid:durableId="661155151">
+    <w:abstractNumId w:val="44"/>
+  </w:num>
+  <w:num w:numId="18" w16cid:durableId="1194616981">
+    <w:abstractNumId w:val="10"/>
+  </w:num>
+  <w:num w:numId="19" w16cid:durableId="2001344316">
+    <w:abstractNumId w:val="5"/>
+  </w:num>
+  <w:num w:numId="20" w16cid:durableId="1787655883">
+    <w:abstractNumId w:val="57"/>
+  </w:num>
+  <w:num w:numId="21" w16cid:durableId="1767577944">
+    <w:abstractNumId w:val="62"/>
+  </w:num>
+  <w:num w:numId="22" w16cid:durableId="741298795">
+    <w:abstractNumId w:val="16"/>
+  </w:num>
+  <w:num w:numId="23" w16cid:durableId="1182016983">
+    <w:abstractNumId w:val="13"/>
+  </w:num>
+  <w:num w:numId="24" w16cid:durableId="1143699457">
+    <w:abstractNumId w:val="20"/>
+  </w:num>
+  <w:num w:numId="25" w16cid:durableId="1459446886">
+    <w:abstractNumId w:val="30"/>
+  </w:num>
+  <w:num w:numId="26" w16cid:durableId="290792683">
+    <w:abstractNumId w:val="12"/>
+  </w:num>
+  <w:num w:numId="27" w16cid:durableId="2130932606">
+    <w:abstractNumId w:val="9"/>
+  </w:num>
+  <w:num w:numId="28" w16cid:durableId="1920670799">
+    <w:abstractNumId w:val="28"/>
+  </w:num>
+  <w:num w:numId="29" w16cid:durableId="1693340694">
+    <w:abstractNumId w:val="34"/>
+  </w:num>
+  <w:num w:numId="30" w16cid:durableId="1931885527">
+    <w:abstractNumId w:val="15"/>
+  </w:num>
+  <w:num w:numId="31" w16cid:durableId="1654335109">
+    <w:abstractNumId w:val="8"/>
+  </w:num>
+  <w:num w:numId="32" w16cid:durableId="1913855922">
+    <w:abstractNumId w:val="38"/>
+  </w:num>
+  <w:num w:numId="33" w16cid:durableId="1678145938">
+    <w:abstractNumId w:val="43"/>
+  </w:num>
+  <w:num w:numId="34" w16cid:durableId="596016159">
+    <w:abstractNumId w:val="21"/>
+  </w:num>
+  <w:num w:numId="35" w16cid:durableId="1513374068">
+    <w:abstractNumId w:val="48"/>
+  </w:num>
+  <w:num w:numId="36" w16cid:durableId="1072461243">
+    <w:abstractNumId w:val="24"/>
+  </w:num>
+  <w:num w:numId="37" w16cid:durableId="1776100285">
+    <w:abstractNumId w:val="2"/>
+  </w:num>
+  <w:num w:numId="38" w16cid:durableId="1039552962">
+    <w:abstractNumId w:val="59"/>
+  </w:num>
+  <w:num w:numId="39" w16cid:durableId="1145394123">
+    <w:abstractNumId w:val="49"/>
+  </w:num>
+  <w:num w:numId="40" w16cid:durableId="198593526">
+    <w:abstractNumId w:val="39"/>
+  </w:num>
+  <w:num w:numId="41" w16cid:durableId="529804284">
+    <w:abstractNumId w:val="54"/>
+  </w:num>
+  <w:num w:numId="42" w16cid:durableId="1711864">
+    <w:abstractNumId w:val="64"/>
+  </w:num>
+  <w:num w:numId="43" w16cid:durableId="510029647">
+    <w:abstractNumId w:val="31"/>
+  </w:num>
+  <w:num w:numId="44" w16cid:durableId="1174153948">
+    <w:abstractNumId w:val="7"/>
+  </w:num>
+  <w:num w:numId="45" w16cid:durableId="1997146646">
+    <w:abstractNumId w:val="11"/>
+  </w:num>
+  <w:num w:numId="46" w16cid:durableId="2052144672">
+    <w:abstractNumId w:val="41"/>
+  </w:num>
+  <w:num w:numId="47" w16cid:durableId="1235512523">
+    <w:abstractNumId w:val="17"/>
+  </w:num>
+  <w:num w:numId="48" w16cid:durableId="213202671">
+    <w:abstractNumId w:val="50"/>
+  </w:num>
+  <w:num w:numId="49" w16cid:durableId="1081757241">
+    <w:abstractNumId w:val="61"/>
+  </w:num>
+  <w:num w:numId="50" w16cid:durableId="1638147521">
+    <w:abstractNumId w:val="51"/>
+  </w:num>
+  <w:num w:numId="51" w16cid:durableId="73011924">
+    <w:abstractNumId w:val="47"/>
+  </w:num>
+  <w:num w:numId="52" w16cid:durableId="686105797">
     <w:abstractNumId w:val="35"/>
   </w:num>
-  <w:num w:numId="3">
-    <w:abstractNumId w:val="64"/>
+  <w:num w:numId="53" w16cid:durableId="494995089">
+    <w:abstractNumId w:val="52"/>
   </w:num>
-  <w:num w:numId="4">
-    <w:abstractNumId w:val="0"/>
+  <w:num w:numId="54" w16cid:durableId="606692841">
+    <w:abstractNumId w:val="60"/>
   </w:num>
-  <w:num w:numId="5">
-    <w:abstractNumId w:val="41"/>
+  <w:num w:numId="55" w16cid:durableId="1632438277">
+    <w:abstractNumId w:val="37"/>
   </w:num>
-  <w:num w:numId="6">
-    <w:abstractNumId w:val="45"/>
+  <w:num w:numId="56" w16cid:durableId="548107911">
+    <w:abstractNumId w:val="29"/>
   </w:num>
-  <w:num w:numId="7">
-    <w:abstractNumId w:val="22"/>
+  <w:num w:numId="57" w16cid:durableId="554437992">
+    <w:abstractNumId w:val="1"/>
   </w:num>
-  <w:num w:numId="8">
+  <w:num w:numId="58" w16cid:durableId="1611431405">
     <w:abstractNumId w:val="25"/>
   </w:num>
-  <w:num w:numId="9">
-    <w:abstractNumId w:val="62"/>
+  <w:num w:numId="59" w16cid:durableId="1441296028">
+    <w:abstractNumId w:val="18"/>
   </w:num>
-  <w:num w:numId="10">
-    <w:abstractNumId w:val="44"/>
+  <w:num w:numId="60" w16cid:durableId="711729346">
+    <w:abstractNumId w:val="40"/>
   </w:num>
-  <w:num w:numId="11">
-    <w:abstractNumId w:val="19"/>
-  </w:num>
-  <w:num w:numId="12">
+  <w:num w:numId="61" w16cid:durableId="1109936754">
     <w:abstractNumId w:val="55"/>
   </w:num>
-  <w:num w:numId="13">
-    <w:abstractNumId w:val="3"/>
+  <w:num w:numId="62" w16cid:durableId="474882763">
+    <w:abstractNumId w:val="32"/>
   </w:num>
-  <w:num w:numId="14">
-    <w:abstractNumId w:val="14"/>
+  <w:num w:numId="63" w16cid:durableId="781077331">
+    <w:abstractNumId w:val="4"/>
   </w:num>
-  <w:num w:numId="15">
-    <w:abstractNumId w:val="57"/>
+  <w:num w:numId="64" w16cid:durableId="607926448">
+    <w:abstractNumId w:val="53"/>
   </w:num>
-  <w:num w:numId="16">
-    <w:abstractNumId w:val="6"/>
-  </w:num>
-  <w:num w:numId="17">
-    <w:abstractNumId w:val="43"/>
-  </w:num>
-  <w:num w:numId="18">
-    <w:abstractNumId w:val="10"/>
-  </w:num>
-  <w:num w:numId="19">
-    <w:abstractNumId w:val="5"/>
-  </w:num>
-  <w:num w:numId="20">
-    <w:abstractNumId w:val="56"/>
-  </w:num>
-  <w:num w:numId="21">
-    <w:abstractNumId w:val="61"/>
-  </w:num>
-  <w:num w:numId="22">
-    <w:abstractNumId w:val="16"/>
-  </w:num>
-  <w:num w:numId="23">
-    <w:abstractNumId w:val="13"/>
-  </w:num>
-  <w:num w:numId="24">
-    <w:abstractNumId w:val="20"/>
-  </w:num>
-  <w:num w:numId="25">
-    <w:abstractNumId w:val="29"/>
-  </w:num>
-  <w:num w:numId="26">
-    <w:abstractNumId w:val="12"/>
-  </w:num>
-  <w:num w:numId="27">
-    <w:abstractNumId w:val="9"/>
-  </w:num>
-  <w:num w:numId="28">
-    <w:abstractNumId w:val="27"/>
-  </w:num>
-  <w:num w:numId="29">
+  <w:num w:numId="65" w16cid:durableId="208104570">
     <w:abstractNumId w:val="33"/>
   </w:num>
-  <w:num w:numId="30">
-    <w:abstractNumId w:val="15"/>
-  </w:num>
-  <w:num w:numId="31">
-    <w:abstractNumId w:val="8"/>
-  </w:num>
-  <w:num w:numId="32">
-    <w:abstractNumId w:val="37"/>
-  </w:num>
-  <w:num w:numId="33">
-    <w:abstractNumId w:val="42"/>
-  </w:num>
-  <w:num w:numId="34">
-    <w:abstractNumId w:val="21"/>
-  </w:num>
-  <w:num w:numId="35">
-    <w:abstractNumId w:val="47"/>
-  </w:num>
-  <w:num w:numId="36">
-    <w:abstractNumId w:val="23"/>
-  </w:num>
-  <w:num w:numId="37">
-    <w:abstractNumId w:val="2"/>
-  </w:num>
-  <w:num w:numId="38">
-    <w:abstractNumId w:val="58"/>
-  </w:num>
-  <w:num w:numId="39">
-    <w:abstractNumId w:val="48"/>
-  </w:num>
-  <w:num w:numId="40">
-    <w:abstractNumId w:val="38"/>
-  </w:num>
-  <w:num w:numId="41">
-    <w:abstractNumId w:val="53"/>
-  </w:num>
-  <w:num w:numId="42">
-    <w:abstractNumId w:val="63"/>
-  </w:num>
-  <w:num w:numId="43">
-    <w:abstractNumId w:val="30"/>
-  </w:num>
-  <w:num w:numId="44">
-    <w:abstractNumId w:val="7"/>
-  </w:num>
-  <w:num w:numId="45">
-    <w:abstractNumId w:val="11"/>
-  </w:num>
-  <w:num w:numId="46">
-    <w:abstractNumId w:val="40"/>
-  </w:num>
-  <w:num w:numId="47">
-    <w:abstractNumId w:val="17"/>
-  </w:num>
-  <w:num w:numId="48">
-    <w:abstractNumId w:val="49"/>
-  </w:num>
-  <w:num w:numId="49">
-    <w:abstractNumId w:val="60"/>
-  </w:num>
-  <w:num w:numId="50">
-    <w:abstractNumId w:val="50"/>
-  </w:num>
-  <w:num w:numId="51">
-    <w:abstractNumId w:val="46"/>
-  </w:num>
-  <w:num w:numId="52">
-    <w:abstractNumId w:val="34"/>
-  </w:num>
-  <w:num w:numId="53">
-    <w:abstractNumId w:val="51"/>
-  </w:num>
-  <w:num w:numId="54">
-    <w:abstractNumId w:val="59"/>
-  </w:num>
-  <w:num w:numId="55">
-    <w:abstractNumId w:val="36"/>
-  </w:num>
-  <w:num w:numId="56">
-    <w:abstractNumId w:val="28"/>
-  </w:num>
-  <w:num w:numId="57">
-    <w:abstractNumId w:val="1"/>
-  </w:num>
-  <w:num w:numId="58">
-    <w:abstractNumId w:val="24"/>
-  </w:num>
-  <w:num w:numId="59">
-    <w:abstractNumId w:val="18"/>
-  </w:num>
-  <w:num w:numId="60">
-    <w:abstractNumId w:val="39"/>
-  </w:num>
-  <w:num w:numId="61">
-    <w:abstractNumId w:val="54"/>
-  </w:num>
-  <w:num w:numId="62">
-    <w:abstractNumId w:val="31"/>
-  </w:num>
-  <w:num w:numId="63">
-    <w:abstractNumId w:val="4"/>
-  </w:num>
-  <w:num w:numId="64">
-    <w:abstractNumId w:val="52"/>
-  </w:num>
-  <w:num w:numId="65">
-    <w:abstractNumId w:val="32"/>
+  <w:num w:numId="66" w16cid:durableId="407579107">
+    <w:abstractNumId w:val="22"/>
   </w:num>
   <w:numIdMacAtCleanup w:val="65"/>
 </w:numbering>
 </file>
 
 <file path=word/styles.xml><?xml version="1.0" encoding="utf-8"?>
-<w:styles xmlns:mc="http://schemas.openxmlformats.org/markup-compatibility/2006" xmlns:r="http://schemas.openxmlformats.org/officeDocument/2006/relationships" xmlns:w="http://schemas.openxmlformats.org/wordprocessingml/2006/main" xmlns:w14="http://schemas.microsoft.com/office/word/2010/wordml" xmlns:w15="http://schemas.microsoft.com/office/word/2012/wordml" mc:Ignorable="w14 w15">
+<w:styles xmlns:mc="http://schemas.openxmlformats.org/markup-compatibility/2006" xmlns:r="http://schemas.openxmlformats.org/officeDocument/2006/relationships" xmlns:w="http://schemas.openxmlformats.org/wordprocessingml/2006/main" xmlns:w14="http://schemas.microsoft.com/office/word/2010/wordml" xmlns:w15="http://schemas.microsoft.com/office/word/2012/wordml" xmlns:w16cex="http://schemas.microsoft.com/office/word/2018/wordml/cex" xmlns:w16cid="http://schemas.microsoft.com/office/word/2016/wordml/cid" xmlns:w16="http://schemas.microsoft.com/office/word/2018/wordml" xmlns:w16du="http://schemas.microsoft.com/office/word/2023/wordml/word16du" xmlns:w16sdtdh="http://schemas.microsoft.com/office/word/2020/wordml/sdtdatahash" xmlns:w16sdtfl="http://schemas.microsoft.com/office/word/2024/wordml/sdtformatlock" xmlns:w16se="http://schemas.microsoft.com/office/word/2015/wordml/symex" mc:Ignorable="w14 w15 w16se w16cid w16 w16cex w16sdtdh w16sdtfl w16du">
   <w:docDefaults>
     <w:rPrDefault>
       <w:rPr>
@@ -13327,7 +13672,7 @@
       </w:pPr>
     </w:pPrDefault>
   </w:docDefaults>
-  <w:latentStyles w:defLockedState="0" w:defUIPriority="99" w:defSemiHidden="0" w:defUnhideWhenUsed="0" w:defQFormat="0" w:count="371">
+  <w:latentStyles w:defLockedState="0" w:defUIPriority="99" w:defSemiHidden="0" w:defUnhideWhenUsed="0" w:defQFormat="0" w:count="376">
     <w:lsdException w:name="Normal" w:uiPriority="0" w:qFormat="1"/>
     <w:lsdException w:name="heading 1" w:uiPriority="9" w:qFormat="1"/>
     <w:lsdException w:name="heading 2" w:semiHidden="1" w:uiPriority="9" w:unhideWhenUsed="1" w:qFormat="1"/>
@@ -13699,6 +14044,11 @@
     <w:lsdException w:name="List Table 5 Dark Accent 6" w:uiPriority="50"/>
     <w:lsdException w:name="List Table 6 Colorful Accent 6" w:uiPriority="51"/>
     <w:lsdException w:name="List Table 7 Colorful Accent 6" w:uiPriority="52"/>
+    <w:lsdException w:name="Mention" w:semiHidden="1" w:unhideWhenUsed="1"/>
+    <w:lsdException w:name="Smart Hyperlink" w:semiHidden="1" w:unhideWhenUsed="1"/>
+    <w:lsdException w:name="Hashtag" w:semiHidden="1" w:unhideWhenUsed="1"/>
+    <w:lsdException w:name="Unresolved Mention" w:semiHidden="1" w:unhideWhenUsed="1"/>
+    <w:lsdException w:name="Smart Link" w:semiHidden="1" w:unhideWhenUsed="1"/>
   </w:latentStyles>
   <w:style w:type="paragraph" w:default="1" w:styleId="Normale">
     <w:name w:val="Normal"/>
@@ -13761,7 +14111,6 @@
     <w:basedOn w:val="Normale"/>
     <w:link w:val="IntestazioneCarattere"/>
     <w:uiPriority w:val="99"/>
-    <w:semiHidden/>
     <w:unhideWhenUsed/>
     <w:rsid w:val="00C651CB"/>
     <w:pPr>
@@ -13777,7 +14126,6 @@
     <w:basedOn w:val="Carpredefinitoparagrafo"/>
     <w:link w:val="Intestazione"/>
     <w:uiPriority w:val="99"/>
-    <w:semiHidden/>
     <w:rsid w:val="00C651CB"/>
   </w:style>
   <w:style w:type="paragraph" w:styleId="Pidipagina">
@@ -14172,4 +14520,10 @@
     </a:ext>
   </a:extLst>
 </a:theme>
+</file>
+
+<file path=docMetadata/LabelInfo.xml><?xml version="1.0" encoding="utf-8"?>
+<clbl:labelList xmlns:clbl="http://schemas.microsoft.com/office/2020/mipLabelMetadata">
+  <clbl:label id="{a07a6faa-da28-40ae-8c94-03fd05c3e40a}" enabled="1" method="Standard" siteId="{8b87af7d-8647-4dc7-8df4-5f69a2011bb5}" contentBits="3" removed="0"/>
+</clbl:labelList>
 </file>
--- a/VideoSystemWeb/DOCUMENTI/HELP/HELP VIDEOSYSTEM.docx
+++ b/VideoSystemWeb/DOCUMENTI/HELP/HELP VIDEOSYSTEM.docx
@@ -26,6 +26,9 @@
       <w:r>
         <w:t>12/09/2026 Visualizzazione Popup Lavorazione: aggiunto codice lavoro nell'intestazione della tab Offerta Gestione semaforo: Eliminata la possibilità di forzare il blocco; accesso libero alla lavorazione da parte dell'utente che l'ha bloccata e non rilasciata</w:t>
       </w:r>
+      <w:r>
+        <w:t>; Aggiornamento versione e changelog</w:t>
+      </w:r>
     </w:p>
     <w:p>
       <w:pPr>
@@ -336,6 +339,7 @@
         </w:numPr>
       </w:pPr>
       <w:r>
+        <w:lastRenderedPageBreak/>
         <w:t>31/03/2026 Report Collaboratori: bugfix nella ricerca quando manca indirizzo e città</w:t>
       </w:r>
     </w:p>
@@ -348,8 +352,440 @@
         </w:numPr>
       </w:pPr>
       <w:r>
+        <w:t>20/03/2026 Statistica Costi: Bugfix nome collaboratori</w:t>
+      </w:r>
+    </w:p>
+    <w:p>
+      <w:pPr>
+        <w:pStyle w:val="Paragrafoelenco"/>
+        <w:numPr>
+          <w:ilvl w:val="0"/>
+          <w:numId w:val="66"/>
+        </w:numPr>
+      </w:pPr>
+      <w:r>
+        <w:t>19/03/2026 Scadenzario: bugfix filtro fornitori e clienti che includeva anche buste paga</w:t>
+      </w:r>
+    </w:p>
+    <w:p>
+      <w:pPr>
+        <w:pStyle w:val="Paragrafoelenco"/>
+        <w:numPr>
+          <w:ilvl w:val="0"/>
+          <w:numId w:val="66"/>
+        </w:numPr>
+      </w:pPr>
+      <w:r>
+        <w:t>17/03/2026 Statistiche Ricavi: ripristino dell'importo lordo</w:t>
+      </w:r>
+    </w:p>
+    <w:p>
+      <w:pPr>
+        <w:pStyle w:val="Paragrafoelenco"/>
+        <w:numPr>
+          <w:ilvl w:val="0"/>
+          <w:numId w:val="66"/>
+        </w:numPr>
+      </w:pPr>
+      <w:r>
+        <w:t>17/03/2026 Statistiche: sostituzione dell'importo lordo con l'importo netto; Scadenzario: filtro busta paga aggiunto in 'tutti'</w:t>
+      </w:r>
+    </w:p>
+    <w:p>
+      <w:pPr>
+        <w:pStyle w:val="Paragrafoelenco"/>
+        <w:numPr>
+          <w:ilvl w:val="0"/>
+          <w:numId w:val="66"/>
+        </w:numPr>
+      </w:pPr>
+      <w:r>
+        <w:t>15/03/2026 Statistiche costi: filtro fornitore agisce anche sul collaboratore, le diarie vengono elencate e non più raggruppate</w:t>
+      </w:r>
+    </w:p>
+    <w:p>
+      <w:pPr>
+        <w:pStyle w:val="Paragrafoelenco"/>
+        <w:numPr>
+          <w:ilvl w:val="0"/>
+          <w:numId w:val="66"/>
+        </w:numPr>
+      </w:pPr>
+      <w:r>
+        <w:t>08/03/2026 Statistiche costi: separazione collaboratori assunti; data esatta nei collaboratori; Statistiche ricavi: totale listino costo e ricavo in cima alla griglia</w:t>
+      </w:r>
+    </w:p>
+    <w:p>
+      <w:pPr>
+        <w:pStyle w:val="Paragrafoelenco"/>
+        <w:numPr>
+          <w:ilvl w:val="0"/>
+          <w:numId w:val="66"/>
+        </w:numPr>
+      </w:pPr>
+      <w:r>
+        <w:t>26/02/2026 Modifica query statistiche Costi</w:t>
+      </w:r>
+    </w:p>
+    <w:p>
+      <w:pPr>
+        <w:pStyle w:val="Paragrafoelenco"/>
+        <w:numPr>
+          <w:ilvl w:val="0"/>
+          <w:numId w:val="66"/>
+        </w:numPr>
+      </w:pPr>
+      <w:r>
+        <w:t>24/02/2026 Visualizzazione Documento Offerta in Statistiche Costi se non presente fattura; Impaginazione e visualizzazione totali in cima alla griglia in statistiche Costi</w:t>
+      </w:r>
+    </w:p>
+    <w:p>
+      <w:pPr>
+        <w:pStyle w:val="Paragrafoelenco"/>
+        <w:numPr>
+          <w:ilvl w:val="0"/>
+          <w:numId w:val="66"/>
+        </w:numPr>
+      </w:pPr>
+      <w:r>
+        <w:t>14/02/2026 Visualizzazione Collaboratori</w:t>
+      </w:r>
+    </w:p>
+    <w:p>
+      <w:pPr>
+        <w:pStyle w:val="Paragrafoelenco"/>
+        <w:numPr>
+          <w:ilvl w:val="0"/>
+          <w:numId w:val="66"/>
+        </w:numPr>
+      </w:pPr>
+      <w:r>
+        <w:t>14/02/2026 Separazione Collaboratori a Fattura; Impaginazione Statistiche Costi</w:t>
+      </w:r>
+    </w:p>
+    <w:p>
+      <w:pPr>
+        <w:pStyle w:val="Paragrafoelenco"/>
+        <w:numPr>
+          <w:ilvl w:val="0"/>
+          <w:numId w:val="66"/>
+        </w:numPr>
+      </w:pPr>
+      <w:r>
+        <w:t>14/02/2026 Bugfix statistica costi, visualizzazione fattura e interventi minori</w:t>
+      </w:r>
+    </w:p>
+    <w:p>
+      <w:pPr>
+        <w:pStyle w:val="Paragrafoelenco"/>
+        <w:numPr>
+          <w:ilvl w:val="0"/>
+          <w:numId w:val="66"/>
+        </w:numPr>
+      </w:pPr>
+      <w:r>
+        <w:t>08/02/2026 Bugfix lavorazione e statistiche costi</w:t>
+      </w:r>
+    </w:p>
+    <w:p>
+      <w:pPr>
+        <w:pStyle w:val="Paragrafoelenco"/>
+        <w:numPr>
+          <w:ilvl w:val="0"/>
+          <w:numId w:val="66"/>
+        </w:numPr>
+      </w:pPr>
+      <w:r>
+        <w:t>31/01/2026 Nuova gestione Genere Gruppo Sottogruppo; Modifiche varie</w:t>
+      </w:r>
+    </w:p>
+    <w:p>
+      <w:pPr>
+        <w:pStyle w:val="Paragrafoelenco"/>
+        <w:numPr>
+          <w:ilvl w:val="0"/>
+          <w:numId w:val="66"/>
+        </w:numPr>
+      </w:pPr>
+      <w:r>
+        <w:t>05/01/2026 Modifica tipologia Personale Tecnico</w:t>
+      </w:r>
+    </w:p>
+    <w:p>
+      <w:pPr>
+        <w:pStyle w:val="Paragrafoelenco"/>
+        <w:numPr>
+          <w:ilvl w:val="0"/>
+          <w:numId w:val="66"/>
+        </w:numPr>
+      </w:pPr>
+      <w:r>
+        <w:t>10/12/2025 Nuovo filtro scadenzario; Modifica note consuntivo</w:t>
+      </w:r>
+    </w:p>
+    <w:p>
+      <w:pPr>
+        <w:pStyle w:val="Paragrafoelenco"/>
+        <w:numPr>
+          <w:ilvl w:val="0"/>
+          <w:numId w:val="66"/>
+        </w:numPr>
+      </w:pPr>
+      <w:r>
+        <w:t>30/11/2025 Bugfix Collaboratori di Giornata</w:t>
+      </w:r>
+    </w:p>
+    <w:p>
+      <w:pPr>
+        <w:pStyle w:val="Paragrafoelenco"/>
+        <w:numPr>
+          <w:ilvl w:val="0"/>
+          <w:numId w:val="66"/>
+        </w:numPr>
+      </w:pPr>
+      <w:r>
+        <w:t>21/11/2025 Bugfix protocollo; Campo protocollo in scadenzario; colonna ex-dipendenti disabilitata di default</w:t>
+      </w:r>
+    </w:p>
+    <w:p>
+      <w:pPr>
+        <w:pStyle w:val="Paragrafoelenco"/>
+        <w:numPr>
+          <w:ilvl w:val="0"/>
+          <w:numId w:val="66"/>
+        </w:numPr>
+      </w:pPr>
+      <w:r>
+        <w:t>20/11/2025 Nuovo stato 'Fattura SDI' attivabile in fase di protocollo; nuova colonna 'Ex-dipendenti' in Agenda; correzione bug nella query dello Scadenzario</w:t>
+      </w:r>
+    </w:p>
+    <w:p>
+      <w:pPr>
+        <w:pStyle w:val="Paragrafoelenco"/>
+        <w:numPr>
+          <w:ilvl w:val="0"/>
+          <w:numId w:val="66"/>
+        </w:numPr>
+      </w:pPr>
+      <w:r>
+        <w:t>27/09/2025 Bug filtri date in Stampa Collaboratori</w:t>
+      </w:r>
+    </w:p>
+    <w:p>
+      <w:pPr>
+        <w:pStyle w:val="Paragrafoelenco"/>
+        <w:numPr>
+          <w:ilvl w:val="0"/>
+          <w:numId w:val="66"/>
+        </w:numPr>
+      </w:pPr>
+      <w:r>
+        <w:t>23/09/2025 Modifica al campo Quantità in Dati_Articoli_Lavorazione</w:t>
+      </w:r>
+    </w:p>
+    <w:p>
+      <w:pPr>
+        <w:pStyle w:val="Paragrafoelenco"/>
+        <w:numPr>
+          <w:ilvl w:val="0"/>
+          <w:numId w:val="66"/>
+        </w:numPr>
+      </w:pPr>
+      <w:r>
+        <w:t>19/05/2025 Campo Cliente/Fornitore obbligatorio in Protocolli</w:t>
+      </w:r>
+    </w:p>
+    <w:p>
+      <w:pPr>
+        <w:pStyle w:val="Paragrafoelenco"/>
+        <w:numPr>
+          <w:ilvl w:val="0"/>
+          <w:numId w:val="66"/>
+        </w:numPr>
+      </w:pPr>
+      <w:r>
+        <w:t>04/04/2025 Segnalazione Statistiche costi</w:t>
+      </w:r>
+    </w:p>
+    <w:p>
+      <w:pPr>
+        <w:pStyle w:val="Paragrafoelenco"/>
+        <w:numPr>
+          <w:ilvl w:val="0"/>
+          <w:numId w:val="66"/>
+        </w:numPr>
+      </w:pPr>
+      <w:r>
+        <w:t>30/03/2025 Ricerca in scadenzario per data fattura e interventi vari su Protocollo e Scadenzario</w:t>
+      </w:r>
+    </w:p>
+    <w:p>
+      <w:pPr>
+        <w:pStyle w:val="Paragrafoelenco"/>
+        <w:numPr>
+          <w:ilvl w:val="0"/>
+          <w:numId w:val="66"/>
+        </w:numPr>
+      </w:pPr>
+      <w:r>
+        <w:t>16/07/2024 Modifiche Gestione Protocolli, Statistiche Ricavi ed errore creazione Offerta</w:t>
+      </w:r>
+    </w:p>
+    <w:p>
+      <w:pPr>
+        <w:pStyle w:val="Paragrafoelenco"/>
+        <w:numPr>
+          <w:ilvl w:val="0"/>
+          <w:numId w:val="66"/>
+        </w:numPr>
+      </w:pPr>
+      <w:r>
+        <w:t>12/07/2024 Modifiche Protocollazione</w:t>
+      </w:r>
+    </w:p>
+    <w:p>
+      <w:pPr>
+        <w:pStyle w:val="Paragrafoelenco"/>
+        <w:numPr>
+          <w:ilvl w:val="0"/>
+          <w:numId w:val="66"/>
+        </w:numPr>
+      </w:pPr>
+      <w:r>
+        <w:t>07/07/2024 versione</w:t>
+      </w:r>
+    </w:p>
+    <w:p>
+      <w:pPr>
+        <w:pStyle w:val="Paragrafoelenco"/>
+        <w:numPr>
+          <w:ilvl w:val="0"/>
+          <w:numId w:val="66"/>
+        </w:numPr>
+      </w:pPr>
+      <w:r>
+        <w:t>06/07/2024 Gestione data Fattura; Modifica query Ricerca Protocollo; risultati duplicati in Statistica Ricavi</w:t>
+      </w:r>
+    </w:p>
+    <w:p>
+      <w:pPr>
+        <w:pStyle w:val="Paragrafoelenco"/>
+        <w:numPr>
+          <w:ilvl w:val="0"/>
+          <w:numId w:val="66"/>
+        </w:numPr>
+      </w:pPr>
+      <w:r>
+        <w:t>10/05/2024 Ordinamento risultati Cerca Lavorazione</w:t>
+      </w:r>
+    </w:p>
+    <w:p>
+      <w:pPr>
+        <w:pStyle w:val="Paragrafoelenco"/>
+        <w:numPr>
+          <w:ilvl w:val="0"/>
+          <w:numId w:val="66"/>
+        </w:numPr>
+      </w:pPr>
+      <w:r>
+        <w:t>10/05/2024 Modifiche Cerca Lavorazione</w:t>
+      </w:r>
+    </w:p>
+    <w:p>
+      <w:pPr>
+        <w:pStyle w:val="Paragrafoelenco"/>
+        <w:numPr>
+          <w:ilvl w:val="0"/>
+          <w:numId w:val="66"/>
+        </w:numPr>
+      </w:pPr>
+      <w:r>
+        <w:t>10/05/2024 Modifiche Cerca Lavorazione</w:t>
+      </w:r>
+    </w:p>
+    <w:p>
+      <w:pPr>
+        <w:pStyle w:val="Paragrafoelenco"/>
+        <w:numPr>
+          <w:ilvl w:val="0"/>
+          <w:numId w:val="66"/>
+        </w:numPr>
+      </w:pPr>
+      <w:r>
+        <w:t>09/05/2024 Modifiche Cerca Lavorazione</w:t>
+      </w:r>
+    </w:p>
+    <w:p>
+      <w:pPr>
+        <w:pStyle w:val="Paragrafoelenco"/>
+        <w:numPr>
+          <w:ilvl w:val="0"/>
+          <w:numId w:val="66"/>
+        </w:numPr>
+      </w:pPr>
+      <w:r>
+        <w:t>23/04/2024 Nuova funzionalità Cerca Lavorazione</w:t>
+      </w:r>
+    </w:p>
+    <w:p>
+      <w:pPr>
+        <w:pStyle w:val="Paragrafoelenco"/>
+        <w:numPr>
+          <w:ilvl w:val="0"/>
+          <w:numId w:val="66"/>
+        </w:numPr>
+      </w:pPr>
+      <w:r>
+        <w:t>08/03/2024 Modifiche Statistiche Costi</w:t>
+      </w:r>
+    </w:p>
+    <w:p>
+      <w:pPr>
+        <w:pStyle w:val="Paragrafoelenco"/>
+        <w:numPr>
+          <w:ilvl w:val="0"/>
+          <w:numId w:val="66"/>
+        </w:numPr>
+      </w:pPr>
+      <w:r>
+        <w:t>08/03/2024 Recupero fattura fornitore da Statistiche Costi; sostituzione filtro 'Fatturato' con 'Codice Lavorazione' in Statistiche Costi</w:t>
+      </w:r>
+    </w:p>
+    <w:p>
+      <w:pPr>
+        <w:pStyle w:val="Paragrafoelenco"/>
+        <w:numPr>
+          <w:ilvl w:val="0"/>
+          <w:numId w:val="66"/>
+        </w:numPr>
+      </w:pPr>
+      <w:r>
+        <w:t>07/03/2024 Recupero fattura fornitore da Statistiche Costi; sostituzione filtro 'Fatturato' con 'Codice Lavorazione' in Statistiche Costi</w:t>
+      </w:r>
+    </w:p>
+    <w:p>
+      <w:pPr>
+        <w:pStyle w:val="Paragrafoelenco"/>
+        <w:numPr>
+          <w:ilvl w:val="0"/>
+          <w:numId w:val="66"/>
+        </w:numPr>
+      </w:pPr>
+      <w:r>
+        <w:t>07/03/2024 Recupero fattura fornitore da Statistiche Costi; sostituzione filtro 'Fatturato' con 'Codice Lavorazione' in Statistiche Costi</w:t>
+      </w:r>
+    </w:p>
+    <w:p>
+      <w:pPr>
+        <w:pStyle w:val="Paragrafoelenco"/>
+        <w:numPr>
+          <w:ilvl w:val="0"/>
+          <w:numId w:val="66"/>
+        </w:numPr>
+      </w:pPr>
+      <w:r>
         <w:lastRenderedPageBreak/>
-        <w:t>20/03/2026 Statistica Costi: Bugfix nome collaboratori</w:t>
+        <w:t>08/10/2023 Bugfix costi lavorazione</w:t>
       </w:r>
     </w:p>
     <w:p>
@@ -361,7 +797,7 @@
         </w:numPr>
       </w:pPr>
       <w:r>
-        <w:t>19/03/2026 Scadenzario: bugfix filtro fornitori e clienti che includeva anche buste paga</w:t>
+        <w:t>03/10/2023 modifica filtro lavorazione in statistiche costi</w:t>
       </w:r>
     </w:p>
     <w:p>
@@ -373,7 +809,7 @@
         </w:numPr>
       </w:pPr>
       <w:r>
-        <w:t>17/03/2026 Statistiche Ricavi: ripristino dell'importo lordo</w:t>
+        <w:t>03/10/2023 bugfix statistiche costi</w:t>
       </w:r>
     </w:p>
     <w:p>
@@ -385,7 +821,7 @@
         </w:numPr>
       </w:pPr>
       <w:r>
-        <w:t>17/03/2026 Statistiche: sostituzione dell'importo lordo con l'importo netto; Scadenzario: filtro busta paga aggiunto in 'tutti'</w:t>
+        <w:t>03/10/2023 bugfix statistiche costi</w:t>
       </w:r>
     </w:p>
     <w:p>
@@ -397,7 +833,7 @@
         </w:numPr>
       </w:pPr>
       <w:r>
-        <w:t>15/03/2026 Statistiche costi: filtro fornitore agisce anche sul collaboratore, le diarie vengono elencate e non più raggruppate</w:t>
+        <w:t>03/10/2023 bugfix statistiche costi</w:t>
       </w:r>
     </w:p>
     <w:p>
@@ -409,7 +845,7 @@
         </w:numPr>
       </w:pPr>
       <w:r>
-        <w:t>08/03/2026 Statistiche costi: separazione collaboratori assunti; data esatta nei collaboratori; Statistiche ricavi: totale listino costo e ricavo in cima alla griglia</w:t>
+        <w:t>07/03/2023 Modifica Report Collaboratori per giornata</w:t>
       </w:r>
     </w:p>
     <w:p>
@@ -421,7 +857,7 @@
         </w:numPr>
       </w:pPr>
       <w:r>
-        <w:t>26/02/2026 Modifica query statistiche Costi</w:t>
+        <w:t>07/03/2023 versione 2.00</w:t>
       </w:r>
     </w:p>
     <w:p>
@@ -433,7 +869,7 @@
         </w:numPr>
       </w:pPr>
       <w:r>
-        <w:t>24/02/2026 Visualizzazione Documento Offerta in Statistiche Costi se non presente fattura; Impaginazione e visualizzazione totali in cima alla griglia in statistiche Costi</w:t>
+        <w:t>03/03/2023 Soluzione bug della ricerca delle figure professionali</w:t>
       </w:r>
     </w:p>
     <w:p>
@@ -445,461 +881,7 @@
         </w:numPr>
       </w:pPr>
       <w:r>
-        <w:t>14/02/2026 Visualizzazione Collaboratori</w:t>
-      </w:r>
-    </w:p>
-    <w:p>
-      <w:pPr>
-        <w:pStyle w:val="Paragrafoelenco"/>
-        <w:numPr>
-          <w:ilvl w:val="0"/>
-          <w:numId w:val="66"/>
-        </w:numPr>
-      </w:pPr>
-      <w:r>
-        <w:t>14/02/2026 Separazione Collaboratori a Fattura; Imp</w:t>
-      </w:r>
-      <w:r>
-        <w:t>a</w:t>
-      </w:r>
-      <w:r>
-        <w:t>ginazione Statistiche Costi</w:t>
-      </w:r>
-    </w:p>
-    <w:p>
-      <w:pPr>
-        <w:pStyle w:val="Paragrafoelenco"/>
-        <w:numPr>
-          <w:ilvl w:val="0"/>
-          <w:numId w:val="66"/>
-        </w:numPr>
-      </w:pPr>
-      <w:r>
-        <w:t>14/02/2026 Bugfix statistica costi, visualizzazione fattura e interventi minori</w:t>
-      </w:r>
-    </w:p>
-    <w:p>
-      <w:pPr>
-        <w:pStyle w:val="Paragrafoelenco"/>
-        <w:numPr>
-          <w:ilvl w:val="0"/>
-          <w:numId w:val="66"/>
-        </w:numPr>
-      </w:pPr>
-      <w:r>
-        <w:t>08/02/2026 Bugfix lavorazione e statistiche costi</w:t>
-      </w:r>
-    </w:p>
-    <w:p>
-      <w:pPr>
-        <w:pStyle w:val="Paragrafoelenco"/>
-        <w:numPr>
-          <w:ilvl w:val="0"/>
-          <w:numId w:val="66"/>
-        </w:numPr>
-      </w:pPr>
-      <w:r>
-        <w:t>31/01/2026 Nuova gestione Genere Gruppo Sottogruppo; Modifiche varie</w:t>
-      </w:r>
-    </w:p>
-    <w:p>
-      <w:pPr>
-        <w:pStyle w:val="Paragrafoelenco"/>
-        <w:numPr>
-          <w:ilvl w:val="0"/>
-          <w:numId w:val="66"/>
-        </w:numPr>
-      </w:pPr>
-      <w:r>
-        <w:t>05/01/2026 Modifica tipologia Personale Tecnico</w:t>
-      </w:r>
-    </w:p>
-    <w:p>
-      <w:pPr>
-        <w:pStyle w:val="Paragrafoelenco"/>
-        <w:numPr>
-          <w:ilvl w:val="0"/>
-          <w:numId w:val="66"/>
-        </w:numPr>
-      </w:pPr>
-      <w:r>
-        <w:t>10/12/2025 Nuovo filtro scadenzario; Modifica note consuntivo</w:t>
-      </w:r>
-    </w:p>
-    <w:p>
-      <w:pPr>
-        <w:pStyle w:val="Paragrafoelenco"/>
-        <w:numPr>
-          <w:ilvl w:val="0"/>
-          <w:numId w:val="66"/>
-        </w:numPr>
-      </w:pPr>
-      <w:r>
-        <w:t>30/11/2025 Bugfix Collaboratori di Giornata</w:t>
-      </w:r>
-    </w:p>
-    <w:p>
-      <w:pPr>
-        <w:pStyle w:val="Paragrafoelenco"/>
-        <w:numPr>
-          <w:ilvl w:val="0"/>
-          <w:numId w:val="66"/>
-        </w:numPr>
-      </w:pPr>
-      <w:r>
-        <w:t>21/11/2025 Bugfix protocollo; Campo protocollo in scadenzario; colonna ex-dipendenti disabilitata di default</w:t>
-      </w:r>
-    </w:p>
-    <w:p>
-      <w:pPr>
-        <w:pStyle w:val="Paragrafoelenco"/>
-        <w:numPr>
-          <w:ilvl w:val="0"/>
-          <w:numId w:val="66"/>
-        </w:numPr>
-      </w:pPr>
-      <w:r>
-        <w:t>20/11/2025 Nuovo stato 'Fattura SDI' attivabile in fase di protocollo; nuova colonna 'Ex-dipendenti' in Agenda; correzione bug nella query dello Scadenzario</w:t>
-      </w:r>
-    </w:p>
-    <w:p>
-      <w:pPr>
-        <w:pStyle w:val="Paragrafoelenco"/>
-        <w:numPr>
-          <w:ilvl w:val="0"/>
-          <w:numId w:val="66"/>
-        </w:numPr>
-      </w:pPr>
-      <w:r>
-        <w:t>27/09/2025 Bug filtri date in Stampa Collaboratori</w:t>
-      </w:r>
-    </w:p>
-    <w:p>
-      <w:pPr>
-        <w:pStyle w:val="Paragrafoelenco"/>
-        <w:numPr>
-          <w:ilvl w:val="0"/>
-          <w:numId w:val="66"/>
-        </w:numPr>
-      </w:pPr>
-      <w:r>
-        <w:t>23/09/2025 Modifica al campo Quantit</w:t>
-      </w:r>
-      <w:r>
-        <w:t>à</w:t>
-      </w:r>
-      <w:r>
-        <w:t xml:space="preserve"> in Dati_Articoli_Lavorazione</w:t>
-      </w:r>
-    </w:p>
-    <w:p>
-      <w:pPr>
-        <w:pStyle w:val="Paragrafoelenco"/>
-        <w:numPr>
-          <w:ilvl w:val="0"/>
-          <w:numId w:val="66"/>
-        </w:numPr>
-      </w:pPr>
-      <w:r>
-        <w:t>19/05/2025 Campo Cliente/Fornitore obbligatorio in Protocolli</w:t>
-      </w:r>
-    </w:p>
-    <w:p>
-      <w:pPr>
-        <w:pStyle w:val="Paragrafoelenco"/>
-        <w:numPr>
-          <w:ilvl w:val="0"/>
-          <w:numId w:val="66"/>
-        </w:numPr>
-      </w:pPr>
-      <w:r>
-        <w:t>04/04/2025 Segnalazione Statistiche costi</w:t>
-      </w:r>
-    </w:p>
-    <w:p>
-      <w:pPr>
-        <w:pStyle w:val="Paragrafoelenco"/>
-        <w:numPr>
-          <w:ilvl w:val="0"/>
-          <w:numId w:val="66"/>
-        </w:numPr>
-      </w:pPr>
-      <w:r>
-        <w:t>30/03/2025 Ricerca in scadenzario per data fattura e interventi vari su Protocollo e Scadenzario</w:t>
-      </w:r>
-    </w:p>
-    <w:p>
-      <w:pPr>
-        <w:pStyle w:val="Paragrafoelenco"/>
-        <w:numPr>
-          <w:ilvl w:val="0"/>
-          <w:numId w:val="66"/>
-        </w:numPr>
-      </w:pPr>
-      <w:r>
-        <w:t>16/07/2024 Modifiche Gestione Protocolli, Statistiche Ricavi ed errore creazione Offerta</w:t>
-      </w:r>
-    </w:p>
-    <w:p>
-      <w:pPr>
-        <w:pStyle w:val="Paragrafoelenco"/>
-        <w:numPr>
-          <w:ilvl w:val="0"/>
-          <w:numId w:val="66"/>
-        </w:numPr>
-      </w:pPr>
-      <w:r>
-        <w:t>12/07/2024 Modifiche Protocollazione</w:t>
-      </w:r>
-    </w:p>
-    <w:p>
-      <w:pPr>
-        <w:pStyle w:val="Paragrafoelenco"/>
-        <w:numPr>
-          <w:ilvl w:val="0"/>
-          <w:numId w:val="66"/>
-        </w:numPr>
-      </w:pPr>
-      <w:r>
-        <w:t>07/07/2024 versione</w:t>
-      </w:r>
-    </w:p>
-    <w:p>
-      <w:pPr>
-        <w:pStyle w:val="Paragrafoelenco"/>
-        <w:numPr>
-          <w:ilvl w:val="0"/>
-          <w:numId w:val="66"/>
-        </w:numPr>
-      </w:pPr>
-      <w:r>
-        <w:t>06/07/2024 Gestione data Fattura; Modifica query Ricerca Protocollo; risultati duplicati in Statistica Ricavi</w:t>
-      </w:r>
-    </w:p>
-    <w:p>
-      <w:pPr>
-        <w:pStyle w:val="Paragrafoelenco"/>
-        <w:numPr>
-          <w:ilvl w:val="0"/>
-          <w:numId w:val="66"/>
-        </w:numPr>
-      </w:pPr>
-      <w:r>
-        <w:t>10/05/2024 Ordinamento risultati Cerca Lavorazione</w:t>
-      </w:r>
-    </w:p>
-    <w:p>
-      <w:pPr>
-        <w:pStyle w:val="Paragrafoelenco"/>
-        <w:numPr>
-          <w:ilvl w:val="0"/>
-          <w:numId w:val="66"/>
-        </w:numPr>
-      </w:pPr>
-      <w:r>
-        <w:t>10/05/2024 Modifiche Cerca Lavorazione</w:t>
-      </w:r>
-    </w:p>
-    <w:p>
-      <w:pPr>
-        <w:pStyle w:val="Paragrafoelenco"/>
-        <w:numPr>
-          <w:ilvl w:val="0"/>
-          <w:numId w:val="66"/>
-        </w:numPr>
-      </w:pPr>
-      <w:r>
-        <w:t>10/05/2024 Modifiche Cerca Lavorazione</w:t>
-      </w:r>
-    </w:p>
-    <w:p>
-      <w:pPr>
-        <w:pStyle w:val="Paragrafoelenco"/>
-        <w:numPr>
-          <w:ilvl w:val="0"/>
-          <w:numId w:val="66"/>
-        </w:numPr>
-      </w:pPr>
-      <w:r>
-        <w:t>09/05/2024 Modifiche Cerca Lavorazione</w:t>
-      </w:r>
-    </w:p>
-    <w:p>
-      <w:pPr>
-        <w:pStyle w:val="Paragrafoelenco"/>
-        <w:numPr>
-          <w:ilvl w:val="0"/>
-          <w:numId w:val="66"/>
-        </w:numPr>
-      </w:pPr>
-      <w:r>
-        <w:t>23/04/2024 Nuova funzionalità Cerca Lavorazione</w:t>
-      </w:r>
-    </w:p>
-    <w:p>
-      <w:pPr>
-        <w:pStyle w:val="Paragrafoelenco"/>
-        <w:numPr>
-          <w:ilvl w:val="0"/>
-          <w:numId w:val="66"/>
-        </w:numPr>
-      </w:pPr>
-      <w:r>
-        <w:t>08/03/2024 Modifiche Statistiche Costi</w:t>
-      </w:r>
-    </w:p>
-    <w:p>
-      <w:pPr>
-        <w:pStyle w:val="Paragrafoelenco"/>
-        <w:numPr>
-          <w:ilvl w:val="0"/>
-          <w:numId w:val="66"/>
-        </w:numPr>
-      </w:pPr>
-      <w:r>
-        <w:t>08/03/2024 Recupero fattura fornitore da Statistiche Costi; sostituzione filtro 'Fatturato' con 'Codice Lavorazione' in Statistiche Costi</w:t>
-      </w:r>
-    </w:p>
-    <w:p>
-      <w:pPr>
-        <w:pStyle w:val="Paragrafoelenco"/>
-        <w:numPr>
-          <w:ilvl w:val="0"/>
-          <w:numId w:val="66"/>
-        </w:numPr>
-      </w:pPr>
-      <w:r>
-        <w:t>07/03/2024 Recupero fattura fornitore da Statistiche Costi; sostituzione filtro 'Fatturato' con 'Codice Lavorazione' in Statistiche Costi</w:t>
-      </w:r>
-    </w:p>
-    <w:p>
-      <w:pPr>
-        <w:pStyle w:val="Paragrafoelenco"/>
-        <w:numPr>
-          <w:ilvl w:val="0"/>
-          <w:numId w:val="66"/>
-        </w:numPr>
-      </w:pPr>
-      <w:r>
-        <w:t>07/03/2024 Recupero fattura fornitore da Statistiche Costi; sostituzione filtro 'Fatturato' con 'Codice Lavorazione' in Statistiche Costi</w:t>
-      </w:r>
-    </w:p>
-    <w:p>
-      <w:pPr>
-        <w:pStyle w:val="Paragrafoelenco"/>
-        <w:numPr>
-          <w:ilvl w:val="0"/>
-          <w:numId w:val="66"/>
-        </w:numPr>
-      </w:pPr>
-      <w:r>
-        <w:t>08/10/2023 Bugfix costi lavorazione</w:t>
-      </w:r>
-    </w:p>
-    <w:p>
-      <w:pPr>
-        <w:pStyle w:val="Paragrafoelenco"/>
-        <w:numPr>
-          <w:ilvl w:val="0"/>
-          <w:numId w:val="66"/>
-        </w:numPr>
-      </w:pPr>
-      <w:r>
-        <w:lastRenderedPageBreak/>
-        <w:t>03/10/2023 modifica filtro lavorazione in statistiche costi</w:t>
-      </w:r>
-    </w:p>
-    <w:p>
-      <w:pPr>
-        <w:pStyle w:val="Paragrafoelenco"/>
-        <w:numPr>
-          <w:ilvl w:val="0"/>
-          <w:numId w:val="66"/>
-        </w:numPr>
-      </w:pPr>
-      <w:r>
-        <w:t xml:space="preserve">03/10/2023 bugfix </w:t>
-      </w:r>
-      <w:r>
-        <w:t>statistiche</w:t>
-      </w:r>
-      <w:r>
-        <w:t xml:space="preserve"> costi</w:t>
-      </w:r>
-    </w:p>
-    <w:p>
-      <w:pPr>
-        <w:pStyle w:val="Paragrafoelenco"/>
-        <w:numPr>
-          <w:ilvl w:val="0"/>
-          <w:numId w:val="66"/>
-        </w:numPr>
-      </w:pPr>
-      <w:r>
-        <w:t>03/10/2023 bugfix statistiche costi</w:t>
-      </w:r>
-    </w:p>
-    <w:p>
-      <w:pPr>
-        <w:pStyle w:val="Paragrafoelenco"/>
-        <w:numPr>
-          <w:ilvl w:val="0"/>
-          <w:numId w:val="66"/>
-        </w:numPr>
-      </w:pPr>
-      <w:r>
-        <w:t>03/10/2023 bugfix statistiche costi</w:t>
-      </w:r>
-    </w:p>
-    <w:p>
-      <w:pPr>
-        <w:pStyle w:val="Paragrafoelenco"/>
-        <w:numPr>
-          <w:ilvl w:val="0"/>
-          <w:numId w:val="66"/>
-        </w:numPr>
-      </w:pPr>
-      <w:r>
-        <w:t>07/03/2023 Modifica Report Collaboratori per giornata</w:t>
-      </w:r>
-    </w:p>
-    <w:p>
-      <w:pPr>
-        <w:pStyle w:val="Paragrafoelenco"/>
-        <w:numPr>
-          <w:ilvl w:val="0"/>
-          <w:numId w:val="66"/>
-        </w:numPr>
-      </w:pPr>
-      <w:r>
-        <w:t>07/03/2023 versione 2.00</w:t>
-      </w:r>
-    </w:p>
-    <w:p>
-      <w:pPr>
-        <w:pStyle w:val="Paragrafoelenco"/>
-        <w:numPr>
-          <w:ilvl w:val="0"/>
-          <w:numId w:val="66"/>
-        </w:numPr>
-      </w:pPr>
-      <w:r>
-        <w:t>03/03/2023 Soluzione bug della ricerca delle figure professionali</w:t>
-      </w:r>
-    </w:p>
-    <w:p>
-      <w:pPr>
-        <w:pStyle w:val="Paragrafoelenco"/>
-        <w:numPr>
-          <w:ilvl w:val="0"/>
-          <w:numId w:val="66"/>
-        </w:numPr>
-      </w:pPr>
-      <w:r>
-        <w:t>0</w:t>
-      </w:r>
-      <w:r>
-        <w:t>5/02/2023 Import del solo Personale Tecnico</w:t>
+        <w:t>05/02/2023 Import del solo Personale Tecnico</w:t>
       </w:r>
     </w:p>
     <w:p>
@@ -1282,6 +1264,7 @@
         </w:numPr>
       </w:pPr>
       <w:r>
+        <w:lastRenderedPageBreak/>
         <w:t>Recupero Offerta: Modifica Inversione delle Offerte dalla più recente alla meno recente;</w:t>
       </w:r>
     </w:p>
@@ -1294,7 +1277,6 @@
         </w:numPr>
       </w:pPr>
       <w:r>
-        <w:lastRenderedPageBreak/>
         <w:t>DDT: Selezione multipla con ricerca combo “gruppo” materiale</w:t>
       </w:r>
       <w:r>

--- a/VideoSystemWeb/DOCUMENTI/HELP/HELP VIDEOSYSTEM.docx
+++ b/VideoSystemWeb/DOCUMENTI/HELP/HELP VIDEOSYSTEM.docx
@@ -1,12 +1,44 @@
 
 <file path=word/document.xml><?xml version="1.0" encoding="utf-8"?>
-<w:document xmlns:wpc="http://schemas.microsoft.com/office/word/2010/wordprocessingCanvas" xmlns:cx="http://schemas.microsoft.com/office/drawing/2014/chartex" xmlns:cx1="http://schemas.microsoft.com/office/drawing/2015/9/8/chartex" xmlns:cx2="http://schemas.microsoft.com/office/drawing/2015/10/21/chartex" xmlns:cx3="http://schemas.microsoft.com/office/drawing/2016/5/9/chartex" xmlns:cx4="http://schemas.microsoft.com/office/drawing/2016/5/10/chartex" xmlns:cx5="http://schemas.microsoft.com/office/drawing/2016/5/11/chartex" xmlns:cx6="http://schemas.microsoft.com/office/drawing/2016/5/12/chartex" xmlns:cx7="http://schemas.microsoft.com/office/drawing/2016/5/13/chartex" xmlns:cx8="http://schemas.microsoft.com/office/drawing/2016/5/14/chartex" xmlns:mc="http://schemas.openxmlformats.org/markup-compatibility/2006" xmlns:aink="http://schemas.microsoft.com/office/drawing/2016/ink" xmlns:am3d="http://schemas.microsoft.com/office/drawing/2017/model3d" xmlns:o="urn:schemas-microsoft-com:office:office" xmlns:oel="http://schemas.microsoft.com/office/2019/extlst" xmlns:r="http://schemas.openxmlformats.org/officeDocument/2006/relationships" xmlns:m="http://schemas.openxmlformats.org/officeDocument/2006/math" xmlns:v="urn:schemas-microsoft-com:vml" xmlns:wp14="http://schemas.microsoft.com/office/word/2010/wordprocessingDrawing" xmlns:wp="http://schemas.openxmlformats.org/drawingml/2006/wordprocessingDrawing" xmlns:w10="urn:schemas-microsoft-com:office:word" xmlns:w="http://schemas.openxmlformats.org/wordprocessingml/2006/main" xmlns:w14="http://schemas.microsoft.com/office/word/2010/wordml" xmlns:w15="http://schemas.microsoft.com/office/word/2012/wordml" xmlns:w16cei="http://schemas.microsoft.com/office/word/2026/wordml/cei" xmlns:w16cex="http://schemas.microsoft.com/office/word/2018/wordml/cex" xmlns:w16cid="http://schemas.microsoft.com/office/word/2016/wordml/cid" xmlns:w16="http://schemas.microsoft.com/office/word/2018/wordml" xmlns:w16du="http://schemas.microsoft.com/office/word/2023/wordml/word16du" xmlns:w16sdtdh="http://schemas.microsoft.com/office/word/2020/wordml/sdtdatahash" xmlns:w16sdtfl="http://schemas.microsoft.com/office/word/2024/wordml/sdtformatlock" xmlns:w16se="http://schemas.microsoft.com/office/word/2015/wordml/symex" xmlns:wpg="http://schemas.microsoft.com/office/word/2010/wordprocessingGroup" xmlns:wpi="http://schemas.microsoft.com/office/word/2010/wordprocessingInk" xmlns:wne="http://schemas.microsoft.com/office/word/2006/wordml" xmlns:wps="http://schemas.microsoft.com/office/word/2010/wordprocessingShape" mc:Ignorable="w14 w15 w16se w16cid w16 w16cex w16sdtdh w16sdtfl w16du wp14">
+<w:document xmlns:wpc="http://schemas.microsoft.com/office/word/2010/wordprocessingCanvas" xmlns:cx="http://schemas.microsoft.com/office/drawing/2014/chartex" xmlns:cx1="http://schemas.microsoft.com/office/drawing/2015/9/8/chartex" xmlns:cx2="http://schemas.microsoft.com/office/drawing/2015/10/21/chartex" xmlns:cx3="http://schemas.microsoft.com/office/drawing/2016/5/9/chartex" xmlns:cx4="http://schemas.microsoft.com/office/drawing/2016/5/10/chartex" xmlns:cx5="http://schemas.microsoft.com/office/drawing/2016/5/11/chartex" xmlns:cx6="http://schemas.microsoft.com/office/drawing/2016/5/12/chartex" xmlns:cx7="http://schemas.microsoft.com/office/drawing/2016/5/13/chartex" xmlns:cx8="http://schemas.microsoft.com/office/drawing/2016/5/14/chartex" xmlns:mc="http://schemas.openxmlformats.org/markup-compatibility/2006" xmlns:aink="http://schemas.microsoft.com/office/drawing/2016/ink" xmlns:am3d="http://schemas.microsoft.com/office/drawing/2017/model3d" xmlns:o="urn:schemas-microsoft-com:office:office" xmlns:oel="http://schemas.microsoft.com/office/2019/extlst" xmlns:r="http://schemas.openxmlformats.org/officeDocument/2006/relationships" xmlns:m="http://schemas.openxmlformats.org/officeDocument/2006/math" xmlns:v="urn:schemas-microsoft-com:vml" xmlns:wp14="http://schemas.microsoft.com/office/word/2010/wordprocessingDrawing" xmlns:wp="http://schemas.openxmlformats.org/drawingml/2006/wordprocessingDrawing" xmlns:w10="urn:schemas-microsoft-com:office:word" xmlns:w="http://schemas.openxmlformats.org/wordprocessingml/2006/main" xmlns:w14="http://schemas.microsoft.com/office/word/2010/wordml" xmlns:w15="http://schemas.microsoft.com/office/word/2012/wordml" xmlns:w16cex="http://schemas.microsoft.com/office/word/2018/wordml/cex" xmlns:w16cid="http://schemas.microsoft.com/office/word/2016/wordml/cid" xmlns:w16="http://schemas.microsoft.com/office/word/2018/wordml" xmlns:w16du="http://schemas.microsoft.com/office/word/2023/wordml/word16du" xmlns:w16sdtdh="http://schemas.microsoft.com/office/word/2020/wordml/sdtdatahash" xmlns:w16sdtfl="http://schemas.microsoft.com/office/word/2024/wordml/sdtformatlock" xmlns:w16se="http://schemas.microsoft.com/office/word/2015/wordml/symex" xmlns:wpg="http://schemas.microsoft.com/office/word/2010/wordprocessingGroup" xmlns:wpi="http://schemas.microsoft.com/office/word/2010/wordprocessingInk" xmlns:wne="http://schemas.microsoft.com/office/word/2006/wordml" xmlns:wps="http://schemas.microsoft.com/office/word/2010/wordprocessingShape" mc:Ignorable="w14 w15 w16se w16cid w16 w16cex w16sdtdh w16sdtfl w16du wp14">
   <w:body>
     <w:p>
       <w:pPr>
         <w:pStyle w:val="Sottotitolo"/>
       </w:pPr>
       <w:r>
+        <w:t>Versione 2.1.</w:t>
+      </w:r>
+      <w:r>
+        <w:t>1</w:t>
+      </w:r>
+      <w:r>
+        <w:t xml:space="preserve"> del 1</w:t>
+      </w:r>
+      <w:r>
+        <w:t>9</w:t>
+      </w:r>
+      <w:r>
+        <w:t>/09/2026</w:t>
+      </w:r>
+    </w:p>
+    <w:p>
+      <w:pPr>
+        <w:pStyle w:val="Paragrafoelenco"/>
+        <w:numPr>
+          <w:ilvl w:val="0"/>
+          <w:numId w:val="66"/>
+        </w:numPr>
+      </w:pPr>
+      <w:r>
+        <w:t>Scadenzario: ordinamento per Data scadenza in ordine crescente</w:t>
+      </w:r>
+    </w:p>
+    <w:p>
+      <w:pPr>
+        <w:pStyle w:val="Sottotitolo"/>
+      </w:pPr>
+      <w:r>
         <w:t>Versione 2.1.0 del 12/09/2026</w:t>
       </w:r>
     </w:p>
@@ -27,8 +59,13 @@
         <w:t>12/09/2026 Visualizzazione Popup Lavorazione: aggiunto codice lavoro nell'intestazione della tab Offerta Gestione semaforo: Eliminata la possibilità di forzare il blocco; accesso libero alla lavorazione da parte dell'utente che l'ha bloccata e non rilasciata</w:t>
       </w:r>
       <w:r>
-        <w:t>; Aggiornamento versione e changelog</w:t>
-      </w:r>
+        <w:t xml:space="preserve">; Aggiornamento versione e </w:t>
+      </w:r>
+      <w:proofErr w:type="spellStart"/>
+      <w:r>
+        <w:t>changelog</w:t>
+      </w:r>
+      <w:proofErr w:type="spellEnd"/>
     </w:p>
     <w:p>
       <w:pPr>
@@ -123,8 +160,13 @@
         </w:numPr>
       </w:pPr>
       <w:r>
-        <w:t>20/07/2026 Statistiche Ricavi: gestione pregresso = null</w:t>
-      </w:r>
+        <w:t xml:space="preserve">20/07/2026 Statistiche Ricavi: gestione pregresso = </w:t>
+      </w:r>
+      <w:proofErr w:type="spellStart"/>
+      <w:r>
+        <w:t>null</w:t>
+      </w:r>
+      <w:proofErr w:type="spellEnd"/>
     </w:p>
     <w:p>
       <w:pPr>
@@ -171,7 +213,15 @@
         </w:numPr>
       </w:pPr>
       <w:r>
-        <w:t>25/06/2026 ReportTLTime: aggiunti filtri mese/anno</w:t>
+        <w:t xml:space="preserve">25/06/2026 </w:t>
+      </w:r>
+      <w:proofErr w:type="spellStart"/>
+      <w:r>
+        <w:t>ReportTLTime</w:t>
+      </w:r>
+      <w:proofErr w:type="spellEnd"/>
+      <w:r>
+        <w:t>: aggiunti filtri mese/anno</w:t>
       </w:r>
     </w:p>
     <w:p>
@@ -219,7 +269,15 @@
         </w:numPr>
       </w:pPr>
       <w:r>
-        <w:t>07/06/2026 Report Stampa Collaboratori: bugfix query; Ricerca lavorazione: inclusi offerta e Fattura CDI</w:t>
+        <w:t xml:space="preserve">07/06/2026 Report Stampa Collaboratori: </w:t>
+      </w:r>
+      <w:proofErr w:type="spellStart"/>
+      <w:r>
+        <w:t>bugfix</w:t>
+      </w:r>
+      <w:proofErr w:type="spellEnd"/>
+      <w:r>
+        <w:t xml:space="preserve"> query; Ricerca lavorazione: inclusi offerta e Fattura CDI</w:t>
       </w:r>
     </w:p>
     <w:p>
@@ -243,7 +301,15 @@
         </w:numPr>
       </w:pPr>
       <w:r>
-        <w:t>20/05/2026 Rimborso km: impostato importo lordo uguale al netto; Figure professionali: esclusi dalla ricerca i collaboratori non attivi; validazione specifica per CF; Report Consulente Lavoro: quota mista nella query letta dalla tabella di config; aggiunto conteggio collaboratori estratti; Scadenzario: aggiunto filtro mese/anno per impostare ricerca più velocemente</w:t>
+        <w:t xml:space="preserve">20/05/2026 Rimborso km: impostato importo lordo uguale al netto; Figure professionali: esclusi dalla ricerca i collaboratori non attivi; validazione specifica per CF; Report Consulente Lavoro: quota mista nella query letta dalla tabella di </w:t>
+      </w:r>
+      <w:proofErr w:type="spellStart"/>
+      <w:r>
+        <w:t>config</w:t>
+      </w:r>
+      <w:proofErr w:type="spellEnd"/>
+      <w:r>
+        <w:t>; aggiunto conteggio collaboratori estratti; Scadenzario: aggiunto filtro mese/anno per impostare ricerca più velocemente</w:t>
       </w:r>
     </w:p>
     <w:p>
@@ -267,7 +333,23 @@
         </w:numPr>
       </w:pPr>
       <w:r>
-        <w:t>05/05/2026 Statistiche ricavi: bugfix query; Anagrafica collaboratori: bugfix inserimento telefono</w:t>
+        <w:t xml:space="preserve">05/05/2026 Statistiche ricavi: </w:t>
+      </w:r>
+      <w:proofErr w:type="spellStart"/>
+      <w:r>
+        <w:t>bugfix</w:t>
+      </w:r>
+      <w:proofErr w:type="spellEnd"/>
+      <w:r>
+        <w:t xml:space="preserve"> query; Anagrafica collaboratori: </w:t>
+      </w:r>
+      <w:proofErr w:type="spellStart"/>
+      <w:r>
+        <w:t>bugfix</w:t>
+      </w:r>
+      <w:proofErr w:type="spellEnd"/>
+      <w:r>
+        <w:t xml:space="preserve"> inserimento telefono</w:t>
       </w:r>
     </w:p>
     <w:p>
@@ -279,8 +361,13 @@
         </w:numPr>
       </w:pPr>
       <w:r>
-        <w:t>04/05/2026 Anagrafica collaboratori: campi obbligatori; Lavorazione: sostituita voce 'Rimborso km' con 'Mista'; Stampa consulente del lavoro: prime modifiche per nuovi filtri (non terminata); bugfix</w:t>
-      </w:r>
+        <w:t xml:space="preserve">04/05/2026 Anagrafica collaboratori: campi obbligatori; Lavorazione: sostituita voce 'Rimborso km' con 'Mista'; Stampa consulente del lavoro: prime modifiche per nuovi filtri (non terminata); </w:t>
+      </w:r>
+      <w:proofErr w:type="spellStart"/>
+      <w:r>
+        <w:t>bugfix</w:t>
+      </w:r>
+      <w:proofErr w:type="spellEnd"/>
     </w:p>
     <w:p>
       <w:pPr>
@@ -291,8 +378,13 @@
         </w:numPr>
       </w:pPr>
       <w:r>
-        <w:t>24/04/2026 Statistiche Costi: link alla lavorazione, filtro mese ed anno, descrizione lavorazione nell'intestazione, bugfix</w:t>
-      </w:r>
+        <w:t xml:space="preserve">24/04/2026 Statistiche Costi: link alla lavorazione, filtro mese ed anno, descrizione lavorazione nell'intestazione, </w:t>
+      </w:r>
+      <w:proofErr w:type="spellStart"/>
+      <w:r>
+        <w:t>bugfix</w:t>
+      </w:r>
+      <w:proofErr w:type="spellEnd"/>
     </w:p>
     <w:p>
       <w:pPr>
@@ -303,7 +395,16 @@
         </w:numPr>
       </w:pPr>
       <w:r>
-        <w:t>21/04/2026 Statistiche Costi: Bugfix ricerca e popolamento tendina sottogruppo</w:t>
+        <w:lastRenderedPageBreak/>
+        <w:t xml:space="preserve">21/04/2026 Statistiche Costi: </w:t>
+      </w:r>
+      <w:proofErr w:type="spellStart"/>
+      <w:r>
+        <w:t>Bugfix</w:t>
+      </w:r>
+      <w:proofErr w:type="spellEnd"/>
+      <w:r>
+        <w:t xml:space="preserve"> ricerca e popolamento tendina sottogruppo</w:t>
       </w:r>
     </w:p>
     <w:p>
@@ -315,7 +416,15 @@
         </w:numPr>
       </w:pPr>
       <w:r>
-        <w:t>14/04/2026 Bugfix Statistiche Costi</w:t>
+        <w:t xml:space="preserve">14/04/2026 </w:t>
+      </w:r>
+      <w:proofErr w:type="spellStart"/>
+      <w:r>
+        <w:t>Bugfix</w:t>
+      </w:r>
+      <w:proofErr w:type="spellEnd"/>
+      <w:r>
+        <w:t xml:space="preserve"> Statistiche Costi</w:t>
       </w:r>
     </w:p>
     <w:p>
@@ -327,7 +436,15 @@
         </w:numPr>
       </w:pPr>
       <w:r>
-        <w:t>14/04/2026 Bugfix query Statistiche Costi</w:t>
+        <w:t xml:space="preserve">14/04/2026 </w:t>
+      </w:r>
+      <w:proofErr w:type="spellStart"/>
+      <w:r>
+        <w:t>Bugfix</w:t>
+      </w:r>
+      <w:proofErr w:type="spellEnd"/>
+      <w:r>
+        <w:t xml:space="preserve"> query Statistiche Costi</w:t>
       </w:r>
     </w:p>
     <w:p>
@@ -339,8 +456,489 @@
         </w:numPr>
       </w:pPr>
       <w:r>
+        <w:t xml:space="preserve">31/03/2026 Report Collaboratori: </w:t>
+      </w:r>
+      <w:proofErr w:type="spellStart"/>
+      <w:r>
+        <w:t>bugfix</w:t>
+      </w:r>
+      <w:proofErr w:type="spellEnd"/>
+      <w:r>
+        <w:t xml:space="preserve"> nella ricerca quando manca indirizzo e città</w:t>
+      </w:r>
+    </w:p>
+    <w:p>
+      <w:pPr>
+        <w:pStyle w:val="Paragrafoelenco"/>
+        <w:numPr>
+          <w:ilvl w:val="0"/>
+          <w:numId w:val="66"/>
+        </w:numPr>
+      </w:pPr>
+      <w:r>
+        <w:t xml:space="preserve">20/03/2026 Statistica Costi: </w:t>
+      </w:r>
+      <w:proofErr w:type="spellStart"/>
+      <w:r>
+        <w:t>Bugfix</w:t>
+      </w:r>
+      <w:proofErr w:type="spellEnd"/>
+      <w:r>
+        <w:t xml:space="preserve"> nome collaboratori</w:t>
+      </w:r>
+    </w:p>
+    <w:p>
+      <w:pPr>
+        <w:pStyle w:val="Paragrafoelenco"/>
+        <w:numPr>
+          <w:ilvl w:val="0"/>
+          <w:numId w:val="66"/>
+        </w:numPr>
+      </w:pPr>
+      <w:r>
+        <w:t xml:space="preserve">19/03/2026 Scadenzario: </w:t>
+      </w:r>
+      <w:proofErr w:type="spellStart"/>
+      <w:r>
+        <w:t>bugfix</w:t>
+      </w:r>
+      <w:proofErr w:type="spellEnd"/>
+      <w:r>
+        <w:t xml:space="preserve"> filtro fornitori e clienti che includeva anche buste paga</w:t>
+      </w:r>
+    </w:p>
+    <w:p>
+      <w:pPr>
+        <w:pStyle w:val="Paragrafoelenco"/>
+        <w:numPr>
+          <w:ilvl w:val="0"/>
+          <w:numId w:val="66"/>
+        </w:numPr>
+      </w:pPr>
+      <w:r>
+        <w:t>17/03/2026 Statistiche Ricavi: ripristino dell'importo lordo</w:t>
+      </w:r>
+    </w:p>
+    <w:p>
+      <w:pPr>
+        <w:pStyle w:val="Paragrafoelenco"/>
+        <w:numPr>
+          <w:ilvl w:val="0"/>
+          <w:numId w:val="66"/>
+        </w:numPr>
+      </w:pPr>
+      <w:r>
+        <w:t>17/03/2026 Statistiche: sostituzione dell'importo lordo con l'importo netto; Scadenzario: filtro busta paga aggiunto in 'tutti'</w:t>
+      </w:r>
+    </w:p>
+    <w:p>
+      <w:pPr>
+        <w:pStyle w:val="Paragrafoelenco"/>
+        <w:numPr>
+          <w:ilvl w:val="0"/>
+          <w:numId w:val="66"/>
+        </w:numPr>
+      </w:pPr>
+      <w:r>
+        <w:t>15/03/2026 Statistiche costi: filtro fornitore agisce anche sul collaboratore, le diarie vengono elencate e non più raggruppate</w:t>
+      </w:r>
+    </w:p>
+    <w:p>
+      <w:pPr>
+        <w:pStyle w:val="Paragrafoelenco"/>
+        <w:numPr>
+          <w:ilvl w:val="0"/>
+          <w:numId w:val="66"/>
+        </w:numPr>
+      </w:pPr>
+      <w:r>
+        <w:t>08/03/2026 Statistiche costi: separazione collaboratori assunti; data esatta nei collaboratori; Statistiche ricavi: totale listino costo e ricavo in cima alla griglia</w:t>
+      </w:r>
+    </w:p>
+    <w:p>
+      <w:pPr>
+        <w:pStyle w:val="Paragrafoelenco"/>
+        <w:numPr>
+          <w:ilvl w:val="0"/>
+          <w:numId w:val="66"/>
+        </w:numPr>
+      </w:pPr>
+      <w:r>
+        <w:t>26/02/2026 Modifica query statistiche Costi</w:t>
+      </w:r>
+    </w:p>
+    <w:p>
+      <w:pPr>
+        <w:pStyle w:val="Paragrafoelenco"/>
+        <w:numPr>
+          <w:ilvl w:val="0"/>
+          <w:numId w:val="66"/>
+        </w:numPr>
+      </w:pPr>
+      <w:r>
+        <w:t>24/02/2026 Visualizzazione Documento Offerta in Statistiche Costi se non presente fattura; Impaginazione e visualizzazione totali in cima alla griglia in statistiche Costi</w:t>
+      </w:r>
+    </w:p>
+    <w:p>
+      <w:pPr>
+        <w:pStyle w:val="Paragrafoelenco"/>
+        <w:numPr>
+          <w:ilvl w:val="0"/>
+          <w:numId w:val="66"/>
+        </w:numPr>
+      </w:pPr>
+      <w:r>
+        <w:t>14/02/2026 Visualizzazione Collaboratori</w:t>
+      </w:r>
+    </w:p>
+    <w:p>
+      <w:pPr>
+        <w:pStyle w:val="Paragrafoelenco"/>
+        <w:numPr>
+          <w:ilvl w:val="0"/>
+          <w:numId w:val="66"/>
+        </w:numPr>
+      </w:pPr>
+      <w:r>
+        <w:t>14/02/2026 Separazione Collaboratori a Fattura; Impaginazione Statistiche Costi</w:t>
+      </w:r>
+    </w:p>
+    <w:p>
+      <w:pPr>
+        <w:pStyle w:val="Paragrafoelenco"/>
+        <w:numPr>
+          <w:ilvl w:val="0"/>
+          <w:numId w:val="66"/>
+        </w:numPr>
+      </w:pPr>
+      <w:r>
+        <w:t xml:space="preserve">14/02/2026 </w:t>
+      </w:r>
+      <w:proofErr w:type="spellStart"/>
+      <w:r>
+        <w:t>Bugfix</w:t>
+      </w:r>
+      <w:proofErr w:type="spellEnd"/>
+      <w:r>
+        <w:t xml:space="preserve"> statistica costi, visualizzazione fattura e interventi minori</w:t>
+      </w:r>
+    </w:p>
+    <w:p>
+      <w:pPr>
+        <w:pStyle w:val="Paragrafoelenco"/>
+        <w:numPr>
+          <w:ilvl w:val="0"/>
+          <w:numId w:val="66"/>
+        </w:numPr>
+      </w:pPr>
+      <w:r>
+        <w:t xml:space="preserve">08/02/2026 </w:t>
+      </w:r>
+      <w:proofErr w:type="spellStart"/>
+      <w:r>
+        <w:t>Bugfix</w:t>
+      </w:r>
+      <w:proofErr w:type="spellEnd"/>
+      <w:r>
+        <w:t xml:space="preserve"> lavorazione e statistiche costi</w:t>
+      </w:r>
+    </w:p>
+    <w:p>
+      <w:pPr>
+        <w:pStyle w:val="Paragrafoelenco"/>
+        <w:numPr>
+          <w:ilvl w:val="0"/>
+          <w:numId w:val="66"/>
+        </w:numPr>
+      </w:pPr>
+      <w:r>
+        <w:t>31/01/2026 Nuova gestione Genere Gruppo Sottogruppo; Modifiche varie</w:t>
+      </w:r>
+    </w:p>
+    <w:p>
+      <w:pPr>
+        <w:pStyle w:val="Paragrafoelenco"/>
+        <w:numPr>
+          <w:ilvl w:val="0"/>
+          <w:numId w:val="66"/>
+        </w:numPr>
+      </w:pPr>
+      <w:r>
+        <w:t>05/01/2026 Modifica tipologia Personale Tecnico</w:t>
+      </w:r>
+    </w:p>
+    <w:p>
+      <w:pPr>
+        <w:pStyle w:val="Paragrafoelenco"/>
+        <w:numPr>
+          <w:ilvl w:val="0"/>
+          <w:numId w:val="66"/>
+        </w:numPr>
+      </w:pPr>
+      <w:r>
+        <w:t>10/12/2025 Nuovo filtro scadenzario; Modifica note consuntivo</w:t>
+      </w:r>
+    </w:p>
+    <w:p>
+      <w:pPr>
+        <w:pStyle w:val="Paragrafoelenco"/>
+        <w:numPr>
+          <w:ilvl w:val="0"/>
+          <w:numId w:val="66"/>
+        </w:numPr>
+      </w:pPr>
+      <w:r>
+        <w:t xml:space="preserve">30/11/2025 </w:t>
+      </w:r>
+      <w:proofErr w:type="spellStart"/>
+      <w:r>
+        <w:t>Bugfix</w:t>
+      </w:r>
+      <w:proofErr w:type="spellEnd"/>
+      <w:r>
+        <w:t xml:space="preserve"> Collaboratori di Giornata</w:t>
+      </w:r>
+    </w:p>
+    <w:p>
+      <w:pPr>
+        <w:pStyle w:val="Paragrafoelenco"/>
+        <w:numPr>
+          <w:ilvl w:val="0"/>
+          <w:numId w:val="66"/>
+        </w:numPr>
+      </w:pPr>
+      <w:r>
+        <w:t xml:space="preserve">21/11/2025 </w:t>
+      </w:r>
+      <w:proofErr w:type="spellStart"/>
+      <w:r>
+        <w:t>Bugfix</w:t>
+      </w:r>
+      <w:proofErr w:type="spellEnd"/>
+      <w:r>
+        <w:t xml:space="preserve"> protocollo; Campo protocollo in scadenzario; colonna ex-dipendenti disabilitata di default</w:t>
+      </w:r>
+    </w:p>
+    <w:p>
+      <w:pPr>
+        <w:pStyle w:val="Paragrafoelenco"/>
+        <w:numPr>
+          <w:ilvl w:val="0"/>
+          <w:numId w:val="66"/>
+        </w:numPr>
+      </w:pPr>
+      <w:r>
+        <w:t>20/11/2025 Nuovo stato 'Fattura SDI' attivabile in fase di protocollo; nuova colonna 'Ex-dipendenti' in Agenda; correzione bug nella query dello Scadenzario</w:t>
+      </w:r>
+    </w:p>
+    <w:p>
+      <w:pPr>
+        <w:pStyle w:val="Paragrafoelenco"/>
+        <w:numPr>
+          <w:ilvl w:val="0"/>
+          <w:numId w:val="66"/>
+        </w:numPr>
+      </w:pPr>
+      <w:r>
+        <w:t>27/09/2025 Bug filtri date in Stampa Collaboratori</w:t>
+      </w:r>
+    </w:p>
+    <w:p>
+      <w:pPr>
+        <w:pStyle w:val="Paragrafoelenco"/>
+        <w:numPr>
+          <w:ilvl w:val="0"/>
+          <w:numId w:val="66"/>
+        </w:numPr>
+      </w:pPr>
+      <w:r>
+        <w:t xml:space="preserve">23/09/2025 Modifica al campo Quantità in </w:t>
+      </w:r>
+      <w:proofErr w:type="spellStart"/>
+      <w:r>
+        <w:t>Dati_Articoli_Lavorazione</w:t>
+      </w:r>
+      <w:proofErr w:type="spellEnd"/>
+    </w:p>
+    <w:p>
+      <w:pPr>
+        <w:pStyle w:val="Paragrafoelenco"/>
+        <w:numPr>
+          <w:ilvl w:val="0"/>
+          <w:numId w:val="66"/>
+        </w:numPr>
+      </w:pPr>
+      <w:r>
+        <w:t>19/05/2025 Campo Cliente/Fornitore obbligatorio in Protocolli</w:t>
+      </w:r>
+    </w:p>
+    <w:p>
+      <w:pPr>
+        <w:pStyle w:val="Paragrafoelenco"/>
+        <w:numPr>
+          <w:ilvl w:val="0"/>
+          <w:numId w:val="66"/>
+        </w:numPr>
+      </w:pPr>
+      <w:r>
+        <w:t>04/04/2025 Segnalazione Statistiche costi</w:t>
+      </w:r>
+    </w:p>
+    <w:p>
+      <w:pPr>
+        <w:pStyle w:val="Paragrafoelenco"/>
+        <w:numPr>
+          <w:ilvl w:val="0"/>
+          <w:numId w:val="66"/>
+        </w:numPr>
+      </w:pPr>
+      <w:r>
+        <w:t>30/03/2025 Ricerca in scadenzario per data fattura e interventi vari su Protocollo e Scadenzario</w:t>
+      </w:r>
+    </w:p>
+    <w:p>
+      <w:pPr>
+        <w:pStyle w:val="Paragrafoelenco"/>
+        <w:numPr>
+          <w:ilvl w:val="0"/>
+          <w:numId w:val="66"/>
+        </w:numPr>
+      </w:pPr>
+      <w:r>
+        <w:t>16/07/2024 Modifiche Gestione Protocolli, Statistiche Ricavi ed errore creazione Offerta</w:t>
+      </w:r>
+    </w:p>
+    <w:p>
+      <w:pPr>
+        <w:pStyle w:val="Paragrafoelenco"/>
+        <w:numPr>
+          <w:ilvl w:val="0"/>
+          <w:numId w:val="66"/>
+        </w:numPr>
+      </w:pPr>
+      <w:r>
+        <w:t>12/07/2024 Modifiche Protocollazione</w:t>
+      </w:r>
+    </w:p>
+    <w:p>
+      <w:pPr>
+        <w:pStyle w:val="Paragrafoelenco"/>
+        <w:numPr>
+          <w:ilvl w:val="0"/>
+          <w:numId w:val="66"/>
+        </w:numPr>
+      </w:pPr>
+      <w:r>
+        <w:t>07/07/2024 versione</w:t>
+      </w:r>
+    </w:p>
+    <w:p>
+      <w:pPr>
+        <w:pStyle w:val="Paragrafoelenco"/>
+        <w:numPr>
+          <w:ilvl w:val="0"/>
+          <w:numId w:val="66"/>
+        </w:numPr>
+      </w:pPr>
+      <w:r>
+        <w:t>06/07/2024 Gestione data Fattura; Modifica query Ricerca Protocollo; risultati duplicati in Statistica Ricavi</w:t>
+      </w:r>
+    </w:p>
+    <w:p>
+      <w:pPr>
+        <w:pStyle w:val="Paragrafoelenco"/>
+        <w:numPr>
+          <w:ilvl w:val="0"/>
+          <w:numId w:val="66"/>
+        </w:numPr>
+      </w:pPr>
+      <w:r>
+        <w:t>10/05/2024 Ordinamento risultati Cerca Lavorazione</w:t>
+      </w:r>
+    </w:p>
+    <w:p>
+      <w:pPr>
+        <w:pStyle w:val="Paragrafoelenco"/>
+        <w:numPr>
+          <w:ilvl w:val="0"/>
+          <w:numId w:val="66"/>
+        </w:numPr>
+      </w:pPr>
+      <w:r>
+        <w:t>10/05/2024 Modifiche Cerca Lavorazione</w:t>
+      </w:r>
+    </w:p>
+    <w:p>
+      <w:pPr>
+        <w:pStyle w:val="Paragrafoelenco"/>
+        <w:numPr>
+          <w:ilvl w:val="0"/>
+          <w:numId w:val="66"/>
+        </w:numPr>
+      </w:pPr>
+      <w:r>
+        <w:t>10/05/2024 Modifiche Cerca Lavorazione</w:t>
+      </w:r>
+    </w:p>
+    <w:p>
+      <w:pPr>
+        <w:pStyle w:val="Paragrafoelenco"/>
+        <w:numPr>
+          <w:ilvl w:val="0"/>
+          <w:numId w:val="66"/>
+        </w:numPr>
+      </w:pPr>
+      <w:r>
+        <w:t>09/05/2024 Modifiche Cerca Lavorazione</w:t>
+      </w:r>
+    </w:p>
+    <w:p>
+      <w:pPr>
+        <w:pStyle w:val="Paragrafoelenco"/>
+        <w:numPr>
+          <w:ilvl w:val="0"/>
+          <w:numId w:val="66"/>
+        </w:numPr>
+      </w:pPr>
+      <w:r>
+        <w:t>23/04/2024 Nuova funzionalità Cerca Lavorazione</w:t>
+      </w:r>
+    </w:p>
+    <w:p>
+      <w:pPr>
+        <w:pStyle w:val="Paragrafoelenco"/>
+        <w:numPr>
+          <w:ilvl w:val="0"/>
+          <w:numId w:val="66"/>
+        </w:numPr>
+      </w:pPr>
+      <w:r>
+        <w:t>08/03/2024 Modifiche Statistiche Costi</w:t>
+      </w:r>
+    </w:p>
+    <w:p>
+      <w:pPr>
+        <w:pStyle w:val="Paragrafoelenco"/>
+        <w:numPr>
+          <w:ilvl w:val="0"/>
+          <w:numId w:val="66"/>
+        </w:numPr>
+      </w:pPr>
+      <w:r>
+        <w:t>08/03/2024 Recupero fattura fornitore da Statistiche Costi; sostituzione filtro 'Fatturato' con 'Codice Lavorazione' in Statistiche Costi</w:t>
+      </w:r>
+    </w:p>
+    <w:p>
+      <w:pPr>
+        <w:pStyle w:val="Paragrafoelenco"/>
+        <w:numPr>
+          <w:ilvl w:val="0"/>
+          <w:numId w:val="66"/>
+        </w:numPr>
+      </w:pPr>
+      <w:r>
         <w:lastRenderedPageBreak/>
-        <w:t>31/03/2026 Report Collaboratori: bugfix nella ricerca quando manca indirizzo e città</w:t>
+        <w:t>07/03/2024 Recupero fattura fornitore da Statistiche Costi; sostituzione filtro 'Fatturato' con 'Codice Lavorazione' in Statistiche Costi</w:t>
       </w:r>
     </w:p>
     <w:p>
@@ -352,7 +950,7 @@
         </w:numPr>
       </w:pPr>
       <w:r>
-        <w:t>20/03/2026 Statistica Costi: Bugfix nome collaboratori</w:t>
+        <w:t>07/03/2024 Recupero fattura fornitore da Statistiche Costi; sostituzione filtro 'Fatturato' con 'Codice Lavorazione' in Statistiche Costi</w:t>
       </w:r>
     </w:p>
     <w:p>
@@ -364,7 +962,15 @@
         </w:numPr>
       </w:pPr>
       <w:r>
-        <w:t>19/03/2026 Scadenzario: bugfix filtro fornitori e clienti che includeva anche buste paga</w:t>
+        <w:t xml:space="preserve">08/10/2023 </w:t>
+      </w:r>
+      <w:proofErr w:type="spellStart"/>
+      <w:r>
+        <w:t>Bugfix</w:t>
+      </w:r>
+      <w:proofErr w:type="spellEnd"/>
+      <w:r>
+        <w:t xml:space="preserve"> costi lavorazione</w:t>
       </w:r>
     </w:p>
     <w:p>
@@ -376,7 +982,7 @@
         </w:numPr>
       </w:pPr>
       <w:r>
-        <w:t>17/03/2026 Statistiche Ricavi: ripristino dell'importo lordo</w:t>
+        <w:t>03/10/2023 modifica filtro lavorazione in statistiche costi</w:t>
       </w:r>
     </w:p>
     <w:p>
@@ -388,7 +994,15 @@
         </w:numPr>
       </w:pPr>
       <w:r>
-        <w:t>17/03/2026 Statistiche: sostituzione dell'importo lordo con l'importo netto; Scadenzario: filtro busta paga aggiunto in 'tutti'</w:t>
+        <w:t xml:space="preserve">03/10/2023 </w:t>
+      </w:r>
+      <w:proofErr w:type="spellStart"/>
+      <w:r>
+        <w:t>bugfix</w:t>
+      </w:r>
+      <w:proofErr w:type="spellEnd"/>
+      <w:r>
+        <w:t xml:space="preserve"> statistiche costi</w:t>
       </w:r>
     </w:p>
     <w:p>
@@ -400,7 +1014,15 @@
         </w:numPr>
       </w:pPr>
       <w:r>
-        <w:t>15/03/2026 Statistiche costi: filtro fornitore agisce anche sul collaboratore, le diarie vengono elencate e non più raggruppate</w:t>
+        <w:t xml:space="preserve">03/10/2023 </w:t>
+      </w:r>
+      <w:proofErr w:type="spellStart"/>
+      <w:r>
+        <w:t>bugfix</w:t>
+      </w:r>
+      <w:proofErr w:type="spellEnd"/>
+      <w:r>
+        <w:t xml:space="preserve"> statistiche costi</w:t>
       </w:r>
     </w:p>
     <w:p>
@@ -412,428 +1034,15 @@
         </w:numPr>
       </w:pPr>
       <w:r>
-        <w:t>08/03/2026 Statistiche costi: separazione collaboratori assunti; data esatta nei collaboratori; Statistiche ricavi: totale listino costo e ricavo in cima alla griglia</w:t>
-      </w:r>
-    </w:p>
-    <w:p>
-      <w:pPr>
-        <w:pStyle w:val="Paragrafoelenco"/>
-        <w:numPr>
-          <w:ilvl w:val="0"/>
-          <w:numId w:val="66"/>
-        </w:numPr>
-      </w:pPr>
-      <w:r>
-        <w:t>26/02/2026 Modifica query statistiche Costi</w:t>
-      </w:r>
-    </w:p>
-    <w:p>
-      <w:pPr>
-        <w:pStyle w:val="Paragrafoelenco"/>
-        <w:numPr>
-          <w:ilvl w:val="0"/>
-          <w:numId w:val="66"/>
-        </w:numPr>
-      </w:pPr>
-      <w:r>
-        <w:t>24/02/2026 Visualizzazione Documento Offerta in Statistiche Costi se non presente fattura; Impaginazione e visualizzazione totali in cima alla griglia in statistiche Costi</w:t>
-      </w:r>
-    </w:p>
-    <w:p>
-      <w:pPr>
-        <w:pStyle w:val="Paragrafoelenco"/>
-        <w:numPr>
-          <w:ilvl w:val="0"/>
-          <w:numId w:val="66"/>
-        </w:numPr>
-      </w:pPr>
-      <w:r>
-        <w:t>14/02/2026 Visualizzazione Collaboratori</w:t>
-      </w:r>
-    </w:p>
-    <w:p>
-      <w:pPr>
-        <w:pStyle w:val="Paragrafoelenco"/>
-        <w:numPr>
-          <w:ilvl w:val="0"/>
-          <w:numId w:val="66"/>
-        </w:numPr>
-      </w:pPr>
-      <w:r>
-        <w:t>14/02/2026 Separazione Collaboratori a Fattura; Impaginazione Statistiche Costi</w:t>
-      </w:r>
-    </w:p>
-    <w:p>
-      <w:pPr>
-        <w:pStyle w:val="Paragrafoelenco"/>
-        <w:numPr>
-          <w:ilvl w:val="0"/>
-          <w:numId w:val="66"/>
-        </w:numPr>
-      </w:pPr>
-      <w:r>
-        <w:t>14/02/2026 Bugfix statistica costi, visualizzazione fattura e interventi minori</w:t>
-      </w:r>
-    </w:p>
-    <w:p>
-      <w:pPr>
-        <w:pStyle w:val="Paragrafoelenco"/>
-        <w:numPr>
-          <w:ilvl w:val="0"/>
-          <w:numId w:val="66"/>
-        </w:numPr>
-      </w:pPr>
-      <w:r>
-        <w:t>08/02/2026 Bugfix lavorazione e statistiche costi</w:t>
-      </w:r>
-    </w:p>
-    <w:p>
-      <w:pPr>
-        <w:pStyle w:val="Paragrafoelenco"/>
-        <w:numPr>
-          <w:ilvl w:val="0"/>
-          <w:numId w:val="66"/>
-        </w:numPr>
-      </w:pPr>
-      <w:r>
-        <w:t>31/01/2026 Nuova gestione Genere Gruppo Sottogruppo; Modifiche varie</w:t>
-      </w:r>
-    </w:p>
-    <w:p>
-      <w:pPr>
-        <w:pStyle w:val="Paragrafoelenco"/>
-        <w:numPr>
-          <w:ilvl w:val="0"/>
-          <w:numId w:val="66"/>
-        </w:numPr>
-      </w:pPr>
-      <w:r>
-        <w:t>05/01/2026 Modifica tipologia Personale Tecnico</w:t>
-      </w:r>
-    </w:p>
-    <w:p>
-      <w:pPr>
-        <w:pStyle w:val="Paragrafoelenco"/>
-        <w:numPr>
-          <w:ilvl w:val="0"/>
-          <w:numId w:val="66"/>
-        </w:numPr>
-      </w:pPr>
-      <w:r>
-        <w:t>10/12/2025 Nuovo filtro scadenzario; Modifica note consuntivo</w:t>
-      </w:r>
-    </w:p>
-    <w:p>
-      <w:pPr>
-        <w:pStyle w:val="Paragrafoelenco"/>
-        <w:numPr>
-          <w:ilvl w:val="0"/>
-          <w:numId w:val="66"/>
-        </w:numPr>
-      </w:pPr>
-      <w:r>
-        <w:t>30/11/2025 Bugfix Collaboratori di Giornata</w:t>
-      </w:r>
-    </w:p>
-    <w:p>
-      <w:pPr>
-        <w:pStyle w:val="Paragrafoelenco"/>
-        <w:numPr>
-          <w:ilvl w:val="0"/>
-          <w:numId w:val="66"/>
-        </w:numPr>
-      </w:pPr>
-      <w:r>
-        <w:t>21/11/2025 Bugfix protocollo; Campo protocollo in scadenzario; colonna ex-dipendenti disabilitata di default</w:t>
-      </w:r>
-    </w:p>
-    <w:p>
-      <w:pPr>
-        <w:pStyle w:val="Paragrafoelenco"/>
-        <w:numPr>
-          <w:ilvl w:val="0"/>
-          <w:numId w:val="66"/>
-        </w:numPr>
-      </w:pPr>
-      <w:r>
-        <w:t>20/11/2025 Nuovo stato 'Fattura SDI' attivabile in fase di protocollo; nuova colonna 'Ex-dipendenti' in Agenda; correzione bug nella query dello Scadenzario</w:t>
-      </w:r>
-    </w:p>
-    <w:p>
-      <w:pPr>
-        <w:pStyle w:val="Paragrafoelenco"/>
-        <w:numPr>
-          <w:ilvl w:val="0"/>
-          <w:numId w:val="66"/>
-        </w:numPr>
-      </w:pPr>
-      <w:r>
-        <w:t>27/09/2025 Bug filtri date in Stampa Collaboratori</w:t>
-      </w:r>
-    </w:p>
-    <w:p>
-      <w:pPr>
-        <w:pStyle w:val="Paragrafoelenco"/>
-        <w:numPr>
-          <w:ilvl w:val="0"/>
-          <w:numId w:val="66"/>
-        </w:numPr>
-      </w:pPr>
-      <w:r>
-        <w:t>23/09/2025 Modifica al campo Quantità in Dati_Articoli_Lavorazione</w:t>
-      </w:r>
-    </w:p>
-    <w:p>
-      <w:pPr>
-        <w:pStyle w:val="Paragrafoelenco"/>
-        <w:numPr>
-          <w:ilvl w:val="0"/>
-          <w:numId w:val="66"/>
-        </w:numPr>
-      </w:pPr>
-      <w:r>
-        <w:t>19/05/2025 Campo Cliente/Fornitore obbligatorio in Protocolli</w:t>
-      </w:r>
-    </w:p>
-    <w:p>
-      <w:pPr>
-        <w:pStyle w:val="Paragrafoelenco"/>
-        <w:numPr>
-          <w:ilvl w:val="0"/>
-          <w:numId w:val="66"/>
-        </w:numPr>
-      </w:pPr>
-      <w:r>
-        <w:t>04/04/2025 Segnalazione Statistiche costi</w:t>
-      </w:r>
-    </w:p>
-    <w:p>
-      <w:pPr>
-        <w:pStyle w:val="Paragrafoelenco"/>
-        <w:numPr>
-          <w:ilvl w:val="0"/>
-          <w:numId w:val="66"/>
-        </w:numPr>
-      </w:pPr>
-      <w:r>
-        <w:t>30/03/2025 Ricerca in scadenzario per data fattura e interventi vari su Protocollo e Scadenzario</w:t>
-      </w:r>
-    </w:p>
-    <w:p>
-      <w:pPr>
-        <w:pStyle w:val="Paragrafoelenco"/>
-        <w:numPr>
-          <w:ilvl w:val="0"/>
-          <w:numId w:val="66"/>
-        </w:numPr>
-      </w:pPr>
-      <w:r>
-        <w:t>16/07/2024 Modifiche Gestione Protocolli, Statistiche Ricavi ed errore creazione Offerta</w:t>
-      </w:r>
-    </w:p>
-    <w:p>
-      <w:pPr>
-        <w:pStyle w:val="Paragrafoelenco"/>
-        <w:numPr>
-          <w:ilvl w:val="0"/>
-          <w:numId w:val="66"/>
-        </w:numPr>
-      </w:pPr>
-      <w:r>
-        <w:t>12/07/2024 Modifiche Protocollazione</w:t>
-      </w:r>
-    </w:p>
-    <w:p>
-      <w:pPr>
-        <w:pStyle w:val="Paragrafoelenco"/>
-        <w:numPr>
-          <w:ilvl w:val="0"/>
-          <w:numId w:val="66"/>
-        </w:numPr>
-      </w:pPr>
-      <w:r>
-        <w:t>07/07/2024 versione</w:t>
-      </w:r>
-    </w:p>
-    <w:p>
-      <w:pPr>
-        <w:pStyle w:val="Paragrafoelenco"/>
-        <w:numPr>
-          <w:ilvl w:val="0"/>
-          <w:numId w:val="66"/>
-        </w:numPr>
-      </w:pPr>
-      <w:r>
-        <w:t>06/07/2024 Gestione data Fattura; Modifica query Ricerca Protocollo; risultati duplicati in Statistica Ricavi</w:t>
-      </w:r>
-    </w:p>
-    <w:p>
-      <w:pPr>
-        <w:pStyle w:val="Paragrafoelenco"/>
-        <w:numPr>
-          <w:ilvl w:val="0"/>
-          <w:numId w:val="66"/>
-        </w:numPr>
-      </w:pPr>
-      <w:r>
-        <w:t>10/05/2024 Ordinamento risultati Cerca Lavorazione</w:t>
-      </w:r>
-    </w:p>
-    <w:p>
-      <w:pPr>
-        <w:pStyle w:val="Paragrafoelenco"/>
-        <w:numPr>
-          <w:ilvl w:val="0"/>
-          <w:numId w:val="66"/>
-        </w:numPr>
-      </w:pPr>
-      <w:r>
-        <w:t>10/05/2024 Modifiche Cerca Lavorazione</w:t>
-      </w:r>
-    </w:p>
-    <w:p>
-      <w:pPr>
-        <w:pStyle w:val="Paragrafoelenco"/>
-        <w:numPr>
-          <w:ilvl w:val="0"/>
-          <w:numId w:val="66"/>
-        </w:numPr>
-      </w:pPr>
-      <w:r>
-        <w:t>10/05/2024 Modifiche Cerca Lavorazione</w:t>
-      </w:r>
-    </w:p>
-    <w:p>
-      <w:pPr>
-        <w:pStyle w:val="Paragrafoelenco"/>
-        <w:numPr>
-          <w:ilvl w:val="0"/>
-          <w:numId w:val="66"/>
-        </w:numPr>
-      </w:pPr>
-      <w:r>
-        <w:t>09/05/2024 Modifiche Cerca Lavorazione</w:t>
-      </w:r>
-    </w:p>
-    <w:p>
-      <w:pPr>
-        <w:pStyle w:val="Paragrafoelenco"/>
-        <w:numPr>
-          <w:ilvl w:val="0"/>
-          <w:numId w:val="66"/>
-        </w:numPr>
-      </w:pPr>
-      <w:r>
-        <w:t>23/04/2024 Nuova funzionalità Cerca Lavorazione</w:t>
-      </w:r>
-    </w:p>
-    <w:p>
-      <w:pPr>
-        <w:pStyle w:val="Paragrafoelenco"/>
-        <w:numPr>
-          <w:ilvl w:val="0"/>
-          <w:numId w:val="66"/>
-        </w:numPr>
-      </w:pPr>
-      <w:r>
-        <w:t>08/03/2024 Modifiche Statistiche Costi</w:t>
-      </w:r>
-    </w:p>
-    <w:p>
-      <w:pPr>
-        <w:pStyle w:val="Paragrafoelenco"/>
-        <w:numPr>
-          <w:ilvl w:val="0"/>
-          <w:numId w:val="66"/>
-        </w:numPr>
-      </w:pPr>
-      <w:r>
-        <w:t>08/03/2024 Recupero fattura fornitore da Statistiche Costi; sostituzione filtro 'Fatturato' con 'Codice Lavorazione' in Statistiche Costi</w:t>
-      </w:r>
-    </w:p>
-    <w:p>
-      <w:pPr>
-        <w:pStyle w:val="Paragrafoelenco"/>
-        <w:numPr>
-          <w:ilvl w:val="0"/>
-          <w:numId w:val="66"/>
-        </w:numPr>
-      </w:pPr>
-      <w:r>
-        <w:t>07/03/2024 Recupero fattura fornitore da Statistiche Costi; sostituzione filtro 'Fatturato' con 'Codice Lavorazione' in Statistiche Costi</w:t>
-      </w:r>
-    </w:p>
-    <w:p>
-      <w:pPr>
-        <w:pStyle w:val="Paragrafoelenco"/>
-        <w:numPr>
-          <w:ilvl w:val="0"/>
-          <w:numId w:val="66"/>
-        </w:numPr>
-      </w:pPr>
-      <w:r>
-        <w:t>07/03/2024 Recupero fattura fornitore da Statistiche Costi; sostituzione filtro 'Fatturato' con 'Codice Lavorazione' in Statistiche Costi</w:t>
-      </w:r>
-    </w:p>
-    <w:p>
-      <w:pPr>
-        <w:pStyle w:val="Paragrafoelenco"/>
-        <w:numPr>
-          <w:ilvl w:val="0"/>
-          <w:numId w:val="66"/>
-        </w:numPr>
-      </w:pPr>
-      <w:r>
-        <w:lastRenderedPageBreak/>
-        <w:t>08/10/2023 Bugfix costi lavorazione</w:t>
-      </w:r>
-    </w:p>
-    <w:p>
-      <w:pPr>
-        <w:pStyle w:val="Paragrafoelenco"/>
-        <w:numPr>
-          <w:ilvl w:val="0"/>
-          <w:numId w:val="66"/>
-        </w:numPr>
-      </w:pPr>
-      <w:r>
-        <w:t>03/10/2023 modifica filtro lavorazione in statistiche costi</w:t>
-      </w:r>
-    </w:p>
-    <w:p>
-      <w:pPr>
-        <w:pStyle w:val="Paragrafoelenco"/>
-        <w:numPr>
-          <w:ilvl w:val="0"/>
-          <w:numId w:val="66"/>
-        </w:numPr>
-      </w:pPr>
-      <w:r>
-        <w:t>03/10/2023 bugfix statistiche costi</w:t>
-      </w:r>
-    </w:p>
-    <w:p>
-      <w:pPr>
-        <w:pStyle w:val="Paragrafoelenco"/>
-        <w:numPr>
-          <w:ilvl w:val="0"/>
-          <w:numId w:val="66"/>
-        </w:numPr>
-      </w:pPr>
-      <w:r>
-        <w:t>03/10/2023 bugfix statistiche costi</w:t>
-      </w:r>
-    </w:p>
-    <w:p>
-      <w:pPr>
-        <w:pStyle w:val="Paragrafoelenco"/>
-        <w:numPr>
-          <w:ilvl w:val="0"/>
-          <w:numId w:val="66"/>
-        </w:numPr>
-      </w:pPr>
-      <w:r>
-        <w:t>03/10/2023 bugfix statistiche costi</w:t>
+        <w:t xml:space="preserve">03/10/2023 </w:t>
+      </w:r>
+      <w:proofErr w:type="spellStart"/>
+      <w:r>
+        <w:t>bugfix</w:t>
+      </w:r>
+      <w:proofErr w:type="spellEnd"/>
+      <w:r>
+        <w:t xml:space="preserve"> statistiche costi</w:t>
       </w:r>
     </w:p>
     <w:p>
@@ -1244,6 +1453,7 @@
         </w:numPr>
       </w:pPr>
       <w:r>
+        <w:lastRenderedPageBreak/>
         <w:t>Aggiunta totale record trovati su griglie di ricerca</w:t>
       </w:r>
     </w:p>
@@ -1264,38 +1474,384 @@
         </w:numPr>
       </w:pPr>
       <w:r>
+        <w:t>Recupero Offerta: Modifica Inversione delle Offerte dalla più recente alla meno recente;</w:t>
+      </w:r>
+    </w:p>
+    <w:p>
+      <w:pPr>
+        <w:pStyle w:val="Paragrafoelenco"/>
+        <w:numPr>
+          <w:ilvl w:val="0"/>
+          <w:numId w:val="59"/>
+        </w:numPr>
+      </w:pPr>
+      <w:r>
+        <w:t>DDT: Selezione multipla con ricerca combo “gruppo” materiale</w:t>
+      </w:r>
+      <w:r>
+        <w:t>;</w:t>
+      </w:r>
+    </w:p>
+    <w:p>
+      <w:pPr>
+        <w:pStyle w:val="Paragrafoelenco"/>
+        <w:numPr>
+          <w:ilvl w:val="0"/>
+          <w:numId w:val="59"/>
+        </w:numPr>
+      </w:pPr>
+      <w:r>
+        <w:t>Dettaglio Economico: inserimento tasto visualizza Costi</w:t>
+      </w:r>
+      <w:r>
+        <w:t>;</w:t>
+      </w:r>
+    </w:p>
+    <w:p>
+      <w:pPr>
+        <w:pStyle w:val="Sottotitolo"/>
+      </w:pPr>
+      <w:r>
+        <w:t xml:space="preserve">Versione 1.88 del </w:t>
+      </w:r>
+      <w:r>
+        <w:t>10</w:t>
+      </w:r>
+      <w:r>
+        <w:t>/01/2021</w:t>
+      </w:r>
+    </w:p>
+    <w:p>
+      <w:pPr>
+        <w:pStyle w:val="Paragrafoelenco"/>
+        <w:numPr>
+          <w:ilvl w:val="0"/>
+          <w:numId w:val="59"/>
+        </w:numPr>
+      </w:pPr>
+      <w:r>
+        <w:t>Report s</w:t>
+      </w:r>
+      <w:r>
+        <w:t>t</w:t>
+      </w:r>
+      <w:r>
+        <w:t>ampa collaboratori: aggiunto campo totale generale e sostituito valore fattura netto con lordo;</w:t>
+      </w:r>
+    </w:p>
+    <w:p>
+      <w:pPr>
+        <w:pStyle w:val="Paragrafoelenco"/>
+        <w:numPr>
+          <w:ilvl w:val="0"/>
+          <w:numId w:val="59"/>
+        </w:numPr>
+      </w:pPr>
+      <w:r>
+        <w:t>Possibilità di modificare la data di un'offerta salvata in agenda;</w:t>
+      </w:r>
+    </w:p>
+    <w:p>
+      <w:pPr>
+        <w:pStyle w:val="Paragrafoelenco"/>
+        <w:numPr>
+          <w:ilvl w:val="0"/>
+          <w:numId w:val="59"/>
+        </w:numPr>
+      </w:pPr>
+      <w:r>
+        <w:t>Evidenziate lavorazioni con margine inferiore al 50%</w:t>
+      </w:r>
+    </w:p>
+    <w:p>
+      <w:pPr>
+        <w:pStyle w:val="Paragrafoelenco"/>
+        <w:numPr>
+          <w:ilvl w:val="0"/>
+          <w:numId w:val="59"/>
+        </w:numPr>
+      </w:pPr>
+      <w:r>
+        <w:t xml:space="preserve">Statistiche costi e ricavi: messaggio di avviso quando una lavorazione presenta anomalie (le ricerca viene eseguita non mostrando la lavorazione anomala); </w:t>
+      </w:r>
+    </w:p>
+    <w:p>
+      <w:pPr>
+        <w:pStyle w:val="Paragrafoelenco"/>
+        <w:numPr>
+          <w:ilvl w:val="0"/>
+          <w:numId w:val="59"/>
+        </w:numPr>
+      </w:pPr>
+      <w:r>
+        <w:t xml:space="preserve">Modifica comportamento pulsante 'Reimposta filtri' (non viene più eseguita automaticamente una ricerca senza filtri); </w:t>
+      </w:r>
+    </w:p>
+    <w:p>
+      <w:pPr>
+        <w:pStyle w:val="Paragrafoelenco"/>
+        <w:numPr>
+          <w:ilvl w:val="0"/>
+          <w:numId w:val="59"/>
+        </w:numPr>
+      </w:pPr>
+      <w:r>
+        <w:t>Modifica comportamento data fine, quando viene impostata la data inizio (data fine non viene più impostata allo stesso valore di data inizio)</w:t>
+      </w:r>
+    </w:p>
+    <w:p>
+      <w:pPr>
+        <w:pStyle w:val="Sottotitolo"/>
+      </w:pPr>
+      <w:r>
+        <w:t>Versione 1.87 del 05/10/2020</w:t>
+      </w:r>
+    </w:p>
+    <w:p>
+      <w:pPr>
+        <w:pStyle w:val="Paragrafoelenco"/>
+        <w:numPr>
+          <w:ilvl w:val="0"/>
+          <w:numId w:val="60"/>
+        </w:numPr>
+      </w:pPr>
+      <w:r>
+        <w:t>Aggiunta gestione Documenti di Trasporto con stampa PDF</w:t>
+      </w:r>
+    </w:p>
+    <w:p>
+      <w:pPr>
+        <w:pStyle w:val="Sottotitolo"/>
+      </w:pPr>
+      <w:r>
+        <w:t>Versione 1.86 del 30/06/2020</w:t>
+      </w:r>
+    </w:p>
+    <w:p>
+      <w:pPr>
+        <w:pStyle w:val="Paragrafoelenco"/>
+        <w:numPr>
+          <w:ilvl w:val="0"/>
+          <w:numId w:val="59"/>
+        </w:numPr>
+      </w:pPr>
+      <w:r>
+        <w:t>Aggiunta selezione collaboratori e creazione file whatsapp</w:t>
+      </w:r>
+    </w:p>
+    <w:p>
+      <w:pPr>
+        <w:pStyle w:val="Paragrafoelenco"/>
+        <w:numPr>
+          <w:ilvl w:val="0"/>
+          <w:numId w:val="59"/>
+        </w:numPr>
+      </w:pPr>
+      <w:r>
+        <w:t>Statistiche costi, filtro fornitori</w:t>
+      </w:r>
+    </w:p>
+    <w:p>
+      <w:pPr>
+        <w:pStyle w:val="Paragrafoelenco"/>
+        <w:numPr>
+          <w:ilvl w:val="0"/>
+          <w:numId w:val="59"/>
+        </w:numPr>
+      </w:pPr>
+      <w:r>
+        <w:t>Ricerca Clienti/Fornitori, sostituiti campi ricerca Codice Fiscale e Referente con Comune e provincia</w:t>
+      </w:r>
+    </w:p>
+    <w:p>
+      <w:pPr>
+        <w:pStyle w:val="Sottotitolo"/>
+      </w:pPr>
+      <w:r>
+        <w:t>Versione 1.85 del 25/05/2020</w:t>
+      </w:r>
+    </w:p>
+    <w:p>
+      <w:pPr>
+        <w:pStyle w:val="Paragrafoelenco"/>
+        <w:numPr>
+          <w:ilvl w:val="0"/>
+          <w:numId w:val="58"/>
+        </w:numPr>
+      </w:pPr>
+      <w:r>
+        <w:t>Implementazione stato 'fatturato'</w:t>
+      </w:r>
+    </w:p>
+    <w:p>
+      <w:pPr>
+        <w:pStyle w:val="Paragrafoelenco"/>
+        <w:numPr>
+          <w:ilvl w:val="0"/>
+          <w:numId w:val="58"/>
+        </w:numPr>
+      </w:pPr>
+      <w:r>
+        <w:t>numero fattura in anteprima e nel dettaglio lavorazione</w:t>
+      </w:r>
+    </w:p>
+    <w:p>
+      <w:pPr>
+        <w:pStyle w:val="Paragrafoelenco"/>
+        <w:numPr>
+          <w:ilvl w:val="0"/>
+          <w:numId w:val="58"/>
+        </w:numPr>
+      </w:pPr>
+      <w:r>
+        <w:t>Statistiche costi: aggiustamenti (da completare)</w:t>
+      </w:r>
+    </w:p>
+    <w:p>
+      <w:pPr>
+        <w:pStyle w:val="Paragrafoelenco"/>
+        <w:numPr>
+          <w:ilvl w:val="0"/>
+          <w:numId w:val="58"/>
+        </w:numPr>
+      </w:pPr>
+      <w:r>
+        <w:t>Scadenzario: ripristino data inizio lavorazione come data fattura</w:t>
+      </w:r>
+    </w:p>
+    <w:p>
+      <w:pPr>
+        <w:pStyle w:val="Sottotitolo"/>
+      </w:pPr>
+      <w:r>
+        <w:t>Versione 1.84 del 22/05/2020</w:t>
+      </w:r>
+    </w:p>
+    <w:p>
+      <w:pPr>
+        <w:pStyle w:val="Paragrafoelenco"/>
+        <w:numPr>
+          <w:ilvl w:val="0"/>
+          <w:numId w:val="57"/>
+        </w:numPr>
+      </w:pPr>
+      <w:r>
+        <w:t>Eliminazione Fattura – l’ultimo numero fattura viene ripristinato</w:t>
+      </w:r>
+    </w:p>
+    <w:p>
+      <w:pPr>
+        <w:pStyle w:val="Paragrafoelenco"/>
+        <w:numPr>
+          <w:ilvl w:val="0"/>
+          <w:numId w:val="57"/>
+        </w:numPr>
+      </w:pPr>
+      <w:r>
+        <w:t>Protocollo, ricerca nominativo Collaboratori (previa selezione da combo box “Clienti/Collaboratori”)</w:t>
+      </w:r>
+    </w:p>
+    <w:p>
+      <w:pPr>
+        <w:pStyle w:val="Sottotitolo"/>
+      </w:pPr>
+      <w:r>
+        <w:t>Versione 1.83 del 20/05/2020</w:t>
+      </w:r>
+    </w:p>
+    <w:p>
+      <w:pPr>
+        <w:pStyle w:val="Paragrafoelenco"/>
+        <w:numPr>
+          <w:ilvl w:val="0"/>
+          <w:numId w:val="56"/>
+        </w:numPr>
+      </w:pPr>
+      <w:r>
+        <w:t>Aggiunta Cancellazione Fattura e Rate Scadenzario associate dal dettaglio Lavorazione.</w:t>
+      </w:r>
+    </w:p>
+    <w:p>
+      <w:pPr>
+        <w:pStyle w:val="Paragrafoelenco"/>
+        <w:numPr>
+          <w:ilvl w:val="0"/>
+          <w:numId w:val="56"/>
+        </w:numPr>
+      </w:pPr>
+      <w:r>
+        <w:t>Statistiche Costi, raggruppamento in categorie</w:t>
+      </w:r>
+    </w:p>
+    <w:p>
+      <w:pPr>
+        <w:pStyle w:val="Sottotitolo"/>
+      </w:pPr>
+      <w:r>
+        <w:t>Versione 1.82 del 15/05/2020</w:t>
+      </w:r>
+    </w:p>
+    <w:p>
+      <w:pPr>
+        <w:pStyle w:val="Paragrafoelenco"/>
+        <w:numPr>
+          <w:ilvl w:val="0"/>
+          <w:numId w:val="55"/>
+        </w:numPr>
+      </w:pPr>
+      <w:r>
+        <w:t>Modifica data in inserimento scadenzario</w:t>
+      </w:r>
+    </w:p>
+    <w:p>
+      <w:pPr>
+        <w:pStyle w:val="Paragrafoelenco"/>
+        <w:numPr>
+          <w:ilvl w:val="0"/>
+          <w:numId w:val="55"/>
+        </w:numPr>
+      </w:pPr>
+      <w:r>
+        <w:t>Aggiunto report Popup Collaboratori per giorno su pagina Agenda e su dettaglio Lavorazione</w:t>
+      </w:r>
+    </w:p>
+    <w:p>
+      <w:pPr>
+        <w:pStyle w:val="Sottotitolo"/>
+      </w:pPr>
+      <w:r>
+        <w:t>Versione 1.81 del 1</w:t>
+      </w:r>
+      <w:r>
+        <w:t>1</w:t>
+      </w:r>
+      <w:r>
+        <w:t>/05/2020</w:t>
+      </w:r>
+    </w:p>
+    <w:p>
+      <w:pPr>
+        <w:pStyle w:val="Paragrafoelenco"/>
+        <w:numPr>
+          <w:ilvl w:val="0"/>
+          <w:numId w:val="54"/>
+        </w:numPr>
+      </w:pPr>
+      <w:r>
         <w:lastRenderedPageBreak/>
-        <w:t>Recupero Offerta: Modifica Inversione delle Offerte dalla più recente alla meno recente;</w:t>
-      </w:r>
-    </w:p>
-    <w:p>
-      <w:pPr>
-        <w:pStyle w:val="Paragrafoelenco"/>
-        <w:numPr>
-          <w:ilvl w:val="0"/>
-          <w:numId w:val="59"/>
-        </w:numPr>
-      </w:pPr>
-      <w:r>
-        <w:t>DDT: Selezione multipla con ricerca combo “gruppo” materiale</w:t>
-      </w:r>
-      <w:r>
-        <w:t>;</w:t>
-      </w:r>
-    </w:p>
-    <w:p>
-      <w:pPr>
-        <w:pStyle w:val="Paragrafoelenco"/>
-        <w:numPr>
-          <w:ilvl w:val="0"/>
-          <w:numId w:val="59"/>
-        </w:numPr>
-      </w:pPr>
-      <w:r>
-        <w:t>Dettaglio Economico: inserimento tasto visualizza Costi</w:t>
-      </w:r>
-      <w:r>
-        <w:t>;</w:t>
+        <w:t>Sistemazione Scadenzario</w:t>
+      </w:r>
+    </w:p>
+    <w:p>
+      <w:pPr>
+        <w:pStyle w:val="Paragrafoelenco"/>
+        <w:numPr>
+          <w:ilvl w:val="0"/>
+          <w:numId w:val="54"/>
+        </w:numPr>
+      </w:pPr>
+      <w:r>
+        <w:t>Completato Report Collaboratori per giornata</w:t>
       </w:r>
     </w:p>
     <w:p>
@@ -1303,91 +1859,43 @@
         <w:pStyle w:val="Sottotitolo"/>
       </w:pPr>
       <w:r>
-        <w:t xml:space="preserve">Versione 1.88 del </w:t>
-      </w:r>
-      <w:r>
-        <w:t>10</w:t>
-      </w:r>
-      <w:r>
-        <w:t>/01/2021</w:t>
-      </w:r>
-    </w:p>
-    <w:p>
-      <w:pPr>
-        <w:pStyle w:val="Paragrafoelenco"/>
-        <w:numPr>
-          <w:ilvl w:val="0"/>
-          <w:numId w:val="59"/>
-        </w:numPr>
-      </w:pPr>
-      <w:r>
-        <w:t>Report s</w:t>
-      </w:r>
-      <w:r>
-        <w:t>t</w:t>
-      </w:r>
-      <w:r>
-        <w:t>ampa collaboratori: aggiunto campo totale generale e sostituito valore fattura netto con lordo;</w:t>
-      </w:r>
-    </w:p>
-    <w:p>
-      <w:pPr>
-        <w:pStyle w:val="Paragrafoelenco"/>
-        <w:numPr>
-          <w:ilvl w:val="0"/>
-          <w:numId w:val="59"/>
-        </w:numPr>
-      </w:pPr>
-      <w:r>
-        <w:t>Possibilità di modificare la data di un'offerta salvata in agenda;</w:t>
-      </w:r>
-    </w:p>
-    <w:p>
-      <w:pPr>
-        <w:pStyle w:val="Paragrafoelenco"/>
-        <w:numPr>
-          <w:ilvl w:val="0"/>
-          <w:numId w:val="59"/>
-        </w:numPr>
-      </w:pPr>
-      <w:r>
-        <w:t>Evidenziate lavorazioni con margine inferiore al 50%</w:t>
-      </w:r>
-    </w:p>
-    <w:p>
-      <w:pPr>
-        <w:pStyle w:val="Paragrafoelenco"/>
-        <w:numPr>
-          <w:ilvl w:val="0"/>
-          <w:numId w:val="59"/>
-        </w:numPr>
-      </w:pPr>
-      <w:r>
-        <w:t xml:space="preserve">Statistiche costi e ricavi: messaggio di avviso quando una lavorazione presenta anomalie (le ricerca viene eseguita non mostrando la lavorazione anomala); </w:t>
-      </w:r>
-    </w:p>
-    <w:p>
-      <w:pPr>
-        <w:pStyle w:val="Paragrafoelenco"/>
-        <w:numPr>
-          <w:ilvl w:val="0"/>
-          <w:numId w:val="59"/>
-        </w:numPr>
-      </w:pPr>
-      <w:r>
-        <w:t xml:space="preserve">Modifica comportamento pulsante 'Reimposta filtri' (non viene più eseguita automaticamente una ricerca senza filtri); </w:t>
-      </w:r>
-    </w:p>
-    <w:p>
-      <w:pPr>
-        <w:pStyle w:val="Paragrafoelenco"/>
-        <w:numPr>
-          <w:ilvl w:val="0"/>
-          <w:numId w:val="59"/>
-        </w:numPr>
-      </w:pPr>
-      <w:r>
-        <w:t>Modifica comportamento data fine, quando viene impostata la data inizio (data fine non viene più impostata allo stesso valore di data inizio)</w:t>
+        <w:t>Versione 1.80 del 08/05/2020</w:t>
+      </w:r>
+    </w:p>
+    <w:p>
+      <w:pPr>
+        <w:pStyle w:val="Paragrafoelenco"/>
+        <w:numPr>
+          <w:ilvl w:val="0"/>
+          <w:numId w:val="53"/>
+        </w:numPr>
+      </w:pPr>
+      <w:r>
+        <w:t>Scadenzario: funzione modifica scadenze pagate e risultati ricerca che rimangono invariati dopo le operazioni</w:t>
+      </w:r>
+    </w:p>
+    <w:p>
+      <w:pPr>
+        <w:pStyle w:val="Paragrafoelenco"/>
+        <w:numPr>
+          <w:ilvl w:val="0"/>
+          <w:numId w:val="53"/>
+        </w:numPr>
+      </w:pPr>
+      <w:r>
+        <w:t>Agenda: data selezionata che rimane anche dopo apertura altre pagine menù</w:t>
+      </w:r>
+    </w:p>
+    <w:p>
+      <w:pPr>
+        <w:pStyle w:val="Paragrafoelenco"/>
+        <w:numPr>
+          <w:ilvl w:val="0"/>
+          <w:numId w:val="53"/>
+        </w:numPr>
+      </w:pPr>
+      <w:r>
+        <w:t>Statistiche costi: filtro fatturato impostato di default</w:t>
       </w:r>
     </w:p>
     <w:p>
@@ -1395,19 +1903,79 @@
         <w:pStyle w:val="Sottotitolo"/>
       </w:pPr>
       <w:r>
-        <w:t>Versione 1.87 del 05/10/2020</w:t>
-      </w:r>
-    </w:p>
-    <w:p>
-      <w:pPr>
-        <w:pStyle w:val="Paragrafoelenco"/>
-        <w:numPr>
-          <w:ilvl w:val="0"/>
-          <w:numId w:val="60"/>
-        </w:numPr>
-      </w:pPr>
-      <w:r>
-        <w:t>Aggiunta gestione Documenti di Trasporto con stampa PDF</w:t>
+        <w:t>Versione 1.79 del 05/05/2020</w:t>
+      </w:r>
+    </w:p>
+    <w:p>
+      <w:pPr>
+        <w:pStyle w:val="Paragrafoelenco"/>
+        <w:numPr>
+          <w:ilvl w:val="0"/>
+          <w:numId w:val="52"/>
+        </w:numPr>
+      </w:pPr>
+      <w:r>
+        <w:t xml:space="preserve">Ordinamento decrescente scadenze; </w:t>
+      </w:r>
+    </w:p>
+    <w:p>
+      <w:pPr>
+        <w:pStyle w:val="Paragrafoelenco"/>
+        <w:numPr>
+          <w:ilvl w:val="0"/>
+          <w:numId w:val="52"/>
+        </w:numPr>
+      </w:pPr>
+      <w:r>
+        <w:t xml:space="preserve">Data fine = data inizio negli intervalli; </w:t>
+      </w:r>
+    </w:p>
+    <w:p>
+      <w:pPr>
+        <w:pStyle w:val="Paragrafoelenco"/>
+        <w:numPr>
+          <w:ilvl w:val="0"/>
+          <w:numId w:val="52"/>
+        </w:numPr>
+      </w:pPr>
+      <w:r>
+        <w:t xml:space="preserve">data agenda in sessione; </w:t>
+      </w:r>
+    </w:p>
+    <w:p>
+      <w:pPr>
+        <w:pStyle w:val="Paragrafoelenco"/>
+        <w:numPr>
+          <w:ilvl w:val="0"/>
+          <w:numId w:val="52"/>
+        </w:numPr>
+      </w:pPr>
+      <w:r>
+        <w:t>Ricerca “like” numero fattura;</w:t>
+      </w:r>
+    </w:p>
+    <w:p>
+      <w:pPr>
+        <w:pStyle w:val="Paragrafoelenco"/>
+        <w:numPr>
+          <w:ilvl w:val="0"/>
+          <w:numId w:val="52"/>
+        </w:numPr>
+      </w:pPr>
+      <w:r>
+        <w:t>modificata pagina ricerca protocolli (invertiti campi);</w:t>
+      </w:r>
+    </w:p>
+    <w:p>
+      <w:pPr>
+        <w:pStyle w:val="Paragrafoelenco"/>
+        <w:numPr>
+          <w:ilvl w:val="0"/>
+          <w:numId w:val="52"/>
+        </w:numPr>
+      </w:pPr>
+      <w:r>
+        <w:t>Aggiunta pagina report collaboratori per giornata da menu report (NON completa);</w:t>
       </w:r>
     </w:p>
     <w:p>
@@ -1415,43 +1983,87 @@
         <w:pStyle w:val="Sottotitolo"/>
       </w:pPr>
       <w:r>
-        <w:t>Versione 1.86 del 30/06/2020</w:t>
-      </w:r>
-    </w:p>
-    <w:p>
-      <w:pPr>
-        <w:pStyle w:val="Paragrafoelenco"/>
-        <w:numPr>
-          <w:ilvl w:val="0"/>
-          <w:numId w:val="59"/>
-        </w:numPr>
-      </w:pPr>
-      <w:r>
-        <w:t>Aggiunta selezione collaboratori e creazione file whatsapp</w:t>
-      </w:r>
-    </w:p>
-    <w:p>
-      <w:pPr>
-        <w:pStyle w:val="Paragrafoelenco"/>
-        <w:numPr>
-          <w:ilvl w:val="0"/>
-          <w:numId w:val="59"/>
-        </w:numPr>
-      </w:pPr>
-      <w:r>
-        <w:t>Statistiche costi, filtro fornitori</w:t>
-      </w:r>
-    </w:p>
-    <w:p>
-      <w:pPr>
-        <w:pStyle w:val="Paragrafoelenco"/>
-        <w:numPr>
-          <w:ilvl w:val="0"/>
-          <w:numId w:val="59"/>
-        </w:numPr>
-      </w:pPr>
-      <w:r>
-        <w:t>Ricerca Clienti/Fornitori, sostituiti campi ricerca Codice Fiscale e Referente con Comune e provincia</w:t>
+        <w:t xml:space="preserve">Versione 1.78 del </w:t>
+      </w:r>
+      <w:r>
+        <w:t>02</w:t>
+      </w:r>
+      <w:r>
+        <w:t>/0</w:t>
+      </w:r>
+      <w:r>
+        <w:t>5</w:t>
+      </w:r>
+      <w:r>
+        <w:t>/2020</w:t>
+      </w:r>
+    </w:p>
+    <w:p>
+      <w:pPr>
+        <w:pStyle w:val="Paragrafoelenco"/>
+        <w:numPr>
+          <w:ilvl w:val="0"/>
+          <w:numId w:val="52"/>
+        </w:numPr>
+      </w:pPr>
+      <w:r>
+        <w:t>Aggiunta statistica costi</w:t>
+      </w:r>
+    </w:p>
+    <w:p>
+      <w:pPr>
+        <w:pStyle w:val="Paragrafoelenco"/>
+        <w:numPr>
+          <w:ilvl w:val="0"/>
+          <w:numId w:val="52"/>
+        </w:numPr>
+      </w:pPr>
+      <w:r>
+        <w:t xml:space="preserve">Scadenzario: inserimento </w:t>
+      </w:r>
+      <w:proofErr w:type="spellStart"/>
+      <w:r>
+        <w:t>idPadre</w:t>
+      </w:r>
+      <w:proofErr w:type="spellEnd"/>
+      <w:r>
+        <w:t xml:space="preserve"> per gestire modifica scadenze splittate; inserimento </w:t>
+      </w:r>
+      <w:proofErr w:type="spellStart"/>
+      <w:r>
+        <w:t>importoVersatoIva</w:t>
+      </w:r>
+      <w:proofErr w:type="spellEnd"/>
+      <w:r>
+        <w:t xml:space="preserve"> e </w:t>
+      </w:r>
+      <w:proofErr w:type="spellStart"/>
+      <w:r>
+        <w:t>importoRiscossoIva</w:t>
+      </w:r>
+      <w:proofErr w:type="spellEnd"/>
+      <w:r>
+        <w:t xml:space="preserve"> nel </w:t>
+      </w:r>
+      <w:proofErr w:type="spellStart"/>
+      <w:r>
+        <w:t>db</w:t>
+      </w:r>
+      <w:proofErr w:type="spellEnd"/>
+      <w:r>
+        <w:t xml:space="preserve"> per risolvere bug di importi con decimali errati</w:t>
+      </w:r>
+    </w:p>
+    <w:p>
+      <w:pPr>
+        <w:pStyle w:val="Paragrafoelenco"/>
+        <w:numPr>
+          <w:ilvl w:val="0"/>
+          <w:numId w:val="52"/>
+        </w:numPr>
+      </w:pPr>
+      <w:r>
+        <w:t>Aggiunta stampa Riepilogo personale impegnato per giornata. (menù laterale destro)</w:t>
       </w:r>
     </w:p>
     <w:p>
@@ -1459,55 +2071,43 @@
         <w:pStyle w:val="Sottotitolo"/>
       </w:pPr>
       <w:r>
-        <w:t>Versione 1.85 del 25/05/2020</w:t>
-      </w:r>
-    </w:p>
-    <w:p>
-      <w:pPr>
-        <w:pStyle w:val="Paragrafoelenco"/>
-        <w:numPr>
-          <w:ilvl w:val="0"/>
-          <w:numId w:val="58"/>
-        </w:numPr>
-      </w:pPr>
-      <w:r>
-        <w:t>Implementazione stato 'fatturato'</w:t>
-      </w:r>
-    </w:p>
-    <w:p>
-      <w:pPr>
-        <w:pStyle w:val="Paragrafoelenco"/>
-        <w:numPr>
-          <w:ilvl w:val="0"/>
-          <w:numId w:val="58"/>
-        </w:numPr>
-      </w:pPr>
-      <w:r>
-        <w:t>numero fattura in anteprima e nel dettaglio lavorazione</w:t>
-      </w:r>
-    </w:p>
-    <w:p>
-      <w:pPr>
-        <w:pStyle w:val="Paragrafoelenco"/>
-        <w:numPr>
-          <w:ilvl w:val="0"/>
-          <w:numId w:val="58"/>
-        </w:numPr>
-      </w:pPr>
-      <w:r>
-        <w:t>Statistiche costi: aggiustamenti (da completare)</w:t>
-      </w:r>
-    </w:p>
-    <w:p>
-      <w:pPr>
-        <w:pStyle w:val="Paragrafoelenco"/>
-        <w:numPr>
-          <w:ilvl w:val="0"/>
-          <w:numId w:val="58"/>
-        </w:numPr>
-      </w:pPr>
-      <w:r>
-        <w:t>Scadenzario: ripristino data inizio lavorazione come data fattura</w:t>
+        <w:t>Versione 1.77 del 28/04/2020</w:t>
+      </w:r>
+    </w:p>
+    <w:p>
+      <w:pPr>
+        <w:pStyle w:val="Paragrafoelenco"/>
+        <w:numPr>
+          <w:ilvl w:val="0"/>
+          <w:numId w:val="51"/>
+        </w:numPr>
+      </w:pPr>
+      <w:r>
+        <w:t xml:space="preserve">Scadenzario: inserimento tipologia pagamento (banca); </w:t>
+      </w:r>
+    </w:p>
+    <w:p>
+      <w:pPr>
+        <w:pStyle w:val="Paragrafoelenco"/>
+        <w:numPr>
+          <w:ilvl w:val="0"/>
+          <w:numId w:val="51"/>
+        </w:numPr>
+      </w:pPr>
+      <w:r>
+        <w:t>ottimizzazione campi vari</w:t>
+      </w:r>
+    </w:p>
+    <w:p>
+      <w:pPr>
+        <w:pStyle w:val="Paragrafoelenco"/>
+        <w:numPr>
+          <w:ilvl w:val="0"/>
+          <w:numId w:val="51"/>
+        </w:numPr>
+      </w:pPr>
+      <w:r>
+        <w:t>risolto bug range di date lavorazione su protocollo</w:t>
       </w:r>
     </w:p>
     <w:p>
@@ -1515,63 +2115,89 @@
         <w:pStyle w:val="Sottotitolo"/>
       </w:pPr>
       <w:r>
-        <w:t>Versione 1.84 del 22/05/2020</w:t>
-      </w:r>
-    </w:p>
-    <w:p>
-      <w:pPr>
-        <w:pStyle w:val="Paragrafoelenco"/>
-        <w:numPr>
-          <w:ilvl w:val="0"/>
-          <w:numId w:val="57"/>
-        </w:numPr>
-      </w:pPr>
-      <w:r>
-        <w:t>Eliminazione Fattura – l’ultimo numero fattura viene ripristinato</w:t>
-      </w:r>
-    </w:p>
-    <w:p>
-      <w:pPr>
-        <w:pStyle w:val="Paragrafoelenco"/>
-        <w:numPr>
-          <w:ilvl w:val="0"/>
-          <w:numId w:val="57"/>
-        </w:numPr>
-      </w:pPr>
-      <w:r>
-        <w:t>Protocollo, ricerca nominativo Collaboratori (previa selezione da combo box “Clienti/Collaboratori”)</w:t>
-      </w:r>
+        <w:t>Versione 1.76 del 25/04/2020</w:t>
+      </w:r>
+    </w:p>
+    <w:p>
+      <w:pPr>
+        <w:pStyle w:val="Paragrafoelenco"/>
+        <w:numPr>
+          <w:ilvl w:val="0"/>
+          <w:numId w:val="50"/>
+        </w:numPr>
+      </w:pPr>
+      <w:r>
+        <w:t xml:space="preserve">Aggiunta funzionalità 'saldo totale' nello scadenzario; </w:t>
+      </w:r>
+    </w:p>
+    <w:p>
+      <w:pPr>
+        <w:pStyle w:val="Paragrafoelenco"/>
+        <w:numPr>
+          <w:ilvl w:val="0"/>
+          <w:numId w:val="50"/>
+        </w:numPr>
+      </w:pPr>
+      <w:r>
+        <w:t xml:space="preserve">Adeguamento scadenzario alla nuova tabella </w:t>
+      </w:r>
+      <w:proofErr w:type="spellStart"/>
+      <w:r>
+        <w:t>tipi_banche</w:t>
+      </w:r>
+      <w:proofErr w:type="spellEnd"/>
     </w:p>
     <w:p>
       <w:pPr>
         <w:pStyle w:val="Sottotitolo"/>
       </w:pPr>
       <w:r>
-        <w:t>Versione 1.83 del 20/05/2020</w:t>
-      </w:r>
-    </w:p>
-    <w:p>
-      <w:pPr>
-        <w:pStyle w:val="Paragrafoelenco"/>
-        <w:numPr>
-          <w:ilvl w:val="0"/>
-          <w:numId w:val="56"/>
-        </w:numPr>
-      </w:pPr>
-      <w:r>
-        <w:t>Aggiunta Cancellazione Fattura e Rate Scadenzario associate dal dettaglio Lavorazione.</w:t>
-      </w:r>
-    </w:p>
-    <w:p>
-      <w:pPr>
-        <w:pStyle w:val="Paragrafoelenco"/>
-        <w:numPr>
-          <w:ilvl w:val="0"/>
-          <w:numId w:val="56"/>
-        </w:numPr>
-      </w:pPr>
-      <w:r>
-        <w:t>Statistiche Costi, raggruppamento in categorie</w:t>
+        <w:t>Versione 1.</w:t>
+      </w:r>
+      <w:r>
+        <w:t>75</w:t>
+      </w:r>
+      <w:r>
+        <w:t xml:space="preserve"> del </w:t>
+      </w:r>
+      <w:r>
+        <w:t>23</w:t>
+      </w:r>
+      <w:r>
+        <w:t>/</w:t>
+      </w:r>
+      <w:r>
+        <w:t>04</w:t>
+      </w:r>
+      <w:r>
+        <w:t>/20</w:t>
+      </w:r>
+      <w:r>
+        <w:t>20</w:t>
+      </w:r>
+    </w:p>
+    <w:p>
+      <w:pPr>
+        <w:pStyle w:val="Paragrafoelenco"/>
+        <w:numPr>
+          <w:ilvl w:val="0"/>
+          <w:numId w:val="50"/>
+        </w:numPr>
+      </w:pPr>
+      <w:r>
+        <w:t>Aggiunto campo ritenuta di acconto in report collaboratori</w:t>
+      </w:r>
+    </w:p>
+    <w:p>
+      <w:pPr>
+        <w:pStyle w:val="Paragrafoelenco"/>
+        <w:numPr>
+          <w:ilvl w:val="0"/>
+          <w:numId w:val="50"/>
+        </w:numPr>
+      </w:pPr>
+      <w:r>
+        <w:t>File allegato in statistiche ricavi</w:t>
       </w:r>
     </w:p>
     <w:p>
@@ -1579,31 +2205,79 @@
         <w:pStyle w:val="Sottotitolo"/>
       </w:pPr>
       <w:r>
-        <w:t>Versione 1.82 del 15/05/2020</w:t>
-      </w:r>
-    </w:p>
-    <w:p>
-      <w:pPr>
-        <w:pStyle w:val="Paragrafoelenco"/>
-        <w:numPr>
-          <w:ilvl w:val="0"/>
-          <w:numId w:val="55"/>
-        </w:numPr>
-      </w:pPr>
-      <w:r>
-        <w:t>Modifica data in inserimento scadenzario</w:t>
-      </w:r>
-    </w:p>
-    <w:p>
-      <w:pPr>
-        <w:pStyle w:val="Paragrafoelenco"/>
-        <w:numPr>
-          <w:ilvl w:val="0"/>
-          <w:numId w:val="55"/>
-        </w:numPr>
-      </w:pPr>
-      <w:r>
-        <w:t>Aggiunto report Popup Collaboratori per giorno su pagina Agenda e su dettaglio Lavorazione</w:t>
+        <w:t>Versione 1.</w:t>
+      </w:r>
+      <w:r>
+        <w:t>74</w:t>
+      </w:r>
+      <w:r>
+        <w:t xml:space="preserve"> del </w:t>
+      </w:r>
+      <w:r>
+        <w:t>20</w:t>
+      </w:r>
+      <w:r>
+        <w:t>/</w:t>
+      </w:r>
+      <w:r>
+        <w:t>04</w:t>
+      </w:r>
+      <w:r>
+        <w:t>/20</w:t>
+      </w:r>
+      <w:r>
+        <w:t>20</w:t>
+      </w:r>
+    </w:p>
+    <w:p>
+      <w:pPr>
+        <w:pStyle w:val="Paragrafoelenco"/>
+        <w:numPr>
+          <w:ilvl w:val="0"/>
+          <w:numId w:val="49"/>
+        </w:numPr>
+      </w:pPr>
+      <w:r>
+        <w:t>Ripristinata ricerca protocollo con campi testo</w:t>
+      </w:r>
+    </w:p>
+    <w:p>
+      <w:pPr>
+        <w:pStyle w:val="Paragrafoelenco"/>
+        <w:numPr>
+          <w:ilvl w:val="0"/>
+          <w:numId w:val="49"/>
+        </w:numPr>
+      </w:pPr>
+      <w:r>
+        <w:t xml:space="preserve">Aggiunta in tabelle la gestione </w:t>
+      </w:r>
+      <w:r>
+        <w:t>Tipologie Banca Scadenzario</w:t>
+      </w:r>
+    </w:p>
+    <w:p>
+      <w:pPr>
+        <w:pStyle w:val="Paragrafoelenco"/>
+        <w:numPr>
+          <w:ilvl w:val="0"/>
+          <w:numId w:val="49"/>
+        </w:numPr>
+      </w:pPr>
+      <w:r>
+        <w:t>Aggiunta possibilità di selezionare nello Scadenzario i valori presenti nella Tipologia Banca</w:t>
+      </w:r>
+    </w:p>
+    <w:p>
+      <w:pPr>
+        <w:pStyle w:val="Paragrafoelenco"/>
+        <w:numPr>
+          <w:ilvl w:val="0"/>
+          <w:numId w:val="49"/>
+        </w:numPr>
+      </w:pPr>
+      <w:r>
+        <w:t>Aggiustamenti importi Scadenzario</w:t>
       </w:r>
     </w:p>
     <w:p>
@@ -1611,37 +2285,74 @@
         <w:pStyle w:val="Sottotitolo"/>
       </w:pPr>
       <w:r>
-        <w:t>Versione 1.81 del 1</w:t>
-      </w:r>
-      <w:r>
-        <w:t>1</w:t>
-      </w:r>
-      <w:r>
-        <w:t>/05/2020</w:t>
-      </w:r>
-    </w:p>
-    <w:p>
-      <w:pPr>
-        <w:pStyle w:val="Paragrafoelenco"/>
-        <w:numPr>
-          <w:ilvl w:val="0"/>
-          <w:numId w:val="54"/>
-        </w:numPr>
-      </w:pPr>
-      <w:r>
-        <w:t>Sistemazione Scadenzario</w:t>
-      </w:r>
-    </w:p>
-    <w:p>
-      <w:pPr>
-        <w:pStyle w:val="Paragrafoelenco"/>
-        <w:numPr>
-          <w:ilvl w:val="0"/>
-          <w:numId w:val="54"/>
-        </w:numPr>
-      </w:pPr>
-      <w:r>
-        <w:t>Completato Report Collaboratori per giornata</w:t>
+        <w:t>Versione 1.</w:t>
+      </w:r>
+      <w:r>
+        <w:t>73</w:t>
+      </w:r>
+      <w:r>
+        <w:t xml:space="preserve"> del </w:t>
+      </w:r>
+      <w:r>
+        <w:t>19</w:t>
+      </w:r>
+      <w:r>
+        <w:t>/</w:t>
+      </w:r>
+      <w:r>
+        <w:t>04</w:t>
+      </w:r>
+      <w:r>
+        <w:t>/20</w:t>
+      </w:r>
+      <w:r>
+        <w:t>20</w:t>
+      </w:r>
+    </w:p>
+    <w:p>
+      <w:pPr>
+        <w:pStyle w:val="Paragrafoelenco"/>
+        <w:numPr>
+          <w:ilvl w:val="0"/>
+          <w:numId w:val="48"/>
+        </w:numPr>
+      </w:pPr>
+      <w:r>
+        <w:t>Statistiche: aggiunto elenco contratti, visualizzazione degli importi lordi invece di quelli netti, soluzione bug nei filtri</w:t>
+      </w:r>
+      <w:r>
+        <w:t>.</w:t>
+      </w:r>
+    </w:p>
+    <w:p>
+      <w:pPr>
+        <w:pStyle w:val="Paragrafoelenco"/>
+        <w:numPr>
+          <w:ilvl w:val="0"/>
+          <w:numId w:val="48"/>
+        </w:numPr>
+      </w:pPr>
+      <w:r>
+        <w:lastRenderedPageBreak/>
+        <w:t>Scadenzario: visualizzazione importi lordi al posto di quelli netti nella griglia; in inserimento e modifica viene adesso impostato importo lordo e da quello calcolato il netto</w:t>
+      </w:r>
+      <w:r>
+        <w:t>.</w:t>
+      </w:r>
+    </w:p>
+    <w:p>
+      <w:pPr>
+        <w:pStyle w:val="Paragrafoelenco"/>
+        <w:numPr>
+          <w:ilvl w:val="0"/>
+          <w:numId w:val="48"/>
+        </w:numPr>
+      </w:pPr>
+      <w:r>
+        <w:t>Protocollo: modificato ordine filtri; produzione, lavorazione e cliente visualizzati come elenchi con campo ricerca</w:t>
+      </w:r>
+      <w:r>
+        <w:t>.</w:t>
       </w:r>
     </w:p>
     <w:p>
@@ -1649,44 +2360,46 @@
         <w:pStyle w:val="Sottotitolo"/>
       </w:pPr>
       <w:r>
-        <w:t>Versione 1.80 del 08/05/2020</w:t>
-      </w:r>
-    </w:p>
-    <w:p>
-      <w:pPr>
-        <w:pStyle w:val="Paragrafoelenco"/>
-        <w:numPr>
-          <w:ilvl w:val="0"/>
-          <w:numId w:val="53"/>
-        </w:numPr>
-      </w:pPr>
-      <w:r>
-        <w:lastRenderedPageBreak/>
-        <w:t>Scadenzario: funzione modifica scadenze pagate e risultati ricerca che rimangono invariati dopo le operazioni</w:t>
-      </w:r>
-    </w:p>
-    <w:p>
-      <w:pPr>
-        <w:pStyle w:val="Paragrafoelenco"/>
-        <w:numPr>
-          <w:ilvl w:val="0"/>
-          <w:numId w:val="53"/>
-        </w:numPr>
-      </w:pPr>
-      <w:r>
-        <w:t>Agenda: data selezionata che rimane anche dopo apertura altre pagine menù</w:t>
-      </w:r>
-    </w:p>
-    <w:p>
-      <w:pPr>
-        <w:pStyle w:val="Paragrafoelenco"/>
-        <w:numPr>
-          <w:ilvl w:val="0"/>
-          <w:numId w:val="53"/>
-        </w:numPr>
-      </w:pPr>
-      <w:r>
-        <w:t>Statistiche costi: filtro fatturato impostato di default</w:t>
+        <w:t>Versione 1.</w:t>
+      </w:r>
+      <w:r>
+        <w:t>72</w:t>
+      </w:r>
+      <w:r>
+        <w:t xml:space="preserve"> del </w:t>
+      </w:r>
+      <w:r>
+        <w:t>16</w:t>
+      </w:r>
+      <w:r>
+        <w:t>/</w:t>
+      </w:r>
+      <w:r>
+        <w:t>04</w:t>
+      </w:r>
+      <w:r>
+        <w:t>/20</w:t>
+      </w:r>
+      <w:r>
+        <w:t>20</w:t>
+      </w:r>
+    </w:p>
+    <w:p>
+      <w:pPr>
+        <w:pStyle w:val="Paragrafoelenco"/>
+        <w:numPr>
+          <w:ilvl w:val="0"/>
+          <w:numId w:val="48"/>
+        </w:numPr>
+      </w:pPr>
+      <w:r>
+        <w:t xml:space="preserve">Aggiunta </w:t>
+      </w:r>
+      <w:r>
+        <w:t xml:space="preserve">voce </w:t>
+      </w:r>
+      <w:r>
+        <w:t>Statistica ricavi sotto al menù STATISTICHE.</w:t>
       </w:r>
     </w:p>
     <w:p>
@@ -1694,79 +2407,68 @@
         <w:pStyle w:val="Sottotitolo"/>
       </w:pPr>
       <w:r>
-        <w:t>Versione 1.79 del 05/05/2020</w:t>
-      </w:r>
-    </w:p>
-    <w:p>
-      <w:pPr>
-        <w:pStyle w:val="Paragrafoelenco"/>
-        <w:numPr>
-          <w:ilvl w:val="0"/>
-          <w:numId w:val="52"/>
-        </w:numPr>
-      </w:pPr>
-      <w:r>
-        <w:t xml:space="preserve">Ordinamento decrescente scadenze; </w:t>
-      </w:r>
-    </w:p>
-    <w:p>
-      <w:pPr>
-        <w:pStyle w:val="Paragrafoelenco"/>
-        <w:numPr>
-          <w:ilvl w:val="0"/>
-          <w:numId w:val="52"/>
-        </w:numPr>
-      </w:pPr>
-      <w:r>
-        <w:t xml:space="preserve">Data fine = data inizio negli intervalli; </w:t>
-      </w:r>
-    </w:p>
-    <w:p>
-      <w:pPr>
-        <w:pStyle w:val="Paragrafoelenco"/>
-        <w:numPr>
-          <w:ilvl w:val="0"/>
-          <w:numId w:val="52"/>
-        </w:numPr>
-      </w:pPr>
-      <w:r>
-        <w:t xml:space="preserve">data agenda in sessione; </w:t>
-      </w:r>
-    </w:p>
-    <w:p>
-      <w:pPr>
-        <w:pStyle w:val="Paragrafoelenco"/>
-        <w:numPr>
-          <w:ilvl w:val="0"/>
-          <w:numId w:val="52"/>
-        </w:numPr>
-      </w:pPr>
-      <w:r>
-        <w:t>Ricerca “like” numero fattura;</w:t>
-      </w:r>
-    </w:p>
-    <w:p>
-      <w:pPr>
-        <w:pStyle w:val="Paragrafoelenco"/>
-        <w:numPr>
-          <w:ilvl w:val="0"/>
-          <w:numId w:val="52"/>
-        </w:numPr>
-      </w:pPr>
-      <w:r>
-        <w:t>modificata pagina ricerca protocolli (invertiti campi);</w:t>
-      </w:r>
-    </w:p>
-    <w:p>
-      <w:pPr>
-        <w:pStyle w:val="Paragrafoelenco"/>
-        <w:numPr>
-          <w:ilvl w:val="0"/>
-          <w:numId w:val="52"/>
-        </w:numPr>
-      </w:pPr>
-      <w:r>
-        <w:t>Aggiunta pagina report collaboratori per giornata da menu report (NON completa);</w:t>
+        <w:t>Versione 1.</w:t>
+      </w:r>
+      <w:r>
+        <w:t>71</w:t>
+      </w:r>
+      <w:r>
+        <w:t xml:space="preserve"> del </w:t>
+      </w:r>
+      <w:r>
+        <w:t>13</w:t>
+      </w:r>
+      <w:r>
+        <w:t>/</w:t>
+      </w:r>
+      <w:r>
+        <w:t>04</w:t>
+      </w:r>
+      <w:r>
+        <w:t>/20</w:t>
+      </w:r>
+      <w:r>
+        <w:t>20</w:t>
+      </w:r>
+    </w:p>
+    <w:p>
+      <w:pPr>
+        <w:pStyle w:val="Paragrafoelenco"/>
+        <w:numPr>
+          <w:ilvl w:val="0"/>
+          <w:numId w:val="48"/>
+        </w:numPr>
+      </w:pPr>
+      <w:r>
+        <w:t xml:space="preserve">Modifiche Menù, voce report </w:t>
+      </w:r>
+      <w:proofErr w:type="spellStart"/>
+      <w:r>
+        <w:t>tltime</w:t>
+      </w:r>
+      <w:proofErr w:type="spellEnd"/>
+      <w:r>
+        <w:t xml:space="preserve"> spostata sotto Report, aggiunti </w:t>
+      </w:r>
+      <w:proofErr w:type="gramStart"/>
+      <w:r>
+        <w:t>3</w:t>
+      </w:r>
+      <w:proofErr w:type="gramEnd"/>
+      <w:r>
+        <w:t xml:space="preserve"> bottoni di accesso ra</w:t>
+      </w:r>
+      <w:r>
+        <w:t xml:space="preserve">pido nel menù di destra in basso, sotto FILTRO </w:t>
+      </w:r>
+      <w:r>
+        <w:t xml:space="preserve">COLONNE </w:t>
+      </w:r>
+      <w:r>
+        <w:t>AGENDA</w:t>
+      </w:r>
+      <w:r>
+        <w:t>.</w:t>
       </w:r>
     </w:p>
     <w:p>
@@ -1774,55 +2476,81 @@
         <w:pStyle w:val="Sottotitolo"/>
       </w:pPr>
       <w:r>
-        <w:t xml:space="preserve">Versione 1.78 del </w:t>
+        <w:t>Versione 1.</w:t>
+      </w:r>
+      <w:r>
+        <w:t>70</w:t>
+      </w:r>
+      <w:r>
+        <w:t xml:space="preserve"> del </w:t>
+      </w:r>
+      <w:r>
+        <w:t>15</w:t>
+      </w:r>
+      <w:r>
+        <w:t>/</w:t>
+      </w:r>
+      <w:r>
+        <w:t>03</w:t>
+      </w:r>
+      <w:r>
+        <w:t>/20</w:t>
+      </w:r>
+      <w:r>
+        <w:t>20</w:t>
+      </w:r>
+    </w:p>
+    <w:p>
+      <w:pPr>
+        <w:pStyle w:val="Paragrafoelenco"/>
+        <w:numPr>
+          <w:ilvl w:val="0"/>
+          <w:numId w:val="47"/>
+        </w:numPr>
+      </w:pPr>
+      <w:r>
+        <w:t>Aggiornamento scadenzario</w:t>
+      </w:r>
+    </w:p>
+    <w:p>
+      <w:pPr>
+        <w:pStyle w:val="Sottotitolo"/>
+      </w:pPr>
+      <w:r>
+        <w:t>Versione 1.</w:t>
+      </w:r>
+      <w:r>
+        <w:t>69</w:t>
+      </w:r>
+      <w:r>
+        <w:t xml:space="preserve"> del </w:t>
       </w:r>
       <w:r>
         <w:t>02</w:t>
       </w:r>
       <w:r>
-        <w:t>/0</w:t>
-      </w:r>
-      <w:r>
-        <w:t>5</w:t>
-      </w:r>
-      <w:r>
-        <w:t>/2020</w:t>
-      </w:r>
-    </w:p>
-    <w:p>
-      <w:pPr>
-        <w:pStyle w:val="Paragrafoelenco"/>
-        <w:numPr>
-          <w:ilvl w:val="0"/>
-          <w:numId w:val="52"/>
-        </w:numPr>
-      </w:pPr>
-      <w:r>
-        <w:t>Aggiunta statistica costi</w:t>
-      </w:r>
-    </w:p>
-    <w:p>
-      <w:pPr>
-        <w:pStyle w:val="Paragrafoelenco"/>
-        <w:numPr>
-          <w:ilvl w:val="0"/>
-          <w:numId w:val="52"/>
-        </w:numPr>
-      </w:pPr>
-      <w:r>
-        <w:t>Scadenzario: inserimento idPadre per gestire modifica scadenze splittate; inserimento importoVersatoIva e importoRiscossoIva nel db per risolvere bug di importi con decimali errati</w:t>
-      </w:r>
-    </w:p>
-    <w:p>
-      <w:pPr>
-        <w:pStyle w:val="Paragrafoelenco"/>
-        <w:numPr>
-          <w:ilvl w:val="0"/>
-          <w:numId w:val="52"/>
-        </w:numPr>
-      </w:pPr>
-      <w:r>
-        <w:t>Aggiunta stampa Riepilogo personale impegnato per giornata. (menù laterale destro)</w:t>
+        <w:t>/</w:t>
+      </w:r>
+      <w:r>
+        <w:t>03</w:t>
+      </w:r>
+      <w:r>
+        <w:t>/20</w:t>
+      </w:r>
+      <w:r>
+        <w:t>20</w:t>
+      </w:r>
+    </w:p>
+    <w:p>
+      <w:pPr>
+        <w:pStyle w:val="Paragrafoelenco"/>
+        <w:numPr>
+          <w:ilvl w:val="0"/>
+          <w:numId w:val="46"/>
+        </w:numPr>
+      </w:pPr>
+      <w:r>
+        <w:t>Aggiunta modifica data Fattura su stampa Fattura</w:t>
       </w:r>
     </w:p>
     <w:p>
@@ -1830,43 +2558,46 @@
         <w:pStyle w:val="Sottotitolo"/>
       </w:pPr>
       <w:r>
-        <w:t>Versione 1.77 del 28/04/2020</w:t>
-      </w:r>
-    </w:p>
-    <w:p>
-      <w:pPr>
-        <w:pStyle w:val="Paragrafoelenco"/>
-        <w:numPr>
-          <w:ilvl w:val="0"/>
-          <w:numId w:val="51"/>
-        </w:numPr>
-      </w:pPr>
-      <w:r>
-        <w:t xml:space="preserve">Scadenzario: inserimento tipologia pagamento (banca); </w:t>
-      </w:r>
-    </w:p>
-    <w:p>
-      <w:pPr>
-        <w:pStyle w:val="Paragrafoelenco"/>
-        <w:numPr>
-          <w:ilvl w:val="0"/>
-          <w:numId w:val="51"/>
-        </w:numPr>
-      </w:pPr>
-      <w:r>
-        <w:t>ottimizzazione campi vari</w:t>
-      </w:r>
-    </w:p>
-    <w:p>
-      <w:pPr>
-        <w:pStyle w:val="Paragrafoelenco"/>
-        <w:numPr>
-          <w:ilvl w:val="0"/>
-          <w:numId w:val="51"/>
-        </w:numPr>
-      </w:pPr>
-      <w:r>
-        <w:t>risolto bug range di date lavorazione su protocollo</w:t>
+        <w:t>Versione 1.</w:t>
+      </w:r>
+      <w:r>
+        <w:t>68</w:t>
+      </w:r>
+      <w:r>
+        <w:t xml:space="preserve"> del </w:t>
+      </w:r>
+      <w:r>
+        <w:t>29</w:t>
+      </w:r>
+      <w:r>
+        <w:t>/</w:t>
+      </w:r>
+      <w:r>
+        <w:t>02</w:t>
+      </w:r>
+      <w:r>
+        <w:t>/20</w:t>
+      </w:r>
+      <w:r>
+        <w:t>20</w:t>
+      </w:r>
+    </w:p>
+    <w:p>
+      <w:pPr>
+        <w:pStyle w:val="Paragrafoelenco"/>
+        <w:numPr>
+          <w:ilvl w:val="0"/>
+          <w:numId w:val="45"/>
+        </w:numPr>
+      </w:pPr>
+      <w:r>
+        <w:t>Completata funzionalità gestione Magazzino per Lavorazione con stampa PDF</w:t>
+      </w:r>
+      <w:r>
+        <w:t xml:space="preserve"> (Tasto MAGAZZINO su pagina Lavorazione)</w:t>
+      </w:r>
+      <w:r>
+        <w:t>.</w:t>
       </w:r>
     </w:p>
     <w:p>
@@ -1874,31 +2605,56 @@
         <w:pStyle w:val="Sottotitolo"/>
       </w:pPr>
       <w:r>
-        <w:t>Versione 1.76 del 25/04/2020</w:t>
-      </w:r>
-    </w:p>
-    <w:p>
-      <w:pPr>
-        <w:pStyle w:val="Paragrafoelenco"/>
-        <w:numPr>
-          <w:ilvl w:val="0"/>
-          <w:numId w:val="50"/>
-        </w:numPr>
-      </w:pPr>
-      <w:r>
-        <w:t xml:space="preserve">Aggiunta funzionalità 'saldo totale' nello scadenzario; </w:t>
-      </w:r>
-    </w:p>
-    <w:p>
-      <w:pPr>
-        <w:pStyle w:val="Paragrafoelenco"/>
-        <w:numPr>
-          <w:ilvl w:val="0"/>
-          <w:numId w:val="50"/>
-        </w:numPr>
-      </w:pPr>
-      <w:r>
-        <w:t>Adeguamento scadenzario alla nuova tabella tipi_banche</w:t>
+        <w:t>Versione 1.</w:t>
+      </w:r>
+      <w:r>
+        <w:t>67</w:t>
+      </w:r>
+      <w:r>
+        <w:t xml:space="preserve"> del </w:t>
+      </w:r>
+      <w:r>
+        <w:t>05</w:t>
+      </w:r>
+      <w:r>
+        <w:t>/</w:t>
+      </w:r>
+      <w:r>
+        <w:t>02</w:t>
+      </w:r>
+      <w:r>
+        <w:t>/20</w:t>
+      </w:r>
+      <w:r>
+        <w:t>20</w:t>
+      </w:r>
+    </w:p>
+    <w:p>
+      <w:pPr>
+        <w:pStyle w:val="Paragrafoelenco"/>
+        <w:numPr>
+          <w:ilvl w:val="0"/>
+          <w:numId w:val="44"/>
+        </w:numPr>
+      </w:pPr>
+      <w:r>
+        <w:t xml:space="preserve">Sistemazione nota spese; Aggiunta pulsante annulla per chiudere evento senza salvare; gestione import in piano esterno quando una </w:t>
+      </w:r>
+      <w:proofErr w:type="spellStart"/>
+      <w:r>
+        <w:t>fig</w:t>
+      </w:r>
+      <w:proofErr w:type="spellEnd"/>
+      <w:r>
+        <w:t xml:space="preserve"> prof viene modificata in </w:t>
+      </w:r>
+      <w:proofErr w:type="spellStart"/>
+      <w:r>
+        <w:t>dett</w:t>
+      </w:r>
+      <w:proofErr w:type="spellEnd"/>
+      <w:r>
+        <w:t xml:space="preserve"> economico</w:t>
       </w:r>
     </w:p>
     <w:p>
@@ -1909,19 +2665,19 @@
         <w:t>Versione 1.</w:t>
       </w:r>
       <w:r>
-        <w:t>75</w:t>
+        <w:t>66</w:t>
       </w:r>
       <w:r>
         <w:t xml:space="preserve"> del </w:t>
       </w:r>
       <w:r>
-        <w:t>23</w:t>
+        <w:t>01</w:t>
       </w:r>
       <w:r>
         <w:t>/</w:t>
       </w:r>
       <w:r>
-        <w:t>04</w:t>
+        <w:t>02</w:t>
       </w:r>
       <w:r>
         <w:t>/20</w:t>
@@ -1935,23 +2691,35 @@
         <w:pStyle w:val="Paragrafoelenco"/>
         <w:numPr>
           <w:ilvl w:val="0"/>
-          <w:numId w:val="50"/>
-        </w:numPr>
-      </w:pPr>
-      <w:r>
-        <w:t>Aggiunto campo ritenuta di acconto in report collaboratori</w:t>
-      </w:r>
-    </w:p>
-    <w:p>
-      <w:pPr>
-        <w:pStyle w:val="Paragrafoelenco"/>
-        <w:numPr>
-          <w:ilvl w:val="0"/>
-          <w:numId w:val="50"/>
-        </w:numPr>
-      </w:pPr>
-      <w:r>
-        <w:t>File allegato in statistiche ricavi</w:t>
+          <w:numId w:val="43"/>
+        </w:numPr>
+      </w:pPr>
+      <w:r>
+        <w:t>Magazzino, campo gruppo dipendente da sub categoria</w:t>
+      </w:r>
+    </w:p>
+    <w:p>
+      <w:pPr>
+        <w:pStyle w:val="Paragrafoelenco"/>
+        <w:numPr>
+          <w:ilvl w:val="0"/>
+          <w:numId w:val="43"/>
+        </w:numPr>
+      </w:pPr>
+      <w:r>
+        <w:t>Nome Pdf fattura con Numero Fattura e non Codice Evento</w:t>
+      </w:r>
+    </w:p>
+    <w:p>
+      <w:pPr>
+        <w:pStyle w:val="Paragrafoelenco"/>
+        <w:numPr>
+          <w:ilvl w:val="0"/>
+          <w:numId w:val="43"/>
+        </w:numPr>
+      </w:pPr>
+      <w:r>
+        <w:t>Report collaboratori, totale in alto.</w:t>
       </w:r>
     </w:p>
     <w:p>
@@ -1962,19 +2730,72 @@
         <w:t>Versione 1.</w:t>
       </w:r>
       <w:r>
-        <w:t>74</w:t>
+        <w:t>65</w:t>
       </w:r>
       <w:r>
         <w:t xml:space="preserve"> del </w:t>
       </w:r>
       <w:r>
+        <w:t>27</w:t>
+      </w:r>
+      <w:r>
+        <w:t>/</w:t>
+      </w:r>
+      <w:r>
+        <w:t>01</w:t>
+      </w:r>
+      <w:r>
+        <w:t>/20</w:t>
+      </w:r>
+      <w:r>
         <w:t>20</w:t>
       </w:r>
+    </w:p>
+    <w:p>
+      <w:pPr>
+        <w:pStyle w:val="Paragrafoelenco"/>
+        <w:numPr>
+          <w:ilvl w:val="0"/>
+          <w:numId w:val="42"/>
+        </w:numPr>
+      </w:pPr>
+      <w:r>
+        <w:t>Ricerca con filtro, Riepilogo e Stampa Collaboratori</w:t>
+      </w:r>
+    </w:p>
+    <w:p>
+      <w:pPr>
+        <w:pStyle w:val="Paragrafoelenco"/>
+        <w:numPr>
+          <w:ilvl w:val="0"/>
+          <w:numId w:val="42"/>
+        </w:numPr>
+      </w:pPr>
+      <w:r>
+        <w:t>Ricerca con filtro, Riepilogo e Stampa per Consulente del Lavoro</w:t>
+      </w:r>
+    </w:p>
+    <w:p>
+      <w:pPr>
+        <w:pStyle w:val="Sottotitolo"/>
+      </w:pPr>
+      <w:r>
+        <w:t>Versione 1.</w:t>
+      </w:r>
+      <w:r>
+        <w:t>64</w:t>
+      </w:r>
+      <w:r>
+        <w:t xml:space="preserve"> del </w:t>
+      </w:r>
+      <w:r>
+        <w:t>17</w:t>
+      </w:r>
       <w:r>
         <w:t>/</w:t>
       </w:r>
       <w:r>
-        <w:t>04</w:t>
+        <w:t>01</w:t>
       </w:r>
       <w:r>
         <w:t>/20</w:t>
@@ -1988,50 +2809,23 @@
         <w:pStyle w:val="Paragrafoelenco"/>
         <w:numPr>
           <w:ilvl w:val="0"/>
-          <w:numId w:val="49"/>
-        </w:numPr>
-      </w:pPr>
-      <w:r>
-        <w:t>Ripristinata ricerca protocollo con campi testo</w:t>
-      </w:r>
-    </w:p>
-    <w:p>
-      <w:pPr>
-        <w:pStyle w:val="Paragrafoelenco"/>
-        <w:numPr>
-          <w:ilvl w:val="0"/>
-          <w:numId w:val="49"/>
-        </w:numPr>
-      </w:pPr>
-      <w:r>
-        <w:t xml:space="preserve">Aggiunta in tabelle la gestione </w:t>
-      </w:r>
-      <w:r>
-        <w:t>Tipologie Banca Scadenzario</w:t>
-      </w:r>
-    </w:p>
-    <w:p>
-      <w:pPr>
-        <w:pStyle w:val="Paragrafoelenco"/>
-        <w:numPr>
-          <w:ilvl w:val="0"/>
-          <w:numId w:val="49"/>
-        </w:numPr>
-      </w:pPr>
-      <w:r>
-        <w:t>Aggiunta possibilità di selezionare nello Scadenzario i valori presenti nella Tipologia Banca</w:t>
-      </w:r>
-    </w:p>
-    <w:p>
-      <w:pPr>
-        <w:pStyle w:val="Paragrafoelenco"/>
-        <w:numPr>
-          <w:ilvl w:val="0"/>
-          <w:numId w:val="49"/>
-        </w:numPr>
-      </w:pPr>
-      <w:r>
-        <w:t>Aggiustamenti importi Scadenzario</w:t>
+          <w:numId w:val="41"/>
+        </w:numPr>
+      </w:pPr>
+      <w:r>
+        <w:t>Modifiche visualizzazione griglia magazzino</w:t>
+      </w:r>
+    </w:p>
+    <w:p>
+      <w:pPr>
+        <w:pStyle w:val="Paragrafoelenco"/>
+        <w:numPr>
+          <w:ilvl w:val="0"/>
+          <w:numId w:val="41"/>
+        </w:numPr>
+      </w:pPr>
+      <w:r>
+        <w:t>Modifiche pagina Scadenzario con totali</w:t>
       </w:r>
     </w:p>
     <w:p>
@@ -2042,19 +2836,19 @@
         <w:t>Versione 1.</w:t>
       </w:r>
       <w:r>
-        <w:t>73</w:t>
+        <w:t>63</w:t>
       </w:r>
       <w:r>
         <w:t xml:space="preserve"> del </w:t>
       </w:r>
       <w:r>
-        <w:t>19</w:t>
+        <w:t>15</w:t>
       </w:r>
       <w:r>
         <w:t>/</w:t>
       </w:r>
       <w:r>
-        <w:t>04</w:t>
+        <w:t>01</w:t>
       </w:r>
       <w:r>
         <w:t>/20</w:t>
@@ -2068,44 +2862,23 @@
         <w:pStyle w:val="Paragrafoelenco"/>
         <w:numPr>
           <w:ilvl w:val="0"/>
-          <w:numId w:val="48"/>
-        </w:numPr>
-      </w:pPr>
-      <w:r>
-        <w:t>Statistiche: aggiunto elenco contratti, visualizzazione degli importi lordi invece di quelli netti, soluzione bug nei filtri</w:t>
-      </w:r>
-      <w:r>
-        <w:t>.</w:t>
-      </w:r>
-    </w:p>
-    <w:p>
-      <w:pPr>
-        <w:pStyle w:val="Paragrafoelenco"/>
-        <w:numPr>
-          <w:ilvl w:val="0"/>
-          <w:numId w:val="48"/>
-        </w:numPr>
-      </w:pPr>
-      <w:r>
-        <w:t>Scadenzario: visualizzazione importi lordi al posto di quelli netti nella griglia; in inserimento e modifica viene adesso impostato importo lordo e da quello calcolato il netto</w:t>
-      </w:r>
-      <w:r>
-        <w:t>.</w:t>
-      </w:r>
-    </w:p>
-    <w:p>
-      <w:pPr>
-        <w:pStyle w:val="Paragrafoelenco"/>
-        <w:numPr>
-          <w:ilvl w:val="0"/>
-          <w:numId w:val="48"/>
-        </w:numPr>
-      </w:pPr>
-      <w:r>
-        <w:t>Protocollo: modificato ordine filtri; produzione, lavorazione e cliente visualizzati come elenchi con campo ricerca</w:t>
-      </w:r>
-      <w:r>
-        <w:t>.</w:t>
+          <w:numId w:val="40"/>
+        </w:numPr>
+      </w:pPr>
+      <w:r>
+        <w:t>Campo lavorazione modificabile in fase di offerta</w:t>
+      </w:r>
+    </w:p>
+    <w:p>
+      <w:pPr>
+        <w:pStyle w:val="Paragrafoelenco"/>
+        <w:numPr>
+          <w:ilvl w:val="0"/>
+          <w:numId w:val="40"/>
+        </w:numPr>
+      </w:pPr>
+      <w:r>
+        <w:t>Campo ID non visibile su elenco protocolli</w:t>
       </w:r>
     </w:p>
     <w:p>
@@ -2116,19 +2889,19 @@
         <w:t>Versione 1.</w:t>
       </w:r>
       <w:r>
-        <w:t>72</w:t>
+        <w:t>62</w:t>
       </w:r>
       <w:r>
         <w:t xml:space="preserve"> del </w:t>
       </w:r>
       <w:r>
-        <w:t>16</w:t>
+        <w:t>11</w:t>
       </w:r>
       <w:r>
         <w:t>/</w:t>
       </w:r>
       <w:r>
-        <w:t>04</w:t>
+        <w:t>01</w:t>
       </w:r>
       <w:r>
         <w:t>/20</w:t>
@@ -2142,580 +2915,11 @@
         <w:pStyle w:val="Paragrafoelenco"/>
         <w:numPr>
           <w:ilvl w:val="0"/>
-          <w:numId w:val="48"/>
-        </w:numPr>
-      </w:pPr>
-      <w:r>
-        <w:lastRenderedPageBreak/>
-        <w:t xml:space="preserve">Aggiunta </w:t>
-      </w:r>
-      <w:r>
-        <w:t xml:space="preserve">voce </w:t>
-      </w:r>
-      <w:r>
-        <w:t>Statistica ricavi sotto al menù STATISTICHE.</w:t>
-      </w:r>
-    </w:p>
-    <w:p>
-      <w:pPr>
-        <w:pStyle w:val="Sottotitolo"/>
-      </w:pPr>
-      <w:r>
-        <w:t>Versione 1.</w:t>
-      </w:r>
-      <w:r>
-        <w:t>71</w:t>
-      </w:r>
-      <w:r>
-        <w:t xml:space="preserve"> del </w:t>
-      </w:r>
-      <w:r>
-        <w:t>13</w:t>
-      </w:r>
-      <w:r>
-        <w:t>/</w:t>
-      </w:r>
-      <w:r>
-        <w:t>04</w:t>
-      </w:r>
-      <w:r>
-        <w:t>/20</w:t>
-      </w:r>
-      <w:r>
-        <w:t>20</w:t>
-      </w:r>
-    </w:p>
-    <w:p>
-      <w:pPr>
-        <w:pStyle w:val="Paragrafoelenco"/>
-        <w:numPr>
-          <w:ilvl w:val="0"/>
-          <w:numId w:val="48"/>
-        </w:numPr>
-      </w:pPr>
-      <w:r>
-        <w:t>Modifiche Menù, voce report tltime spostata sotto Report, aggiunti 3 bottoni di accesso ra</w:t>
-      </w:r>
-      <w:r>
-        <w:t xml:space="preserve">pido nel menù di destra in basso, sotto FILTRO </w:t>
-      </w:r>
-      <w:r>
-        <w:t xml:space="preserve">COLONNE </w:t>
-      </w:r>
-      <w:r>
-        <w:t>AGENDA</w:t>
-      </w:r>
-      <w:r>
-        <w:t>.</w:t>
-      </w:r>
-    </w:p>
-    <w:p>
-      <w:pPr>
-        <w:pStyle w:val="Sottotitolo"/>
-      </w:pPr>
-      <w:r>
-        <w:t>Versione 1.</w:t>
-      </w:r>
-      <w:r>
-        <w:t>70</w:t>
-      </w:r>
-      <w:r>
-        <w:t xml:space="preserve"> del </w:t>
-      </w:r>
-      <w:r>
-        <w:t>15</w:t>
-      </w:r>
-      <w:r>
-        <w:t>/</w:t>
-      </w:r>
-      <w:r>
-        <w:t>03</w:t>
-      </w:r>
-      <w:r>
-        <w:t>/20</w:t>
-      </w:r>
-      <w:r>
-        <w:t>20</w:t>
-      </w:r>
-    </w:p>
-    <w:p>
-      <w:pPr>
-        <w:pStyle w:val="Paragrafoelenco"/>
-        <w:numPr>
-          <w:ilvl w:val="0"/>
-          <w:numId w:val="47"/>
-        </w:numPr>
-      </w:pPr>
-      <w:r>
-        <w:t>Aggiornamento scadenzario</w:t>
-      </w:r>
-    </w:p>
-    <w:p>
-      <w:pPr>
-        <w:pStyle w:val="Sottotitolo"/>
-      </w:pPr>
-      <w:r>
-        <w:t>Versione 1.</w:t>
-      </w:r>
-      <w:r>
-        <w:t>69</w:t>
-      </w:r>
-      <w:r>
-        <w:t xml:space="preserve"> del </w:t>
-      </w:r>
-      <w:r>
-        <w:t>02</w:t>
-      </w:r>
-      <w:r>
-        <w:t>/</w:t>
-      </w:r>
-      <w:r>
-        <w:t>03</w:t>
-      </w:r>
-      <w:r>
-        <w:t>/20</w:t>
-      </w:r>
-      <w:r>
-        <w:t>20</w:t>
-      </w:r>
-    </w:p>
-    <w:p>
-      <w:pPr>
-        <w:pStyle w:val="Paragrafoelenco"/>
-        <w:numPr>
-          <w:ilvl w:val="0"/>
-          <w:numId w:val="46"/>
-        </w:numPr>
-      </w:pPr>
-      <w:r>
-        <w:t>Aggiunta modifica data Fattura su stampa Fattura</w:t>
-      </w:r>
-    </w:p>
-    <w:p>
-      <w:pPr>
-        <w:pStyle w:val="Sottotitolo"/>
-      </w:pPr>
-      <w:r>
-        <w:t>Versione 1.</w:t>
-      </w:r>
-      <w:r>
-        <w:t>68</w:t>
-      </w:r>
-      <w:r>
-        <w:t xml:space="preserve"> del </w:t>
-      </w:r>
-      <w:r>
-        <w:t>29</w:t>
-      </w:r>
-      <w:r>
-        <w:t>/</w:t>
-      </w:r>
-      <w:r>
-        <w:t>02</w:t>
-      </w:r>
-      <w:r>
-        <w:t>/20</w:t>
-      </w:r>
-      <w:r>
-        <w:t>20</w:t>
-      </w:r>
-    </w:p>
-    <w:p>
-      <w:pPr>
-        <w:pStyle w:val="Paragrafoelenco"/>
-        <w:numPr>
-          <w:ilvl w:val="0"/>
-          <w:numId w:val="45"/>
-        </w:numPr>
-      </w:pPr>
-      <w:r>
-        <w:t>Completata funzionalità gestione Magazzino per Lavorazione con stampa PDF</w:t>
-      </w:r>
-      <w:r>
-        <w:t xml:space="preserve"> (Tasto MAGAZZINO su pagina Lavorazione)</w:t>
-      </w:r>
-      <w:r>
-        <w:t>.</w:t>
-      </w:r>
-    </w:p>
-    <w:p>
-      <w:pPr>
-        <w:pStyle w:val="Sottotitolo"/>
-      </w:pPr>
-      <w:r>
-        <w:t>Versione 1.</w:t>
-      </w:r>
-      <w:r>
-        <w:t>67</w:t>
-      </w:r>
-      <w:r>
-        <w:t xml:space="preserve"> del </w:t>
-      </w:r>
-      <w:r>
-        <w:t>05</w:t>
-      </w:r>
-      <w:r>
-        <w:t>/</w:t>
-      </w:r>
-      <w:r>
-        <w:t>02</w:t>
-      </w:r>
-      <w:r>
-        <w:t>/20</w:t>
-      </w:r>
-      <w:r>
-        <w:t>20</w:t>
-      </w:r>
-    </w:p>
-    <w:p>
-      <w:pPr>
-        <w:pStyle w:val="Paragrafoelenco"/>
-        <w:numPr>
-          <w:ilvl w:val="0"/>
-          <w:numId w:val="44"/>
-        </w:numPr>
-      </w:pPr>
-      <w:r>
-        <w:t>Sistemazione nota spese; Aggiunta pulsante annulla per chiudere evento senza salvare; gestione import in piano esterno quando una fig prof viene modificata in dett economico</w:t>
-      </w:r>
-    </w:p>
-    <w:p>
-      <w:pPr>
-        <w:pStyle w:val="Sottotitolo"/>
-      </w:pPr>
-      <w:r>
-        <w:t>Versione 1.</w:t>
-      </w:r>
-      <w:r>
-        <w:t>66</w:t>
-      </w:r>
-      <w:r>
-        <w:t xml:space="preserve"> del </w:t>
-      </w:r>
-      <w:r>
-        <w:t>01</w:t>
-      </w:r>
-      <w:r>
-        <w:t>/</w:t>
-      </w:r>
-      <w:r>
-        <w:t>02</w:t>
-      </w:r>
-      <w:r>
-        <w:t>/20</w:t>
-      </w:r>
-      <w:r>
-        <w:t>20</w:t>
-      </w:r>
-    </w:p>
-    <w:p>
-      <w:pPr>
-        <w:pStyle w:val="Paragrafoelenco"/>
-        <w:numPr>
-          <w:ilvl w:val="0"/>
-          <w:numId w:val="43"/>
-        </w:numPr>
-      </w:pPr>
-      <w:r>
-        <w:t>Magazzino, campo gruppo dipendente da sub categoria</w:t>
-      </w:r>
-    </w:p>
-    <w:p>
-      <w:pPr>
-        <w:pStyle w:val="Paragrafoelenco"/>
-        <w:numPr>
-          <w:ilvl w:val="0"/>
-          <w:numId w:val="43"/>
-        </w:numPr>
-      </w:pPr>
-      <w:r>
-        <w:t>Nome Pdf fattura con Numero Fattura e non Codice Evento</w:t>
-      </w:r>
-    </w:p>
-    <w:p>
-      <w:pPr>
-        <w:pStyle w:val="Paragrafoelenco"/>
-        <w:numPr>
-          <w:ilvl w:val="0"/>
-          <w:numId w:val="43"/>
-        </w:numPr>
-      </w:pPr>
-      <w:r>
-        <w:t>Report collaboratori, totale in alto.</w:t>
-      </w:r>
-    </w:p>
-    <w:p>
-      <w:pPr>
-        <w:pStyle w:val="Sottotitolo"/>
-      </w:pPr>
-      <w:r>
-        <w:t>Versione 1.</w:t>
-      </w:r>
-      <w:r>
-        <w:t>65</w:t>
-      </w:r>
-      <w:r>
-        <w:t xml:space="preserve"> del </w:t>
-      </w:r>
-      <w:r>
-        <w:t>27</w:t>
-      </w:r>
-      <w:r>
-        <w:t>/</w:t>
-      </w:r>
-      <w:r>
-        <w:t>01</w:t>
-      </w:r>
-      <w:r>
-        <w:t>/20</w:t>
-      </w:r>
-      <w:r>
-        <w:t>20</w:t>
-      </w:r>
-    </w:p>
-    <w:p>
-      <w:pPr>
-        <w:pStyle w:val="Paragrafoelenco"/>
-        <w:numPr>
-          <w:ilvl w:val="0"/>
-          <w:numId w:val="42"/>
-        </w:numPr>
-      </w:pPr>
-      <w:r>
-        <w:t>Ricerca con filtro, Riepilogo e Stampa Collaboratori</w:t>
-      </w:r>
-    </w:p>
-    <w:p>
-      <w:pPr>
-        <w:pStyle w:val="Paragrafoelenco"/>
-        <w:numPr>
-          <w:ilvl w:val="0"/>
-          <w:numId w:val="42"/>
-        </w:numPr>
-      </w:pPr>
-      <w:r>
-        <w:t>Ricerca con filtro, Riepilogo e Stampa per Consulente del Lavoro</w:t>
-      </w:r>
-    </w:p>
-    <w:p>
-      <w:pPr>
-        <w:pStyle w:val="Sottotitolo"/>
-      </w:pPr>
-      <w:r>
-        <w:t>Versione 1.</w:t>
-      </w:r>
-      <w:r>
-        <w:t>64</w:t>
-      </w:r>
-      <w:r>
-        <w:t xml:space="preserve"> del </w:t>
-      </w:r>
-      <w:r>
-        <w:t>17</w:t>
-      </w:r>
-      <w:r>
-        <w:t>/</w:t>
-      </w:r>
-      <w:r>
-        <w:t>01</w:t>
-      </w:r>
-      <w:r>
-        <w:t>/20</w:t>
-      </w:r>
-      <w:r>
-        <w:t>20</w:t>
-      </w:r>
-    </w:p>
-    <w:p>
-      <w:pPr>
-        <w:pStyle w:val="Paragrafoelenco"/>
-        <w:numPr>
-          <w:ilvl w:val="0"/>
-          <w:numId w:val="41"/>
-        </w:numPr>
-      </w:pPr>
-      <w:r>
-        <w:t>Modifiche visualizzazione griglia magazzino</w:t>
-      </w:r>
-    </w:p>
-    <w:p>
-      <w:pPr>
-        <w:pStyle w:val="Paragrafoelenco"/>
-        <w:numPr>
-          <w:ilvl w:val="0"/>
-          <w:numId w:val="41"/>
-        </w:numPr>
-      </w:pPr>
-      <w:r>
-        <w:t>Modifiche pagina Scadenzario con totali</w:t>
-      </w:r>
-    </w:p>
-    <w:p>
-      <w:pPr>
-        <w:pStyle w:val="Sottotitolo"/>
-      </w:pPr>
-      <w:r>
-        <w:t>Versione 1.</w:t>
-      </w:r>
-      <w:r>
-        <w:t>63</w:t>
-      </w:r>
-      <w:r>
-        <w:t xml:space="preserve"> del </w:t>
-      </w:r>
-      <w:r>
-        <w:t>15</w:t>
-      </w:r>
-      <w:r>
-        <w:t>/</w:t>
-      </w:r>
-      <w:r>
-        <w:t>01</w:t>
-      </w:r>
-      <w:r>
-        <w:t>/20</w:t>
-      </w:r>
-      <w:r>
-        <w:t>20</w:t>
-      </w:r>
-    </w:p>
-    <w:p>
-      <w:pPr>
-        <w:pStyle w:val="Paragrafoelenco"/>
-        <w:numPr>
-          <w:ilvl w:val="0"/>
-          <w:numId w:val="40"/>
-        </w:numPr>
-      </w:pPr>
-      <w:r>
-        <w:t>Campo lavorazione modificabile in fase di offerta</w:t>
-      </w:r>
-    </w:p>
-    <w:p>
-      <w:pPr>
-        <w:pStyle w:val="Paragrafoelenco"/>
-        <w:numPr>
-          <w:ilvl w:val="0"/>
-          <w:numId w:val="40"/>
-        </w:numPr>
-      </w:pPr>
-      <w:r>
-        <w:t>Campo ID non visibile su elenco protocolli</w:t>
-      </w:r>
-    </w:p>
-    <w:p>
-      <w:pPr>
-        <w:pStyle w:val="Sottotitolo"/>
-      </w:pPr>
-      <w:r>
-        <w:t>Versione 1.</w:t>
-      </w:r>
-      <w:r>
-        <w:t>62</w:t>
-      </w:r>
-      <w:r>
-        <w:t xml:space="preserve"> del </w:t>
-      </w:r>
-      <w:r>
-        <w:t>11</w:t>
-      </w:r>
-      <w:r>
-        <w:t>/</w:t>
-      </w:r>
-      <w:r>
-        <w:t>01</w:t>
-      </w:r>
-      <w:r>
-        <w:t>/20</w:t>
-      </w:r>
-      <w:r>
-        <w:t>20</w:t>
-      </w:r>
-    </w:p>
-    <w:p>
-      <w:pPr>
-        <w:pStyle w:val="Paragrafoelenco"/>
-        <w:numPr>
-          <w:ilvl w:val="0"/>
           <w:numId w:val="39"/>
         </w:numPr>
       </w:pPr>
       <w:r>
         <w:t>Aggiustamenti pagina Magazzino</w:t>
-      </w:r>
-    </w:p>
-    <w:p>
-      <w:pPr>
-        <w:pStyle w:val="Sottotitolo"/>
-      </w:pPr>
-      <w:r>
-        <w:t>Versione 1.</w:t>
-      </w:r>
-      <w:r>
-        <w:t>61</w:t>
-      </w:r>
-      <w:r>
-        <w:t xml:space="preserve"> del </w:t>
-      </w:r>
-      <w:r>
-        <w:t>29</w:t>
-      </w:r>
-      <w:r>
-        <w:t>/</w:t>
-      </w:r>
-      <w:r>
-        <w:t>12</w:t>
-      </w:r>
-      <w:r>
-        <w:t>/2019</w:t>
-      </w:r>
-    </w:p>
-    <w:p>
-      <w:pPr>
-        <w:pStyle w:val="Paragrafoelenco"/>
-        <w:numPr>
-          <w:ilvl w:val="0"/>
-          <w:numId w:val="38"/>
-        </w:numPr>
-      </w:pPr>
-      <w:r>
-        <w:t>Magazzino: cambiato ordine campi elenco</w:t>
-      </w:r>
-    </w:p>
-    <w:p>
-      <w:pPr>
-        <w:pStyle w:val="Paragrafoelenco"/>
-        <w:numPr>
-          <w:ilvl w:val="0"/>
-          <w:numId w:val="38"/>
-        </w:numPr>
-      </w:pPr>
-      <w:r>
-        <w:t>Campi da liste a tendina ricercati per “uguale” e non per “contiene”</w:t>
-      </w:r>
-    </w:p>
-    <w:p>
-      <w:pPr>
-        <w:pStyle w:val="Paragrafoelenco"/>
-        <w:numPr>
-          <w:ilvl w:val="0"/>
-          <w:numId w:val="38"/>
-        </w:numPr>
-      </w:pPr>
-      <w:r>
-        <w:t>Stampa Fattura: distanziato il valore Lav.Rif. dal numero fattura</w:t>
-      </w:r>
-    </w:p>
-    <w:p>
-      <w:pPr>
-        <w:pStyle w:val="Paragrafoelenco"/>
-        <w:numPr>
-          <w:ilvl w:val="0"/>
-          <w:numId w:val="38"/>
-        </w:numPr>
-      </w:pPr>
-      <w:r>
-        <w:t>Aggiunto pulsante “Magazzino” nella pagina della lavorazione per futura gestione attrezzature per lavorazione</w:t>
       </w:r>
     </w:p>
     <w:p>
@@ -2727,6 +2931,88 @@
         <w:t>Versione 1.</w:t>
       </w:r>
       <w:r>
+        <w:t>61</w:t>
+      </w:r>
+      <w:r>
+        <w:t xml:space="preserve"> del </w:t>
+      </w:r>
+      <w:r>
+        <w:t>29</w:t>
+      </w:r>
+      <w:r>
+        <w:t>/</w:t>
+      </w:r>
+      <w:r>
+        <w:t>12</w:t>
+      </w:r>
+      <w:r>
+        <w:t>/2019</w:t>
+      </w:r>
+    </w:p>
+    <w:p>
+      <w:pPr>
+        <w:pStyle w:val="Paragrafoelenco"/>
+        <w:numPr>
+          <w:ilvl w:val="0"/>
+          <w:numId w:val="38"/>
+        </w:numPr>
+      </w:pPr>
+      <w:r>
+        <w:t>Magazzino: cambiato ordine campi elenco</w:t>
+      </w:r>
+    </w:p>
+    <w:p>
+      <w:pPr>
+        <w:pStyle w:val="Paragrafoelenco"/>
+        <w:numPr>
+          <w:ilvl w:val="0"/>
+          <w:numId w:val="38"/>
+        </w:numPr>
+      </w:pPr>
+      <w:r>
+        <w:t>Campi da liste a tendina ricercati per “uguale” e non per “contiene”</w:t>
+      </w:r>
+    </w:p>
+    <w:p>
+      <w:pPr>
+        <w:pStyle w:val="Paragrafoelenco"/>
+        <w:numPr>
+          <w:ilvl w:val="0"/>
+          <w:numId w:val="38"/>
+        </w:numPr>
+      </w:pPr>
+      <w:r>
+        <w:t xml:space="preserve">Stampa Fattura: distanziato il valore </w:t>
+      </w:r>
+      <w:proofErr w:type="spellStart"/>
+      <w:r>
+        <w:t>Lav.Rif</w:t>
+      </w:r>
+      <w:proofErr w:type="spellEnd"/>
+      <w:r>
+        <w:t>. dal numero fattura</w:t>
+      </w:r>
+    </w:p>
+    <w:p>
+      <w:pPr>
+        <w:pStyle w:val="Paragrafoelenco"/>
+        <w:numPr>
+          <w:ilvl w:val="0"/>
+          <w:numId w:val="38"/>
+        </w:numPr>
+      </w:pPr>
+      <w:r>
+        <w:t>Aggiunto pulsante “Magazzino” nella pagina della lavorazione per futura gestione attrezzature per lavorazione</w:t>
+      </w:r>
+    </w:p>
+    <w:p>
+      <w:pPr>
+        <w:pStyle w:val="Sottotitolo"/>
+      </w:pPr>
+      <w:r>
+        <w:t>Versione 1.</w:t>
+      </w:r>
+      <w:r>
         <w:t>60</w:t>
       </w:r>
       <w:r>
@@ -2766,7 +3052,15 @@
         </w:numPr>
       </w:pPr>
       <w:r>
-        <w:t>Modifica pdf fattura in uscita con numero fattura corretto e N.Rif. lavorazione evidenziato accanto (N.B. il protocollo del documento di tipo fattura viene generato allo stesso modo di sempre, il numero fattura viene memorizzato ne campo Riferimento Protocollo).</w:t>
+        <w:t xml:space="preserve">Modifica pdf fattura in uscita con numero fattura corretto e </w:t>
+      </w:r>
+      <w:proofErr w:type="spellStart"/>
+      <w:r>
+        <w:t>N.Rif</w:t>
+      </w:r>
+      <w:proofErr w:type="spellEnd"/>
+      <w:r>
+        <w:t>. lavorazione evidenziato accanto (N.B. il protocollo del documento di tipo fattura viene generato allo stesso modo di sempre, il numero fattura viene memorizzato ne campo Riferimento Protocollo).</w:t>
       </w:r>
     </w:p>
     <w:p>
@@ -2940,8 +3234,13 @@
         </w:numPr>
       </w:pPr>
       <w:r>
-        <w:t>Aggiunta voce creazione file TLTime</w:t>
-      </w:r>
+        <w:t xml:space="preserve">Aggiunta voce creazione file </w:t>
+      </w:r>
+      <w:proofErr w:type="spellStart"/>
+      <w:r>
+        <w:t>TLTime</w:t>
+      </w:r>
+      <w:proofErr w:type="spellEnd"/>
     </w:p>
     <w:p>
       <w:pPr>
@@ -3107,8 +3406,13 @@
         </w:numPr>
       </w:pPr>
       <w:r>
-        <w:t>cambiato colore sfondo stampe in blu Videosystem</w:t>
-      </w:r>
+        <w:t xml:space="preserve">cambiato colore sfondo stampe in blu </w:t>
+      </w:r>
+      <w:proofErr w:type="spellStart"/>
+      <w:r>
+        <w:t>Videosystem</w:t>
+      </w:r>
+      <w:proofErr w:type="spellEnd"/>
     </w:p>
     <w:p/>
     <w:p>
@@ -3146,8 +3450,13 @@
         </w:numPr>
       </w:pPr>
       <w:r>
-        <w:t>Implementazione modalità debug in web.config</w:t>
-      </w:r>
+        <w:t xml:space="preserve">Implementazione modalità debug in </w:t>
+      </w:r>
+      <w:proofErr w:type="spellStart"/>
+      <w:r>
+        <w:t>web.config</w:t>
+      </w:r>
+      <w:proofErr w:type="spellEnd"/>
     </w:p>
     <w:p>
       <w:pPr>
@@ -3188,7 +3497,15 @@
         </w:numPr>
       </w:pPr>
       <w:r>
-        <w:t>utilizzo del numOccorrenza per identificare articoli lavorazione</w:t>
+        <w:t xml:space="preserve">utilizzo del </w:t>
+      </w:r>
+      <w:proofErr w:type="spellStart"/>
+      <w:r>
+        <w:t>numOccorrenza</w:t>
+      </w:r>
+      <w:proofErr w:type="spellEnd"/>
+      <w:r>
+        <w:t xml:space="preserve"> per identificare articoli lavorazione</w:t>
       </w:r>
     </w:p>
     <w:p>
@@ -3200,399 +3517,465 @@
         </w:numPr>
       </w:pPr>
       <w:r>
+        <w:t xml:space="preserve">soluzione vari bug nella modifica articoli in </w:t>
+      </w:r>
+      <w:proofErr w:type="spellStart"/>
+      <w:r>
+        <w:t>dett</w:t>
+      </w:r>
+      <w:proofErr w:type="spellEnd"/>
+      <w:r>
+        <w:t xml:space="preserve"> economico e piano esterno</w:t>
+      </w:r>
+    </w:p>
+    <w:p>
+      <w:pPr>
+        <w:pStyle w:val="Paragrafoelenco"/>
+        <w:numPr>
+          <w:ilvl w:val="0"/>
+          <w:numId w:val="34"/>
+        </w:numPr>
+      </w:pPr>
+      <w:r>
+        <w:t>In inserimento multiplo settata di default la data di trasferimento (se esiste, altrimenti di lavorazione)</w:t>
+      </w:r>
+    </w:p>
+    <w:p>
+      <w:pPr>
+        <w:pStyle w:val="Paragrafoelenco"/>
+        <w:numPr>
+          <w:ilvl w:val="0"/>
+          <w:numId w:val="34"/>
+        </w:numPr>
+      </w:pPr>
+      <w:r>
+        <w:t>controllato che il campo consuntivo venga settato a false in inserimento multiplo</w:t>
+      </w:r>
+    </w:p>
+    <w:p>
+      <w:pPr>
+        <w:pStyle w:val="Paragrafoelenco"/>
+        <w:numPr>
+          <w:ilvl w:val="0"/>
+          <w:numId w:val="34"/>
+        </w:numPr>
+      </w:pPr>
+      <w:r>
+        <w:t>Spostamento a sinistra dei dipendenti nell'agenda</w:t>
+      </w:r>
+    </w:p>
+    <w:p/>
+    <w:p>
+      <w:pPr>
+        <w:pStyle w:val="Sottotitolo"/>
+      </w:pPr>
+      <w:r>
+        <w:t>Versione 1.</w:t>
+      </w:r>
+      <w:r>
+        <w:t>52</w:t>
+      </w:r>
+      <w:r>
+        <w:t xml:space="preserve"> del </w:t>
+      </w:r>
+      <w:r>
+        <w:t>14</w:t>
+      </w:r>
+      <w:r>
+        <w:t>/</w:t>
+      </w:r>
+      <w:r>
+        <w:t>11</w:t>
+      </w:r>
+      <w:r>
+        <w:t>/2019</w:t>
+      </w:r>
+    </w:p>
+    <w:p>
+      <w:pPr>
+        <w:pStyle w:val="Paragrafoelenco"/>
+        <w:numPr>
+          <w:ilvl w:val="0"/>
+          <w:numId w:val="33"/>
+        </w:numPr>
+      </w:pPr>
+      <w:r>
+        <w:t xml:space="preserve">Bug Risolto: </w:t>
+      </w:r>
+      <w:r>
+        <w:t xml:space="preserve">Inserimento di 1 tecnico per più giorni, se ci sono più Tecnici della stessa mansione, mette lo stesso tecnico per </w:t>
+      </w:r>
+      <w:proofErr w:type="spellStart"/>
+      <w:proofErr w:type="gramStart"/>
+      <w:r>
+        <w:t>n.figure</w:t>
+      </w:r>
+      <w:proofErr w:type="spellEnd"/>
+      <w:proofErr w:type="gramEnd"/>
+      <w:r>
+        <w:t xml:space="preserve"> sui giorni di lavoro</w:t>
+      </w:r>
+    </w:p>
+    <w:p>
+      <w:pPr>
+        <w:pStyle w:val="Paragrafoelenco"/>
+        <w:numPr>
+          <w:ilvl w:val="0"/>
+          <w:numId w:val="33"/>
+        </w:numPr>
+      </w:pPr>
+      <w:r>
+        <w:t>Bug Risolto: Importazione -</w:t>
+      </w:r>
+      <w:r>
+        <w:t xml:space="preserve"> Quando elimino 1 tecnico e lo reimporto, cancella tutte le info note inserite in precedenza (da verificare su nuovi lavori)</w:t>
+      </w:r>
+    </w:p>
+    <w:p/>
+    <w:p>
+      <w:pPr>
+        <w:pStyle w:val="Sottotitolo"/>
+      </w:pPr>
+      <w:r>
+        <w:t>Versione 1.</w:t>
+      </w:r>
+      <w:r>
+        <w:t>51</w:t>
+      </w:r>
+      <w:r>
+        <w:t xml:space="preserve"> del </w:t>
+      </w:r>
+      <w:r>
+        <w:t>03</w:t>
+      </w:r>
+      <w:r>
+        <w:t>/</w:t>
+      </w:r>
+      <w:r>
+        <w:t>11</w:t>
+      </w:r>
+      <w:r>
+        <w:t>/2019</w:t>
+      </w:r>
+    </w:p>
+    <w:p>
+      <w:pPr>
+        <w:pStyle w:val="Paragrafoelenco"/>
+        <w:numPr>
+          <w:ilvl w:val="0"/>
+          <w:numId w:val="32"/>
+        </w:numPr>
+      </w:pPr>
+      <w:r>
+        <w:t>Corretto bug descrizione lunghe troncate su Consuntivo</w:t>
+      </w:r>
+    </w:p>
+    <w:p>
+      <w:pPr>
+        <w:pStyle w:val="Paragrafoelenco"/>
+        <w:numPr>
+          <w:ilvl w:val="0"/>
+          <w:numId w:val="32"/>
+        </w:numPr>
+      </w:pPr>
+      <w:r>
+        <w:t>Corretto bug articoli a consuntivo su Dettaglio Economico</w:t>
+      </w:r>
+    </w:p>
+    <w:p/>
+    <w:p>
+      <w:pPr>
+        <w:pStyle w:val="Sottotitolo"/>
+      </w:pPr>
+      <w:r>
+        <w:t>Versione 1.</w:t>
+      </w:r>
+      <w:r>
+        <w:t>50</w:t>
+      </w:r>
+      <w:r>
+        <w:t xml:space="preserve"> del </w:t>
+      </w:r>
+      <w:r>
+        <w:t>27</w:t>
+      </w:r>
+      <w:r>
+        <w:t>/</w:t>
+      </w:r>
+      <w:r>
+        <w:t>10</w:t>
+      </w:r>
+      <w:r>
+        <w:t>/2019</w:t>
+      </w:r>
+    </w:p>
+    <w:p>
+      <w:pPr>
+        <w:pStyle w:val="Paragrafoelenco"/>
+        <w:numPr>
+          <w:ilvl w:val="0"/>
+          <w:numId w:val="31"/>
+        </w:numPr>
+      </w:pPr>
+      <w:r>
+        <w:t>Stampa Offerta aggiornato layout</w:t>
+      </w:r>
+    </w:p>
+    <w:p>
+      <w:pPr>
+        <w:pStyle w:val="Paragrafoelenco"/>
+        <w:numPr>
+          <w:ilvl w:val="0"/>
+          <w:numId w:val="31"/>
+        </w:numPr>
+      </w:pPr>
+      <w:r>
+        <w:t>Stampa Consuntivo aggiornato layout</w:t>
+      </w:r>
+    </w:p>
+    <w:p>
+      <w:pPr>
+        <w:pStyle w:val="Paragrafoelenco"/>
+        <w:numPr>
+          <w:ilvl w:val="0"/>
+          <w:numId w:val="31"/>
+        </w:numPr>
+      </w:pPr>
+      <w:r>
+        <w:t>I</w:t>
+      </w:r>
+      <w:r>
+        <w:t xml:space="preserve">nserimento multiplo in </w:t>
+      </w:r>
+      <w:proofErr w:type="spellStart"/>
+      <w:r>
+        <w:t>dett</w:t>
+      </w:r>
+      <w:proofErr w:type="spellEnd"/>
+      <w:r>
+        <w:t>. economico</w:t>
+      </w:r>
+    </w:p>
+    <w:p>
+      <w:pPr>
+        <w:pStyle w:val="Paragrafoelenco"/>
+        <w:numPr>
+          <w:ilvl w:val="0"/>
+          <w:numId w:val="31"/>
+        </w:numPr>
+      </w:pPr>
+      <w:r>
+        <w:t xml:space="preserve">Correzione errore in fig. </w:t>
+      </w:r>
+      <w:proofErr w:type="gramStart"/>
+      <w:r>
+        <w:t>professionale</w:t>
+      </w:r>
+      <w:r>
+        <w:t>(</w:t>
+      </w:r>
+      <w:proofErr w:type="gramEnd"/>
+      <w:r>
+        <w:t>propagazione modifiche sulle fig. professionali sbagliate)</w:t>
+      </w:r>
+    </w:p>
+    <w:p>
+      <w:pPr>
+        <w:pStyle w:val="Sottotitolo"/>
+      </w:pPr>
+      <w:r>
+        <w:t>Versione 1.</w:t>
+      </w:r>
+      <w:r>
+        <w:t>49</w:t>
+      </w:r>
+      <w:r>
+        <w:t xml:space="preserve"> del </w:t>
+      </w:r>
+      <w:r>
+        <w:t>19</w:t>
+      </w:r>
+      <w:r>
+        <w:t>/</w:t>
+      </w:r>
+      <w:r>
+        <w:t>10</w:t>
+      </w:r>
+      <w:r>
+        <w:t>/2019</w:t>
+      </w:r>
+    </w:p>
+    <w:p>
+      <w:pPr>
+        <w:pStyle w:val="Paragrafoelenco"/>
+        <w:numPr>
+          <w:ilvl w:val="0"/>
+          <w:numId w:val="30"/>
+        </w:numPr>
+      </w:pPr>
+      <w:r>
+        <w:t>possibilità di modificare alcuni dati appuntamento anche se un evento è in lavorazione</w:t>
+      </w:r>
+    </w:p>
+    <w:p>
+      <w:pPr>
+        <w:pStyle w:val="Paragrafoelenco"/>
+        <w:numPr>
+          <w:ilvl w:val="0"/>
+          <w:numId w:val="30"/>
+        </w:numPr>
+      </w:pPr>
+      <w:r>
+        <w:t>replica per ogni giorno di lavorazi</w:t>
+      </w:r>
+      <w:r>
+        <w:t>one del solo personale tecnico</w:t>
+      </w:r>
+    </w:p>
+    <w:p>
+      <w:pPr>
+        <w:pStyle w:val="Paragrafoelenco"/>
+        <w:numPr>
+          <w:ilvl w:val="0"/>
+          <w:numId w:val="30"/>
+        </w:numPr>
+      </w:pPr>
+      <w:r>
+        <w:t>modifica della voce in a</w:t>
+      </w:r>
+      <w:r>
+        <w:t>genda (prima riga=lavorazione)</w:t>
+      </w:r>
+    </w:p>
+    <w:p>
+      <w:pPr>
+        <w:pStyle w:val="Paragrafoelenco"/>
+        <w:numPr>
+          <w:ilvl w:val="0"/>
+          <w:numId w:val="30"/>
+        </w:numPr>
+      </w:pPr>
+      <w:r>
+        <w:t>visualizzazione della descrizione del contrat</w:t>
+      </w:r>
+      <w:r>
+        <w:t xml:space="preserve">to invece che </w:t>
+      </w:r>
+      <w:proofErr w:type="spellStart"/>
+      <w:r>
+        <w:t>num</w:t>
+      </w:r>
+      <w:proofErr w:type="spellEnd"/>
+      <w:r>
+        <w:t>. protocollo</w:t>
+      </w:r>
+    </w:p>
+    <w:p>
+      <w:pPr>
+        <w:pStyle w:val="Paragrafoelenco"/>
+        <w:numPr>
+          <w:ilvl w:val="0"/>
+          <w:numId w:val="30"/>
+        </w:numPr>
+      </w:pPr>
+      <w:r>
+        <w:t>intestazione della tab lavorazion</w:t>
+      </w:r>
+      <w:r>
+        <w:t>e in base alla tab selezionata</w:t>
+      </w:r>
+    </w:p>
+    <w:p>
+      <w:pPr>
+        <w:pStyle w:val="Paragrafoelenco"/>
+        <w:numPr>
+          <w:ilvl w:val="0"/>
+          <w:numId w:val="30"/>
+        </w:numPr>
+      </w:pPr>
+      <w:r>
+        <w:t>filtr</w:t>
+      </w:r>
+      <w:r>
+        <w:t>o data in inserimento generale</w:t>
+      </w:r>
+    </w:p>
+    <w:p>
+      <w:pPr>
+        <w:pStyle w:val="Paragrafoelenco"/>
+        <w:numPr>
+          <w:ilvl w:val="0"/>
+          <w:numId w:val="30"/>
+        </w:numPr>
+      </w:pPr>
+      <w:r>
+        <w:t>eliminazione massiva degli artic</w:t>
+      </w:r>
+      <w:r>
+        <w:t>oli in offerta e in lavorazione</w:t>
+      </w:r>
+    </w:p>
+    <w:p>
+      <w:pPr>
+        <w:pStyle w:val="Paragrafoelenco"/>
+        <w:numPr>
+          <w:ilvl w:val="0"/>
+          <w:numId w:val="30"/>
+        </w:numPr>
+      </w:pPr>
+      <w:r>
+        <w:t>aggiustamenti grafici vari</w:t>
+      </w:r>
+    </w:p>
+    <w:p>
+      <w:pPr>
+        <w:pStyle w:val="Sottotitolo"/>
+      </w:pPr>
+      <w:r>
+        <w:t>Versione 1.</w:t>
+      </w:r>
+      <w:r>
+        <w:t>48</w:t>
+      </w:r>
+      <w:r>
+        <w:t xml:space="preserve"> del </w:t>
+      </w:r>
+      <w:r>
+        <w:t>16</w:t>
+      </w:r>
+      <w:r>
+        <w:t>/</w:t>
+      </w:r>
+      <w:r>
+        <w:t>10</w:t>
+      </w:r>
+      <w:r>
+        <w:t>/2019</w:t>
+      </w:r>
+    </w:p>
+    <w:p>
+      <w:pPr>
+        <w:pStyle w:val="Paragrafoelenco"/>
+        <w:numPr>
+          <w:ilvl w:val="0"/>
+          <w:numId w:val="29"/>
+        </w:numPr>
+      </w:pPr>
+      <w:r>
+        <w:t>Unificazione layout stampe consuntivo e offerta - aggiustamenti vari layout secondo la lista stilata nell'incontro del 14/10</w:t>
+      </w:r>
+    </w:p>
+    <w:p>
+      <w:pPr>
+        <w:pStyle w:val="Paragrafoelenco"/>
+        <w:numPr>
+          <w:ilvl w:val="0"/>
+          <w:numId w:val="29"/>
+        </w:numPr>
+      </w:pPr>
+      <w:r>
         <w:lastRenderedPageBreak/>
-        <w:t>soluzione vari bug nella modifica articoli in dett economico e piano esterno</w:t>
-      </w:r>
-    </w:p>
-    <w:p>
-      <w:pPr>
-        <w:pStyle w:val="Paragrafoelenco"/>
-        <w:numPr>
-          <w:ilvl w:val="0"/>
-          <w:numId w:val="34"/>
-        </w:numPr>
-      </w:pPr>
-      <w:r>
-        <w:t>In inserimento multiplo settata di default la data di trasferimento (se esiste, altrimenti di lavorazione)</w:t>
-      </w:r>
-    </w:p>
-    <w:p>
-      <w:pPr>
-        <w:pStyle w:val="Paragrafoelenco"/>
-        <w:numPr>
-          <w:ilvl w:val="0"/>
-          <w:numId w:val="34"/>
-        </w:numPr>
-      </w:pPr>
-      <w:r>
-        <w:t>controllato che il campo consuntivo venga settato a false in inserimento multiplo</w:t>
-      </w:r>
-    </w:p>
-    <w:p>
-      <w:pPr>
-        <w:pStyle w:val="Paragrafoelenco"/>
-        <w:numPr>
-          <w:ilvl w:val="0"/>
-          <w:numId w:val="34"/>
-        </w:numPr>
-      </w:pPr>
-      <w:r>
-        <w:t>Spostamento a sinistra dei dipendenti nell'agenda</w:t>
-      </w:r>
-    </w:p>
-    <w:p/>
-    <w:p>
-      <w:pPr>
-        <w:pStyle w:val="Sottotitolo"/>
-      </w:pPr>
-      <w:r>
-        <w:t>Versione 1.</w:t>
-      </w:r>
-      <w:r>
-        <w:t>52</w:t>
-      </w:r>
-      <w:r>
-        <w:t xml:space="preserve"> del </w:t>
-      </w:r>
-      <w:r>
-        <w:t>14</w:t>
-      </w:r>
-      <w:r>
-        <w:t>/</w:t>
-      </w:r>
-      <w:r>
-        <w:t>11</w:t>
-      </w:r>
-      <w:r>
-        <w:t>/2019</w:t>
-      </w:r>
-    </w:p>
-    <w:p>
-      <w:pPr>
-        <w:pStyle w:val="Paragrafoelenco"/>
-        <w:numPr>
-          <w:ilvl w:val="0"/>
-          <w:numId w:val="33"/>
-        </w:numPr>
-      </w:pPr>
-      <w:r>
-        <w:t xml:space="preserve">Bug Risolto: </w:t>
-      </w:r>
-      <w:r>
-        <w:t>Inserimento di 1 tecnico per più giorni, se ci sono più Tecnici della stessa mansione, mette lo stesso tecnico per n.figure sui giorni di lavoro</w:t>
-      </w:r>
-    </w:p>
-    <w:p>
-      <w:pPr>
-        <w:pStyle w:val="Paragrafoelenco"/>
-        <w:numPr>
-          <w:ilvl w:val="0"/>
-          <w:numId w:val="33"/>
-        </w:numPr>
-      </w:pPr>
-      <w:r>
-        <w:t>Bug Risolto: Importazione -</w:t>
-      </w:r>
-      <w:r>
-        <w:t xml:space="preserve"> Quando elimino 1 tecnico e lo reimporto, cancella tutte le info note inserite in precedenza (da verificare su nuovi lavori)</w:t>
-      </w:r>
-    </w:p>
-    <w:p/>
-    <w:p>
-      <w:pPr>
-        <w:pStyle w:val="Sottotitolo"/>
-      </w:pPr>
-      <w:r>
-        <w:t>Versione 1.</w:t>
-      </w:r>
-      <w:r>
-        <w:t>51</w:t>
-      </w:r>
-      <w:r>
-        <w:t xml:space="preserve"> del </w:t>
-      </w:r>
-      <w:r>
-        <w:t>03</w:t>
-      </w:r>
-      <w:r>
-        <w:t>/</w:t>
-      </w:r>
-      <w:r>
-        <w:t>11</w:t>
-      </w:r>
-      <w:r>
-        <w:t>/2019</w:t>
-      </w:r>
-    </w:p>
-    <w:p>
-      <w:pPr>
-        <w:pStyle w:val="Paragrafoelenco"/>
-        <w:numPr>
-          <w:ilvl w:val="0"/>
-          <w:numId w:val="32"/>
-        </w:numPr>
-      </w:pPr>
-      <w:r>
-        <w:t>Corretto bug descrizione lunghe troncate su Consuntivo</w:t>
-      </w:r>
-    </w:p>
-    <w:p>
-      <w:pPr>
-        <w:pStyle w:val="Paragrafoelenco"/>
-        <w:numPr>
-          <w:ilvl w:val="0"/>
-          <w:numId w:val="32"/>
-        </w:numPr>
-      </w:pPr>
-      <w:r>
-        <w:t>Corretto bug articoli a consuntivo su Dettaglio Economico</w:t>
-      </w:r>
-    </w:p>
-    <w:p/>
-    <w:p>
-      <w:pPr>
-        <w:pStyle w:val="Sottotitolo"/>
-      </w:pPr>
-      <w:r>
-        <w:t>Versione 1.</w:t>
-      </w:r>
-      <w:r>
-        <w:t>50</w:t>
-      </w:r>
-      <w:r>
-        <w:t xml:space="preserve"> del </w:t>
-      </w:r>
-      <w:r>
-        <w:t>27</w:t>
-      </w:r>
-      <w:r>
-        <w:t>/</w:t>
-      </w:r>
-      <w:r>
-        <w:t>10</w:t>
-      </w:r>
-      <w:r>
-        <w:t>/2019</w:t>
-      </w:r>
-    </w:p>
-    <w:p>
-      <w:pPr>
-        <w:pStyle w:val="Paragrafoelenco"/>
-        <w:numPr>
-          <w:ilvl w:val="0"/>
-          <w:numId w:val="31"/>
-        </w:numPr>
-      </w:pPr>
-      <w:r>
-        <w:t>Stampa Offerta aggiornato layout</w:t>
-      </w:r>
-    </w:p>
-    <w:p>
-      <w:pPr>
-        <w:pStyle w:val="Paragrafoelenco"/>
-        <w:numPr>
-          <w:ilvl w:val="0"/>
-          <w:numId w:val="31"/>
-        </w:numPr>
-      </w:pPr>
-      <w:r>
-        <w:t>Stampa Consuntivo aggiornato layout</w:t>
-      </w:r>
-    </w:p>
-    <w:p>
-      <w:pPr>
-        <w:pStyle w:val="Paragrafoelenco"/>
-        <w:numPr>
-          <w:ilvl w:val="0"/>
-          <w:numId w:val="31"/>
-        </w:numPr>
-      </w:pPr>
-      <w:r>
-        <w:t>I</w:t>
-      </w:r>
-      <w:r>
-        <w:t>nserimento multiplo in dett. economico</w:t>
-      </w:r>
-    </w:p>
-    <w:p>
-      <w:pPr>
-        <w:pStyle w:val="Paragrafoelenco"/>
-        <w:numPr>
-          <w:ilvl w:val="0"/>
-          <w:numId w:val="31"/>
-        </w:numPr>
-      </w:pPr>
-      <w:r>
-        <w:t>Correzione errore in fig. professionale</w:t>
-      </w:r>
-      <w:r>
-        <w:t>(propagazione modifiche sulle fig. professionali sbagliate)</w:t>
-      </w:r>
-    </w:p>
-    <w:p>
-      <w:pPr>
-        <w:pStyle w:val="Sottotitolo"/>
-      </w:pPr>
-      <w:r>
-        <w:t>Versione 1.</w:t>
-      </w:r>
-      <w:r>
-        <w:t>49</w:t>
-      </w:r>
-      <w:r>
-        <w:t xml:space="preserve"> del </w:t>
-      </w:r>
-      <w:r>
-        <w:t>19</w:t>
-      </w:r>
-      <w:r>
-        <w:t>/</w:t>
-      </w:r>
-      <w:r>
-        <w:t>10</w:t>
-      </w:r>
-      <w:r>
-        <w:t>/2019</w:t>
-      </w:r>
-    </w:p>
-    <w:p>
-      <w:pPr>
-        <w:pStyle w:val="Paragrafoelenco"/>
-        <w:numPr>
-          <w:ilvl w:val="0"/>
-          <w:numId w:val="30"/>
-        </w:numPr>
-      </w:pPr>
-      <w:r>
-        <w:t>possibilità di modificare alcuni dati appuntamento anche se un evento è in lavorazione</w:t>
-      </w:r>
-    </w:p>
-    <w:p>
-      <w:pPr>
-        <w:pStyle w:val="Paragrafoelenco"/>
-        <w:numPr>
-          <w:ilvl w:val="0"/>
-          <w:numId w:val="30"/>
-        </w:numPr>
-      </w:pPr>
-      <w:r>
-        <w:t>replica per ogni giorno di lavorazi</w:t>
-      </w:r>
-      <w:r>
-        <w:t>one del solo personale tecnico</w:t>
-      </w:r>
-    </w:p>
-    <w:p>
-      <w:pPr>
-        <w:pStyle w:val="Paragrafoelenco"/>
-        <w:numPr>
-          <w:ilvl w:val="0"/>
-          <w:numId w:val="30"/>
-        </w:numPr>
-      </w:pPr>
-      <w:r>
-        <w:t>modifica della voce in a</w:t>
-      </w:r>
-      <w:r>
-        <w:t>genda (prima riga=lavorazione)</w:t>
-      </w:r>
-    </w:p>
-    <w:p>
-      <w:pPr>
-        <w:pStyle w:val="Paragrafoelenco"/>
-        <w:numPr>
-          <w:ilvl w:val="0"/>
-          <w:numId w:val="30"/>
-        </w:numPr>
-      </w:pPr>
-      <w:r>
-        <w:t>visualizzazione della descrizione del contrat</w:t>
-      </w:r>
-      <w:r>
-        <w:t>to invece che num. protocollo</w:t>
-      </w:r>
-    </w:p>
-    <w:p>
-      <w:pPr>
-        <w:pStyle w:val="Paragrafoelenco"/>
-        <w:numPr>
-          <w:ilvl w:val="0"/>
-          <w:numId w:val="30"/>
-        </w:numPr>
-      </w:pPr>
-      <w:r>
-        <w:t>intestazione della tab lavorazion</w:t>
-      </w:r>
-      <w:r>
-        <w:t>e in base alla tab selezionata</w:t>
-      </w:r>
-    </w:p>
-    <w:p>
-      <w:pPr>
-        <w:pStyle w:val="Paragrafoelenco"/>
-        <w:numPr>
-          <w:ilvl w:val="0"/>
-          <w:numId w:val="30"/>
-        </w:numPr>
-      </w:pPr>
-      <w:r>
-        <w:t>filtr</w:t>
-      </w:r>
-      <w:r>
-        <w:t>o data in inserimento generale</w:t>
-      </w:r>
-    </w:p>
-    <w:p>
-      <w:pPr>
-        <w:pStyle w:val="Paragrafoelenco"/>
-        <w:numPr>
-          <w:ilvl w:val="0"/>
-          <w:numId w:val="30"/>
-        </w:numPr>
-      </w:pPr>
-      <w:r>
-        <w:t>eliminazione massiva degli artic</w:t>
-      </w:r>
-      <w:r>
-        <w:t>oli in offerta e in lavorazione</w:t>
-      </w:r>
-    </w:p>
-    <w:p>
-      <w:pPr>
-        <w:pStyle w:val="Paragrafoelenco"/>
-        <w:numPr>
-          <w:ilvl w:val="0"/>
-          <w:numId w:val="30"/>
-        </w:numPr>
-      </w:pPr>
-      <w:r>
-        <w:t>aggiustamenti grafici vari</w:t>
-      </w:r>
-    </w:p>
-    <w:p>
-      <w:pPr>
-        <w:pStyle w:val="Sottotitolo"/>
-      </w:pPr>
-      <w:r>
-        <w:t>Versione 1.</w:t>
-      </w:r>
-      <w:r>
-        <w:t>48</w:t>
-      </w:r>
-      <w:r>
-        <w:t xml:space="preserve"> del </w:t>
-      </w:r>
-      <w:r>
-        <w:t>16</w:t>
-      </w:r>
-      <w:r>
-        <w:t>/</w:t>
-      </w:r>
-      <w:r>
-        <w:t>10</w:t>
-      </w:r>
-      <w:r>
-        <w:t>/2019</w:t>
+        <w:t>Aggiustamenti layout stampa piano esterno sempre secondo lista del 14/10</w:t>
       </w:r>
     </w:p>
     <w:p>
@@ -3604,31 +3987,15 @@
         </w:numPr>
       </w:pPr>
       <w:r>
-        <w:t>Unificazione layout stampe consuntivo e offerta - aggiustamenti vari layout secondo la lista stilata nell'incontro del 14/10</w:t>
-      </w:r>
-    </w:p>
-    <w:p>
-      <w:pPr>
-        <w:pStyle w:val="Paragrafoelenco"/>
-        <w:numPr>
-          <w:ilvl w:val="0"/>
-          <w:numId w:val="29"/>
-        </w:numPr>
-      </w:pPr>
-      <w:r>
-        <w:t>Aggiustamenti layout stampa piano esterno sempre secondo lista del 14/10</w:t>
-      </w:r>
-    </w:p>
-    <w:p>
-      <w:pPr>
-        <w:pStyle w:val="Paragrafoelenco"/>
-        <w:numPr>
-          <w:ilvl w:val="0"/>
-          <w:numId w:val="29"/>
-        </w:numPr>
-      </w:pPr>
-      <w:r>
-        <w:t>Aggiunta checkbox su elenco articoli per successiva implementazione cancellazione massiva (</w:t>
+        <w:t xml:space="preserve">Aggiunta </w:t>
+      </w:r>
+      <w:proofErr w:type="spellStart"/>
+      <w:r>
+        <w:t>checkbox</w:t>
+      </w:r>
+      <w:proofErr w:type="spellEnd"/>
+      <w:r>
+        <w:t xml:space="preserve"> su elenco articoli per successiva implementazione cancellazione massiva (</w:t>
       </w:r>
       <w:r>
         <w:rPr>
@@ -3691,56 +4058,445 @@
         </w:numPr>
       </w:pPr>
       <w:r>
+        <w:t>aggiunta colonna consuntivo sulla griglia articoli</w:t>
+      </w:r>
+    </w:p>
+    <w:p>
+      <w:pPr>
+        <w:pStyle w:val="Paragrafoelenco"/>
+        <w:numPr>
+          <w:ilvl w:val="0"/>
+          <w:numId w:val="28"/>
+        </w:numPr>
+      </w:pPr>
+      <w:r>
+        <w:t>aggiunto dettaglio con evidenza delle voci a consuntivo su Stampa Consuntivo</w:t>
+      </w:r>
+    </w:p>
+    <w:p>
+      <w:pPr>
+        <w:pStyle w:val="Paragrafoelenco"/>
+        <w:numPr>
+          <w:ilvl w:val="0"/>
+          <w:numId w:val="28"/>
+        </w:numPr>
+      </w:pPr>
+      <w:r>
+        <w:t>Sostituzione qualifica della figura professionale con la tipologia dell'articolo</w:t>
+      </w:r>
+    </w:p>
+    <w:p>
+      <w:pPr>
+        <w:pStyle w:val="Paragrafoelenco"/>
+        <w:numPr>
+          <w:ilvl w:val="0"/>
+          <w:numId w:val="28"/>
+        </w:numPr>
+      </w:pPr>
+      <w:r>
+        <w:t xml:space="preserve">replica modifica ad articoli per </w:t>
+      </w:r>
+      <w:proofErr w:type="gramStart"/>
+      <w:r>
+        <w:t>ogni giorni</w:t>
+      </w:r>
+      <w:proofErr w:type="gramEnd"/>
+      <w:r>
+        <w:t xml:space="preserve"> di lavorazione</w:t>
+      </w:r>
+    </w:p>
+    <w:p>
+      <w:pPr>
+        <w:pStyle w:val="Paragrafoelenco"/>
+        <w:numPr>
+          <w:ilvl w:val="0"/>
+          <w:numId w:val="28"/>
+        </w:numPr>
+      </w:pPr>
+      <w:r>
+        <w:t>aggiornamento combo filtro data lavorazione</w:t>
+      </w:r>
+    </w:p>
+    <w:p/>
+    <w:p>
+      <w:pPr>
+        <w:pStyle w:val="Sottotitolo"/>
+      </w:pPr>
+      <w:r>
+        <w:t>Versione 1.</w:t>
+      </w:r>
+      <w:r>
+        <w:t>46</w:t>
+      </w:r>
+      <w:r>
+        <w:t xml:space="preserve"> del </w:t>
+      </w:r>
+      <w:r>
+        <w:t>07</w:t>
+      </w:r>
+      <w:r>
+        <w:t>/</w:t>
+      </w:r>
+      <w:r>
+        <w:t>10</w:t>
+      </w:r>
+      <w:r>
+        <w:t>/2019</w:t>
+      </w:r>
+    </w:p>
+    <w:p>
+      <w:pPr>
+        <w:pStyle w:val="Paragrafoelenco"/>
+        <w:numPr>
+          <w:ilvl w:val="0"/>
+          <w:numId w:val="27"/>
+        </w:numPr>
+      </w:pPr>
+      <w:r>
+        <w:t>Risolto bug trasformazione in lavorazione</w:t>
+      </w:r>
+    </w:p>
+    <w:p>
+      <w:pPr>
+        <w:pStyle w:val="Paragrafoelenco"/>
+        <w:numPr>
+          <w:ilvl w:val="0"/>
+          <w:numId w:val="27"/>
+        </w:numPr>
+      </w:pPr>
+      <w:r>
+        <w:t>modificata griglia elenco protocolli</w:t>
+      </w:r>
+    </w:p>
+    <w:p>
+      <w:pPr>
+        <w:pStyle w:val="Paragrafoelenco"/>
+        <w:numPr>
+          <w:ilvl w:val="0"/>
+          <w:numId w:val="27"/>
+        </w:numPr>
+      </w:pPr>
+      <w:r>
+        <w:t>modificato layout dettaglio protocolli (sbandieramento a sinistra)</w:t>
+      </w:r>
+    </w:p>
+    <w:p>
+      <w:pPr>
+        <w:pStyle w:val="Sottotitolo"/>
+      </w:pPr>
+    </w:p>
+    <w:p>
+      <w:pPr>
+        <w:pStyle w:val="Sottotitolo"/>
+      </w:pPr>
+      <w:r>
+        <w:t>Versione 1.</w:t>
+      </w:r>
+      <w:r>
+        <w:t>45</w:t>
+      </w:r>
+      <w:r>
+        <w:t xml:space="preserve"> del </w:t>
+      </w:r>
+      <w:r>
+        <w:t>06</w:t>
+      </w:r>
+      <w:r>
+        <w:t>/</w:t>
+      </w:r>
+      <w:r>
+        <w:t>10</w:t>
+      </w:r>
+      <w:r>
+        <w:t>/2019</w:t>
+      </w:r>
+    </w:p>
+    <w:p>
+      <w:pPr>
+        <w:pStyle w:val="Paragrafoelenco"/>
+        <w:numPr>
+          <w:ilvl w:val="0"/>
+          <w:numId w:val="26"/>
+        </w:numPr>
+      </w:pPr>
+      <w:r>
+        <w:t>Modifica Layout dettaglio Protocollo</w:t>
+      </w:r>
+    </w:p>
+    <w:p>
+      <w:pPr>
+        <w:pStyle w:val="Paragrafoelenco"/>
+        <w:numPr>
+          <w:ilvl w:val="0"/>
+          <w:numId w:val="26"/>
+        </w:numPr>
+      </w:pPr>
+      <w:r>
+        <w:t>Aggiunto Protocollo Piano Esterno</w:t>
+      </w:r>
+    </w:p>
+    <w:p>
+      <w:pPr>
+        <w:pStyle w:val="Paragrafoelenco"/>
+        <w:numPr>
+          <w:ilvl w:val="0"/>
+          <w:numId w:val="26"/>
+        </w:numPr>
+      </w:pPr>
+      <w:r>
+        <w:t>Aggiunta Stampa Consuntivo (non terminata)</w:t>
+      </w:r>
+    </w:p>
+    <w:p>
+      <w:pPr>
+        <w:pStyle w:val="Paragrafoelenco"/>
+        <w:numPr>
+          <w:ilvl w:val="0"/>
+          <w:numId w:val="26"/>
+        </w:numPr>
+      </w:pPr>
+      <w:r>
+        <w:t>Aggiunto Protocollo Consuntivo</w:t>
+      </w:r>
+    </w:p>
+    <w:p/>
+    <w:p>
+      <w:pPr>
+        <w:pStyle w:val="Sottotitolo"/>
+      </w:pPr>
+      <w:r>
+        <w:t>Versione 1.</w:t>
+      </w:r>
+      <w:r>
+        <w:t>44</w:t>
+      </w:r>
+      <w:r>
+        <w:t xml:space="preserve"> del </w:t>
+      </w:r>
+      <w:r>
+        <w:t>03</w:t>
+      </w:r>
+      <w:r>
+        <w:t>/</w:t>
+      </w:r>
+      <w:r>
+        <w:t>10</w:t>
+      </w:r>
+      <w:r>
+        <w:t>/2019</w:t>
+      </w:r>
+    </w:p>
+    <w:p>
+      <w:pPr>
+        <w:pStyle w:val="Paragrafoelenco"/>
+        <w:numPr>
+          <w:ilvl w:val="0"/>
+          <w:numId w:val="25"/>
+        </w:numPr>
+      </w:pPr>
+      <w:r>
+        <w:t>selezione data per nuovo articolo aggiunto a dettaglio economico</w:t>
+      </w:r>
+    </w:p>
+    <w:p>
+      <w:pPr>
+        <w:pStyle w:val="Paragrafoelenco"/>
+        <w:numPr>
+          <w:ilvl w:val="0"/>
+          <w:numId w:val="25"/>
+        </w:numPr>
+      </w:pPr>
+      <w:r>
+        <w:t>selezione automatica della tipologia per le figure professionali che risultano assunte</w:t>
+      </w:r>
+    </w:p>
+    <w:p>
+      <w:pPr>
+        <w:pStyle w:val="Paragrafoelenco"/>
+        <w:numPr>
+          <w:ilvl w:val="0"/>
+          <w:numId w:val="25"/>
+        </w:numPr>
+      </w:pPr>
+      <w:r>
+        <w:t>note in dettaglio economico non estratte dall'anagrafica</w:t>
+      </w:r>
+    </w:p>
+    <w:p/>
+    <w:p>
+      <w:pPr>
+        <w:pStyle w:val="Sottotitolo"/>
+      </w:pPr>
+      <w:r>
+        <w:t>Versione 1.4</w:t>
+      </w:r>
+      <w:r>
+        <w:t>3</w:t>
+      </w:r>
+      <w:r>
+        <w:t xml:space="preserve"> del </w:t>
+      </w:r>
+      <w:r>
+        <w:t>02</w:t>
+      </w:r>
+      <w:r>
+        <w:t>/</w:t>
+      </w:r>
+      <w:r>
+        <w:t>10</w:t>
+      </w:r>
+      <w:r>
+        <w:t>/2019</w:t>
+      </w:r>
+    </w:p>
+    <w:p>
+      <w:pPr>
+        <w:pStyle w:val="Paragrafoelenco"/>
+        <w:numPr>
+          <w:ilvl w:val="0"/>
+          <w:numId w:val="24"/>
+        </w:numPr>
+      </w:pPr>
+      <w:r>
+        <w:t>protocolli, viene proposto per default il codice lavorazione 'generico'</w:t>
+      </w:r>
+    </w:p>
+    <w:p>
+      <w:pPr>
+        <w:pStyle w:val="Paragrafoelenco"/>
+        <w:numPr>
+          <w:ilvl w:val="0"/>
+          <w:numId w:val="24"/>
+        </w:numPr>
+      </w:pPr>
+      <w:r>
+        <w:t xml:space="preserve">aggiunti i campi mancanti alla </w:t>
+      </w:r>
+      <w:r>
+        <w:t xml:space="preserve">griglia </w:t>
+      </w:r>
+      <w:r>
+        <w:t>stampa Piano Esterno</w:t>
+      </w:r>
+    </w:p>
+    <w:p>
+      <w:pPr>
+        <w:pStyle w:val="Paragrafoelenco"/>
+        <w:numPr>
+          <w:ilvl w:val="0"/>
+          <w:numId w:val="24"/>
+        </w:numPr>
+      </w:pPr>
+      <w:r>
+        <w:t>salvataggio automatico prima del lancio stampa Piano Esterno</w:t>
+      </w:r>
+    </w:p>
+    <w:p>
+      <w:pPr>
+        <w:pStyle w:val="Paragrafoelenco"/>
+        <w:numPr>
+          <w:ilvl w:val="0"/>
+          <w:numId w:val="24"/>
+        </w:numPr>
+      </w:pPr>
+      <w:r>
+        <w:t>corretto bug su stampa lavorazione (visua</w:t>
+      </w:r>
+      <w:r>
+        <w:t>l</w:t>
+      </w:r>
+      <w:r>
+        <w:t xml:space="preserve">izzava il campo iva </w:t>
+      </w:r>
+      <w:proofErr w:type="spellStart"/>
+      <w:r>
+        <w:t>anzichè</w:t>
+      </w:r>
+      <w:proofErr w:type="spellEnd"/>
+      <w:r>
+        <w:t xml:space="preserve"> la quantità)</w:t>
+      </w:r>
+    </w:p>
+    <w:p/>
+    <w:p>
+      <w:pPr>
+        <w:pStyle w:val="Sottotitolo"/>
+      </w:pPr>
+      <w:r>
+        <w:t>Versione 1.4</w:t>
+      </w:r>
+      <w:r>
+        <w:t>2</w:t>
+      </w:r>
+      <w:r>
+        <w:t xml:space="preserve"> del 2</w:t>
+      </w:r>
+      <w:r>
+        <w:t>5</w:t>
+      </w:r>
+      <w:r>
+        <w:t>/09/2019</w:t>
+      </w:r>
+    </w:p>
+    <w:p>
+      <w:pPr>
+        <w:pStyle w:val="Paragrafoelenco"/>
+        <w:numPr>
+          <w:ilvl w:val="0"/>
+          <w:numId w:val="23"/>
+        </w:numPr>
+      </w:pPr>
+      <w:r>
+        <w:t>articoli in lavorazione replicati per ogni giorno di lavorazione</w:t>
+      </w:r>
+    </w:p>
+    <w:p>
+      <w:pPr>
+        <w:pStyle w:val="Paragrafoelenco"/>
+        <w:numPr>
+          <w:ilvl w:val="0"/>
+          <w:numId w:val="23"/>
+        </w:numPr>
+      </w:pPr>
+      <w:r>
+        <w:t>modifiche layout</w:t>
+      </w:r>
+    </w:p>
+    <w:p>
+      <w:pPr>
+        <w:pStyle w:val="Paragrafoelenco"/>
+        <w:numPr>
+          <w:ilvl w:val="0"/>
+          <w:numId w:val="23"/>
+        </w:numPr>
+      </w:pPr>
+      <w:r>
         <w:lastRenderedPageBreak/>
-        <w:t>aggiunta colonna consuntivo sulla griglia articoli</w:t>
-      </w:r>
-    </w:p>
-    <w:p>
-      <w:pPr>
-        <w:pStyle w:val="Paragrafoelenco"/>
-        <w:numPr>
-          <w:ilvl w:val="0"/>
-          <w:numId w:val="28"/>
-        </w:numPr>
-      </w:pPr>
-      <w:r>
-        <w:t>aggiunto dettaglio con evidenza delle voci a consuntivo su Stampa Consuntivo</w:t>
-      </w:r>
-    </w:p>
-    <w:p>
-      <w:pPr>
-        <w:pStyle w:val="Paragrafoelenco"/>
-        <w:numPr>
-          <w:ilvl w:val="0"/>
-          <w:numId w:val="28"/>
-        </w:numPr>
-      </w:pPr>
-      <w:r>
-        <w:t>Sostituzione qualifica della figura professionale con la tipologia dell'articolo</w:t>
-      </w:r>
-    </w:p>
-    <w:p>
-      <w:pPr>
-        <w:pStyle w:val="Paragrafoelenco"/>
-        <w:numPr>
-          <w:ilvl w:val="0"/>
-          <w:numId w:val="28"/>
-        </w:numPr>
-      </w:pPr>
-      <w:r>
-        <w:t>replica modifica ad articoli per ogni giorni di lavorazione</w:t>
-      </w:r>
-    </w:p>
-    <w:p>
-      <w:pPr>
-        <w:pStyle w:val="Paragrafoelenco"/>
-        <w:numPr>
-          <w:ilvl w:val="0"/>
-          <w:numId w:val="28"/>
-        </w:numPr>
-      </w:pPr>
-      <w:r>
-        <w:t>aggiornamento combo filtro data lavorazione</w:t>
+        <w:t>refresh sul pannello modifica</w:t>
+      </w:r>
+    </w:p>
+    <w:p>
+      <w:pPr>
+        <w:pStyle w:val="Paragrafoelenco"/>
+        <w:numPr>
+          <w:ilvl w:val="0"/>
+          <w:numId w:val="23"/>
+        </w:numPr>
+      </w:pPr>
+      <w:r>
+        <w:t>gestione protocollo, aggiunta campo descrizione, sia in ricerca che in dettaglio</w:t>
+      </w:r>
+    </w:p>
+    <w:p>
+      <w:pPr>
+        <w:pStyle w:val="Paragrafoelenco"/>
+        <w:numPr>
+          <w:ilvl w:val="0"/>
+          <w:numId w:val="23"/>
+        </w:numPr>
+      </w:pPr>
+      <w:r>
+        <w:t>gestione protocollo, in ricerca lavorazione, dopo aver selezionato una lavorazione vengono importati anche i campi lavorazione e produzione, oltre al numero lavorazione</w:t>
       </w:r>
     </w:p>
     <w:p/>
@@ -3749,61 +4505,39 @@
         <w:pStyle w:val="Sottotitolo"/>
       </w:pPr>
       <w:r>
-        <w:t>Versione 1.</w:t>
-      </w:r>
-      <w:r>
-        <w:t>46</w:t>
-      </w:r>
-      <w:r>
-        <w:t xml:space="preserve"> del </w:t>
-      </w:r>
-      <w:r>
-        <w:t>07</w:t>
-      </w:r>
-      <w:r>
-        <w:t>/</w:t>
-      </w:r>
-      <w:r>
-        <w:t>10</w:t>
-      </w:r>
-      <w:r>
-        <w:t>/2019</w:t>
-      </w:r>
-    </w:p>
-    <w:p>
-      <w:pPr>
-        <w:pStyle w:val="Paragrafoelenco"/>
-        <w:numPr>
-          <w:ilvl w:val="0"/>
-          <w:numId w:val="27"/>
-        </w:numPr>
-      </w:pPr>
-      <w:r>
-        <w:t>Risolto bug trasformazione in lavorazione</w:t>
-      </w:r>
-    </w:p>
-    <w:p>
-      <w:pPr>
-        <w:pStyle w:val="Paragrafoelenco"/>
-        <w:numPr>
-          <w:ilvl w:val="0"/>
-          <w:numId w:val="27"/>
-        </w:numPr>
-      </w:pPr>
-      <w:r>
-        <w:t>modificata griglia elenco protocolli</w:t>
-      </w:r>
-    </w:p>
-    <w:p>
-      <w:pPr>
-        <w:pStyle w:val="Paragrafoelenco"/>
-        <w:numPr>
-          <w:ilvl w:val="0"/>
-          <w:numId w:val="27"/>
-        </w:numPr>
-      </w:pPr>
-      <w:r>
-        <w:t>modificato layout dettaglio protocolli (sbandieramento a sinistra)</w:t>
+        <w:t>Versione 1.4</w:t>
+      </w:r>
+      <w:r>
+        <w:t>1</w:t>
+      </w:r>
+      <w:r>
+        <w:t xml:space="preserve"> del 2</w:t>
+      </w:r>
+      <w:r>
+        <w:t>4</w:t>
+      </w:r>
+      <w:r>
+        <w:t>/09/2019</w:t>
+      </w:r>
+    </w:p>
+    <w:p>
+      <w:pPr>
+        <w:pStyle w:val="Paragrafoelenco"/>
+        <w:numPr>
+          <w:ilvl w:val="0"/>
+          <w:numId w:val="22"/>
+        </w:numPr>
+      </w:pPr>
+      <w:r>
+        <w:t>Gestione Protocollo: in inserimento protocollo viene subito creato il numero Protocollo automaticamente; ricerca su clienti e fornitori; nome allegato nel formato "</w:t>
+      </w:r>
+      <w:proofErr w:type="spellStart"/>
+      <w:r>
+        <w:t>Protocollo_NProt.xxx</w:t>
+      </w:r>
+      <w:proofErr w:type="spellEnd"/>
+      <w:r>
+        <w:t xml:space="preserve">";  </w:t>
       </w:r>
     </w:p>
     <w:p>
@@ -3816,351 +4550,83 @@
         <w:pStyle w:val="Sottotitolo"/>
       </w:pPr>
       <w:r>
-        <w:t>Versione 1.</w:t>
-      </w:r>
-      <w:r>
-        <w:t>45</w:t>
-      </w:r>
-      <w:r>
-        <w:t xml:space="preserve"> del </w:t>
-      </w:r>
-      <w:r>
-        <w:t>06</w:t>
-      </w:r>
-      <w:r>
-        <w:t>/</w:t>
-      </w:r>
-      <w:r>
-        <w:t>10</w:t>
-      </w:r>
-      <w:r>
-        <w:t>/2019</w:t>
-      </w:r>
-    </w:p>
-    <w:p>
-      <w:pPr>
-        <w:pStyle w:val="Paragrafoelenco"/>
-        <w:numPr>
-          <w:ilvl w:val="0"/>
-          <w:numId w:val="26"/>
-        </w:numPr>
-      </w:pPr>
-      <w:r>
-        <w:t>Modifica Layout dettaglio Protocollo</w:t>
-      </w:r>
-    </w:p>
-    <w:p>
-      <w:pPr>
-        <w:pStyle w:val="Paragrafoelenco"/>
-        <w:numPr>
-          <w:ilvl w:val="0"/>
-          <w:numId w:val="26"/>
-        </w:numPr>
-      </w:pPr>
-      <w:r>
-        <w:t>Aggiunto Protocollo Piano Esterno</w:t>
-      </w:r>
-    </w:p>
-    <w:p>
-      <w:pPr>
-        <w:pStyle w:val="Paragrafoelenco"/>
-        <w:numPr>
-          <w:ilvl w:val="0"/>
-          <w:numId w:val="26"/>
-        </w:numPr>
-      </w:pPr>
-      <w:r>
-        <w:t>Aggiunta Stampa Consuntivo (non terminata)</w:t>
-      </w:r>
-    </w:p>
-    <w:p>
-      <w:pPr>
-        <w:pStyle w:val="Paragrafoelenco"/>
-        <w:numPr>
-          <w:ilvl w:val="0"/>
-          <w:numId w:val="26"/>
-        </w:numPr>
-      </w:pPr>
-      <w:r>
-        <w:t>Aggiunto Protocollo Consuntivo</w:t>
-      </w:r>
-    </w:p>
-    <w:p/>
-    <w:p>
-      <w:pPr>
-        <w:pStyle w:val="Sottotitolo"/>
-      </w:pPr>
-      <w:r>
-        <w:t>Versione 1.</w:t>
-      </w:r>
-      <w:r>
-        <w:t>44</w:t>
-      </w:r>
-      <w:r>
-        <w:t xml:space="preserve"> del </w:t>
-      </w:r>
-      <w:r>
-        <w:t>03</w:t>
-      </w:r>
-      <w:r>
-        <w:t>/</w:t>
-      </w:r>
-      <w:r>
-        <w:t>10</w:t>
-      </w:r>
-      <w:r>
-        <w:t>/2019</w:t>
-      </w:r>
-    </w:p>
-    <w:p>
-      <w:pPr>
-        <w:pStyle w:val="Paragrafoelenco"/>
-        <w:numPr>
-          <w:ilvl w:val="0"/>
-          <w:numId w:val="25"/>
-        </w:numPr>
-      </w:pPr>
-      <w:r>
-        <w:t>selezione data per nuovo articolo aggiunto a dettaglio economico</w:t>
-      </w:r>
-    </w:p>
-    <w:p>
-      <w:pPr>
-        <w:pStyle w:val="Paragrafoelenco"/>
-        <w:numPr>
-          <w:ilvl w:val="0"/>
-          <w:numId w:val="25"/>
-        </w:numPr>
-      </w:pPr>
-      <w:r>
-        <w:t>selezione automatica della tipologia per le figure professionali che risultano assunte</w:t>
-      </w:r>
-    </w:p>
-    <w:p>
-      <w:pPr>
-        <w:pStyle w:val="Paragrafoelenco"/>
-        <w:numPr>
-          <w:ilvl w:val="0"/>
-          <w:numId w:val="25"/>
-        </w:numPr>
-      </w:pPr>
-      <w:r>
-        <w:t>note in dettaglio economico non estratte dall'anagrafica</w:t>
-      </w:r>
-    </w:p>
-    <w:p/>
-    <w:p>
-      <w:pPr>
-        <w:pStyle w:val="Sottotitolo"/>
-      </w:pPr>
-      <w:r>
-        <w:t>Versione 1.4</w:t>
-      </w:r>
-      <w:r>
-        <w:t>3</w:t>
-      </w:r>
-      <w:r>
-        <w:t xml:space="preserve"> del </w:t>
-      </w:r>
-      <w:r>
-        <w:t>02</w:t>
-      </w:r>
-      <w:r>
-        <w:t>/</w:t>
-      </w:r>
-      <w:r>
-        <w:t>10</w:t>
-      </w:r>
-      <w:r>
-        <w:t>/2019</w:t>
-      </w:r>
-    </w:p>
-    <w:p>
-      <w:pPr>
-        <w:pStyle w:val="Paragrafoelenco"/>
-        <w:numPr>
-          <w:ilvl w:val="0"/>
-          <w:numId w:val="24"/>
-        </w:numPr>
-      </w:pPr>
-      <w:r>
-        <w:t>protocolli, viene proposto per default il codice lavorazione 'generico'</w:t>
-      </w:r>
-    </w:p>
-    <w:p>
-      <w:pPr>
-        <w:pStyle w:val="Paragrafoelenco"/>
-        <w:numPr>
-          <w:ilvl w:val="0"/>
-          <w:numId w:val="24"/>
-        </w:numPr>
-      </w:pPr>
-      <w:r>
-        <w:t xml:space="preserve">aggiunti i campi mancanti alla </w:t>
-      </w:r>
-      <w:r>
-        <w:t xml:space="preserve">griglia </w:t>
-      </w:r>
-      <w:r>
-        <w:t>stampa Piano Esterno</w:t>
-      </w:r>
-    </w:p>
-    <w:p>
-      <w:pPr>
-        <w:pStyle w:val="Paragrafoelenco"/>
-        <w:numPr>
-          <w:ilvl w:val="0"/>
-          <w:numId w:val="24"/>
-        </w:numPr>
-      </w:pPr>
-      <w:r>
-        <w:t>salvataggio automatico prima del lancio stampa Piano Esterno</w:t>
-      </w:r>
-    </w:p>
-    <w:p>
-      <w:pPr>
-        <w:pStyle w:val="Paragrafoelenco"/>
-        <w:numPr>
-          <w:ilvl w:val="0"/>
-          <w:numId w:val="24"/>
-        </w:numPr>
-      </w:pPr>
-      <w:r>
-        <w:t>corretto bug su stampa lavorazione (visua</w:t>
-      </w:r>
-      <w:r>
-        <w:t>l</w:t>
-      </w:r>
-      <w:r>
-        <w:t>izzava il campo iva anzichè la quantità)</w:t>
-      </w:r>
-    </w:p>
-    <w:p/>
-    <w:p>
-      <w:pPr>
-        <w:pStyle w:val="Sottotitolo"/>
-      </w:pPr>
-      <w:r>
-        <w:t>Versione 1.4</w:t>
-      </w:r>
-      <w:r>
-        <w:t>2</w:t>
-      </w:r>
-      <w:r>
-        <w:t xml:space="preserve"> del 2</w:t>
-      </w:r>
+        <w:t>Versione 1.40 del 21/09/2019</w:t>
+      </w:r>
+    </w:p>
+    <w:p>
+      <w:pPr>
+        <w:pStyle w:val="Paragrafoelenco"/>
+        <w:numPr>
+          <w:ilvl w:val="0"/>
+          <w:numId w:val="21"/>
+        </w:numPr>
+      </w:pPr>
+      <w:r>
+        <w:t>messaggio che indica che un evento è in fase di modifica quando viene visualizzata l'agenda</w:t>
+      </w:r>
+    </w:p>
+    <w:p>
+      <w:pPr>
+        <w:pStyle w:val="Paragrafoelenco"/>
+        <w:numPr>
+          <w:ilvl w:val="0"/>
+          <w:numId w:val="21"/>
+        </w:numPr>
+      </w:pPr>
+      <w:r>
+        <w:t>modifica intestazione anteprima evento</w:t>
+      </w:r>
+    </w:p>
+    <w:p>
+      <w:pPr>
+        <w:pStyle w:val="Paragrafoelenco"/>
+        <w:numPr>
+          <w:ilvl w:val="0"/>
+          <w:numId w:val="21"/>
+        </w:numPr>
+      </w:pPr>
+      <w:r>
+        <w:t>evidenziazione degli articoli composti</w:t>
+      </w:r>
+    </w:p>
+    <w:p>
+      <w:pPr>
+        <w:pStyle w:val="Paragrafoelenco"/>
+        <w:numPr>
+          <w:ilvl w:val="0"/>
+          <w:numId w:val="21"/>
+        </w:numPr>
+      </w:pPr>
+      <w:r>
+        <w:t>visualizzazione pulsanti in modifica evento in base alla tab visualizzata</w:t>
+      </w:r>
+    </w:p>
+    <w:p>
+      <w:pPr>
+        <w:pStyle w:val="Paragrafoelenco"/>
+        <w:numPr>
+          <w:ilvl w:val="0"/>
+          <w:numId w:val="21"/>
+        </w:numPr>
+      </w:pPr>
+      <w:r>
+        <w:t xml:space="preserve">limitazione a </w:t>
+      </w:r>
+      <w:proofErr w:type="gramStart"/>
       <w:r>
         <w:t>5</w:t>
       </w:r>
-      <w:r>
-        <w:t>/09/2019</w:t>
-      </w:r>
-    </w:p>
-    <w:p>
-      <w:pPr>
-        <w:pStyle w:val="Paragrafoelenco"/>
-        <w:numPr>
-          <w:ilvl w:val="0"/>
-          <w:numId w:val="23"/>
-        </w:numPr>
-      </w:pPr>
-      <w:r>
-        <w:t>articoli in lavorazione replicati per ogni giorno di lavorazione</w:t>
-      </w:r>
-    </w:p>
-    <w:p>
-      <w:pPr>
-        <w:pStyle w:val="Paragrafoelenco"/>
-        <w:numPr>
-          <w:ilvl w:val="0"/>
-          <w:numId w:val="23"/>
-        </w:numPr>
-      </w:pPr>
-      <w:r>
-        <w:t>modifiche layout</w:t>
-      </w:r>
-    </w:p>
-    <w:p>
-      <w:pPr>
-        <w:pStyle w:val="Paragrafoelenco"/>
-        <w:numPr>
-          <w:ilvl w:val="0"/>
-          <w:numId w:val="23"/>
-        </w:numPr>
-      </w:pPr>
-      <w:r>
-        <w:t>refresh sul pannello modifica</w:t>
-      </w:r>
-    </w:p>
-    <w:p>
-      <w:pPr>
-        <w:pStyle w:val="Paragrafoelenco"/>
-        <w:numPr>
-          <w:ilvl w:val="0"/>
-          <w:numId w:val="23"/>
-        </w:numPr>
-      </w:pPr>
-      <w:r>
-        <w:t>gestione protocollo, aggiunta campo descrizione, sia in ricerca che in dettaglio</w:t>
-      </w:r>
-    </w:p>
-    <w:p>
-      <w:pPr>
-        <w:pStyle w:val="Paragrafoelenco"/>
-        <w:numPr>
-          <w:ilvl w:val="0"/>
-          <w:numId w:val="23"/>
-        </w:numPr>
-      </w:pPr>
-      <w:r>
-        <w:t>gestione protocollo, in ricerca lavorazione, dopo aver selezionato una lavorazione vengono importati anche i campi lavorazione e produzione, oltre al numero lavorazione</w:t>
-      </w:r>
-    </w:p>
-    <w:p/>
-    <w:p>
-      <w:pPr>
-        <w:pStyle w:val="Sottotitolo"/>
-      </w:pPr>
-      <w:r>
-        <w:t>Versione 1.4</w:t>
-      </w:r>
-      <w:r>
-        <w:t>1</w:t>
-      </w:r>
-      <w:r>
-        <w:t xml:space="preserve"> del 2</w:t>
-      </w:r>
-      <w:r>
-        <w:t>4</w:t>
-      </w:r>
-      <w:r>
-        <w:t>/09/2019</w:t>
-      </w:r>
-    </w:p>
-    <w:p>
-      <w:pPr>
-        <w:pStyle w:val="Paragrafoelenco"/>
-        <w:numPr>
-          <w:ilvl w:val="0"/>
-          <w:numId w:val="22"/>
-        </w:numPr>
-      </w:pPr>
-      <w:r>
-        <w:lastRenderedPageBreak/>
-        <w:t xml:space="preserve">Gestione Protocollo: in inserimento protocollo viene subito creato il numero Protocollo automaticamente; ricerca su clienti e fornitori; nome allegato nel formato "Protocollo_NProt.xxx";  </w:t>
-      </w:r>
-    </w:p>
-    <w:p>
-      <w:pPr>
-        <w:pStyle w:val="Sottotitolo"/>
-      </w:pPr>
-    </w:p>
-    <w:p>
-      <w:pPr>
-        <w:pStyle w:val="Sottotitolo"/>
-      </w:pPr>
-      <w:r>
-        <w:t>Versione 1.40 del 21/09/2019</w:t>
+      <w:proofErr w:type="gramEnd"/>
+      <w:r>
+        <w:t xml:space="preserve"> righe nella </w:t>
+      </w:r>
+      <w:proofErr w:type="spellStart"/>
+      <w:r>
+        <w:t>textarea</w:t>
+      </w:r>
+      <w:proofErr w:type="spellEnd"/>
+      <w:r>
+        <w:t xml:space="preserve"> note piano esterno</w:t>
       </w:r>
     </w:p>
     <w:p>
@@ -4172,7 +4638,26 @@
         </w:numPr>
       </w:pPr>
       <w:r>
-        <w:t>messaggio che indica che un evento è in fase di modifica quando viene visualizzata l'agenda</w:t>
+        <w:t xml:space="preserve">limitazione a </w:t>
+      </w:r>
+      <w:proofErr w:type="gramStart"/>
+      <w:r>
+        <w:t>5</w:t>
+      </w:r>
+      <w:proofErr w:type="gramEnd"/>
+      <w:r>
+        <w:t xml:space="preserve"> righe nella </w:t>
+      </w:r>
+      <w:proofErr w:type="spellStart"/>
+      <w:r>
+        <w:t>textarea</w:t>
+      </w:r>
+      <w:proofErr w:type="spellEnd"/>
+      <w:r>
+        <w:t xml:space="preserve"> note</w:t>
+      </w:r>
+      <w:r>
+        <w:t xml:space="preserve"> stampa lavorazione</w:t>
       </w:r>
     </w:p>
     <w:p>
@@ -4184,7 +4669,7 @@
         </w:numPr>
       </w:pPr>
       <w:r>
-        <w:t>modifica intestazione anteprima evento</w:t>
+        <w:t>evidenziazione dell'orario convocazione in piano esterno per velocizzare la fase di modifica</w:t>
       </w:r>
     </w:p>
     <w:p>
@@ -4196,70 +4681,15 @@
         </w:numPr>
       </w:pPr>
       <w:r>
-        <w:t>evidenziazione degli articoli composti</w:t>
-      </w:r>
-    </w:p>
-    <w:p>
-      <w:pPr>
-        <w:pStyle w:val="Paragrafoelenco"/>
-        <w:numPr>
-          <w:ilvl w:val="0"/>
-          <w:numId w:val="21"/>
-        </w:numPr>
-      </w:pPr>
-      <w:r>
-        <w:t>visualizzazione pulsanti in modifica evento in base alla tab visualizzata</w:t>
-      </w:r>
-    </w:p>
-    <w:p>
-      <w:pPr>
-        <w:pStyle w:val="Paragrafoelenco"/>
-        <w:numPr>
-          <w:ilvl w:val="0"/>
-          <w:numId w:val="21"/>
-        </w:numPr>
-      </w:pPr>
-      <w:r>
-        <w:t>limitazione a 5 righe nella textarea note piano esterno</w:t>
-      </w:r>
-    </w:p>
-    <w:p>
-      <w:pPr>
-        <w:pStyle w:val="Paragrafoelenco"/>
-        <w:numPr>
-          <w:ilvl w:val="0"/>
-          <w:numId w:val="21"/>
-        </w:numPr>
-      </w:pPr>
-      <w:r>
-        <w:t>limitazione a 5 righe nella textarea note</w:t>
-      </w:r>
-      <w:r>
-        <w:t xml:space="preserve"> stampa lavorazione</w:t>
-      </w:r>
-    </w:p>
-    <w:p>
-      <w:pPr>
-        <w:pStyle w:val="Paragrafoelenco"/>
-        <w:numPr>
-          <w:ilvl w:val="0"/>
-          <w:numId w:val="21"/>
-        </w:numPr>
-      </w:pPr>
-      <w:r>
-        <w:t>evidenziazione dell'orario convocazione in piano esterno per velocizzare la fase di modifica</w:t>
-      </w:r>
-    </w:p>
-    <w:p>
-      <w:pPr>
-        <w:pStyle w:val="Paragrafoelenco"/>
-        <w:numPr>
-          <w:ilvl w:val="0"/>
-          <w:numId w:val="21"/>
-        </w:numPr>
-      </w:pPr>
-      <w:r>
-        <w:t>soluzione bug descrizione lunga troncata a 100 caratteri</w:t>
+        <w:t xml:space="preserve">soluzione bug descrizione lunga troncata a </w:t>
+      </w:r>
+      <w:proofErr w:type="gramStart"/>
+      <w:r>
+        <w:t>100</w:t>
+      </w:r>
+      <w:proofErr w:type="gramEnd"/>
+      <w:r>
+        <w:t xml:space="preserve"> caratteri</w:t>
       </w:r>
     </w:p>
     <w:p>
@@ -4312,7 +4742,15 @@
         </w:numPr>
       </w:pPr>
       <w:r>
-        <w:t>Aumentata a 5 righe la visualizzazione del campo note su stampa offerta, diminuita interlinea.</w:t>
+        <w:t xml:space="preserve">Aumentata a </w:t>
+      </w:r>
+      <w:proofErr w:type="gramStart"/>
+      <w:r>
+        <w:t>5</w:t>
+      </w:r>
+      <w:proofErr w:type="gramEnd"/>
+      <w:r>
+        <w:t xml:space="preserve"> righe la visualizzazione del campo note su stampa offerta, diminuita interlinea.</w:t>
       </w:r>
     </w:p>
     <w:p>
@@ -4589,7 +5027,25 @@
           <w:color w:val="222222"/>
           <w:lang w:eastAsia="it-IT"/>
         </w:rPr>
-        <w:t>modifica note su stampa offerta, massimo 4 righe</w:t>
+        <w:t xml:space="preserve">modifica note su stampa offerta, massimo </w:t>
+      </w:r>
+      <w:proofErr w:type="gramStart"/>
+      <w:r>
+        <w:rPr>
+          <w:rFonts w:eastAsia="Times New Roman" w:cstheme="minorHAnsi"/>
+          <w:color w:val="222222"/>
+          <w:lang w:eastAsia="it-IT"/>
+        </w:rPr>
+        <w:t>4</w:t>
+      </w:r>
+      <w:proofErr w:type="gramEnd"/>
+      <w:r>
+        <w:rPr>
+          <w:rFonts w:eastAsia="Times New Roman" w:cstheme="minorHAnsi"/>
+          <w:color w:val="222222"/>
+          <w:lang w:eastAsia="it-IT"/>
+        </w:rPr>
+        <w:t xml:space="preserve"> righe</w:t>
       </w:r>
     </w:p>
     <w:p>
@@ -4637,6 +5093,7 @@
         <w:pStyle w:val="Sottotitolo"/>
       </w:pPr>
       <w:r>
+        <w:lastRenderedPageBreak/>
         <w:t>Versione 1.35 del 31/07/2019</w:t>
       </w:r>
     </w:p>
@@ -4693,251 +5150,915 @@
         </w:numPr>
       </w:pPr>
       <w:r>
+        <w:t>Aggiornamento pdf riepilogo dopo modifica note</w:t>
+      </w:r>
+    </w:p>
+    <w:p>
+      <w:pPr>
+        <w:pStyle w:val="Sottotitolo"/>
+      </w:pPr>
+      <w:r>
+        <w:t>Versione1.33 del 29/07/2019</w:t>
+      </w:r>
+    </w:p>
+    <w:p>
+      <w:pPr>
+        <w:pStyle w:val="Paragrafoelenco"/>
+        <w:numPr>
+          <w:ilvl w:val="0"/>
+          <w:numId w:val="16"/>
+        </w:numPr>
+      </w:pPr>
+      <w:r>
+        <w:t>Nuova visualizzazione Riepilogo con anteprima PDF</w:t>
+      </w:r>
+    </w:p>
+    <w:p>
+      <w:pPr>
+        <w:pStyle w:val="Sottotitolo"/>
+      </w:pPr>
+      <w:r>
+        <w:t>Versione1.32 del 21/07/2019</w:t>
+      </w:r>
+    </w:p>
+    <w:p>
+      <w:pPr>
+        <w:pStyle w:val="Paragrafoelenco"/>
+        <w:numPr>
+          <w:ilvl w:val="0"/>
+          <w:numId w:val="16"/>
+        </w:numPr>
+      </w:pPr>
+      <w:r>
+        <w:t xml:space="preserve">Piano Esterno: disposizione colonne griglia figure professionali, funzione 'Inserimento generale', </w:t>
+      </w:r>
+      <w:proofErr w:type="gramStart"/>
+      <w:r>
+        <w:t>note piano esterno</w:t>
+      </w:r>
+      <w:proofErr w:type="gramEnd"/>
+    </w:p>
+    <w:p>
+      <w:pPr>
+        <w:pStyle w:val="Sottotitolo"/>
+      </w:pPr>
+      <w:r>
+        <w:t>Versione1.31 del 12/07/2019</w:t>
+      </w:r>
+    </w:p>
+    <w:p>
+      <w:pPr>
+        <w:pStyle w:val="Paragrafoelenco"/>
+        <w:numPr>
+          <w:ilvl w:val="0"/>
+          <w:numId w:val="15"/>
+        </w:numPr>
+      </w:pPr>
+      <w:r>
+        <w:t>Modificato Layout dettaglio protocollo come quello di ricerca</w:t>
+      </w:r>
+    </w:p>
+    <w:p>
+      <w:pPr>
+        <w:pStyle w:val="Paragrafoelenco"/>
+        <w:numPr>
+          <w:ilvl w:val="0"/>
+          <w:numId w:val="15"/>
+        </w:numPr>
+      </w:pPr>
+      <w:r>
+        <w:t>Aggiunto ordinamento tabella protocolli per singolo campo (cliccando sull'intestazione)</w:t>
+      </w:r>
+    </w:p>
+    <w:p>
+      <w:pPr>
+        <w:pStyle w:val="Paragrafoelenco"/>
+        <w:numPr>
+          <w:ilvl w:val="0"/>
+          <w:numId w:val="15"/>
+        </w:numPr>
+      </w:pPr>
+      <w:r>
+        <w:t>Riepilogo offerta: Aggiunto campo "note" a modifica note del riepilogo</w:t>
+      </w:r>
+    </w:p>
+    <w:p>
+      <w:pPr>
+        <w:pStyle w:val="Paragrafoelenco"/>
+        <w:numPr>
+          <w:ilvl w:val="0"/>
+          <w:numId w:val="15"/>
+        </w:numPr>
+      </w:pPr>
+      <w:r>
+        <w:t xml:space="preserve">Riepilogo offerta: formato del protocollo, orario nella data, descrizione lunga troncata a </w:t>
+      </w:r>
+      <w:proofErr w:type="gramStart"/>
+      <w:r>
+        <w:t>100</w:t>
+      </w:r>
+      <w:proofErr w:type="gramEnd"/>
+      <w:r>
+        <w:t xml:space="preserve"> caratteri, modifiche grafiche (da completare)</w:t>
+      </w:r>
+    </w:p>
+    <w:p>
+      <w:pPr>
+        <w:pStyle w:val="Paragrafoelenco"/>
+        <w:numPr>
+          <w:ilvl w:val="0"/>
+          <w:numId w:val="15"/>
+        </w:numPr>
+      </w:pPr>
+      <w:r>
+        <w:t>Dettaglio economico: ordine delle colonne e modifica valori mostrati, valore lordo in tabella, valore flag stampa, modifica nella selezione della figura professionale, calcolo costi in base a tipo pagamento, aggiunta fattura a tipo pagamento</w:t>
+      </w:r>
+    </w:p>
+    <w:p>
+      <w:pPr>
+        <w:pStyle w:val="Sottotitolo"/>
+      </w:pPr>
+    </w:p>
+    <w:p>
+      <w:pPr>
+        <w:pStyle w:val="Sottotitolo"/>
+      </w:pPr>
+      <w:r>
+        <w:t>Versione1.30 del 06/0</w:t>
+      </w:r>
+      <w:r>
+        <w:t>6</w:t>
+      </w:r>
+      <w:r>
+        <w:t>/2019</w:t>
+      </w:r>
+    </w:p>
+    <w:p>
+      <w:pPr>
+        <w:pStyle w:val="Paragrafoelenco"/>
+        <w:numPr>
+          <w:ilvl w:val="0"/>
+          <w:numId w:val="15"/>
+        </w:numPr>
+      </w:pPr>
+      <w:r>
+        <w:t>Completata cancellazione eventi</w:t>
+      </w:r>
+    </w:p>
+    <w:p>
+      <w:pPr>
+        <w:pStyle w:val="Paragrafoelenco"/>
+        <w:numPr>
+          <w:ilvl w:val="0"/>
+          <w:numId w:val="15"/>
+        </w:numPr>
+      </w:pPr>
+      <w:r>
+        <w:t>Completata gestione Attrezzature Magazzino</w:t>
+      </w:r>
+    </w:p>
+    <w:p>
+      <w:pPr>
+        <w:pStyle w:val="Paragrafoelenco"/>
+        <w:numPr>
+          <w:ilvl w:val="0"/>
+          <w:numId w:val="15"/>
+        </w:numPr>
+      </w:pPr>
+      <w:r>
+        <w:t>Cancellazione logica Collaboratori, Clienti/Fornitori, Articoli, Raggruppamenti Articoli e Protocolli (non si avrà più errore quando si tenta di cancellare un record da una di queste tabelle collegato ad altre tabelle)</w:t>
+      </w:r>
+    </w:p>
+    <w:p>
+      <w:pPr>
+        <w:pStyle w:val="Sottotitolo"/>
+      </w:pPr>
+    </w:p>
+    <w:p>
+      <w:pPr>
+        <w:pStyle w:val="Sottotitolo"/>
+      </w:pPr>
+      <w:r>
+        <w:t>Versione1.29 del 01/0</w:t>
+      </w:r>
+      <w:r>
+        <w:t>6</w:t>
+      </w:r>
+      <w:r>
+        <w:t>/2019</w:t>
+      </w:r>
+    </w:p>
+    <w:p>
+      <w:pPr>
+        <w:pStyle w:val="Paragrafoelenco"/>
+        <w:numPr>
+          <w:ilvl w:val="0"/>
+          <w:numId w:val="14"/>
+        </w:numPr>
+      </w:pPr>
+      <w:r>
+        <w:t>Aggiunta cancellazione eventi</w:t>
+      </w:r>
+    </w:p>
+    <w:p>
+      <w:pPr>
+        <w:pStyle w:val="Paragrafoelenco"/>
+        <w:numPr>
+          <w:ilvl w:val="0"/>
+          <w:numId w:val="14"/>
+        </w:numPr>
+      </w:pPr>
+      <w:r>
+        <w:t>Aggiunta gestione Magazzino (incompleta)</w:t>
+      </w:r>
+    </w:p>
+    <w:p>
+      <w:pPr>
+        <w:pStyle w:val="Sottotitolo"/>
+      </w:pPr>
+    </w:p>
+    <w:p>
+      <w:pPr>
+        <w:pStyle w:val="Sottotitolo"/>
+      </w:pPr>
+      <w:r>
+        <w:t>Versione1.28 del 22/05/2019</w:t>
+      </w:r>
+    </w:p>
+    <w:p>
+      <w:pPr>
+        <w:pStyle w:val="Paragrafoelenco"/>
+        <w:numPr>
+          <w:ilvl w:val="0"/>
+          <w:numId w:val="13"/>
+        </w:numPr>
+      </w:pPr>
+      <w:r>
+        <w:t>Aggiunta gestione Tipologie Interventi nel menù "Tabelle/Tipologie Interventi"</w:t>
+      </w:r>
+    </w:p>
+    <w:p>
+      <w:pPr>
+        <w:pStyle w:val="Paragrafoelenco"/>
+        <w:numPr>
+          <w:ilvl w:val="0"/>
+          <w:numId w:val="13"/>
+        </w:numPr>
+      </w:pPr>
+      <w:r>
+        <w:t>Aggiornata Lavorazione con gestione Dettaglio Economico e Piano Esterno (da completare)</w:t>
+      </w:r>
+    </w:p>
+    <w:p/>
+    <w:p>
+      <w:pPr>
+        <w:pStyle w:val="Sottotitolo"/>
+      </w:pPr>
+      <w:r>
         <w:lastRenderedPageBreak/>
-        <w:t>Aggiornamento pdf riepilogo dopo modifica note</w:t>
+        <w:t>Versione1.27 del 05/05/2019</w:t>
+      </w:r>
+    </w:p>
+    <w:p>
+      <w:pPr>
+        <w:pStyle w:val="Paragrafoelenco"/>
+        <w:numPr>
+          <w:ilvl w:val="0"/>
+          <w:numId w:val="12"/>
+        </w:numPr>
+      </w:pPr>
+      <w:r>
+        <w:t>Aggiunta Lavorazione</w:t>
       </w:r>
     </w:p>
     <w:p>
       <w:pPr>
         <w:pStyle w:val="Sottotitolo"/>
       </w:pPr>
-      <w:r>
-        <w:t>Versione1.33 del 29/07/2019</w:t>
-      </w:r>
-    </w:p>
-    <w:p>
-      <w:pPr>
-        <w:pStyle w:val="Paragrafoelenco"/>
-        <w:numPr>
-          <w:ilvl w:val="0"/>
-          <w:numId w:val="16"/>
-        </w:numPr>
-      </w:pPr>
-      <w:r>
-        <w:t>Nuova visualizzazione Riepilogo con anteprima PDF</w:t>
-      </w:r>
     </w:p>
     <w:p>
       <w:pPr>
         <w:pStyle w:val="Sottotitolo"/>
       </w:pPr>
       <w:r>
-        <w:t>Versione1.32 del 21/07/2019</w:t>
-      </w:r>
-    </w:p>
-    <w:p>
-      <w:pPr>
-        <w:pStyle w:val="Paragrafoelenco"/>
-        <w:numPr>
-          <w:ilvl w:val="0"/>
-          <w:numId w:val="16"/>
-        </w:numPr>
-      </w:pPr>
-      <w:r>
-        <w:t>Piano Esterno: disposizione colonne griglia figure professionali, funzione 'Inserimento generale', note piano esterno</w:t>
+        <w:t>Versione1.26 del 27/04/2019</w:t>
+      </w:r>
+    </w:p>
+    <w:p>
+      <w:pPr>
+        <w:pStyle w:val="Paragrafoelenco"/>
+        <w:numPr>
+          <w:ilvl w:val="0"/>
+          <w:numId w:val="11"/>
+        </w:numPr>
+      </w:pPr>
+      <w:r>
+        <w:t xml:space="preserve">Aggiunta Gestione Password di accesso dimenticata con generazione nuova password </w:t>
+      </w:r>
+      <w:proofErr w:type="gramStart"/>
+      <w:r>
+        <w:t>ed  invio</w:t>
+      </w:r>
+      <w:proofErr w:type="gramEnd"/>
+    </w:p>
+    <w:p>
+      <w:pPr>
+        <w:pStyle w:val="Paragrafoelenco"/>
+      </w:pPr>
+      <w:r>
+        <w:t xml:space="preserve"> e-mail.</w:t>
       </w:r>
     </w:p>
     <w:p>
       <w:pPr>
         <w:pStyle w:val="Sottotitolo"/>
       </w:pPr>
-      <w:r>
-        <w:t>Versione1.31 del 12/07/2019</w:t>
-      </w:r>
-    </w:p>
-    <w:p>
-      <w:pPr>
-        <w:pStyle w:val="Paragrafoelenco"/>
-        <w:numPr>
-          <w:ilvl w:val="0"/>
-          <w:numId w:val="15"/>
-        </w:numPr>
-      </w:pPr>
-      <w:r>
-        <w:t>Modificato Layout dettaglio protocollo come quello di ricerca</w:t>
-      </w:r>
-    </w:p>
-    <w:p>
-      <w:pPr>
-        <w:pStyle w:val="Paragrafoelenco"/>
-        <w:numPr>
-          <w:ilvl w:val="0"/>
-          <w:numId w:val="15"/>
-        </w:numPr>
-      </w:pPr>
-      <w:r>
-        <w:t>Aggiunto ordinamento tabella protocolli per singolo campo (cliccando sull'intestazione)</w:t>
-      </w:r>
-    </w:p>
-    <w:p>
-      <w:pPr>
-        <w:pStyle w:val="Paragrafoelenco"/>
-        <w:numPr>
-          <w:ilvl w:val="0"/>
-          <w:numId w:val="15"/>
-        </w:numPr>
-      </w:pPr>
-      <w:r>
-        <w:t>Riepilogo offerta: Aggiunto campo "note" a modifica note del riepilogo</w:t>
-      </w:r>
-    </w:p>
-    <w:p>
-      <w:pPr>
-        <w:pStyle w:val="Paragrafoelenco"/>
-        <w:numPr>
-          <w:ilvl w:val="0"/>
-          <w:numId w:val="15"/>
-        </w:numPr>
-      </w:pPr>
-      <w:r>
-        <w:t>Riepilogo offerta: formato del protocollo, orario nella data, descrizione lunga troncata a 100 caratteri, modifiche grafiche (da completare)</w:t>
-      </w:r>
-    </w:p>
-    <w:p>
-      <w:pPr>
-        <w:pStyle w:val="Paragrafoelenco"/>
-        <w:numPr>
-          <w:ilvl w:val="0"/>
-          <w:numId w:val="15"/>
-        </w:numPr>
-      </w:pPr>
-      <w:r>
-        <w:t>Dettaglio economico: ordine delle colonne e modifica valori mostrati, valore lordo in tabella, valore flag stampa, modifica nella selezione della figura professionale, calcolo costi in base a tipo pagamento, aggiunta fattura a tipo pagamento</w:t>
-      </w:r>
     </w:p>
     <w:p>
       <w:pPr>
         <w:pStyle w:val="Sottotitolo"/>
       </w:pPr>
+      <w:r>
+        <w:t>Versione1.25 del 24/04/2019</w:t>
+      </w:r>
+    </w:p>
+    <w:p>
+      <w:pPr>
+        <w:pStyle w:val="Paragrafoelenco"/>
+        <w:numPr>
+          <w:ilvl w:val="0"/>
+          <w:numId w:val="11"/>
+        </w:numPr>
+      </w:pPr>
+      <w:r>
+        <w:t>Aggiunta Gestione Utenti (menù in alto a destra Gestione Utenze/Utenti)</w:t>
+      </w:r>
     </w:p>
     <w:p>
       <w:pPr>
         <w:pStyle w:val="Sottotitolo"/>
       </w:pPr>
-      <w:r>
-        <w:t>Versione1.30 del 06/0</w:t>
-      </w:r>
-      <w:r>
-        <w:t>6</w:t>
-      </w:r>
-      <w:r>
-        <w:t>/2019</w:t>
-      </w:r>
-    </w:p>
-    <w:p>
-      <w:pPr>
-        <w:pStyle w:val="Paragrafoelenco"/>
-        <w:numPr>
-          <w:ilvl w:val="0"/>
-          <w:numId w:val="15"/>
-        </w:numPr>
-      </w:pPr>
-      <w:r>
-        <w:t>Completata cancellazione eventi</w:t>
-      </w:r>
-    </w:p>
-    <w:p>
-      <w:pPr>
-        <w:pStyle w:val="Paragrafoelenco"/>
-        <w:numPr>
-          <w:ilvl w:val="0"/>
-          <w:numId w:val="15"/>
-        </w:numPr>
-      </w:pPr>
-      <w:r>
-        <w:t>Completata gestione Attrezzature Magazzino</w:t>
-      </w:r>
-    </w:p>
-    <w:p>
-      <w:pPr>
-        <w:pStyle w:val="Paragrafoelenco"/>
-        <w:numPr>
-          <w:ilvl w:val="0"/>
-          <w:numId w:val="15"/>
-        </w:numPr>
-      </w:pPr>
-      <w:r>
-        <w:t>Cancellazione logica Collaboratori, Clienti/Fornitori, Articoli, Raggruppamenti Articoli e Protocolli (non si avrà più errore quando si tenta di cancellare un record da una di queste tabelle collegato ad altre tabelle)</w:t>
-      </w:r>
     </w:p>
     <w:p>
       <w:pPr>
         <w:pStyle w:val="Sottotitolo"/>
       </w:pPr>
+      <w:r>
+        <w:t>Versione1.24 del 22/04/2019</w:t>
+      </w:r>
+    </w:p>
+    <w:p>
+      <w:pPr>
+        <w:pStyle w:val="Paragrafoelenco"/>
+        <w:numPr>
+          <w:ilvl w:val="0"/>
+          <w:numId w:val="10"/>
+        </w:numPr>
+      </w:pPr>
+      <w:r>
+        <w:t>Riorganizzazione menù</w:t>
+      </w:r>
+    </w:p>
+    <w:p>
+      <w:pPr>
+        <w:pStyle w:val="Paragrafoelenco"/>
+        <w:numPr>
+          <w:ilvl w:val="0"/>
+          <w:numId w:val="10"/>
+        </w:numPr>
+      </w:pPr>
+      <w:r>
+        <w:t>Aggiunta gestione Tabella Qualifiche Personale</w:t>
+      </w:r>
+    </w:p>
+    <w:p>
+      <w:pPr>
+        <w:pStyle w:val="Paragrafoelenco"/>
+        <w:numPr>
+          <w:ilvl w:val="0"/>
+          <w:numId w:val="10"/>
+        </w:numPr>
+      </w:pPr>
+      <w:r>
+        <w:t>Aggiunta gestione Tabella Tipologie Clienti/Fornitori</w:t>
+      </w:r>
+    </w:p>
+    <w:p>
+      <w:pPr>
+        <w:pStyle w:val="Paragrafoelenco"/>
+        <w:numPr>
+          <w:ilvl w:val="0"/>
+          <w:numId w:val="10"/>
+        </w:numPr>
+      </w:pPr>
+      <w:r>
+        <w:t>Aggiunta gestione Tabella Tipi Protocolli</w:t>
+      </w:r>
+    </w:p>
+    <w:p>
+      <w:pPr>
+        <w:pStyle w:val="Paragrafoelenco"/>
+        <w:numPr>
+          <w:ilvl w:val="0"/>
+          <w:numId w:val="10"/>
+        </w:numPr>
+      </w:pPr>
+      <w:r>
+        <w:t>Aggiunta gestione Tabella Tipi Lavorazione</w:t>
+      </w:r>
+    </w:p>
+    <w:p>
+      <w:pPr>
+        <w:pStyle w:val="Paragrafoelenco"/>
+        <w:numPr>
+          <w:ilvl w:val="0"/>
+          <w:numId w:val="10"/>
+        </w:numPr>
+      </w:pPr>
+      <w:r>
+        <w:t xml:space="preserve">Aggiunti nuovi colori per Intestazione Colonne </w:t>
+      </w:r>
+      <w:proofErr w:type="spellStart"/>
+      <w:r>
+        <w:t>agenda</w:t>
+      </w:r>
+      <w:r>
+        <w:t>da</w:t>
+      </w:r>
+      <w:proofErr w:type="spellEnd"/>
+      <w:r>
+        <w:t xml:space="preserve"> menù Tabelle/Colonne Agenda</w:t>
+      </w:r>
+    </w:p>
+    <w:p>
+      <w:pPr>
+        <w:pStyle w:val="Paragrafoelenco"/>
+        <w:numPr>
+          <w:ilvl w:val="0"/>
+          <w:numId w:val="10"/>
+        </w:numPr>
+      </w:pPr>
+      <w:r>
+        <w:t xml:space="preserve">Aggiunta possibilità di ordinare le colonne agenda </w:t>
+      </w:r>
+      <w:r>
+        <w:t xml:space="preserve">da menù Tabelle/Colonne Agenda tramite il nuovo campo Ordinamento </w:t>
+      </w:r>
+      <w:r>
+        <w:t>(</w:t>
+      </w:r>
+      <w:r>
+        <w:t xml:space="preserve">la modifica non è </w:t>
+      </w:r>
+      <w:r>
+        <w:t>ancora visibile dall'agenda)</w:t>
+      </w:r>
+    </w:p>
+    <w:p>
+      <w:pPr>
+        <w:pStyle w:val="Paragrafoelenco"/>
+        <w:numPr>
+          <w:ilvl w:val="0"/>
+          <w:numId w:val="10"/>
+        </w:numPr>
+      </w:pPr>
+      <w:r>
+        <w:t>Aggiunti nuovi parametri da Tabelle\Configurazione (GIORNI_PAGAMENTO, BANCA da 01 a 04 e IBAN da 01 a 04)</w:t>
+      </w:r>
     </w:p>
     <w:p>
       <w:pPr>
         <w:pStyle w:val="Sottotitolo"/>
       </w:pPr>
-      <w:r>
-        <w:t>Versione1.29 del 01/0</w:t>
-      </w:r>
-      <w:r>
-        <w:t>6</w:t>
-      </w:r>
-      <w:r>
-        <w:t>/2019</w:t>
-      </w:r>
-    </w:p>
-    <w:p>
-      <w:pPr>
-        <w:pStyle w:val="Paragrafoelenco"/>
-        <w:numPr>
-          <w:ilvl w:val="0"/>
-          <w:numId w:val="14"/>
-        </w:numPr>
-      </w:pPr>
-      <w:r>
-        <w:t>Aggiunta cancellazione eventi</w:t>
-      </w:r>
-    </w:p>
-    <w:p>
-      <w:pPr>
-        <w:pStyle w:val="Paragrafoelenco"/>
-        <w:numPr>
-          <w:ilvl w:val="0"/>
-          <w:numId w:val="14"/>
-        </w:numPr>
-      </w:pPr>
-      <w:r>
-        <w:t>Aggiunta gestione Magazzino (incompleta)</w:t>
-      </w:r>
     </w:p>
     <w:p>
       <w:pPr>
         <w:pStyle w:val="Sottotitolo"/>
       </w:pPr>
+      <w:r>
+        <w:t>Versione1.23 del 18/04/2019</w:t>
+      </w:r>
+    </w:p>
+    <w:p>
+      <w:pPr>
+        <w:pStyle w:val="Paragrafoelenco"/>
+        <w:numPr>
+          <w:ilvl w:val="0"/>
+          <w:numId w:val="9"/>
+        </w:numPr>
+      </w:pPr>
+      <w:r>
+        <w:t xml:space="preserve">Aggiunta pagina di gestione valori di configurazione (es. campi IVA, IBAN, indirizzi </w:t>
+      </w:r>
+      <w:proofErr w:type="spellStart"/>
+      <w:r>
+        <w:t>etcetc</w:t>
+      </w:r>
+      <w:proofErr w:type="spellEnd"/>
+      <w:r>
+        <w:t>), da menu TABELLE\Gestione Configurazione</w:t>
+      </w:r>
     </w:p>
     <w:p>
       <w:pPr>
         <w:pStyle w:val="Sottotitolo"/>
       </w:pPr>
-      <w:r>
-        <w:t>Versione1.28 del 22/05/2019</w:t>
-      </w:r>
-    </w:p>
-    <w:p>
-      <w:pPr>
-        <w:pStyle w:val="Paragrafoelenco"/>
-        <w:numPr>
-          <w:ilvl w:val="0"/>
-          <w:numId w:val="13"/>
-        </w:numPr>
-      </w:pPr>
-      <w:r>
-        <w:t>Aggiunta gestione Tipologie Interventi nel menù "Tabelle/Tipologie Interventi"</w:t>
-      </w:r>
-    </w:p>
-    <w:p>
-      <w:pPr>
-        <w:pStyle w:val="Paragrafoelenco"/>
-        <w:numPr>
-          <w:ilvl w:val="0"/>
-          <w:numId w:val="13"/>
-        </w:numPr>
-      </w:pPr>
-      <w:r>
-        <w:t>Aggiornata Lavorazione con gestione Dettaglio Economico e Piano Esterno (da completare)</w:t>
+    </w:p>
+    <w:p>
+      <w:pPr>
+        <w:pStyle w:val="Sottotitolo"/>
+      </w:pPr>
+      <w:r>
+        <w:t>Versione1.22 del 14/04/2019</w:t>
+      </w:r>
+    </w:p>
+    <w:p>
+      <w:pPr>
+        <w:pStyle w:val="Paragrafoelenco"/>
+        <w:numPr>
+          <w:ilvl w:val="0"/>
+          <w:numId w:val="8"/>
+        </w:numPr>
+      </w:pPr>
+      <w:r>
+        <w:t>Salvataggio e modifica Note Offerta</w:t>
+      </w:r>
+    </w:p>
+    <w:p>
+      <w:pPr>
+        <w:pStyle w:val="Sottotitolo"/>
+      </w:pPr>
+    </w:p>
+    <w:p>
+      <w:pPr>
+        <w:pStyle w:val="Sottotitolo"/>
+      </w:pPr>
+      <w:r>
+        <w:t>Versione1.21 del 13/04/2019</w:t>
+      </w:r>
+    </w:p>
+    <w:p>
+      <w:pPr>
+        <w:pStyle w:val="Paragrafoelenco"/>
+        <w:numPr>
+          <w:ilvl w:val="0"/>
+          <w:numId w:val="7"/>
+        </w:numPr>
+      </w:pPr>
+      <w:r>
+        <w:t>Pagina protocollo sistemato layout ricerca</w:t>
+      </w:r>
+    </w:p>
+    <w:p>
+      <w:pPr>
+        <w:pStyle w:val="Paragrafoelenco"/>
+        <w:numPr>
+          <w:ilvl w:val="0"/>
+          <w:numId w:val="7"/>
+        </w:numPr>
+      </w:pPr>
+      <w:r>
+        <w:t>Pagina protocollo, in apertura visualizza gli ultimi protocolli automaticamente</w:t>
+      </w:r>
+    </w:p>
+    <w:p>
+      <w:pPr>
+        <w:pStyle w:val="Paragrafoelenco"/>
+        <w:numPr>
+          <w:ilvl w:val="0"/>
+          <w:numId w:val="7"/>
+        </w:numPr>
+      </w:pPr>
+      <w:r>
+        <w:t>Iva recuperata da tabella e non più dal singolo articolo</w:t>
+      </w:r>
+    </w:p>
+    <w:p>
+      <w:pPr>
+        <w:pStyle w:val="Paragrafoelenco"/>
+        <w:numPr>
+          <w:ilvl w:val="0"/>
+          <w:numId w:val="7"/>
+        </w:numPr>
+      </w:pPr>
+      <w:r>
+        <w:t xml:space="preserve">Aggiunta immagine </w:t>
+      </w:r>
+      <w:proofErr w:type="spellStart"/>
+      <w:r>
+        <w:t>footer</w:t>
+      </w:r>
+      <w:proofErr w:type="spellEnd"/>
+      <w:r>
+        <w:t xml:space="preserve"> riepilogo offerta</w:t>
+      </w:r>
+    </w:p>
+    <w:p>
+      <w:pPr>
+        <w:pStyle w:val="Sottotitolo"/>
+      </w:pPr>
+    </w:p>
+    <w:p>
+      <w:pPr>
+        <w:pStyle w:val="Sottotitolo"/>
+      </w:pPr>
+      <w:r>
+        <w:lastRenderedPageBreak/>
+        <w:t>Versione1.20 del 11/04/2019</w:t>
+      </w:r>
+    </w:p>
+    <w:p>
+      <w:pPr>
+        <w:pStyle w:val="Paragrafoelenco"/>
+        <w:numPr>
+          <w:ilvl w:val="0"/>
+          <w:numId w:val="6"/>
+        </w:numPr>
+      </w:pPr>
+      <w:r>
+        <w:t>Pagina Offerta, risolto malfunzionamento ordinamento articoli</w:t>
+      </w:r>
+    </w:p>
+    <w:p>
+      <w:pPr>
+        <w:pStyle w:val="Paragrafoelenco"/>
+        <w:numPr>
+          <w:ilvl w:val="0"/>
+          <w:numId w:val="6"/>
+        </w:numPr>
+      </w:pPr>
+      <w:r>
+        <w:t xml:space="preserve">Popolato </w:t>
+      </w:r>
+      <w:proofErr w:type="spellStart"/>
+      <w:r>
+        <w:t>footer</w:t>
+      </w:r>
+      <w:proofErr w:type="spellEnd"/>
+      <w:r>
+        <w:t xml:space="preserve"> riepilogo offerta con i dati del cliente</w:t>
+      </w:r>
+    </w:p>
+    <w:p>
+      <w:pPr>
+        <w:pStyle w:val="Paragrafoelenco"/>
+        <w:numPr>
+          <w:ilvl w:val="0"/>
+          <w:numId w:val="6"/>
+        </w:numPr>
+      </w:pPr>
+      <w:r>
+        <w:t>Pagina Protocollo, aggiunto campo di ricerca "Lavorazione"</w:t>
+      </w:r>
+    </w:p>
+    <w:p>
+      <w:pPr>
+        <w:pStyle w:val="Paragrafoelenco"/>
+        <w:numPr>
+          <w:ilvl w:val="0"/>
+          <w:numId w:val="6"/>
+        </w:numPr>
+      </w:pPr>
+      <w:r>
+        <w:t>Pagina Protocollo, aggiunta selezione con calendari a scomparsa sui campi Data</w:t>
+      </w:r>
+    </w:p>
+    <w:p>
+      <w:pPr>
+        <w:pStyle w:val="Sottotitolo"/>
+      </w:pPr>
+    </w:p>
+    <w:p>
+      <w:pPr>
+        <w:pStyle w:val="Sottotitolo"/>
+      </w:pPr>
+      <w:r>
+        <w:t>Versione1.19 del 09/04/2019</w:t>
+      </w:r>
+    </w:p>
+    <w:p>
+      <w:pPr>
+        <w:pStyle w:val="Paragrafoelenco"/>
+        <w:numPr>
+          <w:ilvl w:val="0"/>
+          <w:numId w:val="5"/>
+        </w:numPr>
+      </w:pPr>
+      <w:r>
+        <w:t>correzione bug tender: modificando un evento che conteneva uno o più tender il salvataggio falliva perché i tender risultavano già impiegati; </w:t>
+      </w:r>
+    </w:p>
+    <w:p>
+      <w:pPr>
+        <w:pStyle w:val="Paragrafoelenco"/>
+        <w:numPr>
+          <w:ilvl w:val="0"/>
+          <w:numId w:val="5"/>
+        </w:numPr>
+      </w:pPr>
+      <w:r>
+        <w:t>layout offerta: aumento altezza articoli e sistemazione popup;</w:t>
+      </w:r>
+    </w:p>
+    <w:p>
+      <w:pPr>
+        <w:pStyle w:val="Paragrafoelenco"/>
+        <w:numPr>
+          <w:ilvl w:val="0"/>
+          <w:numId w:val="5"/>
+        </w:numPr>
+      </w:pPr>
+      <w:r>
+        <w:t>ordinamento articoli in base a prezzo; </w:t>
+      </w:r>
+    </w:p>
+    <w:p>
+      <w:pPr>
+        <w:pStyle w:val="Paragrafoelenco"/>
+        <w:numPr>
+          <w:ilvl w:val="0"/>
+          <w:numId w:val="5"/>
+        </w:numPr>
+      </w:pPr>
+      <w:r>
+        <w:t>descrizione corta e lunga nelle prime due colonne del riepilogo e della stampa;</w:t>
+      </w:r>
+    </w:p>
+    <w:p>
+      <w:pPr>
+        <w:pStyle w:val="Paragrafoelenco"/>
+        <w:numPr>
+          <w:ilvl w:val="0"/>
+          <w:numId w:val="5"/>
+        </w:numPr>
+      </w:pPr>
+      <w:r>
+        <w:t>salvataggio automatico offerta in fase di visualizzazione riepilogo (allo scopo di generare un protocollo);</w:t>
+      </w:r>
+    </w:p>
+    <w:p>
+      <w:pPr>
+        <w:pStyle w:val="Paragrafoelenco"/>
+        <w:numPr>
+          <w:ilvl w:val="0"/>
+          <w:numId w:val="5"/>
+        </w:numPr>
+      </w:pPr>
+      <w:r>
+        <w:t>formattazione importi con separatore migliaia;</w:t>
+      </w:r>
+    </w:p>
+    <w:p>
+      <w:pPr>
+        <w:pStyle w:val="Paragrafoelenco"/>
+        <w:numPr>
+          <w:ilvl w:val="0"/>
+          <w:numId w:val="5"/>
+        </w:numPr>
+      </w:pPr>
+      <w:r>
+        <w:t>creazione e salvataggio pdf in fase di salvataggio offerta; </w:t>
+      </w:r>
+    </w:p>
+    <w:p>
+      <w:pPr>
+        <w:pStyle w:val="Paragrafoelenco"/>
+        <w:numPr>
+          <w:ilvl w:val="0"/>
+          <w:numId w:val="5"/>
+        </w:numPr>
+      </w:pPr>
+      <w:r>
+        <w:t>nome file pdf: Offerta_&lt;numero lavorazione&gt;</w:t>
+      </w:r>
+    </w:p>
+    <w:p>
+      <w:pPr>
+        <w:pStyle w:val="Paragrafoelenco"/>
+        <w:numPr>
+          <w:ilvl w:val="0"/>
+          <w:numId w:val="5"/>
+        </w:numPr>
+      </w:pPr>
+      <w:r>
+        <w:t>in fase di creazione/modifica evento non è più possibile passare da un sottotipo risorsa ad un altro </w:t>
+      </w:r>
+    </w:p>
+    <w:p>
+      <w:pPr>
+        <w:pStyle w:val="Paragrafoelenco"/>
+      </w:pPr>
+      <w:r>
+        <w:t>Es. se sto creando un evento per un dipendente non visualizzerò più nell'elenco le tipologie regie o extra; se sto creando un evento per regie o extra non visualizzerò più i dipendenti.</w:t>
+      </w:r>
+    </w:p>
+    <w:p>
+      <w:pPr>
+        <w:pStyle w:val="Paragrafoelenco"/>
+        <w:numPr>
+          <w:ilvl w:val="0"/>
+          <w:numId w:val="5"/>
+        </w:numPr>
+      </w:pPr>
+      <w:r>
+        <w:t xml:space="preserve">Aggiustamenti layout Pagina Articoli </w:t>
+      </w:r>
+    </w:p>
+    <w:p>
+      <w:pPr>
+        <w:pStyle w:val="Paragrafoelenco"/>
+        <w:numPr>
+          <w:ilvl w:val="0"/>
+          <w:numId w:val="5"/>
+        </w:numPr>
+      </w:pPr>
+      <w:r>
+        <w:t>Aggiustamento nomi campi Pagina Protocolli</w:t>
+      </w:r>
+    </w:p>
+    <w:p>
+      <w:pPr>
+        <w:pStyle w:val="Sottotitolo"/>
+      </w:pPr>
+    </w:p>
+    <w:p>
+      <w:pPr>
+        <w:pStyle w:val="Sottotitolo"/>
+      </w:pPr>
+      <w:r>
+        <w:t>Versione1.18 del 07/04/2019</w:t>
+      </w:r>
+    </w:p>
+    <w:p>
+      <w:pPr>
+        <w:pStyle w:val="Paragrafoelenco"/>
+        <w:numPr>
+          <w:ilvl w:val="0"/>
+          <w:numId w:val="5"/>
+        </w:numPr>
+      </w:pPr>
+      <w:r>
+        <w:t>Aggiunti campi Data Inizio Lavorazione e Produzione alla tabella Protocollo</w:t>
+      </w:r>
+    </w:p>
+    <w:p>
+      <w:pPr>
+        <w:pStyle w:val="Paragrafoelenco"/>
+        <w:numPr>
+          <w:ilvl w:val="0"/>
+          <w:numId w:val="5"/>
+        </w:numPr>
+      </w:pPr>
+      <w:r>
+        <w:t>Aggiunti campi ricerca Genere Gruppo e Sottogruppo alla pagina Articoli</w:t>
+      </w:r>
+    </w:p>
+    <w:p>
+      <w:pPr>
+        <w:pStyle w:val="Paragrafoelenco"/>
+        <w:numPr>
+          <w:ilvl w:val="0"/>
+          <w:numId w:val="5"/>
+        </w:numPr>
+      </w:pPr>
+      <w:r>
+        <w:t>Aumentata altezza Descrizione Lunga in pagina Articoli</w:t>
+      </w:r>
+    </w:p>
+    <w:p>
+      <w:pPr>
+        <w:pStyle w:val="Paragrafoelenco"/>
+        <w:numPr>
+          <w:ilvl w:val="0"/>
+          <w:numId w:val="5"/>
+        </w:numPr>
+      </w:pPr>
+      <w:r>
+        <w:t>Invertito ordine Descrizione Breve - Descrizione Lunga in tutte le schermate degli Articoli</w:t>
+      </w:r>
+    </w:p>
+    <w:p>
+      <w:pPr>
+        <w:pStyle w:val="Paragrafoelenco"/>
+        <w:numPr>
+          <w:ilvl w:val="0"/>
+          <w:numId w:val="5"/>
+        </w:numPr>
+      </w:pPr>
+      <w:r>
+        <w:t>Aggiunto campo descrizione agli Articoli Associati</w:t>
+      </w:r>
+    </w:p>
+    <w:p>
+      <w:pPr>
+        <w:pStyle w:val="Paragrafoelenco"/>
+        <w:numPr>
+          <w:ilvl w:val="0"/>
+          <w:numId w:val="5"/>
+        </w:numPr>
+      </w:pPr>
+      <w:r>
+        <w:t>Aggiunta ricerca Codice Lavorazione dalla tabella Agenda su pagina Protocollo</w:t>
       </w:r>
     </w:p>
     <w:p/>
@@ -4946,19 +6067,31 @@
         <w:pStyle w:val="Sottotitolo"/>
       </w:pPr>
       <w:r>
-        <w:t>Versione1.27 del 05/05/2019</w:t>
-      </w:r>
-    </w:p>
-    <w:p>
-      <w:pPr>
-        <w:pStyle w:val="Paragrafoelenco"/>
-        <w:numPr>
-          <w:ilvl w:val="0"/>
-          <w:numId w:val="12"/>
-        </w:numPr>
-      </w:pPr>
-      <w:r>
-        <w:t>Aggiunta Lavorazione</w:t>
+        <w:t>Versione1.17 del 01/04/2019</w:t>
+      </w:r>
+    </w:p>
+    <w:p>
+      <w:pPr>
+        <w:pStyle w:val="Paragrafoelenco"/>
+        <w:numPr>
+          <w:ilvl w:val="0"/>
+          <w:numId w:val="4"/>
+        </w:numPr>
+      </w:pPr>
+      <w:r>
+        <w:t>Modificata grafica Tab Offerta</w:t>
+      </w:r>
+    </w:p>
+    <w:p>
+      <w:pPr>
+        <w:pStyle w:val="Paragrafoelenco"/>
+        <w:numPr>
+          <w:ilvl w:val="0"/>
+          <w:numId w:val="4"/>
+        </w:numPr>
+      </w:pPr>
+      <w:r>
+        <w:t>Campi Produzione e Luogo modificabili su evento in fase di Offerta</w:t>
       </w:r>
     </w:p>
     <w:p>
@@ -4971,28 +6104,31 @@
         <w:pStyle w:val="Sottotitolo"/>
       </w:pPr>
       <w:r>
-        <w:t>Versione1.26 del 27/04/2019</w:t>
-      </w:r>
-    </w:p>
-    <w:p>
-      <w:pPr>
-        <w:pStyle w:val="Paragrafoelenco"/>
-        <w:numPr>
-          <w:ilvl w:val="0"/>
-          <w:numId w:val="11"/>
-        </w:numPr>
-      </w:pPr>
-      <w:r>
-        <w:lastRenderedPageBreak/>
-        <w:t>Aggiunta Gestione Password di accesso dimenticata con generazione nuova password ed  invio</w:t>
-      </w:r>
-    </w:p>
-    <w:p>
-      <w:pPr>
-        <w:pStyle w:val="Paragrafoelenco"/>
-      </w:pPr>
-      <w:r>
-        <w:t xml:space="preserve"> e-mail.</w:t>
+        <w:t>Versione1.16 del 30/03/2019</w:t>
+      </w:r>
+    </w:p>
+    <w:p>
+      <w:pPr>
+        <w:pStyle w:val="Paragrafoelenco"/>
+        <w:numPr>
+          <w:ilvl w:val="0"/>
+          <w:numId w:val="3"/>
+        </w:numPr>
+      </w:pPr>
+      <w:r>
+        <w:t>Gestione concorrenza uso Tender (non è possibile utilizzare lo stesso tendere su più eventi nello stesso giorno)</w:t>
+      </w:r>
+    </w:p>
+    <w:p>
+      <w:pPr>
+        <w:pStyle w:val="Paragrafoelenco"/>
+        <w:numPr>
+          <w:ilvl w:val="0"/>
+          <w:numId w:val="3"/>
+        </w:numPr>
+      </w:pPr>
+      <w:r>
+        <w:t>Validazione dei campi appuntamento prima della trasformazione in Offerta (prima era possibile passare in stato Offerta senza valorizzarli).</w:t>
       </w:r>
     </w:p>
     <w:p>
@@ -5005,599 +6141,7 @@
         <w:pStyle w:val="Sottotitolo"/>
       </w:pPr>
       <w:r>
-        <w:t>Versione1.25 del 24/04/2019</w:t>
-      </w:r>
-    </w:p>
-    <w:p>
-      <w:pPr>
-        <w:pStyle w:val="Paragrafoelenco"/>
-        <w:numPr>
-          <w:ilvl w:val="0"/>
-          <w:numId w:val="11"/>
-        </w:numPr>
-      </w:pPr>
-      <w:r>
-        <w:t>Aggiunta Gestione Utenti (menù in alto a destra Gestione Utenze/Utenti)</w:t>
-      </w:r>
-    </w:p>
-    <w:p>
-      <w:pPr>
-        <w:pStyle w:val="Sottotitolo"/>
-      </w:pPr>
-    </w:p>
-    <w:p>
-      <w:pPr>
-        <w:pStyle w:val="Sottotitolo"/>
-      </w:pPr>
-      <w:r>
-        <w:t>Versione1.24 del 22/04/2019</w:t>
-      </w:r>
-    </w:p>
-    <w:p>
-      <w:pPr>
-        <w:pStyle w:val="Paragrafoelenco"/>
-        <w:numPr>
-          <w:ilvl w:val="0"/>
-          <w:numId w:val="10"/>
-        </w:numPr>
-      </w:pPr>
-      <w:r>
-        <w:t>Riorganizzazione menù</w:t>
-      </w:r>
-    </w:p>
-    <w:p>
-      <w:pPr>
-        <w:pStyle w:val="Paragrafoelenco"/>
-        <w:numPr>
-          <w:ilvl w:val="0"/>
-          <w:numId w:val="10"/>
-        </w:numPr>
-      </w:pPr>
-      <w:r>
-        <w:t>Aggiunta gestione Tabella Qualifiche Personale</w:t>
-      </w:r>
-    </w:p>
-    <w:p>
-      <w:pPr>
-        <w:pStyle w:val="Paragrafoelenco"/>
-        <w:numPr>
-          <w:ilvl w:val="0"/>
-          <w:numId w:val="10"/>
-        </w:numPr>
-      </w:pPr>
-      <w:r>
-        <w:t>Aggiunta gestione Tabella Tipologie Clienti/Fornitori</w:t>
-      </w:r>
-    </w:p>
-    <w:p>
-      <w:pPr>
-        <w:pStyle w:val="Paragrafoelenco"/>
-        <w:numPr>
-          <w:ilvl w:val="0"/>
-          <w:numId w:val="10"/>
-        </w:numPr>
-      </w:pPr>
-      <w:r>
-        <w:t>Aggiunta gestione Tabella Tipi Protocolli</w:t>
-      </w:r>
-    </w:p>
-    <w:p>
-      <w:pPr>
-        <w:pStyle w:val="Paragrafoelenco"/>
-        <w:numPr>
-          <w:ilvl w:val="0"/>
-          <w:numId w:val="10"/>
-        </w:numPr>
-      </w:pPr>
-      <w:r>
-        <w:t>Aggiunta gestione Tabella Tipi Lavorazione</w:t>
-      </w:r>
-    </w:p>
-    <w:p>
-      <w:pPr>
-        <w:pStyle w:val="Paragrafoelenco"/>
-        <w:numPr>
-          <w:ilvl w:val="0"/>
-          <w:numId w:val="10"/>
-        </w:numPr>
-      </w:pPr>
-      <w:r>
-        <w:t>Aggiunti nuovi colori per Intestazione Colonne agenda</w:t>
-      </w:r>
-      <w:r>
-        <w:t>da menù Tabelle/Colonne Agenda</w:t>
-      </w:r>
-    </w:p>
-    <w:p>
-      <w:pPr>
-        <w:pStyle w:val="Paragrafoelenco"/>
-        <w:numPr>
-          <w:ilvl w:val="0"/>
-          <w:numId w:val="10"/>
-        </w:numPr>
-      </w:pPr>
-      <w:r>
-        <w:t xml:space="preserve">Aggiunta possibilità di ordinare le colonne agenda </w:t>
-      </w:r>
-      <w:r>
-        <w:t xml:space="preserve">da menù Tabelle/Colonne Agenda tramite il nuovo campo Ordinamento </w:t>
-      </w:r>
-      <w:r>
-        <w:t>(</w:t>
-      </w:r>
-      <w:r>
-        <w:t xml:space="preserve">la modifica non è </w:t>
-      </w:r>
-      <w:r>
-        <w:t>ancora visibile dall'agenda)</w:t>
-      </w:r>
-    </w:p>
-    <w:p>
-      <w:pPr>
-        <w:pStyle w:val="Paragrafoelenco"/>
-        <w:numPr>
-          <w:ilvl w:val="0"/>
-          <w:numId w:val="10"/>
-        </w:numPr>
-      </w:pPr>
-      <w:r>
-        <w:t>Aggiunti nuovi parametri da Tabelle\Configurazione (GIORNI_PAGAMENTO, BANCA da 01 a 04 e IBAN da 01 a 04)</w:t>
-      </w:r>
-    </w:p>
-    <w:p>
-      <w:pPr>
-        <w:pStyle w:val="Sottotitolo"/>
-      </w:pPr>
-    </w:p>
-    <w:p>
-      <w:pPr>
-        <w:pStyle w:val="Sottotitolo"/>
-      </w:pPr>
-      <w:r>
-        <w:t>Versione1.23 del 18/04/2019</w:t>
-      </w:r>
-    </w:p>
-    <w:p>
-      <w:pPr>
-        <w:pStyle w:val="Paragrafoelenco"/>
-        <w:numPr>
-          <w:ilvl w:val="0"/>
-          <w:numId w:val="9"/>
-        </w:numPr>
-      </w:pPr>
-      <w:r>
-        <w:t>Aggiunta pagina di gestione valori di configurazione (es. campi IVA, IBAN, indirizzi etcetc), da menu TABELLE\Gestione Configurazione</w:t>
-      </w:r>
-    </w:p>
-    <w:p>
-      <w:pPr>
-        <w:pStyle w:val="Sottotitolo"/>
-      </w:pPr>
-    </w:p>
-    <w:p>
-      <w:pPr>
-        <w:pStyle w:val="Sottotitolo"/>
-      </w:pPr>
-      <w:r>
-        <w:t>Versione1.22 del 14/04/2019</w:t>
-      </w:r>
-    </w:p>
-    <w:p>
-      <w:pPr>
-        <w:pStyle w:val="Paragrafoelenco"/>
-        <w:numPr>
-          <w:ilvl w:val="0"/>
-          <w:numId w:val="8"/>
-        </w:numPr>
-      </w:pPr>
-      <w:r>
-        <w:t>Salvataggio e modifica Note Offerta</w:t>
-      </w:r>
-    </w:p>
-    <w:p>
-      <w:pPr>
-        <w:pStyle w:val="Sottotitolo"/>
-      </w:pPr>
-    </w:p>
-    <w:p>
-      <w:pPr>
-        <w:pStyle w:val="Sottotitolo"/>
-      </w:pPr>
-      <w:r>
-        <w:t>Versione1.21 del 13/04/2019</w:t>
-      </w:r>
-    </w:p>
-    <w:p>
-      <w:pPr>
-        <w:pStyle w:val="Paragrafoelenco"/>
-        <w:numPr>
-          <w:ilvl w:val="0"/>
-          <w:numId w:val="7"/>
-        </w:numPr>
-      </w:pPr>
-      <w:r>
-        <w:t>Pagina protocollo sistemato layout ricerca</w:t>
-      </w:r>
-    </w:p>
-    <w:p>
-      <w:pPr>
-        <w:pStyle w:val="Paragrafoelenco"/>
-        <w:numPr>
-          <w:ilvl w:val="0"/>
-          <w:numId w:val="7"/>
-        </w:numPr>
-      </w:pPr>
-      <w:r>
-        <w:t>Pagina protocollo, in apertura visualizza gli ultimi protocolli automaticamente</w:t>
-      </w:r>
-    </w:p>
-    <w:p>
-      <w:pPr>
-        <w:pStyle w:val="Paragrafoelenco"/>
-        <w:numPr>
-          <w:ilvl w:val="0"/>
-          <w:numId w:val="7"/>
-        </w:numPr>
-      </w:pPr>
-      <w:r>
-        <w:t>Iva recuperata da tabella e non più dal singolo articolo</w:t>
-      </w:r>
-    </w:p>
-    <w:p>
-      <w:pPr>
-        <w:pStyle w:val="Paragrafoelenco"/>
-        <w:numPr>
-          <w:ilvl w:val="0"/>
-          <w:numId w:val="7"/>
-        </w:numPr>
-      </w:pPr>
-      <w:r>
-        <w:t>Aggiunta immagine footer riepilogo offerta</w:t>
-      </w:r>
-    </w:p>
-    <w:p>
-      <w:pPr>
-        <w:pStyle w:val="Sottotitolo"/>
-      </w:pPr>
-    </w:p>
-    <w:p>
-      <w:pPr>
-        <w:pStyle w:val="Sottotitolo"/>
-      </w:pPr>
-      <w:r>
-        <w:t>Versione1.20 del 11/04/2019</w:t>
-      </w:r>
-    </w:p>
-    <w:p>
-      <w:pPr>
-        <w:pStyle w:val="Paragrafoelenco"/>
-        <w:numPr>
-          <w:ilvl w:val="0"/>
-          <w:numId w:val="6"/>
-        </w:numPr>
-      </w:pPr>
-      <w:r>
-        <w:t>Pagina Offerta, risolto malfunzionamento ordinamento articoli</w:t>
-      </w:r>
-    </w:p>
-    <w:p>
-      <w:pPr>
-        <w:pStyle w:val="Paragrafoelenco"/>
-        <w:numPr>
-          <w:ilvl w:val="0"/>
-          <w:numId w:val="6"/>
-        </w:numPr>
-      </w:pPr>
-      <w:r>
-        <w:t>Popolato footer riepilogo offerta con i dati del cliente</w:t>
-      </w:r>
-    </w:p>
-    <w:p>
-      <w:pPr>
-        <w:pStyle w:val="Paragrafoelenco"/>
-        <w:numPr>
-          <w:ilvl w:val="0"/>
-          <w:numId w:val="6"/>
-        </w:numPr>
-      </w:pPr>
-      <w:r>
-        <w:t>Pagina Protocollo, aggiunto campo di ricerca "Lavorazione"</w:t>
-      </w:r>
-    </w:p>
-    <w:p>
-      <w:pPr>
-        <w:pStyle w:val="Paragrafoelenco"/>
-        <w:numPr>
-          <w:ilvl w:val="0"/>
-          <w:numId w:val="6"/>
-        </w:numPr>
-      </w:pPr>
-      <w:r>
-        <w:t>Pagina Protocollo, aggiunta selezione con calendari a scomparsa sui campi Data</w:t>
-      </w:r>
-    </w:p>
-    <w:p>
-      <w:pPr>
-        <w:pStyle w:val="Sottotitolo"/>
-      </w:pPr>
-    </w:p>
-    <w:p>
-      <w:pPr>
-        <w:pStyle w:val="Sottotitolo"/>
-      </w:pPr>
-      <w:r>
-        <w:t>Versione1.19 del 09/04/2019</w:t>
-      </w:r>
-    </w:p>
-    <w:p>
-      <w:pPr>
-        <w:pStyle w:val="Paragrafoelenco"/>
-        <w:numPr>
-          <w:ilvl w:val="0"/>
-          <w:numId w:val="5"/>
-        </w:numPr>
-      </w:pPr>
-      <w:r>
-        <w:t>correzione bug tender: modificando un evento che conteneva uno o più tender il salvataggio falliva perché i tender risultavano già impiegati; </w:t>
-      </w:r>
-    </w:p>
-    <w:p>
-      <w:pPr>
-        <w:pStyle w:val="Paragrafoelenco"/>
-        <w:numPr>
-          <w:ilvl w:val="0"/>
-          <w:numId w:val="5"/>
-        </w:numPr>
-      </w:pPr>
-      <w:r>
-        <w:t>layout offerta: aumento altezza articoli e sistemazione popup;</w:t>
-      </w:r>
-    </w:p>
-    <w:p>
-      <w:pPr>
-        <w:pStyle w:val="Paragrafoelenco"/>
-        <w:numPr>
-          <w:ilvl w:val="0"/>
-          <w:numId w:val="5"/>
-        </w:numPr>
-      </w:pPr>
-      <w:r>
-        <w:t>ordinamento articoli in base a prezzo; </w:t>
-      </w:r>
-    </w:p>
-    <w:p>
-      <w:pPr>
-        <w:pStyle w:val="Paragrafoelenco"/>
-        <w:numPr>
-          <w:ilvl w:val="0"/>
-          <w:numId w:val="5"/>
-        </w:numPr>
-      </w:pPr>
-      <w:r>
-        <w:t>descrizione corta e lunga nelle prime due colonne del riepilogo e della stampa;</w:t>
-      </w:r>
-    </w:p>
-    <w:p>
-      <w:pPr>
-        <w:pStyle w:val="Paragrafoelenco"/>
-        <w:numPr>
-          <w:ilvl w:val="0"/>
-          <w:numId w:val="5"/>
-        </w:numPr>
-      </w:pPr>
-      <w:r>
-        <w:t>salvataggio automatico offerta in fase di visualizzazione riepilogo (allo scopo di generare un protocollo);</w:t>
-      </w:r>
-    </w:p>
-    <w:p>
-      <w:pPr>
-        <w:pStyle w:val="Paragrafoelenco"/>
-        <w:numPr>
-          <w:ilvl w:val="0"/>
-          <w:numId w:val="5"/>
-        </w:numPr>
-      </w:pPr>
-      <w:r>
-        <w:t>formattazione importi con separatore migliaia;</w:t>
-      </w:r>
-    </w:p>
-    <w:p>
-      <w:pPr>
-        <w:pStyle w:val="Paragrafoelenco"/>
-        <w:numPr>
-          <w:ilvl w:val="0"/>
-          <w:numId w:val="5"/>
-        </w:numPr>
-      </w:pPr>
-      <w:r>
-        <w:t>creazione e salvataggio pdf in fase di salvataggio offerta; </w:t>
-      </w:r>
-    </w:p>
-    <w:p>
-      <w:pPr>
-        <w:pStyle w:val="Paragrafoelenco"/>
-        <w:numPr>
-          <w:ilvl w:val="0"/>
-          <w:numId w:val="5"/>
-        </w:numPr>
-      </w:pPr>
-      <w:r>
-        <w:t>nome file pdf: Offerta_&lt;numero lavorazione&gt;</w:t>
-      </w:r>
-    </w:p>
-    <w:p>
-      <w:pPr>
-        <w:pStyle w:val="Paragrafoelenco"/>
-        <w:numPr>
-          <w:ilvl w:val="0"/>
-          <w:numId w:val="5"/>
-        </w:numPr>
-      </w:pPr>
-      <w:r>
-        <w:t>in fase di creazione/modifica evento non è più possibile passare da un sottotipo risorsa ad un altro </w:t>
-      </w:r>
-    </w:p>
-    <w:p>
-      <w:pPr>
-        <w:pStyle w:val="Paragrafoelenco"/>
-      </w:pPr>
-      <w:r>
-        <w:t>Es. se sto creando un evento per un dipendente non visualizzerò più nell'elenco le tipologie regie o extra; se sto creando un evento per regie o extra non visualizzerò più i dipendenti.</w:t>
-      </w:r>
-    </w:p>
-    <w:p>
-      <w:pPr>
-        <w:pStyle w:val="Paragrafoelenco"/>
-        <w:numPr>
-          <w:ilvl w:val="0"/>
-          <w:numId w:val="5"/>
-        </w:numPr>
-      </w:pPr>
-      <w:r>
-        <w:t xml:space="preserve">Aggiustamenti layout Pagina Articoli </w:t>
-      </w:r>
-    </w:p>
-    <w:p>
-      <w:pPr>
-        <w:pStyle w:val="Paragrafoelenco"/>
-        <w:numPr>
-          <w:ilvl w:val="0"/>
-          <w:numId w:val="5"/>
-        </w:numPr>
-      </w:pPr>
-      <w:r>
-        <w:t>Aggiustamento nomi campi Pagina Protocolli</w:t>
-      </w:r>
-    </w:p>
-    <w:p>
-      <w:pPr>
-        <w:pStyle w:val="Sottotitolo"/>
-      </w:pPr>
-    </w:p>
-    <w:p>
-      <w:pPr>
-        <w:pStyle w:val="Sottotitolo"/>
-      </w:pPr>
-      <w:r>
-        <w:t>Versione1.18 del 07/04/2019</w:t>
-      </w:r>
-    </w:p>
-    <w:p>
-      <w:pPr>
-        <w:pStyle w:val="Paragrafoelenco"/>
-        <w:numPr>
-          <w:ilvl w:val="0"/>
-          <w:numId w:val="5"/>
-        </w:numPr>
-      </w:pPr>
-      <w:r>
-        <w:t>Aggiunti campi Data Inizio Lavorazione e Produzione alla tabella Protocollo</w:t>
-      </w:r>
-    </w:p>
-    <w:p>
-      <w:pPr>
-        <w:pStyle w:val="Paragrafoelenco"/>
-        <w:numPr>
-          <w:ilvl w:val="0"/>
-          <w:numId w:val="5"/>
-        </w:numPr>
-      </w:pPr>
-      <w:r>
-        <w:t>Aggiunti campi ricerca Genere Gruppo e Sottogruppo alla pagina Articoli</w:t>
-      </w:r>
-    </w:p>
-    <w:p>
-      <w:pPr>
-        <w:pStyle w:val="Paragrafoelenco"/>
-        <w:numPr>
-          <w:ilvl w:val="0"/>
-          <w:numId w:val="5"/>
-        </w:numPr>
-      </w:pPr>
-      <w:r>
-        <w:t>Aumentata altezza Descrizione Lunga in pagina Articoli</w:t>
-      </w:r>
-    </w:p>
-    <w:p>
-      <w:pPr>
-        <w:pStyle w:val="Paragrafoelenco"/>
-        <w:numPr>
-          <w:ilvl w:val="0"/>
-          <w:numId w:val="5"/>
-        </w:numPr>
-      </w:pPr>
-      <w:r>
-        <w:t>Invertito ordine Descrizione Breve - Descrizione Lunga in tutte le schermate degli Articoli</w:t>
-      </w:r>
-    </w:p>
-    <w:p>
-      <w:pPr>
-        <w:pStyle w:val="Paragrafoelenco"/>
-        <w:numPr>
-          <w:ilvl w:val="0"/>
-          <w:numId w:val="5"/>
-        </w:numPr>
-      </w:pPr>
-      <w:r>
-        <w:t>Aggiunto campo descrizione agli Articoli Associati</w:t>
-      </w:r>
-    </w:p>
-    <w:p>
-      <w:pPr>
-        <w:pStyle w:val="Paragrafoelenco"/>
-        <w:numPr>
-          <w:ilvl w:val="0"/>
-          <w:numId w:val="5"/>
-        </w:numPr>
-      </w:pPr>
-      <w:r>
-        <w:t>Aggiunta ricerca Codice Lavorazione dalla tabella Agenda su pagina Protocollo</w:t>
-      </w:r>
-    </w:p>
-    <w:p/>
-    <w:p>
-      <w:pPr>
-        <w:pStyle w:val="Sottotitolo"/>
-      </w:pPr>
-      <w:r>
-        <w:t>Versione1.17 del 01/04/2019</w:t>
-      </w:r>
-    </w:p>
-    <w:p>
-      <w:pPr>
-        <w:pStyle w:val="Paragrafoelenco"/>
-        <w:numPr>
-          <w:ilvl w:val="0"/>
-          <w:numId w:val="4"/>
-        </w:numPr>
-      </w:pPr>
-      <w:r>
-        <w:t>Modificata grafica Tab Offerta</w:t>
-      </w:r>
-    </w:p>
-    <w:p>
-      <w:pPr>
-        <w:pStyle w:val="Paragrafoelenco"/>
-        <w:numPr>
-          <w:ilvl w:val="0"/>
-          <w:numId w:val="4"/>
-        </w:numPr>
-      </w:pPr>
-      <w:r>
-        <w:t>Campi Produzione e Luogo modificabili su evento in fase di Offerta</w:t>
-      </w:r>
-    </w:p>
-    <w:p>
-      <w:pPr>
-        <w:pStyle w:val="Sottotitolo"/>
-      </w:pPr>
-    </w:p>
-    <w:p>
-      <w:pPr>
-        <w:pStyle w:val="Sottotitolo"/>
-      </w:pPr>
-      <w:r>
-        <w:t>Versione1.16 del 30/03/2019</w:t>
+        <w:t>Versione1.15 del 28/03/2019</w:t>
       </w:r>
     </w:p>
     <w:p>
@@ -5609,7 +6153,7 @@
         </w:numPr>
       </w:pPr>
       <w:r>
-        <w:t>Gestione concorrenza uso Tender (non è possibile utilizzare lo stesso tendere su più eventi nello stesso giorno)</w:t>
+        <w:t>Campo nota ingrandito su Agenda</w:t>
       </w:r>
     </w:p>
     <w:p>
@@ -5621,20 +6165,7 @@
         </w:numPr>
       </w:pPr>
       <w:r>
-        <w:t>Validazione dei campi appuntamento prima della trasformazione in Offerta (prima era possibile passare in stato Offerta senza valorizzarli).</w:t>
-      </w:r>
-    </w:p>
-    <w:p>
-      <w:pPr>
-        <w:pStyle w:val="Sottotitolo"/>
-      </w:pPr>
-    </w:p>
-    <w:p>
-      <w:pPr>
-        <w:pStyle w:val="Sottotitolo"/>
-      </w:pPr>
-      <w:r>
-        <w:t>Versione1.15 del 28/03/2019</w:t>
+        <w:t>Disabilitata eliminazione da tab appuntamento se evento in stato di offerta</w:t>
       </w:r>
     </w:p>
     <w:p>
@@ -5646,31 +6177,6 @@
         </w:numPr>
       </w:pPr>
       <w:r>
-        <w:t>Campo nota ingrandito su Agenda</w:t>
-      </w:r>
-    </w:p>
-    <w:p>
-      <w:pPr>
-        <w:pStyle w:val="Paragrafoelenco"/>
-        <w:numPr>
-          <w:ilvl w:val="0"/>
-          <w:numId w:val="3"/>
-        </w:numPr>
-      </w:pPr>
-      <w:r>
-        <w:t>Disabilitata eliminazione da tab appuntamento se evento in stato di offerta</w:t>
-      </w:r>
-    </w:p>
-    <w:p>
-      <w:pPr>
-        <w:pStyle w:val="Paragrafoelenco"/>
-        <w:numPr>
-          <w:ilvl w:val="0"/>
-          <w:numId w:val="3"/>
-        </w:numPr>
-      </w:pPr>
-      <w:r>
-        <w:lastRenderedPageBreak/>
         <w:t>Risolto problema stampa PDF da Chrome</w:t>
       </w:r>
     </w:p>
@@ -5843,7 +6349,7 @@
 </file>
 
 <file path=word/endnotes.xml><?xml version="1.0" encoding="utf-8"?>
-<w:endnotes xmlns:wpc="http://schemas.microsoft.com/office/word/2010/wordprocessingCanvas" xmlns:cx="http://schemas.microsoft.com/office/drawing/2014/chartex" xmlns:cx1="http://schemas.microsoft.com/office/drawing/2015/9/8/chartex" xmlns:cx2="http://schemas.microsoft.com/office/drawing/2015/10/21/chartex" xmlns:cx3="http://schemas.microsoft.com/office/drawing/2016/5/9/chartex" xmlns:cx4="http://schemas.microsoft.com/office/drawing/2016/5/10/chartex" xmlns:cx5="http://schemas.microsoft.com/office/drawing/2016/5/11/chartex" xmlns:cx6="http://schemas.microsoft.com/office/drawing/2016/5/12/chartex" xmlns:cx7="http://schemas.microsoft.com/office/drawing/2016/5/13/chartex" xmlns:cx8="http://schemas.microsoft.com/office/drawing/2016/5/14/chartex" xmlns:mc="http://schemas.openxmlformats.org/markup-compatibility/2006" xmlns:aink="http://schemas.microsoft.com/office/drawing/2016/ink" xmlns:am3d="http://schemas.microsoft.com/office/drawing/2017/model3d" xmlns:o="urn:schemas-microsoft-com:office:office" xmlns:oel="http://schemas.microsoft.com/office/2019/extlst" xmlns:r="http://schemas.openxmlformats.org/officeDocument/2006/relationships" xmlns:m="http://schemas.openxmlformats.org/officeDocument/2006/math" xmlns:v="urn:schemas-microsoft-com:vml" xmlns:wp14="http://schemas.microsoft.com/office/word/2010/wordprocessingDrawing" xmlns:wp="http://schemas.openxmlformats.org/drawingml/2006/wordprocessingDrawing" xmlns:w10="urn:schemas-microsoft-com:office:word" xmlns:w="http://schemas.openxmlformats.org/wordprocessingml/2006/main" xmlns:w14="http://schemas.microsoft.com/office/word/2010/wordml" xmlns:w15="http://schemas.microsoft.com/office/word/2012/wordml" xmlns:w16cei="http://schemas.microsoft.com/office/word/2026/wordml/cei" xmlns:w16cex="http://schemas.microsoft.com/office/word/2018/wordml/cex" xmlns:w16cid="http://schemas.microsoft.com/office/word/2016/wordml/cid" xmlns:w16="http://schemas.microsoft.com/office/word/2018/wordml" xmlns:w16du="http://schemas.microsoft.com/office/word/2023/wordml/word16du" xmlns:w16sdtdh="http://schemas.microsoft.com/office/word/2020/wordml/sdtdatahash" xmlns:w16sdtfl="http://schemas.microsoft.com/office/word/2024/wordml/sdtformatlock" xmlns:w16se="http://schemas.microsoft.com/office/word/2015/wordml/symex" xmlns:wpg="http://schemas.microsoft.com/office/word/2010/wordprocessingGroup" xmlns:wpi="http://schemas.microsoft.com/office/word/2010/wordprocessingInk" xmlns:wne="http://schemas.microsoft.com/office/word/2006/wordml" xmlns:wps="http://schemas.microsoft.com/office/word/2010/wordprocessingShape" mc:Ignorable="w14 w15 w16se w16cid w16 w16cex w16sdtdh w16sdtfl w16du wp14">
+<w:endnotes xmlns:wpc="http://schemas.microsoft.com/office/word/2010/wordprocessingCanvas" xmlns:cx="http://schemas.microsoft.com/office/drawing/2014/chartex" xmlns:cx1="http://schemas.microsoft.com/office/drawing/2015/9/8/chartex" xmlns:cx2="http://schemas.microsoft.com/office/drawing/2015/10/21/chartex" xmlns:cx3="http://schemas.microsoft.com/office/drawing/2016/5/9/chartex" xmlns:cx4="http://schemas.microsoft.com/office/drawing/2016/5/10/chartex" xmlns:cx5="http://schemas.microsoft.com/office/drawing/2016/5/11/chartex" xmlns:cx6="http://schemas.microsoft.com/office/drawing/2016/5/12/chartex" xmlns:cx7="http://schemas.microsoft.com/office/drawing/2016/5/13/chartex" xmlns:cx8="http://schemas.microsoft.com/office/drawing/2016/5/14/chartex" xmlns:mc="http://schemas.openxmlformats.org/markup-compatibility/2006" xmlns:aink="http://schemas.microsoft.com/office/drawing/2016/ink" xmlns:am3d="http://schemas.microsoft.com/office/drawing/2017/model3d" xmlns:o="urn:schemas-microsoft-com:office:office" xmlns:oel="http://schemas.microsoft.com/office/2019/extlst" xmlns:r="http://schemas.openxmlformats.org/officeDocument/2006/relationships" xmlns:m="http://schemas.openxmlformats.org/officeDocument/2006/math" xmlns:v="urn:schemas-microsoft-com:vml" xmlns:wp14="http://schemas.microsoft.com/office/word/2010/wordprocessingDrawing" xmlns:wp="http://schemas.openxmlformats.org/drawingml/2006/wordprocessingDrawing" xmlns:w10="urn:schemas-microsoft-com:office:word" xmlns:w="http://schemas.openxmlformats.org/wordprocessingml/2006/main" xmlns:w14="http://schemas.microsoft.com/office/word/2010/wordml" xmlns:w15="http://schemas.microsoft.com/office/word/2012/wordml" xmlns:w16cex="http://schemas.microsoft.com/office/word/2018/wordml/cex" xmlns:w16cid="http://schemas.microsoft.com/office/word/2016/wordml/cid" xmlns:w16="http://schemas.microsoft.com/office/word/2018/wordml" xmlns:w16du="http://schemas.microsoft.com/office/word/2023/wordml/word16du" xmlns:w16sdtdh="http://schemas.microsoft.com/office/word/2020/wordml/sdtdatahash" xmlns:w16sdtfl="http://schemas.microsoft.com/office/word/2024/wordml/sdtformatlock" xmlns:w16se="http://schemas.microsoft.com/office/word/2015/wordml/symex" xmlns:wpg="http://schemas.microsoft.com/office/word/2010/wordprocessingGroup" xmlns:wpi="http://schemas.microsoft.com/office/word/2010/wordprocessingInk" xmlns:wne="http://schemas.microsoft.com/office/word/2006/wordml" xmlns:wps="http://schemas.microsoft.com/office/word/2010/wordprocessingShape" mc:Ignorable="w14 w15 w16se w16cid w16 w16cex w16sdtdh w16sdtfl w16du wp14">
   <w:endnote w:type="separator" w:id="-1">
     <w:p>
       <w:pPr>
@@ -5868,7 +6374,7 @@
 </file>
 
 <file path=word/footnotes.xml><?xml version="1.0" encoding="utf-8"?>
-<w:footnotes xmlns:wpc="http://schemas.microsoft.com/office/word/2010/wordprocessingCanvas" xmlns:cx="http://schemas.microsoft.com/office/drawing/2014/chartex" xmlns:cx1="http://schemas.microsoft.com/office/drawing/2015/9/8/chartex" xmlns:cx2="http://schemas.microsoft.com/office/drawing/2015/10/21/chartex" xmlns:cx3="http://schemas.microsoft.com/office/drawing/2016/5/9/chartex" xmlns:cx4="http://schemas.microsoft.com/office/drawing/2016/5/10/chartex" xmlns:cx5="http://schemas.microsoft.com/office/drawing/2016/5/11/chartex" xmlns:cx6="http://schemas.microsoft.com/office/drawing/2016/5/12/chartex" xmlns:cx7="http://schemas.microsoft.com/office/drawing/2016/5/13/chartex" xmlns:cx8="http://schemas.microsoft.com/office/drawing/2016/5/14/chartex" xmlns:mc="http://schemas.openxmlformats.org/markup-compatibility/2006" xmlns:aink="http://schemas.microsoft.com/office/drawing/2016/ink" xmlns:am3d="http://schemas.microsoft.com/office/drawing/2017/model3d" xmlns:o="urn:schemas-microsoft-com:office:office" xmlns:oel="http://schemas.microsoft.com/office/2019/extlst" xmlns:r="http://schemas.openxmlformats.org/officeDocument/2006/relationships" xmlns:m="http://schemas.openxmlformats.org/officeDocument/2006/math" xmlns:v="urn:schemas-microsoft-com:vml" xmlns:wp14="http://schemas.microsoft.com/office/word/2010/wordprocessingDrawing" xmlns:wp="http://schemas.openxmlformats.org/drawingml/2006/wordprocessingDrawing" xmlns:w10="urn:schemas-microsoft-com:office:word" xmlns:w="http://schemas.openxmlformats.org/wordprocessingml/2006/main" xmlns:w14="http://schemas.microsoft.com/office/word/2010/wordml" xmlns:w15="http://schemas.microsoft.com/office/word/2012/wordml" xmlns:w16cei="http://schemas.microsoft.com/office/word/2026/wordml/cei" xmlns:w16cex="http://schemas.microsoft.com/office/word/2018/wordml/cex" xmlns:w16cid="http://schemas.microsoft.com/office/word/2016/wordml/cid" xmlns:w16="http://schemas.microsoft.com/office/word/2018/wordml" xmlns:w16du="http://schemas.microsoft.com/office/word/2023/wordml/word16du" xmlns:w16sdtdh="http://schemas.microsoft.com/office/word/2020/wordml/sdtdatahash" xmlns:w16sdtfl="http://schemas.microsoft.com/office/word/2024/wordml/sdtformatlock" xmlns:w16se="http://schemas.microsoft.com/office/word/2015/wordml/symex" xmlns:wpg="http://schemas.microsoft.com/office/word/2010/wordprocessingGroup" xmlns:wpi="http://schemas.microsoft.com/office/word/2010/wordprocessingInk" xmlns:wne="http://schemas.microsoft.com/office/word/2006/wordml" xmlns:wps="http://schemas.microsoft.com/office/word/2010/wordprocessingShape" mc:Ignorable="w14 w15 w16se w16cid w16 w16cex w16sdtdh w16sdtfl w16du wp14">
+<w:footnotes xmlns:wpc="http://schemas.microsoft.com/office/word/2010/wordprocessingCanvas" xmlns:cx="http://schemas.microsoft.com/office/drawing/2014/chartex" xmlns:cx1="http://schemas.microsoft.com/office/drawing/2015/9/8/chartex" xmlns:cx2="http://schemas.microsoft.com/office/drawing/2015/10/21/chartex" xmlns:cx3="http://schemas.microsoft.com/office/drawing/2016/5/9/chartex" xmlns:cx4="http://schemas.microsoft.com/office/drawing/2016/5/10/chartex" xmlns:cx5="http://schemas.microsoft.com/office/drawing/2016/5/11/chartex" xmlns:cx6="http://schemas.microsoft.com/office/drawing/2016/5/12/chartex" xmlns:cx7="http://schemas.microsoft.com/office/drawing/2016/5/13/chartex" xmlns:cx8="http://schemas.microsoft.com/office/drawing/2016/5/14/chartex" xmlns:mc="http://schemas.openxmlformats.org/markup-compatibility/2006" xmlns:aink="http://schemas.microsoft.com/office/drawing/2016/ink" xmlns:am3d="http://schemas.microsoft.com/office/drawing/2017/model3d" xmlns:o="urn:schemas-microsoft-com:office:office" xmlns:oel="http://schemas.microsoft.com/office/2019/extlst" xmlns:r="http://schemas.openxmlformats.org/officeDocument/2006/relationships" xmlns:m="http://schemas.openxmlformats.org/officeDocument/2006/math" xmlns:v="urn:schemas-microsoft-com:vml" xmlns:wp14="http://schemas.microsoft.com/office/word/2010/wordprocessingDrawing" xmlns:wp="http://schemas.openxmlformats.org/drawingml/2006/wordprocessingDrawing" xmlns:w10="urn:schemas-microsoft-com:office:word" xmlns:w="http://schemas.openxmlformats.org/wordprocessingml/2006/main" xmlns:w14="http://schemas.microsoft.com/office/word/2010/wordml" xmlns:w15="http://schemas.microsoft.com/office/word/2012/wordml" xmlns:w16cex="http://schemas.microsoft.com/office/word/2018/wordml/cex" xmlns:w16cid="http://schemas.microsoft.com/office/word/2016/wordml/cid" xmlns:w16="http://schemas.microsoft.com/office/word/2018/wordml" xmlns:w16du="http://schemas.microsoft.com/office/word/2023/wordml/word16du" xmlns:w16sdtdh="http://schemas.microsoft.com/office/word/2020/wordml/sdtdatahash" xmlns:w16sdtfl="http://schemas.microsoft.com/office/word/2024/wordml/sdtformatlock" xmlns:w16se="http://schemas.microsoft.com/office/word/2015/wordml/symex" xmlns:wpg="http://schemas.microsoft.com/office/word/2010/wordprocessingGroup" xmlns:wpi="http://schemas.microsoft.com/office/word/2010/wordprocessingInk" xmlns:wne="http://schemas.microsoft.com/office/word/2006/wordml" xmlns:wps="http://schemas.microsoft.com/office/word/2010/wordprocessingShape" mc:Ignorable="w14 w15 w16se w16cid w16 w16cex w16sdtdh w16sdtfl w16du wp14">
   <w:footnote w:type="separator" w:id="-1">
     <w:p>
       <w:pPr>
@@ -5893,7 +6399,7 @@
 </file>
 
 <file path=word/header1.xml><?xml version="1.0" encoding="utf-8"?>
-<w:hdr xmlns:wpc="http://schemas.microsoft.com/office/word/2010/wordprocessingCanvas" xmlns:cx="http://schemas.microsoft.com/office/drawing/2014/chartex" xmlns:cx1="http://schemas.microsoft.com/office/drawing/2015/9/8/chartex" xmlns:cx2="http://schemas.microsoft.com/office/drawing/2015/10/21/chartex" xmlns:cx3="http://schemas.microsoft.com/office/drawing/2016/5/9/chartex" xmlns:cx4="http://schemas.microsoft.com/office/drawing/2016/5/10/chartex" xmlns:cx5="http://schemas.microsoft.com/office/drawing/2016/5/11/chartex" xmlns:cx6="http://schemas.microsoft.com/office/drawing/2016/5/12/chartex" xmlns:cx7="http://schemas.microsoft.com/office/drawing/2016/5/13/chartex" xmlns:cx8="http://schemas.microsoft.com/office/drawing/2016/5/14/chartex" xmlns:mc="http://schemas.openxmlformats.org/markup-compatibility/2006" xmlns:aink="http://schemas.microsoft.com/office/drawing/2016/ink" xmlns:am3d="http://schemas.microsoft.com/office/drawing/2017/model3d" xmlns:o="urn:schemas-microsoft-com:office:office" xmlns:oel="http://schemas.microsoft.com/office/2019/extlst" xmlns:r="http://schemas.openxmlformats.org/officeDocument/2006/relationships" xmlns:m="http://schemas.openxmlformats.org/officeDocument/2006/math" xmlns:v="urn:schemas-microsoft-com:vml" xmlns:wp14="http://schemas.microsoft.com/office/word/2010/wordprocessingDrawing" xmlns:wp="http://schemas.openxmlformats.org/drawingml/2006/wordprocessingDrawing" xmlns:w10="urn:schemas-microsoft-com:office:word" xmlns:w="http://schemas.openxmlformats.org/wordprocessingml/2006/main" xmlns:w14="http://schemas.microsoft.com/office/word/2010/wordml" xmlns:w15="http://schemas.microsoft.com/office/word/2012/wordml" xmlns:w16cei="http://schemas.microsoft.com/office/word/2026/wordml/cei" xmlns:w16cex="http://schemas.microsoft.com/office/word/2018/wordml/cex" xmlns:w16cid="http://schemas.microsoft.com/office/word/2016/wordml/cid" xmlns:w16="http://schemas.microsoft.com/office/word/2018/wordml" xmlns:w16du="http://schemas.microsoft.com/office/word/2023/wordml/word16du" xmlns:w16sdtdh="http://schemas.microsoft.com/office/word/2020/wordml/sdtdatahash" xmlns:w16sdtfl="http://schemas.microsoft.com/office/word/2024/wordml/sdtformatlock" xmlns:w16se="http://schemas.microsoft.com/office/word/2015/wordml/symex" xmlns:wpg="http://schemas.microsoft.com/office/word/2010/wordprocessingGroup" xmlns:wpi="http://schemas.microsoft.com/office/word/2010/wordprocessingInk" xmlns:wne="http://schemas.microsoft.com/office/word/2006/wordml" xmlns:wps="http://schemas.microsoft.com/office/word/2010/wordprocessingShape" mc:Ignorable="w14 w15 w16se w16cid w16 w16cex w16sdtdh w16sdtfl w16du wp14">
+<w:hdr xmlns:wpc="http://schemas.microsoft.com/office/word/2010/wordprocessingCanvas" xmlns:cx="http://schemas.microsoft.com/office/drawing/2014/chartex" xmlns:cx1="http://schemas.microsoft.com/office/drawing/2015/9/8/chartex" xmlns:cx2="http://schemas.microsoft.com/office/drawing/2015/10/21/chartex" xmlns:cx3="http://schemas.microsoft.com/office/drawing/2016/5/9/chartex" xmlns:cx4="http://schemas.microsoft.com/office/drawing/2016/5/10/chartex" xmlns:cx5="http://schemas.microsoft.com/office/drawing/2016/5/11/chartex" xmlns:cx6="http://schemas.microsoft.com/office/drawing/2016/5/12/chartex" xmlns:cx7="http://schemas.microsoft.com/office/drawing/2016/5/13/chartex" xmlns:cx8="http://schemas.microsoft.com/office/drawing/2016/5/14/chartex" xmlns:mc="http://schemas.openxmlformats.org/markup-compatibility/2006" xmlns:aink="http://schemas.microsoft.com/office/drawing/2016/ink" xmlns:am3d="http://schemas.microsoft.com/office/drawing/2017/model3d" xmlns:o="urn:schemas-microsoft-com:office:office" xmlns:oel="http://schemas.microsoft.com/office/2019/extlst" xmlns:r="http://schemas.openxmlformats.org/officeDocument/2006/relationships" xmlns:m="http://schemas.openxmlformats.org/officeDocument/2006/math" xmlns:v="urn:schemas-microsoft-com:vml" xmlns:wp14="http://schemas.microsoft.com/office/word/2010/wordprocessingDrawing" xmlns:wp="http://schemas.openxmlformats.org/drawingml/2006/wordprocessingDrawing" xmlns:w10="urn:schemas-microsoft-com:office:word" xmlns:w="http://schemas.openxmlformats.org/wordprocessingml/2006/main" xmlns:w14="http://schemas.microsoft.com/office/word/2010/wordml" xmlns:w15="http://schemas.microsoft.com/office/word/2012/wordml" xmlns:w16cex="http://schemas.microsoft.com/office/word/2018/wordml/cex" xmlns:w16cid="http://schemas.microsoft.com/office/word/2016/wordml/cid" xmlns:w16="http://schemas.microsoft.com/office/word/2018/wordml" xmlns:w16du="http://schemas.microsoft.com/office/word/2023/wordml/word16du" xmlns:w16sdtdh="http://schemas.microsoft.com/office/word/2020/wordml/sdtdatahash" xmlns:w16sdtfl="http://schemas.microsoft.com/office/word/2024/wordml/sdtformatlock" xmlns:w16se="http://schemas.microsoft.com/office/word/2015/wordml/symex" xmlns:wpg="http://schemas.microsoft.com/office/word/2010/wordprocessingGroup" xmlns:wpi="http://schemas.microsoft.com/office/word/2010/wordprocessingInk" xmlns:wne="http://schemas.microsoft.com/office/word/2006/wordml" xmlns:wps="http://schemas.microsoft.com/office/word/2010/wordprocessingShape" mc:Ignorable="w14 w15 w16se w16cid w16 w16cex w16sdtdh w16sdtfl w16du wp14">
   <w:p>
     <w:pPr>
       <w:pStyle w:val="Intestazione"/>
@@ -5903,7 +6409,7 @@
 </file>
 
 <file path=word/header2.xml><?xml version="1.0" encoding="utf-8"?>
-<w:hdr xmlns:wpc="http://schemas.microsoft.com/office/word/2010/wordprocessingCanvas" xmlns:cx="http://schemas.microsoft.com/office/drawing/2014/chartex" xmlns:cx1="http://schemas.microsoft.com/office/drawing/2015/9/8/chartex" xmlns:cx2="http://schemas.microsoft.com/office/drawing/2015/10/21/chartex" xmlns:cx3="http://schemas.microsoft.com/office/drawing/2016/5/9/chartex" xmlns:cx4="http://schemas.microsoft.com/office/drawing/2016/5/10/chartex" xmlns:cx5="http://schemas.microsoft.com/office/drawing/2016/5/11/chartex" xmlns:cx6="http://schemas.microsoft.com/office/drawing/2016/5/12/chartex" xmlns:cx7="http://schemas.microsoft.com/office/drawing/2016/5/13/chartex" xmlns:cx8="http://schemas.microsoft.com/office/drawing/2016/5/14/chartex" xmlns:mc="http://schemas.openxmlformats.org/markup-compatibility/2006" xmlns:aink="http://schemas.microsoft.com/office/drawing/2016/ink" xmlns:am3d="http://schemas.microsoft.com/office/drawing/2017/model3d" xmlns:o="urn:schemas-microsoft-com:office:office" xmlns:oel="http://schemas.microsoft.com/office/2019/extlst" xmlns:r="http://schemas.openxmlformats.org/officeDocument/2006/relationships" xmlns:m="http://schemas.openxmlformats.org/officeDocument/2006/math" xmlns:v="urn:schemas-microsoft-com:vml" xmlns:wp14="http://schemas.microsoft.com/office/word/2010/wordprocessingDrawing" xmlns:wp="http://schemas.openxmlformats.org/drawingml/2006/wordprocessingDrawing" xmlns:w10="urn:schemas-microsoft-com:office:word" xmlns:w="http://schemas.openxmlformats.org/wordprocessingml/2006/main" xmlns:w14="http://schemas.microsoft.com/office/word/2010/wordml" xmlns:w15="http://schemas.microsoft.com/office/word/2012/wordml" xmlns:w16cei="http://schemas.microsoft.com/office/word/2026/wordml/cei" xmlns:w16cex="http://schemas.microsoft.com/office/word/2018/wordml/cex" xmlns:w16cid="http://schemas.microsoft.com/office/word/2016/wordml/cid" xmlns:w16="http://schemas.microsoft.com/office/word/2018/wordml" xmlns:w16du="http://schemas.microsoft.com/office/word/2023/wordml/word16du" xmlns:w16sdtdh="http://schemas.microsoft.com/office/word/2020/wordml/sdtdatahash" xmlns:w16sdtfl="http://schemas.microsoft.com/office/word/2024/wordml/sdtformatlock" xmlns:w16se="http://schemas.microsoft.com/office/word/2015/wordml/symex" xmlns:wpg="http://schemas.microsoft.com/office/word/2010/wordprocessingGroup" xmlns:wpi="http://schemas.microsoft.com/office/word/2010/wordprocessingInk" xmlns:wne="http://schemas.microsoft.com/office/word/2006/wordml" xmlns:wps="http://schemas.microsoft.com/office/word/2010/wordprocessingShape" mc:Ignorable="w14 w15 w16se w16cid w16 w16cex w16sdtdh w16sdtfl w16du wp14">
+<w:hdr xmlns:wpc="http://schemas.microsoft.com/office/word/2010/wordprocessingCanvas" xmlns:cx="http://schemas.microsoft.com/office/drawing/2014/chartex" xmlns:cx1="http://schemas.microsoft.com/office/drawing/2015/9/8/chartex" xmlns:cx2="http://schemas.microsoft.com/office/drawing/2015/10/21/chartex" xmlns:cx3="http://schemas.microsoft.com/office/drawing/2016/5/9/chartex" xmlns:cx4="http://schemas.microsoft.com/office/drawing/2016/5/10/chartex" xmlns:cx5="http://schemas.microsoft.com/office/drawing/2016/5/11/chartex" xmlns:cx6="http://schemas.microsoft.com/office/drawing/2016/5/12/chartex" xmlns:cx7="http://schemas.microsoft.com/office/drawing/2016/5/13/chartex" xmlns:cx8="http://schemas.microsoft.com/office/drawing/2016/5/14/chartex" xmlns:mc="http://schemas.openxmlformats.org/markup-compatibility/2006" xmlns:aink="http://schemas.microsoft.com/office/drawing/2016/ink" xmlns:am3d="http://schemas.microsoft.com/office/drawing/2017/model3d" xmlns:o="urn:schemas-microsoft-com:office:office" xmlns:oel="http://schemas.microsoft.com/office/2019/extlst" xmlns:r="http://schemas.openxmlformats.org/officeDocument/2006/relationships" xmlns:m="http://schemas.openxmlformats.org/officeDocument/2006/math" xmlns:v="urn:schemas-microsoft-com:vml" xmlns:wp14="http://schemas.microsoft.com/office/word/2010/wordprocessingDrawing" xmlns:wp="http://schemas.openxmlformats.org/drawingml/2006/wordprocessingDrawing" xmlns:w10="urn:schemas-microsoft-com:office:word" xmlns:w="http://schemas.openxmlformats.org/wordprocessingml/2006/main" xmlns:w14="http://schemas.microsoft.com/office/word/2010/wordml" xmlns:w15="http://schemas.microsoft.com/office/word/2012/wordml" xmlns:w16cex="http://schemas.microsoft.com/office/word/2018/wordml/cex" xmlns:w16cid="http://schemas.microsoft.com/office/word/2016/wordml/cid" xmlns:w16="http://schemas.microsoft.com/office/word/2018/wordml" xmlns:w16du="http://schemas.microsoft.com/office/word/2023/wordml/word16du" xmlns:w16sdtdh="http://schemas.microsoft.com/office/word/2020/wordml/sdtdatahash" xmlns:w16sdtfl="http://schemas.microsoft.com/office/word/2024/wordml/sdtformatlock" xmlns:w16se="http://schemas.microsoft.com/office/word/2015/wordml/symex" xmlns:wpg="http://schemas.microsoft.com/office/word/2010/wordprocessingGroup" xmlns:wpi="http://schemas.microsoft.com/office/word/2010/wordprocessingInk" xmlns:wne="http://schemas.microsoft.com/office/word/2006/wordml" xmlns:wps="http://schemas.microsoft.com/office/word/2010/wordprocessingShape" mc:Ignorable="w14 w15 w16se w16cid w16 w16cex w16sdtdh w16sdtfl w16du wp14">
   <w:p>
     <w:pPr>
       <w:pStyle w:val="Titolo2"/>
@@ -5966,7 +6472,7 @@
 </file>
 
 <file path=word/header3.xml><?xml version="1.0" encoding="utf-8"?>
-<w:hdr xmlns:wpc="http://schemas.microsoft.com/office/word/2010/wordprocessingCanvas" xmlns:cx="http://schemas.microsoft.com/office/drawing/2014/chartex" xmlns:cx1="http://schemas.microsoft.com/office/drawing/2015/9/8/chartex" xmlns:cx2="http://schemas.microsoft.com/office/drawing/2015/10/21/chartex" xmlns:cx3="http://schemas.microsoft.com/office/drawing/2016/5/9/chartex" xmlns:cx4="http://schemas.microsoft.com/office/drawing/2016/5/10/chartex" xmlns:cx5="http://schemas.microsoft.com/office/drawing/2016/5/11/chartex" xmlns:cx6="http://schemas.microsoft.com/office/drawing/2016/5/12/chartex" xmlns:cx7="http://schemas.microsoft.com/office/drawing/2016/5/13/chartex" xmlns:cx8="http://schemas.microsoft.com/office/drawing/2016/5/14/chartex" xmlns:mc="http://schemas.openxmlformats.org/markup-compatibility/2006" xmlns:aink="http://schemas.microsoft.com/office/drawing/2016/ink" xmlns:am3d="http://schemas.microsoft.com/office/drawing/2017/model3d" xmlns:o="urn:schemas-microsoft-com:office:office" xmlns:oel="http://schemas.microsoft.com/office/2019/extlst" xmlns:r="http://schemas.openxmlformats.org/officeDocument/2006/relationships" xmlns:m="http://schemas.openxmlformats.org/officeDocument/2006/math" xmlns:v="urn:schemas-microsoft-com:vml" xmlns:wp14="http://schemas.microsoft.com/office/word/2010/wordprocessingDrawing" xmlns:wp="http://schemas.openxmlformats.org/drawingml/2006/wordprocessingDrawing" xmlns:w10="urn:schemas-microsoft-com:office:word" xmlns:w="http://schemas.openxmlformats.org/wordprocessingml/2006/main" xmlns:w14="http://schemas.microsoft.com/office/word/2010/wordml" xmlns:w15="http://schemas.microsoft.com/office/word/2012/wordml" xmlns:w16cei="http://schemas.microsoft.com/office/word/2026/wordml/cei" xmlns:w16cex="http://schemas.microsoft.com/office/word/2018/wordml/cex" xmlns:w16cid="http://schemas.microsoft.com/office/word/2016/wordml/cid" xmlns:w16="http://schemas.microsoft.com/office/word/2018/wordml" xmlns:w16du="http://schemas.microsoft.com/office/word/2023/wordml/word16du" xmlns:w16sdtdh="http://schemas.microsoft.com/office/word/2020/wordml/sdtdatahash" xmlns:w16sdtfl="http://schemas.microsoft.com/office/word/2024/wordml/sdtformatlock" xmlns:w16se="http://schemas.microsoft.com/office/word/2015/wordml/symex" xmlns:wpg="http://schemas.microsoft.com/office/word/2010/wordprocessingGroup" xmlns:wpi="http://schemas.microsoft.com/office/word/2010/wordprocessingInk" xmlns:wne="http://schemas.microsoft.com/office/word/2006/wordml" xmlns:wps="http://schemas.microsoft.com/office/word/2010/wordprocessingShape" mc:Ignorable="w14 w15 w16se w16cid w16 w16cex w16sdtdh w16sdtfl w16du wp14">
+<w:hdr xmlns:wpc="http://schemas.microsoft.com/office/word/2010/wordprocessingCanvas" xmlns:cx="http://schemas.microsoft.com/office/drawing/2014/chartex" xmlns:cx1="http://schemas.microsoft.com/office/drawing/2015/9/8/chartex" xmlns:cx2="http://schemas.microsoft.com/office/drawing/2015/10/21/chartex" xmlns:cx3="http://schemas.microsoft.com/office/drawing/2016/5/9/chartex" xmlns:cx4="http://schemas.microsoft.com/office/drawing/2016/5/10/chartex" xmlns:cx5="http://schemas.microsoft.com/office/drawing/2016/5/11/chartex" xmlns:cx6="http://schemas.microsoft.com/office/drawing/2016/5/12/chartex" xmlns:cx7="http://schemas.microsoft.com/office/drawing/2016/5/13/chartex" xmlns:cx8="http://schemas.microsoft.com/office/drawing/2016/5/14/chartex" xmlns:mc="http://schemas.openxmlformats.org/markup-compatibility/2006" xmlns:aink="http://schemas.microsoft.com/office/drawing/2016/ink" xmlns:am3d="http://schemas.microsoft.com/office/drawing/2017/model3d" xmlns:o="urn:schemas-microsoft-com:office:office" xmlns:oel="http://schemas.microsoft.com/office/2019/extlst" xmlns:r="http://schemas.openxmlformats.org/officeDocument/2006/relationships" xmlns:m="http://schemas.openxmlformats.org/officeDocument/2006/math" xmlns:v="urn:schemas-microsoft-com:vml" xmlns:wp14="http://schemas.microsoft.com/office/word/2010/wordprocessingDrawing" xmlns:wp="http://schemas.openxmlformats.org/drawingml/2006/wordprocessingDrawing" xmlns:w10="urn:schemas-microsoft-com:office:word" xmlns:w="http://schemas.openxmlformats.org/wordprocessingml/2006/main" xmlns:w14="http://schemas.microsoft.com/office/word/2010/wordml" xmlns:w15="http://schemas.microsoft.com/office/word/2012/wordml" xmlns:w16cex="http://schemas.microsoft.com/office/word/2018/wordml/cex" xmlns:w16cid="http://schemas.microsoft.com/office/word/2016/wordml/cid" xmlns:w16="http://schemas.microsoft.com/office/word/2018/wordml" xmlns:w16du="http://schemas.microsoft.com/office/word/2023/wordml/word16du" xmlns:w16sdtdh="http://schemas.microsoft.com/office/word/2020/wordml/sdtdatahash" xmlns:w16sdtfl="http://schemas.microsoft.com/office/word/2024/wordml/sdtformatlock" xmlns:w16se="http://schemas.microsoft.com/office/word/2015/wordml/symex" xmlns:wpg="http://schemas.microsoft.com/office/word/2010/wordprocessingGroup" xmlns:wpi="http://schemas.microsoft.com/office/word/2010/wordprocessingInk" xmlns:wne="http://schemas.microsoft.com/office/word/2006/wordml" xmlns:wps="http://schemas.microsoft.com/office/word/2010/wordprocessingShape" mc:Ignorable="w14 w15 w16se w16cid w16 w16cex w16sdtdh w16sdtfl w16du wp14">
   <w:p>
     <w:pPr>
       <w:pStyle w:val="Intestazione"/>
@@ -5976,7 +6482,7 @@
 </file>
 
 <file path=word/numbering.xml><?xml version="1.0" encoding="utf-8"?>
-<w:numbering xmlns:wpc="http://schemas.microsoft.com/office/word/2010/wordprocessingCanvas" xmlns:cx="http://schemas.microsoft.com/office/drawing/2014/chartex" xmlns:cx1="http://schemas.microsoft.com/office/drawing/2015/9/8/chartex" xmlns:cx2="http://schemas.microsoft.com/office/drawing/2015/10/21/chartex" xmlns:cx3="http://schemas.microsoft.com/office/drawing/2016/5/9/chartex" xmlns:cx4="http://schemas.microsoft.com/office/drawing/2016/5/10/chartex" xmlns:cx5="http://schemas.microsoft.com/office/drawing/2016/5/11/chartex" xmlns:cx6="http://schemas.microsoft.com/office/drawing/2016/5/12/chartex" xmlns:cx7="http://schemas.microsoft.com/office/drawing/2016/5/13/chartex" xmlns:cx8="http://schemas.microsoft.com/office/drawing/2016/5/14/chartex" xmlns:mc="http://schemas.openxmlformats.org/markup-compatibility/2006" xmlns:aink="http://schemas.microsoft.com/office/drawing/2016/ink" xmlns:am3d="http://schemas.microsoft.com/office/drawing/2017/model3d" xmlns:o="urn:schemas-microsoft-com:office:office" xmlns:oel="http://schemas.microsoft.com/office/2019/extlst" xmlns:r="http://schemas.openxmlformats.org/officeDocument/2006/relationships" xmlns:m="http://schemas.openxmlformats.org/officeDocument/2006/math" xmlns:v="urn:schemas-microsoft-com:vml" xmlns:wp14="http://schemas.microsoft.com/office/word/2010/wordprocessingDrawing" xmlns:wp="http://schemas.openxmlformats.org/drawingml/2006/wordprocessingDrawing" xmlns:w10="urn:schemas-microsoft-com:office:word" xmlns:w="http://schemas.openxmlformats.org/wordprocessingml/2006/main" xmlns:w14="http://schemas.microsoft.com/office/word/2010/wordml" xmlns:w15="http://schemas.microsoft.com/office/word/2012/wordml" xmlns:w16cei="http://schemas.microsoft.com/office/word/2026/wordml/cei" xmlns:w16cex="http://schemas.microsoft.com/office/word/2018/wordml/cex" xmlns:w16cid="http://schemas.microsoft.com/office/word/2016/wordml/cid" xmlns:w16="http://schemas.microsoft.com/office/word/2018/wordml" xmlns:w16du="http://schemas.microsoft.com/office/word/2023/wordml/word16du" xmlns:w16sdtdh="http://schemas.microsoft.com/office/word/2020/wordml/sdtdatahash" xmlns:w16sdtfl="http://schemas.microsoft.com/office/word/2024/wordml/sdtformatlock" xmlns:w16se="http://schemas.microsoft.com/office/word/2015/wordml/symex" xmlns:wpg="http://schemas.microsoft.com/office/word/2010/wordprocessingGroup" xmlns:wpi="http://schemas.microsoft.com/office/word/2010/wordprocessingInk" xmlns:wne="http://schemas.microsoft.com/office/word/2006/wordml" xmlns:wps="http://schemas.microsoft.com/office/word/2010/wordprocessingShape" mc:Ignorable="w14 w15 w16se w16cid w16 w16cex w16sdtdh w16sdtfl w16du wp14">
+<w:numbering xmlns:wpc="http://schemas.microsoft.com/office/word/2010/wordprocessingCanvas" xmlns:cx="http://schemas.microsoft.com/office/drawing/2014/chartex" xmlns:cx1="http://schemas.microsoft.com/office/drawing/2015/9/8/chartex" xmlns:cx2="http://schemas.microsoft.com/office/drawing/2015/10/21/chartex" xmlns:cx3="http://schemas.microsoft.com/office/drawing/2016/5/9/chartex" xmlns:cx4="http://schemas.microsoft.com/office/drawing/2016/5/10/chartex" xmlns:cx5="http://schemas.microsoft.com/office/drawing/2016/5/11/chartex" xmlns:cx6="http://schemas.microsoft.com/office/drawing/2016/5/12/chartex" xmlns:cx7="http://schemas.microsoft.com/office/drawing/2016/5/13/chartex" xmlns:cx8="http://schemas.microsoft.com/office/drawing/2016/5/14/chartex" xmlns:mc="http://schemas.openxmlformats.org/markup-compatibility/2006" xmlns:aink="http://schemas.microsoft.com/office/drawing/2016/ink" xmlns:am3d="http://schemas.microsoft.com/office/drawing/2017/model3d" xmlns:o="urn:schemas-microsoft-com:office:office" xmlns:oel="http://schemas.microsoft.com/office/2019/extlst" xmlns:r="http://schemas.openxmlformats.org/officeDocument/2006/relationships" xmlns:m="http://schemas.openxmlformats.org/officeDocument/2006/math" xmlns:v="urn:schemas-microsoft-com:vml" xmlns:wp14="http://schemas.microsoft.com/office/word/2010/wordprocessingDrawing" xmlns:wp="http://schemas.openxmlformats.org/drawingml/2006/wordprocessingDrawing" xmlns:w10="urn:schemas-microsoft-com:office:word" xmlns:w="http://schemas.openxmlformats.org/wordprocessingml/2006/main" xmlns:w14="http://schemas.microsoft.com/office/word/2010/wordml" xmlns:w15="http://schemas.microsoft.com/office/word/2012/wordml" xmlns:w16cex="http://schemas.microsoft.com/office/word/2018/wordml/cex" xmlns:w16cid="http://schemas.microsoft.com/office/word/2016/wordml/cid" xmlns:w16="http://schemas.microsoft.com/office/word/2018/wordml" xmlns:w16du="http://schemas.microsoft.com/office/word/2023/wordml/word16du" xmlns:w16sdtdh="http://schemas.microsoft.com/office/word/2020/wordml/sdtdatahash" xmlns:w16sdtfl="http://schemas.microsoft.com/office/word/2024/wordml/sdtformatlock" xmlns:w16se="http://schemas.microsoft.com/office/word/2015/wordml/symex" xmlns:wpg="http://schemas.microsoft.com/office/word/2010/wordprocessingGroup" xmlns:wpi="http://schemas.microsoft.com/office/word/2010/wordprocessingInk" xmlns:wne="http://schemas.microsoft.com/office/word/2006/wordml" xmlns:wps="http://schemas.microsoft.com/office/word/2010/wordprocessingShape" mc:Ignorable="w14 w15 w16se w16cid w16 w16cex w16sdtdh w16sdtfl w16du wp14">
   <w:abstractNum w:abstractNumId="0" w15:restartNumberingAfterBreak="0">
     <w:nsid w:val="02C56FBA"/>
     <w:multiLevelType w:val="hybridMultilevel"/>
@@ -8464,6 +8970,119 @@
     </w:lvl>
   </w:abstractNum>
   <w:abstractNum w:abstractNumId="22" w15:restartNumberingAfterBreak="0">
+    <w:nsid w:val="2AA94591"/>
+    <w:multiLevelType w:val="hybridMultilevel"/>
+    <w:tmpl w:val="1FE637BC"/>
+    <w:lvl w:ilvl="0" w:tplc="04100001">
+      <w:start w:val="1"/>
+      <w:numFmt w:val="bullet"/>
+      <w:lvlText w:val=""/>
+      <w:lvlJc w:val="left"/>
+      <w:pPr>
+        <w:ind w:left="720" w:hanging="360"/>
+      </w:pPr>
+      <w:rPr>
+        <w:rFonts w:ascii="Symbol" w:hAnsi="Symbol" w:hint="default"/>
+      </w:rPr>
+    </w:lvl>
+    <w:lvl w:ilvl="1" w:tplc="04100003" w:tentative="1">
+      <w:start w:val="1"/>
+      <w:numFmt w:val="bullet"/>
+      <w:lvlText w:val="o"/>
+      <w:lvlJc w:val="left"/>
+      <w:pPr>
+        <w:ind w:left="1440" w:hanging="360"/>
+      </w:pPr>
+      <w:rPr>
+        <w:rFonts w:ascii="Courier New" w:hAnsi="Courier New" w:cs="Courier New" w:hint="default"/>
+      </w:rPr>
+    </w:lvl>
+    <w:lvl w:ilvl="2" w:tplc="04100005" w:tentative="1">
+      <w:start w:val="1"/>
+      <w:numFmt w:val="bullet"/>
+      <w:lvlText w:val=""/>
+      <w:lvlJc w:val="left"/>
+      <w:pPr>
+        <w:ind w:left="2160" w:hanging="360"/>
+      </w:pPr>
+      <w:rPr>
+        <w:rFonts w:ascii="Wingdings" w:hAnsi="Wingdings" w:hint="default"/>
+      </w:rPr>
+    </w:lvl>
+    <w:lvl w:ilvl="3" w:tplc="04100001" w:tentative="1">
+      <w:start w:val="1"/>
+      <w:numFmt w:val="bullet"/>
+      <w:lvlText w:val=""/>
+      <w:lvlJc w:val="left"/>
+      <w:pPr>
+        <w:ind w:left="2880" w:hanging="360"/>
+      </w:pPr>
+      <w:rPr>
+        <w:rFonts w:ascii="Symbol" w:hAnsi="Symbol" w:hint="default"/>
+      </w:rPr>
+    </w:lvl>
+    <w:lvl w:ilvl="4" w:tplc="04100003" w:tentative="1">
+      <w:start w:val="1"/>
+      <w:numFmt w:val="bullet"/>
+      <w:lvlText w:val="o"/>
+      <w:lvlJc w:val="left"/>
+      <w:pPr>
+        <w:ind w:left="3600" w:hanging="360"/>
+      </w:pPr>
+      <w:rPr>
+        <w:rFonts w:ascii="Courier New" w:hAnsi="Courier New" w:cs="Courier New" w:hint="default"/>
+      </w:rPr>
+    </w:lvl>
+    <w:lvl w:ilvl="5" w:tplc="04100005" w:tentative="1">
+      <w:start w:val="1"/>
+      <w:numFmt w:val="bullet"/>
+      <w:lvlText w:val=""/>
+      <w:lvlJc w:val="left"/>
+      <w:pPr>
+        <w:ind w:left="4320" w:hanging="360"/>
+      </w:pPr>
+      <w:rPr>
+        <w:rFonts w:ascii="Wingdings" w:hAnsi="Wingdings" w:hint="default"/>
+      </w:rPr>
+    </w:lvl>
+    <w:lvl w:ilvl="6" w:tplc="04100001" w:tentative="1">
+      <w:start w:val="1"/>
+      <w:numFmt w:val="bullet"/>
+      <w:lvlText w:val=""/>
+      <w:lvlJc w:val="left"/>
+      <w:pPr>
+        <w:ind w:left="5040" w:hanging="360"/>
+      </w:pPr>
+      <w:rPr>
+        <w:rFonts w:ascii="Symbol" w:hAnsi="Symbol" w:hint="default"/>
+      </w:rPr>
+    </w:lvl>
+    <w:lvl w:ilvl="7" w:tplc="04100003" w:tentative="1">
+      <w:start w:val="1"/>
+      <w:numFmt w:val="bullet"/>
+      <w:lvlText w:val="o"/>
+      <w:lvlJc w:val="left"/>
+      <w:pPr>
+        <w:ind w:left="5760" w:hanging="360"/>
+      </w:pPr>
+      <w:rPr>
+        <w:rFonts w:ascii="Courier New" w:hAnsi="Courier New" w:cs="Courier New" w:hint="default"/>
+      </w:rPr>
+    </w:lvl>
+    <w:lvl w:ilvl="8" w:tplc="04100005" w:tentative="1">
+      <w:start w:val="1"/>
+      <w:numFmt w:val="bullet"/>
+      <w:lvlText w:val=""/>
+      <w:lvlJc w:val="left"/>
+      <w:pPr>
+        <w:ind w:left="6480" w:hanging="360"/>
+      </w:pPr>
+      <w:rPr>
+        <w:rFonts w:ascii="Wingdings" w:hAnsi="Wingdings" w:hint="default"/>
+      </w:rPr>
+    </w:lvl>
+  </w:abstractNum>
+  <w:abstractNum w:abstractNumId="23" w15:restartNumberingAfterBreak="0">
     <w:nsid w:val="2B4B18C7"/>
     <w:multiLevelType w:val="hybridMultilevel"/>
     <w:tmpl w:val="8636702A"/>
@@ -8576,7 +9195,7 @@
       </w:rPr>
     </w:lvl>
   </w:abstractNum>
-  <w:abstractNum w:abstractNumId="23" w15:restartNumberingAfterBreak="0">
+  <w:abstractNum w:abstractNumId="24" w15:restartNumberingAfterBreak="0">
     <w:nsid w:val="2BC617E9"/>
     <w:multiLevelType w:val="hybridMultilevel"/>
     <w:tmpl w:val="D0BE9CBE"/>
@@ -8689,7 +9308,7 @@
       </w:rPr>
     </w:lvl>
   </w:abstractNum>
-  <w:abstractNum w:abstractNumId="24" w15:restartNumberingAfterBreak="0">
+  <w:abstractNum w:abstractNumId="25" w15:restartNumberingAfterBreak="0">
     <w:nsid w:val="2D2D4560"/>
     <w:multiLevelType w:val="hybridMultilevel"/>
     <w:tmpl w:val="6CDA6634"/>
@@ -8802,7 +9421,7 @@
       </w:rPr>
     </w:lvl>
   </w:abstractNum>
-  <w:abstractNum w:abstractNumId="25" w15:restartNumberingAfterBreak="0">
+  <w:abstractNum w:abstractNumId="26" w15:restartNumberingAfterBreak="0">
     <w:nsid w:val="2FF1724A"/>
     <w:multiLevelType w:val="hybridMultilevel"/>
     <w:tmpl w:val="89BC6B90"/>
@@ -8915,7 +9534,7 @@
       </w:rPr>
     </w:lvl>
   </w:abstractNum>
-  <w:abstractNum w:abstractNumId="26" w15:restartNumberingAfterBreak="0">
+  <w:abstractNum w:abstractNumId="27" w15:restartNumberingAfterBreak="0">
     <w:nsid w:val="30C125AB"/>
     <w:multiLevelType w:val="hybridMultilevel"/>
     <w:tmpl w:val="A16C383A"/>
@@ -9028,7 +9647,7 @@
       </w:rPr>
     </w:lvl>
   </w:abstractNum>
-  <w:abstractNum w:abstractNumId="27" w15:restartNumberingAfterBreak="0">
+  <w:abstractNum w:abstractNumId="28" w15:restartNumberingAfterBreak="0">
     <w:nsid w:val="31762D3D"/>
     <w:multiLevelType w:val="hybridMultilevel"/>
     <w:tmpl w:val="722C9B8A"/>
@@ -9141,7 +9760,7 @@
       </w:rPr>
     </w:lvl>
   </w:abstractNum>
-  <w:abstractNum w:abstractNumId="28" w15:restartNumberingAfterBreak="0">
+  <w:abstractNum w:abstractNumId="29" w15:restartNumberingAfterBreak="0">
     <w:nsid w:val="320B11BA"/>
     <w:multiLevelType w:val="hybridMultilevel"/>
     <w:tmpl w:val="60B09F72"/>
@@ -9254,7 +9873,7 @@
       </w:rPr>
     </w:lvl>
   </w:abstractNum>
-  <w:abstractNum w:abstractNumId="29" w15:restartNumberingAfterBreak="0">
+  <w:abstractNum w:abstractNumId="30" w15:restartNumberingAfterBreak="0">
     <w:nsid w:val="33575E03"/>
     <w:multiLevelType w:val="hybridMultilevel"/>
     <w:tmpl w:val="E8942C10"/>
@@ -9367,7 +9986,7 @@
       </w:rPr>
     </w:lvl>
   </w:abstractNum>
-  <w:abstractNum w:abstractNumId="30" w15:restartNumberingAfterBreak="0">
+  <w:abstractNum w:abstractNumId="31" w15:restartNumberingAfterBreak="0">
     <w:nsid w:val="345018CF"/>
     <w:multiLevelType w:val="hybridMultilevel"/>
     <w:tmpl w:val="E8A49332"/>
@@ -9480,7 +10099,7 @@
       </w:rPr>
     </w:lvl>
   </w:abstractNum>
-  <w:abstractNum w:abstractNumId="31" w15:restartNumberingAfterBreak="0">
+  <w:abstractNum w:abstractNumId="32" w15:restartNumberingAfterBreak="0">
     <w:nsid w:val="3461265A"/>
     <w:multiLevelType w:val="hybridMultilevel"/>
     <w:tmpl w:val="26B2D176"/>
@@ -9593,7 +10212,7 @@
       </w:rPr>
     </w:lvl>
   </w:abstractNum>
-  <w:abstractNum w:abstractNumId="32" w15:restartNumberingAfterBreak="0">
+  <w:abstractNum w:abstractNumId="33" w15:restartNumberingAfterBreak="0">
     <w:nsid w:val="3533315C"/>
     <w:multiLevelType w:val="hybridMultilevel"/>
     <w:tmpl w:val="8CBED7C8"/>
@@ -9706,7 +10325,7 @@
       </w:rPr>
     </w:lvl>
   </w:abstractNum>
-  <w:abstractNum w:abstractNumId="33" w15:restartNumberingAfterBreak="0">
+  <w:abstractNum w:abstractNumId="34" w15:restartNumberingAfterBreak="0">
     <w:nsid w:val="374E75C0"/>
     <w:multiLevelType w:val="hybridMultilevel"/>
     <w:tmpl w:val="125EE194"/>
@@ -9819,7 +10438,7 @@
       </w:rPr>
     </w:lvl>
   </w:abstractNum>
-  <w:abstractNum w:abstractNumId="34" w15:restartNumberingAfterBreak="0">
+  <w:abstractNum w:abstractNumId="35" w15:restartNumberingAfterBreak="0">
     <w:nsid w:val="3C344B23"/>
     <w:multiLevelType w:val="hybridMultilevel"/>
     <w:tmpl w:val="6454845E"/>
@@ -9932,7 +10551,7 @@
       </w:rPr>
     </w:lvl>
   </w:abstractNum>
-  <w:abstractNum w:abstractNumId="35" w15:restartNumberingAfterBreak="0">
+  <w:abstractNum w:abstractNumId="36" w15:restartNumberingAfterBreak="0">
     <w:nsid w:val="3F7C2980"/>
     <w:multiLevelType w:val="hybridMultilevel"/>
     <w:tmpl w:val="BC582FAA"/>
@@ -10045,7 +10664,7 @@
       </w:rPr>
     </w:lvl>
   </w:abstractNum>
-  <w:abstractNum w:abstractNumId="36" w15:restartNumberingAfterBreak="0">
+  <w:abstractNum w:abstractNumId="37" w15:restartNumberingAfterBreak="0">
     <w:nsid w:val="40C0566E"/>
     <w:multiLevelType w:val="hybridMultilevel"/>
     <w:tmpl w:val="1EC27EE8"/>
@@ -10158,7 +10777,7 @@
       </w:rPr>
     </w:lvl>
   </w:abstractNum>
-  <w:abstractNum w:abstractNumId="37" w15:restartNumberingAfterBreak="0">
+  <w:abstractNum w:abstractNumId="38" w15:restartNumberingAfterBreak="0">
     <w:nsid w:val="44FF292B"/>
     <w:multiLevelType w:val="hybridMultilevel"/>
     <w:tmpl w:val="FD5A1D3C"/>
@@ -10271,7 +10890,7 @@
       </w:rPr>
     </w:lvl>
   </w:abstractNum>
-  <w:abstractNum w:abstractNumId="38" w15:restartNumberingAfterBreak="0">
+  <w:abstractNum w:abstractNumId="39" w15:restartNumberingAfterBreak="0">
     <w:nsid w:val="4A9208A5"/>
     <w:multiLevelType w:val="hybridMultilevel"/>
     <w:tmpl w:val="A7422CC0"/>
@@ -10384,7 +11003,7 @@
       </w:rPr>
     </w:lvl>
   </w:abstractNum>
-  <w:abstractNum w:abstractNumId="39" w15:restartNumberingAfterBreak="0">
+  <w:abstractNum w:abstractNumId="40" w15:restartNumberingAfterBreak="0">
     <w:nsid w:val="511310BC"/>
     <w:multiLevelType w:val="hybridMultilevel"/>
     <w:tmpl w:val="71E85244"/>
@@ -10497,7 +11116,7 @@
       </w:rPr>
     </w:lvl>
   </w:abstractNum>
-  <w:abstractNum w:abstractNumId="40" w15:restartNumberingAfterBreak="0">
+  <w:abstractNum w:abstractNumId="41" w15:restartNumberingAfterBreak="0">
     <w:nsid w:val="52031567"/>
     <w:multiLevelType w:val="hybridMultilevel"/>
     <w:tmpl w:val="8D16E9E6"/>
@@ -10610,7 +11229,7 @@
       </w:rPr>
     </w:lvl>
   </w:abstractNum>
-  <w:abstractNum w:abstractNumId="41" w15:restartNumberingAfterBreak="0">
+  <w:abstractNum w:abstractNumId="42" w15:restartNumberingAfterBreak="0">
     <w:nsid w:val="52637672"/>
     <w:multiLevelType w:val="hybridMultilevel"/>
     <w:tmpl w:val="98A22AE4"/>
@@ -10723,7 +11342,7 @@
       </w:rPr>
     </w:lvl>
   </w:abstractNum>
-  <w:abstractNum w:abstractNumId="42" w15:restartNumberingAfterBreak="0">
+  <w:abstractNum w:abstractNumId="43" w15:restartNumberingAfterBreak="0">
     <w:nsid w:val="52A5527C"/>
     <w:multiLevelType w:val="hybridMultilevel"/>
     <w:tmpl w:val="5568C82C"/>
@@ -10836,7 +11455,7 @@
       </w:rPr>
     </w:lvl>
   </w:abstractNum>
-  <w:abstractNum w:abstractNumId="43" w15:restartNumberingAfterBreak="0">
+  <w:abstractNum w:abstractNumId="44" w15:restartNumberingAfterBreak="0">
     <w:nsid w:val="546746EF"/>
     <w:multiLevelType w:val="hybridMultilevel"/>
     <w:tmpl w:val="E07CB89E"/>
@@ -10949,7 +11568,7 @@
       </w:rPr>
     </w:lvl>
   </w:abstractNum>
-  <w:abstractNum w:abstractNumId="44" w15:restartNumberingAfterBreak="0">
+  <w:abstractNum w:abstractNumId="45" w15:restartNumberingAfterBreak="0">
     <w:nsid w:val="57BF0A1D"/>
     <w:multiLevelType w:val="hybridMultilevel"/>
     <w:tmpl w:val="438E05FA"/>
@@ -11062,7 +11681,7 @@
       </w:rPr>
     </w:lvl>
   </w:abstractNum>
-  <w:abstractNum w:abstractNumId="45" w15:restartNumberingAfterBreak="0">
+  <w:abstractNum w:abstractNumId="46" w15:restartNumberingAfterBreak="0">
     <w:nsid w:val="5BEA70B1"/>
     <w:multiLevelType w:val="hybridMultilevel"/>
     <w:tmpl w:val="18E42578"/>
@@ -11175,7 +11794,7 @@
       </w:rPr>
     </w:lvl>
   </w:abstractNum>
-  <w:abstractNum w:abstractNumId="46" w15:restartNumberingAfterBreak="0">
+  <w:abstractNum w:abstractNumId="47" w15:restartNumberingAfterBreak="0">
     <w:nsid w:val="5D6E0C7C"/>
     <w:multiLevelType w:val="hybridMultilevel"/>
     <w:tmpl w:val="49DCDC5C"/>
@@ -11288,7 +11907,7 @@
       </w:rPr>
     </w:lvl>
   </w:abstractNum>
-  <w:abstractNum w:abstractNumId="47" w15:restartNumberingAfterBreak="0">
+  <w:abstractNum w:abstractNumId="48" w15:restartNumberingAfterBreak="0">
     <w:nsid w:val="5E9E29D3"/>
     <w:multiLevelType w:val="hybridMultilevel"/>
     <w:tmpl w:val="9F18EAEA"/>
@@ -11401,7 +12020,7 @@
       </w:rPr>
     </w:lvl>
   </w:abstractNum>
-  <w:abstractNum w:abstractNumId="48" w15:restartNumberingAfterBreak="0">
+  <w:abstractNum w:abstractNumId="49" w15:restartNumberingAfterBreak="0">
     <w:nsid w:val="634934C4"/>
     <w:multiLevelType w:val="hybridMultilevel"/>
     <w:tmpl w:val="07905FBE"/>
@@ -11514,7 +12133,7 @@
       </w:rPr>
     </w:lvl>
   </w:abstractNum>
-  <w:abstractNum w:abstractNumId="49" w15:restartNumberingAfterBreak="0">
+  <w:abstractNum w:abstractNumId="50" w15:restartNumberingAfterBreak="0">
     <w:nsid w:val="647C3736"/>
     <w:multiLevelType w:val="hybridMultilevel"/>
     <w:tmpl w:val="9EBAB13A"/>
@@ -11627,7 +12246,7 @@
       </w:rPr>
     </w:lvl>
   </w:abstractNum>
-  <w:abstractNum w:abstractNumId="50" w15:restartNumberingAfterBreak="0">
+  <w:abstractNum w:abstractNumId="51" w15:restartNumberingAfterBreak="0">
     <w:nsid w:val="657C0249"/>
     <w:multiLevelType w:val="hybridMultilevel"/>
     <w:tmpl w:val="B7F0EF28"/>
@@ -11740,7 +12359,7 @@
       </w:rPr>
     </w:lvl>
   </w:abstractNum>
-  <w:abstractNum w:abstractNumId="51" w15:restartNumberingAfterBreak="0">
+  <w:abstractNum w:abstractNumId="52" w15:restartNumberingAfterBreak="0">
     <w:nsid w:val="66E3637D"/>
     <w:multiLevelType w:val="hybridMultilevel"/>
     <w:tmpl w:val="16041B88"/>
@@ -11853,7 +12472,7 @@
       </w:rPr>
     </w:lvl>
   </w:abstractNum>
-  <w:abstractNum w:abstractNumId="52" w15:restartNumberingAfterBreak="0">
+  <w:abstractNum w:abstractNumId="53" w15:restartNumberingAfterBreak="0">
     <w:nsid w:val="68FA7A4B"/>
     <w:multiLevelType w:val="hybridMultilevel"/>
     <w:tmpl w:val="AEF21538"/>
@@ -11966,7 +12585,7 @@
       </w:rPr>
     </w:lvl>
   </w:abstractNum>
-  <w:abstractNum w:abstractNumId="53" w15:restartNumberingAfterBreak="0">
+  <w:abstractNum w:abstractNumId="54" w15:restartNumberingAfterBreak="0">
     <w:nsid w:val="69860E4B"/>
     <w:multiLevelType w:val="hybridMultilevel"/>
     <w:tmpl w:val="EB687890"/>
@@ -12079,7 +12698,7 @@
       </w:rPr>
     </w:lvl>
   </w:abstractNum>
-  <w:abstractNum w:abstractNumId="54" w15:restartNumberingAfterBreak="0">
+  <w:abstractNum w:abstractNumId="55" w15:restartNumberingAfterBreak="0">
     <w:nsid w:val="6C181DE2"/>
     <w:multiLevelType w:val="hybridMultilevel"/>
     <w:tmpl w:val="3B5491FC"/>
@@ -12192,7 +12811,7 @@
       </w:rPr>
     </w:lvl>
   </w:abstractNum>
-  <w:abstractNum w:abstractNumId="55" w15:restartNumberingAfterBreak="0">
+  <w:abstractNum w:abstractNumId="56" w15:restartNumberingAfterBreak="0">
     <w:nsid w:val="6C507E4B"/>
     <w:multiLevelType w:val="hybridMultilevel"/>
     <w:tmpl w:val="BD94795A"/>
@@ -12305,7 +12924,7 @@
       </w:rPr>
     </w:lvl>
   </w:abstractNum>
-  <w:abstractNum w:abstractNumId="56" w15:restartNumberingAfterBreak="0">
+  <w:abstractNum w:abstractNumId="57" w15:restartNumberingAfterBreak="0">
     <w:nsid w:val="6C944328"/>
     <w:multiLevelType w:val="hybridMultilevel"/>
     <w:tmpl w:val="10D40524"/>
@@ -12418,7 +13037,7 @@
       </w:rPr>
     </w:lvl>
   </w:abstractNum>
-  <w:abstractNum w:abstractNumId="57" w15:restartNumberingAfterBreak="0">
+  <w:abstractNum w:abstractNumId="58" w15:restartNumberingAfterBreak="0">
     <w:nsid w:val="6D645323"/>
     <w:multiLevelType w:val="hybridMultilevel"/>
     <w:tmpl w:val="4860DCD4"/>
@@ -12531,7 +13150,7 @@
       </w:rPr>
     </w:lvl>
   </w:abstractNum>
-  <w:abstractNum w:abstractNumId="58" w15:restartNumberingAfterBreak="0">
+  <w:abstractNum w:abstractNumId="59" w15:restartNumberingAfterBreak="0">
     <w:nsid w:val="6E737B1D"/>
     <w:multiLevelType w:val="hybridMultilevel"/>
     <w:tmpl w:val="9DB6FC56"/>
@@ -12644,7 +13263,7 @@
       </w:rPr>
     </w:lvl>
   </w:abstractNum>
-  <w:abstractNum w:abstractNumId="59" w15:restartNumberingAfterBreak="0">
+  <w:abstractNum w:abstractNumId="60" w15:restartNumberingAfterBreak="0">
     <w:nsid w:val="6FB2550B"/>
     <w:multiLevelType w:val="hybridMultilevel"/>
     <w:tmpl w:val="85B61FAE"/>
@@ -12757,7 +13376,7 @@
       </w:rPr>
     </w:lvl>
   </w:abstractNum>
-  <w:abstractNum w:abstractNumId="60" w15:restartNumberingAfterBreak="0">
+  <w:abstractNum w:abstractNumId="61" w15:restartNumberingAfterBreak="0">
     <w:nsid w:val="703D2D8E"/>
     <w:multiLevelType w:val="hybridMultilevel"/>
     <w:tmpl w:val="D99AA684"/>
@@ -12870,7 +13489,7 @@
       </w:rPr>
     </w:lvl>
   </w:abstractNum>
-  <w:abstractNum w:abstractNumId="61" w15:restartNumberingAfterBreak="0">
+  <w:abstractNum w:abstractNumId="62" w15:restartNumberingAfterBreak="0">
     <w:nsid w:val="729E5AE4"/>
     <w:multiLevelType w:val="hybridMultilevel"/>
     <w:tmpl w:val="50E8498E"/>
@@ -12983,7 +13602,7 @@
       </w:rPr>
     </w:lvl>
   </w:abstractNum>
-  <w:abstractNum w:abstractNumId="62" w15:restartNumberingAfterBreak="0">
+  <w:abstractNum w:abstractNumId="63" w15:restartNumberingAfterBreak="0">
     <w:nsid w:val="75DA70F0"/>
     <w:multiLevelType w:val="hybridMultilevel"/>
     <w:tmpl w:val="EE888E56"/>
@@ -13096,7 +13715,7 @@
       </w:rPr>
     </w:lvl>
   </w:abstractNum>
-  <w:abstractNum w:abstractNumId="63" w15:restartNumberingAfterBreak="0">
+  <w:abstractNum w:abstractNumId="64" w15:restartNumberingAfterBreak="0">
     <w:nsid w:val="77CB7AA6"/>
     <w:multiLevelType w:val="hybridMultilevel"/>
     <w:tmpl w:val="F8EAB792"/>
@@ -13209,7 +13828,7 @@
       </w:rPr>
     </w:lvl>
   </w:abstractNum>
-  <w:abstractNum w:abstractNumId="64" w15:restartNumberingAfterBreak="0">
+  <w:abstractNum w:abstractNumId="65" w15:restartNumberingAfterBreak="0">
     <w:nsid w:val="77E677D9"/>
     <w:multiLevelType w:val="hybridMultilevel"/>
     <w:tmpl w:val="451227C6"/>
@@ -13322,7 +13941,7 @@
       </w:rPr>
     </w:lvl>
   </w:abstractNum>
-  <w:abstractNum w:abstractNumId="65" w15:restartNumberingAfterBreak="0">
+  <w:abstractNum w:abstractNumId="66" w15:restartNumberingAfterBreak="0">
     <w:nsid w:val="792B2846"/>
     <w:multiLevelType w:val="hybridMultilevel"/>
     <w:tmpl w:val="A27CF27E"/>
@@ -13436,40 +14055,40 @@
     </w:lvl>
   </w:abstractNum>
   <w:num w:numId="1" w16cid:durableId="1978216805">
-    <w:abstractNumId w:val="27"/>
+    <w:abstractNumId w:val="28"/>
   </w:num>
   <w:num w:numId="2" w16cid:durableId="326250525">
-    <w:abstractNumId w:val="36"/>
+    <w:abstractNumId w:val="37"/>
   </w:num>
   <w:num w:numId="3" w16cid:durableId="411317182">
-    <w:abstractNumId w:val="65"/>
+    <w:abstractNumId w:val="66"/>
   </w:num>
   <w:num w:numId="4" w16cid:durableId="139353041">
     <w:abstractNumId w:val="0"/>
   </w:num>
   <w:num w:numId="5" w16cid:durableId="197353042">
-    <w:abstractNumId w:val="42"/>
+    <w:abstractNumId w:val="43"/>
   </w:num>
   <w:num w:numId="6" w16cid:durableId="1477723942">
-    <w:abstractNumId w:val="46"/>
+    <w:abstractNumId w:val="47"/>
   </w:num>
   <w:num w:numId="7" w16cid:durableId="1056708677">
-    <w:abstractNumId w:val="23"/>
+    <w:abstractNumId w:val="24"/>
   </w:num>
   <w:num w:numId="8" w16cid:durableId="1337028102">
-    <w:abstractNumId w:val="26"/>
+    <w:abstractNumId w:val="27"/>
   </w:num>
   <w:num w:numId="9" w16cid:durableId="1032026951">
-    <w:abstractNumId w:val="63"/>
+    <w:abstractNumId w:val="64"/>
   </w:num>
   <w:num w:numId="10" w16cid:durableId="1805539159">
-    <w:abstractNumId w:val="45"/>
+    <w:abstractNumId w:val="46"/>
   </w:num>
   <w:num w:numId="11" w16cid:durableId="359673500">
     <w:abstractNumId w:val="19"/>
   </w:num>
   <w:num w:numId="12" w16cid:durableId="1405685649">
-    <w:abstractNumId w:val="56"/>
+    <w:abstractNumId w:val="57"/>
   </w:num>
   <w:num w:numId="13" w16cid:durableId="793449603">
     <w:abstractNumId w:val="3"/>
@@ -13478,13 +14097,13 @@
     <w:abstractNumId w:val="14"/>
   </w:num>
   <w:num w:numId="15" w16cid:durableId="1165778761">
-    <w:abstractNumId w:val="58"/>
+    <w:abstractNumId w:val="59"/>
   </w:num>
   <w:num w:numId="16" w16cid:durableId="2013220321">
     <w:abstractNumId w:val="6"/>
   </w:num>
   <w:num w:numId="17" w16cid:durableId="661155151">
-    <w:abstractNumId w:val="44"/>
+    <w:abstractNumId w:val="45"/>
   </w:num>
   <w:num w:numId="18" w16cid:durableId="1194616981">
     <w:abstractNumId w:val="10"/>
@@ -13493,10 +14112,10 @@
     <w:abstractNumId w:val="5"/>
   </w:num>
   <w:num w:numId="20" w16cid:durableId="1787655883">
-    <w:abstractNumId w:val="57"/>
+    <w:abstractNumId w:val="58"/>
   </w:num>
   <w:num w:numId="21" w16cid:durableId="1767577944">
-    <w:abstractNumId w:val="62"/>
+    <w:abstractNumId w:val="63"/>
   </w:num>
   <w:num w:numId="22" w16cid:durableId="741298795">
     <w:abstractNumId w:val="16"/>
@@ -13508,7 +14127,7 @@
     <w:abstractNumId w:val="20"/>
   </w:num>
   <w:num w:numId="25" w16cid:durableId="1459446886">
-    <w:abstractNumId w:val="30"/>
+    <w:abstractNumId w:val="31"/>
   </w:num>
   <w:num w:numId="26" w16cid:durableId="290792683">
     <w:abstractNumId w:val="12"/>
@@ -13517,10 +14136,10 @@
     <w:abstractNumId w:val="9"/>
   </w:num>
   <w:num w:numId="28" w16cid:durableId="1920670799">
-    <w:abstractNumId w:val="28"/>
+    <w:abstractNumId w:val="29"/>
   </w:num>
   <w:num w:numId="29" w16cid:durableId="1693340694">
-    <w:abstractNumId w:val="34"/>
+    <w:abstractNumId w:val="35"/>
   </w:num>
   <w:num w:numId="30" w16cid:durableId="1931885527">
     <w:abstractNumId w:val="15"/>
@@ -13529,40 +14148,40 @@
     <w:abstractNumId w:val="8"/>
   </w:num>
   <w:num w:numId="32" w16cid:durableId="1913855922">
-    <w:abstractNumId w:val="38"/>
+    <w:abstractNumId w:val="39"/>
   </w:num>
   <w:num w:numId="33" w16cid:durableId="1678145938">
-    <w:abstractNumId w:val="43"/>
+    <w:abstractNumId w:val="44"/>
   </w:num>
   <w:num w:numId="34" w16cid:durableId="596016159">
     <w:abstractNumId w:val="21"/>
   </w:num>
   <w:num w:numId="35" w16cid:durableId="1513374068">
-    <w:abstractNumId w:val="48"/>
+    <w:abstractNumId w:val="49"/>
   </w:num>
   <w:num w:numId="36" w16cid:durableId="1072461243">
-    <w:abstractNumId w:val="24"/>
+    <w:abstractNumId w:val="25"/>
   </w:num>
   <w:num w:numId="37" w16cid:durableId="1776100285">
     <w:abstractNumId w:val="2"/>
   </w:num>
   <w:num w:numId="38" w16cid:durableId="1039552962">
-    <w:abstractNumId w:val="59"/>
+    <w:abstractNumId w:val="60"/>
   </w:num>
   <w:num w:numId="39" w16cid:durableId="1145394123">
-    <w:abstractNumId w:val="49"/>
+    <w:abstractNumId w:val="50"/>
   </w:num>
   <w:num w:numId="40" w16cid:durableId="198593526">
-    <w:abstractNumId w:val="39"/>
+    <w:abstractNumId w:val="40"/>
   </w:num>
   <w:num w:numId="41" w16cid:durableId="529804284">
-    <w:abstractNumId w:val="54"/>
+    <w:abstractNumId w:val="55"/>
   </w:num>
   <w:num w:numId="42" w16cid:durableId="1711864">
-    <w:abstractNumId w:val="64"/>
+    <w:abstractNumId w:val="65"/>
   </w:num>
   <w:num w:numId="43" w16cid:durableId="510029647">
-    <w:abstractNumId w:val="31"/>
+    <w:abstractNumId w:val="32"/>
   </w:num>
   <w:num w:numId="44" w16cid:durableId="1174153948">
     <w:abstractNumId w:val="7"/>
@@ -13571,66 +14190,69 @@
     <w:abstractNumId w:val="11"/>
   </w:num>
   <w:num w:numId="46" w16cid:durableId="2052144672">
-    <w:abstractNumId w:val="41"/>
+    <w:abstractNumId w:val="42"/>
   </w:num>
   <w:num w:numId="47" w16cid:durableId="1235512523">
     <w:abstractNumId w:val="17"/>
   </w:num>
   <w:num w:numId="48" w16cid:durableId="213202671">
-    <w:abstractNumId w:val="50"/>
+    <w:abstractNumId w:val="51"/>
   </w:num>
   <w:num w:numId="49" w16cid:durableId="1081757241">
+    <w:abstractNumId w:val="62"/>
+  </w:num>
+  <w:num w:numId="50" w16cid:durableId="1638147521">
+    <w:abstractNumId w:val="52"/>
+  </w:num>
+  <w:num w:numId="51" w16cid:durableId="73011924">
+    <w:abstractNumId w:val="48"/>
+  </w:num>
+  <w:num w:numId="52" w16cid:durableId="686105797">
+    <w:abstractNumId w:val="36"/>
+  </w:num>
+  <w:num w:numId="53" w16cid:durableId="494995089">
+    <w:abstractNumId w:val="53"/>
+  </w:num>
+  <w:num w:numId="54" w16cid:durableId="606692841">
     <w:abstractNumId w:val="61"/>
   </w:num>
-  <w:num w:numId="50" w16cid:durableId="1638147521">
-    <w:abstractNumId w:val="51"/>
-  </w:num>
-  <w:num w:numId="51" w16cid:durableId="73011924">
-    <w:abstractNumId w:val="47"/>
-  </w:num>
-  <w:num w:numId="52" w16cid:durableId="686105797">
-    <w:abstractNumId w:val="35"/>
-  </w:num>
-  <w:num w:numId="53" w16cid:durableId="494995089">
-    <w:abstractNumId w:val="52"/>
-  </w:num>
-  <w:num w:numId="54" w16cid:durableId="606692841">
-    <w:abstractNumId w:val="60"/>
-  </w:num>
   <w:num w:numId="55" w16cid:durableId="1632438277">
-    <w:abstractNumId w:val="37"/>
+    <w:abstractNumId w:val="38"/>
   </w:num>
   <w:num w:numId="56" w16cid:durableId="548107911">
-    <w:abstractNumId w:val="29"/>
+    <w:abstractNumId w:val="30"/>
   </w:num>
   <w:num w:numId="57" w16cid:durableId="554437992">
     <w:abstractNumId w:val="1"/>
   </w:num>
   <w:num w:numId="58" w16cid:durableId="1611431405">
-    <w:abstractNumId w:val="25"/>
+    <w:abstractNumId w:val="26"/>
   </w:num>
   <w:num w:numId="59" w16cid:durableId="1441296028">
     <w:abstractNumId w:val="18"/>
   </w:num>
   <w:num w:numId="60" w16cid:durableId="711729346">
-    <w:abstractNumId w:val="40"/>
+    <w:abstractNumId w:val="41"/>
   </w:num>
   <w:num w:numId="61" w16cid:durableId="1109936754">
-    <w:abstractNumId w:val="55"/>
+    <w:abstractNumId w:val="56"/>
   </w:num>
   <w:num w:numId="62" w16cid:durableId="474882763">
-    <w:abstractNumId w:val="32"/>
+    <w:abstractNumId w:val="33"/>
   </w:num>
   <w:num w:numId="63" w16cid:durableId="781077331">
     <w:abstractNumId w:val="4"/>
   </w:num>
   <w:num w:numId="64" w16cid:durableId="607926448">
-    <w:abstractNumId w:val="53"/>
+    <w:abstractNumId w:val="54"/>
   </w:num>
   <w:num w:numId="65" w16cid:durableId="208104570">
-    <w:abstractNumId w:val="33"/>
+    <w:abstractNumId w:val="34"/>
   </w:num>
   <w:num w:numId="66" w16cid:durableId="407579107">
+    <w:abstractNumId w:val="23"/>
+  </w:num>
+  <w:num w:numId="67" w16cid:durableId="1964188765">
     <w:abstractNumId w:val="22"/>
   </w:num>
   <w:numIdMacAtCleanup w:val="65"/>

--- a/VideoSystemWeb/DOCUMENTI/HELP/HELP VIDEOSYSTEM.docx
+++ b/VideoSystemWeb/DOCUMENTI/HELP/HELP VIDEOSYSTEM.docx
@@ -6,17 +6,22 @@
       <w:pPr>
         <w:pStyle w:val="Sottotitolo"/>
       </w:pPr>
+    </w:p>
+    <w:p>
+      <w:pPr>
+        <w:pStyle w:val="Sottotitolo"/>
+      </w:pPr>
       <w:r>
         <w:t>Versione 2.1.</w:t>
       </w:r>
       <w:r>
-        <w:t>1</w:t>
-      </w:r>
-      <w:r>
-        <w:t xml:space="preserve"> del 1</w:t>
-      </w:r>
-      <w:r>
-        <w:t>9</w:t>
+        <w:t>2</w:t>
+      </w:r>
+      <w:r>
+        <w:t xml:space="preserve"> del </w:t>
+      </w:r>
+      <w:r>
+        <w:t>26</w:t>
       </w:r>
       <w:r>
         <w:t>/09/2026</w:t>
@@ -31,6 +36,29 @@
         </w:numPr>
       </w:pPr>
       <w:r>
+        <w:t xml:space="preserve">Scadenzario: </w:t>
+      </w:r>
+      <w:r>
+        <w:t>modifica ordinamento in base allo stato pagamento</w:t>
+      </w:r>
+    </w:p>
+    <w:p>
+      <w:pPr>
+        <w:pStyle w:val="Sottotitolo"/>
+      </w:pPr>
+      <w:r>
+        <w:t>Versione 2.1.1 del 19/09/2026</w:t>
+      </w:r>
+    </w:p>
+    <w:p>
+      <w:pPr>
+        <w:pStyle w:val="Paragrafoelenco"/>
+        <w:numPr>
+          <w:ilvl w:val="0"/>
+          <w:numId w:val="66"/>
+        </w:numPr>
+      </w:pPr>
+      <w:r>
         <w:t>Scadenzario: ordinamento per Data scadenza in ordine crescente</w:t>
       </w:r>
     </w:p>
@@ -59,13 +87,8 @@
         <w:t>12/09/2026 Visualizzazione Popup Lavorazione: aggiunto codice lavoro nell'intestazione della tab Offerta Gestione semaforo: Eliminata la possibilità di forzare il blocco; accesso libero alla lavorazione da parte dell'utente che l'ha bloccata e non rilasciata</w:t>
       </w:r>
       <w:r>
-        <w:t xml:space="preserve">; Aggiornamento versione e </w:t>
-      </w:r>
-      <w:proofErr w:type="spellStart"/>
-      <w:r>
-        <w:t>changelog</w:t>
-      </w:r>
-      <w:proofErr w:type="spellEnd"/>
+        <w:t>; Aggiornamento versione e changelog</w:t>
+      </w:r>
     </w:p>
     <w:p>
       <w:pPr>
@@ -160,13 +183,8 @@
         </w:numPr>
       </w:pPr>
       <w:r>
-        <w:t xml:space="preserve">20/07/2026 Statistiche Ricavi: gestione pregresso = </w:t>
-      </w:r>
-      <w:proofErr w:type="spellStart"/>
-      <w:r>
-        <w:t>null</w:t>
-      </w:r>
-      <w:proofErr w:type="spellEnd"/>
+        <w:t>20/07/2026 Statistiche Ricavi: gestione pregresso = null</w:t>
+      </w:r>
     </w:p>
     <w:p>
       <w:pPr>
@@ -213,15 +231,7 @@
         </w:numPr>
       </w:pPr>
       <w:r>
-        <w:t xml:space="preserve">25/06/2026 </w:t>
-      </w:r>
-      <w:proofErr w:type="spellStart"/>
-      <w:r>
-        <w:t>ReportTLTime</w:t>
-      </w:r>
-      <w:proofErr w:type="spellEnd"/>
-      <w:r>
-        <w:t>: aggiunti filtri mese/anno</w:t>
+        <w:t>25/06/2026 ReportTLTime: aggiunti filtri mese/anno</w:t>
       </w:r>
     </w:p>
     <w:p>
@@ -269,15 +279,7 @@
         </w:numPr>
       </w:pPr>
       <w:r>
-        <w:t xml:space="preserve">07/06/2026 Report Stampa Collaboratori: </w:t>
-      </w:r>
-      <w:proofErr w:type="spellStart"/>
-      <w:r>
-        <w:t>bugfix</w:t>
-      </w:r>
-      <w:proofErr w:type="spellEnd"/>
-      <w:r>
-        <w:t xml:space="preserve"> query; Ricerca lavorazione: inclusi offerta e Fattura CDI</w:t>
+        <w:t>07/06/2026 Report Stampa Collaboratori: bugfix query; Ricerca lavorazione: inclusi offerta e Fattura CDI</w:t>
       </w:r>
     </w:p>
     <w:p>
@@ -301,15 +303,7 @@
         </w:numPr>
       </w:pPr>
       <w:r>
-        <w:t xml:space="preserve">20/05/2026 Rimborso km: impostato importo lordo uguale al netto; Figure professionali: esclusi dalla ricerca i collaboratori non attivi; validazione specifica per CF; Report Consulente Lavoro: quota mista nella query letta dalla tabella di </w:t>
-      </w:r>
-      <w:proofErr w:type="spellStart"/>
-      <w:r>
-        <w:t>config</w:t>
-      </w:r>
-      <w:proofErr w:type="spellEnd"/>
-      <w:r>
-        <w:t>; aggiunto conteggio collaboratori estratti; Scadenzario: aggiunto filtro mese/anno per impostare ricerca più velocemente</w:t>
+        <w:t>20/05/2026 Rimborso km: impostato importo lordo uguale al netto; Figure professionali: esclusi dalla ricerca i collaboratori non attivi; validazione specifica per CF; Report Consulente Lavoro: quota mista nella query letta dalla tabella di config; aggiunto conteggio collaboratori estratti; Scadenzario: aggiunto filtro mese/anno per impostare ricerca più velocemente</w:t>
       </w:r>
     </w:p>
     <w:p>
@@ -333,23 +327,8 @@
         </w:numPr>
       </w:pPr>
       <w:r>
-        <w:t xml:space="preserve">05/05/2026 Statistiche ricavi: </w:t>
-      </w:r>
-      <w:proofErr w:type="spellStart"/>
-      <w:r>
-        <w:t>bugfix</w:t>
-      </w:r>
-      <w:proofErr w:type="spellEnd"/>
-      <w:r>
-        <w:t xml:space="preserve"> query; Anagrafica collaboratori: </w:t>
-      </w:r>
-      <w:proofErr w:type="spellStart"/>
-      <w:r>
-        <w:t>bugfix</w:t>
-      </w:r>
-      <w:proofErr w:type="spellEnd"/>
-      <w:r>
-        <w:t xml:space="preserve"> inserimento telefono</w:t>
+        <w:lastRenderedPageBreak/>
+        <w:t>05/05/2026 Statistiche ricavi: bugfix query; Anagrafica collaboratori: bugfix inserimento telefono</w:t>
       </w:r>
     </w:p>
     <w:p>
@@ -361,13 +340,8 @@
         </w:numPr>
       </w:pPr>
       <w:r>
-        <w:t xml:space="preserve">04/05/2026 Anagrafica collaboratori: campi obbligatori; Lavorazione: sostituita voce 'Rimborso km' con 'Mista'; Stampa consulente del lavoro: prime modifiche per nuovi filtri (non terminata); </w:t>
-      </w:r>
-      <w:proofErr w:type="spellStart"/>
-      <w:r>
-        <w:t>bugfix</w:t>
-      </w:r>
-      <w:proofErr w:type="spellEnd"/>
+        <w:t>04/05/2026 Anagrafica collaboratori: campi obbligatori; Lavorazione: sostituita voce 'Rimborso km' con 'Mista'; Stampa consulente del lavoro: prime modifiche per nuovi filtri (non terminata); bugfix</w:t>
+      </w:r>
     </w:p>
     <w:p>
       <w:pPr>
@@ -378,13 +352,8 @@
         </w:numPr>
       </w:pPr>
       <w:r>
-        <w:t xml:space="preserve">24/04/2026 Statistiche Costi: link alla lavorazione, filtro mese ed anno, descrizione lavorazione nell'intestazione, </w:t>
-      </w:r>
-      <w:proofErr w:type="spellStart"/>
-      <w:r>
-        <w:t>bugfix</w:t>
-      </w:r>
-      <w:proofErr w:type="spellEnd"/>
+        <w:t>24/04/2026 Statistiche Costi: link alla lavorazione, filtro mese ed anno, descrizione lavorazione nell'intestazione, bugfix</w:t>
+      </w:r>
     </w:p>
     <w:p>
       <w:pPr>
@@ -395,16 +364,428 @@
         </w:numPr>
       </w:pPr>
       <w:r>
+        <w:t>21/04/2026 Statistiche Costi: Bugfix ricerca e popolamento tendina sottogruppo</w:t>
+      </w:r>
+    </w:p>
+    <w:p>
+      <w:pPr>
+        <w:pStyle w:val="Paragrafoelenco"/>
+        <w:numPr>
+          <w:ilvl w:val="0"/>
+          <w:numId w:val="66"/>
+        </w:numPr>
+      </w:pPr>
+      <w:r>
+        <w:t>14/04/2026 Bugfix Statistiche Costi</w:t>
+      </w:r>
+    </w:p>
+    <w:p>
+      <w:pPr>
+        <w:pStyle w:val="Paragrafoelenco"/>
+        <w:numPr>
+          <w:ilvl w:val="0"/>
+          <w:numId w:val="66"/>
+        </w:numPr>
+      </w:pPr>
+      <w:r>
+        <w:t>14/04/2026 Bugfix query Statistiche Costi</w:t>
+      </w:r>
+    </w:p>
+    <w:p>
+      <w:pPr>
+        <w:pStyle w:val="Paragrafoelenco"/>
+        <w:numPr>
+          <w:ilvl w:val="0"/>
+          <w:numId w:val="66"/>
+        </w:numPr>
+      </w:pPr>
+      <w:r>
+        <w:t>31/03/2026 Report Collaboratori: bugfix nella ricerca quando manca indirizzo e città</w:t>
+      </w:r>
+    </w:p>
+    <w:p>
+      <w:pPr>
+        <w:pStyle w:val="Paragrafoelenco"/>
+        <w:numPr>
+          <w:ilvl w:val="0"/>
+          <w:numId w:val="66"/>
+        </w:numPr>
+      </w:pPr>
+      <w:r>
+        <w:t>20/03/2026 Statistica Costi: Bugfix nome collaboratori</w:t>
+      </w:r>
+    </w:p>
+    <w:p>
+      <w:pPr>
+        <w:pStyle w:val="Paragrafoelenco"/>
+        <w:numPr>
+          <w:ilvl w:val="0"/>
+          <w:numId w:val="66"/>
+        </w:numPr>
+      </w:pPr>
+      <w:r>
+        <w:t>19/03/2026 Scadenzario: bugfix filtro fornitori e clienti che includeva anche buste paga</w:t>
+      </w:r>
+    </w:p>
+    <w:p>
+      <w:pPr>
+        <w:pStyle w:val="Paragrafoelenco"/>
+        <w:numPr>
+          <w:ilvl w:val="0"/>
+          <w:numId w:val="66"/>
+        </w:numPr>
+      </w:pPr>
+      <w:r>
+        <w:t>17/03/2026 Statistiche Ricavi: ripristino dell'importo lordo</w:t>
+      </w:r>
+    </w:p>
+    <w:p>
+      <w:pPr>
+        <w:pStyle w:val="Paragrafoelenco"/>
+        <w:numPr>
+          <w:ilvl w:val="0"/>
+          <w:numId w:val="66"/>
+        </w:numPr>
+      </w:pPr>
+      <w:r>
+        <w:t>17/03/2026 Statistiche: sostituzione dell'importo lordo con l'importo netto; Scadenzario: filtro busta paga aggiunto in 'tutti'</w:t>
+      </w:r>
+    </w:p>
+    <w:p>
+      <w:pPr>
+        <w:pStyle w:val="Paragrafoelenco"/>
+        <w:numPr>
+          <w:ilvl w:val="0"/>
+          <w:numId w:val="66"/>
+        </w:numPr>
+      </w:pPr>
+      <w:r>
+        <w:t>15/03/2026 Statistiche costi: filtro fornitore agisce anche sul collaboratore, le diarie vengono elencate e non più raggruppate</w:t>
+      </w:r>
+    </w:p>
+    <w:p>
+      <w:pPr>
+        <w:pStyle w:val="Paragrafoelenco"/>
+        <w:numPr>
+          <w:ilvl w:val="0"/>
+          <w:numId w:val="66"/>
+        </w:numPr>
+      </w:pPr>
+      <w:r>
+        <w:t>08/03/2026 Statistiche costi: separazione collaboratori assunti; data esatta nei collaboratori; Statistiche ricavi: totale listino costo e ricavo in cima alla griglia</w:t>
+      </w:r>
+    </w:p>
+    <w:p>
+      <w:pPr>
+        <w:pStyle w:val="Paragrafoelenco"/>
+        <w:numPr>
+          <w:ilvl w:val="0"/>
+          <w:numId w:val="66"/>
+        </w:numPr>
+      </w:pPr>
+      <w:r>
+        <w:t>26/02/2026 Modifica query statistiche Costi</w:t>
+      </w:r>
+    </w:p>
+    <w:p>
+      <w:pPr>
+        <w:pStyle w:val="Paragrafoelenco"/>
+        <w:numPr>
+          <w:ilvl w:val="0"/>
+          <w:numId w:val="66"/>
+        </w:numPr>
+      </w:pPr>
+      <w:r>
+        <w:t>24/02/2026 Visualizzazione Documento Offerta in Statistiche Costi se non presente fattura; Impaginazione e visualizzazione totali in cima alla griglia in statistiche Costi</w:t>
+      </w:r>
+    </w:p>
+    <w:p>
+      <w:pPr>
+        <w:pStyle w:val="Paragrafoelenco"/>
+        <w:numPr>
+          <w:ilvl w:val="0"/>
+          <w:numId w:val="66"/>
+        </w:numPr>
+      </w:pPr>
+      <w:r>
+        <w:t>14/02/2026 Visualizzazione Collaboratori</w:t>
+      </w:r>
+    </w:p>
+    <w:p>
+      <w:pPr>
+        <w:pStyle w:val="Paragrafoelenco"/>
+        <w:numPr>
+          <w:ilvl w:val="0"/>
+          <w:numId w:val="66"/>
+        </w:numPr>
+      </w:pPr>
+      <w:r>
+        <w:t>14/02/2026 Separazione Collaboratori a Fattura; Impaginazione Statistiche Costi</w:t>
+      </w:r>
+    </w:p>
+    <w:p>
+      <w:pPr>
+        <w:pStyle w:val="Paragrafoelenco"/>
+        <w:numPr>
+          <w:ilvl w:val="0"/>
+          <w:numId w:val="66"/>
+        </w:numPr>
+      </w:pPr>
+      <w:r>
+        <w:t>14/02/2026 Bugfix statistica costi, visualizzazione fattura e interventi minori</w:t>
+      </w:r>
+    </w:p>
+    <w:p>
+      <w:pPr>
+        <w:pStyle w:val="Paragrafoelenco"/>
+        <w:numPr>
+          <w:ilvl w:val="0"/>
+          <w:numId w:val="66"/>
+        </w:numPr>
+      </w:pPr>
+      <w:r>
+        <w:t>08/02/2026 Bugfix lavorazione e statistiche costi</w:t>
+      </w:r>
+    </w:p>
+    <w:p>
+      <w:pPr>
+        <w:pStyle w:val="Paragrafoelenco"/>
+        <w:numPr>
+          <w:ilvl w:val="0"/>
+          <w:numId w:val="66"/>
+        </w:numPr>
+      </w:pPr>
+      <w:r>
+        <w:t>31/01/2026 Nuova gestione Genere Gruppo Sottogruppo; Modifiche varie</w:t>
+      </w:r>
+    </w:p>
+    <w:p>
+      <w:pPr>
+        <w:pStyle w:val="Paragrafoelenco"/>
+        <w:numPr>
+          <w:ilvl w:val="0"/>
+          <w:numId w:val="66"/>
+        </w:numPr>
+      </w:pPr>
+      <w:r>
+        <w:t>05/01/2026 Modifica tipologia Personale Tecnico</w:t>
+      </w:r>
+    </w:p>
+    <w:p>
+      <w:pPr>
+        <w:pStyle w:val="Paragrafoelenco"/>
+        <w:numPr>
+          <w:ilvl w:val="0"/>
+          <w:numId w:val="66"/>
+        </w:numPr>
+      </w:pPr>
+      <w:r>
+        <w:t>10/12/2025 Nuovo filtro scadenzario; Modifica note consuntivo</w:t>
+      </w:r>
+    </w:p>
+    <w:p>
+      <w:pPr>
+        <w:pStyle w:val="Paragrafoelenco"/>
+        <w:numPr>
+          <w:ilvl w:val="0"/>
+          <w:numId w:val="66"/>
+        </w:numPr>
+      </w:pPr>
+      <w:r>
+        <w:t>30/11/2025 Bugfix Collaboratori di Giornata</w:t>
+      </w:r>
+    </w:p>
+    <w:p>
+      <w:pPr>
+        <w:pStyle w:val="Paragrafoelenco"/>
+        <w:numPr>
+          <w:ilvl w:val="0"/>
+          <w:numId w:val="66"/>
+        </w:numPr>
+      </w:pPr>
+      <w:r>
+        <w:t>21/11/2025 Bugfix protocollo; Campo protocollo in scadenzario; colonna ex-dipendenti disabilitata di default</w:t>
+      </w:r>
+    </w:p>
+    <w:p>
+      <w:pPr>
+        <w:pStyle w:val="Paragrafoelenco"/>
+        <w:numPr>
+          <w:ilvl w:val="0"/>
+          <w:numId w:val="66"/>
+        </w:numPr>
+      </w:pPr>
+      <w:r>
+        <w:t>20/11/2025 Nuovo stato 'Fattura SDI' attivabile in fase di protocollo; nuova colonna 'Ex-dipendenti' in Agenda; correzione bug nella query dello Scadenzario</w:t>
+      </w:r>
+    </w:p>
+    <w:p>
+      <w:pPr>
+        <w:pStyle w:val="Paragrafoelenco"/>
+        <w:numPr>
+          <w:ilvl w:val="0"/>
+          <w:numId w:val="66"/>
+        </w:numPr>
+      </w:pPr>
+      <w:r>
+        <w:t>27/09/2025 Bug filtri date in Stampa Collaboratori</w:t>
+      </w:r>
+    </w:p>
+    <w:p>
+      <w:pPr>
+        <w:pStyle w:val="Paragrafoelenco"/>
+        <w:numPr>
+          <w:ilvl w:val="0"/>
+          <w:numId w:val="66"/>
+        </w:numPr>
+      </w:pPr>
+      <w:r>
+        <w:t>23/09/2025 Modifica al campo Quantità in Dati_Articoli_Lavorazione</w:t>
+      </w:r>
+    </w:p>
+    <w:p>
+      <w:pPr>
+        <w:pStyle w:val="Paragrafoelenco"/>
+        <w:numPr>
+          <w:ilvl w:val="0"/>
+          <w:numId w:val="66"/>
+        </w:numPr>
+      </w:pPr>
+      <w:r>
+        <w:t>19/05/2025 Campo Cliente/Fornitore obbligatorio in Protocolli</w:t>
+      </w:r>
+    </w:p>
+    <w:p>
+      <w:pPr>
+        <w:pStyle w:val="Paragrafoelenco"/>
+        <w:numPr>
+          <w:ilvl w:val="0"/>
+          <w:numId w:val="66"/>
+        </w:numPr>
+      </w:pPr>
+      <w:r>
+        <w:t>04/04/2025 Segnalazione Statistiche costi</w:t>
+      </w:r>
+    </w:p>
+    <w:p>
+      <w:pPr>
+        <w:pStyle w:val="Paragrafoelenco"/>
+        <w:numPr>
+          <w:ilvl w:val="0"/>
+          <w:numId w:val="66"/>
+        </w:numPr>
+      </w:pPr>
+      <w:r>
+        <w:t>30/03/2025 Ricerca in scadenzario per data fattura e interventi vari su Protocollo e Scadenzario</w:t>
+      </w:r>
+    </w:p>
+    <w:p>
+      <w:pPr>
+        <w:pStyle w:val="Paragrafoelenco"/>
+        <w:numPr>
+          <w:ilvl w:val="0"/>
+          <w:numId w:val="66"/>
+        </w:numPr>
+      </w:pPr>
+      <w:r>
+        <w:t>16/07/2024 Modifiche Gestione Protocolli, Statistiche Ricavi ed errore creazione Offerta</w:t>
+      </w:r>
+    </w:p>
+    <w:p>
+      <w:pPr>
+        <w:pStyle w:val="Paragrafoelenco"/>
+        <w:numPr>
+          <w:ilvl w:val="0"/>
+          <w:numId w:val="66"/>
+        </w:numPr>
+      </w:pPr>
+      <w:r>
+        <w:t>12/07/2024 Modifiche Protocollazione</w:t>
+      </w:r>
+    </w:p>
+    <w:p>
+      <w:pPr>
+        <w:pStyle w:val="Paragrafoelenco"/>
+        <w:numPr>
+          <w:ilvl w:val="0"/>
+          <w:numId w:val="66"/>
+        </w:numPr>
+      </w:pPr>
+      <w:r>
+        <w:t>07/07/2024 versione</w:t>
+      </w:r>
+    </w:p>
+    <w:p>
+      <w:pPr>
+        <w:pStyle w:val="Paragrafoelenco"/>
+        <w:numPr>
+          <w:ilvl w:val="0"/>
+          <w:numId w:val="66"/>
+        </w:numPr>
+      </w:pPr>
+      <w:r>
+        <w:t>06/07/2024 Gestione data Fattura; Modifica query Ricerca Protocollo; risultati duplicati in Statistica Ricavi</w:t>
+      </w:r>
+    </w:p>
+    <w:p>
+      <w:pPr>
+        <w:pStyle w:val="Paragrafoelenco"/>
+        <w:numPr>
+          <w:ilvl w:val="0"/>
+          <w:numId w:val="66"/>
+        </w:numPr>
+      </w:pPr>
+      <w:r>
+        <w:t>10/05/2024 Ordinamento risultati Cerca Lavorazione</w:t>
+      </w:r>
+    </w:p>
+    <w:p>
+      <w:pPr>
+        <w:pStyle w:val="Paragrafoelenco"/>
+        <w:numPr>
+          <w:ilvl w:val="0"/>
+          <w:numId w:val="66"/>
+        </w:numPr>
+      </w:pPr>
+      <w:r>
+        <w:t>10/05/2024 Modifiche Cerca Lavorazione</w:t>
+      </w:r>
+    </w:p>
+    <w:p>
+      <w:pPr>
+        <w:pStyle w:val="Paragrafoelenco"/>
+        <w:numPr>
+          <w:ilvl w:val="0"/>
+          <w:numId w:val="66"/>
+        </w:numPr>
+      </w:pPr>
+      <w:r>
+        <w:t>10/05/2024 Modifiche Cerca Lavorazione</w:t>
+      </w:r>
+    </w:p>
+    <w:p>
+      <w:pPr>
+        <w:pStyle w:val="Paragrafoelenco"/>
+        <w:numPr>
+          <w:ilvl w:val="0"/>
+          <w:numId w:val="66"/>
+        </w:numPr>
+      </w:pPr>
+      <w:r>
+        <w:t>09/05/2024 Modifiche Cerca Lavorazione</w:t>
+      </w:r>
+    </w:p>
+    <w:p>
+      <w:pPr>
+        <w:pStyle w:val="Paragrafoelenco"/>
+        <w:numPr>
+          <w:ilvl w:val="0"/>
+          <w:numId w:val="66"/>
+        </w:numPr>
+      </w:pPr>
+      <w:r>
         <w:lastRenderedPageBreak/>
-        <w:t xml:space="preserve">21/04/2026 Statistiche Costi: </w:t>
-      </w:r>
-      <w:proofErr w:type="spellStart"/>
-      <w:r>
-        <w:t>Bugfix</w:t>
-      </w:r>
-      <w:proofErr w:type="spellEnd"/>
-      <w:r>
-        <w:t xml:space="preserve"> ricerca e popolamento tendina sottogruppo</w:t>
+        <w:t>23/04/2024 Nuova funzionalità Cerca Lavorazione</w:t>
       </w:r>
     </w:p>
     <w:p>
@@ -416,15 +797,7 @@
         </w:numPr>
       </w:pPr>
       <w:r>
-        <w:t xml:space="preserve">14/04/2026 </w:t>
-      </w:r>
-      <w:proofErr w:type="spellStart"/>
-      <w:r>
-        <w:t>Bugfix</w:t>
-      </w:r>
-      <w:proofErr w:type="spellEnd"/>
-      <w:r>
-        <w:t xml:space="preserve"> Statistiche Costi</w:t>
+        <w:t>08/03/2024 Modifiche Statistiche Costi</w:t>
       </w:r>
     </w:p>
     <w:p>
@@ -436,15 +809,7 @@
         </w:numPr>
       </w:pPr>
       <w:r>
-        <w:t xml:space="preserve">14/04/2026 </w:t>
-      </w:r>
-      <w:proofErr w:type="spellStart"/>
-      <w:r>
-        <w:t>Bugfix</w:t>
-      </w:r>
-      <w:proofErr w:type="spellEnd"/>
-      <w:r>
-        <w:t xml:space="preserve"> query Statistiche Costi</w:t>
+        <w:t>08/03/2024 Recupero fattura fornitore da Statistiche Costi; sostituzione filtro 'Fatturato' con 'Codice Lavorazione' in Statistiche Costi</w:t>
       </w:r>
     </w:p>
     <w:p>
@@ -456,15 +821,7 @@
         </w:numPr>
       </w:pPr>
       <w:r>
-        <w:t xml:space="preserve">31/03/2026 Report Collaboratori: </w:t>
-      </w:r>
-      <w:proofErr w:type="spellStart"/>
-      <w:r>
-        <w:t>bugfix</w:t>
-      </w:r>
-      <w:proofErr w:type="spellEnd"/>
-      <w:r>
-        <w:t xml:space="preserve"> nella ricerca quando manca indirizzo e città</w:t>
+        <w:t>07/03/2024 Recupero fattura fornitore da Statistiche Costi; sostituzione filtro 'Fatturato' con 'Codice Lavorazione' in Statistiche Costi</w:t>
       </w:r>
     </w:p>
     <w:p>
@@ -476,15 +833,7 @@
         </w:numPr>
       </w:pPr>
       <w:r>
-        <w:t xml:space="preserve">20/03/2026 Statistica Costi: </w:t>
-      </w:r>
-      <w:proofErr w:type="spellStart"/>
-      <w:r>
-        <w:t>Bugfix</w:t>
-      </w:r>
-      <w:proofErr w:type="spellEnd"/>
-      <w:r>
-        <w:t xml:space="preserve"> nome collaboratori</w:t>
+        <w:t>07/03/2024 Recupero fattura fornitore da Statistiche Costi; sostituzione filtro 'Fatturato' con 'Codice Lavorazione' in Statistiche Costi</w:t>
       </w:r>
     </w:p>
     <w:p>
@@ -496,15 +845,7 @@
         </w:numPr>
       </w:pPr>
       <w:r>
-        <w:t xml:space="preserve">19/03/2026 Scadenzario: </w:t>
-      </w:r>
-      <w:proofErr w:type="spellStart"/>
-      <w:r>
-        <w:t>bugfix</w:t>
-      </w:r>
-      <w:proofErr w:type="spellEnd"/>
-      <w:r>
-        <w:t xml:space="preserve"> filtro fornitori e clienti che includeva anche buste paga</w:t>
+        <w:t>08/10/2023 Bugfix costi lavorazione</w:t>
       </w:r>
     </w:p>
     <w:p>
@@ -516,7 +857,7 @@
         </w:numPr>
       </w:pPr>
       <w:r>
-        <w:t>17/03/2026 Statistiche Ricavi: ripristino dell'importo lordo</w:t>
+        <w:t>03/10/2023 modifica filtro lavorazione in statistiche costi</w:t>
       </w:r>
     </w:p>
     <w:p>
@@ -528,7 +869,7 @@
         </w:numPr>
       </w:pPr>
       <w:r>
-        <w:t>17/03/2026 Statistiche: sostituzione dell'importo lordo con l'importo netto; Scadenzario: filtro busta paga aggiunto in 'tutti'</w:t>
+        <w:t>03/10/2023 bugfix statistiche costi</w:t>
       </w:r>
     </w:p>
     <w:p>
@@ -540,7 +881,7 @@
         </w:numPr>
       </w:pPr>
       <w:r>
-        <w:t>15/03/2026 Statistiche costi: filtro fornitore agisce anche sul collaboratore, le diarie vengono elencate e non più raggruppate</w:t>
+        <w:t>03/10/2023 bugfix statistiche costi</w:t>
       </w:r>
     </w:p>
     <w:p>
@@ -552,497 +893,7 @@
         </w:numPr>
       </w:pPr>
       <w:r>
-        <w:t>08/03/2026 Statistiche costi: separazione collaboratori assunti; data esatta nei collaboratori; Statistiche ricavi: totale listino costo e ricavo in cima alla griglia</w:t>
-      </w:r>
-    </w:p>
-    <w:p>
-      <w:pPr>
-        <w:pStyle w:val="Paragrafoelenco"/>
-        <w:numPr>
-          <w:ilvl w:val="0"/>
-          <w:numId w:val="66"/>
-        </w:numPr>
-      </w:pPr>
-      <w:r>
-        <w:t>26/02/2026 Modifica query statistiche Costi</w:t>
-      </w:r>
-    </w:p>
-    <w:p>
-      <w:pPr>
-        <w:pStyle w:val="Paragrafoelenco"/>
-        <w:numPr>
-          <w:ilvl w:val="0"/>
-          <w:numId w:val="66"/>
-        </w:numPr>
-      </w:pPr>
-      <w:r>
-        <w:t>24/02/2026 Visualizzazione Documento Offerta in Statistiche Costi se non presente fattura; Impaginazione e visualizzazione totali in cima alla griglia in statistiche Costi</w:t>
-      </w:r>
-    </w:p>
-    <w:p>
-      <w:pPr>
-        <w:pStyle w:val="Paragrafoelenco"/>
-        <w:numPr>
-          <w:ilvl w:val="0"/>
-          <w:numId w:val="66"/>
-        </w:numPr>
-      </w:pPr>
-      <w:r>
-        <w:t>14/02/2026 Visualizzazione Collaboratori</w:t>
-      </w:r>
-    </w:p>
-    <w:p>
-      <w:pPr>
-        <w:pStyle w:val="Paragrafoelenco"/>
-        <w:numPr>
-          <w:ilvl w:val="0"/>
-          <w:numId w:val="66"/>
-        </w:numPr>
-      </w:pPr>
-      <w:r>
-        <w:t>14/02/2026 Separazione Collaboratori a Fattura; Impaginazione Statistiche Costi</w:t>
-      </w:r>
-    </w:p>
-    <w:p>
-      <w:pPr>
-        <w:pStyle w:val="Paragrafoelenco"/>
-        <w:numPr>
-          <w:ilvl w:val="0"/>
-          <w:numId w:val="66"/>
-        </w:numPr>
-      </w:pPr>
-      <w:r>
-        <w:t xml:space="preserve">14/02/2026 </w:t>
-      </w:r>
-      <w:proofErr w:type="spellStart"/>
-      <w:r>
-        <w:t>Bugfix</w:t>
-      </w:r>
-      <w:proofErr w:type="spellEnd"/>
-      <w:r>
-        <w:t xml:space="preserve"> statistica costi, visualizzazione fattura e interventi minori</w:t>
-      </w:r>
-    </w:p>
-    <w:p>
-      <w:pPr>
-        <w:pStyle w:val="Paragrafoelenco"/>
-        <w:numPr>
-          <w:ilvl w:val="0"/>
-          <w:numId w:val="66"/>
-        </w:numPr>
-      </w:pPr>
-      <w:r>
-        <w:t xml:space="preserve">08/02/2026 </w:t>
-      </w:r>
-      <w:proofErr w:type="spellStart"/>
-      <w:r>
-        <w:t>Bugfix</w:t>
-      </w:r>
-      <w:proofErr w:type="spellEnd"/>
-      <w:r>
-        <w:t xml:space="preserve"> lavorazione e statistiche costi</w:t>
-      </w:r>
-    </w:p>
-    <w:p>
-      <w:pPr>
-        <w:pStyle w:val="Paragrafoelenco"/>
-        <w:numPr>
-          <w:ilvl w:val="0"/>
-          <w:numId w:val="66"/>
-        </w:numPr>
-      </w:pPr>
-      <w:r>
-        <w:t>31/01/2026 Nuova gestione Genere Gruppo Sottogruppo; Modifiche varie</w:t>
-      </w:r>
-    </w:p>
-    <w:p>
-      <w:pPr>
-        <w:pStyle w:val="Paragrafoelenco"/>
-        <w:numPr>
-          <w:ilvl w:val="0"/>
-          <w:numId w:val="66"/>
-        </w:numPr>
-      </w:pPr>
-      <w:r>
-        <w:t>05/01/2026 Modifica tipologia Personale Tecnico</w:t>
-      </w:r>
-    </w:p>
-    <w:p>
-      <w:pPr>
-        <w:pStyle w:val="Paragrafoelenco"/>
-        <w:numPr>
-          <w:ilvl w:val="0"/>
-          <w:numId w:val="66"/>
-        </w:numPr>
-      </w:pPr>
-      <w:r>
-        <w:t>10/12/2025 Nuovo filtro scadenzario; Modifica note consuntivo</w:t>
-      </w:r>
-    </w:p>
-    <w:p>
-      <w:pPr>
-        <w:pStyle w:val="Paragrafoelenco"/>
-        <w:numPr>
-          <w:ilvl w:val="0"/>
-          <w:numId w:val="66"/>
-        </w:numPr>
-      </w:pPr>
-      <w:r>
-        <w:t xml:space="preserve">30/11/2025 </w:t>
-      </w:r>
-      <w:proofErr w:type="spellStart"/>
-      <w:r>
-        <w:t>Bugfix</w:t>
-      </w:r>
-      <w:proofErr w:type="spellEnd"/>
-      <w:r>
-        <w:t xml:space="preserve"> Collaboratori di Giornata</w:t>
-      </w:r>
-    </w:p>
-    <w:p>
-      <w:pPr>
-        <w:pStyle w:val="Paragrafoelenco"/>
-        <w:numPr>
-          <w:ilvl w:val="0"/>
-          <w:numId w:val="66"/>
-        </w:numPr>
-      </w:pPr>
-      <w:r>
-        <w:t xml:space="preserve">21/11/2025 </w:t>
-      </w:r>
-      <w:proofErr w:type="spellStart"/>
-      <w:r>
-        <w:t>Bugfix</w:t>
-      </w:r>
-      <w:proofErr w:type="spellEnd"/>
-      <w:r>
-        <w:t xml:space="preserve"> protocollo; Campo protocollo in scadenzario; colonna ex-dipendenti disabilitata di default</w:t>
-      </w:r>
-    </w:p>
-    <w:p>
-      <w:pPr>
-        <w:pStyle w:val="Paragrafoelenco"/>
-        <w:numPr>
-          <w:ilvl w:val="0"/>
-          <w:numId w:val="66"/>
-        </w:numPr>
-      </w:pPr>
-      <w:r>
-        <w:t>20/11/2025 Nuovo stato 'Fattura SDI' attivabile in fase di protocollo; nuova colonna 'Ex-dipendenti' in Agenda; correzione bug nella query dello Scadenzario</w:t>
-      </w:r>
-    </w:p>
-    <w:p>
-      <w:pPr>
-        <w:pStyle w:val="Paragrafoelenco"/>
-        <w:numPr>
-          <w:ilvl w:val="0"/>
-          <w:numId w:val="66"/>
-        </w:numPr>
-      </w:pPr>
-      <w:r>
-        <w:t>27/09/2025 Bug filtri date in Stampa Collaboratori</w:t>
-      </w:r>
-    </w:p>
-    <w:p>
-      <w:pPr>
-        <w:pStyle w:val="Paragrafoelenco"/>
-        <w:numPr>
-          <w:ilvl w:val="0"/>
-          <w:numId w:val="66"/>
-        </w:numPr>
-      </w:pPr>
-      <w:r>
-        <w:t xml:space="preserve">23/09/2025 Modifica al campo Quantità in </w:t>
-      </w:r>
-      <w:proofErr w:type="spellStart"/>
-      <w:r>
-        <w:t>Dati_Articoli_Lavorazione</w:t>
-      </w:r>
-      <w:proofErr w:type="spellEnd"/>
-    </w:p>
-    <w:p>
-      <w:pPr>
-        <w:pStyle w:val="Paragrafoelenco"/>
-        <w:numPr>
-          <w:ilvl w:val="0"/>
-          <w:numId w:val="66"/>
-        </w:numPr>
-      </w:pPr>
-      <w:r>
-        <w:t>19/05/2025 Campo Cliente/Fornitore obbligatorio in Protocolli</w:t>
-      </w:r>
-    </w:p>
-    <w:p>
-      <w:pPr>
-        <w:pStyle w:val="Paragrafoelenco"/>
-        <w:numPr>
-          <w:ilvl w:val="0"/>
-          <w:numId w:val="66"/>
-        </w:numPr>
-      </w:pPr>
-      <w:r>
-        <w:t>04/04/2025 Segnalazione Statistiche costi</w:t>
-      </w:r>
-    </w:p>
-    <w:p>
-      <w:pPr>
-        <w:pStyle w:val="Paragrafoelenco"/>
-        <w:numPr>
-          <w:ilvl w:val="0"/>
-          <w:numId w:val="66"/>
-        </w:numPr>
-      </w:pPr>
-      <w:r>
-        <w:t>30/03/2025 Ricerca in scadenzario per data fattura e interventi vari su Protocollo e Scadenzario</w:t>
-      </w:r>
-    </w:p>
-    <w:p>
-      <w:pPr>
-        <w:pStyle w:val="Paragrafoelenco"/>
-        <w:numPr>
-          <w:ilvl w:val="0"/>
-          <w:numId w:val="66"/>
-        </w:numPr>
-      </w:pPr>
-      <w:r>
-        <w:t>16/07/2024 Modifiche Gestione Protocolli, Statistiche Ricavi ed errore creazione Offerta</w:t>
-      </w:r>
-    </w:p>
-    <w:p>
-      <w:pPr>
-        <w:pStyle w:val="Paragrafoelenco"/>
-        <w:numPr>
-          <w:ilvl w:val="0"/>
-          <w:numId w:val="66"/>
-        </w:numPr>
-      </w:pPr>
-      <w:r>
-        <w:t>12/07/2024 Modifiche Protocollazione</w:t>
-      </w:r>
-    </w:p>
-    <w:p>
-      <w:pPr>
-        <w:pStyle w:val="Paragrafoelenco"/>
-        <w:numPr>
-          <w:ilvl w:val="0"/>
-          <w:numId w:val="66"/>
-        </w:numPr>
-      </w:pPr>
-      <w:r>
-        <w:t>07/07/2024 versione</w:t>
-      </w:r>
-    </w:p>
-    <w:p>
-      <w:pPr>
-        <w:pStyle w:val="Paragrafoelenco"/>
-        <w:numPr>
-          <w:ilvl w:val="0"/>
-          <w:numId w:val="66"/>
-        </w:numPr>
-      </w:pPr>
-      <w:r>
-        <w:t>06/07/2024 Gestione data Fattura; Modifica query Ricerca Protocollo; risultati duplicati in Statistica Ricavi</w:t>
-      </w:r>
-    </w:p>
-    <w:p>
-      <w:pPr>
-        <w:pStyle w:val="Paragrafoelenco"/>
-        <w:numPr>
-          <w:ilvl w:val="0"/>
-          <w:numId w:val="66"/>
-        </w:numPr>
-      </w:pPr>
-      <w:r>
-        <w:t>10/05/2024 Ordinamento risultati Cerca Lavorazione</w:t>
-      </w:r>
-    </w:p>
-    <w:p>
-      <w:pPr>
-        <w:pStyle w:val="Paragrafoelenco"/>
-        <w:numPr>
-          <w:ilvl w:val="0"/>
-          <w:numId w:val="66"/>
-        </w:numPr>
-      </w:pPr>
-      <w:r>
-        <w:t>10/05/2024 Modifiche Cerca Lavorazione</w:t>
-      </w:r>
-    </w:p>
-    <w:p>
-      <w:pPr>
-        <w:pStyle w:val="Paragrafoelenco"/>
-        <w:numPr>
-          <w:ilvl w:val="0"/>
-          <w:numId w:val="66"/>
-        </w:numPr>
-      </w:pPr>
-      <w:r>
-        <w:t>10/05/2024 Modifiche Cerca Lavorazione</w:t>
-      </w:r>
-    </w:p>
-    <w:p>
-      <w:pPr>
-        <w:pStyle w:val="Paragrafoelenco"/>
-        <w:numPr>
-          <w:ilvl w:val="0"/>
-          <w:numId w:val="66"/>
-        </w:numPr>
-      </w:pPr>
-      <w:r>
-        <w:t>09/05/2024 Modifiche Cerca Lavorazione</w:t>
-      </w:r>
-    </w:p>
-    <w:p>
-      <w:pPr>
-        <w:pStyle w:val="Paragrafoelenco"/>
-        <w:numPr>
-          <w:ilvl w:val="0"/>
-          <w:numId w:val="66"/>
-        </w:numPr>
-      </w:pPr>
-      <w:r>
-        <w:t>23/04/2024 Nuova funzionalità Cerca Lavorazione</w:t>
-      </w:r>
-    </w:p>
-    <w:p>
-      <w:pPr>
-        <w:pStyle w:val="Paragrafoelenco"/>
-        <w:numPr>
-          <w:ilvl w:val="0"/>
-          <w:numId w:val="66"/>
-        </w:numPr>
-      </w:pPr>
-      <w:r>
-        <w:t>08/03/2024 Modifiche Statistiche Costi</w:t>
-      </w:r>
-    </w:p>
-    <w:p>
-      <w:pPr>
-        <w:pStyle w:val="Paragrafoelenco"/>
-        <w:numPr>
-          <w:ilvl w:val="0"/>
-          <w:numId w:val="66"/>
-        </w:numPr>
-      </w:pPr>
-      <w:r>
-        <w:t>08/03/2024 Recupero fattura fornitore da Statistiche Costi; sostituzione filtro 'Fatturato' con 'Codice Lavorazione' in Statistiche Costi</w:t>
-      </w:r>
-    </w:p>
-    <w:p>
-      <w:pPr>
-        <w:pStyle w:val="Paragrafoelenco"/>
-        <w:numPr>
-          <w:ilvl w:val="0"/>
-          <w:numId w:val="66"/>
-        </w:numPr>
-      </w:pPr>
-      <w:r>
-        <w:lastRenderedPageBreak/>
-        <w:t>07/03/2024 Recupero fattura fornitore da Statistiche Costi; sostituzione filtro 'Fatturato' con 'Codice Lavorazione' in Statistiche Costi</w:t>
-      </w:r>
-    </w:p>
-    <w:p>
-      <w:pPr>
-        <w:pStyle w:val="Paragrafoelenco"/>
-        <w:numPr>
-          <w:ilvl w:val="0"/>
-          <w:numId w:val="66"/>
-        </w:numPr>
-      </w:pPr>
-      <w:r>
-        <w:t>07/03/2024 Recupero fattura fornitore da Statistiche Costi; sostituzione filtro 'Fatturato' con 'Codice Lavorazione' in Statistiche Costi</w:t>
-      </w:r>
-    </w:p>
-    <w:p>
-      <w:pPr>
-        <w:pStyle w:val="Paragrafoelenco"/>
-        <w:numPr>
-          <w:ilvl w:val="0"/>
-          <w:numId w:val="66"/>
-        </w:numPr>
-      </w:pPr>
-      <w:r>
-        <w:t xml:space="preserve">08/10/2023 </w:t>
-      </w:r>
-      <w:proofErr w:type="spellStart"/>
-      <w:r>
-        <w:t>Bugfix</w:t>
-      </w:r>
-      <w:proofErr w:type="spellEnd"/>
-      <w:r>
-        <w:t xml:space="preserve"> costi lavorazione</w:t>
-      </w:r>
-    </w:p>
-    <w:p>
-      <w:pPr>
-        <w:pStyle w:val="Paragrafoelenco"/>
-        <w:numPr>
-          <w:ilvl w:val="0"/>
-          <w:numId w:val="66"/>
-        </w:numPr>
-      </w:pPr>
-      <w:r>
-        <w:t>03/10/2023 modifica filtro lavorazione in statistiche costi</w:t>
-      </w:r>
-    </w:p>
-    <w:p>
-      <w:pPr>
-        <w:pStyle w:val="Paragrafoelenco"/>
-        <w:numPr>
-          <w:ilvl w:val="0"/>
-          <w:numId w:val="66"/>
-        </w:numPr>
-      </w:pPr>
-      <w:r>
-        <w:t xml:space="preserve">03/10/2023 </w:t>
-      </w:r>
-      <w:proofErr w:type="spellStart"/>
-      <w:r>
-        <w:t>bugfix</w:t>
-      </w:r>
-      <w:proofErr w:type="spellEnd"/>
-      <w:r>
-        <w:t xml:space="preserve"> statistiche costi</w:t>
-      </w:r>
-    </w:p>
-    <w:p>
-      <w:pPr>
-        <w:pStyle w:val="Paragrafoelenco"/>
-        <w:numPr>
-          <w:ilvl w:val="0"/>
-          <w:numId w:val="66"/>
-        </w:numPr>
-      </w:pPr>
-      <w:r>
-        <w:t xml:space="preserve">03/10/2023 </w:t>
-      </w:r>
-      <w:proofErr w:type="spellStart"/>
-      <w:r>
-        <w:t>bugfix</w:t>
-      </w:r>
-      <w:proofErr w:type="spellEnd"/>
-      <w:r>
-        <w:t xml:space="preserve"> statistiche costi</w:t>
-      </w:r>
-    </w:p>
-    <w:p>
-      <w:pPr>
-        <w:pStyle w:val="Paragrafoelenco"/>
-        <w:numPr>
-          <w:ilvl w:val="0"/>
-          <w:numId w:val="66"/>
-        </w:numPr>
-      </w:pPr>
-      <w:r>
-        <w:t xml:space="preserve">03/10/2023 </w:t>
-      </w:r>
-      <w:proofErr w:type="spellStart"/>
-      <w:r>
-        <w:t>bugfix</w:t>
-      </w:r>
-      <w:proofErr w:type="spellEnd"/>
-      <w:r>
-        <w:t xml:space="preserve"> statistiche costi</w:t>
+        <w:t>03/10/2023 bugfix statistiche costi</w:t>
       </w:r>
     </w:p>
     <w:p>
@@ -1403,6 +1254,7 @@
         <w:pStyle w:val="Sottotitolo"/>
       </w:pPr>
       <w:r>
+        <w:lastRenderedPageBreak/>
         <w:t>Versione 1.91 del 03/04/2021</w:t>
       </w:r>
     </w:p>
@@ -1453,8 +1305,366 @@
         </w:numPr>
       </w:pPr>
       <w:r>
+        <w:t>Aggiunta totale record trovati su griglie di ricerca</w:t>
+      </w:r>
+    </w:p>
+    <w:p>
+      <w:pPr>
+        <w:pStyle w:val="Sottotitolo"/>
+      </w:pPr>
+      <w:r>
+        <w:t>Versione 1.89 del 13/02/2021</w:t>
+      </w:r>
+    </w:p>
+    <w:p>
+      <w:pPr>
+        <w:pStyle w:val="Paragrafoelenco"/>
+        <w:numPr>
+          <w:ilvl w:val="0"/>
+          <w:numId w:val="59"/>
+        </w:numPr>
+      </w:pPr>
+      <w:r>
+        <w:t>Recupero Offerta: Modifica Inversione delle Offerte dalla più recente alla meno recente;</w:t>
+      </w:r>
+    </w:p>
+    <w:p>
+      <w:pPr>
+        <w:pStyle w:val="Paragrafoelenco"/>
+        <w:numPr>
+          <w:ilvl w:val="0"/>
+          <w:numId w:val="59"/>
+        </w:numPr>
+      </w:pPr>
+      <w:r>
+        <w:t>DDT: Selezione multipla con ricerca combo “gruppo” materiale</w:t>
+      </w:r>
+      <w:r>
+        <w:t>;</w:t>
+      </w:r>
+    </w:p>
+    <w:p>
+      <w:pPr>
+        <w:pStyle w:val="Paragrafoelenco"/>
+        <w:numPr>
+          <w:ilvl w:val="0"/>
+          <w:numId w:val="59"/>
+        </w:numPr>
+      </w:pPr>
+      <w:r>
+        <w:t>Dettaglio Economico: inserimento tasto visualizza Costi</w:t>
+      </w:r>
+      <w:r>
+        <w:t>;</w:t>
+      </w:r>
+    </w:p>
+    <w:p>
+      <w:pPr>
+        <w:pStyle w:val="Sottotitolo"/>
+      </w:pPr>
+      <w:r>
+        <w:t xml:space="preserve">Versione 1.88 del </w:t>
+      </w:r>
+      <w:r>
+        <w:t>10</w:t>
+      </w:r>
+      <w:r>
+        <w:t>/01/2021</w:t>
+      </w:r>
+    </w:p>
+    <w:p>
+      <w:pPr>
+        <w:pStyle w:val="Paragrafoelenco"/>
+        <w:numPr>
+          <w:ilvl w:val="0"/>
+          <w:numId w:val="59"/>
+        </w:numPr>
+      </w:pPr>
+      <w:r>
+        <w:t>Report s</w:t>
+      </w:r>
+      <w:r>
+        <w:t>t</w:t>
+      </w:r>
+      <w:r>
+        <w:t>ampa collaboratori: aggiunto campo totale generale e sostituito valore fattura netto con lordo;</w:t>
+      </w:r>
+    </w:p>
+    <w:p>
+      <w:pPr>
+        <w:pStyle w:val="Paragrafoelenco"/>
+        <w:numPr>
+          <w:ilvl w:val="0"/>
+          <w:numId w:val="59"/>
+        </w:numPr>
+      </w:pPr>
+      <w:r>
+        <w:t>Possibilità di modificare la data di un'offerta salvata in agenda;</w:t>
+      </w:r>
+    </w:p>
+    <w:p>
+      <w:pPr>
+        <w:pStyle w:val="Paragrafoelenco"/>
+        <w:numPr>
+          <w:ilvl w:val="0"/>
+          <w:numId w:val="59"/>
+        </w:numPr>
+      </w:pPr>
+      <w:r>
+        <w:t>Evidenziate lavorazioni con margine inferiore al 50%</w:t>
+      </w:r>
+    </w:p>
+    <w:p>
+      <w:pPr>
+        <w:pStyle w:val="Paragrafoelenco"/>
+        <w:numPr>
+          <w:ilvl w:val="0"/>
+          <w:numId w:val="59"/>
+        </w:numPr>
+      </w:pPr>
+      <w:r>
+        <w:t xml:space="preserve">Statistiche costi e ricavi: messaggio di avviso quando una lavorazione presenta anomalie (le ricerca viene eseguita non mostrando la lavorazione anomala); </w:t>
+      </w:r>
+    </w:p>
+    <w:p>
+      <w:pPr>
+        <w:pStyle w:val="Paragrafoelenco"/>
+        <w:numPr>
+          <w:ilvl w:val="0"/>
+          <w:numId w:val="59"/>
+        </w:numPr>
+      </w:pPr>
+      <w:r>
+        <w:t xml:space="preserve">Modifica comportamento pulsante 'Reimposta filtri' (non viene più eseguita automaticamente una ricerca senza filtri); </w:t>
+      </w:r>
+    </w:p>
+    <w:p>
+      <w:pPr>
+        <w:pStyle w:val="Paragrafoelenco"/>
+        <w:numPr>
+          <w:ilvl w:val="0"/>
+          <w:numId w:val="59"/>
+        </w:numPr>
+      </w:pPr>
+      <w:r>
+        <w:t>Modifica comportamento data fine, quando viene impostata la data inizio (data fine non viene più impostata allo stesso valore di data inizio)</w:t>
+      </w:r>
+    </w:p>
+    <w:p>
+      <w:pPr>
+        <w:pStyle w:val="Sottotitolo"/>
+      </w:pPr>
+      <w:r>
+        <w:t>Versione 1.87 del 05/10/2020</w:t>
+      </w:r>
+    </w:p>
+    <w:p>
+      <w:pPr>
+        <w:pStyle w:val="Paragrafoelenco"/>
+        <w:numPr>
+          <w:ilvl w:val="0"/>
+          <w:numId w:val="60"/>
+        </w:numPr>
+      </w:pPr>
+      <w:r>
+        <w:t>Aggiunta gestione Documenti di Trasporto con stampa PDF</w:t>
+      </w:r>
+    </w:p>
+    <w:p>
+      <w:pPr>
+        <w:pStyle w:val="Sottotitolo"/>
+      </w:pPr>
+      <w:r>
+        <w:t>Versione 1.86 del 30/06/2020</w:t>
+      </w:r>
+    </w:p>
+    <w:p>
+      <w:pPr>
+        <w:pStyle w:val="Paragrafoelenco"/>
+        <w:numPr>
+          <w:ilvl w:val="0"/>
+          <w:numId w:val="59"/>
+        </w:numPr>
+      </w:pPr>
+      <w:r>
+        <w:t>Aggiunta selezione collaboratori e creazione file whatsapp</w:t>
+      </w:r>
+    </w:p>
+    <w:p>
+      <w:pPr>
+        <w:pStyle w:val="Paragrafoelenco"/>
+        <w:numPr>
+          <w:ilvl w:val="0"/>
+          <w:numId w:val="59"/>
+        </w:numPr>
+      </w:pPr>
+      <w:r>
+        <w:t>Statistiche costi, filtro fornitori</w:t>
+      </w:r>
+    </w:p>
+    <w:p>
+      <w:pPr>
+        <w:pStyle w:val="Paragrafoelenco"/>
+        <w:numPr>
+          <w:ilvl w:val="0"/>
+          <w:numId w:val="59"/>
+        </w:numPr>
+      </w:pPr>
+      <w:r>
+        <w:t>Ricerca Clienti/Fornitori, sostituiti campi ricerca Codice Fiscale e Referente con Comune e provincia</w:t>
+      </w:r>
+    </w:p>
+    <w:p>
+      <w:pPr>
+        <w:pStyle w:val="Sottotitolo"/>
+      </w:pPr>
+      <w:r>
+        <w:t>Versione 1.85 del 25/05/2020</w:t>
+      </w:r>
+    </w:p>
+    <w:p>
+      <w:pPr>
+        <w:pStyle w:val="Paragrafoelenco"/>
+        <w:numPr>
+          <w:ilvl w:val="0"/>
+          <w:numId w:val="58"/>
+        </w:numPr>
+      </w:pPr>
+      <w:r>
+        <w:t>Implementazione stato 'fatturato'</w:t>
+      </w:r>
+    </w:p>
+    <w:p>
+      <w:pPr>
+        <w:pStyle w:val="Paragrafoelenco"/>
+        <w:numPr>
+          <w:ilvl w:val="0"/>
+          <w:numId w:val="58"/>
+        </w:numPr>
+      </w:pPr>
+      <w:r>
+        <w:t>numero fattura in anteprima e nel dettaglio lavorazione</w:t>
+      </w:r>
+    </w:p>
+    <w:p>
+      <w:pPr>
+        <w:pStyle w:val="Paragrafoelenco"/>
+        <w:numPr>
+          <w:ilvl w:val="0"/>
+          <w:numId w:val="58"/>
+        </w:numPr>
+      </w:pPr>
+      <w:r>
+        <w:t>Statistiche costi: aggiustamenti (da completare)</w:t>
+      </w:r>
+    </w:p>
+    <w:p>
+      <w:pPr>
+        <w:pStyle w:val="Paragrafoelenco"/>
+        <w:numPr>
+          <w:ilvl w:val="0"/>
+          <w:numId w:val="58"/>
+        </w:numPr>
+      </w:pPr>
+      <w:r>
+        <w:t>Scadenzario: ripristino data inizio lavorazione come data fattura</w:t>
+      </w:r>
+    </w:p>
+    <w:p>
+      <w:pPr>
+        <w:pStyle w:val="Sottotitolo"/>
+      </w:pPr>
+      <w:r>
+        <w:t>Versione 1.84 del 22/05/2020</w:t>
+      </w:r>
+    </w:p>
+    <w:p>
+      <w:pPr>
+        <w:pStyle w:val="Paragrafoelenco"/>
+        <w:numPr>
+          <w:ilvl w:val="0"/>
+          <w:numId w:val="57"/>
+        </w:numPr>
+      </w:pPr>
+      <w:r>
+        <w:t>Eliminazione Fattura – l’ultimo numero fattura viene ripristinato</w:t>
+      </w:r>
+    </w:p>
+    <w:p>
+      <w:pPr>
+        <w:pStyle w:val="Paragrafoelenco"/>
+        <w:numPr>
+          <w:ilvl w:val="0"/>
+          <w:numId w:val="57"/>
+        </w:numPr>
+      </w:pPr>
+      <w:r>
+        <w:t>Protocollo, ricerca nominativo Collaboratori (previa selezione da combo box “Clienti/Collaboratori”)</w:t>
+      </w:r>
+    </w:p>
+    <w:p>
+      <w:pPr>
+        <w:pStyle w:val="Sottotitolo"/>
+      </w:pPr>
+      <w:r>
+        <w:t>Versione 1.83 del 20/05/2020</w:t>
+      </w:r>
+    </w:p>
+    <w:p>
+      <w:pPr>
+        <w:pStyle w:val="Paragrafoelenco"/>
+        <w:numPr>
+          <w:ilvl w:val="0"/>
+          <w:numId w:val="56"/>
+        </w:numPr>
+      </w:pPr>
+      <w:r>
+        <w:t>Aggiunta Cancellazione Fattura e Rate Scadenzario associate dal dettaglio Lavorazione.</w:t>
+      </w:r>
+    </w:p>
+    <w:p>
+      <w:pPr>
+        <w:pStyle w:val="Paragrafoelenco"/>
+        <w:numPr>
+          <w:ilvl w:val="0"/>
+          <w:numId w:val="56"/>
+        </w:numPr>
+      </w:pPr>
+      <w:r>
+        <w:t>Statistiche Costi, raggruppamento in categorie</w:t>
+      </w:r>
+    </w:p>
+    <w:p>
+      <w:pPr>
+        <w:pStyle w:val="Sottotitolo"/>
+      </w:pPr>
+      <w:r>
+        <w:t>Versione 1.82 del 15/05/2020</w:t>
+      </w:r>
+    </w:p>
+    <w:p>
+      <w:pPr>
+        <w:pStyle w:val="Paragrafoelenco"/>
+        <w:numPr>
+          <w:ilvl w:val="0"/>
+          <w:numId w:val="55"/>
+        </w:numPr>
+      </w:pPr>
+      <w:r>
         <w:lastRenderedPageBreak/>
-        <w:t>Aggiunta totale record trovati su griglie di ricerca</w:t>
+        <w:t>Modifica data in inserimento scadenzario</w:t>
+      </w:r>
+    </w:p>
+    <w:p>
+      <w:pPr>
+        <w:pStyle w:val="Paragrafoelenco"/>
+        <w:numPr>
+          <w:ilvl w:val="0"/>
+          <w:numId w:val="55"/>
+        </w:numPr>
+      </w:pPr>
+      <w:r>
+        <w:t>Aggiunto report Popup Collaboratori per giorno su pagina Agenda e su dettaglio Lavorazione</w:t>
       </w:r>
     </w:p>
     <w:p>
@@ -1462,31 +1672,1554 @@
         <w:pStyle w:val="Sottotitolo"/>
       </w:pPr>
       <w:r>
-        <w:t>Versione 1.89 del 13/02/2021</w:t>
-      </w:r>
-    </w:p>
-    <w:p>
-      <w:pPr>
-        <w:pStyle w:val="Paragrafoelenco"/>
-        <w:numPr>
-          <w:ilvl w:val="0"/>
-          <w:numId w:val="59"/>
-        </w:numPr>
-      </w:pPr>
-      <w:r>
-        <w:t>Recupero Offerta: Modifica Inversione delle Offerte dalla più recente alla meno recente;</w:t>
-      </w:r>
-    </w:p>
-    <w:p>
-      <w:pPr>
-        <w:pStyle w:val="Paragrafoelenco"/>
-        <w:numPr>
-          <w:ilvl w:val="0"/>
-          <w:numId w:val="59"/>
-        </w:numPr>
-      </w:pPr>
-      <w:r>
-        <w:t>DDT: Selezione multipla con ricerca combo “gruppo” materiale</w:t>
+        <w:t>Versione 1.81 del 1</w:t>
+      </w:r>
+      <w:r>
+        <w:t>1</w:t>
+      </w:r>
+      <w:r>
+        <w:t>/05/2020</w:t>
+      </w:r>
+    </w:p>
+    <w:p>
+      <w:pPr>
+        <w:pStyle w:val="Paragrafoelenco"/>
+        <w:numPr>
+          <w:ilvl w:val="0"/>
+          <w:numId w:val="54"/>
+        </w:numPr>
+      </w:pPr>
+      <w:r>
+        <w:t>Sistemazione Scadenzario</w:t>
+      </w:r>
+    </w:p>
+    <w:p>
+      <w:pPr>
+        <w:pStyle w:val="Paragrafoelenco"/>
+        <w:numPr>
+          <w:ilvl w:val="0"/>
+          <w:numId w:val="54"/>
+        </w:numPr>
+      </w:pPr>
+      <w:r>
+        <w:t>Completato Report Collaboratori per giornata</w:t>
+      </w:r>
+    </w:p>
+    <w:p>
+      <w:pPr>
+        <w:pStyle w:val="Sottotitolo"/>
+      </w:pPr>
+      <w:r>
+        <w:t>Versione 1.80 del 08/05/2020</w:t>
+      </w:r>
+    </w:p>
+    <w:p>
+      <w:pPr>
+        <w:pStyle w:val="Paragrafoelenco"/>
+        <w:numPr>
+          <w:ilvl w:val="0"/>
+          <w:numId w:val="53"/>
+        </w:numPr>
+      </w:pPr>
+      <w:r>
+        <w:t>Scadenzario: funzione modifica scadenze pagate e risultati ricerca che rimangono invariati dopo le operazioni</w:t>
+      </w:r>
+    </w:p>
+    <w:p>
+      <w:pPr>
+        <w:pStyle w:val="Paragrafoelenco"/>
+        <w:numPr>
+          <w:ilvl w:val="0"/>
+          <w:numId w:val="53"/>
+        </w:numPr>
+      </w:pPr>
+      <w:r>
+        <w:t>Agenda: data selezionata che rimane anche dopo apertura altre pagine menù</w:t>
+      </w:r>
+    </w:p>
+    <w:p>
+      <w:pPr>
+        <w:pStyle w:val="Paragrafoelenco"/>
+        <w:numPr>
+          <w:ilvl w:val="0"/>
+          <w:numId w:val="53"/>
+        </w:numPr>
+      </w:pPr>
+      <w:r>
+        <w:t>Statistiche costi: filtro fatturato impostato di default</w:t>
+      </w:r>
+    </w:p>
+    <w:p>
+      <w:pPr>
+        <w:pStyle w:val="Sottotitolo"/>
+      </w:pPr>
+      <w:r>
+        <w:t>Versione 1.79 del 05/05/2020</w:t>
+      </w:r>
+    </w:p>
+    <w:p>
+      <w:pPr>
+        <w:pStyle w:val="Paragrafoelenco"/>
+        <w:numPr>
+          <w:ilvl w:val="0"/>
+          <w:numId w:val="52"/>
+        </w:numPr>
+      </w:pPr>
+      <w:r>
+        <w:t xml:space="preserve">Ordinamento decrescente scadenze; </w:t>
+      </w:r>
+    </w:p>
+    <w:p>
+      <w:pPr>
+        <w:pStyle w:val="Paragrafoelenco"/>
+        <w:numPr>
+          <w:ilvl w:val="0"/>
+          <w:numId w:val="52"/>
+        </w:numPr>
+      </w:pPr>
+      <w:r>
+        <w:t xml:space="preserve">Data fine = data inizio negli intervalli; </w:t>
+      </w:r>
+    </w:p>
+    <w:p>
+      <w:pPr>
+        <w:pStyle w:val="Paragrafoelenco"/>
+        <w:numPr>
+          <w:ilvl w:val="0"/>
+          <w:numId w:val="52"/>
+        </w:numPr>
+      </w:pPr>
+      <w:r>
+        <w:t xml:space="preserve">data agenda in sessione; </w:t>
+      </w:r>
+    </w:p>
+    <w:p>
+      <w:pPr>
+        <w:pStyle w:val="Paragrafoelenco"/>
+        <w:numPr>
+          <w:ilvl w:val="0"/>
+          <w:numId w:val="52"/>
+        </w:numPr>
+      </w:pPr>
+      <w:r>
+        <w:t>Ricerca “like” numero fattura;</w:t>
+      </w:r>
+    </w:p>
+    <w:p>
+      <w:pPr>
+        <w:pStyle w:val="Paragrafoelenco"/>
+        <w:numPr>
+          <w:ilvl w:val="0"/>
+          <w:numId w:val="52"/>
+        </w:numPr>
+      </w:pPr>
+      <w:r>
+        <w:t>modificata pagina ricerca protocolli (invertiti campi);</w:t>
+      </w:r>
+    </w:p>
+    <w:p>
+      <w:pPr>
+        <w:pStyle w:val="Paragrafoelenco"/>
+        <w:numPr>
+          <w:ilvl w:val="0"/>
+          <w:numId w:val="52"/>
+        </w:numPr>
+      </w:pPr>
+      <w:r>
+        <w:t>Aggiunta pagina report collaboratori per giornata da menu report (NON completa);</w:t>
+      </w:r>
+    </w:p>
+    <w:p>
+      <w:pPr>
+        <w:pStyle w:val="Sottotitolo"/>
+      </w:pPr>
+      <w:r>
+        <w:t xml:space="preserve">Versione 1.78 del </w:t>
+      </w:r>
+      <w:r>
+        <w:t>02</w:t>
+      </w:r>
+      <w:r>
+        <w:t>/0</w:t>
+      </w:r>
+      <w:r>
+        <w:t>5</w:t>
+      </w:r>
+      <w:r>
+        <w:t>/2020</w:t>
+      </w:r>
+    </w:p>
+    <w:p>
+      <w:pPr>
+        <w:pStyle w:val="Paragrafoelenco"/>
+        <w:numPr>
+          <w:ilvl w:val="0"/>
+          <w:numId w:val="52"/>
+        </w:numPr>
+      </w:pPr>
+      <w:r>
+        <w:t>Aggiunta statistica costi</w:t>
+      </w:r>
+    </w:p>
+    <w:p>
+      <w:pPr>
+        <w:pStyle w:val="Paragrafoelenco"/>
+        <w:numPr>
+          <w:ilvl w:val="0"/>
+          <w:numId w:val="52"/>
+        </w:numPr>
+      </w:pPr>
+      <w:r>
+        <w:t>Scadenzario: inserimento idPadre per gestire modifica scadenze splittate; inserimento importoVersatoIva e importoRiscossoIva nel db per risolvere bug di importi con decimali errati</w:t>
+      </w:r>
+    </w:p>
+    <w:p>
+      <w:pPr>
+        <w:pStyle w:val="Paragrafoelenco"/>
+        <w:numPr>
+          <w:ilvl w:val="0"/>
+          <w:numId w:val="52"/>
+        </w:numPr>
+      </w:pPr>
+      <w:r>
+        <w:t>Aggiunta stampa Riepilogo personale impegnato per giornata. (menù laterale destro)</w:t>
+      </w:r>
+    </w:p>
+    <w:p>
+      <w:pPr>
+        <w:pStyle w:val="Sottotitolo"/>
+      </w:pPr>
+      <w:r>
+        <w:t>Versione 1.77 del 28/04/2020</w:t>
+      </w:r>
+    </w:p>
+    <w:p>
+      <w:pPr>
+        <w:pStyle w:val="Paragrafoelenco"/>
+        <w:numPr>
+          <w:ilvl w:val="0"/>
+          <w:numId w:val="51"/>
+        </w:numPr>
+      </w:pPr>
+      <w:r>
+        <w:t xml:space="preserve">Scadenzario: inserimento tipologia pagamento (banca); </w:t>
+      </w:r>
+    </w:p>
+    <w:p>
+      <w:pPr>
+        <w:pStyle w:val="Paragrafoelenco"/>
+        <w:numPr>
+          <w:ilvl w:val="0"/>
+          <w:numId w:val="51"/>
+        </w:numPr>
+      </w:pPr>
+      <w:r>
+        <w:t>ottimizzazione campi vari</w:t>
+      </w:r>
+    </w:p>
+    <w:p>
+      <w:pPr>
+        <w:pStyle w:val="Paragrafoelenco"/>
+        <w:numPr>
+          <w:ilvl w:val="0"/>
+          <w:numId w:val="51"/>
+        </w:numPr>
+      </w:pPr>
+      <w:r>
+        <w:t>risolto bug range di date lavorazione su protocollo</w:t>
+      </w:r>
+    </w:p>
+    <w:p>
+      <w:pPr>
+        <w:pStyle w:val="Sottotitolo"/>
+      </w:pPr>
+      <w:r>
+        <w:t>Versione 1.76 del 25/04/2020</w:t>
+      </w:r>
+    </w:p>
+    <w:p>
+      <w:pPr>
+        <w:pStyle w:val="Paragrafoelenco"/>
+        <w:numPr>
+          <w:ilvl w:val="0"/>
+          <w:numId w:val="50"/>
+        </w:numPr>
+      </w:pPr>
+      <w:r>
+        <w:t xml:space="preserve">Aggiunta funzionalità 'saldo totale' nello scadenzario; </w:t>
+      </w:r>
+    </w:p>
+    <w:p>
+      <w:pPr>
+        <w:pStyle w:val="Paragrafoelenco"/>
+        <w:numPr>
+          <w:ilvl w:val="0"/>
+          <w:numId w:val="50"/>
+        </w:numPr>
+      </w:pPr>
+      <w:r>
+        <w:t>Adeguamento scadenzario alla nuova tabella tipi_banche</w:t>
+      </w:r>
+    </w:p>
+    <w:p>
+      <w:pPr>
+        <w:pStyle w:val="Sottotitolo"/>
+      </w:pPr>
+      <w:r>
+        <w:t>Versione 1.</w:t>
+      </w:r>
+      <w:r>
+        <w:t>75</w:t>
+      </w:r>
+      <w:r>
+        <w:t xml:space="preserve"> del </w:t>
+      </w:r>
+      <w:r>
+        <w:t>23</w:t>
+      </w:r>
+      <w:r>
+        <w:t>/</w:t>
+      </w:r>
+      <w:r>
+        <w:t>04</w:t>
+      </w:r>
+      <w:r>
+        <w:t>/20</w:t>
+      </w:r>
+      <w:r>
+        <w:t>20</w:t>
+      </w:r>
+    </w:p>
+    <w:p>
+      <w:pPr>
+        <w:pStyle w:val="Paragrafoelenco"/>
+        <w:numPr>
+          <w:ilvl w:val="0"/>
+          <w:numId w:val="50"/>
+        </w:numPr>
+      </w:pPr>
+      <w:r>
+        <w:t>Aggiunto campo ritenuta di acconto in report collaboratori</w:t>
+      </w:r>
+    </w:p>
+    <w:p>
+      <w:pPr>
+        <w:pStyle w:val="Paragrafoelenco"/>
+        <w:numPr>
+          <w:ilvl w:val="0"/>
+          <w:numId w:val="50"/>
+        </w:numPr>
+      </w:pPr>
+      <w:r>
+        <w:t>File allegato in statistiche ricavi</w:t>
+      </w:r>
+    </w:p>
+    <w:p>
+      <w:pPr>
+        <w:pStyle w:val="Sottotitolo"/>
+      </w:pPr>
+      <w:r>
+        <w:t>Versione 1.</w:t>
+      </w:r>
+      <w:r>
+        <w:t>74</w:t>
+      </w:r>
+      <w:r>
+        <w:t xml:space="preserve"> del </w:t>
+      </w:r>
+      <w:r>
+        <w:t>20</w:t>
+      </w:r>
+      <w:r>
+        <w:t>/</w:t>
+      </w:r>
+      <w:r>
+        <w:t>04</w:t>
+      </w:r>
+      <w:r>
+        <w:t>/20</w:t>
+      </w:r>
+      <w:r>
+        <w:t>20</w:t>
+      </w:r>
+    </w:p>
+    <w:p>
+      <w:pPr>
+        <w:pStyle w:val="Paragrafoelenco"/>
+        <w:numPr>
+          <w:ilvl w:val="0"/>
+          <w:numId w:val="49"/>
+        </w:numPr>
+      </w:pPr>
+      <w:r>
+        <w:t>Ripristinata ricerca protocollo con campi testo</w:t>
+      </w:r>
+    </w:p>
+    <w:p>
+      <w:pPr>
+        <w:pStyle w:val="Paragrafoelenco"/>
+        <w:numPr>
+          <w:ilvl w:val="0"/>
+          <w:numId w:val="49"/>
+        </w:numPr>
+      </w:pPr>
+      <w:r>
+        <w:t xml:space="preserve">Aggiunta in tabelle la gestione </w:t>
+      </w:r>
+      <w:r>
+        <w:t>Tipologie Banca Scadenzario</w:t>
+      </w:r>
+    </w:p>
+    <w:p>
+      <w:pPr>
+        <w:pStyle w:val="Paragrafoelenco"/>
+        <w:numPr>
+          <w:ilvl w:val="0"/>
+          <w:numId w:val="49"/>
+        </w:numPr>
+      </w:pPr>
+      <w:r>
+        <w:t>Aggiunta possibilità di selezionare nello Scadenzario i valori presenti nella Tipologia Banca</w:t>
+      </w:r>
+    </w:p>
+    <w:p>
+      <w:pPr>
+        <w:pStyle w:val="Paragrafoelenco"/>
+        <w:numPr>
+          <w:ilvl w:val="0"/>
+          <w:numId w:val="49"/>
+        </w:numPr>
+      </w:pPr>
+      <w:r>
+        <w:t>Aggiustamenti importi Scadenzario</w:t>
+      </w:r>
+    </w:p>
+    <w:p>
+      <w:pPr>
+        <w:pStyle w:val="Sottotitolo"/>
+      </w:pPr>
+      <w:r>
+        <w:t>Versione 1.</w:t>
+      </w:r>
+      <w:r>
+        <w:t>73</w:t>
+      </w:r>
+      <w:r>
+        <w:t xml:space="preserve"> del </w:t>
+      </w:r>
+      <w:r>
+        <w:t>19</w:t>
+      </w:r>
+      <w:r>
+        <w:t>/</w:t>
+      </w:r>
+      <w:r>
+        <w:t>04</w:t>
+      </w:r>
+      <w:r>
+        <w:t>/20</w:t>
+      </w:r>
+      <w:r>
+        <w:t>20</w:t>
+      </w:r>
+    </w:p>
+    <w:p>
+      <w:pPr>
+        <w:pStyle w:val="Paragrafoelenco"/>
+        <w:numPr>
+          <w:ilvl w:val="0"/>
+          <w:numId w:val="48"/>
+        </w:numPr>
+      </w:pPr>
+      <w:r>
+        <w:lastRenderedPageBreak/>
+        <w:t>Statistiche: aggiunto elenco contratti, visualizzazione degli importi lordi invece di quelli netti, soluzione bug nei filtri</w:t>
+      </w:r>
+      <w:r>
+        <w:t>.</w:t>
+      </w:r>
+    </w:p>
+    <w:p>
+      <w:pPr>
+        <w:pStyle w:val="Paragrafoelenco"/>
+        <w:numPr>
+          <w:ilvl w:val="0"/>
+          <w:numId w:val="48"/>
+        </w:numPr>
+      </w:pPr>
+      <w:r>
+        <w:t>Scadenzario: visualizzazione importi lordi al posto di quelli netti nella griglia; in inserimento e modifica viene adesso impostato importo lordo e da quello calcolato il netto</w:t>
+      </w:r>
+      <w:r>
+        <w:t>.</w:t>
+      </w:r>
+    </w:p>
+    <w:p>
+      <w:pPr>
+        <w:pStyle w:val="Paragrafoelenco"/>
+        <w:numPr>
+          <w:ilvl w:val="0"/>
+          <w:numId w:val="48"/>
+        </w:numPr>
+      </w:pPr>
+      <w:r>
+        <w:t>Protocollo: modificato ordine filtri; produzione, lavorazione e cliente visualizzati come elenchi con campo ricerca</w:t>
+      </w:r>
+      <w:r>
+        <w:t>.</w:t>
+      </w:r>
+    </w:p>
+    <w:p>
+      <w:pPr>
+        <w:pStyle w:val="Sottotitolo"/>
+      </w:pPr>
+      <w:r>
+        <w:t>Versione 1.</w:t>
+      </w:r>
+      <w:r>
+        <w:t>72</w:t>
+      </w:r>
+      <w:r>
+        <w:t xml:space="preserve"> del </w:t>
+      </w:r>
+      <w:r>
+        <w:t>16</w:t>
+      </w:r>
+      <w:r>
+        <w:t>/</w:t>
+      </w:r>
+      <w:r>
+        <w:t>04</w:t>
+      </w:r>
+      <w:r>
+        <w:t>/20</w:t>
+      </w:r>
+      <w:r>
+        <w:t>20</w:t>
+      </w:r>
+    </w:p>
+    <w:p>
+      <w:pPr>
+        <w:pStyle w:val="Paragrafoelenco"/>
+        <w:numPr>
+          <w:ilvl w:val="0"/>
+          <w:numId w:val="48"/>
+        </w:numPr>
+      </w:pPr>
+      <w:r>
+        <w:t xml:space="preserve">Aggiunta </w:t>
+      </w:r>
+      <w:r>
+        <w:t xml:space="preserve">voce </w:t>
+      </w:r>
+      <w:r>
+        <w:t>Statistica ricavi sotto al menù STATISTICHE.</w:t>
+      </w:r>
+    </w:p>
+    <w:p>
+      <w:pPr>
+        <w:pStyle w:val="Sottotitolo"/>
+      </w:pPr>
+      <w:r>
+        <w:t>Versione 1.</w:t>
+      </w:r>
+      <w:r>
+        <w:t>71</w:t>
+      </w:r>
+      <w:r>
+        <w:t xml:space="preserve"> del </w:t>
+      </w:r>
+      <w:r>
+        <w:t>13</w:t>
+      </w:r>
+      <w:r>
+        <w:t>/</w:t>
+      </w:r>
+      <w:r>
+        <w:t>04</w:t>
+      </w:r>
+      <w:r>
+        <w:t>/20</w:t>
+      </w:r>
+      <w:r>
+        <w:t>20</w:t>
+      </w:r>
+    </w:p>
+    <w:p>
+      <w:pPr>
+        <w:pStyle w:val="Paragrafoelenco"/>
+        <w:numPr>
+          <w:ilvl w:val="0"/>
+          <w:numId w:val="48"/>
+        </w:numPr>
+      </w:pPr>
+      <w:r>
+        <w:t>Modifiche Menù, voce report tltime spostata sotto Report, aggiunti 3 bottoni di accesso ra</w:t>
+      </w:r>
+      <w:r>
+        <w:t xml:space="preserve">pido nel menù di destra in basso, sotto FILTRO </w:t>
+      </w:r>
+      <w:r>
+        <w:t xml:space="preserve">COLONNE </w:t>
+      </w:r>
+      <w:r>
+        <w:t>AGENDA</w:t>
+      </w:r>
+      <w:r>
+        <w:t>.</w:t>
+      </w:r>
+    </w:p>
+    <w:p>
+      <w:pPr>
+        <w:pStyle w:val="Sottotitolo"/>
+      </w:pPr>
+      <w:r>
+        <w:t>Versione 1.</w:t>
+      </w:r>
+      <w:r>
+        <w:t>70</w:t>
+      </w:r>
+      <w:r>
+        <w:t xml:space="preserve"> del </w:t>
+      </w:r>
+      <w:r>
+        <w:t>15</w:t>
+      </w:r>
+      <w:r>
+        <w:t>/</w:t>
+      </w:r>
+      <w:r>
+        <w:t>03</w:t>
+      </w:r>
+      <w:r>
+        <w:t>/20</w:t>
+      </w:r>
+      <w:r>
+        <w:t>20</w:t>
+      </w:r>
+    </w:p>
+    <w:p>
+      <w:pPr>
+        <w:pStyle w:val="Paragrafoelenco"/>
+        <w:numPr>
+          <w:ilvl w:val="0"/>
+          <w:numId w:val="47"/>
+        </w:numPr>
+      </w:pPr>
+      <w:r>
+        <w:t>Aggiornamento scadenzario</w:t>
+      </w:r>
+    </w:p>
+    <w:p>
+      <w:pPr>
+        <w:pStyle w:val="Sottotitolo"/>
+      </w:pPr>
+      <w:r>
+        <w:t>Versione 1.</w:t>
+      </w:r>
+      <w:r>
+        <w:t>69</w:t>
+      </w:r>
+      <w:r>
+        <w:t xml:space="preserve"> del </w:t>
+      </w:r>
+      <w:r>
+        <w:t>02</w:t>
+      </w:r>
+      <w:r>
+        <w:t>/</w:t>
+      </w:r>
+      <w:r>
+        <w:t>03</w:t>
+      </w:r>
+      <w:r>
+        <w:t>/20</w:t>
+      </w:r>
+      <w:r>
+        <w:t>20</w:t>
+      </w:r>
+    </w:p>
+    <w:p>
+      <w:pPr>
+        <w:pStyle w:val="Paragrafoelenco"/>
+        <w:numPr>
+          <w:ilvl w:val="0"/>
+          <w:numId w:val="46"/>
+        </w:numPr>
+      </w:pPr>
+      <w:r>
+        <w:t>Aggiunta modifica data Fattura su stampa Fattura</w:t>
+      </w:r>
+    </w:p>
+    <w:p>
+      <w:pPr>
+        <w:pStyle w:val="Sottotitolo"/>
+      </w:pPr>
+      <w:r>
+        <w:t>Versione 1.</w:t>
+      </w:r>
+      <w:r>
+        <w:t>68</w:t>
+      </w:r>
+      <w:r>
+        <w:t xml:space="preserve"> del </w:t>
+      </w:r>
+      <w:r>
+        <w:t>29</w:t>
+      </w:r>
+      <w:r>
+        <w:t>/</w:t>
+      </w:r>
+      <w:r>
+        <w:t>02</w:t>
+      </w:r>
+      <w:r>
+        <w:t>/20</w:t>
+      </w:r>
+      <w:r>
+        <w:t>20</w:t>
+      </w:r>
+    </w:p>
+    <w:p>
+      <w:pPr>
+        <w:pStyle w:val="Paragrafoelenco"/>
+        <w:numPr>
+          <w:ilvl w:val="0"/>
+          <w:numId w:val="45"/>
+        </w:numPr>
+      </w:pPr>
+      <w:r>
+        <w:t>Completata funzionalità gestione Magazzino per Lavorazione con stampa PDF</w:t>
+      </w:r>
+      <w:r>
+        <w:t xml:space="preserve"> (Tasto MAGAZZINO su pagina Lavorazione)</w:t>
+      </w:r>
+      <w:r>
+        <w:t>.</w:t>
+      </w:r>
+    </w:p>
+    <w:p>
+      <w:pPr>
+        <w:pStyle w:val="Sottotitolo"/>
+      </w:pPr>
+      <w:r>
+        <w:t>Versione 1.</w:t>
+      </w:r>
+      <w:r>
+        <w:t>67</w:t>
+      </w:r>
+      <w:r>
+        <w:t xml:space="preserve"> del </w:t>
+      </w:r>
+      <w:r>
+        <w:t>05</w:t>
+      </w:r>
+      <w:r>
+        <w:t>/</w:t>
+      </w:r>
+      <w:r>
+        <w:t>02</w:t>
+      </w:r>
+      <w:r>
+        <w:t>/20</w:t>
+      </w:r>
+      <w:r>
+        <w:t>20</w:t>
+      </w:r>
+    </w:p>
+    <w:p>
+      <w:pPr>
+        <w:pStyle w:val="Paragrafoelenco"/>
+        <w:numPr>
+          <w:ilvl w:val="0"/>
+          <w:numId w:val="44"/>
+        </w:numPr>
+      </w:pPr>
+      <w:r>
+        <w:t>Sistemazione nota spese; Aggiunta pulsante annulla per chiudere evento senza salvare; gestione import in piano esterno quando una fig prof viene modificata in dett economico</w:t>
+      </w:r>
+    </w:p>
+    <w:p>
+      <w:pPr>
+        <w:pStyle w:val="Sottotitolo"/>
+      </w:pPr>
+      <w:r>
+        <w:t>Versione 1.</w:t>
+      </w:r>
+      <w:r>
+        <w:t>66</w:t>
+      </w:r>
+      <w:r>
+        <w:t xml:space="preserve"> del </w:t>
+      </w:r>
+      <w:r>
+        <w:t>01</w:t>
+      </w:r>
+      <w:r>
+        <w:t>/</w:t>
+      </w:r>
+      <w:r>
+        <w:t>02</w:t>
+      </w:r>
+      <w:r>
+        <w:t>/20</w:t>
+      </w:r>
+      <w:r>
+        <w:t>20</w:t>
+      </w:r>
+    </w:p>
+    <w:p>
+      <w:pPr>
+        <w:pStyle w:val="Paragrafoelenco"/>
+        <w:numPr>
+          <w:ilvl w:val="0"/>
+          <w:numId w:val="43"/>
+        </w:numPr>
+      </w:pPr>
+      <w:r>
+        <w:t>Magazzino, campo gruppo dipendente da sub categoria</w:t>
+      </w:r>
+    </w:p>
+    <w:p>
+      <w:pPr>
+        <w:pStyle w:val="Paragrafoelenco"/>
+        <w:numPr>
+          <w:ilvl w:val="0"/>
+          <w:numId w:val="43"/>
+        </w:numPr>
+      </w:pPr>
+      <w:r>
+        <w:t>Nome Pdf fattura con Numero Fattura e non Codice Evento</w:t>
+      </w:r>
+    </w:p>
+    <w:p>
+      <w:pPr>
+        <w:pStyle w:val="Paragrafoelenco"/>
+        <w:numPr>
+          <w:ilvl w:val="0"/>
+          <w:numId w:val="43"/>
+        </w:numPr>
+      </w:pPr>
+      <w:r>
+        <w:t>Report collaboratori, totale in alto.</w:t>
+      </w:r>
+    </w:p>
+    <w:p>
+      <w:pPr>
+        <w:pStyle w:val="Sottotitolo"/>
+      </w:pPr>
+      <w:r>
+        <w:t>Versione 1.</w:t>
+      </w:r>
+      <w:r>
+        <w:t>65</w:t>
+      </w:r>
+      <w:r>
+        <w:t xml:space="preserve"> del </w:t>
+      </w:r>
+      <w:r>
+        <w:t>27</w:t>
+      </w:r>
+      <w:r>
+        <w:t>/</w:t>
+      </w:r>
+      <w:r>
+        <w:t>01</w:t>
+      </w:r>
+      <w:r>
+        <w:t>/20</w:t>
+      </w:r>
+      <w:r>
+        <w:t>20</w:t>
+      </w:r>
+    </w:p>
+    <w:p>
+      <w:pPr>
+        <w:pStyle w:val="Paragrafoelenco"/>
+        <w:numPr>
+          <w:ilvl w:val="0"/>
+          <w:numId w:val="42"/>
+        </w:numPr>
+      </w:pPr>
+      <w:r>
+        <w:t>Ricerca con filtro, Riepilogo e Stampa Collaboratori</w:t>
+      </w:r>
+    </w:p>
+    <w:p>
+      <w:pPr>
+        <w:pStyle w:val="Paragrafoelenco"/>
+        <w:numPr>
+          <w:ilvl w:val="0"/>
+          <w:numId w:val="42"/>
+        </w:numPr>
+      </w:pPr>
+      <w:r>
+        <w:t>Ricerca con filtro, Riepilogo e Stampa per Consulente del Lavoro</w:t>
+      </w:r>
+    </w:p>
+    <w:p>
+      <w:pPr>
+        <w:pStyle w:val="Sottotitolo"/>
+      </w:pPr>
+      <w:r>
+        <w:t>Versione 1.</w:t>
+      </w:r>
+      <w:r>
+        <w:t>64</w:t>
+      </w:r>
+      <w:r>
+        <w:t xml:space="preserve"> del </w:t>
+      </w:r>
+      <w:r>
+        <w:t>17</w:t>
+      </w:r>
+      <w:r>
+        <w:t>/</w:t>
+      </w:r>
+      <w:r>
+        <w:t>01</w:t>
+      </w:r>
+      <w:r>
+        <w:t>/20</w:t>
+      </w:r>
+      <w:r>
+        <w:t>20</w:t>
+      </w:r>
+    </w:p>
+    <w:p>
+      <w:pPr>
+        <w:pStyle w:val="Paragrafoelenco"/>
+        <w:numPr>
+          <w:ilvl w:val="0"/>
+          <w:numId w:val="41"/>
+        </w:numPr>
+      </w:pPr>
+      <w:r>
+        <w:t>Modifiche visualizzazione griglia magazzino</w:t>
+      </w:r>
+    </w:p>
+    <w:p>
+      <w:pPr>
+        <w:pStyle w:val="Paragrafoelenco"/>
+        <w:numPr>
+          <w:ilvl w:val="0"/>
+          <w:numId w:val="41"/>
+        </w:numPr>
+      </w:pPr>
+      <w:r>
+        <w:t>Modifiche pagina Scadenzario con totali</w:t>
+      </w:r>
+    </w:p>
+    <w:p>
+      <w:pPr>
+        <w:pStyle w:val="Sottotitolo"/>
+      </w:pPr>
+      <w:r>
+        <w:t>Versione 1.</w:t>
+      </w:r>
+      <w:r>
+        <w:t>63</w:t>
+      </w:r>
+      <w:r>
+        <w:t xml:space="preserve"> del </w:t>
+      </w:r>
+      <w:r>
+        <w:t>15</w:t>
+      </w:r>
+      <w:r>
+        <w:t>/</w:t>
+      </w:r>
+      <w:r>
+        <w:t>01</w:t>
+      </w:r>
+      <w:r>
+        <w:t>/20</w:t>
+      </w:r>
+      <w:r>
+        <w:t>20</w:t>
+      </w:r>
+    </w:p>
+    <w:p>
+      <w:pPr>
+        <w:pStyle w:val="Paragrafoelenco"/>
+        <w:numPr>
+          <w:ilvl w:val="0"/>
+          <w:numId w:val="40"/>
+        </w:numPr>
+      </w:pPr>
+      <w:r>
+        <w:t>Campo lavorazione modificabile in fase di offerta</w:t>
+      </w:r>
+    </w:p>
+    <w:p>
+      <w:pPr>
+        <w:pStyle w:val="Paragrafoelenco"/>
+        <w:numPr>
+          <w:ilvl w:val="0"/>
+          <w:numId w:val="40"/>
+        </w:numPr>
+      </w:pPr>
+      <w:r>
+        <w:t>Campo ID non visibile su elenco protocolli</w:t>
+      </w:r>
+    </w:p>
+    <w:p>
+      <w:pPr>
+        <w:pStyle w:val="Sottotitolo"/>
+      </w:pPr>
+      <w:r>
+        <w:t>Versione 1.</w:t>
+      </w:r>
+      <w:r>
+        <w:t>62</w:t>
+      </w:r>
+      <w:r>
+        <w:t xml:space="preserve"> del </w:t>
+      </w:r>
+      <w:r>
+        <w:t>11</w:t>
+      </w:r>
+      <w:r>
+        <w:t>/</w:t>
+      </w:r>
+      <w:r>
+        <w:t>01</w:t>
+      </w:r>
+      <w:r>
+        <w:t>/20</w:t>
+      </w:r>
+      <w:r>
+        <w:t>20</w:t>
+      </w:r>
+    </w:p>
+    <w:p>
+      <w:pPr>
+        <w:pStyle w:val="Paragrafoelenco"/>
+        <w:numPr>
+          <w:ilvl w:val="0"/>
+          <w:numId w:val="39"/>
+        </w:numPr>
+      </w:pPr>
+      <w:r>
+        <w:lastRenderedPageBreak/>
+        <w:t>Aggiustamenti pagina Magazzino</w:t>
+      </w:r>
+    </w:p>
+    <w:p>
+      <w:pPr>
+        <w:pStyle w:val="Sottotitolo"/>
+      </w:pPr>
+      <w:r>
+        <w:t>Versione 1.</w:t>
+      </w:r>
+      <w:r>
+        <w:t>61</w:t>
+      </w:r>
+      <w:r>
+        <w:t xml:space="preserve"> del </w:t>
+      </w:r>
+      <w:r>
+        <w:t>29</w:t>
+      </w:r>
+      <w:r>
+        <w:t>/</w:t>
+      </w:r>
+      <w:r>
+        <w:t>12</w:t>
+      </w:r>
+      <w:r>
+        <w:t>/2019</w:t>
+      </w:r>
+    </w:p>
+    <w:p>
+      <w:pPr>
+        <w:pStyle w:val="Paragrafoelenco"/>
+        <w:numPr>
+          <w:ilvl w:val="0"/>
+          <w:numId w:val="38"/>
+        </w:numPr>
+      </w:pPr>
+      <w:r>
+        <w:t>Magazzino: cambiato ordine campi elenco</w:t>
+      </w:r>
+    </w:p>
+    <w:p>
+      <w:pPr>
+        <w:pStyle w:val="Paragrafoelenco"/>
+        <w:numPr>
+          <w:ilvl w:val="0"/>
+          <w:numId w:val="38"/>
+        </w:numPr>
+      </w:pPr>
+      <w:r>
+        <w:t>Campi da liste a tendina ricercati per “uguale” e non per “contiene”</w:t>
+      </w:r>
+    </w:p>
+    <w:p>
+      <w:pPr>
+        <w:pStyle w:val="Paragrafoelenco"/>
+        <w:numPr>
+          <w:ilvl w:val="0"/>
+          <w:numId w:val="38"/>
+        </w:numPr>
+      </w:pPr>
+      <w:r>
+        <w:t>Stampa Fattura: distanziato il valore Lav.Rif. dal numero fattura</w:t>
+      </w:r>
+    </w:p>
+    <w:p>
+      <w:pPr>
+        <w:pStyle w:val="Paragrafoelenco"/>
+        <w:numPr>
+          <w:ilvl w:val="0"/>
+          <w:numId w:val="38"/>
+        </w:numPr>
+      </w:pPr>
+      <w:r>
+        <w:t>Aggiunto pulsante “Magazzino” nella pagina della lavorazione per futura gestione attrezzature per lavorazione</w:t>
+      </w:r>
+    </w:p>
+    <w:p>
+      <w:pPr>
+        <w:pStyle w:val="Sottotitolo"/>
+      </w:pPr>
+      <w:r>
+        <w:t>Versione 1.</w:t>
+      </w:r>
+      <w:r>
+        <w:t>60</w:t>
+      </w:r>
+      <w:r>
+        <w:t xml:space="preserve"> del </w:t>
+      </w:r>
+      <w:r>
+        <w:t>21</w:t>
+      </w:r>
+      <w:r>
+        <w:t>/</w:t>
+      </w:r>
+      <w:r>
+        <w:t>12</w:t>
+      </w:r>
+      <w:r>
+        <w:t>/2019</w:t>
+      </w:r>
+    </w:p>
+    <w:p>
+      <w:pPr>
+        <w:pStyle w:val="Paragrafoelenco"/>
+        <w:numPr>
+          <w:ilvl w:val="0"/>
+          <w:numId w:val="37"/>
+        </w:numPr>
+      </w:pPr>
+      <w:r>
+        <w:t>Creazione Fattura in uscita, numero fattura generato in automatico in formato AAAA-NNNN, con progressivo a partire da 1 ogni cambio di anno</w:t>
+      </w:r>
+    </w:p>
+    <w:p>
+      <w:pPr>
+        <w:pStyle w:val="Paragrafoelenco"/>
+        <w:numPr>
+          <w:ilvl w:val="0"/>
+          <w:numId w:val="37"/>
+        </w:numPr>
+      </w:pPr>
+      <w:r>
+        <w:t>Modifica pdf fattura in uscita con numero fattura corretto e N.Rif. lavorazione evidenziato accanto (N.B. il protocollo del documento di tipo fattura viene generato allo stesso modo di sempre, il numero fattura viene memorizzato ne campo Riferimento Protocollo).</w:t>
+      </w:r>
+    </w:p>
+    <w:p>
+      <w:pPr>
+        <w:pStyle w:val="Paragrafoelenco"/>
+        <w:numPr>
+          <w:ilvl w:val="0"/>
+          <w:numId w:val="37"/>
+        </w:numPr>
+      </w:pPr>
+      <w:r>
+        <w:t xml:space="preserve">Spostato a destra della griglia dei risultati il tasto di visualizzazione dettaglio protocollo </w:t>
+      </w:r>
+    </w:p>
+    <w:p>
+      <w:pPr>
+        <w:pStyle w:val="Sottotitolo"/>
+      </w:pPr>
+    </w:p>
+    <w:p>
+      <w:pPr>
+        <w:pStyle w:val="Sottotitolo"/>
+      </w:pPr>
+      <w:r>
+        <w:t>Versione 1.</w:t>
+      </w:r>
+      <w:r>
+        <w:t>59</w:t>
+      </w:r>
+      <w:r>
+        <w:t xml:space="preserve"> del </w:t>
+      </w:r>
+      <w:r>
+        <w:t>16</w:t>
+      </w:r>
+      <w:r>
+        <w:t>/</w:t>
+      </w:r>
+      <w:r>
+        <w:t>12</w:t>
+      </w:r>
+      <w:r>
+        <w:t>/2019</w:t>
+      </w:r>
+    </w:p>
+    <w:p>
+      <w:pPr>
+        <w:pStyle w:val="Paragrafoelenco"/>
+        <w:numPr>
+          <w:ilvl w:val="0"/>
+          <w:numId w:val="37"/>
+        </w:numPr>
+      </w:pPr>
+      <w:r>
+        <w:t>Aggiornamento scadenzario</w:t>
+      </w:r>
+    </w:p>
+    <w:p>
+      <w:pPr>
+        <w:pStyle w:val="Sottotitolo"/>
+      </w:pPr>
+      <w:r>
+        <w:t>Versione 1.</w:t>
+      </w:r>
+      <w:r>
+        <w:t>58</w:t>
+      </w:r>
+      <w:r>
+        <w:t xml:space="preserve"> del </w:t>
+      </w:r>
+      <w:r>
+        <w:t>10</w:t>
+      </w:r>
+      <w:r>
+        <w:t>/</w:t>
+      </w:r>
+      <w:r>
+        <w:t>12</w:t>
+      </w:r>
+      <w:r>
+        <w:t>/2019</w:t>
+      </w:r>
+    </w:p>
+    <w:p>
+      <w:pPr>
+        <w:pStyle w:val="Paragrafoelenco"/>
+        <w:numPr>
+          <w:ilvl w:val="0"/>
+          <w:numId w:val="37"/>
+        </w:numPr>
+      </w:pPr>
+      <w:r>
+        <w:t>Aggiunta scadenzario</w:t>
+      </w:r>
+    </w:p>
+    <w:p>
+      <w:pPr>
+        <w:pStyle w:val="Sottotitolo"/>
+      </w:pPr>
+      <w:r>
+        <w:t>Versione 1.</w:t>
+      </w:r>
+      <w:r>
+        <w:t>57</w:t>
+      </w:r>
+      <w:r>
+        <w:t xml:space="preserve"> del </w:t>
+      </w:r>
+      <w:r>
+        <w:t>07</w:t>
+      </w:r>
+      <w:r>
+        <w:t>/</w:t>
+      </w:r>
+      <w:r>
+        <w:t>12</w:t>
+      </w:r>
+      <w:r>
+        <w:t>/2019</w:t>
+      </w:r>
+    </w:p>
+    <w:p>
+      <w:pPr>
+        <w:pStyle w:val="Paragrafoelenco"/>
+        <w:numPr>
+          <w:ilvl w:val="0"/>
+          <w:numId w:val="37"/>
+        </w:numPr>
+      </w:pPr>
+      <w:r>
+        <w:t>Ricerca protocolli per range di date</w:t>
+      </w:r>
+    </w:p>
+    <w:p>
+      <w:pPr>
+        <w:pStyle w:val="Sottotitolo"/>
+      </w:pPr>
+    </w:p>
+    <w:p>
+      <w:pPr>
+        <w:pStyle w:val="Sottotitolo"/>
+      </w:pPr>
+      <w:r>
+        <w:t>Versione 1.</w:t>
+      </w:r>
+      <w:r>
+        <w:t>56</w:t>
+      </w:r>
+      <w:r>
+        <w:t xml:space="preserve"> del </w:t>
+      </w:r>
+      <w:r>
+        <w:t>29</w:t>
+      </w:r>
+      <w:r>
+        <w:t>/</w:t>
+      </w:r>
+      <w:r>
+        <w:t>11</w:t>
+      </w:r>
+      <w:r>
+        <w:t>/2019</w:t>
+      </w:r>
+    </w:p>
+    <w:p>
+      <w:pPr>
+        <w:pStyle w:val="Paragrafoelenco"/>
+        <w:numPr>
+          <w:ilvl w:val="0"/>
+          <w:numId w:val="37"/>
+        </w:numPr>
+      </w:pPr>
+      <w:r>
+        <w:t>Aggiunta voce creazione file TLTime</w:t>
+      </w:r>
+    </w:p>
+    <w:p>
+      <w:pPr>
+        <w:pStyle w:val="Sottotitolo"/>
+      </w:pPr>
+      <w:r>
+        <w:t>Versione 1.</w:t>
+      </w:r>
+      <w:r>
+        <w:t>55</w:t>
+      </w:r>
+      <w:r>
+        <w:t xml:space="preserve"> del </w:t>
+      </w:r>
+      <w:r>
+        <w:t>27</w:t>
+      </w:r>
+      <w:r>
+        <w:t>/</w:t>
+      </w:r>
+      <w:r>
+        <w:t>11</w:t>
+      </w:r>
+      <w:r>
+        <w:t>/2019</w:t>
+      </w:r>
+    </w:p>
+    <w:p>
+      <w:pPr>
+        <w:pStyle w:val="Paragrafoelenco"/>
+        <w:numPr>
+          <w:ilvl w:val="0"/>
+          <w:numId w:val="36"/>
+        </w:numPr>
+      </w:pPr>
+      <w:r>
+        <w:t>Stampa Piano Esterno: numeri di telefono senza prefisso internazionale</w:t>
+      </w:r>
+    </w:p>
+    <w:p>
+      <w:pPr>
+        <w:pStyle w:val="Paragrafoelenco"/>
+        <w:numPr>
+          <w:ilvl w:val="0"/>
+          <w:numId w:val="36"/>
+        </w:numPr>
+      </w:pPr>
+      <w:r>
+        <w:t>Stampa Piano Esterno: divisione tra date differenti (aggiunta riga vuota di separazione)</w:t>
+      </w:r>
+    </w:p>
+    <w:p>
+      <w:pPr>
+        <w:pStyle w:val="Paragrafoelenco"/>
+        <w:numPr>
+          <w:ilvl w:val="0"/>
+          <w:numId w:val="36"/>
+        </w:numPr>
+      </w:pPr>
+      <w:r>
+        <w:t>Protocollo: aggiunti campi “pregresso” di tipo vero/falso e “des</w:t>
+      </w:r>
+      <w:r>
+        <w:t>00</w:t>
+      </w:r>
+      <w:r>
+        <w:t>tinatario” che assume i valori cliente o fornitore</w:t>
+      </w:r>
+    </w:p>
+    <w:p>
+      <w:pPr>
+        <w:pStyle w:val="Paragrafoelenco"/>
+        <w:numPr>
+          <w:ilvl w:val="0"/>
+          <w:numId w:val="36"/>
+        </w:numPr>
+      </w:pPr>
+      <w:r>
+        <w:t>Aggiunta stampa Fattura in uscita (viene creato il relativo protocollo di tipo “fattura” manca l’inserimento nello scadenzario)</w:t>
+      </w:r>
+    </w:p>
+    <w:p>
+      <w:pPr>
+        <w:pStyle w:val="Paragrafoelenco"/>
+        <w:numPr>
+          <w:ilvl w:val="0"/>
+          <w:numId w:val="36"/>
+        </w:numPr>
+      </w:pPr>
+      <w:r>
+        <w:t>ricavi inferiori al 50% evidenziati in rosso.</w:t>
+      </w:r>
+    </w:p>
+    <w:p/>
+    <w:p>
+      <w:pPr>
+        <w:pStyle w:val="Sottotitolo"/>
+      </w:pPr>
+      <w:r>
+        <w:t>Versione 1.</w:t>
+      </w:r>
+      <w:r>
+        <w:t>54</w:t>
+      </w:r>
+      <w:r>
+        <w:t xml:space="preserve"> del </w:t>
+      </w:r>
+      <w:r>
+        <w:t>21</w:t>
+      </w:r>
+      <w:r>
+        <w:t>/</w:t>
+      </w:r>
+      <w:r>
+        <w:t>11</w:t>
+      </w:r>
+      <w:r>
+        <w:t>/2019</w:t>
+      </w:r>
+    </w:p>
+    <w:p>
+      <w:pPr>
+        <w:pStyle w:val="Paragrafoelenco"/>
+        <w:numPr>
+          <w:ilvl w:val="0"/>
+          <w:numId w:val="35"/>
+        </w:numPr>
+      </w:pPr>
+      <w:r>
+        <w:t>Modifica gestione quantità articoli</w:t>
+      </w:r>
+    </w:p>
+    <w:p>
+      <w:pPr>
+        <w:pStyle w:val="Paragrafoelenco"/>
+        <w:numPr>
+          <w:ilvl w:val="0"/>
+          <w:numId w:val="35"/>
+        </w:numPr>
+      </w:pPr>
+      <w:r>
+        <w:t>totali nella tab lavorazione</w:t>
+      </w:r>
+    </w:p>
+    <w:p>
+      <w:pPr>
+        <w:pStyle w:val="Paragrafoelenco"/>
+        <w:numPr>
+          <w:ilvl w:val="0"/>
+          <w:numId w:val="35"/>
+        </w:numPr>
+      </w:pPr>
+      <w:r>
+        <w:t>risolto bug blocco pagine dopo stampa</w:t>
+      </w:r>
+    </w:p>
+    <w:p>
+      <w:pPr>
+        <w:pStyle w:val="Paragrafoelenco"/>
+        <w:numPr>
+          <w:ilvl w:val="0"/>
+          <w:numId w:val="35"/>
+        </w:numPr>
+      </w:pPr>
+      <w:r>
+        <w:lastRenderedPageBreak/>
+        <w:t>cambiato colore sfondo stampe in blu Videosystem</w:t>
+      </w:r>
+    </w:p>
+    <w:p/>
+    <w:p>
+      <w:pPr>
+        <w:pStyle w:val="Sottotitolo"/>
+      </w:pPr>
+      <w:r>
+        <w:t>Versione 1.</w:t>
+      </w:r>
+      <w:r>
+        <w:t>53</w:t>
+      </w:r>
+      <w:r>
+        <w:t xml:space="preserve"> del </w:t>
+      </w:r>
+      <w:r>
+        <w:t>17</w:t>
+      </w:r>
+      <w:r>
+        <w:t>/</w:t>
+      </w:r>
+      <w:r>
+        <w:t>11</w:t>
+      </w:r>
+      <w:r>
+        <w:t>/2019</w:t>
+      </w:r>
+    </w:p>
+    <w:p>
+      <w:pPr>
+        <w:pStyle w:val="Paragrafoelenco"/>
+        <w:numPr>
+          <w:ilvl w:val="0"/>
+          <w:numId w:val="34"/>
+        </w:numPr>
+      </w:pPr>
+      <w:r>
+        <w:t>Implementazione modalità debug in web.config</w:t>
+      </w:r>
+    </w:p>
+    <w:p>
+      <w:pPr>
+        <w:pStyle w:val="Paragrafoelenco"/>
+        <w:numPr>
+          <w:ilvl w:val="0"/>
+          <w:numId w:val="34"/>
+        </w:numPr>
+      </w:pPr>
+      <w:r>
+        <w:t>correzione bug di relazione violata (delete) al salvataggio</w:t>
       </w:r>
       <w:r>
         <w:t>;</w:t>
@@ -1497,11 +3230,11 @@
         <w:pStyle w:val="Paragrafoelenco"/>
         <w:numPr>
           <w:ilvl w:val="0"/>
-          <w:numId w:val="59"/>
-        </w:numPr>
-      </w:pPr>
-      <w:r>
-        <w:t>Dettaglio Economico: inserimento tasto visualizza Costi</w:t>
+          <w:numId w:val="34"/>
+        </w:numPr>
+      </w:pPr>
+      <w:r>
+        <w:t>eliminato popup in chiusura</w:t>
       </w:r>
       <w:r>
         <w:t>;</w:t>
@@ -1509,94 +3242,251 @@
     </w:p>
     <w:p>
       <w:pPr>
+        <w:pStyle w:val="Paragrafoelenco"/>
+        <w:numPr>
+          <w:ilvl w:val="0"/>
+          <w:numId w:val="34"/>
+        </w:numPr>
+      </w:pPr>
+      <w:r>
+        <w:t>utilizzo del numOccorrenza per identificare articoli lavorazione</w:t>
+      </w:r>
+    </w:p>
+    <w:p>
+      <w:pPr>
+        <w:pStyle w:val="Paragrafoelenco"/>
+        <w:numPr>
+          <w:ilvl w:val="0"/>
+          <w:numId w:val="34"/>
+        </w:numPr>
+      </w:pPr>
+      <w:r>
+        <w:t>soluzione vari bug nella modifica articoli in dett economico e piano esterno</w:t>
+      </w:r>
+    </w:p>
+    <w:p>
+      <w:pPr>
+        <w:pStyle w:val="Paragrafoelenco"/>
+        <w:numPr>
+          <w:ilvl w:val="0"/>
+          <w:numId w:val="34"/>
+        </w:numPr>
+      </w:pPr>
+      <w:r>
+        <w:t>In inserimento multiplo settata di default la data di trasferimento (se esiste, altrimenti di lavorazione)</w:t>
+      </w:r>
+    </w:p>
+    <w:p>
+      <w:pPr>
+        <w:pStyle w:val="Paragrafoelenco"/>
+        <w:numPr>
+          <w:ilvl w:val="0"/>
+          <w:numId w:val="34"/>
+        </w:numPr>
+      </w:pPr>
+      <w:r>
+        <w:t>controllato che il campo consuntivo venga settato a false in inserimento multiplo</w:t>
+      </w:r>
+    </w:p>
+    <w:p>
+      <w:pPr>
+        <w:pStyle w:val="Paragrafoelenco"/>
+        <w:numPr>
+          <w:ilvl w:val="0"/>
+          <w:numId w:val="34"/>
+        </w:numPr>
+      </w:pPr>
+      <w:r>
+        <w:t>Spostamento a sinistra dei dipendenti nell'agenda</w:t>
+      </w:r>
+    </w:p>
+    <w:p/>
+    <w:p>
+      <w:pPr>
         <w:pStyle w:val="Sottotitolo"/>
       </w:pPr>
       <w:r>
-        <w:t xml:space="preserve">Versione 1.88 del </w:t>
+        <w:t>Versione 1.</w:t>
+      </w:r>
+      <w:r>
+        <w:t>52</w:t>
+      </w:r>
+      <w:r>
+        <w:t xml:space="preserve"> del </w:t>
+      </w:r>
+      <w:r>
+        <w:t>14</w:t>
+      </w:r>
+      <w:r>
+        <w:t>/</w:t>
+      </w:r>
+      <w:r>
+        <w:t>11</w:t>
+      </w:r>
+      <w:r>
+        <w:t>/2019</w:t>
+      </w:r>
+    </w:p>
+    <w:p>
+      <w:pPr>
+        <w:pStyle w:val="Paragrafoelenco"/>
+        <w:numPr>
+          <w:ilvl w:val="0"/>
+          <w:numId w:val="33"/>
+        </w:numPr>
+      </w:pPr>
+      <w:r>
+        <w:t xml:space="preserve">Bug Risolto: </w:t>
+      </w:r>
+      <w:r>
+        <w:t>Inserimento di 1 tecnico per più giorni, se ci sono più Tecnici della stessa mansione, mette lo stesso tecnico per n.figure sui giorni di lavoro</w:t>
+      </w:r>
+    </w:p>
+    <w:p>
+      <w:pPr>
+        <w:pStyle w:val="Paragrafoelenco"/>
+        <w:numPr>
+          <w:ilvl w:val="0"/>
+          <w:numId w:val="33"/>
+        </w:numPr>
+      </w:pPr>
+      <w:r>
+        <w:t>Bug Risolto: Importazione -</w:t>
+      </w:r>
+      <w:r>
+        <w:t xml:space="preserve"> Quando elimino 1 tecnico e lo reimporto, cancella tutte le info note inserite in precedenza (da verificare su nuovi lavori)</w:t>
+      </w:r>
+    </w:p>
+    <w:p/>
+    <w:p>
+      <w:pPr>
+        <w:pStyle w:val="Sottotitolo"/>
+      </w:pPr>
+      <w:r>
+        <w:t>Versione 1.</w:t>
+      </w:r>
+      <w:r>
+        <w:t>51</w:t>
+      </w:r>
+      <w:r>
+        <w:t xml:space="preserve"> del </w:t>
+      </w:r>
+      <w:r>
+        <w:t>03</w:t>
+      </w:r>
+      <w:r>
+        <w:t>/</w:t>
+      </w:r>
+      <w:r>
+        <w:t>11</w:t>
+      </w:r>
+      <w:r>
+        <w:t>/2019</w:t>
+      </w:r>
+    </w:p>
+    <w:p>
+      <w:pPr>
+        <w:pStyle w:val="Paragrafoelenco"/>
+        <w:numPr>
+          <w:ilvl w:val="0"/>
+          <w:numId w:val="32"/>
+        </w:numPr>
+      </w:pPr>
+      <w:r>
+        <w:t>Corretto bug descrizione lunghe troncate su Consuntivo</w:t>
+      </w:r>
+    </w:p>
+    <w:p>
+      <w:pPr>
+        <w:pStyle w:val="Paragrafoelenco"/>
+        <w:numPr>
+          <w:ilvl w:val="0"/>
+          <w:numId w:val="32"/>
+        </w:numPr>
+      </w:pPr>
+      <w:r>
+        <w:t>Corretto bug articoli a consuntivo su Dettaglio Economico</w:t>
+      </w:r>
+    </w:p>
+    <w:p/>
+    <w:p>
+      <w:pPr>
+        <w:pStyle w:val="Sottotitolo"/>
+      </w:pPr>
+      <w:r>
+        <w:t>Versione 1.</w:t>
+      </w:r>
+      <w:r>
+        <w:t>50</w:t>
+      </w:r>
+      <w:r>
+        <w:t xml:space="preserve"> del </w:t>
+      </w:r>
+      <w:r>
+        <w:t>27</w:t>
+      </w:r>
+      <w:r>
+        <w:t>/</w:t>
       </w:r>
       <w:r>
         <w:t>10</w:t>
       </w:r>
       <w:r>
-        <w:t>/01/2021</w:t>
-      </w:r>
-    </w:p>
-    <w:p>
-      <w:pPr>
-        <w:pStyle w:val="Paragrafoelenco"/>
-        <w:numPr>
-          <w:ilvl w:val="0"/>
-          <w:numId w:val="59"/>
-        </w:numPr>
-      </w:pPr>
-      <w:r>
-        <w:t>Report s</w:t>
-      </w:r>
-      <w:r>
-        <w:t>t</w:t>
-      </w:r>
-      <w:r>
-        <w:t>ampa collaboratori: aggiunto campo totale generale e sostituito valore fattura netto con lordo;</w:t>
-      </w:r>
-    </w:p>
-    <w:p>
-      <w:pPr>
-        <w:pStyle w:val="Paragrafoelenco"/>
-        <w:numPr>
-          <w:ilvl w:val="0"/>
-          <w:numId w:val="59"/>
-        </w:numPr>
-      </w:pPr>
-      <w:r>
-        <w:t>Possibilità di modificare la data di un'offerta salvata in agenda;</w:t>
-      </w:r>
-    </w:p>
-    <w:p>
-      <w:pPr>
-        <w:pStyle w:val="Paragrafoelenco"/>
-        <w:numPr>
-          <w:ilvl w:val="0"/>
-          <w:numId w:val="59"/>
-        </w:numPr>
-      </w:pPr>
-      <w:r>
-        <w:t>Evidenziate lavorazioni con margine inferiore al 50%</w:t>
-      </w:r>
-    </w:p>
-    <w:p>
-      <w:pPr>
-        <w:pStyle w:val="Paragrafoelenco"/>
-        <w:numPr>
-          <w:ilvl w:val="0"/>
-          <w:numId w:val="59"/>
-        </w:numPr>
-      </w:pPr>
-      <w:r>
-        <w:t xml:space="preserve">Statistiche costi e ricavi: messaggio di avviso quando una lavorazione presenta anomalie (le ricerca viene eseguita non mostrando la lavorazione anomala); </w:t>
-      </w:r>
-    </w:p>
-    <w:p>
-      <w:pPr>
-        <w:pStyle w:val="Paragrafoelenco"/>
-        <w:numPr>
-          <w:ilvl w:val="0"/>
-          <w:numId w:val="59"/>
-        </w:numPr>
-      </w:pPr>
-      <w:r>
-        <w:t xml:space="preserve">Modifica comportamento pulsante 'Reimposta filtri' (non viene più eseguita automaticamente una ricerca senza filtri); </w:t>
-      </w:r>
-    </w:p>
-    <w:p>
-      <w:pPr>
-        <w:pStyle w:val="Paragrafoelenco"/>
-        <w:numPr>
-          <w:ilvl w:val="0"/>
-          <w:numId w:val="59"/>
-        </w:numPr>
-      </w:pPr>
-      <w:r>
-        <w:t>Modifica comportamento data fine, quando viene impostata la data inizio (data fine non viene più impostata allo stesso valore di data inizio)</w:t>
+        <w:t>/2019</w:t>
+      </w:r>
+    </w:p>
+    <w:p>
+      <w:pPr>
+        <w:pStyle w:val="Paragrafoelenco"/>
+        <w:numPr>
+          <w:ilvl w:val="0"/>
+          <w:numId w:val="31"/>
+        </w:numPr>
+      </w:pPr>
+      <w:r>
+        <w:t>Stampa Offerta aggiornato layout</w:t>
+      </w:r>
+    </w:p>
+    <w:p>
+      <w:pPr>
+        <w:pStyle w:val="Paragrafoelenco"/>
+        <w:numPr>
+          <w:ilvl w:val="0"/>
+          <w:numId w:val="31"/>
+        </w:numPr>
+      </w:pPr>
+      <w:r>
+        <w:t>Stampa Consuntivo aggiornato layout</w:t>
+      </w:r>
+    </w:p>
+    <w:p>
+      <w:pPr>
+        <w:pStyle w:val="Paragrafoelenco"/>
+        <w:numPr>
+          <w:ilvl w:val="0"/>
+          <w:numId w:val="31"/>
+        </w:numPr>
+      </w:pPr>
+      <w:r>
+        <w:t>I</w:t>
+      </w:r>
+      <w:r>
+        <w:t>nserimento multiplo in dett. economico</w:t>
+      </w:r>
+    </w:p>
+    <w:p>
+      <w:pPr>
+        <w:pStyle w:val="Paragrafoelenco"/>
+        <w:numPr>
+          <w:ilvl w:val="0"/>
+          <w:numId w:val="31"/>
+        </w:numPr>
+      </w:pPr>
+      <w:r>
+        <w:t>Correzione errore in fig. professionale</w:t>
+      </w:r>
+      <w:r>
+        <w:t>(propagazione modifiche sulle fig. professionali sbagliate)</w:t>
       </w:r>
     </w:p>
     <w:p>
@@ -1604,19 +3494,139 @@
         <w:pStyle w:val="Sottotitolo"/>
       </w:pPr>
       <w:r>
-        <w:t>Versione 1.87 del 05/10/2020</w:t>
-      </w:r>
-    </w:p>
-    <w:p>
-      <w:pPr>
-        <w:pStyle w:val="Paragrafoelenco"/>
-        <w:numPr>
-          <w:ilvl w:val="0"/>
-          <w:numId w:val="60"/>
-        </w:numPr>
-      </w:pPr>
-      <w:r>
-        <w:t>Aggiunta gestione Documenti di Trasporto con stampa PDF</w:t>
+        <w:t>Versione 1.</w:t>
+      </w:r>
+      <w:r>
+        <w:t>49</w:t>
+      </w:r>
+      <w:r>
+        <w:t xml:space="preserve"> del </w:t>
+      </w:r>
+      <w:r>
+        <w:t>19</w:t>
+      </w:r>
+      <w:r>
+        <w:t>/</w:t>
+      </w:r>
+      <w:r>
+        <w:t>10</w:t>
+      </w:r>
+      <w:r>
+        <w:t>/2019</w:t>
+      </w:r>
+    </w:p>
+    <w:p>
+      <w:pPr>
+        <w:pStyle w:val="Paragrafoelenco"/>
+        <w:numPr>
+          <w:ilvl w:val="0"/>
+          <w:numId w:val="30"/>
+        </w:numPr>
+      </w:pPr>
+      <w:r>
+        <w:t>possibilità di modificare alcuni dati appuntamento anche se un evento è in lavorazione</w:t>
+      </w:r>
+    </w:p>
+    <w:p>
+      <w:pPr>
+        <w:pStyle w:val="Paragrafoelenco"/>
+        <w:numPr>
+          <w:ilvl w:val="0"/>
+          <w:numId w:val="30"/>
+        </w:numPr>
+      </w:pPr>
+      <w:r>
+        <w:t>replica per ogni giorno di lavorazi</w:t>
+      </w:r>
+      <w:r>
+        <w:t>one del solo personale tecnico</w:t>
+      </w:r>
+    </w:p>
+    <w:p>
+      <w:pPr>
+        <w:pStyle w:val="Paragrafoelenco"/>
+        <w:numPr>
+          <w:ilvl w:val="0"/>
+          <w:numId w:val="30"/>
+        </w:numPr>
+      </w:pPr>
+      <w:r>
+        <w:t>modifica della voce in a</w:t>
+      </w:r>
+      <w:r>
+        <w:t>genda (prima riga=lavorazione)</w:t>
+      </w:r>
+    </w:p>
+    <w:p>
+      <w:pPr>
+        <w:pStyle w:val="Paragrafoelenco"/>
+        <w:numPr>
+          <w:ilvl w:val="0"/>
+          <w:numId w:val="30"/>
+        </w:numPr>
+      </w:pPr>
+      <w:r>
+        <w:t>visualizzazione della descrizione del contrat</w:t>
+      </w:r>
+      <w:r>
+        <w:t>to invece che num. protocollo</w:t>
+      </w:r>
+    </w:p>
+    <w:p>
+      <w:pPr>
+        <w:pStyle w:val="Paragrafoelenco"/>
+        <w:numPr>
+          <w:ilvl w:val="0"/>
+          <w:numId w:val="30"/>
+        </w:numPr>
+      </w:pPr>
+      <w:r>
+        <w:t>intestazione della tab lavorazion</w:t>
+      </w:r>
+      <w:r>
+        <w:t>e in base alla tab selezionata</w:t>
+      </w:r>
+    </w:p>
+    <w:p>
+      <w:pPr>
+        <w:pStyle w:val="Paragrafoelenco"/>
+        <w:numPr>
+          <w:ilvl w:val="0"/>
+          <w:numId w:val="30"/>
+        </w:numPr>
+      </w:pPr>
+      <w:r>
+        <w:t>filtr</w:t>
+      </w:r>
+      <w:r>
+        <w:t>o data in inserimento generale</w:t>
+      </w:r>
+    </w:p>
+    <w:p>
+      <w:pPr>
+        <w:pStyle w:val="Paragrafoelenco"/>
+        <w:numPr>
+          <w:ilvl w:val="0"/>
+          <w:numId w:val="30"/>
+        </w:numPr>
+      </w:pPr>
+      <w:r>
+        <w:t>eliminazione massiva degli artic</w:t>
+      </w:r>
+      <w:r>
+        <w:t>oli in offerta e in lavorazione</w:t>
+      </w:r>
+    </w:p>
+    <w:p>
+      <w:pPr>
+        <w:pStyle w:val="Paragrafoelenco"/>
+        <w:numPr>
+          <w:ilvl w:val="0"/>
+          <w:numId w:val="30"/>
+        </w:numPr>
+      </w:pPr>
+      <w:r>
+        <w:t>aggiustamenti grafici vari</w:t>
       </w:r>
     </w:p>
     <w:p>
@@ -1624,2333 +3634,38 @@
         <w:pStyle w:val="Sottotitolo"/>
       </w:pPr>
       <w:r>
-        <w:t>Versione 1.86 del 30/06/2020</w:t>
-      </w:r>
-    </w:p>
-    <w:p>
-      <w:pPr>
-        <w:pStyle w:val="Paragrafoelenco"/>
-        <w:numPr>
-          <w:ilvl w:val="0"/>
-          <w:numId w:val="59"/>
-        </w:numPr>
-      </w:pPr>
-      <w:r>
-        <w:t>Aggiunta selezione collaboratori e creazione file whatsapp</w:t>
-      </w:r>
-    </w:p>
-    <w:p>
-      <w:pPr>
-        <w:pStyle w:val="Paragrafoelenco"/>
-        <w:numPr>
-          <w:ilvl w:val="0"/>
-          <w:numId w:val="59"/>
-        </w:numPr>
-      </w:pPr>
-      <w:r>
-        <w:t>Statistiche costi, filtro fornitori</w:t>
-      </w:r>
-    </w:p>
-    <w:p>
-      <w:pPr>
-        <w:pStyle w:val="Paragrafoelenco"/>
-        <w:numPr>
-          <w:ilvl w:val="0"/>
-          <w:numId w:val="59"/>
-        </w:numPr>
-      </w:pPr>
-      <w:r>
-        <w:t>Ricerca Clienti/Fornitori, sostituiti campi ricerca Codice Fiscale e Referente con Comune e provincia</w:t>
-      </w:r>
-    </w:p>
-    <w:p>
-      <w:pPr>
-        <w:pStyle w:val="Sottotitolo"/>
-      </w:pPr>
-      <w:r>
-        <w:t>Versione 1.85 del 25/05/2020</w:t>
-      </w:r>
-    </w:p>
-    <w:p>
-      <w:pPr>
-        <w:pStyle w:val="Paragrafoelenco"/>
-        <w:numPr>
-          <w:ilvl w:val="0"/>
-          <w:numId w:val="58"/>
-        </w:numPr>
-      </w:pPr>
-      <w:r>
-        <w:t>Implementazione stato 'fatturato'</w:t>
-      </w:r>
-    </w:p>
-    <w:p>
-      <w:pPr>
-        <w:pStyle w:val="Paragrafoelenco"/>
-        <w:numPr>
-          <w:ilvl w:val="0"/>
-          <w:numId w:val="58"/>
-        </w:numPr>
-      </w:pPr>
-      <w:r>
-        <w:t>numero fattura in anteprima e nel dettaglio lavorazione</w:t>
-      </w:r>
-    </w:p>
-    <w:p>
-      <w:pPr>
-        <w:pStyle w:val="Paragrafoelenco"/>
-        <w:numPr>
-          <w:ilvl w:val="0"/>
-          <w:numId w:val="58"/>
-        </w:numPr>
-      </w:pPr>
-      <w:r>
-        <w:t>Statistiche costi: aggiustamenti (da completare)</w:t>
-      </w:r>
-    </w:p>
-    <w:p>
-      <w:pPr>
-        <w:pStyle w:val="Paragrafoelenco"/>
-        <w:numPr>
-          <w:ilvl w:val="0"/>
-          <w:numId w:val="58"/>
-        </w:numPr>
-      </w:pPr>
-      <w:r>
-        <w:t>Scadenzario: ripristino data inizio lavorazione come data fattura</w:t>
-      </w:r>
-    </w:p>
-    <w:p>
-      <w:pPr>
-        <w:pStyle w:val="Sottotitolo"/>
-      </w:pPr>
-      <w:r>
-        <w:t>Versione 1.84 del 22/05/2020</w:t>
-      </w:r>
-    </w:p>
-    <w:p>
-      <w:pPr>
-        <w:pStyle w:val="Paragrafoelenco"/>
-        <w:numPr>
-          <w:ilvl w:val="0"/>
-          <w:numId w:val="57"/>
-        </w:numPr>
-      </w:pPr>
-      <w:r>
-        <w:t>Eliminazione Fattura – l’ultimo numero fattura viene ripristinato</w:t>
-      </w:r>
-    </w:p>
-    <w:p>
-      <w:pPr>
-        <w:pStyle w:val="Paragrafoelenco"/>
-        <w:numPr>
-          <w:ilvl w:val="0"/>
-          <w:numId w:val="57"/>
-        </w:numPr>
-      </w:pPr>
-      <w:r>
-        <w:t>Protocollo, ricerca nominativo Collaboratori (previa selezione da combo box “Clienti/Collaboratori”)</w:t>
-      </w:r>
-    </w:p>
-    <w:p>
-      <w:pPr>
-        <w:pStyle w:val="Sottotitolo"/>
-      </w:pPr>
-      <w:r>
-        <w:t>Versione 1.83 del 20/05/2020</w:t>
-      </w:r>
-    </w:p>
-    <w:p>
-      <w:pPr>
-        <w:pStyle w:val="Paragrafoelenco"/>
-        <w:numPr>
-          <w:ilvl w:val="0"/>
-          <w:numId w:val="56"/>
-        </w:numPr>
-      </w:pPr>
-      <w:r>
-        <w:t>Aggiunta Cancellazione Fattura e Rate Scadenzario associate dal dettaglio Lavorazione.</w:t>
-      </w:r>
-    </w:p>
-    <w:p>
-      <w:pPr>
-        <w:pStyle w:val="Paragrafoelenco"/>
-        <w:numPr>
-          <w:ilvl w:val="0"/>
-          <w:numId w:val="56"/>
-        </w:numPr>
-      </w:pPr>
-      <w:r>
-        <w:t>Statistiche Costi, raggruppamento in categorie</w:t>
-      </w:r>
-    </w:p>
-    <w:p>
-      <w:pPr>
-        <w:pStyle w:val="Sottotitolo"/>
-      </w:pPr>
-      <w:r>
-        <w:t>Versione 1.82 del 15/05/2020</w:t>
-      </w:r>
-    </w:p>
-    <w:p>
-      <w:pPr>
-        <w:pStyle w:val="Paragrafoelenco"/>
-        <w:numPr>
-          <w:ilvl w:val="0"/>
-          <w:numId w:val="55"/>
-        </w:numPr>
-      </w:pPr>
-      <w:r>
-        <w:t>Modifica data in inserimento scadenzario</w:t>
-      </w:r>
-    </w:p>
-    <w:p>
-      <w:pPr>
-        <w:pStyle w:val="Paragrafoelenco"/>
-        <w:numPr>
-          <w:ilvl w:val="0"/>
-          <w:numId w:val="55"/>
-        </w:numPr>
-      </w:pPr>
-      <w:r>
-        <w:t>Aggiunto report Popup Collaboratori per giorno su pagina Agenda e su dettaglio Lavorazione</w:t>
-      </w:r>
-    </w:p>
-    <w:p>
-      <w:pPr>
-        <w:pStyle w:val="Sottotitolo"/>
-      </w:pPr>
-      <w:r>
-        <w:t>Versione 1.81 del 1</w:t>
-      </w:r>
-      <w:r>
-        <w:t>1</w:t>
-      </w:r>
-      <w:r>
-        <w:t>/05/2020</w:t>
-      </w:r>
-    </w:p>
-    <w:p>
-      <w:pPr>
-        <w:pStyle w:val="Paragrafoelenco"/>
-        <w:numPr>
-          <w:ilvl w:val="0"/>
-          <w:numId w:val="54"/>
+        <w:t>Versione 1.</w:t>
+      </w:r>
+      <w:r>
+        <w:t>48</w:t>
+      </w:r>
+      <w:r>
+        <w:t xml:space="preserve"> del </w:t>
+      </w:r>
+      <w:r>
+        <w:t>16</w:t>
+      </w:r>
+      <w:r>
+        <w:t>/</w:t>
+      </w:r>
+      <w:r>
+        <w:t>10</w:t>
+      </w:r>
+      <w:r>
+        <w:t>/2019</w:t>
+      </w:r>
+    </w:p>
+    <w:p>
+      <w:pPr>
+        <w:pStyle w:val="Paragrafoelenco"/>
+        <w:numPr>
+          <w:ilvl w:val="0"/>
+          <w:numId w:val="29"/>
         </w:numPr>
       </w:pPr>
       <w:r>
         <w:lastRenderedPageBreak/>
-        <w:t>Sistemazione Scadenzario</w:t>
-      </w:r>
-    </w:p>
-    <w:p>
-      <w:pPr>
-        <w:pStyle w:val="Paragrafoelenco"/>
-        <w:numPr>
-          <w:ilvl w:val="0"/>
-          <w:numId w:val="54"/>
-        </w:numPr>
-      </w:pPr>
-      <w:r>
-        <w:t>Completato Report Collaboratori per giornata</w:t>
-      </w:r>
-    </w:p>
-    <w:p>
-      <w:pPr>
-        <w:pStyle w:val="Sottotitolo"/>
-      </w:pPr>
-      <w:r>
-        <w:t>Versione 1.80 del 08/05/2020</w:t>
-      </w:r>
-    </w:p>
-    <w:p>
-      <w:pPr>
-        <w:pStyle w:val="Paragrafoelenco"/>
-        <w:numPr>
-          <w:ilvl w:val="0"/>
-          <w:numId w:val="53"/>
-        </w:numPr>
-      </w:pPr>
-      <w:r>
-        <w:t>Scadenzario: funzione modifica scadenze pagate e risultati ricerca che rimangono invariati dopo le operazioni</w:t>
-      </w:r>
-    </w:p>
-    <w:p>
-      <w:pPr>
-        <w:pStyle w:val="Paragrafoelenco"/>
-        <w:numPr>
-          <w:ilvl w:val="0"/>
-          <w:numId w:val="53"/>
-        </w:numPr>
-      </w:pPr>
-      <w:r>
-        <w:t>Agenda: data selezionata che rimane anche dopo apertura altre pagine menù</w:t>
-      </w:r>
-    </w:p>
-    <w:p>
-      <w:pPr>
-        <w:pStyle w:val="Paragrafoelenco"/>
-        <w:numPr>
-          <w:ilvl w:val="0"/>
-          <w:numId w:val="53"/>
-        </w:numPr>
-      </w:pPr>
-      <w:r>
-        <w:t>Statistiche costi: filtro fatturato impostato di default</w:t>
-      </w:r>
-    </w:p>
-    <w:p>
-      <w:pPr>
-        <w:pStyle w:val="Sottotitolo"/>
-      </w:pPr>
-      <w:r>
-        <w:t>Versione 1.79 del 05/05/2020</w:t>
-      </w:r>
-    </w:p>
-    <w:p>
-      <w:pPr>
-        <w:pStyle w:val="Paragrafoelenco"/>
-        <w:numPr>
-          <w:ilvl w:val="0"/>
-          <w:numId w:val="52"/>
-        </w:numPr>
-      </w:pPr>
-      <w:r>
-        <w:t xml:space="preserve">Ordinamento decrescente scadenze; </w:t>
-      </w:r>
-    </w:p>
-    <w:p>
-      <w:pPr>
-        <w:pStyle w:val="Paragrafoelenco"/>
-        <w:numPr>
-          <w:ilvl w:val="0"/>
-          <w:numId w:val="52"/>
-        </w:numPr>
-      </w:pPr>
-      <w:r>
-        <w:t xml:space="preserve">Data fine = data inizio negli intervalli; </w:t>
-      </w:r>
-    </w:p>
-    <w:p>
-      <w:pPr>
-        <w:pStyle w:val="Paragrafoelenco"/>
-        <w:numPr>
-          <w:ilvl w:val="0"/>
-          <w:numId w:val="52"/>
-        </w:numPr>
-      </w:pPr>
-      <w:r>
-        <w:t xml:space="preserve">data agenda in sessione; </w:t>
-      </w:r>
-    </w:p>
-    <w:p>
-      <w:pPr>
-        <w:pStyle w:val="Paragrafoelenco"/>
-        <w:numPr>
-          <w:ilvl w:val="0"/>
-          <w:numId w:val="52"/>
-        </w:numPr>
-      </w:pPr>
-      <w:r>
-        <w:t>Ricerca “like” numero fattura;</w:t>
-      </w:r>
-    </w:p>
-    <w:p>
-      <w:pPr>
-        <w:pStyle w:val="Paragrafoelenco"/>
-        <w:numPr>
-          <w:ilvl w:val="0"/>
-          <w:numId w:val="52"/>
-        </w:numPr>
-      </w:pPr>
-      <w:r>
-        <w:t>modificata pagina ricerca protocolli (invertiti campi);</w:t>
-      </w:r>
-    </w:p>
-    <w:p>
-      <w:pPr>
-        <w:pStyle w:val="Paragrafoelenco"/>
-        <w:numPr>
-          <w:ilvl w:val="0"/>
-          <w:numId w:val="52"/>
-        </w:numPr>
-      </w:pPr>
-      <w:r>
-        <w:t>Aggiunta pagina report collaboratori per giornata da menu report (NON completa);</w:t>
-      </w:r>
-    </w:p>
-    <w:p>
-      <w:pPr>
-        <w:pStyle w:val="Sottotitolo"/>
-      </w:pPr>
-      <w:r>
-        <w:t xml:space="preserve">Versione 1.78 del </w:t>
-      </w:r>
-      <w:r>
-        <w:t>02</w:t>
-      </w:r>
-      <w:r>
-        <w:t>/0</w:t>
-      </w:r>
-      <w:r>
-        <w:t>5</w:t>
-      </w:r>
-      <w:r>
-        <w:t>/2020</w:t>
-      </w:r>
-    </w:p>
-    <w:p>
-      <w:pPr>
-        <w:pStyle w:val="Paragrafoelenco"/>
-        <w:numPr>
-          <w:ilvl w:val="0"/>
-          <w:numId w:val="52"/>
-        </w:numPr>
-      </w:pPr>
-      <w:r>
-        <w:t>Aggiunta statistica costi</w:t>
-      </w:r>
-    </w:p>
-    <w:p>
-      <w:pPr>
-        <w:pStyle w:val="Paragrafoelenco"/>
-        <w:numPr>
-          <w:ilvl w:val="0"/>
-          <w:numId w:val="52"/>
-        </w:numPr>
-      </w:pPr>
-      <w:r>
-        <w:t xml:space="preserve">Scadenzario: inserimento </w:t>
-      </w:r>
-      <w:proofErr w:type="spellStart"/>
-      <w:r>
-        <w:t>idPadre</w:t>
-      </w:r>
-      <w:proofErr w:type="spellEnd"/>
-      <w:r>
-        <w:t xml:space="preserve"> per gestire modifica scadenze splittate; inserimento </w:t>
-      </w:r>
-      <w:proofErr w:type="spellStart"/>
-      <w:r>
-        <w:t>importoVersatoIva</w:t>
-      </w:r>
-      <w:proofErr w:type="spellEnd"/>
-      <w:r>
-        <w:t xml:space="preserve"> e </w:t>
-      </w:r>
-      <w:proofErr w:type="spellStart"/>
-      <w:r>
-        <w:t>importoRiscossoIva</w:t>
-      </w:r>
-      <w:proofErr w:type="spellEnd"/>
-      <w:r>
-        <w:t xml:space="preserve"> nel </w:t>
-      </w:r>
-      <w:proofErr w:type="spellStart"/>
-      <w:r>
-        <w:t>db</w:t>
-      </w:r>
-      <w:proofErr w:type="spellEnd"/>
-      <w:r>
-        <w:t xml:space="preserve"> per risolvere bug di importi con decimali errati</w:t>
-      </w:r>
-    </w:p>
-    <w:p>
-      <w:pPr>
-        <w:pStyle w:val="Paragrafoelenco"/>
-        <w:numPr>
-          <w:ilvl w:val="0"/>
-          <w:numId w:val="52"/>
-        </w:numPr>
-      </w:pPr>
-      <w:r>
-        <w:t>Aggiunta stampa Riepilogo personale impegnato per giornata. (menù laterale destro)</w:t>
-      </w:r>
-    </w:p>
-    <w:p>
-      <w:pPr>
-        <w:pStyle w:val="Sottotitolo"/>
-      </w:pPr>
-      <w:r>
-        <w:t>Versione 1.77 del 28/04/2020</w:t>
-      </w:r>
-    </w:p>
-    <w:p>
-      <w:pPr>
-        <w:pStyle w:val="Paragrafoelenco"/>
-        <w:numPr>
-          <w:ilvl w:val="0"/>
-          <w:numId w:val="51"/>
-        </w:numPr>
-      </w:pPr>
-      <w:r>
-        <w:t xml:space="preserve">Scadenzario: inserimento tipologia pagamento (banca); </w:t>
-      </w:r>
-    </w:p>
-    <w:p>
-      <w:pPr>
-        <w:pStyle w:val="Paragrafoelenco"/>
-        <w:numPr>
-          <w:ilvl w:val="0"/>
-          <w:numId w:val="51"/>
-        </w:numPr>
-      </w:pPr>
-      <w:r>
-        <w:t>ottimizzazione campi vari</w:t>
-      </w:r>
-    </w:p>
-    <w:p>
-      <w:pPr>
-        <w:pStyle w:val="Paragrafoelenco"/>
-        <w:numPr>
-          <w:ilvl w:val="0"/>
-          <w:numId w:val="51"/>
-        </w:numPr>
-      </w:pPr>
-      <w:r>
-        <w:t>risolto bug range di date lavorazione su protocollo</w:t>
-      </w:r>
-    </w:p>
-    <w:p>
-      <w:pPr>
-        <w:pStyle w:val="Sottotitolo"/>
-      </w:pPr>
-      <w:r>
-        <w:t>Versione 1.76 del 25/04/2020</w:t>
-      </w:r>
-    </w:p>
-    <w:p>
-      <w:pPr>
-        <w:pStyle w:val="Paragrafoelenco"/>
-        <w:numPr>
-          <w:ilvl w:val="0"/>
-          <w:numId w:val="50"/>
-        </w:numPr>
-      </w:pPr>
-      <w:r>
-        <w:t xml:space="preserve">Aggiunta funzionalità 'saldo totale' nello scadenzario; </w:t>
-      </w:r>
-    </w:p>
-    <w:p>
-      <w:pPr>
-        <w:pStyle w:val="Paragrafoelenco"/>
-        <w:numPr>
-          <w:ilvl w:val="0"/>
-          <w:numId w:val="50"/>
-        </w:numPr>
-      </w:pPr>
-      <w:r>
-        <w:t xml:space="preserve">Adeguamento scadenzario alla nuova tabella </w:t>
-      </w:r>
-      <w:proofErr w:type="spellStart"/>
-      <w:r>
-        <w:t>tipi_banche</w:t>
-      </w:r>
-      <w:proofErr w:type="spellEnd"/>
-    </w:p>
-    <w:p>
-      <w:pPr>
-        <w:pStyle w:val="Sottotitolo"/>
-      </w:pPr>
-      <w:r>
-        <w:t>Versione 1.</w:t>
-      </w:r>
-      <w:r>
-        <w:t>75</w:t>
-      </w:r>
-      <w:r>
-        <w:t xml:space="preserve"> del </w:t>
-      </w:r>
-      <w:r>
-        <w:t>23</w:t>
-      </w:r>
-      <w:r>
-        <w:t>/</w:t>
-      </w:r>
-      <w:r>
-        <w:t>04</w:t>
-      </w:r>
-      <w:r>
-        <w:t>/20</w:t>
-      </w:r>
-      <w:r>
-        <w:t>20</w:t>
-      </w:r>
-    </w:p>
-    <w:p>
-      <w:pPr>
-        <w:pStyle w:val="Paragrafoelenco"/>
-        <w:numPr>
-          <w:ilvl w:val="0"/>
-          <w:numId w:val="50"/>
-        </w:numPr>
-      </w:pPr>
-      <w:r>
-        <w:t>Aggiunto campo ritenuta di acconto in report collaboratori</w:t>
-      </w:r>
-    </w:p>
-    <w:p>
-      <w:pPr>
-        <w:pStyle w:val="Paragrafoelenco"/>
-        <w:numPr>
-          <w:ilvl w:val="0"/>
-          <w:numId w:val="50"/>
-        </w:numPr>
-      </w:pPr>
-      <w:r>
-        <w:t>File allegato in statistiche ricavi</w:t>
-      </w:r>
-    </w:p>
-    <w:p>
-      <w:pPr>
-        <w:pStyle w:val="Sottotitolo"/>
-      </w:pPr>
-      <w:r>
-        <w:t>Versione 1.</w:t>
-      </w:r>
-      <w:r>
-        <w:t>74</w:t>
-      </w:r>
-      <w:r>
-        <w:t xml:space="preserve"> del </w:t>
-      </w:r>
-      <w:r>
-        <w:t>20</w:t>
-      </w:r>
-      <w:r>
-        <w:t>/</w:t>
-      </w:r>
-      <w:r>
-        <w:t>04</w:t>
-      </w:r>
-      <w:r>
-        <w:t>/20</w:t>
-      </w:r>
-      <w:r>
-        <w:t>20</w:t>
-      </w:r>
-    </w:p>
-    <w:p>
-      <w:pPr>
-        <w:pStyle w:val="Paragrafoelenco"/>
-        <w:numPr>
-          <w:ilvl w:val="0"/>
-          <w:numId w:val="49"/>
-        </w:numPr>
-      </w:pPr>
-      <w:r>
-        <w:t>Ripristinata ricerca protocollo con campi testo</w:t>
-      </w:r>
-    </w:p>
-    <w:p>
-      <w:pPr>
-        <w:pStyle w:val="Paragrafoelenco"/>
-        <w:numPr>
-          <w:ilvl w:val="0"/>
-          <w:numId w:val="49"/>
-        </w:numPr>
-      </w:pPr>
-      <w:r>
-        <w:t xml:space="preserve">Aggiunta in tabelle la gestione </w:t>
-      </w:r>
-      <w:r>
-        <w:t>Tipologie Banca Scadenzario</w:t>
-      </w:r>
-    </w:p>
-    <w:p>
-      <w:pPr>
-        <w:pStyle w:val="Paragrafoelenco"/>
-        <w:numPr>
-          <w:ilvl w:val="0"/>
-          <w:numId w:val="49"/>
-        </w:numPr>
-      </w:pPr>
-      <w:r>
-        <w:t>Aggiunta possibilità di selezionare nello Scadenzario i valori presenti nella Tipologia Banca</w:t>
-      </w:r>
-    </w:p>
-    <w:p>
-      <w:pPr>
-        <w:pStyle w:val="Paragrafoelenco"/>
-        <w:numPr>
-          <w:ilvl w:val="0"/>
-          <w:numId w:val="49"/>
-        </w:numPr>
-      </w:pPr>
-      <w:r>
-        <w:t>Aggiustamenti importi Scadenzario</w:t>
-      </w:r>
-    </w:p>
-    <w:p>
-      <w:pPr>
-        <w:pStyle w:val="Sottotitolo"/>
-      </w:pPr>
-      <w:r>
-        <w:t>Versione 1.</w:t>
-      </w:r>
-      <w:r>
-        <w:t>73</w:t>
-      </w:r>
-      <w:r>
-        <w:t xml:space="preserve"> del </w:t>
-      </w:r>
-      <w:r>
-        <w:t>19</w:t>
-      </w:r>
-      <w:r>
-        <w:t>/</w:t>
-      </w:r>
-      <w:r>
-        <w:t>04</w:t>
-      </w:r>
-      <w:r>
-        <w:t>/20</w:t>
-      </w:r>
-      <w:r>
-        <w:t>20</w:t>
-      </w:r>
-    </w:p>
-    <w:p>
-      <w:pPr>
-        <w:pStyle w:val="Paragrafoelenco"/>
-        <w:numPr>
-          <w:ilvl w:val="0"/>
-          <w:numId w:val="48"/>
-        </w:numPr>
-      </w:pPr>
-      <w:r>
-        <w:t>Statistiche: aggiunto elenco contratti, visualizzazione degli importi lordi invece di quelli netti, soluzione bug nei filtri</w:t>
-      </w:r>
-      <w:r>
-        <w:t>.</w:t>
-      </w:r>
-    </w:p>
-    <w:p>
-      <w:pPr>
-        <w:pStyle w:val="Paragrafoelenco"/>
-        <w:numPr>
-          <w:ilvl w:val="0"/>
-          <w:numId w:val="48"/>
-        </w:numPr>
-      </w:pPr>
-      <w:r>
-        <w:lastRenderedPageBreak/>
-        <w:t>Scadenzario: visualizzazione importi lordi al posto di quelli netti nella griglia; in inserimento e modifica viene adesso impostato importo lordo e da quello calcolato il netto</w:t>
-      </w:r>
-      <w:r>
-        <w:t>.</w:t>
-      </w:r>
-    </w:p>
-    <w:p>
-      <w:pPr>
-        <w:pStyle w:val="Paragrafoelenco"/>
-        <w:numPr>
-          <w:ilvl w:val="0"/>
-          <w:numId w:val="48"/>
-        </w:numPr>
-      </w:pPr>
-      <w:r>
-        <w:t>Protocollo: modificato ordine filtri; produzione, lavorazione e cliente visualizzati come elenchi con campo ricerca</w:t>
-      </w:r>
-      <w:r>
-        <w:t>.</w:t>
-      </w:r>
-    </w:p>
-    <w:p>
-      <w:pPr>
-        <w:pStyle w:val="Sottotitolo"/>
-      </w:pPr>
-      <w:r>
-        <w:t>Versione 1.</w:t>
-      </w:r>
-      <w:r>
-        <w:t>72</w:t>
-      </w:r>
-      <w:r>
-        <w:t xml:space="preserve"> del </w:t>
-      </w:r>
-      <w:r>
-        <w:t>16</w:t>
-      </w:r>
-      <w:r>
-        <w:t>/</w:t>
-      </w:r>
-      <w:r>
-        <w:t>04</w:t>
-      </w:r>
-      <w:r>
-        <w:t>/20</w:t>
-      </w:r>
-      <w:r>
-        <w:t>20</w:t>
-      </w:r>
-    </w:p>
-    <w:p>
-      <w:pPr>
-        <w:pStyle w:val="Paragrafoelenco"/>
-        <w:numPr>
-          <w:ilvl w:val="0"/>
-          <w:numId w:val="48"/>
-        </w:numPr>
-      </w:pPr>
-      <w:r>
-        <w:t xml:space="preserve">Aggiunta </w:t>
-      </w:r>
-      <w:r>
-        <w:t xml:space="preserve">voce </w:t>
-      </w:r>
-      <w:r>
-        <w:t>Statistica ricavi sotto al menù STATISTICHE.</w:t>
-      </w:r>
-    </w:p>
-    <w:p>
-      <w:pPr>
-        <w:pStyle w:val="Sottotitolo"/>
-      </w:pPr>
-      <w:r>
-        <w:t>Versione 1.</w:t>
-      </w:r>
-      <w:r>
-        <w:t>71</w:t>
-      </w:r>
-      <w:r>
-        <w:t xml:space="preserve"> del </w:t>
-      </w:r>
-      <w:r>
-        <w:t>13</w:t>
-      </w:r>
-      <w:r>
-        <w:t>/</w:t>
-      </w:r>
-      <w:r>
-        <w:t>04</w:t>
-      </w:r>
-      <w:r>
-        <w:t>/20</w:t>
-      </w:r>
-      <w:r>
-        <w:t>20</w:t>
-      </w:r>
-    </w:p>
-    <w:p>
-      <w:pPr>
-        <w:pStyle w:val="Paragrafoelenco"/>
-        <w:numPr>
-          <w:ilvl w:val="0"/>
-          <w:numId w:val="48"/>
-        </w:numPr>
-      </w:pPr>
-      <w:r>
-        <w:t xml:space="preserve">Modifiche Menù, voce report </w:t>
-      </w:r>
-      <w:proofErr w:type="spellStart"/>
-      <w:r>
-        <w:t>tltime</w:t>
-      </w:r>
-      <w:proofErr w:type="spellEnd"/>
-      <w:r>
-        <w:t xml:space="preserve"> spostata sotto Report, aggiunti </w:t>
-      </w:r>
-      <w:proofErr w:type="gramStart"/>
-      <w:r>
-        <w:t>3</w:t>
-      </w:r>
-      <w:proofErr w:type="gramEnd"/>
-      <w:r>
-        <w:t xml:space="preserve"> bottoni di accesso ra</w:t>
-      </w:r>
-      <w:r>
-        <w:t xml:space="preserve">pido nel menù di destra in basso, sotto FILTRO </w:t>
-      </w:r>
-      <w:r>
-        <w:t xml:space="preserve">COLONNE </w:t>
-      </w:r>
-      <w:r>
-        <w:t>AGENDA</w:t>
-      </w:r>
-      <w:r>
-        <w:t>.</w:t>
-      </w:r>
-    </w:p>
-    <w:p>
-      <w:pPr>
-        <w:pStyle w:val="Sottotitolo"/>
-      </w:pPr>
-      <w:r>
-        <w:t>Versione 1.</w:t>
-      </w:r>
-      <w:r>
-        <w:t>70</w:t>
-      </w:r>
-      <w:r>
-        <w:t xml:space="preserve"> del </w:t>
-      </w:r>
-      <w:r>
-        <w:t>15</w:t>
-      </w:r>
-      <w:r>
-        <w:t>/</w:t>
-      </w:r>
-      <w:r>
-        <w:t>03</w:t>
-      </w:r>
-      <w:r>
-        <w:t>/20</w:t>
-      </w:r>
-      <w:r>
-        <w:t>20</w:t>
-      </w:r>
-    </w:p>
-    <w:p>
-      <w:pPr>
-        <w:pStyle w:val="Paragrafoelenco"/>
-        <w:numPr>
-          <w:ilvl w:val="0"/>
-          <w:numId w:val="47"/>
-        </w:numPr>
-      </w:pPr>
-      <w:r>
-        <w:t>Aggiornamento scadenzario</w:t>
-      </w:r>
-    </w:p>
-    <w:p>
-      <w:pPr>
-        <w:pStyle w:val="Sottotitolo"/>
-      </w:pPr>
-      <w:r>
-        <w:t>Versione 1.</w:t>
-      </w:r>
-      <w:r>
-        <w:t>69</w:t>
-      </w:r>
-      <w:r>
-        <w:t xml:space="preserve"> del </w:t>
-      </w:r>
-      <w:r>
-        <w:t>02</w:t>
-      </w:r>
-      <w:r>
-        <w:t>/</w:t>
-      </w:r>
-      <w:r>
-        <w:t>03</w:t>
-      </w:r>
-      <w:r>
-        <w:t>/20</w:t>
-      </w:r>
-      <w:r>
-        <w:t>20</w:t>
-      </w:r>
-    </w:p>
-    <w:p>
-      <w:pPr>
-        <w:pStyle w:val="Paragrafoelenco"/>
-        <w:numPr>
-          <w:ilvl w:val="0"/>
-          <w:numId w:val="46"/>
-        </w:numPr>
-      </w:pPr>
-      <w:r>
-        <w:t>Aggiunta modifica data Fattura su stampa Fattura</w:t>
-      </w:r>
-    </w:p>
-    <w:p>
-      <w:pPr>
-        <w:pStyle w:val="Sottotitolo"/>
-      </w:pPr>
-      <w:r>
-        <w:t>Versione 1.</w:t>
-      </w:r>
-      <w:r>
-        <w:t>68</w:t>
-      </w:r>
-      <w:r>
-        <w:t xml:space="preserve"> del </w:t>
-      </w:r>
-      <w:r>
-        <w:t>29</w:t>
-      </w:r>
-      <w:r>
-        <w:t>/</w:t>
-      </w:r>
-      <w:r>
-        <w:t>02</w:t>
-      </w:r>
-      <w:r>
-        <w:t>/20</w:t>
-      </w:r>
-      <w:r>
-        <w:t>20</w:t>
-      </w:r>
-    </w:p>
-    <w:p>
-      <w:pPr>
-        <w:pStyle w:val="Paragrafoelenco"/>
-        <w:numPr>
-          <w:ilvl w:val="0"/>
-          <w:numId w:val="45"/>
-        </w:numPr>
-      </w:pPr>
-      <w:r>
-        <w:t>Completata funzionalità gestione Magazzino per Lavorazione con stampa PDF</w:t>
-      </w:r>
-      <w:r>
-        <w:t xml:space="preserve"> (Tasto MAGAZZINO su pagina Lavorazione)</w:t>
-      </w:r>
-      <w:r>
-        <w:t>.</w:t>
-      </w:r>
-    </w:p>
-    <w:p>
-      <w:pPr>
-        <w:pStyle w:val="Sottotitolo"/>
-      </w:pPr>
-      <w:r>
-        <w:t>Versione 1.</w:t>
-      </w:r>
-      <w:r>
-        <w:t>67</w:t>
-      </w:r>
-      <w:r>
-        <w:t xml:space="preserve"> del </w:t>
-      </w:r>
-      <w:r>
-        <w:t>05</w:t>
-      </w:r>
-      <w:r>
-        <w:t>/</w:t>
-      </w:r>
-      <w:r>
-        <w:t>02</w:t>
-      </w:r>
-      <w:r>
-        <w:t>/20</w:t>
-      </w:r>
-      <w:r>
-        <w:t>20</w:t>
-      </w:r>
-    </w:p>
-    <w:p>
-      <w:pPr>
-        <w:pStyle w:val="Paragrafoelenco"/>
-        <w:numPr>
-          <w:ilvl w:val="0"/>
-          <w:numId w:val="44"/>
-        </w:numPr>
-      </w:pPr>
-      <w:r>
-        <w:t xml:space="preserve">Sistemazione nota spese; Aggiunta pulsante annulla per chiudere evento senza salvare; gestione import in piano esterno quando una </w:t>
-      </w:r>
-      <w:proofErr w:type="spellStart"/>
-      <w:r>
-        <w:t>fig</w:t>
-      </w:r>
-      <w:proofErr w:type="spellEnd"/>
-      <w:r>
-        <w:t xml:space="preserve"> prof viene modificata in </w:t>
-      </w:r>
-      <w:proofErr w:type="spellStart"/>
-      <w:r>
-        <w:t>dett</w:t>
-      </w:r>
-      <w:proofErr w:type="spellEnd"/>
-      <w:r>
-        <w:t xml:space="preserve"> economico</w:t>
-      </w:r>
-    </w:p>
-    <w:p>
-      <w:pPr>
-        <w:pStyle w:val="Sottotitolo"/>
-      </w:pPr>
-      <w:r>
-        <w:t>Versione 1.</w:t>
-      </w:r>
-      <w:r>
-        <w:t>66</w:t>
-      </w:r>
-      <w:r>
-        <w:t xml:space="preserve"> del </w:t>
-      </w:r>
-      <w:r>
-        <w:t>01</w:t>
-      </w:r>
-      <w:r>
-        <w:t>/</w:t>
-      </w:r>
-      <w:r>
-        <w:t>02</w:t>
-      </w:r>
-      <w:r>
-        <w:t>/20</w:t>
-      </w:r>
-      <w:r>
-        <w:t>20</w:t>
-      </w:r>
-    </w:p>
-    <w:p>
-      <w:pPr>
-        <w:pStyle w:val="Paragrafoelenco"/>
-        <w:numPr>
-          <w:ilvl w:val="0"/>
-          <w:numId w:val="43"/>
-        </w:numPr>
-      </w:pPr>
-      <w:r>
-        <w:t>Magazzino, campo gruppo dipendente da sub categoria</w:t>
-      </w:r>
-    </w:p>
-    <w:p>
-      <w:pPr>
-        <w:pStyle w:val="Paragrafoelenco"/>
-        <w:numPr>
-          <w:ilvl w:val="0"/>
-          <w:numId w:val="43"/>
-        </w:numPr>
-      </w:pPr>
-      <w:r>
-        <w:t>Nome Pdf fattura con Numero Fattura e non Codice Evento</w:t>
-      </w:r>
-    </w:p>
-    <w:p>
-      <w:pPr>
-        <w:pStyle w:val="Paragrafoelenco"/>
-        <w:numPr>
-          <w:ilvl w:val="0"/>
-          <w:numId w:val="43"/>
-        </w:numPr>
-      </w:pPr>
-      <w:r>
-        <w:t>Report collaboratori, totale in alto.</w:t>
-      </w:r>
-    </w:p>
-    <w:p>
-      <w:pPr>
-        <w:pStyle w:val="Sottotitolo"/>
-      </w:pPr>
-      <w:r>
-        <w:t>Versione 1.</w:t>
-      </w:r>
-      <w:r>
-        <w:t>65</w:t>
-      </w:r>
-      <w:r>
-        <w:t xml:space="preserve"> del </w:t>
-      </w:r>
-      <w:r>
-        <w:t>27</w:t>
-      </w:r>
-      <w:r>
-        <w:t>/</w:t>
-      </w:r>
-      <w:r>
-        <w:t>01</w:t>
-      </w:r>
-      <w:r>
-        <w:t>/20</w:t>
-      </w:r>
-      <w:r>
-        <w:t>20</w:t>
-      </w:r>
-    </w:p>
-    <w:p>
-      <w:pPr>
-        <w:pStyle w:val="Paragrafoelenco"/>
-        <w:numPr>
-          <w:ilvl w:val="0"/>
-          <w:numId w:val="42"/>
-        </w:numPr>
-      </w:pPr>
-      <w:r>
-        <w:t>Ricerca con filtro, Riepilogo e Stampa Collaboratori</w:t>
-      </w:r>
-    </w:p>
-    <w:p>
-      <w:pPr>
-        <w:pStyle w:val="Paragrafoelenco"/>
-        <w:numPr>
-          <w:ilvl w:val="0"/>
-          <w:numId w:val="42"/>
-        </w:numPr>
-      </w:pPr>
-      <w:r>
-        <w:t>Ricerca con filtro, Riepilogo e Stampa per Consulente del Lavoro</w:t>
-      </w:r>
-    </w:p>
-    <w:p>
-      <w:pPr>
-        <w:pStyle w:val="Sottotitolo"/>
-      </w:pPr>
-      <w:r>
-        <w:t>Versione 1.</w:t>
-      </w:r>
-      <w:r>
-        <w:t>64</w:t>
-      </w:r>
-      <w:r>
-        <w:t xml:space="preserve"> del </w:t>
-      </w:r>
-      <w:r>
-        <w:t>17</w:t>
-      </w:r>
-      <w:r>
-        <w:t>/</w:t>
-      </w:r>
-      <w:r>
-        <w:t>01</w:t>
-      </w:r>
-      <w:r>
-        <w:t>/20</w:t>
-      </w:r>
-      <w:r>
-        <w:t>20</w:t>
-      </w:r>
-    </w:p>
-    <w:p>
-      <w:pPr>
-        <w:pStyle w:val="Paragrafoelenco"/>
-        <w:numPr>
-          <w:ilvl w:val="0"/>
-          <w:numId w:val="41"/>
-        </w:numPr>
-      </w:pPr>
-      <w:r>
-        <w:t>Modifiche visualizzazione griglia magazzino</w:t>
-      </w:r>
-    </w:p>
-    <w:p>
-      <w:pPr>
-        <w:pStyle w:val="Paragrafoelenco"/>
-        <w:numPr>
-          <w:ilvl w:val="0"/>
-          <w:numId w:val="41"/>
-        </w:numPr>
-      </w:pPr>
-      <w:r>
-        <w:t>Modifiche pagina Scadenzario con totali</w:t>
-      </w:r>
-    </w:p>
-    <w:p>
-      <w:pPr>
-        <w:pStyle w:val="Sottotitolo"/>
-      </w:pPr>
-      <w:r>
-        <w:t>Versione 1.</w:t>
-      </w:r>
-      <w:r>
-        <w:t>63</w:t>
-      </w:r>
-      <w:r>
-        <w:t xml:space="preserve"> del </w:t>
-      </w:r>
-      <w:r>
-        <w:t>15</w:t>
-      </w:r>
-      <w:r>
-        <w:t>/</w:t>
-      </w:r>
-      <w:r>
-        <w:t>01</w:t>
-      </w:r>
-      <w:r>
-        <w:t>/20</w:t>
-      </w:r>
-      <w:r>
-        <w:t>20</w:t>
-      </w:r>
-    </w:p>
-    <w:p>
-      <w:pPr>
-        <w:pStyle w:val="Paragrafoelenco"/>
-        <w:numPr>
-          <w:ilvl w:val="0"/>
-          <w:numId w:val="40"/>
-        </w:numPr>
-      </w:pPr>
-      <w:r>
-        <w:t>Campo lavorazione modificabile in fase di offerta</w:t>
-      </w:r>
-    </w:p>
-    <w:p>
-      <w:pPr>
-        <w:pStyle w:val="Paragrafoelenco"/>
-        <w:numPr>
-          <w:ilvl w:val="0"/>
-          <w:numId w:val="40"/>
-        </w:numPr>
-      </w:pPr>
-      <w:r>
-        <w:t>Campo ID non visibile su elenco protocolli</w:t>
-      </w:r>
-    </w:p>
-    <w:p>
-      <w:pPr>
-        <w:pStyle w:val="Sottotitolo"/>
-      </w:pPr>
-      <w:r>
-        <w:t>Versione 1.</w:t>
-      </w:r>
-      <w:r>
-        <w:t>62</w:t>
-      </w:r>
-      <w:r>
-        <w:t xml:space="preserve"> del </w:t>
-      </w:r>
-      <w:r>
-        <w:t>11</w:t>
-      </w:r>
-      <w:r>
-        <w:t>/</w:t>
-      </w:r>
-      <w:r>
-        <w:t>01</w:t>
-      </w:r>
-      <w:r>
-        <w:t>/20</w:t>
-      </w:r>
-      <w:r>
-        <w:t>20</w:t>
-      </w:r>
-    </w:p>
-    <w:p>
-      <w:pPr>
-        <w:pStyle w:val="Paragrafoelenco"/>
-        <w:numPr>
-          <w:ilvl w:val="0"/>
-          <w:numId w:val="39"/>
-        </w:numPr>
-      </w:pPr>
-      <w:r>
-        <w:t>Aggiustamenti pagina Magazzino</w:t>
-      </w:r>
-    </w:p>
-    <w:p>
-      <w:pPr>
-        <w:pStyle w:val="Sottotitolo"/>
-      </w:pPr>
-      <w:r>
-        <w:lastRenderedPageBreak/>
-        <w:t>Versione 1.</w:t>
-      </w:r>
-      <w:r>
-        <w:t>61</w:t>
-      </w:r>
-      <w:r>
-        <w:t xml:space="preserve"> del </w:t>
-      </w:r>
-      <w:r>
-        <w:t>29</w:t>
-      </w:r>
-      <w:r>
-        <w:t>/</w:t>
-      </w:r>
-      <w:r>
-        <w:t>12</w:t>
-      </w:r>
-      <w:r>
-        <w:t>/2019</w:t>
-      </w:r>
-    </w:p>
-    <w:p>
-      <w:pPr>
-        <w:pStyle w:val="Paragrafoelenco"/>
-        <w:numPr>
-          <w:ilvl w:val="0"/>
-          <w:numId w:val="38"/>
-        </w:numPr>
-      </w:pPr>
-      <w:r>
-        <w:t>Magazzino: cambiato ordine campi elenco</w:t>
-      </w:r>
-    </w:p>
-    <w:p>
-      <w:pPr>
-        <w:pStyle w:val="Paragrafoelenco"/>
-        <w:numPr>
-          <w:ilvl w:val="0"/>
-          <w:numId w:val="38"/>
-        </w:numPr>
-      </w:pPr>
-      <w:r>
-        <w:t>Campi da liste a tendina ricercati per “uguale” e non per “contiene”</w:t>
-      </w:r>
-    </w:p>
-    <w:p>
-      <w:pPr>
-        <w:pStyle w:val="Paragrafoelenco"/>
-        <w:numPr>
-          <w:ilvl w:val="0"/>
-          <w:numId w:val="38"/>
-        </w:numPr>
-      </w:pPr>
-      <w:r>
-        <w:t xml:space="preserve">Stampa Fattura: distanziato il valore </w:t>
-      </w:r>
-      <w:proofErr w:type="spellStart"/>
-      <w:r>
-        <w:t>Lav.Rif</w:t>
-      </w:r>
-      <w:proofErr w:type="spellEnd"/>
-      <w:r>
-        <w:t>. dal numero fattura</w:t>
-      </w:r>
-    </w:p>
-    <w:p>
-      <w:pPr>
-        <w:pStyle w:val="Paragrafoelenco"/>
-        <w:numPr>
-          <w:ilvl w:val="0"/>
-          <w:numId w:val="38"/>
-        </w:numPr>
-      </w:pPr>
-      <w:r>
-        <w:t>Aggiunto pulsante “Magazzino” nella pagina della lavorazione per futura gestione attrezzature per lavorazione</w:t>
-      </w:r>
-    </w:p>
-    <w:p>
-      <w:pPr>
-        <w:pStyle w:val="Sottotitolo"/>
-      </w:pPr>
-      <w:r>
-        <w:t>Versione 1.</w:t>
-      </w:r>
-      <w:r>
-        <w:t>60</w:t>
-      </w:r>
-      <w:r>
-        <w:t xml:space="preserve"> del </w:t>
-      </w:r>
-      <w:r>
-        <w:t>21</w:t>
-      </w:r>
-      <w:r>
-        <w:t>/</w:t>
-      </w:r>
-      <w:r>
-        <w:t>12</w:t>
-      </w:r>
-      <w:r>
-        <w:t>/2019</w:t>
-      </w:r>
-    </w:p>
-    <w:p>
-      <w:pPr>
-        <w:pStyle w:val="Paragrafoelenco"/>
-        <w:numPr>
-          <w:ilvl w:val="0"/>
-          <w:numId w:val="37"/>
-        </w:numPr>
-      </w:pPr>
-      <w:r>
-        <w:t>Creazione Fattura in uscita, numero fattura generato in automatico in formato AAAA-NNNN, con progressivo a partire da 1 ogni cambio di anno</w:t>
-      </w:r>
-    </w:p>
-    <w:p>
-      <w:pPr>
-        <w:pStyle w:val="Paragrafoelenco"/>
-        <w:numPr>
-          <w:ilvl w:val="0"/>
-          <w:numId w:val="37"/>
-        </w:numPr>
-      </w:pPr>
-      <w:r>
-        <w:t xml:space="preserve">Modifica pdf fattura in uscita con numero fattura corretto e </w:t>
-      </w:r>
-      <w:proofErr w:type="spellStart"/>
-      <w:r>
-        <w:t>N.Rif</w:t>
-      </w:r>
-      <w:proofErr w:type="spellEnd"/>
-      <w:r>
-        <w:t>. lavorazione evidenziato accanto (N.B. il protocollo del documento di tipo fattura viene generato allo stesso modo di sempre, il numero fattura viene memorizzato ne campo Riferimento Protocollo).</w:t>
-      </w:r>
-    </w:p>
-    <w:p>
-      <w:pPr>
-        <w:pStyle w:val="Paragrafoelenco"/>
-        <w:numPr>
-          <w:ilvl w:val="0"/>
-          <w:numId w:val="37"/>
-        </w:numPr>
-      </w:pPr>
-      <w:r>
-        <w:t xml:space="preserve">Spostato a destra della griglia dei risultati il tasto di visualizzazione dettaglio protocollo </w:t>
-      </w:r>
-    </w:p>
-    <w:p>
-      <w:pPr>
-        <w:pStyle w:val="Sottotitolo"/>
-      </w:pPr>
-    </w:p>
-    <w:p>
-      <w:pPr>
-        <w:pStyle w:val="Sottotitolo"/>
-      </w:pPr>
-      <w:r>
-        <w:t>Versione 1.</w:t>
-      </w:r>
-      <w:r>
-        <w:t>59</w:t>
-      </w:r>
-      <w:r>
-        <w:t xml:space="preserve"> del </w:t>
-      </w:r>
-      <w:r>
-        <w:t>16</w:t>
-      </w:r>
-      <w:r>
-        <w:t>/</w:t>
-      </w:r>
-      <w:r>
-        <w:t>12</w:t>
-      </w:r>
-      <w:r>
-        <w:t>/2019</w:t>
-      </w:r>
-    </w:p>
-    <w:p>
-      <w:pPr>
-        <w:pStyle w:val="Paragrafoelenco"/>
-        <w:numPr>
-          <w:ilvl w:val="0"/>
-          <w:numId w:val="37"/>
-        </w:numPr>
-      </w:pPr>
-      <w:r>
-        <w:t>Aggiornamento scadenzario</w:t>
-      </w:r>
-    </w:p>
-    <w:p>
-      <w:pPr>
-        <w:pStyle w:val="Sottotitolo"/>
-      </w:pPr>
-      <w:r>
-        <w:t>Versione 1.</w:t>
-      </w:r>
-      <w:r>
-        <w:t>58</w:t>
-      </w:r>
-      <w:r>
-        <w:t xml:space="preserve"> del </w:t>
-      </w:r>
-      <w:r>
-        <w:t>10</w:t>
-      </w:r>
-      <w:r>
-        <w:t>/</w:t>
-      </w:r>
-      <w:r>
-        <w:t>12</w:t>
-      </w:r>
-      <w:r>
-        <w:t>/2019</w:t>
-      </w:r>
-    </w:p>
-    <w:p>
-      <w:pPr>
-        <w:pStyle w:val="Paragrafoelenco"/>
-        <w:numPr>
-          <w:ilvl w:val="0"/>
-          <w:numId w:val="37"/>
-        </w:numPr>
-      </w:pPr>
-      <w:r>
-        <w:t>Aggiunta scadenzario</w:t>
-      </w:r>
-    </w:p>
-    <w:p>
-      <w:pPr>
-        <w:pStyle w:val="Sottotitolo"/>
-      </w:pPr>
-      <w:r>
-        <w:t>Versione 1.</w:t>
-      </w:r>
-      <w:r>
-        <w:t>57</w:t>
-      </w:r>
-      <w:r>
-        <w:t xml:space="preserve"> del </w:t>
-      </w:r>
-      <w:r>
-        <w:t>07</w:t>
-      </w:r>
-      <w:r>
-        <w:t>/</w:t>
-      </w:r>
-      <w:r>
-        <w:t>12</w:t>
-      </w:r>
-      <w:r>
-        <w:t>/2019</w:t>
-      </w:r>
-    </w:p>
-    <w:p>
-      <w:pPr>
-        <w:pStyle w:val="Paragrafoelenco"/>
-        <w:numPr>
-          <w:ilvl w:val="0"/>
-          <w:numId w:val="37"/>
-        </w:numPr>
-      </w:pPr>
-      <w:r>
-        <w:t>Ricerca protocolli per range di date</w:t>
-      </w:r>
-    </w:p>
-    <w:p>
-      <w:pPr>
-        <w:pStyle w:val="Sottotitolo"/>
-      </w:pPr>
-    </w:p>
-    <w:p>
-      <w:pPr>
-        <w:pStyle w:val="Sottotitolo"/>
-      </w:pPr>
-      <w:r>
-        <w:t>Versione 1.</w:t>
-      </w:r>
-      <w:r>
-        <w:t>56</w:t>
-      </w:r>
-      <w:r>
-        <w:t xml:space="preserve"> del </w:t>
-      </w:r>
-      <w:r>
-        <w:t>29</w:t>
-      </w:r>
-      <w:r>
-        <w:t>/</w:t>
-      </w:r>
-      <w:r>
-        <w:t>11</w:t>
-      </w:r>
-      <w:r>
-        <w:t>/2019</w:t>
-      </w:r>
-    </w:p>
-    <w:p>
-      <w:pPr>
-        <w:pStyle w:val="Paragrafoelenco"/>
-        <w:numPr>
-          <w:ilvl w:val="0"/>
-          <w:numId w:val="37"/>
-        </w:numPr>
-      </w:pPr>
-      <w:r>
-        <w:t xml:space="preserve">Aggiunta voce creazione file </w:t>
-      </w:r>
-      <w:proofErr w:type="spellStart"/>
-      <w:r>
-        <w:t>TLTime</w:t>
-      </w:r>
-      <w:proofErr w:type="spellEnd"/>
-    </w:p>
-    <w:p>
-      <w:pPr>
-        <w:pStyle w:val="Sottotitolo"/>
-      </w:pPr>
-      <w:r>
-        <w:t>Versione 1.</w:t>
-      </w:r>
-      <w:r>
-        <w:t>55</w:t>
-      </w:r>
-      <w:r>
-        <w:t xml:space="preserve"> del </w:t>
-      </w:r>
-      <w:r>
-        <w:t>27</w:t>
-      </w:r>
-      <w:r>
-        <w:t>/</w:t>
-      </w:r>
-      <w:r>
-        <w:t>11</w:t>
-      </w:r>
-      <w:r>
-        <w:t>/2019</w:t>
-      </w:r>
-    </w:p>
-    <w:p>
-      <w:pPr>
-        <w:pStyle w:val="Paragrafoelenco"/>
-        <w:numPr>
-          <w:ilvl w:val="0"/>
-          <w:numId w:val="36"/>
-        </w:numPr>
-      </w:pPr>
-      <w:r>
-        <w:t>Stampa Piano Esterno: numeri di telefono senza prefisso internazionale</w:t>
-      </w:r>
-    </w:p>
-    <w:p>
-      <w:pPr>
-        <w:pStyle w:val="Paragrafoelenco"/>
-        <w:numPr>
-          <w:ilvl w:val="0"/>
-          <w:numId w:val="36"/>
-        </w:numPr>
-      </w:pPr>
-      <w:r>
-        <w:t>Stampa Piano Esterno: divisione tra date differenti (aggiunta riga vuota di separazione)</w:t>
-      </w:r>
-    </w:p>
-    <w:p>
-      <w:pPr>
-        <w:pStyle w:val="Paragrafoelenco"/>
-        <w:numPr>
-          <w:ilvl w:val="0"/>
-          <w:numId w:val="36"/>
-        </w:numPr>
-      </w:pPr>
-      <w:r>
-        <w:t>Protocollo: aggiunti campi “pregresso” di tipo vero/falso e “des</w:t>
-      </w:r>
-      <w:r>
-        <w:t>00</w:t>
-      </w:r>
-      <w:r>
-        <w:t>tinatario” che assume i valori cliente o fornitore</w:t>
-      </w:r>
-    </w:p>
-    <w:p>
-      <w:pPr>
-        <w:pStyle w:val="Paragrafoelenco"/>
-        <w:numPr>
-          <w:ilvl w:val="0"/>
-          <w:numId w:val="36"/>
-        </w:numPr>
-      </w:pPr>
-      <w:r>
-        <w:t>Aggiunta stampa Fattura in uscita (viene creato il relativo protocollo di tipo “fattura” manca l’inserimento nello scadenzario)</w:t>
-      </w:r>
-    </w:p>
-    <w:p>
-      <w:pPr>
-        <w:pStyle w:val="Paragrafoelenco"/>
-        <w:numPr>
-          <w:ilvl w:val="0"/>
-          <w:numId w:val="36"/>
-        </w:numPr>
-      </w:pPr>
-      <w:r>
-        <w:t>ricavi inferiori al 50% evidenziati in rosso.</w:t>
-      </w:r>
-    </w:p>
-    <w:p/>
-    <w:p>
-      <w:pPr>
-        <w:pStyle w:val="Sottotitolo"/>
-      </w:pPr>
-      <w:r>
-        <w:t>Versione 1.</w:t>
-      </w:r>
-      <w:r>
-        <w:t>54</w:t>
-      </w:r>
-      <w:r>
-        <w:t xml:space="preserve"> del </w:t>
-      </w:r>
-      <w:r>
-        <w:t>21</w:t>
-      </w:r>
-      <w:r>
-        <w:t>/</w:t>
-      </w:r>
-      <w:r>
-        <w:t>11</w:t>
-      </w:r>
-      <w:r>
-        <w:t>/2019</w:t>
-      </w:r>
-    </w:p>
-    <w:p>
-      <w:pPr>
-        <w:pStyle w:val="Paragrafoelenco"/>
-        <w:numPr>
-          <w:ilvl w:val="0"/>
-          <w:numId w:val="35"/>
-        </w:numPr>
-      </w:pPr>
-      <w:r>
-        <w:t>Modifica gestione quantità articoli</w:t>
-      </w:r>
-    </w:p>
-    <w:p>
-      <w:pPr>
-        <w:pStyle w:val="Paragrafoelenco"/>
-        <w:numPr>
-          <w:ilvl w:val="0"/>
-          <w:numId w:val="35"/>
-        </w:numPr>
-      </w:pPr>
-      <w:r>
-        <w:t>totali nella tab lavorazione</w:t>
-      </w:r>
-    </w:p>
-    <w:p>
-      <w:pPr>
-        <w:pStyle w:val="Paragrafoelenco"/>
-        <w:numPr>
-          <w:ilvl w:val="0"/>
-          <w:numId w:val="35"/>
-        </w:numPr>
-      </w:pPr>
-      <w:r>
-        <w:t>risolto bug blocco pagine dopo stampa</w:t>
-      </w:r>
-    </w:p>
-    <w:p>
-      <w:pPr>
-        <w:pStyle w:val="Paragrafoelenco"/>
-        <w:numPr>
-          <w:ilvl w:val="0"/>
-          <w:numId w:val="35"/>
-        </w:numPr>
-      </w:pPr>
-      <w:r>
-        <w:t xml:space="preserve">cambiato colore sfondo stampe in blu </w:t>
-      </w:r>
-      <w:proofErr w:type="spellStart"/>
-      <w:r>
-        <w:t>Videosystem</w:t>
-      </w:r>
-      <w:proofErr w:type="spellEnd"/>
-    </w:p>
-    <w:p/>
-    <w:p>
-      <w:pPr>
-        <w:pStyle w:val="Sottotitolo"/>
-      </w:pPr>
-      <w:r>
-        <w:t>Versione 1.</w:t>
-      </w:r>
-      <w:r>
-        <w:t>53</w:t>
-      </w:r>
-      <w:r>
-        <w:t xml:space="preserve"> del </w:t>
-      </w:r>
-      <w:r>
-        <w:t>17</w:t>
-      </w:r>
-      <w:r>
-        <w:t>/</w:t>
-      </w:r>
-      <w:r>
-        <w:t>11</w:t>
-      </w:r>
-      <w:r>
-        <w:t>/2019</w:t>
-      </w:r>
-    </w:p>
-    <w:p>
-      <w:pPr>
-        <w:pStyle w:val="Paragrafoelenco"/>
-        <w:numPr>
-          <w:ilvl w:val="0"/>
-          <w:numId w:val="34"/>
-        </w:numPr>
-      </w:pPr>
-      <w:r>
-        <w:t xml:space="preserve">Implementazione modalità debug in </w:t>
-      </w:r>
-      <w:proofErr w:type="spellStart"/>
-      <w:r>
-        <w:t>web.config</w:t>
-      </w:r>
-      <w:proofErr w:type="spellEnd"/>
-    </w:p>
-    <w:p>
-      <w:pPr>
-        <w:pStyle w:val="Paragrafoelenco"/>
-        <w:numPr>
-          <w:ilvl w:val="0"/>
-          <w:numId w:val="34"/>
-        </w:numPr>
-      </w:pPr>
-      <w:r>
-        <w:t>correzione bug di relazione violata (delete) al salvataggio</w:t>
-      </w:r>
-      <w:r>
-        <w:t>;</w:t>
-      </w:r>
-    </w:p>
-    <w:p>
-      <w:pPr>
-        <w:pStyle w:val="Paragrafoelenco"/>
-        <w:numPr>
-          <w:ilvl w:val="0"/>
-          <w:numId w:val="34"/>
-        </w:numPr>
-      </w:pPr>
-      <w:r>
-        <w:t>eliminato popup in chiusura</w:t>
-      </w:r>
-      <w:r>
-        <w:t>;</w:t>
-      </w:r>
-    </w:p>
-    <w:p>
-      <w:pPr>
-        <w:pStyle w:val="Paragrafoelenco"/>
-        <w:numPr>
-          <w:ilvl w:val="0"/>
-          <w:numId w:val="34"/>
-        </w:numPr>
-      </w:pPr>
-      <w:r>
-        <w:t xml:space="preserve">utilizzo del </w:t>
-      </w:r>
-      <w:proofErr w:type="spellStart"/>
-      <w:r>
-        <w:t>numOccorrenza</w:t>
-      </w:r>
-      <w:proofErr w:type="spellEnd"/>
-      <w:r>
-        <w:t xml:space="preserve"> per identificare articoli lavorazione</w:t>
-      </w:r>
-    </w:p>
-    <w:p>
-      <w:pPr>
-        <w:pStyle w:val="Paragrafoelenco"/>
-        <w:numPr>
-          <w:ilvl w:val="0"/>
-          <w:numId w:val="34"/>
-        </w:numPr>
-      </w:pPr>
-      <w:r>
-        <w:t xml:space="preserve">soluzione vari bug nella modifica articoli in </w:t>
-      </w:r>
-      <w:proofErr w:type="spellStart"/>
-      <w:r>
-        <w:t>dett</w:t>
-      </w:r>
-      <w:proofErr w:type="spellEnd"/>
-      <w:r>
-        <w:t xml:space="preserve"> economico e piano esterno</w:t>
-      </w:r>
-    </w:p>
-    <w:p>
-      <w:pPr>
-        <w:pStyle w:val="Paragrafoelenco"/>
-        <w:numPr>
-          <w:ilvl w:val="0"/>
-          <w:numId w:val="34"/>
-        </w:numPr>
-      </w:pPr>
-      <w:r>
-        <w:t>In inserimento multiplo settata di default la data di trasferimento (se esiste, altrimenti di lavorazione)</w:t>
-      </w:r>
-    </w:p>
-    <w:p>
-      <w:pPr>
-        <w:pStyle w:val="Paragrafoelenco"/>
-        <w:numPr>
-          <w:ilvl w:val="0"/>
-          <w:numId w:val="34"/>
-        </w:numPr>
-      </w:pPr>
-      <w:r>
-        <w:t>controllato che il campo consuntivo venga settato a false in inserimento multiplo</w:t>
-      </w:r>
-    </w:p>
-    <w:p>
-      <w:pPr>
-        <w:pStyle w:val="Paragrafoelenco"/>
-        <w:numPr>
-          <w:ilvl w:val="0"/>
-          <w:numId w:val="34"/>
-        </w:numPr>
-      </w:pPr>
-      <w:r>
-        <w:t>Spostamento a sinistra dei dipendenti nell'agenda</w:t>
-      </w:r>
-    </w:p>
-    <w:p/>
-    <w:p>
-      <w:pPr>
-        <w:pStyle w:val="Sottotitolo"/>
-      </w:pPr>
-      <w:r>
-        <w:t>Versione 1.</w:t>
-      </w:r>
-      <w:r>
-        <w:t>52</w:t>
-      </w:r>
-      <w:r>
-        <w:t xml:space="preserve"> del </w:t>
-      </w:r>
-      <w:r>
-        <w:t>14</w:t>
-      </w:r>
-      <w:r>
-        <w:t>/</w:t>
-      </w:r>
-      <w:r>
-        <w:t>11</w:t>
-      </w:r>
-      <w:r>
-        <w:t>/2019</w:t>
-      </w:r>
-    </w:p>
-    <w:p>
-      <w:pPr>
-        <w:pStyle w:val="Paragrafoelenco"/>
-        <w:numPr>
-          <w:ilvl w:val="0"/>
-          <w:numId w:val="33"/>
-        </w:numPr>
-      </w:pPr>
-      <w:r>
-        <w:t xml:space="preserve">Bug Risolto: </w:t>
-      </w:r>
-      <w:r>
-        <w:t xml:space="preserve">Inserimento di 1 tecnico per più giorni, se ci sono più Tecnici della stessa mansione, mette lo stesso tecnico per </w:t>
-      </w:r>
-      <w:proofErr w:type="spellStart"/>
-      <w:proofErr w:type="gramStart"/>
-      <w:r>
-        <w:t>n.figure</w:t>
-      </w:r>
-      <w:proofErr w:type="spellEnd"/>
-      <w:proofErr w:type="gramEnd"/>
-      <w:r>
-        <w:t xml:space="preserve"> sui giorni di lavoro</w:t>
-      </w:r>
-    </w:p>
-    <w:p>
-      <w:pPr>
-        <w:pStyle w:val="Paragrafoelenco"/>
-        <w:numPr>
-          <w:ilvl w:val="0"/>
-          <w:numId w:val="33"/>
-        </w:numPr>
-      </w:pPr>
-      <w:r>
-        <w:t>Bug Risolto: Importazione -</w:t>
-      </w:r>
-      <w:r>
-        <w:t xml:space="preserve"> Quando elimino 1 tecnico e lo reimporto, cancella tutte le info note inserite in precedenza (da verificare su nuovi lavori)</w:t>
-      </w:r>
-    </w:p>
-    <w:p/>
-    <w:p>
-      <w:pPr>
-        <w:pStyle w:val="Sottotitolo"/>
-      </w:pPr>
-      <w:r>
-        <w:t>Versione 1.</w:t>
-      </w:r>
-      <w:r>
-        <w:t>51</w:t>
-      </w:r>
-      <w:r>
-        <w:t xml:space="preserve"> del </w:t>
-      </w:r>
-      <w:r>
-        <w:t>03</w:t>
-      </w:r>
-      <w:r>
-        <w:t>/</w:t>
-      </w:r>
-      <w:r>
-        <w:t>11</w:t>
-      </w:r>
-      <w:r>
-        <w:t>/2019</w:t>
-      </w:r>
-    </w:p>
-    <w:p>
-      <w:pPr>
-        <w:pStyle w:val="Paragrafoelenco"/>
-        <w:numPr>
-          <w:ilvl w:val="0"/>
-          <w:numId w:val="32"/>
-        </w:numPr>
-      </w:pPr>
-      <w:r>
-        <w:t>Corretto bug descrizione lunghe troncate su Consuntivo</w:t>
-      </w:r>
-    </w:p>
-    <w:p>
-      <w:pPr>
-        <w:pStyle w:val="Paragrafoelenco"/>
-        <w:numPr>
-          <w:ilvl w:val="0"/>
-          <w:numId w:val="32"/>
-        </w:numPr>
-      </w:pPr>
-      <w:r>
-        <w:t>Corretto bug articoli a consuntivo su Dettaglio Economico</w:t>
-      </w:r>
-    </w:p>
-    <w:p/>
-    <w:p>
-      <w:pPr>
-        <w:pStyle w:val="Sottotitolo"/>
-      </w:pPr>
-      <w:r>
-        <w:t>Versione 1.</w:t>
-      </w:r>
-      <w:r>
-        <w:t>50</w:t>
-      </w:r>
-      <w:r>
-        <w:t xml:space="preserve"> del </w:t>
-      </w:r>
-      <w:r>
-        <w:t>27</w:t>
-      </w:r>
-      <w:r>
-        <w:t>/</w:t>
-      </w:r>
-      <w:r>
-        <w:t>10</w:t>
-      </w:r>
-      <w:r>
-        <w:t>/2019</w:t>
-      </w:r>
-    </w:p>
-    <w:p>
-      <w:pPr>
-        <w:pStyle w:val="Paragrafoelenco"/>
-        <w:numPr>
-          <w:ilvl w:val="0"/>
-          <w:numId w:val="31"/>
-        </w:numPr>
-      </w:pPr>
-      <w:r>
-        <w:t>Stampa Offerta aggiornato layout</w:t>
-      </w:r>
-    </w:p>
-    <w:p>
-      <w:pPr>
-        <w:pStyle w:val="Paragrafoelenco"/>
-        <w:numPr>
-          <w:ilvl w:val="0"/>
-          <w:numId w:val="31"/>
-        </w:numPr>
-      </w:pPr>
-      <w:r>
-        <w:t>Stampa Consuntivo aggiornato layout</w:t>
-      </w:r>
-    </w:p>
-    <w:p>
-      <w:pPr>
-        <w:pStyle w:val="Paragrafoelenco"/>
-        <w:numPr>
-          <w:ilvl w:val="0"/>
-          <w:numId w:val="31"/>
-        </w:numPr>
-      </w:pPr>
-      <w:r>
-        <w:t>I</w:t>
-      </w:r>
-      <w:r>
-        <w:t xml:space="preserve">nserimento multiplo in </w:t>
-      </w:r>
-      <w:proofErr w:type="spellStart"/>
-      <w:r>
-        <w:t>dett</w:t>
-      </w:r>
-      <w:proofErr w:type="spellEnd"/>
-      <w:r>
-        <w:t>. economico</w:t>
-      </w:r>
-    </w:p>
-    <w:p>
-      <w:pPr>
-        <w:pStyle w:val="Paragrafoelenco"/>
-        <w:numPr>
-          <w:ilvl w:val="0"/>
-          <w:numId w:val="31"/>
-        </w:numPr>
-      </w:pPr>
-      <w:r>
-        <w:t xml:space="preserve">Correzione errore in fig. </w:t>
-      </w:r>
-      <w:proofErr w:type="gramStart"/>
-      <w:r>
-        <w:t>professionale</w:t>
-      </w:r>
-      <w:r>
-        <w:t>(</w:t>
-      </w:r>
-      <w:proofErr w:type="gramEnd"/>
-      <w:r>
-        <w:t>propagazione modifiche sulle fig. professionali sbagliate)</w:t>
-      </w:r>
-    </w:p>
-    <w:p>
-      <w:pPr>
-        <w:pStyle w:val="Sottotitolo"/>
-      </w:pPr>
-      <w:r>
-        <w:t>Versione 1.</w:t>
-      </w:r>
-      <w:r>
-        <w:t>49</w:t>
-      </w:r>
-      <w:r>
-        <w:t xml:space="preserve"> del </w:t>
-      </w:r>
-      <w:r>
-        <w:t>19</w:t>
-      </w:r>
-      <w:r>
-        <w:t>/</w:t>
-      </w:r>
-      <w:r>
-        <w:t>10</w:t>
-      </w:r>
-      <w:r>
-        <w:t>/2019</w:t>
-      </w:r>
-    </w:p>
-    <w:p>
-      <w:pPr>
-        <w:pStyle w:val="Paragrafoelenco"/>
-        <w:numPr>
-          <w:ilvl w:val="0"/>
-          <w:numId w:val="30"/>
-        </w:numPr>
-      </w:pPr>
-      <w:r>
-        <w:t>possibilità di modificare alcuni dati appuntamento anche se un evento è in lavorazione</w:t>
-      </w:r>
-    </w:p>
-    <w:p>
-      <w:pPr>
-        <w:pStyle w:val="Paragrafoelenco"/>
-        <w:numPr>
-          <w:ilvl w:val="0"/>
-          <w:numId w:val="30"/>
-        </w:numPr>
-      </w:pPr>
-      <w:r>
-        <w:t>replica per ogni giorno di lavorazi</w:t>
-      </w:r>
-      <w:r>
-        <w:t>one del solo personale tecnico</w:t>
-      </w:r>
-    </w:p>
-    <w:p>
-      <w:pPr>
-        <w:pStyle w:val="Paragrafoelenco"/>
-        <w:numPr>
-          <w:ilvl w:val="0"/>
-          <w:numId w:val="30"/>
-        </w:numPr>
-      </w:pPr>
-      <w:r>
-        <w:t>modifica della voce in a</w:t>
-      </w:r>
-      <w:r>
-        <w:t>genda (prima riga=lavorazione)</w:t>
-      </w:r>
-    </w:p>
-    <w:p>
-      <w:pPr>
-        <w:pStyle w:val="Paragrafoelenco"/>
-        <w:numPr>
-          <w:ilvl w:val="0"/>
-          <w:numId w:val="30"/>
-        </w:numPr>
-      </w:pPr>
-      <w:r>
-        <w:t>visualizzazione della descrizione del contrat</w:t>
-      </w:r>
-      <w:r>
-        <w:t xml:space="preserve">to invece che </w:t>
-      </w:r>
-      <w:proofErr w:type="spellStart"/>
-      <w:r>
-        <w:t>num</w:t>
-      </w:r>
-      <w:proofErr w:type="spellEnd"/>
-      <w:r>
-        <w:t>. protocollo</w:t>
-      </w:r>
-    </w:p>
-    <w:p>
-      <w:pPr>
-        <w:pStyle w:val="Paragrafoelenco"/>
-        <w:numPr>
-          <w:ilvl w:val="0"/>
-          <w:numId w:val="30"/>
-        </w:numPr>
-      </w:pPr>
-      <w:r>
-        <w:t>intestazione della tab lavorazion</w:t>
-      </w:r>
-      <w:r>
-        <w:t>e in base alla tab selezionata</w:t>
-      </w:r>
-    </w:p>
-    <w:p>
-      <w:pPr>
-        <w:pStyle w:val="Paragrafoelenco"/>
-        <w:numPr>
-          <w:ilvl w:val="0"/>
-          <w:numId w:val="30"/>
-        </w:numPr>
-      </w:pPr>
-      <w:r>
-        <w:t>filtr</w:t>
-      </w:r>
-      <w:r>
-        <w:t>o data in inserimento generale</w:t>
-      </w:r>
-    </w:p>
-    <w:p>
-      <w:pPr>
-        <w:pStyle w:val="Paragrafoelenco"/>
-        <w:numPr>
-          <w:ilvl w:val="0"/>
-          <w:numId w:val="30"/>
-        </w:numPr>
-      </w:pPr>
-      <w:r>
-        <w:t>eliminazione massiva degli artic</w:t>
-      </w:r>
-      <w:r>
-        <w:t>oli in offerta e in lavorazione</w:t>
-      </w:r>
-    </w:p>
-    <w:p>
-      <w:pPr>
-        <w:pStyle w:val="Paragrafoelenco"/>
-        <w:numPr>
-          <w:ilvl w:val="0"/>
-          <w:numId w:val="30"/>
-        </w:numPr>
-      </w:pPr>
-      <w:r>
-        <w:t>aggiustamenti grafici vari</w:t>
-      </w:r>
-    </w:p>
-    <w:p>
-      <w:pPr>
-        <w:pStyle w:val="Sottotitolo"/>
-      </w:pPr>
-      <w:r>
-        <w:t>Versione 1.</w:t>
-      </w:r>
-      <w:r>
-        <w:t>48</w:t>
-      </w:r>
-      <w:r>
-        <w:t xml:space="preserve"> del </w:t>
-      </w:r>
-      <w:r>
-        <w:t>16</w:t>
-      </w:r>
-      <w:r>
-        <w:t>/</w:t>
-      </w:r>
-      <w:r>
-        <w:t>10</w:t>
-      </w:r>
-      <w:r>
-        <w:t>/2019</w:t>
+        <w:t>Unificazione layout stampe consuntivo e offerta - aggiustamenti vari layout secondo la lista stilata nell'incontro del 14/10</w:t>
       </w:r>
     </w:p>
     <w:p>
@@ -3962,7 +3677,7 @@
         </w:numPr>
       </w:pPr>
       <w:r>
-        <w:t>Unificazione layout stampe consuntivo e offerta - aggiustamenti vari layout secondo la lista stilata nell'incontro del 14/10</w:t>
+        <w:t>Aggiustamenti layout stampa piano esterno sempre secondo lista del 14/10</w:t>
       </w:r>
     </w:p>
     <w:p>
@@ -3974,28 +3689,7 @@
         </w:numPr>
       </w:pPr>
       <w:r>
-        <w:lastRenderedPageBreak/>
-        <w:t>Aggiustamenti layout stampa piano esterno sempre secondo lista del 14/10</w:t>
-      </w:r>
-    </w:p>
-    <w:p>
-      <w:pPr>
-        <w:pStyle w:val="Paragrafoelenco"/>
-        <w:numPr>
-          <w:ilvl w:val="0"/>
-          <w:numId w:val="29"/>
-        </w:numPr>
-      </w:pPr>
-      <w:r>
-        <w:t xml:space="preserve">Aggiunta </w:t>
-      </w:r>
-      <w:proofErr w:type="spellStart"/>
-      <w:r>
-        <w:t>checkbox</w:t>
-      </w:r>
-      <w:proofErr w:type="spellEnd"/>
-      <w:r>
-        <w:t xml:space="preserve"> su elenco articoli per successiva implementazione cancellazione massiva (</w:t>
+        <w:t>Aggiunta checkbox su elenco articoli per successiva implementazione cancellazione massiva (</w:t>
       </w:r>
       <w:r>
         <w:rPr>
@@ -4094,15 +3788,7 @@
         </w:numPr>
       </w:pPr>
       <w:r>
-        <w:t xml:space="preserve">replica modifica ad articoli per </w:t>
-      </w:r>
-      <w:proofErr w:type="gramStart"/>
-      <w:r>
-        <w:t>ogni giorni</w:t>
-      </w:r>
-      <w:proofErr w:type="gramEnd"/>
-      <w:r>
-        <w:t xml:space="preserve"> di lavorazione</w:t>
+        <w:t>replica modifica ad articoli per ogni giorni di lavorazione</w:t>
       </w:r>
     </w:p>
     <w:p>
@@ -4406,15 +4092,7 @@
         <w:t>l</w:t>
       </w:r>
       <w:r>
-        <w:t xml:space="preserve">izzava il campo iva </w:t>
-      </w:r>
-      <w:proofErr w:type="spellStart"/>
-      <w:r>
-        <w:t>anzichè</w:t>
-      </w:r>
-      <w:proofErr w:type="spellEnd"/>
-      <w:r>
-        <w:t xml:space="preserve"> la quantità)</w:t>
+        <w:t>izzava il campo iva anzichè la quantità)</w:t>
       </w:r>
     </w:p>
     <w:p/>
@@ -4447,6 +4125,7 @@
         </w:numPr>
       </w:pPr>
       <w:r>
+        <w:lastRenderedPageBreak/>
         <w:t>articoli in lavorazione replicati per ogni giorno di lavorazione</w:t>
       </w:r>
     </w:p>
@@ -4471,7 +4150,6 @@
         </w:numPr>
       </w:pPr>
       <w:r>
-        <w:lastRenderedPageBreak/>
         <w:t>refresh sul pannello modifica</w:t>
       </w:r>
     </w:p>
@@ -4529,15 +4207,7 @@
         </w:numPr>
       </w:pPr>
       <w:r>
-        <w:t>Gestione Protocollo: in inserimento protocollo viene subito creato il numero Protocollo automaticamente; ricerca su clienti e fornitori; nome allegato nel formato "</w:t>
-      </w:r>
-      <w:proofErr w:type="spellStart"/>
-      <w:r>
-        <w:t>Protocollo_NProt.xxx</w:t>
-      </w:r>
-      <w:proofErr w:type="spellEnd"/>
-      <w:r>
-        <w:t xml:space="preserve">";  </w:t>
+        <w:t xml:space="preserve">Gestione Protocollo: in inserimento protocollo viene subito creato il numero Protocollo automaticamente; ricerca su clienti e fornitori; nome allegato nel formato "Protocollo_NProt.xxx";  </w:t>
       </w:r>
     </w:p>
     <w:p>
@@ -4610,23 +4280,7 @@
         </w:numPr>
       </w:pPr>
       <w:r>
-        <w:t xml:space="preserve">limitazione a </w:t>
-      </w:r>
-      <w:proofErr w:type="gramStart"/>
-      <w:r>
-        <w:t>5</w:t>
-      </w:r>
-      <w:proofErr w:type="gramEnd"/>
-      <w:r>
-        <w:t xml:space="preserve"> righe nella </w:t>
-      </w:r>
-      <w:proofErr w:type="spellStart"/>
-      <w:r>
-        <w:t>textarea</w:t>
-      </w:r>
-      <w:proofErr w:type="spellEnd"/>
-      <w:r>
-        <w:t xml:space="preserve"> note piano esterno</w:t>
+        <w:t>limitazione a 5 righe nella textarea note piano esterno</w:t>
       </w:r>
     </w:p>
     <w:p>
@@ -4638,23 +4292,7 @@
         </w:numPr>
       </w:pPr>
       <w:r>
-        <w:t xml:space="preserve">limitazione a </w:t>
-      </w:r>
-      <w:proofErr w:type="gramStart"/>
-      <w:r>
-        <w:t>5</w:t>
-      </w:r>
-      <w:proofErr w:type="gramEnd"/>
-      <w:r>
-        <w:t xml:space="preserve"> righe nella </w:t>
-      </w:r>
-      <w:proofErr w:type="spellStart"/>
-      <w:r>
-        <w:t>textarea</w:t>
-      </w:r>
-      <w:proofErr w:type="spellEnd"/>
-      <w:r>
-        <w:t xml:space="preserve"> note</w:t>
+        <w:t>limitazione a 5 righe nella textarea note</w:t>
       </w:r>
       <w:r>
         <w:t xml:space="preserve"> stampa lavorazione</w:t>
@@ -4681,15 +4319,7 @@
         </w:numPr>
       </w:pPr>
       <w:r>
-        <w:t xml:space="preserve">soluzione bug descrizione lunga troncata a </w:t>
-      </w:r>
-      <w:proofErr w:type="gramStart"/>
-      <w:r>
-        <w:t>100</w:t>
-      </w:r>
-      <w:proofErr w:type="gramEnd"/>
-      <w:r>
-        <w:t xml:space="preserve"> caratteri</w:t>
+        <w:t>soluzione bug descrizione lunga troncata a 100 caratteri</w:t>
       </w:r>
     </w:p>
     <w:p>
@@ -4742,15 +4372,7 @@
         </w:numPr>
       </w:pPr>
       <w:r>
-        <w:t xml:space="preserve">Aumentata a </w:t>
-      </w:r>
-      <w:proofErr w:type="gramStart"/>
-      <w:r>
-        <w:t>5</w:t>
-      </w:r>
-      <w:proofErr w:type="gramEnd"/>
-      <w:r>
-        <w:t xml:space="preserve"> righe la visualizzazione del campo note su stampa offerta, diminuita interlinea.</w:t>
+        <w:t>Aumentata a 5 righe la visualizzazione del campo note su stampa offerta, diminuita interlinea.</w:t>
       </w:r>
     </w:p>
     <w:p>
@@ -5027,25 +4649,7 @@
           <w:color w:val="222222"/>
           <w:lang w:eastAsia="it-IT"/>
         </w:rPr>
-        <w:t xml:space="preserve">modifica note su stampa offerta, massimo </w:t>
-      </w:r>
-      <w:proofErr w:type="gramStart"/>
-      <w:r>
-        <w:rPr>
-          <w:rFonts w:eastAsia="Times New Roman" w:cstheme="minorHAnsi"/>
-          <w:color w:val="222222"/>
-          <w:lang w:eastAsia="it-IT"/>
-        </w:rPr>
-        <w:t>4</w:t>
-      </w:r>
-      <w:proofErr w:type="gramEnd"/>
-      <w:r>
-        <w:rPr>
-          <w:rFonts w:eastAsia="Times New Roman" w:cstheme="minorHAnsi"/>
-          <w:color w:val="222222"/>
-          <w:lang w:eastAsia="it-IT"/>
-        </w:rPr>
-        <w:t xml:space="preserve"> righe</w:t>
+        <w:t>modifica note su stampa offerta, massimo 4 righe</w:t>
       </w:r>
     </w:p>
     <w:p>
@@ -5073,6 +4677,7 @@
         <w:pStyle w:val="Sottotitolo"/>
       </w:pPr>
       <w:r>
+        <w:lastRenderedPageBreak/>
         <w:t>Versione 1.36 del 19/08/2019</w:t>
       </w:r>
     </w:p>
@@ -5093,320 +4698,921 @@
         <w:pStyle w:val="Sottotitolo"/>
       </w:pPr>
       <w:r>
+        <w:t>Versione 1.35 del 31/07/2019</w:t>
+      </w:r>
+    </w:p>
+    <w:p>
+      <w:pPr>
+        <w:pStyle w:val="Paragrafoelenco"/>
+        <w:numPr>
+          <w:ilvl w:val="0"/>
+          <w:numId w:val="17"/>
+        </w:numPr>
+      </w:pPr>
+      <w:r>
+        <w:t>Visualizzazione Figure Professionale replicate per ogni giorno di lavorazione</w:t>
+      </w:r>
+    </w:p>
+    <w:p>
+      <w:pPr>
+        <w:pStyle w:val="Paragrafoelenco"/>
+        <w:numPr>
+          <w:ilvl w:val="0"/>
+          <w:numId w:val="17"/>
+        </w:numPr>
+      </w:pPr>
+      <w:r>
+        <w:t>Filtro Data Lavorazione</w:t>
+      </w:r>
+    </w:p>
+    <w:p>
+      <w:pPr>
+        <w:pStyle w:val="Sottotitolo"/>
+      </w:pPr>
+      <w:r>
+        <w:t>Versione 1.34 del 31/07/2019</w:t>
+      </w:r>
+    </w:p>
+    <w:p>
+      <w:pPr>
+        <w:pStyle w:val="Paragrafoelenco"/>
+        <w:numPr>
+          <w:ilvl w:val="0"/>
+          <w:numId w:val="17"/>
+        </w:numPr>
+      </w:pPr>
+      <w:r>
+        <w:t>Aggiunto n. pagine a riepilogo</w:t>
+      </w:r>
+    </w:p>
+    <w:p>
+      <w:pPr>
+        <w:pStyle w:val="Paragrafoelenco"/>
+        <w:numPr>
+          <w:ilvl w:val="0"/>
+          <w:numId w:val="17"/>
+        </w:numPr>
+      </w:pPr>
+      <w:r>
+        <w:t>Aggiornamento pdf riepilogo dopo modifica note</w:t>
+      </w:r>
+    </w:p>
+    <w:p>
+      <w:pPr>
+        <w:pStyle w:val="Sottotitolo"/>
+      </w:pPr>
+      <w:r>
+        <w:t>Versione1.33 del 29/07/2019</w:t>
+      </w:r>
+    </w:p>
+    <w:p>
+      <w:pPr>
+        <w:pStyle w:val="Paragrafoelenco"/>
+        <w:numPr>
+          <w:ilvl w:val="0"/>
+          <w:numId w:val="16"/>
+        </w:numPr>
+      </w:pPr>
+      <w:r>
+        <w:t>Nuova visualizzazione Riepilogo con anteprima PDF</w:t>
+      </w:r>
+    </w:p>
+    <w:p>
+      <w:pPr>
+        <w:pStyle w:val="Sottotitolo"/>
+      </w:pPr>
+      <w:r>
+        <w:t>Versione1.32 del 21/07/2019</w:t>
+      </w:r>
+    </w:p>
+    <w:p>
+      <w:pPr>
+        <w:pStyle w:val="Paragrafoelenco"/>
+        <w:numPr>
+          <w:ilvl w:val="0"/>
+          <w:numId w:val="16"/>
+        </w:numPr>
+      </w:pPr>
+      <w:r>
+        <w:t>Piano Esterno: disposizione colonne griglia figure professionali, funzione 'Inserimento generale', note piano esterno</w:t>
+      </w:r>
+    </w:p>
+    <w:p>
+      <w:pPr>
+        <w:pStyle w:val="Sottotitolo"/>
+      </w:pPr>
+      <w:r>
+        <w:t>Versione1.31 del 12/07/2019</w:t>
+      </w:r>
+    </w:p>
+    <w:p>
+      <w:pPr>
+        <w:pStyle w:val="Paragrafoelenco"/>
+        <w:numPr>
+          <w:ilvl w:val="0"/>
+          <w:numId w:val="15"/>
+        </w:numPr>
+      </w:pPr>
+      <w:r>
+        <w:t>Modificato Layout dettaglio protocollo come quello di ricerca</w:t>
+      </w:r>
+    </w:p>
+    <w:p>
+      <w:pPr>
+        <w:pStyle w:val="Paragrafoelenco"/>
+        <w:numPr>
+          <w:ilvl w:val="0"/>
+          <w:numId w:val="15"/>
+        </w:numPr>
+      </w:pPr>
+      <w:r>
+        <w:t>Aggiunto ordinamento tabella protocolli per singolo campo (cliccando sull'intestazione)</w:t>
+      </w:r>
+    </w:p>
+    <w:p>
+      <w:pPr>
+        <w:pStyle w:val="Paragrafoelenco"/>
+        <w:numPr>
+          <w:ilvl w:val="0"/>
+          <w:numId w:val="15"/>
+        </w:numPr>
+      </w:pPr>
+      <w:r>
+        <w:t>Riepilogo offerta: Aggiunto campo "note" a modifica note del riepilogo</w:t>
+      </w:r>
+    </w:p>
+    <w:p>
+      <w:pPr>
+        <w:pStyle w:val="Paragrafoelenco"/>
+        <w:numPr>
+          <w:ilvl w:val="0"/>
+          <w:numId w:val="15"/>
+        </w:numPr>
+      </w:pPr>
+      <w:r>
+        <w:t>Riepilogo offerta: formato del protocollo, orario nella data, descrizione lunga troncata a 100 caratteri, modifiche grafiche (da completare)</w:t>
+      </w:r>
+    </w:p>
+    <w:p>
+      <w:pPr>
+        <w:pStyle w:val="Paragrafoelenco"/>
+        <w:numPr>
+          <w:ilvl w:val="0"/>
+          <w:numId w:val="15"/>
+        </w:numPr>
+      </w:pPr>
+      <w:r>
+        <w:t>Dettaglio economico: ordine delle colonne e modifica valori mostrati, valore lordo in tabella, valore flag stampa, modifica nella selezione della figura professionale, calcolo costi in base a tipo pagamento, aggiunta fattura a tipo pagamento</w:t>
+      </w:r>
+    </w:p>
+    <w:p>
+      <w:pPr>
+        <w:pStyle w:val="Sottotitolo"/>
+      </w:pPr>
+    </w:p>
+    <w:p>
+      <w:pPr>
+        <w:pStyle w:val="Sottotitolo"/>
+      </w:pPr>
+      <w:r>
+        <w:t>Versione1.30 del 06/0</w:t>
+      </w:r>
+      <w:r>
+        <w:t>6</w:t>
+      </w:r>
+      <w:r>
+        <w:t>/2019</w:t>
+      </w:r>
+    </w:p>
+    <w:p>
+      <w:pPr>
+        <w:pStyle w:val="Paragrafoelenco"/>
+        <w:numPr>
+          <w:ilvl w:val="0"/>
+          <w:numId w:val="15"/>
+        </w:numPr>
+      </w:pPr>
+      <w:r>
+        <w:t>Completata cancellazione eventi</w:t>
+      </w:r>
+    </w:p>
+    <w:p>
+      <w:pPr>
+        <w:pStyle w:val="Paragrafoelenco"/>
+        <w:numPr>
+          <w:ilvl w:val="0"/>
+          <w:numId w:val="15"/>
+        </w:numPr>
+      </w:pPr>
+      <w:r>
+        <w:t>Completata gestione Attrezzature Magazzino</w:t>
+      </w:r>
+    </w:p>
+    <w:p>
+      <w:pPr>
+        <w:pStyle w:val="Paragrafoelenco"/>
+        <w:numPr>
+          <w:ilvl w:val="0"/>
+          <w:numId w:val="15"/>
+        </w:numPr>
+      </w:pPr>
+      <w:r>
+        <w:t>Cancellazione logica Collaboratori, Clienti/Fornitori, Articoli, Raggruppamenti Articoli e Protocolli (non si avrà più errore quando si tenta di cancellare un record da una di queste tabelle collegato ad altre tabelle)</w:t>
+      </w:r>
+    </w:p>
+    <w:p>
+      <w:pPr>
+        <w:pStyle w:val="Sottotitolo"/>
+      </w:pPr>
+    </w:p>
+    <w:p>
+      <w:pPr>
+        <w:pStyle w:val="Sottotitolo"/>
+      </w:pPr>
+      <w:r>
+        <w:t>Versione1.29 del 01/0</w:t>
+      </w:r>
+      <w:r>
+        <w:t>6</w:t>
+      </w:r>
+      <w:r>
+        <w:t>/2019</w:t>
+      </w:r>
+    </w:p>
+    <w:p>
+      <w:pPr>
+        <w:pStyle w:val="Paragrafoelenco"/>
+        <w:numPr>
+          <w:ilvl w:val="0"/>
+          <w:numId w:val="14"/>
+        </w:numPr>
+      </w:pPr>
+      <w:r>
+        <w:t>Aggiunta cancellazione eventi</w:t>
+      </w:r>
+    </w:p>
+    <w:p>
+      <w:pPr>
+        <w:pStyle w:val="Paragrafoelenco"/>
+        <w:numPr>
+          <w:ilvl w:val="0"/>
+          <w:numId w:val="14"/>
+        </w:numPr>
+      </w:pPr>
+      <w:r>
+        <w:t>Aggiunta gestione Magazzino (incompleta)</w:t>
+      </w:r>
+    </w:p>
+    <w:p>
+      <w:pPr>
+        <w:pStyle w:val="Sottotitolo"/>
+      </w:pPr>
+    </w:p>
+    <w:p>
+      <w:pPr>
+        <w:pStyle w:val="Sottotitolo"/>
+      </w:pPr>
+      <w:r>
+        <w:t>Versione1.28 del 22/05/2019</w:t>
+      </w:r>
+    </w:p>
+    <w:p>
+      <w:pPr>
+        <w:pStyle w:val="Paragrafoelenco"/>
+        <w:numPr>
+          <w:ilvl w:val="0"/>
+          <w:numId w:val="13"/>
+        </w:numPr>
+      </w:pPr>
+      <w:r>
+        <w:t>Aggiunta gestione Tipologie Interventi nel menù "Tabelle/Tipologie Interventi"</w:t>
+      </w:r>
+    </w:p>
+    <w:p>
+      <w:pPr>
+        <w:pStyle w:val="Paragrafoelenco"/>
+        <w:numPr>
+          <w:ilvl w:val="0"/>
+          <w:numId w:val="13"/>
+        </w:numPr>
+      </w:pPr>
+      <w:r>
         <w:lastRenderedPageBreak/>
-        <w:t>Versione 1.35 del 31/07/2019</w:t>
-      </w:r>
-    </w:p>
-    <w:p>
-      <w:pPr>
-        <w:pStyle w:val="Paragrafoelenco"/>
-        <w:numPr>
-          <w:ilvl w:val="0"/>
-          <w:numId w:val="17"/>
-        </w:numPr>
-      </w:pPr>
-      <w:r>
-        <w:t>Visualizzazione Figure Professionale replicate per ogni giorno di lavorazione</w:t>
-      </w:r>
-    </w:p>
-    <w:p>
-      <w:pPr>
-        <w:pStyle w:val="Paragrafoelenco"/>
-        <w:numPr>
-          <w:ilvl w:val="0"/>
-          <w:numId w:val="17"/>
-        </w:numPr>
-      </w:pPr>
-      <w:r>
-        <w:t>Filtro Data Lavorazione</w:t>
-      </w:r>
-    </w:p>
+        <w:t>Aggiornata Lavorazione con gestione Dettaglio Economico e Piano Esterno (da completare)</w:t>
+      </w:r>
+    </w:p>
+    <w:p/>
     <w:p>
       <w:pPr>
         <w:pStyle w:val="Sottotitolo"/>
       </w:pPr>
       <w:r>
-        <w:t>Versione 1.34 del 31/07/2019</w:t>
-      </w:r>
-    </w:p>
-    <w:p>
-      <w:pPr>
-        <w:pStyle w:val="Paragrafoelenco"/>
-        <w:numPr>
-          <w:ilvl w:val="0"/>
-          <w:numId w:val="17"/>
-        </w:numPr>
-      </w:pPr>
-      <w:r>
-        <w:t>Aggiunto n. pagine a riepilogo</w:t>
-      </w:r>
-    </w:p>
-    <w:p>
-      <w:pPr>
-        <w:pStyle w:val="Paragrafoelenco"/>
-        <w:numPr>
-          <w:ilvl w:val="0"/>
-          <w:numId w:val="17"/>
-        </w:numPr>
-      </w:pPr>
-      <w:r>
-        <w:t>Aggiornamento pdf riepilogo dopo modifica note</w:t>
+        <w:t>Versione1.27 del 05/05/2019</w:t>
+      </w:r>
+    </w:p>
+    <w:p>
+      <w:pPr>
+        <w:pStyle w:val="Paragrafoelenco"/>
+        <w:numPr>
+          <w:ilvl w:val="0"/>
+          <w:numId w:val="12"/>
+        </w:numPr>
+      </w:pPr>
+      <w:r>
+        <w:t>Aggiunta Lavorazione</w:t>
       </w:r>
     </w:p>
     <w:p>
       <w:pPr>
         <w:pStyle w:val="Sottotitolo"/>
       </w:pPr>
-      <w:r>
-        <w:t>Versione1.33 del 29/07/2019</w:t>
-      </w:r>
-    </w:p>
-    <w:p>
-      <w:pPr>
-        <w:pStyle w:val="Paragrafoelenco"/>
-        <w:numPr>
-          <w:ilvl w:val="0"/>
-          <w:numId w:val="16"/>
-        </w:numPr>
-      </w:pPr>
-      <w:r>
-        <w:t>Nuova visualizzazione Riepilogo con anteprima PDF</w:t>
-      </w:r>
     </w:p>
     <w:p>
       <w:pPr>
         <w:pStyle w:val="Sottotitolo"/>
       </w:pPr>
       <w:r>
-        <w:t>Versione1.32 del 21/07/2019</w:t>
-      </w:r>
-    </w:p>
-    <w:p>
-      <w:pPr>
-        <w:pStyle w:val="Paragrafoelenco"/>
-        <w:numPr>
-          <w:ilvl w:val="0"/>
-          <w:numId w:val="16"/>
-        </w:numPr>
-      </w:pPr>
-      <w:r>
-        <w:t xml:space="preserve">Piano Esterno: disposizione colonne griglia figure professionali, funzione 'Inserimento generale', </w:t>
-      </w:r>
-      <w:proofErr w:type="gramStart"/>
-      <w:r>
-        <w:t>note piano esterno</w:t>
-      </w:r>
-      <w:proofErr w:type="gramEnd"/>
+        <w:t>Versione1.26 del 27/04/2019</w:t>
+      </w:r>
+    </w:p>
+    <w:p>
+      <w:pPr>
+        <w:pStyle w:val="Paragrafoelenco"/>
+        <w:numPr>
+          <w:ilvl w:val="0"/>
+          <w:numId w:val="11"/>
+        </w:numPr>
+      </w:pPr>
+      <w:r>
+        <w:t>Aggiunta Gestione Password di accesso dimenticata con generazione nuova password ed  invio</w:t>
+      </w:r>
+    </w:p>
+    <w:p>
+      <w:pPr>
+        <w:pStyle w:val="Paragrafoelenco"/>
+      </w:pPr>
+      <w:r>
+        <w:t xml:space="preserve"> e-mail.</w:t>
+      </w:r>
     </w:p>
     <w:p>
       <w:pPr>
         <w:pStyle w:val="Sottotitolo"/>
       </w:pPr>
-      <w:r>
-        <w:t>Versione1.31 del 12/07/2019</w:t>
-      </w:r>
-    </w:p>
-    <w:p>
-      <w:pPr>
-        <w:pStyle w:val="Paragrafoelenco"/>
-        <w:numPr>
-          <w:ilvl w:val="0"/>
-          <w:numId w:val="15"/>
-        </w:numPr>
-      </w:pPr>
-      <w:r>
-        <w:t>Modificato Layout dettaglio protocollo come quello di ricerca</w:t>
-      </w:r>
-    </w:p>
-    <w:p>
-      <w:pPr>
-        <w:pStyle w:val="Paragrafoelenco"/>
-        <w:numPr>
-          <w:ilvl w:val="0"/>
-          <w:numId w:val="15"/>
-        </w:numPr>
-      </w:pPr>
-      <w:r>
-        <w:t>Aggiunto ordinamento tabella protocolli per singolo campo (cliccando sull'intestazione)</w:t>
-      </w:r>
-    </w:p>
-    <w:p>
-      <w:pPr>
-        <w:pStyle w:val="Paragrafoelenco"/>
-        <w:numPr>
-          <w:ilvl w:val="0"/>
-          <w:numId w:val="15"/>
-        </w:numPr>
-      </w:pPr>
-      <w:r>
-        <w:t>Riepilogo offerta: Aggiunto campo "note" a modifica note del riepilogo</w:t>
-      </w:r>
-    </w:p>
-    <w:p>
-      <w:pPr>
-        <w:pStyle w:val="Paragrafoelenco"/>
-        <w:numPr>
-          <w:ilvl w:val="0"/>
-          <w:numId w:val="15"/>
-        </w:numPr>
-      </w:pPr>
-      <w:r>
-        <w:t xml:space="preserve">Riepilogo offerta: formato del protocollo, orario nella data, descrizione lunga troncata a </w:t>
-      </w:r>
-      <w:proofErr w:type="gramStart"/>
-      <w:r>
-        <w:t>100</w:t>
-      </w:r>
-      <w:proofErr w:type="gramEnd"/>
-      <w:r>
-        <w:t xml:space="preserve"> caratteri, modifiche grafiche (da completare)</w:t>
-      </w:r>
-    </w:p>
-    <w:p>
-      <w:pPr>
-        <w:pStyle w:val="Paragrafoelenco"/>
-        <w:numPr>
-          <w:ilvl w:val="0"/>
-          <w:numId w:val="15"/>
-        </w:numPr>
-      </w:pPr>
-      <w:r>
-        <w:t>Dettaglio economico: ordine delle colonne e modifica valori mostrati, valore lordo in tabella, valore flag stampa, modifica nella selezione della figura professionale, calcolo costi in base a tipo pagamento, aggiunta fattura a tipo pagamento</w:t>
-      </w:r>
     </w:p>
     <w:p>
       <w:pPr>
         <w:pStyle w:val="Sottotitolo"/>
       </w:pPr>
+      <w:r>
+        <w:t>Versione1.25 del 24/04/2019</w:t>
+      </w:r>
+    </w:p>
+    <w:p>
+      <w:pPr>
+        <w:pStyle w:val="Paragrafoelenco"/>
+        <w:numPr>
+          <w:ilvl w:val="0"/>
+          <w:numId w:val="11"/>
+        </w:numPr>
+      </w:pPr>
+      <w:r>
+        <w:t>Aggiunta Gestione Utenti (menù in alto a destra Gestione Utenze/Utenti)</w:t>
+      </w:r>
     </w:p>
     <w:p>
       <w:pPr>
         <w:pStyle w:val="Sottotitolo"/>
       </w:pPr>
-      <w:r>
-        <w:t>Versione1.30 del 06/0</w:t>
-      </w:r>
-      <w:r>
-        <w:t>6</w:t>
-      </w:r>
-      <w:r>
-        <w:t>/2019</w:t>
-      </w:r>
-    </w:p>
-    <w:p>
-      <w:pPr>
-        <w:pStyle w:val="Paragrafoelenco"/>
-        <w:numPr>
-          <w:ilvl w:val="0"/>
-          <w:numId w:val="15"/>
-        </w:numPr>
-      </w:pPr>
-      <w:r>
-        <w:t>Completata cancellazione eventi</w:t>
-      </w:r>
-    </w:p>
-    <w:p>
-      <w:pPr>
-        <w:pStyle w:val="Paragrafoelenco"/>
-        <w:numPr>
-          <w:ilvl w:val="0"/>
-          <w:numId w:val="15"/>
-        </w:numPr>
-      </w:pPr>
-      <w:r>
-        <w:t>Completata gestione Attrezzature Magazzino</w:t>
-      </w:r>
-    </w:p>
-    <w:p>
-      <w:pPr>
-        <w:pStyle w:val="Paragrafoelenco"/>
-        <w:numPr>
-          <w:ilvl w:val="0"/>
-          <w:numId w:val="15"/>
-        </w:numPr>
-      </w:pPr>
-      <w:r>
-        <w:t>Cancellazione logica Collaboratori, Clienti/Fornitori, Articoli, Raggruppamenti Articoli e Protocolli (non si avrà più errore quando si tenta di cancellare un record da una di queste tabelle collegato ad altre tabelle)</w:t>
-      </w:r>
     </w:p>
     <w:p>
       <w:pPr>
         <w:pStyle w:val="Sottotitolo"/>
       </w:pPr>
+      <w:r>
+        <w:t>Versione1.24 del 22/04/2019</w:t>
+      </w:r>
+    </w:p>
+    <w:p>
+      <w:pPr>
+        <w:pStyle w:val="Paragrafoelenco"/>
+        <w:numPr>
+          <w:ilvl w:val="0"/>
+          <w:numId w:val="10"/>
+        </w:numPr>
+      </w:pPr>
+      <w:r>
+        <w:t>Riorganizzazione menù</w:t>
+      </w:r>
+    </w:p>
+    <w:p>
+      <w:pPr>
+        <w:pStyle w:val="Paragrafoelenco"/>
+        <w:numPr>
+          <w:ilvl w:val="0"/>
+          <w:numId w:val="10"/>
+        </w:numPr>
+      </w:pPr>
+      <w:r>
+        <w:t>Aggiunta gestione Tabella Qualifiche Personale</w:t>
+      </w:r>
+    </w:p>
+    <w:p>
+      <w:pPr>
+        <w:pStyle w:val="Paragrafoelenco"/>
+        <w:numPr>
+          <w:ilvl w:val="0"/>
+          <w:numId w:val="10"/>
+        </w:numPr>
+      </w:pPr>
+      <w:r>
+        <w:t>Aggiunta gestione Tabella Tipologie Clienti/Fornitori</w:t>
+      </w:r>
+    </w:p>
+    <w:p>
+      <w:pPr>
+        <w:pStyle w:val="Paragrafoelenco"/>
+        <w:numPr>
+          <w:ilvl w:val="0"/>
+          <w:numId w:val="10"/>
+        </w:numPr>
+      </w:pPr>
+      <w:r>
+        <w:t>Aggiunta gestione Tabella Tipi Protocolli</w:t>
+      </w:r>
+    </w:p>
+    <w:p>
+      <w:pPr>
+        <w:pStyle w:val="Paragrafoelenco"/>
+        <w:numPr>
+          <w:ilvl w:val="0"/>
+          <w:numId w:val="10"/>
+        </w:numPr>
+      </w:pPr>
+      <w:r>
+        <w:t>Aggiunta gestione Tabella Tipi Lavorazione</w:t>
+      </w:r>
+    </w:p>
+    <w:p>
+      <w:pPr>
+        <w:pStyle w:val="Paragrafoelenco"/>
+        <w:numPr>
+          <w:ilvl w:val="0"/>
+          <w:numId w:val="10"/>
+        </w:numPr>
+      </w:pPr>
+      <w:r>
+        <w:t>Aggiunti nuovi colori per Intestazione Colonne agenda</w:t>
+      </w:r>
+      <w:r>
+        <w:t>da menù Tabelle/Colonne Agenda</w:t>
+      </w:r>
+    </w:p>
+    <w:p>
+      <w:pPr>
+        <w:pStyle w:val="Paragrafoelenco"/>
+        <w:numPr>
+          <w:ilvl w:val="0"/>
+          <w:numId w:val="10"/>
+        </w:numPr>
+      </w:pPr>
+      <w:r>
+        <w:t xml:space="preserve">Aggiunta possibilità di ordinare le colonne agenda </w:t>
+      </w:r>
+      <w:r>
+        <w:t xml:space="preserve">da menù Tabelle/Colonne Agenda tramite il nuovo campo Ordinamento </w:t>
+      </w:r>
+      <w:r>
+        <w:t>(</w:t>
+      </w:r>
+      <w:r>
+        <w:t xml:space="preserve">la modifica non è </w:t>
+      </w:r>
+      <w:r>
+        <w:t>ancora visibile dall'agenda)</w:t>
+      </w:r>
+    </w:p>
+    <w:p>
+      <w:pPr>
+        <w:pStyle w:val="Paragrafoelenco"/>
+        <w:numPr>
+          <w:ilvl w:val="0"/>
+          <w:numId w:val="10"/>
+        </w:numPr>
+      </w:pPr>
+      <w:r>
+        <w:t>Aggiunti nuovi parametri da Tabelle\Configurazione (GIORNI_PAGAMENTO, BANCA da 01 a 04 e IBAN da 01 a 04)</w:t>
+      </w:r>
     </w:p>
     <w:p>
       <w:pPr>
         <w:pStyle w:val="Sottotitolo"/>
       </w:pPr>
-      <w:r>
-        <w:t>Versione1.29 del 01/0</w:t>
-      </w:r>
-      <w:r>
-        <w:t>6</w:t>
-      </w:r>
-      <w:r>
-        <w:t>/2019</w:t>
-      </w:r>
-    </w:p>
-    <w:p>
-      <w:pPr>
-        <w:pStyle w:val="Paragrafoelenco"/>
-        <w:numPr>
-          <w:ilvl w:val="0"/>
-          <w:numId w:val="14"/>
-        </w:numPr>
-      </w:pPr>
-      <w:r>
-        <w:t>Aggiunta cancellazione eventi</w:t>
-      </w:r>
-    </w:p>
-    <w:p>
-      <w:pPr>
-        <w:pStyle w:val="Paragrafoelenco"/>
-        <w:numPr>
-          <w:ilvl w:val="0"/>
-          <w:numId w:val="14"/>
-        </w:numPr>
-      </w:pPr>
-      <w:r>
-        <w:t>Aggiunta gestione Magazzino (incompleta)</w:t>
-      </w:r>
     </w:p>
     <w:p>
       <w:pPr>
         <w:pStyle w:val="Sottotitolo"/>
       </w:pPr>
+      <w:r>
+        <w:t>Versione1.23 del 18/04/2019</w:t>
+      </w:r>
+    </w:p>
+    <w:p>
+      <w:pPr>
+        <w:pStyle w:val="Paragrafoelenco"/>
+        <w:numPr>
+          <w:ilvl w:val="0"/>
+          <w:numId w:val="9"/>
+        </w:numPr>
+      </w:pPr>
+      <w:r>
+        <w:t>Aggiunta pagina di gestione valori di configurazione (es. campi IVA, IBAN, indirizzi etcetc), da menu TABELLE\Gestione Configurazione</w:t>
+      </w:r>
     </w:p>
     <w:p>
       <w:pPr>
         <w:pStyle w:val="Sottotitolo"/>
       </w:pPr>
-      <w:r>
-        <w:t>Versione1.28 del 22/05/2019</w:t>
-      </w:r>
-    </w:p>
-    <w:p>
-      <w:pPr>
-        <w:pStyle w:val="Paragrafoelenco"/>
-        <w:numPr>
-          <w:ilvl w:val="0"/>
-          <w:numId w:val="13"/>
-        </w:numPr>
-      </w:pPr>
-      <w:r>
-        <w:t>Aggiunta gestione Tipologie Interventi nel menù "Tabelle/Tipologie Interventi"</w:t>
-      </w:r>
-    </w:p>
-    <w:p>
-      <w:pPr>
-        <w:pStyle w:val="Paragrafoelenco"/>
-        <w:numPr>
-          <w:ilvl w:val="0"/>
-          <w:numId w:val="13"/>
-        </w:numPr>
-      </w:pPr>
-      <w:r>
-        <w:t>Aggiornata Lavorazione con gestione Dettaglio Economico e Piano Esterno (da completare)</w:t>
+    </w:p>
+    <w:p>
+      <w:pPr>
+        <w:pStyle w:val="Sottotitolo"/>
+      </w:pPr>
+      <w:r>
+        <w:t>Versione1.22 del 14/04/2019</w:t>
+      </w:r>
+    </w:p>
+    <w:p>
+      <w:pPr>
+        <w:pStyle w:val="Paragrafoelenco"/>
+        <w:numPr>
+          <w:ilvl w:val="0"/>
+          <w:numId w:val="8"/>
+        </w:numPr>
+      </w:pPr>
+      <w:r>
+        <w:t>Salvataggio e modifica Note Offerta</w:t>
+      </w:r>
+    </w:p>
+    <w:p>
+      <w:pPr>
+        <w:pStyle w:val="Sottotitolo"/>
+      </w:pPr>
+    </w:p>
+    <w:p>
+      <w:pPr>
+        <w:pStyle w:val="Sottotitolo"/>
+      </w:pPr>
+      <w:r>
+        <w:t>Versione1.21 del 13/04/2019</w:t>
+      </w:r>
+    </w:p>
+    <w:p>
+      <w:pPr>
+        <w:pStyle w:val="Paragrafoelenco"/>
+        <w:numPr>
+          <w:ilvl w:val="0"/>
+          <w:numId w:val="7"/>
+        </w:numPr>
+      </w:pPr>
+      <w:r>
+        <w:t>Pagina protocollo sistemato layout ricerca</w:t>
+      </w:r>
+    </w:p>
+    <w:p>
+      <w:pPr>
+        <w:pStyle w:val="Paragrafoelenco"/>
+        <w:numPr>
+          <w:ilvl w:val="0"/>
+          <w:numId w:val="7"/>
+        </w:numPr>
+      </w:pPr>
+      <w:r>
+        <w:t>Pagina protocollo, in apertura visualizza gli ultimi protocolli automaticamente</w:t>
+      </w:r>
+    </w:p>
+    <w:p>
+      <w:pPr>
+        <w:pStyle w:val="Paragrafoelenco"/>
+        <w:numPr>
+          <w:ilvl w:val="0"/>
+          <w:numId w:val="7"/>
+        </w:numPr>
+      </w:pPr>
+      <w:r>
+        <w:t>Iva recuperata da tabella e non più dal singolo articolo</w:t>
+      </w:r>
+    </w:p>
+    <w:p>
+      <w:pPr>
+        <w:pStyle w:val="Paragrafoelenco"/>
+        <w:numPr>
+          <w:ilvl w:val="0"/>
+          <w:numId w:val="7"/>
+        </w:numPr>
+      </w:pPr>
+      <w:r>
+        <w:lastRenderedPageBreak/>
+        <w:t>Aggiunta immagine footer riepilogo offerta</w:t>
+      </w:r>
+    </w:p>
+    <w:p>
+      <w:pPr>
+        <w:pStyle w:val="Sottotitolo"/>
+      </w:pPr>
+    </w:p>
+    <w:p>
+      <w:pPr>
+        <w:pStyle w:val="Sottotitolo"/>
+      </w:pPr>
+      <w:r>
+        <w:t>Versione1.20 del 11/04/2019</w:t>
+      </w:r>
+    </w:p>
+    <w:p>
+      <w:pPr>
+        <w:pStyle w:val="Paragrafoelenco"/>
+        <w:numPr>
+          <w:ilvl w:val="0"/>
+          <w:numId w:val="6"/>
+        </w:numPr>
+      </w:pPr>
+      <w:r>
+        <w:t>Pagina Offerta, risolto malfunzionamento ordinamento articoli</w:t>
+      </w:r>
+    </w:p>
+    <w:p>
+      <w:pPr>
+        <w:pStyle w:val="Paragrafoelenco"/>
+        <w:numPr>
+          <w:ilvl w:val="0"/>
+          <w:numId w:val="6"/>
+        </w:numPr>
+      </w:pPr>
+      <w:r>
+        <w:t>Popolato footer riepilogo offerta con i dati del cliente</w:t>
+      </w:r>
+    </w:p>
+    <w:p>
+      <w:pPr>
+        <w:pStyle w:val="Paragrafoelenco"/>
+        <w:numPr>
+          <w:ilvl w:val="0"/>
+          <w:numId w:val="6"/>
+        </w:numPr>
+      </w:pPr>
+      <w:r>
+        <w:t>Pagina Protocollo, aggiunto campo di ricerca "Lavorazione"</w:t>
+      </w:r>
+    </w:p>
+    <w:p>
+      <w:pPr>
+        <w:pStyle w:val="Paragrafoelenco"/>
+        <w:numPr>
+          <w:ilvl w:val="0"/>
+          <w:numId w:val="6"/>
+        </w:numPr>
+      </w:pPr>
+      <w:r>
+        <w:t>Pagina Protocollo, aggiunta selezione con calendari a scomparsa sui campi Data</w:t>
+      </w:r>
+    </w:p>
+    <w:p>
+      <w:pPr>
+        <w:pStyle w:val="Sottotitolo"/>
+      </w:pPr>
+    </w:p>
+    <w:p>
+      <w:pPr>
+        <w:pStyle w:val="Sottotitolo"/>
+      </w:pPr>
+      <w:r>
+        <w:t>Versione1.19 del 09/04/2019</w:t>
+      </w:r>
+    </w:p>
+    <w:p>
+      <w:pPr>
+        <w:pStyle w:val="Paragrafoelenco"/>
+        <w:numPr>
+          <w:ilvl w:val="0"/>
+          <w:numId w:val="5"/>
+        </w:numPr>
+      </w:pPr>
+      <w:r>
+        <w:t>correzione bug tender: modificando un evento che conteneva uno o più tender il salvataggio falliva perché i tender risultavano già impiegati; </w:t>
+      </w:r>
+    </w:p>
+    <w:p>
+      <w:pPr>
+        <w:pStyle w:val="Paragrafoelenco"/>
+        <w:numPr>
+          <w:ilvl w:val="0"/>
+          <w:numId w:val="5"/>
+        </w:numPr>
+      </w:pPr>
+      <w:r>
+        <w:t>layout offerta: aumento altezza articoli e sistemazione popup;</w:t>
+      </w:r>
+    </w:p>
+    <w:p>
+      <w:pPr>
+        <w:pStyle w:val="Paragrafoelenco"/>
+        <w:numPr>
+          <w:ilvl w:val="0"/>
+          <w:numId w:val="5"/>
+        </w:numPr>
+      </w:pPr>
+      <w:r>
+        <w:t>ordinamento articoli in base a prezzo; </w:t>
+      </w:r>
+    </w:p>
+    <w:p>
+      <w:pPr>
+        <w:pStyle w:val="Paragrafoelenco"/>
+        <w:numPr>
+          <w:ilvl w:val="0"/>
+          <w:numId w:val="5"/>
+        </w:numPr>
+      </w:pPr>
+      <w:r>
+        <w:t>descrizione corta e lunga nelle prime due colonne del riepilogo e della stampa;</w:t>
+      </w:r>
+    </w:p>
+    <w:p>
+      <w:pPr>
+        <w:pStyle w:val="Paragrafoelenco"/>
+        <w:numPr>
+          <w:ilvl w:val="0"/>
+          <w:numId w:val="5"/>
+        </w:numPr>
+      </w:pPr>
+      <w:r>
+        <w:t>salvataggio automatico offerta in fase di visualizzazione riepilogo (allo scopo di generare un protocollo);</w:t>
+      </w:r>
+    </w:p>
+    <w:p>
+      <w:pPr>
+        <w:pStyle w:val="Paragrafoelenco"/>
+        <w:numPr>
+          <w:ilvl w:val="0"/>
+          <w:numId w:val="5"/>
+        </w:numPr>
+      </w:pPr>
+      <w:r>
+        <w:t>formattazione importi con separatore migliaia;</w:t>
+      </w:r>
+    </w:p>
+    <w:p>
+      <w:pPr>
+        <w:pStyle w:val="Paragrafoelenco"/>
+        <w:numPr>
+          <w:ilvl w:val="0"/>
+          <w:numId w:val="5"/>
+        </w:numPr>
+      </w:pPr>
+      <w:r>
+        <w:t>creazione e salvataggio pdf in fase di salvataggio offerta; </w:t>
+      </w:r>
+    </w:p>
+    <w:p>
+      <w:pPr>
+        <w:pStyle w:val="Paragrafoelenco"/>
+        <w:numPr>
+          <w:ilvl w:val="0"/>
+          <w:numId w:val="5"/>
+        </w:numPr>
+      </w:pPr>
+      <w:r>
+        <w:t>nome file pdf: Offerta_&lt;numero lavorazione&gt;</w:t>
+      </w:r>
+    </w:p>
+    <w:p>
+      <w:pPr>
+        <w:pStyle w:val="Paragrafoelenco"/>
+        <w:numPr>
+          <w:ilvl w:val="0"/>
+          <w:numId w:val="5"/>
+        </w:numPr>
+      </w:pPr>
+      <w:r>
+        <w:t>in fase di creazione/modifica evento non è più possibile passare da un sottotipo risorsa ad un altro </w:t>
+      </w:r>
+    </w:p>
+    <w:p>
+      <w:pPr>
+        <w:pStyle w:val="Paragrafoelenco"/>
+      </w:pPr>
+      <w:r>
+        <w:t>Es. se sto creando un evento per un dipendente non visualizzerò più nell'elenco le tipologie regie o extra; se sto creando un evento per regie o extra non visualizzerò più i dipendenti.</w:t>
+      </w:r>
+    </w:p>
+    <w:p>
+      <w:pPr>
+        <w:pStyle w:val="Paragrafoelenco"/>
+        <w:numPr>
+          <w:ilvl w:val="0"/>
+          <w:numId w:val="5"/>
+        </w:numPr>
+      </w:pPr>
+      <w:r>
+        <w:t xml:space="preserve">Aggiustamenti layout Pagina Articoli </w:t>
+      </w:r>
+    </w:p>
+    <w:p>
+      <w:pPr>
+        <w:pStyle w:val="Paragrafoelenco"/>
+        <w:numPr>
+          <w:ilvl w:val="0"/>
+          <w:numId w:val="5"/>
+        </w:numPr>
+      </w:pPr>
+      <w:r>
+        <w:t>Aggiustamento nomi campi Pagina Protocolli</w:t>
+      </w:r>
+    </w:p>
+    <w:p>
+      <w:pPr>
+        <w:pStyle w:val="Sottotitolo"/>
+      </w:pPr>
+    </w:p>
+    <w:p>
+      <w:pPr>
+        <w:pStyle w:val="Sottotitolo"/>
+      </w:pPr>
+      <w:r>
+        <w:t>Versione1.18 del 07/04/2019</w:t>
+      </w:r>
+    </w:p>
+    <w:p>
+      <w:pPr>
+        <w:pStyle w:val="Paragrafoelenco"/>
+        <w:numPr>
+          <w:ilvl w:val="0"/>
+          <w:numId w:val="5"/>
+        </w:numPr>
+      </w:pPr>
+      <w:r>
+        <w:t>Aggiunti campi Data Inizio Lavorazione e Produzione alla tabella Protocollo</w:t>
+      </w:r>
+    </w:p>
+    <w:p>
+      <w:pPr>
+        <w:pStyle w:val="Paragrafoelenco"/>
+        <w:numPr>
+          <w:ilvl w:val="0"/>
+          <w:numId w:val="5"/>
+        </w:numPr>
+      </w:pPr>
+      <w:r>
+        <w:t>Aggiunti campi ricerca Genere Gruppo e Sottogruppo alla pagina Articoli</w:t>
+      </w:r>
+    </w:p>
+    <w:p>
+      <w:pPr>
+        <w:pStyle w:val="Paragrafoelenco"/>
+        <w:numPr>
+          <w:ilvl w:val="0"/>
+          <w:numId w:val="5"/>
+        </w:numPr>
+      </w:pPr>
+      <w:r>
+        <w:t>Aumentata altezza Descrizione Lunga in pagina Articoli</w:t>
+      </w:r>
+    </w:p>
+    <w:p>
+      <w:pPr>
+        <w:pStyle w:val="Paragrafoelenco"/>
+        <w:numPr>
+          <w:ilvl w:val="0"/>
+          <w:numId w:val="5"/>
+        </w:numPr>
+      </w:pPr>
+      <w:r>
+        <w:t>Invertito ordine Descrizione Breve - Descrizione Lunga in tutte le schermate degli Articoli</w:t>
+      </w:r>
+    </w:p>
+    <w:p>
+      <w:pPr>
+        <w:pStyle w:val="Paragrafoelenco"/>
+        <w:numPr>
+          <w:ilvl w:val="0"/>
+          <w:numId w:val="5"/>
+        </w:numPr>
+      </w:pPr>
+      <w:r>
+        <w:t>Aggiunto campo descrizione agli Articoli Associati</w:t>
+      </w:r>
+    </w:p>
+    <w:p>
+      <w:pPr>
+        <w:pStyle w:val="Paragrafoelenco"/>
+        <w:numPr>
+          <w:ilvl w:val="0"/>
+          <w:numId w:val="5"/>
+        </w:numPr>
+      </w:pPr>
+      <w:r>
+        <w:t>Aggiunta ricerca Codice Lavorazione dalla tabella Agenda su pagina Protocollo</w:t>
       </w:r>
     </w:p>
     <w:p/>
@@ -5415,707 +5621,56 @@
         <w:pStyle w:val="Sottotitolo"/>
       </w:pPr>
       <w:r>
+        <w:t>Versione1.17 del 01/04/2019</w:t>
+      </w:r>
+    </w:p>
+    <w:p>
+      <w:pPr>
+        <w:pStyle w:val="Paragrafoelenco"/>
+        <w:numPr>
+          <w:ilvl w:val="0"/>
+          <w:numId w:val="4"/>
+        </w:numPr>
+      </w:pPr>
+      <w:r>
+        <w:t>Modificata grafica Tab Offerta</w:t>
+      </w:r>
+    </w:p>
+    <w:p>
+      <w:pPr>
+        <w:pStyle w:val="Paragrafoelenco"/>
+        <w:numPr>
+          <w:ilvl w:val="0"/>
+          <w:numId w:val="4"/>
+        </w:numPr>
+      </w:pPr>
+      <w:r>
+        <w:t>Campi Produzione e Luogo modificabili su evento in fase di Offerta</w:t>
+      </w:r>
+    </w:p>
+    <w:p>
+      <w:pPr>
+        <w:pStyle w:val="Sottotitolo"/>
+      </w:pPr>
+    </w:p>
+    <w:p>
+      <w:pPr>
+        <w:pStyle w:val="Sottotitolo"/>
+      </w:pPr>
+      <w:r>
+        <w:t>Versione1.16 del 30/03/2019</w:t>
+      </w:r>
+    </w:p>
+    <w:p>
+      <w:pPr>
+        <w:pStyle w:val="Paragrafoelenco"/>
+        <w:numPr>
+          <w:ilvl w:val="0"/>
+          <w:numId w:val="3"/>
+        </w:numPr>
+      </w:pPr>
+      <w:r>
         <w:lastRenderedPageBreak/>
-        <w:t>Versione1.27 del 05/05/2019</w:t>
-      </w:r>
-    </w:p>
-    <w:p>
-      <w:pPr>
-        <w:pStyle w:val="Paragrafoelenco"/>
-        <w:numPr>
-          <w:ilvl w:val="0"/>
-          <w:numId w:val="12"/>
-        </w:numPr>
-      </w:pPr>
-      <w:r>
-        <w:t>Aggiunta Lavorazione</w:t>
-      </w:r>
-    </w:p>
-    <w:p>
-      <w:pPr>
-        <w:pStyle w:val="Sottotitolo"/>
-      </w:pPr>
-    </w:p>
-    <w:p>
-      <w:pPr>
-        <w:pStyle w:val="Sottotitolo"/>
-      </w:pPr>
-      <w:r>
-        <w:t>Versione1.26 del 27/04/2019</w:t>
-      </w:r>
-    </w:p>
-    <w:p>
-      <w:pPr>
-        <w:pStyle w:val="Paragrafoelenco"/>
-        <w:numPr>
-          <w:ilvl w:val="0"/>
-          <w:numId w:val="11"/>
-        </w:numPr>
-      </w:pPr>
-      <w:r>
-        <w:t xml:space="preserve">Aggiunta Gestione Password di accesso dimenticata con generazione nuova password </w:t>
-      </w:r>
-      <w:proofErr w:type="gramStart"/>
-      <w:r>
-        <w:t>ed  invio</w:t>
-      </w:r>
-      <w:proofErr w:type="gramEnd"/>
-    </w:p>
-    <w:p>
-      <w:pPr>
-        <w:pStyle w:val="Paragrafoelenco"/>
-      </w:pPr>
-      <w:r>
-        <w:t xml:space="preserve"> e-mail.</w:t>
-      </w:r>
-    </w:p>
-    <w:p>
-      <w:pPr>
-        <w:pStyle w:val="Sottotitolo"/>
-      </w:pPr>
-    </w:p>
-    <w:p>
-      <w:pPr>
-        <w:pStyle w:val="Sottotitolo"/>
-      </w:pPr>
-      <w:r>
-        <w:t>Versione1.25 del 24/04/2019</w:t>
-      </w:r>
-    </w:p>
-    <w:p>
-      <w:pPr>
-        <w:pStyle w:val="Paragrafoelenco"/>
-        <w:numPr>
-          <w:ilvl w:val="0"/>
-          <w:numId w:val="11"/>
-        </w:numPr>
-      </w:pPr>
-      <w:r>
-        <w:t>Aggiunta Gestione Utenti (menù in alto a destra Gestione Utenze/Utenti)</w:t>
-      </w:r>
-    </w:p>
-    <w:p>
-      <w:pPr>
-        <w:pStyle w:val="Sottotitolo"/>
-      </w:pPr>
-    </w:p>
-    <w:p>
-      <w:pPr>
-        <w:pStyle w:val="Sottotitolo"/>
-      </w:pPr>
-      <w:r>
-        <w:t>Versione1.24 del 22/04/2019</w:t>
-      </w:r>
-    </w:p>
-    <w:p>
-      <w:pPr>
-        <w:pStyle w:val="Paragrafoelenco"/>
-        <w:numPr>
-          <w:ilvl w:val="0"/>
-          <w:numId w:val="10"/>
-        </w:numPr>
-      </w:pPr>
-      <w:r>
-        <w:t>Riorganizzazione menù</w:t>
-      </w:r>
-    </w:p>
-    <w:p>
-      <w:pPr>
-        <w:pStyle w:val="Paragrafoelenco"/>
-        <w:numPr>
-          <w:ilvl w:val="0"/>
-          <w:numId w:val="10"/>
-        </w:numPr>
-      </w:pPr>
-      <w:r>
-        <w:t>Aggiunta gestione Tabella Qualifiche Personale</w:t>
-      </w:r>
-    </w:p>
-    <w:p>
-      <w:pPr>
-        <w:pStyle w:val="Paragrafoelenco"/>
-        <w:numPr>
-          <w:ilvl w:val="0"/>
-          <w:numId w:val="10"/>
-        </w:numPr>
-      </w:pPr>
-      <w:r>
-        <w:t>Aggiunta gestione Tabella Tipologie Clienti/Fornitori</w:t>
-      </w:r>
-    </w:p>
-    <w:p>
-      <w:pPr>
-        <w:pStyle w:val="Paragrafoelenco"/>
-        <w:numPr>
-          <w:ilvl w:val="0"/>
-          <w:numId w:val="10"/>
-        </w:numPr>
-      </w:pPr>
-      <w:r>
-        <w:t>Aggiunta gestione Tabella Tipi Protocolli</w:t>
-      </w:r>
-    </w:p>
-    <w:p>
-      <w:pPr>
-        <w:pStyle w:val="Paragrafoelenco"/>
-        <w:numPr>
-          <w:ilvl w:val="0"/>
-          <w:numId w:val="10"/>
-        </w:numPr>
-      </w:pPr>
-      <w:r>
-        <w:t>Aggiunta gestione Tabella Tipi Lavorazione</w:t>
-      </w:r>
-    </w:p>
-    <w:p>
-      <w:pPr>
-        <w:pStyle w:val="Paragrafoelenco"/>
-        <w:numPr>
-          <w:ilvl w:val="0"/>
-          <w:numId w:val="10"/>
-        </w:numPr>
-      </w:pPr>
-      <w:r>
-        <w:t xml:space="preserve">Aggiunti nuovi colori per Intestazione Colonne </w:t>
-      </w:r>
-      <w:proofErr w:type="spellStart"/>
-      <w:r>
-        <w:t>agenda</w:t>
-      </w:r>
-      <w:r>
-        <w:t>da</w:t>
-      </w:r>
-      <w:proofErr w:type="spellEnd"/>
-      <w:r>
-        <w:t xml:space="preserve"> menù Tabelle/Colonne Agenda</w:t>
-      </w:r>
-    </w:p>
-    <w:p>
-      <w:pPr>
-        <w:pStyle w:val="Paragrafoelenco"/>
-        <w:numPr>
-          <w:ilvl w:val="0"/>
-          <w:numId w:val="10"/>
-        </w:numPr>
-      </w:pPr>
-      <w:r>
-        <w:t xml:space="preserve">Aggiunta possibilità di ordinare le colonne agenda </w:t>
-      </w:r>
-      <w:r>
-        <w:t xml:space="preserve">da menù Tabelle/Colonne Agenda tramite il nuovo campo Ordinamento </w:t>
-      </w:r>
-      <w:r>
-        <w:t>(</w:t>
-      </w:r>
-      <w:r>
-        <w:t xml:space="preserve">la modifica non è </w:t>
-      </w:r>
-      <w:r>
-        <w:t>ancora visibile dall'agenda)</w:t>
-      </w:r>
-    </w:p>
-    <w:p>
-      <w:pPr>
-        <w:pStyle w:val="Paragrafoelenco"/>
-        <w:numPr>
-          <w:ilvl w:val="0"/>
-          <w:numId w:val="10"/>
-        </w:numPr>
-      </w:pPr>
-      <w:r>
-        <w:t>Aggiunti nuovi parametri da Tabelle\Configurazione (GIORNI_PAGAMENTO, BANCA da 01 a 04 e IBAN da 01 a 04)</w:t>
-      </w:r>
-    </w:p>
-    <w:p>
-      <w:pPr>
-        <w:pStyle w:val="Sottotitolo"/>
-      </w:pPr>
-    </w:p>
-    <w:p>
-      <w:pPr>
-        <w:pStyle w:val="Sottotitolo"/>
-      </w:pPr>
-      <w:r>
-        <w:t>Versione1.23 del 18/04/2019</w:t>
-      </w:r>
-    </w:p>
-    <w:p>
-      <w:pPr>
-        <w:pStyle w:val="Paragrafoelenco"/>
-        <w:numPr>
-          <w:ilvl w:val="0"/>
-          <w:numId w:val="9"/>
-        </w:numPr>
-      </w:pPr>
-      <w:r>
-        <w:t xml:space="preserve">Aggiunta pagina di gestione valori di configurazione (es. campi IVA, IBAN, indirizzi </w:t>
-      </w:r>
-      <w:proofErr w:type="spellStart"/>
-      <w:r>
-        <w:t>etcetc</w:t>
-      </w:r>
-      <w:proofErr w:type="spellEnd"/>
-      <w:r>
-        <w:t>), da menu TABELLE\Gestione Configurazione</w:t>
-      </w:r>
-    </w:p>
-    <w:p>
-      <w:pPr>
-        <w:pStyle w:val="Sottotitolo"/>
-      </w:pPr>
-    </w:p>
-    <w:p>
-      <w:pPr>
-        <w:pStyle w:val="Sottotitolo"/>
-      </w:pPr>
-      <w:r>
-        <w:t>Versione1.22 del 14/04/2019</w:t>
-      </w:r>
-    </w:p>
-    <w:p>
-      <w:pPr>
-        <w:pStyle w:val="Paragrafoelenco"/>
-        <w:numPr>
-          <w:ilvl w:val="0"/>
-          <w:numId w:val="8"/>
-        </w:numPr>
-      </w:pPr>
-      <w:r>
-        <w:t>Salvataggio e modifica Note Offerta</w:t>
-      </w:r>
-    </w:p>
-    <w:p>
-      <w:pPr>
-        <w:pStyle w:val="Sottotitolo"/>
-      </w:pPr>
-    </w:p>
-    <w:p>
-      <w:pPr>
-        <w:pStyle w:val="Sottotitolo"/>
-      </w:pPr>
-      <w:r>
-        <w:t>Versione1.21 del 13/04/2019</w:t>
-      </w:r>
-    </w:p>
-    <w:p>
-      <w:pPr>
-        <w:pStyle w:val="Paragrafoelenco"/>
-        <w:numPr>
-          <w:ilvl w:val="0"/>
-          <w:numId w:val="7"/>
-        </w:numPr>
-      </w:pPr>
-      <w:r>
-        <w:t>Pagina protocollo sistemato layout ricerca</w:t>
-      </w:r>
-    </w:p>
-    <w:p>
-      <w:pPr>
-        <w:pStyle w:val="Paragrafoelenco"/>
-        <w:numPr>
-          <w:ilvl w:val="0"/>
-          <w:numId w:val="7"/>
-        </w:numPr>
-      </w:pPr>
-      <w:r>
-        <w:t>Pagina protocollo, in apertura visualizza gli ultimi protocolli automaticamente</w:t>
-      </w:r>
-    </w:p>
-    <w:p>
-      <w:pPr>
-        <w:pStyle w:val="Paragrafoelenco"/>
-        <w:numPr>
-          <w:ilvl w:val="0"/>
-          <w:numId w:val="7"/>
-        </w:numPr>
-      </w:pPr>
-      <w:r>
-        <w:t>Iva recuperata da tabella e non più dal singolo articolo</w:t>
-      </w:r>
-    </w:p>
-    <w:p>
-      <w:pPr>
-        <w:pStyle w:val="Paragrafoelenco"/>
-        <w:numPr>
-          <w:ilvl w:val="0"/>
-          <w:numId w:val="7"/>
-        </w:numPr>
-      </w:pPr>
-      <w:r>
-        <w:t xml:space="preserve">Aggiunta immagine </w:t>
-      </w:r>
-      <w:proofErr w:type="spellStart"/>
-      <w:r>
-        <w:t>footer</w:t>
-      </w:r>
-      <w:proofErr w:type="spellEnd"/>
-      <w:r>
-        <w:t xml:space="preserve"> riepilogo offerta</w:t>
-      </w:r>
-    </w:p>
-    <w:p>
-      <w:pPr>
-        <w:pStyle w:val="Sottotitolo"/>
-      </w:pPr>
-    </w:p>
-    <w:p>
-      <w:pPr>
-        <w:pStyle w:val="Sottotitolo"/>
-      </w:pPr>
-      <w:r>
-        <w:lastRenderedPageBreak/>
-        <w:t>Versione1.20 del 11/04/2019</w:t>
-      </w:r>
-    </w:p>
-    <w:p>
-      <w:pPr>
-        <w:pStyle w:val="Paragrafoelenco"/>
-        <w:numPr>
-          <w:ilvl w:val="0"/>
-          <w:numId w:val="6"/>
-        </w:numPr>
-      </w:pPr>
-      <w:r>
-        <w:t>Pagina Offerta, risolto malfunzionamento ordinamento articoli</w:t>
-      </w:r>
-    </w:p>
-    <w:p>
-      <w:pPr>
-        <w:pStyle w:val="Paragrafoelenco"/>
-        <w:numPr>
-          <w:ilvl w:val="0"/>
-          <w:numId w:val="6"/>
-        </w:numPr>
-      </w:pPr>
-      <w:r>
-        <w:t xml:space="preserve">Popolato </w:t>
-      </w:r>
-      <w:proofErr w:type="spellStart"/>
-      <w:r>
-        <w:t>footer</w:t>
-      </w:r>
-      <w:proofErr w:type="spellEnd"/>
-      <w:r>
-        <w:t xml:space="preserve"> riepilogo offerta con i dati del cliente</w:t>
-      </w:r>
-    </w:p>
-    <w:p>
-      <w:pPr>
-        <w:pStyle w:val="Paragrafoelenco"/>
-        <w:numPr>
-          <w:ilvl w:val="0"/>
-          <w:numId w:val="6"/>
-        </w:numPr>
-      </w:pPr>
-      <w:r>
-        <w:t>Pagina Protocollo, aggiunto campo di ricerca "Lavorazione"</w:t>
-      </w:r>
-    </w:p>
-    <w:p>
-      <w:pPr>
-        <w:pStyle w:val="Paragrafoelenco"/>
-        <w:numPr>
-          <w:ilvl w:val="0"/>
-          <w:numId w:val="6"/>
-        </w:numPr>
-      </w:pPr>
-      <w:r>
-        <w:t>Pagina Protocollo, aggiunta selezione con calendari a scomparsa sui campi Data</w:t>
-      </w:r>
-    </w:p>
-    <w:p>
-      <w:pPr>
-        <w:pStyle w:val="Sottotitolo"/>
-      </w:pPr>
-    </w:p>
-    <w:p>
-      <w:pPr>
-        <w:pStyle w:val="Sottotitolo"/>
-      </w:pPr>
-      <w:r>
-        <w:t>Versione1.19 del 09/04/2019</w:t>
-      </w:r>
-    </w:p>
-    <w:p>
-      <w:pPr>
-        <w:pStyle w:val="Paragrafoelenco"/>
-        <w:numPr>
-          <w:ilvl w:val="0"/>
-          <w:numId w:val="5"/>
-        </w:numPr>
-      </w:pPr>
-      <w:r>
-        <w:t>correzione bug tender: modificando un evento che conteneva uno o più tender il salvataggio falliva perché i tender risultavano già impiegati; </w:t>
-      </w:r>
-    </w:p>
-    <w:p>
-      <w:pPr>
-        <w:pStyle w:val="Paragrafoelenco"/>
-        <w:numPr>
-          <w:ilvl w:val="0"/>
-          <w:numId w:val="5"/>
-        </w:numPr>
-      </w:pPr>
-      <w:r>
-        <w:t>layout offerta: aumento altezza articoli e sistemazione popup;</w:t>
-      </w:r>
-    </w:p>
-    <w:p>
-      <w:pPr>
-        <w:pStyle w:val="Paragrafoelenco"/>
-        <w:numPr>
-          <w:ilvl w:val="0"/>
-          <w:numId w:val="5"/>
-        </w:numPr>
-      </w:pPr>
-      <w:r>
-        <w:t>ordinamento articoli in base a prezzo; </w:t>
-      </w:r>
-    </w:p>
-    <w:p>
-      <w:pPr>
-        <w:pStyle w:val="Paragrafoelenco"/>
-        <w:numPr>
-          <w:ilvl w:val="0"/>
-          <w:numId w:val="5"/>
-        </w:numPr>
-      </w:pPr>
-      <w:r>
-        <w:t>descrizione corta e lunga nelle prime due colonne del riepilogo e della stampa;</w:t>
-      </w:r>
-    </w:p>
-    <w:p>
-      <w:pPr>
-        <w:pStyle w:val="Paragrafoelenco"/>
-        <w:numPr>
-          <w:ilvl w:val="0"/>
-          <w:numId w:val="5"/>
-        </w:numPr>
-      </w:pPr>
-      <w:r>
-        <w:t>salvataggio automatico offerta in fase di visualizzazione riepilogo (allo scopo di generare un protocollo);</w:t>
-      </w:r>
-    </w:p>
-    <w:p>
-      <w:pPr>
-        <w:pStyle w:val="Paragrafoelenco"/>
-        <w:numPr>
-          <w:ilvl w:val="0"/>
-          <w:numId w:val="5"/>
-        </w:numPr>
-      </w:pPr>
-      <w:r>
-        <w:t>formattazione importi con separatore migliaia;</w:t>
-      </w:r>
-    </w:p>
-    <w:p>
-      <w:pPr>
-        <w:pStyle w:val="Paragrafoelenco"/>
-        <w:numPr>
-          <w:ilvl w:val="0"/>
-          <w:numId w:val="5"/>
-        </w:numPr>
-      </w:pPr>
-      <w:r>
-        <w:t>creazione e salvataggio pdf in fase di salvataggio offerta; </w:t>
-      </w:r>
-    </w:p>
-    <w:p>
-      <w:pPr>
-        <w:pStyle w:val="Paragrafoelenco"/>
-        <w:numPr>
-          <w:ilvl w:val="0"/>
-          <w:numId w:val="5"/>
-        </w:numPr>
-      </w:pPr>
-      <w:r>
-        <w:t>nome file pdf: Offerta_&lt;numero lavorazione&gt;</w:t>
-      </w:r>
-    </w:p>
-    <w:p>
-      <w:pPr>
-        <w:pStyle w:val="Paragrafoelenco"/>
-        <w:numPr>
-          <w:ilvl w:val="0"/>
-          <w:numId w:val="5"/>
-        </w:numPr>
-      </w:pPr>
-      <w:r>
-        <w:t>in fase di creazione/modifica evento non è più possibile passare da un sottotipo risorsa ad un altro </w:t>
-      </w:r>
-    </w:p>
-    <w:p>
-      <w:pPr>
-        <w:pStyle w:val="Paragrafoelenco"/>
-      </w:pPr>
-      <w:r>
-        <w:t>Es. se sto creando un evento per un dipendente non visualizzerò più nell'elenco le tipologie regie o extra; se sto creando un evento per regie o extra non visualizzerò più i dipendenti.</w:t>
-      </w:r>
-    </w:p>
-    <w:p>
-      <w:pPr>
-        <w:pStyle w:val="Paragrafoelenco"/>
-        <w:numPr>
-          <w:ilvl w:val="0"/>
-          <w:numId w:val="5"/>
-        </w:numPr>
-      </w:pPr>
-      <w:r>
-        <w:t xml:space="preserve">Aggiustamenti layout Pagina Articoli </w:t>
-      </w:r>
-    </w:p>
-    <w:p>
-      <w:pPr>
-        <w:pStyle w:val="Paragrafoelenco"/>
-        <w:numPr>
-          <w:ilvl w:val="0"/>
-          <w:numId w:val="5"/>
-        </w:numPr>
-      </w:pPr>
-      <w:r>
-        <w:t>Aggiustamento nomi campi Pagina Protocolli</w:t>
-      </w:r>
-    </w:p>
-    <w:p>
-      <w:pPr>
-        <w:pStyle w:val="Sottotitolo"/>
-      </w:pPr>
-    </w:p>
-    <w:p>
-      <w:pPr>
-        <w:pStyle w:val="Sottotitolo"/>
-      </w:pPr>
-      <w:r>
-        <w:t>Versione1.18 del 07/04/2019</w:t>
-      </w:r>
-    </w:p>
-    <w:p>
-      <w:pPr>
-        <w:pStyle w:val="Paragrafoelenco"/>
-        <w:numPr>
-          <w:ilvl w:val="0"/>
-          <w:numId w:val="5"/>
-        </w:numPr>
-      </w:pPr>
-      <w:r>
-        <w:t>Aggiunti campi Data Inizio Lavorazione e Produzione alla tabella Protocollo</w:t>
-      </w:r>
-    </w:p>
-    <w:p>
-      <w:pPr>
-        <w:pStyle w:val="Paragrafoelenco"/>
-        <w:numPr>
-          <w:ilvl w:val="0"/>
-          <w:numId w:val="5"/>
-        </w:numPr>
-      </w:pPr>
-      <w:r>
-        <w:t>Aggiunti campi ricerca Genere Gruppo e Sottogruppo alla pagina Articoli</w:t>
-      </w:r>
-    </w:p>
-    <w:p>
-      <w:pPr>
-        <w:pStyle w:val="Paragrafoelenco"/>
-        <w:numPr>
-          <w:ilvl w:val="0"/>
-          <w:numId w:val="5"/>
-        </w:numPr>
-      </w:pPr>
-      <w:r>
-        <w:t>Aumentata altezza Descrizione Lunga in pagina Articoli</w:t>
-      </w:r>
-    </w:p>
-    <w:p>
-      <w:pPr>
-        <w:pStyle w:val="Paragrafoelenco"/>
-        <w:numPr>
-          <w:ilvl w:val="0"/>
-          <w:numId w:val="5"/>
-        </w:numPr>
-      </w:pPr>
-      <w:r>
-        <w:t>Invertito ordine Descrizione Breve - Descrizione Lunga in tutte le schermate degli Articoli</w:t>
-      </w:r>
-    </w:p>
-    <w:p>
-      <w:pPr>
-        <w:pStyle w:val="Paragrafoelenco"/>
-        <w:numPr>
-          <w:ilvl w:val="0"/>
-          <w:numId w:val="5"/>
-        </w:numPr>
-      </w:pPr>
-      <w:r>
-        <w:t>Aggiunto campo descrizione agli Articoli Associati</w:t>
-      </w:r>
-    </w:p>
-    <w:p>
-      <w:pPr>
-        <w:pStyle w:val="Paragrafoelenco"/>
-        <w:numPr>
-          <w:ilvl w:val="0"/>
-          <w:numId w:val="5"/>
-        </w:numPr>
-      </w:pPr>
-      <w:r>
-        <w:t>Aggiunta ricerca Codice Lavorazione dalla tabella Agenda su pagina Protocollo</w:t>
-      </w:r>
-    </w:p>
-    <w:p/>
-    <w:p>
-      <w:pPr>
-        <w:pStyle w:val="Sottotitolo"/>
-      </w:pPr>
-      <w:r>
-        <w:t>Versione1.17 del 01/04/2019</w:t>
-      </w:r>
-    </w:p>
-    <w:p>
-      <w:pPr>
-        <w:pStyle w:val="Paragrafoelenco"/>
-        <w:numPr>
-          <w:ilvl w:val="0"/>
-          <w:numId w:val="4"/>
-        </w:numPr>
-      </w:pPr>
-      <w:r>
-        <w:t>Modificata grafica Tab Offerta</w:t>
-      </w:r>
-    </w:p>
-    <w:p>
-      <w:pPr>
-        <w:pStyle w:val="Paragrafoelenco"/>
-        <w:numPr>
-          <w:ilvl w:val="0"/>
-          <w:numId w:val="4"/>
-        </w:numPr>
-      </w:pPr>
-      <w:r>
-        <w:t>Campi Produzione e Luogo modificabili su evento in fase di Offerta</w:t>
-      </w:r>
-    </w:p>
-    <w:p>
-      <w:pPr>
-        <w:pStyle w:val="Sottotitolo"/>
-      </w:pPr>
-    </w:p>
-    <w:p>
-      <w:pPr>
-        <w:pStyle w:val="Sottotitolo"/>
-      </w:pPr>
-      <w:r>
-        <w:t>Versione1.16 del 30/03/2019</w:t>
-      </w:r>
-    </w:p>
-    <w:p>
-      <w:pPr>
-        <w:pStyle w:val="Paragrafoelenco"/>
-        <w:numPr>
-          <w:ilvl w:val="0"/>
-          <w:numId w:val="3"/>
-        </w:numPr>
-      </w:pPr>
-      <w:r>
         <w:t>Gestione concorrenza uso Tender (non è possibile utilizzare lo stesso tendere su più eventi nello stesso giorno)</w:t>
       </w:r>
     </w:p>

--- a/VideoSystemWeb/DOCUMENTI/HELP/HELP VIDEOSYSTEM.docx
+++ b/VideoSystemWeb/DOCUMENTI/HELP/HELP VIDEOSYSTEM.docx
@@ -15,16 +15,22 @@
         <w:t>Versione 2.1.</w:t>
       </w:r>
       <w:r>
-        <w:t>2</w:t>
+        <w:t>3</w:t>
       </w:r>
       <w:r>
         <w:t xml:space="preserve"> del </w:t>
       </w:r>
       <w:r>
-        <w:t>26</w:t>
-      </w:r>
-      <w:r>
-        <w:t>/09/2026</w:t>
+        <w:t>03</w:t>
+      </w:r>
+      <w:r>
+        <w:t>/</w:t>
+      </w:r>
+      <w:r>
+        <w:t>10</w:t>
+      </w:r>
+      <w:r>
+        <w:t>/2026</w:t>
       </w:r>
     </w:p>
     <w:p>
@@ -36,10 +42,24 @@
         </w:numPr>
       </w:pPr>
       <w:r>
-        <w:t xml:space="preserve">Scadenzario: </w:t>
-      </w:r>
-      <w:r>
-        <w:t>modifica ordinamento in base allo stato pagamento</w:t>
+        <w:t>Recupera offerta: ordinamento decrescente della lista dei codici lavorazione</w:t>
+      </w:r>
+    </w:p>
+    <w:p>
+      <w:pPr>
+        <w:pStyle w:val="Paragrafoelenco"/>
+        <w:numPr>
+          <w:ilvl w:val="0"/>
+          <w:numId w:val="66"/>
+        </w:numPr>
+      </w:pPr>
+      <w:proofErr w:type="spellStart"/>
+      <w:r>
+        <w:t>Bugfix</w:t>
+      </w:r>
+      <w:proofErr w:type="spellEnd"/>
+      <w:r>
+        <w:t xml:space="preserve"> consulente del lavoro: gestione valori mancanti nell’intestazione di ogni collaboratore (es. telefono)</w:t>
       </w:r>
     </w:p>
     <w:p>
@@ -47,6 +67,26 @@
         <w:pStyle w:val="Sottotitolo"/>
       </w:pPr>
       <w:r>
+        <w:t>Versione 2.1.2 del 26/09/2026</w:t>
+      </w:r>
+    </w:p>
+    <w:p>
+      <w:pPr>
+        <w:pStyle w:val="Paragrafoelenco"/>
+        <w:numPr>
+          <w:ilvl w:val="0"/>
+          <w:numId w:val="66"/>
+        </w:numPr>
+      </w:pPr>
+      <w:r>
+        <w:t>Scadenzario: modifica ordinamento in base allo stato pagamento</w:t>
+      </w:r>
+    </w:p>
+    <w:p>
+      <w:pPr>
+        <w:pStyle w:val="Sottotitolo"/>
+      </w:pPr>
+      <w:r>
         <w:t>Versione 2.1.1 del 19/09/2026</w:t>
       </w:r>
     </w:p>
@@ -87,8 +127,13 @@
         <w:t>12/09/2026 Visualizzazione Popup Lavorazione: aggiunto codice lavoro nell'intestazione della tab Offerta Gestione semaforo: Eliminata la possibilità di forzare il blocco; accesso libero alla lavorazione da parte dell'utente che l'ha bloccata e non rilasciata</w:t>
       </w:r>
       <w:r>
-        <w:t>; Aggiornamento versione e changelog</w:t>
-      </w:r>
+        <w:t xml:space="preserve">; Aggiornamento versione e </w:t>
+      </w:r>
+      <w:proofErr w:type="spellStart"/>
+      <w:r>
+        <w:t>changelog</w:t>
+      </w:r>
+      <w:proofErr w:type="spellEnd"/>
     </w:p>
     <w:p>
       <w:pPr>
@@ -183,8 +228,13 @@
         </w:numPr>
       </w:pPr>
       <w:r>
-        <w:t>20/07/2026 Statistiche Ricavi: gestione pregresso = null</w:t>
-      </w:r>
+        <w:t xml:space="preserve">20/07/2026 Statistiche Ricavi: gestione pregresso = </w:t>
+      </w:r>
+      <w:proofErr w:type="spellStart"/>
+      <w:r>
+        <w:t>null</w:t>
+      </w:r>
+      <w:proofErr w:type="spellEnd"/>
     </w:p>
     <w:p>
       <w:pPr>
@@ -231,7 +281,15 @@
         </w:numPr>
       </w:pPr>
       <w:r>
-        <w:t>25/06/2026 ReportTLTime: aggiunti filtri mese/anno</w:t>
+        <w:t xml:space="preserve">25/06/2026 </w:t>
+      </w:r>
+      <w:proofErr w:type="spellStart"/>
+      <w:r>
+        <w:t>ReportTLTime</w:t>
+      </w:r>
+      <w:proofErr w:type="spellEnd"/>
+      <w:r>
+        <w:t>: aggiunti filtri mese/anno</w:t>
       </w:r>
     </w:p>
     <w:p>
@@ -279,7 +337,15 @@
         </w:numPr>
       </w:pPr>
       <w:r>
-        <w:t>07/06/2026 Report Stampa Collaboratori: bugfix query; Ricerca lavorazione: inclusi offerta e Fattura CDI</w:t>
+        <w:t xml:space="preserve">07/06/2026 Report Stampa Collaboratori: </w:t>
+      </w:r>
+      <w:proofErr w:type="spellStart"/>
+      <w:r>
+        <w:t>bugfix</w:t>
+      </w:r>
+      <w:proofErr w:type="spellEnd"/>
+      <w:r>
+        <w:t xml:space="preserve"> query; Ricerca lavorazione: inclusi offerta e Fattura CDI</w:t>
       </w:r>
     </w:p>
     <w:p>
@@ -303,7 +369,15 @@
         </w:numPr>
       </w:pPr>
       <w:r>
-        <w:t>20/05/2026 Rimborso km: impostato importo lordo uguale al netto; Figure professionali: esclusi dalla ricerca i collaboratori non attivi; validazione specifica per CF; Report Consulente Lavoro: quota mista nella query letta dalla tabella di config; aggiunto conteggio collaboratori estratti; Scadenzario: aggiunto filtro mese/anno per impostare ricerca più velocemente</w:t>
+        <w:t xml:space="preserve">20/05/2026 Rimborso km: impostato importo lordo uguale al netto; Figure professionali: esclusi dalla ricerca i collaboratori non attivi; validazione specifica per CF; Report Consulente Lavoro: quota mista nella query letta dalla tabella di </w:t>
+      </w:r>
+      <w:proofErr w:type="spellStart"/>
+      <w:r>
+        <w:t>config</w:t>
+      </w:r>
+      <w:proofErr w:type="spellEnd"/>
+      <w:r>
+        <w:t>; aggiunto conteggio collaboratori estratti; Scadenzario: aggiunto filtro mese/anno per impostare ricerca più velocemente</w:t>
       </w:r>
     </w:p>
     <w:p>
@@ -315,6 +389,7 @@
         </w:numPr>
       </w:pPr>
       <w:r>
+        <w:lastRenderedPageBreak/>
         <w:t>16/05/2026 Stampa Collaboratori: sezione eliminata (disabilitata) Stampa Consulente del lavoro: Rinominato in Stampa Collaboratori; Visualizzazioni dettagliata e sintetica; Riorganizzazione delle colonne; Pulsante stampa nascosto; Nuovo filtro tempo determinato/indeterminato; Nome lavorazione spostato nel riepilogo; Filtro Nominativo spostato come prima voce Scadenzario: Nuovo filtro lavorazione (aggiunta anche colonna in griglia risultati)</w:t>
       </w:r>
     </w:p>
@@ -327,8 +402,515 @@
         </w:numPr>
       </w:pPr>
       <w:r>
+        <w:t xml:space="preserve">05/05/2026 Statistiche ricavi: </w:t>
+      </w:r>
+      <w:proofErr w:type="spellStart"/>
+      <w:r>
+        <w:t>bugfix</w:t>
+      </w:r>
+      <w:proofErr w:type="spellEnd"/>
+      <w:r>
+        <w:t xml:space="preserve"> query; Anagrafica collaboratori: </w:t>
+      </w:r>
+      <w:proofErr w:type="spellStart"/>
+      <w:r>
+        <w:t>bugfix</w:t>
+      </w:r>
+      <w:proofErr w:type="spellEnd"/>
+      <w:r>
+        <w:t xml:space="preserve"> inserimento telefono</w:t>
+      </w:r>
+    </w:p>
+    <w:p>
+      <w:pPr>
+        <w:pStyle w:val="Paragrafoelenco"/>
+        <w:numPr>
+          <w:ilvl w:val="0"/>
+          <w:numId w:val="66"/>
+        </w:numPr>
+      </w:pPr>
+      <w:r>
+        <w:t xml:space="preserve">04/05/2026 Anagrafica collaboratori: campi obbligatori; Lavorazione: sostituita voce 'Rimborso km' con 'Mista'; Stampa consulente del lavoro: prime modifiche per nuovi filtri (non terminata); </w:t>
+      </w:r>
+      <w:proofErr w:type="spellStart"/>
+      <w:r>
+        <w:t>bugfix</w:t>
+      </w:r>
+      <w:proofErr w:type="spellEnd"/>
+    </w:p>
+    <w:p>
+      <w:pPr>
+        <w:pStyle w:val="Paragrafoelenco"/>
+        <w:numPr>
+          <w:ilvl w:val="0"/>
+          <w:numId w:val="66"/>
+        </w:numPr>
+      </w:pPr>
+      <w:r>
+        <w:t xml:space="preserve">24/04/2026 Statistiche Costi: link alla lavorazione, filtro mese ed anno, descrizione lavorazione nell'intestazione, </w:t>
+      </w:r>
+      <w:proofErr w:type="spellStart"/>
+      <w:r>
+        <w:t>bugfix</w:t>
+      </w:r>
+      <w:proofErr w:type="spellEnd"/>
+    </w:p>
+    <w:p>
+      <w:pPr>
+        <w:pStyle w:val="Paragrafoelenco"/>
+        <w:numPr>
+          <w:ilvl w:val="0"/>
+          <w:numId w:val="66"/>
+        </w:numPr>
+      </w:pPr>
+      <w:r>
+        <w:t xml:space="preserve">21/04/2026 Statistiche Costi: </w:t>
+      </w:r>
+      <w:proofErr w:type="spellStart"/>
+      <w:r>
+        <w:t>Bugfix</w:t>
+      </w:r>
+      <w:proofErr w:type="spellEnd"/>
+      <w:r>
+        <w:t xml:space="preserve"> ricerca e popolamento tendina sottogruppo</w:t>
+      </w:r>
+    </w:p>
+    <w:p>
+      <w:pPr>
+        <w:pStyle w:val="Paragrafoelenco"/>
+        <w:numPr>
+          <w:ilvl w:val="0"/>
+          <w:numId w:val="66"/>
+        </w:numPr>
+      </w:pPr>
+      <w:r>
+        <w:t xml:space="preserve">14/04/2026 </w:t>
+      </w:r>
+      <w:proofErr w:type="spellStart"/>
+      <w:r>
+        <w:t>Bugfix</w:t>
+      </w:r>
+      <w:proofErr w:type="spellEnd"/>
+      <w:r>
+        <w:t xml:space="preserve"> Statistiche Costi</w:t>
+      </w:r>
+    </w:p>
+    <w:p>
+      <w:pPr>
+        <w:pStyle w:val="Paragrafoelenco"/>
+        <w:numPr>
+          <w:ilvl w:val="0"/>
+          <w:numId w:val="66"/>
+        </w:numPr>
+      </w:pPr>
+      <w:r>
+        <w:t xml:space="preserve">14/04/2026 </w:t>
+      </w:r>
+      <w:proofErr w:type="spellStart"/>
+      <w:r>
+        <w:t>Bugfix</w:t>
+      </w:r>
+      <w:proofErr w:type="spellEnd"/>
+      <w:r>
+        <w:t xml:space="preserve"> query Statistiche Costi</w:t>
+      </w:r>
+    </w:p>
+    <w:p>
+      <w:pPr>
+        <w:pStyle w:val="Paragrafoelenco"/>
+        <w:numPr>
+          <w:ilvl w:val="0"/>
+          <w:numId w:val="66"/>
+        </w:numPr>
+      </w:pPr>
+      <w:r>
+        <w:t xml:space="preserve">31/03/2026 Report Collaboratori: </w:t>
+      </w:r>
+      <w:proofErr w:type="spellStart"/>
+      <w:r>
+        <w:t>bugfix</w:t>
+      </w:r>
+      <w:proofErr w:type="spellEnd"/>
+      <w:r>
+        <w:t xml:space="preserve"> nella ricerca quando manca indirizzo e città</w:t>
+      </w:r>
+    </w:p>
+    <w:p>
+      <w:pPr>
+        <w:pStyle w:val="Paragrafoelenco"/>
+        <w:numPr>
+          <w:ilvl w:val="0"/>
+          <w:numId w:val="66"/>
+        </w:numPr>
+      </w:pPr>
+      <w:r>
+        <w:t xml:space="preserve">20/03/2026 Statistica Costi: </w:t>
+      </w:r>
+      <w:proofErr w:type="spellStart"/>
+      <w:r>
+        <w:t>Bugfix</w:t>
+      </w:r>
+      <w:proofErr w:type="spellEnd"/>
+      <w:r>
+        <w:t xml:space="preserve"> nome collaboratori</w:t>
+      </w:r>
+    </w:p>
+    <w:p>
+      <w:pPr>
+        <w:pStyle w:val="Paragrafoelenco"/>
+        <w:numPr>
+          <w:ilvl w:val="0"/>
+          <w:numId w:val="66"/>
+        </w:numPr>
+      </w:pPr>
+      <w:r>
+        <w:t xml:space="preserve">19/03/2026 Scadenzario: </w:t>
+      </w:r>
+      <w:proofErr w:type="spellStart"/>
+      <w:r>
+        <w:t>bugfix</w:t>
+      </w:r>
+      <w:proofErr w:type="spellEnd"/>
+      <w:r>
+        <w:t xml:space="preserve"> filtro fornitori e clienti che includeva anche buste paga</w:t>
+      </w:r>
+    </w:p>
+    <w:p>
+      <w:pPr>
+        <w:pStyle w:val="Paragrafoelenco"/>
+        <w:numPr>
+          <w:ilvl w:val="0"/>
+          <w:numId w:val="66"/>
+        </w:numPr>
+      </w:pPr>
+      <w:r>
+        <w:t>17/03/2026 Statistiche Ricavi: ripristino dell'importo lordo</w:t>
+      </w:r>
+    </w:p>
+    <w:p>
+      <w:pPr>
+        <w:pStyle w:val="Paragrafoelenco"/>
+        <w:numPr>
+          <w:ilvl w:val="0"/>
+          <w:numId w:val="66"/>
+        </w:numPr>
+      </w:pPr>
+      <w:r>
+        <w:t>17/03/2026 Statistiche: sostituzione dell'importo lordo con l'importo netto; Scadenzario: filtro busta paga aggiunto in 'tutti'</w:t>
+      </w:r>
+    </w:p>
+    <w:p>
+      <w:pPr>
+        <w:pStyle w:val="Paragrafoelenco"/>
+        <w:numPr>
+          <w:ilvl w:val="0"/>
+          <w:numId w:val="66"/>
+        </w:numPr>
+      </w:pPr>
+      <w:r>
+        <w:t>15/03/2026 Statistiche costi: filtro fornitore agisce anche sul collaboratore, le diarie vengono elencate e non più raggruppate</w:t>
+      </w:r>
+    </w:p>
+    <w:p>
+      <w:pPr>
+        <w:pStyle w:val="Paragrafoelenco"/>
+        <w:numPr>
+          <w:ilvl w:val="0"/>
+          <w:numId w:val="66"/>
+        </w:numPr>
+      </w:pPr>
+      <w:r>
+        <w:t>08/03/2026 Statistiche costi: separazione collaboratori assunti; data esatta nei collaboratori; Statistiche ricavi: totale listino costo e ricavo in cima alla griglia</w:t>
+      </w:r>
+    </w:p>
+    <w:p>
+      <w:pPr>
+        <w:pStyle w:val="Paragrafoelenco"/>
+        <w:numPr>
+          <w:ilvl w:val="0"/>
+          <w:numId w:val="66"/>
+        </w:numPr>
+      </w:pPr>
+      <w:r>
+        <w:t>26/02/2026 Modifica query statistiche Costi</w:t>
+      </w:r>
+    </w:p>
+    <w:p>
+      <w:pPr>
+        <w:pStyle w:val="Paragrafoelenco"/>
+        <w:numPr>
+          <w:ilvl w:val="0"/>
+          <w:numId w:val="66"/>
+        </w:numPr>
+      </w:pPr>
+      <w:r>
+        <w:t>24/02/2026 Visualizzazione Documento Offerta in Statistiche Costi se non presente fattura; Impaginazione e visualizzazione totali in cima alla griglia in statistiche Costi</w:t>
+      </w:r>
+    </w:p>
+    <w:p>
+      <w:pPr>
+        <w:pStyle w:val="Paragrafoelenco"/>
+        <w:numPr>
+          <w:ilvl w:val="0"/>
+          <w:numId w:val="66"/>
+        </w:numPr>
+      </w:pPr>
+      <w:r>
+        <w:t>14/02/2026 Visualizzazione Collaboratori</w:t>
+      </w:r>
+    </w:p>
+    <w:p>
+      <w:pPr>
+        <w:pStyle w:val="Paragrafoelenco"/>
+        <w:numPr>
+          <w:ilvl w:val="0"/>
+          <w:numId w:val="66"/>
+        </w:numPr>
+      </w:pPr>
+      <w:r>
+        <w:t>14/02/2026 Separazione Collaboratori a Fattura; Impaginazione Statistiche Costi</w:t>
+      </w:r>
+    </w:p>
+    <w:p>
+      <w:pPr>
+        <w:pStyle w:val="Paragrafoelenco"/>
+        <w:numPr>
+          <w:ilvl w:val="0"/>
+          <w:numId w:val="66"/>
+        </w:numPr>
+      </w:pPr>
+      <w:r>
+        <w:t xml:space="preserve">14/02/2026 </w:t>
+      </w:r>
+      <w:proofErr w:type="spellStart"/>
+      <w:r>
+        <w:t>Bugfix</w:t>
+      </w:r>
+      <w:proofErr w:type="spellEnd"/>
+      <w:r>
+        <w:t xml:space="preserve"> statistica costi, visualizzazione fattura e interventi minori</w:t>
+      </w:r>
+    </w:p>
+    <w:p>
+      <w:pPr>
+        <w:pStyle w:val="Paragrafoelenco"/>
+        <w:numPr>
+          <w:ilvl w:val="0"/>
+          <w:numId w:val="66"/>
+        </w:numPr>
+      </w:pPr>
+      <w:r>
+        <w:t xml:space="preserve">08/02/2026 </w:t>
+      </w:r>
+      <w:proofErr w:type="spellStart"/>
+      <w:r>
+        <w:t>Bugfix</w:t>
+      </w:r>
+      <w:proofErr w:type="spellEnd"/>
+      <w:r>
+        <w:t xml:space="preserve"> lavorazione e statistiche costi</w:t>
+      </w:r>
+    </w:p>
+    <w:p>
+      <w:pPr>
+        <w:pStyle w:val="Paragrafoelenco"/>
+        <w:numPr>
+          <w:ilvl w:val="0"/>
+          <w:numId w:val="66"/>
+        </w:numPr>
+      </w:pPr>
+      <w:r>
+        <w:t>31/01/2026 Nuova gestione Genere Gruppo Sottogruppo; Modifiche varie</w:t>
+      </w:r>
+    </w:p>
+    <w:p>
+      <w:pPr>
+        <w:pStyle w:val="Paragrafoelenco"/>
+        <w:numPr>
+          <w:ilvl w:val="0"/>
+          <w:numId w:val="66"/>
+        </w:numPr>
+      </w:pPr>
+      <w:r>
+        <w:t>05/01/2026 Modifica tipologia Personale Tecnico</w:t>
+      </w:r>
+    </w:p>
+    <w:p>
+      <w:pPr>
+        <w:pStyle w:val="Paragrafoelenco"/>
+        <w:numPr>
+          <w:ilvl w:val="0"/>
+          <w:numId w:val="66"/>
+        </w:numPr>
+      </w:pPr>
+      <w:r>
+        <w:t>10/12/2025 Nuovo filtro scadenzario; Modifica note consuntivo</w:t>
+      </w:r>
+    </w:p>
+    <w:p>
+      <w:pPr>
+        <w:pStyle w:val="Paragrafoelenco"/>
+        <w:numPr>
+          <w:ilvl w:val="0"/>
+          <w:numId w:val="66"/>
+        </w:numPr>
+      </w:pPr>
+      <w:r>
+        <w:t xml:space="preserve">30/11/2025 </w:t>
+      </w:r>
+      <w:proofErr w:type="spellStart"/>
+      <w:r>
+        <w:t>Bugfix</w:t>
+      </w:r>
+      <w:proofErr w:type="spellEnd"/>
+      <w:r>
+        <w:t xml:space="preserve"> Collaboratori di Giornata</w:t>
+      </w:r>
+    </w:p>
+    <w:p>
+      <w:pPr>
+        <w:pStyle w:val="Paragrafoelenco"/>
+        <w:numPr>
+          <w:ilvl w:val="0"/>
+          <w:numId w:val="66"/>
+        </w:numPr>
+      </w:pPr>
+      <w:r>
+        <w:t xml:space="preserve">21/11/2025 </w:t>
+      </w:r>
+      <w:proofErr w:type="spellStart"/>
+      <w:r>
+        <w:t>Bugfix</w:t>
+      </w:r>
+      <w:proofErr w:type="spellEnd"/>
+      <w:r>
+        <w:t xml:space="preserve"> protocollo; Campo protocollo in scadenzario; colonna ex-dipendenti disabilitata di default</w:t>
+      </w:r>
+    </w:p>
+    <w:p>
+      <w:pPr>
+        <w:pStyle w:val="Paragrafoelenco"/>
+        <w:numPr>
+          <w:ilvl w:val="0"/>
+          <w:numId w:val="66"/>
+        </w:numPr>
+      </w:pPr>
+      <w:r>
+        <w:t>20/11/2025 Nuovo stato 'Fattura SDI' attivabile in fase di protocollo; nuova colonna 'Ex-dipendenti' in Agenda; correzione bug nella query dello Scadenzario</w:t>
+      </w:r>
+    </w:p>
+    <w:p>
+      <w:pPr>
+        <w:pStyle w:val="Paragrafoelenco"/>
+        <w:numPr>
+          <w:ilvl w:val="0"/>
+          <w:numId w:val="66"/>
+        </w:numPr>
+      </w:pPr>
+      <w:r>
+        <w:t>27/09/2025 Bug filtri date in Stampa Collaboratori</w:t>
+      </w:r>
+    </w:p>
+    <w:p>
+      <w:pPr>
+        <w:pStyle w:val="Paragrafoelenco"/>
+        <w:numPr>
+          <w:ilvl w:val="0"/>
+          <w:numId w:val="66"/>
+        </w:numPr>
+      </w:pPr>
+      <w:r>
+        <w:t xml:space="preserve">23/09/2025 Modifica al campo Quantità in </w:t>
+      </w:r>
+      <w:proofErr w:type="spellStart"/>
+      <w:r>
+        <w:t>Dati_Articoli_Lavorazione</w:t>
+      </w:r>
+      <w:proofErr w:type="spellEnd"/>
+    </w:p>
+    <w:p>
+      <w:pPr>
+        <w:pStyle w:val="Paragrafoelenco"/>
+        <w:numPr>
+          <w:ilvl w:val="0"/>
+          <w:numId w:val="66"/>
+        </w:numPr>
+      </w:pPr>
+      <w:r>
+        <w:t>19/05/2025 Campo Cliente/Fornitore obbligatorio in Protocolli</w:t>
+      </w:r>
+    </w:p>
+    <w:p>
+      <w:pPr>
+        <w:pStyle w:val="Paragrafoelenco"/>
+        <w:numPr>
+          <w:ilvl w:val="0"/>
+          <w:numId w:val="66"/>
+        </w:numPr>
+      </w:pPr>
+      <w:r>
+        <w:t>04/04/2025 Segnalazione Statistiche costi</w:t>
+      </w:r>
+    </w:p>
+    <w:p>
+      <w:pPr>
+        <w:pStyle w:val="Paragrafoelenco"/>
+        <w:numPr>
+          <w:ilvl w:val="0"/>
+          <w:numId w:val="66"/>
+        </w:numPr>
+      </w:pPr>
+      <w:r>
+        <w:t>30/03/2025 Ricerca in scadenzario per data fattura e interventi vari su Protocollo e Scadenzario</w:t>
+      </w:r>
+    </w:p>
+    <w:p>
+      <w:pPr>
+        <w:pStyle w:val="Paragrafoelenco"/>
+        <w:numPr>
+          <w:ilvl w:val="0"/>
+          <w:numId w:val="66"/>
+        </w:numPr>
+      </w:pPr>
+      <w:r>
+        <w:t>16/07/2024 Modifiche Gestione Protocolli, Statistiche Ricavi ed errore creazione Offerta</w:t>
+      </w:r>
+    </w:p>
+    <w:p>
+      <w:pPr>
+        <w:pStyle w:val="Paragrafoelenco"/>
+        <w:numPr>
+          <w:ilvl w:val="0"/>
+          <w:numId w:val="66"/>
+        </w:numPr>
+      </w:pPr>
+      <w:r>
+        <w:t>12/07/2024 Modifiche Protocollazione</w:t>
+      </w:r>
+    </w:p>
+    <w:p>
+      <w:pPr>
+        <w:pStyle w:val="Paragrafoelenco"/>
+        <w:numPr>
+          <w:ilvl w:val="0"/>
+          <w:numId w:val="66"/>
+        </w:numPr>
+      </w:pPr>
+      <w:r>
+        <w:t>07/07/2024 versione</w:t>
+      </w:r>
+    </w:p>
+    <w:p>
+      <w:pPr>
+        <w:pStyle w:val="Paragrafoelenco"/>
+        <w:numPr>
+          <w:ilvl w:val="0"/>
+          <w:numId w:val="66"/>
+        </w:numPr>
+      </w:pPr>
+      <w:r>
         <w:lastRenderedPageBreak/>
-        <w:t>05/05/2026 Statistiche ricavi: bugfix query; Anagrafica collaboratori: bugfix inserimento telefono</w:t>
+        <w:t>06/07/2024 Gestione data Fattura; Modifica query Ricerca Protocollo; risultati duplicati in Statistica Ricavi</w:t>
       </w:r>
     </w:p>
     <w:p>
@@ -340,7 +922,7 @@
         </w:numPr>
       </w:pPr>
       <w:r>
-        <w:t>04/05/2026 Anagrafica collaboratori: campi obbligatori; Lavorazione: sostituita voce 'Rimborso km' con 'Mista'; Stampa consulente del lavoro: prime modifiche per nuovi filtri (non terminata); bugfix</w:t>
+        <w:t>10/05/2024 Ordinamento risultati Cerca Lavorazione</w:t>
       </w:r>
     </w:p>
     <w:p>
@@ -352,7 +934,7 @@
         </w:numPr>
       </w:pPr>
       <w:r>
-        <w:t>24/04/2026 Statistiche Costi: link alla lavorazione, filtro mese ed anno, descrizione lavorazione nell'intestazione, bugfix</w:t>
+        <w:t>10/05/2024 Modifiche Cerca Lavorazione</w:t>
       </w:r>
     </w:p>
     <w:p>
@@ -364,7 +946,7 @@
         </w:numPr>
       </w:pPr>
       <w:r>
-        <w:t>21/04/2026 Statistiche Costi: Bugfix ricerca e popolamento tendina sottogruppo</w:t>
+        <w:t>10/05/2024 Modifiche Cerca Lavorazione</w:t>
       </w:r>
     </w:p>
     <w:p>
@@ -376,7 +958,7 @@
         </w:numPr>
       </w:pPr>
       <w:r>
-        <w:t>14/04/2026 Bugfix Statistiche Costi</w:t>
+        <w:t>09/05/2024 Modifiche Cerca Lavorazione</w:t>
       </w:r>
     </w:p>
     <w:p>
@@ -388,7 +970,7 @@
         </w:numPr>
       </w:pPr>
       <w:r>
-        <w:t>14/04/2026 Bugfix query Statistiche Costi</w:t>
+        <w:t>23/04/2024 Nuova funzionalità Cerca Lavorazione</w:t>
       </w:r>
     </w:p>
     <w:p>
@@ -400,7 +982,7 @@
         </w:numPr>
       </w:pPr>
       <w:r>
-        <w:t>31/03/2026 Report Collaboratori: bugfix nella ricerca quando manca indirizzo e città</w:t>
+        <w:t>08/03/2024 Modifiche Statistiche Costi</w:t>
       </w:r>
     </w:p>
     <w:p>
@@ -412,7 +994,7 @@
         </w:numPr>
       </w:pPr>
       <w:r>
-        <w:t>20/03/2026 Statistica Costi: Bugfix nome collaboratori</w:t>
+        <w:t>08/03/2024 Recupero fattura fornitore da Statistiche Costi; sostituzione filtro 'Fatturato' con 'Codice Lavorazione' in Statistiche Costi</w:t>
       </w:r>
     </w:p>
     <w:p>
@@ -424,7 +1006,7 @@
         </w:numPr>
       </w:pPr>
       <w:r>
-        <w:t>19/03/2026 Scadenzario: bugfix filtro fornitori e clienti che includeva anche buste paga</w:t>
+        <w:t>07/03/2024 Recupero fattura fornitore da Statistiche Costi; sostituzione filtro 'Fatturato' con 'Codice Lavorazione' in Statistiche Costi</w:t>
       </w:r>
     </w:p>
     <w:p>
@@ -436,7 +1018,7 @@
         </w:numPr>
       </w:pPr>
       <w:r>
-        <w:t>17/03/2026 Statistiche Ricavi: ripristino dell'importo lordo</w:t>
+        <w:t>07/03/2024 Recupero fattura fornitore da Statistiche Costi; sostituzione filtro 'Fatturato' con 'Codice Lavorazione' in Statistiche Costi</w:t>
       </w:r>
     </w:p>
     <w:p>
@@ -448,7 +1030,15 @@
         </w:numPr>
       </w:pPr>
       <w:r>
-        <w:t>17/03/2026 Statistiche: sostituzione dell'importo lordo con l'importo netto; Scadenzario: filtro busta paga aggiunto in 'tutti'</w:t>
+        <w:t xml:space="preserve">08/10/2023 </w:t>
+      </w:r>
+      <w:proofErr w:type="spellStart"/>
+      <w:r>
+        <w:t>Bugfix</w:t>
+      </w:r>
+      <w:proofErr w:type="spellEnd"/>
+      <w:r>
+        <w:t xml:space="preserve"> costi lavorazione</w:t>
       </w:r>
     </w:p>
     <w:p>
@@ -460,7 +1050,7 @@
         </w:numPr>
       </w:pPr>
       <w:r>
-        <w:t>15/03/2026 Statistiche costi: filtro fornitore agisce anche sul collaboratore, le diarie vengono elencate e non più raggruppate</w:t>
+        <w:t>03/10/2023 modifica filtro lavorazione in statistiche costi</w:t>
       </w:r>
     </w:p>
     <w:p>
@@ -472,7 +1062,15 @@
         </w:numPr>
       </w:pPr>
       <w:r>
-        <w:t>08/03/2026 Statistiche costi: separazione collaboratori assunti; data esatta nei collaboratori; Statistiche ricavi: totale listino costo e ricavo in cima alla griglia</w:t>
+        <w:t xml:space="preserve">03/10/2023 </w:t>
+      </w:r>
+      <w:proofErr w:type="spellStart"/>
+      <w:r>
+        <w:t>bugfix</w:t>
+      </w:r>
+      <w:proofErr w:type="spellEnd"/>
+      <w:r>
+        <w:t xml:space="preserve"> statistiche costi</w:t>
       </w:r>
     </w:p>
     <w:p>
@@ -484,7 +1082,15 @@
         </w:numPr>
       </w:pPr>
       <w:r>
-        <w:t>26/02/2026 Modifica query statistiche Costi</w:t>
+        <w:t xml:space="preserve">03/10/2023 </w:t>
+      </w:r>
+      <w:proofErr w:type="spellStart"/>
+      <w:r>
+        <w:t>bugfix</w:t>
+      </w:r>
+      <w:proofErr w:type="spellEnd"/>
+      <w:r>
+        <w:t xml:space="preserve"> statistiche costi</w:t>
       </w:r>
     </w:p>
     <w:p>
@@ -496,404 +1102,15 @@
         </w:numPr>
       </w:pPr>
       <w:r>
-        <w:t>24/02/2026 Visualizzazione Documento Offerta in Statistiche Costi se non presente fattura; Impaginazione e visualizzazione totali in cima alla griglia in statistiche Costi</w:t>
-      </w:r>
-    </w:p>
-    <w:p>
-      <w:pPr>
-        <w:pStyle w:val="Paragrafoelenco"/>
-        <w:numPr>
-          <w:ilvl w:val="0"/>
-          <w:numId w:val="66"/>
-        </w:numPr>
-      </w:pPr>
-      <w:r>
-        <w:t>14/02/2026 Visualizzazione Collaboratori</w:t>
-      </w:r>
-    </w:p>
-    <w:p>
-      <w:pPr>
-        <w:pStyle w:val="Paragrafoelenco"/>
-        <w:numPr>
-          <w:ilvl w:val="0"/>
-          <w:numId w:val="66"/>
-        </w:numPr>
-      </w:pPr>
-      <w:r>
-        <w:t>14/02/2026 Separazione Collaboratori a Fattura; Impaginazione Statistiche Costi</w:t>
-      </w:r>
-    </w:p>
-    <w:p>
-      <w:pPr>
-        <w:pStyle w:val="Paragrafoelenco"/>
-        <w:numPr>
-          <w:ilvl w:val="0"/>
-          <w:numId w:val="66"/>
-        </w:numPr>
-      </w:pPr>
-      <w:r>
-        <w:t>14/02/2026 Bugfix statistica costi, visualizzazione fattura e interventi minori</w:t>
-      </w:r>
-    </w:p>
-    <w:p>
-      <w:pPr>
-        <w:pStyle w:val="Paragrafoelenco"/>
-        <w:numPr>
-          <w:ilvl w:val="0"/>
-          <w:numId w:val="66"/>
-        </w:numPr>
-      </w:pPr>
-      <w:r>
-        <w:t>08/02/2026 Bugfix lavorazione e statistiche costi</w:t>
-      </w:r>
-    </w:p>
-    <w:p>
-      <w:pPr>
-        <w:pStyle w:val="Paragrafoelenco"/>
-        <w:numPr>
-          <w:ilvl w:val="0"/>
-          <w:numId w:val="66"/>
-        </w:numPr>
-      </w:pPr>
-      <w:r>
-        <w:t>31/01/2026 Nuova gestione Genere Gruppo Sottogruppo; Modifiche varie</w:t>
-      </w:r>
-    </w:p>
-    <w:p>
-      <w:pPr>
-        <w:pStyle w:val="Paragrafoelenco"/>
-        <w:numPr>
-          <w:ilvl w:val="0"/>
-          <w:numId w:val="66"/>
-        </w:numPr>
-      </w:pPr>
-      <w:r>
-        <w:t>05/01/2026 Modifica tipologia Personale Tecnico</w:t>
-      </w:r>
-    </w:p>
-    <w:p>
-      <w:pPr>
-        <w:pStyle w:val="Paragrafoelenco"/>
-        <w:numPr>
-          <w:ilvl w:val="0"/>
-          <w:numId w:val="66"/>
-        </w:numPr>
-      </w:pPr>
-      <w:r>
-        <w:t>10/12/2025 Nuovo filtro scadenzario; Modifica note consuntivo</w:t>
-      </w:r>
-    </w:p>
-    <w:p>
-      <w:pPr>
-        <w:pStyle w:val="Paragrafoelenco"/>
-        <w:numPr>
-          <w:ilvl w:val="0"/>
-          <w:numId w:val="66"/>
-        </w:numPr>
-      </w:pPr>
-      <w:r>
-        <w:t>30/11/2025 Bugfix Collaboratori di Giornata</w:t>
-      </w:r>
-    </w:p>
-    <w:p>
-      <w:pPr>
-        <w:pStyle w:val="Paragrafoelenco"/>
-        <w:numPr>
-          <w:ilvl w:val="0"/>
-          <w:numId w:val="66"/>
-        </w:numPr>
-      </w:pPr>
-      <w:r>
-        <w:t>21/11/2025 Bugfix protocollo; Campo protocollo in scadenzario; colonna ex-dipendenti disabilitata di default</w:t>
-      </w:r>
-    </w:p>
-    <w:p>
-      <w:pPr>
-        <w:pStyle w:val="Paragrafoelenco"/>
-        <w:numPr>
-          <w:ilvl w:val="0"/>
-          <w:numId w:val="66"/>
-        </w:numPr>
-      </w:pPr>
-      <w:r>
-        <w:t>20/11/2025 Nuovo stato 'Fattura SDI' attivabile in fase di protocollo; nuova colonna 'Ex-dipendenti' in Agenda; correzione bug nella query dello Scadenzario</w:t>
-      </w:r>
-    </w:p>
-    <w:p>
-      <w:pPr>
-        <w:pStyle w:val="Paragrafoelenco"/>
-        <w:numPr>
-          <w:ilvl w:val="0"/>
-          <w:numId w:val="66"/>
-        </w:numPr>
-      </w:pPr>
-      <w:r>
-        <w:t>27/09/2025 Bug filtri date in Stampa Collaboratori</w:t>
-      </w:r>
-    </w:p>
-    <w:p>
-      <w:pPr>
-        <w:pStyle w:val="Paragrafoelenco"/>
-        <w:numPr>
-          <w:ilvl w:val="0"/>
-          <w:numId w:val="66"/>
-        </w:numPr>
-      </w:pPr>
-      <w:r>
-        <w:t>23/09/2025 Modifica al campo Quantità in Dati_Articoli_Lavorazione</w:t>
-      </w:r>
-    </w:p>
-    <w:p>
-      <w:pPr>
-        <w:pStyle w:val="Paragrafoelenco"/>
-        <w:numPr>
-          <w:ilvl w:val="0"/>
-          <w:numId w:val="66"/>
-        </w:numPr>
-      </w:pPr>
-      <w:r>
-        <w:t>19/05/2025 Campo Cliente/Fornitore obbligatorio in Protocolli</w:t>
-      </w:r>
-    </w:p>
-    <w:p>
-      <w:pPr>
-        <w:pStyle w:val="Paragrafoelenco"/>
-        <w:numPr>
-          <w:ilvl w:val="0"/>
-          <w:numId w:val="66"/>
-        </w:numPr>
-      </w:pPr>
-      <w:r>
-        <w:t>04/04/2025 Segnalazione Statistiche costi</w:t>
-      </w:r>
-    </w:p>
-    <w:p>
-      <w:pPr>
-        <w:pStyle w:val="Paragrafoelenco"/>
-        <w:numPr>
-          <w:ilvl w:val="0"/>
-          <w:numId w:val="66"/>
-        </w:numPr>
-      </w:pPr>
-      <w:r>
-        <w:t>30/03/2025 Ricerca in scadenzario per data fattura e interventi vari su Protocollo e Scadenzario</w:t>
-      </w:r>
-    </w:p>
-    <w:p>
-      <w:pPr>
-        <w:pStyle w:val="Paragrafoelenco"/>
-        <w:numPr>
-          <w:ilvl w:val="0"/>
-          <w:numId w:val="66"/>
-        </w:numPr>
-      </w:pPr>
-      <w:r>
-        <w:t>16/07/2024 Modifiche Gestione Protocolli, Statistiche Ricavi ed errore creazione Offerta</w:t>
-      </w:r>
-    </w:p>
-    <w:p>
-      <w:pPr>
-        <w:pStyle w:val="Paragrafoelenco"/>
-        <w:numPr>
-          <w:ilvl w:val="0"/>
-          <w:numId w:val="66"/>
-        </w:numPr>
-      </w:pPr>
-      <w:r>
-        <w:t>12/07/2024 Modifiche Protocollazione</w:t>
-      </w:r>
-    </w:p>
-    <w:p>
-      <w:pPr>
-        <w:pStyle w:val="Paragrafoelenco"/>
-        <w:numPr>
-          <w:ilvl w:val="0"/>
-          <w:numId w:val="66"/>
-        </w:numPr>
-      </w:pPr>
-      <w:r>
-        <w:t>07/07/2024 versione</w:t>
-      </w:r>
-    </w:p>
-    <w:p>
-      <w:pPr>
-        <w:pStyle w:val="Paragrafoelenco"/>
-        <w:numPr>
-          <w:ilvl w:val="0"/>
-          <w:numId w:val="66"/>
-        </w:numPr>
-      </w:pPr>
-      <w:r>
-        <w:t>06/07/2024 Gestione data Fattura; Modifica query Ricerca Protocollo; risultati duplicati in Statistica Ricavi</w:t>
-      </w:r>
-    </w:p>
-    <w:p>
-      <w:pPr>
-        <w:pStyle w:val="Paragrafoelenco"/>
-        <w:numPr>
-          <w:ilvl w:val="0"/>
-          <w:numId w:val="66"/>
-        </w:numPr>
-      </w:pPr>
-      <w:r>
-        <w:t>10/05/2024 Ordinamento risultati Cerca Lavorazione</w:t>
-      </w:r>
-    </w:p>
-    <w:p>
-      <w:pPr>
-        <w:pStyle w:val="Paragrafoelenco"/>
-        <w:numPr>
-          <w:ilvl w:val="0"/>
-          <w:numId w:val="66"/>
-        </w:numPr>
-      </w:pPr>
-      <w:r>
-        <w:t>10/05/2024 Modifiche Cerca Lavorazione</w:t>
-      </w:r>
-    </w:p>
-    <w:p>
-      <w:pPr>
-        <w:pStyle w:val="Paragrafoelenco"/>
-        <w:numPr>
-          <w:ilvl w:val="0"/>
-          <w:numId w:val="66"/>
-        </w:numPr>
-      </w:pPr>
-      <w:r>
-        <w:t>10/05/2024 Modifiche Cerca Lavorazione</w:t>
-      </w:r>
-    </w:p>
-    <w:p>
-      <w:pPr>
-        <w:pStyle w:val="Paragrafoelenco"/>
-        <w:numPr>
-          <w:ilvl w:val="0"/>
-          <w:numId w:val="66"/>
-        </w:numPr>
-      </w:pPr>
-      <w:r>
-        <w:t>09/05/2024 Modifiche Cerca Lavorazione</w:t>
-      </w:r>
-    </w:p>
-    <w:p>
-      <w:pPr>
-        <w:pStyle w:val="Paragrafoelenco"/>
-        <w:numPr>
-          <w:ilvl w:val="0"/>
-          <w:numId w:val="66"/>
-        </w:numPr>
-      </w:pPr>
-      <w:r>
-        <w:lastRenderedPageBreak/>
-        <w:t>23/04/2024 Nuova funzionalità Cerca Lavorazione</w:t>
-      </w:r>
-    </w:p>
-    <w:p>
-      <w:pPr>
-        <w:pStyle w:val="Paragrafoelenco"/>
-        <w:numPr>
-          <w:ilvl w:val="0"/>
-          <w:numId w:val="66"/>
-        </w:numPr>
-      </w:pPr>
-      <w:r>
-        <w:t>08/03/2024 Modifiche Statistiche Costi</w:t>
-      </w:r>
-    </w:p>
-    <w:p>
-      <w:pPr>
-        <w:pStyle w:val="Paragrafoelenco"/>
-        <w:numPr>
-          <w:ilvl w:val="0"/>
-          <w:numId w:val="66"/>
-        </w:numPr>
-      </w:pPr>
-      <w:r>
-        <w:t>08/03/2024 Recupero fattura fornitore da Statistiche Costi; sostituzione filtro 'Fatturato' con 'Codice Lavorazione' in Statistiche Costi</w:t>
-      </w:r>
-    </w:p>
-    <w:p>
-      <w:pPr>
-        <w:pStyle w:val="Paragrafoelenco"/>
-        <w:numPr>
-          <w:ilvl w:val="0"/>
-          <w:numId w:val="66"/>
-        </w:numPr>
-      </w:pPr>
-      <w:r>
-        <w:t>07/03/2024 Recupero fattura fornitore da Statistiche Costi; sostituzione filtro 'Fatturato' con 'Codice Lavorazione' in Statistiche Costi</w:t>
-      </w:r>
-    </w:p>
-    <w:p>
-      <w:pPr>
-        <w:pStyle w:val="Paragrafoelenco"/>
-        <w:numPr>
-          <w:ilvl w:val="0"/>
-          <w:numId w:val="66"/>
-        </w:numPr>
-      </w:pPr>
-      <w:r>
-        <w:t>07/03/2024 Recupero fattura fornitore da Statistiche Costi; sostituzione filtro 'Fatturato' con 'Codice Lavorazione' in Statistiche Costi</w:t>
-      </w:r>
-    </w:p>
-    <w:p>
-      <w:pPr>
-        <w:pStyle w:val="Paragrafoelenco"/>
-        <w:numPr>
-          <w:ilvl w:val="0"/>
-          <w:numId w:val="66"/>
-        </w:numPr>
-      </w:pPr>
-      <w:r>
-        <w:t>08/10/2023 Bugfix costi lavorazione</w:t>
-      </w:r>
-    </w:p>
-    <w:p>
-      <w:pPr>
-        <w:pStyle w:val="Paragrafoelenco"/>
-        <w:numPr>
-          <w:ilvl w:val="0"/>
-          <w:numId w:val="66"/>
-        </w:numPr>
-      </w:pPr>
-      <w:r>
-        <w:t>03/10/2023 modifica filtro lavorazione in statistiche costi</w:t>
-      </w:r>
-    </w:p>
-    <w:p>
-      <w:pPr>
-        <w:pStyle w:val="Paragrafoelenco"/>
-        <w:numPr>
-          <w:ilvl w:val="0"/>
-          <w:numId w:val="66"/>
-        </w:numPr>
-      </w:pPr>
-      <w:r>
-        <w:t>03/10/2023 bugfix statistiche costi</w:t>
-      </w:r>
-    </w:p>
-    <w:p>
-      <w:pPr>
-        <w:pStyle w:val="Paragrafoelenco"/>
-        <w:numPr>
-          <w:ilvl w:val="0"/>
-          <w:numId w:val="66"/>
-        </w:numPr>
-      </w:pPr>
-      <w:r>
-        <w:t>03/10/2023 bugfix statistiche costi</w:t>
-      </w:r>
-    </w:p>
-    <w:p>
-      <w:pPr>
-        <w:pStyle w:val="Paragrafoelenco"/>
-        <w:numPr>
-          <w:ilvl w:val="0"/>
-          <w:numId w:val="66"/>
-        </w:numPr>
-      </w:pPr>
-      <w:r>
-        <w:t>03/10/2023 bugfix statistiche costi</w:t>
+        <w:t xml:space="preserve">03/10/2023 </w:t>
+      </w:r>
+      <w:proofErr w:type="spellStart"/>
+      <w:r>
+        <w:t>bugfix</w:t>
+      </w:r>
+      <w:proofErr w:type="spellEnd"/>
+      <w:r>
+        <w:t xml:space="preserve"> statistiche costi</w:t>
       </w:r>
     </w:p>
     <w:p>
@@ -1190,6 +1407,7 @@
         </w:numPr>
       </w:pPr>
       <w:r>
+        <w:lastRenderedPageBreak/>
         <w:t xml:space="preserve">Modifica </w:t>
       </w:r>
       <w:r>
@@ -1254,7 +1472,6 @@
         <w:pStyle w:val="Sottotitolo"/>
       </w:pPr>
       <w:r>
-        <w:lastRenderedPageBreak/>
         <w:t>Versione 1.91 del 03/04/2021</w:t>
       </w:r>
     </w:p>
@@ -1607,6 +1824,7 @@
         <w:pStyle w:val="Sottotitolo"/>
       </w:pPr>
       <w:r>
+        <w:lastRenderedPageBreak/>
         <w:t>Versione 1.83 del 20/05/2020</w:t>
       </w:r>
     </w:p>
@@ -1651,20 +1869,484 @@
         </w:numPr>
       </w:pPr>
       <w:r>
+        <w:t>Modifica data in inserimento scadenzario</w:t>
+      </w:r>
+    </w:p>
+    <w:p>
+      <w:pPr>
+        <w:pStyle w:val="Paragrafoelenco"/>
+        <w:numPr>
+          <w:ilvl w:val="0"/>
+          <w:numId w:val="55"/>
+        </w:numPr>
+      </w:pPr>
+      <w:r>
+        <w:t>Aggiunto report Popup Collaboratori per giorno su pagina Agenda e su dettaglio Lavorazione</w:t>
+      </w:r>
+    </w:p>
+    <w:p>
+      <w:pPr>
+        <w:pStyle w:val="Sottotitolo"/>
+      </w:pPr>
+      <w:r>
+        <w:t>Versione 1.81 del 1</w:t>
+      </w:r>
+      <w:r>
+        <w:t>1</w:t>
+      </w:r>
+      <w:r>
+        <w:t>/05/2020</w:t>
+      </w:r>
+    </w:p>
+    <w:p>
+      <w:pPr>
+        <w:pStyle w:val="Paragrafoelenco"/>
+        <w:numPr>
+          <w:ilvl w:val="0"/>
+          <w:numId w:val="54"/>
+        </w:numPr>
+      </w:pPr>
+      <w:r>
+        <w:t>Sistemazione Scadenzario</w:t>
+      </w:r>
+    </w:p>
+    <w:p>
+      <w:pPr>
+        <w:pStyle w:val="Paragrafoelenco"/>
+        <w:numPr>
+          <w:ilvl w:val="0"/>
+          <w:numId w:val="54"/>
+        </w:numPr>
+      </w:pPr>
+      <w:r>
+        <w:t>Completato Report Collaboratori per giornata</w:t>
+      </w:r>
+    </w:p>
+    <w:p>
+      <w:pPr>
+        <w:pStyle w:val="Sottotitolo"/>
+      </w:pPr>
+      <w:r>
+        <w:t>Versione 1.80 del 08/05/2020</w:t>
+      </w:r>
+    </w:p>
+    <w:p>
+      <w:pPr>
+        <w:pStyle w:val="Paragrafoelenco"/>
+        <w:numPr>
+          <w:ilvl w:val="0"/>
+          <w:numId w:val="53"/>
+        </w:numPr>
+      </w:pPr>
+      <w:r>
+        <w:t>Scadenzario: funzione modifica scadenze pagate e risultati ricerca che rimangono invariati dopo le operazioni</w:t>
+      </w:r>
+    </w:p>
+    <w:p>
+      <w:pPr>
+        <w:pStyle w:val="Paragrafoelenco"/>
+        <w:numPr>
+          <w:ilvl w:val="0"/>
+          <w:numId w:val="53"/>
+        </w:numPr>
+      </w:pPr>
+      <w:r>
+        <w:t>Agenda: data selezionata che rimane anche dopo apertura altre pagine menù</w:t>
+      </w:r>
+    </w:p>
+    <w:p>
+      <w:pPr>
+        <w:pStyle w:val="Paragrafoelenco"/>
+        <w:numPr>
+          <w:ilvl w:val="0"/>
+          <w:numId w:val="53"/>
+        </w:numPr>
+      </w:pPr>
+      <w:r>
+        <w:t>Statistiche costi: filtro fatturato impostato di default</w:t>
+      </w:r>
+    </w:p>
+    <w:p>
+      <w:pPr>
+        <w:pStyle w:val="Sottotitolo"/>
+      </w:pPr>
+      <w:r>
+        <w:t>Versione 1.79 del 05/05/2020</w:t>
+      </w:r>
+    </w:p>
+    <w:p>
+      <w:pPr>
+        <w:pStyle w:val="Paragrafoelenco"/>
+        <w:numPr>
+          <w:ilvl w:val="0"/>
+          <w:numId w:val="52"/>
+        </w:numPr>
+      </w:pPr>
+      <w:r>
+        <w:t xml:space="preserve">Ordinamento decrescente scadenze; </w:t>
+      </w:r>
+    </w:p>
+    <w:p>
+      <w:pPr>
+        <w:pStyle w:val="Paragrafoelenco"/>
+        <w:numPr>
+          <w:ilvl w:val="0"/>
+          <w:numId w:val="52"/>
+        </w:numPr>
+      </w:pPr>
+      <w:r>
+        <w:t xml:space="preserve">Data fine = data inizio negli intervalli; </w:t>
+      </w:r>
+    </w:p>
+    <w:p>
+      <w:pPr>
+        <w:pStyle w:val="Paragrafoelenco"/>
+        <w:numPr>
+          <w:ilvl w:val="0"/>
+          <w:numId w:val="52"/>
+        </w:numPr>
+      </w:pPr>
+      <w:r>
+        <w:t xml:space="preserve">data agenda in sessione; </w:t>
+      </w:r>
+    </w:p>
+    <w:p>
+      <w:pPr>
+        <w:pStyle w:val="Paragrafoelenco"/>
+        <w:numPr>
+          <w:ilvl w:val="0"/>
+          <w:numId w:val="52"/>
+        </w:numPr>
+      </w:pPr>
+      <w:r>
+        <w:t>Ricerca “like” numero fattura;</w:t>
+      </w:r>
+    </w:p>
+    <w:p>
+      <w:pPr>
+        <w:pStyle w:val="Paragrafoelenco"/>
+        <w:numPr>
+          <w:ilvl w:val="0"/>
+          <w:numId w:val="52"/>
+        </w:numPr>
+      </w:pPr>
+      <w:r>
+        <w:t>modificata pagina ricerca protocolli (invertiti campi);</w:t>
+      </w:r>
+    </w:p>
+    <w:p>
+      <w:pPr>
+        <w:pStyle w:val="Paragrafoelenco"/>
+        <w:numPr>
+          <w:ilvl w:val="0"/>
+          <w:numId w:val="52"/>
+        </w:numPr>
+      </w:pPr>
+      <w:r>
+        <w:t>Aggiunta pagina report collaboratori per giornata da menu report (NON completa);</w:t>
+      </w:r>
+    </w:p>
+    <w:p>
+      <w:pPr>
+        <w:pStyle w:val="Sottotitolo"/>
+      </w:pPr>
+      <w:r>
+        <w:t xml:space="preserve">Versione 1.78 del </w:t>
+      </w:r>
+      <w:r>
+        <w:t>02</w:t>
+      </w:r>
+      <w:r>
+        <w:t>/0</w:t>
+      </w:r>
+      <w:r>
+        <w:t>5</w:t>
+      </w:r>
+      <w:r>
+        <w:t>/2020</w:t>
+      </w:r>
+    </w:p>
+    <w:p>
+      <w:pPr>
+        <w:pStyle w:val="Paragrafoelenco"/>
+        <w:numPr>
+          <w:ilvl w:val="0"/>
+          <w:numId w:val="52"/>
+        </w:numPr>
+      </w:pPr>
+      <w:r>
+        <w:t>Aggiunta statistica costi</w:t>
+      </w:r>
+    </w:p>
+    <w:p>
+      <w:pPr>
+        <w:pStyle w:val="Paragrafoelenco"/>
+        <w:numPr>
+          <w:ilvl w:val="0"/>
+          <w:numId w:val="52"/>
+        </w:numPr>
+      </w:pPr>
+      <w:r>
+        <w:t xml:space="preserve">Scadenzario: inserimento </w:t>
+      </w:r>
+      <w:proofErr w:type="spellStart"/>
+      <w:r>
+        <w:t>idPadre</w:t>
+      </w:r>
+      <w:proofErr w:type="spellEnd"/>
+      <w:r>
+        <w:t xml:space="preserve"> per gestire modifica scadenze splittate; inserimento </w:t>
+      </w:r>
+      <w:proofErr w:type="spellStart"/>
+      <w:r>
+        <w:t>importoVersatoIva</w:t>
+      </w:r>
+      <w:proofErr w:type="spellEnd"/>
+      <w:r>
+        <w:t xml:space="preserve"> e </w:t>
+      </w:r>
+      <w:proofErr w:type="spellStart"/>
+      <w:r>
+        <w:t>importoRiscossoIva</w:t>
+      </w:r>
+      <w:proofErr w:type="spellEnd"/>
+      <w:r>
+        <w:t xml:space="preserve"> nel </w:t>
+      </w:r>
+      <w:proofErr w:type="spellStart"/>
+      <w:r>
+        <w:t>db</w:t>
+      </w:r>
+      <w:proofErr w:type="spellEnd"/>
+      <w:r>
+        <w:t xml:space="preserve"> per risolvere bug di importi con decimali errati</w:t>
+      </w:r>
+    </w:p>
+    <w:p>
+      <w:pPr>
+        <w:pStyle w:val="Paragrafoelenco"/>
+        <w:numPr>
+          <w:ilvl w:val="0"/>
+          <w:numId w:val="52"/>
+        </w:numPr>
+      </w:pPr>
+      <w:r>
+        <w:t>Aggiunta stampa Riepilogo personale impegnato per giornata. (menù laterale destro)</w:t>
+      </w:r>
+    </w:p>
+    <w:p>
+      <w:pPr>
+        <w:pStyle w:val="Sottotitolo"/>
+      </w:pPr>
+      <w:r>
+        <w:t>Versione 1.77 del 28/04/2020</w:t>
+      </w:r>
+    </w:p>
+    <w:p>
+      <w:pPr>
+        <w:pStyle w:val="Paragrafoelenco"/>
+        <w:numPr>
+          <w:ilvl w:val="0"/>
+          <w:numId w:val="51"/>
+        </w:numPr>
+      </w:pPr>
+      <w:r>
+        <w:t xml:space="preserve">Scadenzario: inserimento tipologia pagamento (banca); </w:t>
+      </w:r>
+    </w:p>
+    <w:p>
+      <w:pPr>
+        <w:pStyle w:val="Paragrafoelenco"/>
+        <w:numPr>
+          <w:ilvl w:val="0"/>
+          <w:numId w:val="51"/>
+        </w:numPr>
+      </w:pPr>
+      <w:r>
+        <w:t>ottimizzazione campi vari</w:t>
+      </w:r>
+    </w:p>
+    <w:p>
+      <w:pPr>
+        <w:pStyle w:val="Paragrafoelenco"/>
+        <w:numPr>
+          <w:ilvl w:val="0"/>
+          <w:numId w:val="51"/>
+        </w:numPr>
+      </w:pPr>
+      <w:r>
+        <w:t>risolto bug range di date lavorazione su protocollo</w:t>
+      </w:r>
+    </w:p>
+    <w:p>
+      <w:pPr>
+        <w:pStyle w:val="Sottotitolo"/>
+      </w:pPr>
+      <w:r>
+        <w:t>Versione 1.76 del 25/04/2020</w:t>
+      </w:r>
+    </w:p>
+    <w:p>
+      <w:pPr>
+        <w:pStyle w:val="Paragrafoelenco"/>
+        <w:numPr>
+          <w:ilvl w:val="0"/>
+          <w:numId w:val="50"/>
+        </w:numPr>
+      </w:pPr>
+      <w:r>
+        <w:t xml:space="preserve">Aggiunta funzionalità 'saldo totale' nello scadenzario; </w:t>
+      </w:r>
+    </w:p>
+    <w:p>
+      <w:pPr>
+        <w:pStyle w:val="Paragrafoelenco"/>
+        <w:numPr>
+          <w:ilvl w:val="0"/>
+          <w:numId w:val="50"/>
+        </w:numPr>
+      </w:pPr>
+      <w:r>
+        <w:t xml:space="preserve">Adeguamento scadenzario alla nuova tabella </w:t>
+      </w:r>
+      <w:proofErr w:type="spellStart"/>
+      <w:r>
+        <w:t>tipi_banche</w:t>
+      </w:r>
+      <w:proofErr w:type="spellEnd"/>
+    </w:p>
+    <w:p>
+      <w:pPr>
+        <w:pStyle w:val="Sottotitolo"/>
+      </w:pPr>
+      <w:r>
+        <w:t>Versione 1.</w:t>
+      </w:r>
+      <w:r>
+        <w:t>75</w:t>
+      </w:r>
+      <w:r>
+        <w:t xml:space="preserve"> del </w:t>
+      </w:r>
+      <w:r>
+        <w:t>23</w:t>
+      </w:r>
+      <w:r>
+        <w:t>/</w:t>
+      </w:r>
+      <w:r>
+        <w:t>04</w:t>
+      </w:r>
+      <w:r>
+        <w:t>/20</w:t>
+      </w:r>
+      <w:r>
+        <w:t>20</w:t>
+      </w:r>
+    </w:p>
+    <w:p>
+      <w:pPr>
+        <w:pStyle w:val="Paragrafoelenco"/>
+        <w:numPr>
+          <w:ilvl w:val="0"/>
+          <w:numId w:val="50"/>
+        </w:numPr>
+      </w:pPr>
+      <w:r>
+        <w:t>Aggiunto campo ritenuta di acconto in report collaboratori</w:t>
+      </w:r>
+    </w:p>
+    <w:p>
+      <w:pPr>
+        <w:pStyle w:val="Paragrafoelenco"/>
+        <w:numPr>
+          <w:ilvl w:val="0"/>
+          <w:numId w:val="50"/>
+        </w:numPr>
+      </w:pPr>
+      <w:r>
+        <w:t>File allegato in statistiche ricavi</w:t>
+      </w:r>
+    </w:p>
+    <w:p>
+      <w:pPr>
+        <w:pStyle w:val="Sottotitolo"/>
+      </w:pPr>
+      <w:r>
+        <w:t>Versione 1.</w:t>
+      </w:r>
+      <w:r>
+        <w:t>74</w:t>
+      </w:r>
+      <w:r>
+        <w:t xml:space="preserve"> del </w:t>
+      </w:r>
+      <w:r>
+        <w:t>20</w:t>
+      </w:r>
+      <w:r>
+        <w:t>/</w:t>
+      </w:r>
+      <w:r>
+        <w:t>04</w:t>
+      </w:r>
+      <w:r>
+        <w:t>/20</w:t>
+      </w:r>
+      <w:r>
+        <w:t>20</w:t>
+      </w:r>
+    </w:p>
+    <w:p>
+      <w:pPr>
+        <w:pStyle w:val="Paragrafoelenco"/>
+        <w:numPr>
+          <w:ilvl w:val="0"/>
+          <w:numId w:val="49"/>
+        </w:numPr>
+      </w:pPr>
+      <w:r>
         <w:lastRenderedPageBreak/>
-        <w:t>Modifica data in inserimento scadenzario</w:t>
-      </w:r>
-    </w:p>
-    <w:p>
-      <w:pPr>
-        <w:pStyle w:val="Paragrafoelenco"/>
-        <w:numPr>
-          <w:ilvl w:val="0"/>
-          <w:numId w:val="55"/>
-        </w:numPr>
-      </w:pPr>
-      <w:r>
-        <w:t>Aggiunto report Popup Collaboratori per giorno su pagina Agenda e su dettaglio Lavorazione</w:t>
+        <w:t>Ripristinata ricerca protocollo con campi testo</w:t>
+      </w:r>
+    </w:p>
+    <w:p>
+      <w:pPr>
+        <w:pStyle w:val="Paragrafoelenco"/>
+        <w:numPr>
+          <w:ilvl w:val="0"/>
+          <w:numId w:val="49"/>
+        </w:numPr>
+      </w:pPr>
+      <w:r>
+        <w:t xml:space="preserve">Aggiunta in tabelle la gestione </w:t>
+      </w:r>
+      <w:r>
+        <w:t>Tipologie Banca Scadenzario</w:t>
+      </w:r>
+    </w:p>
+    <w:p>
+      <w:pPr>
+        <w:pStyle w:val="Paragrafoelenco"/>
+        <w:numPr>
+          <w:ilvl w:val="0"/>
+          <w:numId w:val="49"/>
+        </w:numPr>
+      </w:pPr>
+      <w:r>
+        <w:t>Aggiunta possibilità di selezionare nello Scadenzario i valori presenti nella Tipologia Banca</w:t>
+      </w:r>
+    </w:p>
+    <w:p>
+      <w:pPr>
+        <w:pStyle w:val="Paragrafoelenco"/>
+        <w:numPr>
+          <w:ilvl w:val="0"/>
+          <w:numId w:val="49"/>
+        </w:numPr>
+      </w:pPr>
+      <w:r>
+        <w:t>Aggiustamenti importi Scadenzario</w:t>
       </w:r>
     </w:p>
     <w:p>
@@ -1672,37 +2354,73 @@
         <w:pStyle w:val="Sottotitolo"/>
       </w:pPr>
       <w:r>
-        <w:t>Versione 1.81 del 1</w:t>
-      </w:r>
-      <w:r>
-        <w:t>1</w:t>
-      </w:r>
-      <w:r>
-        <w:t>/05/2020</w:t>
-      </w:r>
-    </w:p>
-    <w:p>
-      <w:pPr>
-        <w:pStyle w:val="Paragrafoelenco"/>
-        <w:numPr>
-          <w:ilvl w:val="0"/>
-          <w:numId w:val="54"/>
-        </w:numPr>
-      </w:pPr>
-      <w:r>
-        <w:t>Sistemazione Scadenzario</w:t>
-      </w:r>
-    </w:p>
-    <w:p>
-      <w:pPr>
-        <w:pStyle w:val="Paragrafoelenco"/>
-        <w:numPr>
-          <w:ilvl w:val="0"/>
-          <w:numId w:val="54"/>
-        </w:numPr>
-      </w:pPr>
-      <w:r>
-        <w:t>Completato Report Collaboratori per giornata</w:t>
+        <w:t>Versione 1.</w:t>
+      </w:r>
+      <w:r>
+        <w:t>73</w:t>
+      </w:r>
+      <w:r>
+        <w:t xml:space="preserve"> del </w:t>
+      </w:r>
+      <w:r>
+        <w:t>19</w:t>
+      </w:r>
+      <w:r>
+        <w:t>/</w:t>
+      </w:r>
+      <w:r>
+        <w:t>04</w:t>
+      </w:r>
+      <w:r>
+        <w:t>/20</w:t>
+      </w:r>
+      <w:r>
+        <w:t>20</w:t>
+      </w:r>
+    </w:p>
+    <w:p>
+      <w:pPr>
+        <w:pStyle w:val="Paragrafoelenco"/>
+        <w:numPr>
+          <w:ilvl w:val="0"/>
+          <w:numId w:val="48"/>
+        </w:numPr>
+      </w:pPr>
+      <w:r>
+        <w:t>Statistiche: aggiunto elenco contratti, visualizzazione degli importi lordi invece di quelli netti, soluzione bug nei filtri</w:t>
+      </w:r>
+      <w:r>
+        <w:t>.</w:t>
+      </w:r>
+    </w:p>
+    <w:p>
+      <w:pPr>
+        <w:pStyle w:val="Paragrafoelenco"/>
+        <w:numPr>
+          <w:ilvl w:val="0"/>
+          <w:numId w:val="48"/>
+        </w:numPr>
+      </w:pPr>
+      <w:r>
+        <w:t>Scadenzario: visualizzazione importi lordi al posto di quelli netti nella griglia; in inserimento e modifica viene adesso impostato importo lordo e da quello calcolato il netto</w:t>
+      </w:r>
+      <w:r>
+        <w:t>.</w:t>
+      </w:r>
+    </w:p>
+    <w:p>
+      <w:pPr>
+        <w:pStyle w:val="Paragrafoelenco"/>
+        <w:numPr>
+          <w:ilvl w:val="0"/>
+          <w:numId w:val="48"/>
+        </w:numPr>
+      </w:pPr>
+      <w:r>
+        <w:t>Protocollo: modificato ordine filtri; produzione, lavorazione e cliente visualizzati come elenchi con campo ricerca</w:t>
+      </w:r>
+      <w:r>
+        <w:t>.</w:t>
       </w:r>
     </w:p>
     <w:p>
@@ -1710,43 +2428,46 @@
         <w:pStyle w:val="Sottotitolo"/>
       </w:pPr>
       <w:r>
-        <w:t>Versione 1.80 del 08/05/2020</w:t>
-      </w:r>
-    </w:p>
-    <w:p>
-      <w:pPr>
-        <w:pStyle w:val="Paragrafoelenco"/>
-        <w:numPr>
-          <w:ilvl w:val="0"/>
-          <w:numId w:val="53"/>
-        </w:numPr>
-      </w:pPr>
-      <w:r>
-        <w:t>Scadenzario: funzione modifica scadenze pagate e risultati ricerca che rimangono invariati dopo le operazioni</w:t>
-      </w:r>
-    </w:p>
-    <w:p>
-      <w:pPr>
-        <w:pStyle w:val="Paragrafoelenco"/>
-        <w:numPr>
-          <w:ilvl w:val="0"/>
-          <w:numId w:val="53"/>
-        </w:numPr>
-      </w:pPr>
-      <w:r>
-        <w:t>Agenda: data selezionata che rimane anche dopo apertura altre pagine menù</w:t>
-      </w:r>
-    </w:p>
-    <w:p>
-      <w:pPr>
-        <w:pStyle w:val="Paragrafoelenco"/>
-        <w:numPr>
-          <w:ilvl w:val="0"/>
-          <w:numId w:val="53"/>
-        </w:numPr>
-      </w:pPr>
-      <w:r>
-        <w:t>Statistiche costi: filtro fatturato impostato di default</w:t>
+        <w:t>Versione 1.</w:t>
+      </w:r>
+      <w:r>
+        <w:t>72</w:t>
+      </w:r>
+      <w:r>
+        <w:t xml:space="preserve"> del </w:t>
+      </w:r>
+      <w:r>
+        <w:t>16</w:t>
+      </w:r>
+      <w:r>
+        <w:t>/</w:t>
+      </w:r>
+      <w:r>
+        <w:t>04</w:t>
+      </w:r>
+      <w:r>
+        <w:t>/20</w:t>
+      </w:r>
+      <w:r>
+        <w:t>20</w:t>
+      </w:r>
+    </w:p>
+    <w:p>
+      <w:pPr>
+        <w:pStyle w:val="Paragrafoelenco"/>
+        <w:numPr>
+          <w:ilvl w:val="0"/>
+          <w:numId w:val="48"/>
+        </w:numPr>
+      </w:pPr>
+      <w:r>
+        <w:t xml:space="preserve">Aggiunta </w:t>
+      </w:r>
+      <w:r>
+        <w:t xml:space="preserve">voce </w:t>
+      </w:r>
+      <w:r>
+        <w:t>Statistica ricavi sotto al menù STATISTICHE.</w:t>
       </w:r>
     </w:p>
     <w:p>
@@ -1754,79 +2475,60 @@
         <w:pStyle w:val="Sottotitolo"/>
       </w:pPr>
       <w:r>
-        <w:t>Versione 1.79 del 05/05/2020</w:t>
-      </w:r>
-    </w:p>
-    <w:p>
-      <w:pPr>
-        <w:pStyle w:val="Paragrafoelenco"/>
-        <w:numPr>
-          <w:ilvl w:val="0"/>
-          <w:numId w:val="52"/>
-        </w:numPr>
-      </w:pPr>
-      <w:r>
-        <w:t xml:space="preserve">Ordinamento decrescente scadenze; </w:t>
-      </w:r>
-    </w:p>
-    <w:p>
-      <w:pPr>
-        <w:pStyle w:val="Paragrafoelenco"/>
-        <w:numPr>
-          <w:ilvl w:val="0"/>
-          <w:numId w:val="52"/>
-        </w:numPr>
-      </w:pPr>
-      <w:r>
-        <w:t xml:space="preserve">Data fine = data inizio negli intervalli; </w:t>
-      </w:r>
-    </w:p>
-    <w:p>
-      <w:pPr>
-        <w:pStyle w:val="Paragrafoelenco"/>
-        <w:numPr>
-          <w:ilvl w:val="0"/>
-          <w:numId w:val="52"/>
-        </w:numPr>
-      </w:pPr>
-      <w:r>
-        <w:t xml:space="preserve">data agenda in sessione; </w:t>
-      </w:r>
-    </w:p>
-    <w:p>
-      <w:pPr>
-        <w:pStyle w:val="Paragrafoelenco"/>
-        <w:numPr>
-          <w:ilvl w:val="0"/>
-          <w:numId w:val="52"/>
-        </w:numPr>
-      </w:pPr>
-      <w:r>
-        <w:t>Ricerca “like” numero fattura;</w:t>
-      </w:r>
-    </w:p>
-    <w:p>
-      <w:pPr>
-        <w:pStyle w:val="Paragrafoelenco"/>
-        <w:numPr>
-          <w:ilvl w:val="0"/>
-          <w:numId w:val="52"/>
-        </w:numPr>
-      </w:pPr>
-      <w:r>
-        <w:t>modificata pagina ricerca protocolli (invertiti campi);</w:t>
-      </w:r>
-    </w:p>
-    <w:p>
-      <w:pPr>
-        <w:pStyle w:val="Paragrafoelenco"/>
-        <w:numPr>
-          <w:ilvl w:val="0"/>
-          <w:numId w:val="52"/>
-        </w:numPr>
-      </w:pPr>
-      <w:r>
-        <w:t>Aggiunta pagina report collaboratori per giornata da menu report (NON completa);</w:t>
+        <w:t>Versione 1.</w:t>
+      </w:r>
+      <w:r>
+        <w:t>71</w:t>
+      </w:r>
+      <w:r>
+        <w:t xml:space="preserve"> del </w:t>
+      </w:r>
+      <w:r>
+        <w:t>13</w:t>
+      </w:r>
+      <w:r>
+        <w:t>/</w:t>
+      </w:r>
+      <w:r>
+        <w:t>04</w:t>
+      </w:r>
+      <w:r>
+        <w:t>/20</w:t>
+      </w:r>
+      <w:r>
+        <w:t>20</w:t>
+      </w:r>
+    </w:p>
+    <w:p>
+      <w:pPr>
+        <w:pStyle w:val="Paragrafoelenco"/>
+        <w:numPr>
+          <w:ilvl w:val="0"/>
+          <w:numId w:val="48"/>
+        </w:numPr>
+      </w:pPr>
+      <w:r>
+        <w:t xml:space="preserve">Modifiche Menù, voce report </w:t>
+      </w:r>
+      <w:proofErr w:type="spellStart"/>
+      <w:r>
+        <w:t>tltime</w:t>
+      </w:r>
+      <w:proofErr w:type="spellEnd"/>
+      <w:r>
+        <w:t xml:space="preserve"> spostata sotto Report, aggiunti 3 bottoni di accesso ra</w:t>
+      </w:r>
+      <w:r>
+        <w:t xml:space="preserve">pido nel menù di destra in basso, sotto FILTRO </w:t>
+      </w:r>
+      <w:r>
+        <w:t xml:space="preserve">COLONNE </w:t>
+      </w:r>
+      <w:r>
+        <w:t>AGENDA</w:t>
+      </w:r>
+      <w:r>
+        <w:t>.</w:t>
       </w:r>
     </w:p>
     <w:p>
@@ -1834,55 +2536,81 @@
         <w:pStyle w:val="Sottotitolo"/>
       </w:pPr>
       <w:r>
-        <w:t xml:space="preserve">Versione 1.78 del </w:t>
+        <w:t>Versione 1.</w:t>
+      </w:r>
+      <w:r>
+        <w:t>70</w:t>
+      </w:r>
+      <w:r>
+        <w:t xml:space="preserve"> del </w:t>
+      </w:r>
+      <w:r>
+        <w:t>15</w:t>
+      </w:r>
+      <w:r>
+        <w:t>/</w:t>
+      </w:r>
+      <w:r>
+        <w:t>03</w:t>
+      </w:r>
+      <w:r>
+        <w:t>/20</w:t>
+      </w:r>
+      <w:r>
+        <w:t>20</w:t>
+      </w:r>
+    </w:p>
+    <w:p>
+      <w:pPr>
+        <w:pStyle w:val="Paragrafoelenco"/>
+        <w:numPr>
+          <w:ilvl w:val="0"/>
+          <w:numId w:val="47"/>
+        </w:numPr>
+      </w:pPr>
+      <w:r>
+        <w:t>Aggiornamento scadenzario</w:t>
+      </w:r>
+    </w:p>
+    <w:p>
+      <w:pPr>
+        <w:pStyle w:val="Sottotitolo"/>
+      </w:pPr>
+      <w:r>
+        <w:t>Versione 1.</w:t>
+      </w:r>
+      <w:r>
+        <w:t>69</w:t>
+      </w:r>
+      <w:r>
+        <w:t xml:space="preserve"> del </w:t>
       </w:r>
       <w:r>
         <w:t>02</w:t>
       </w:r>
       <w:r>
-        <w:t>/0</w:t>
-      </w:r>
-      <w:r>
-        <w:t>5</w:t>
-      </w:r>
-      <w:r>
-        <w:t>/2020</w:t>
-      </w:r>
-    </w:p>
-    <w:p>
-      <w:pPr>
-        <w:pStyle w:val="Paragrafoelenco"/>
-        <w:numPr>
-          <w:ilvl w:val="0"/>
-          <w:numId w:val="52"/>
-        </w:numPr>
-      </w:pPr>
-      <w:r>
-        <w:t>Aggiunta statistica costi</w:t>
-      </w:r>
-    </w:p>
-    <w:p>
-      <w:pPr>
-        <w:pStyle w:val="Paragrafoelenco"/>
-        <w:numPr>
-          <w:ilvl w:val="0"/>
-          <w:numId w:val="52"/>
-        </w:numPr>
-      </w:pPr>
-      <w:r>
-        <w:t>Scadenzario: inserimento idPadre per gestire modifica scadenze splittate; inserimento importoVersatoIva e importoRiscossoIva nel db per risolvere bug di importi con decimali errati</w:t>
-      </w:r>
-    </w:p>
-    <w:p>
-      <w:pPr>
-        <w:pStyle w:val="Paragrafoelenco"/>
-        <w:numPr>
-          <w:ilvl w:val="0"/>
-          <w:numId w:val="52"/>
-        </w:numPr>
-      </w:pPr>
-      <w:r>
-        <w:t>Aggiunta stampa Riepilogo personale impegnato per giornata. (menù laterale destro)</w:t>
+        <w:t>/</w:t>
+      </w:r>
+      <w:r>
+        <w:t>03</w:t>
+      </w:r>
+      <w:r>
+        <w:t>/20</w:t>
+      </w:r>
+      <w:r>
+        <w:t>20</w:t>
+      </w:r>
+    </w:p>
+    <w:p>
+      <w:pPr>
+        <w:pStyle w:val="Paragrafoelenco"/>
+        <w:numPr>
+          <w:ilvl w:val="0"/>
+          <w:numId w:val="46"/>
+        </w:numPr>
+      </w:pPr>
+      <w:r>
+        <w:t>Aggiunta modifica data Fattura su stampa Fattura</w:t>
       </w:r>
     </w:p>
     <w:p>
@@ -1890,43 +2618,46 @@
         <w:pStyle w:val="Sottotitolo"/>
       </w:pPr>
       <w:r>
-        <w:t>Versione 1.77 del 28/04/2020</w:t>
-      </w:r>
-    </w:p>
-    <w:p>
-      <w:pPr>
-        <w:pStyle w:val="Paragrafoelenco"/>
-        <w:numPr>
-          <w:ilvl w:val="0"/>
-          <w:numId w:val="51"/>
-        </w:numPr>
-      </w:pPr>
-      <w:r>
-        <w:t xml:space="preserve">Scadenzario: inserimento tipologia pagamento (banca); </w:t>
-      </w:r>
-    </w:p>
-    <w:p>
-      <w:pPr>
-        <w:pStyle w:val="Paragrafoelenco"/>
-        <w:numPr>
-          <w:ilvl w:val="0"/>
-          <w:numId w:val="51"/>
-        </w:numPr>
-      </w:pPr>
-      <w:r>
-        <w:t>ottimizzazione campi vari</w:t>
-      </w:r>
-    </w:p>
-    <w:p>
-      <w:pPr>
-        <w:pStyle w:val="Paragrafoelenco"/>
-        <w:numPr>
-          <w:ilvl w:val="0"/>
-          <w:numId w:val="51"/>
-        </w:numPr>
-      </w:pPr>
-      <w:r>
-        <w:t>risolto bug range di date lavorazione su protocollo</w:t>
+        <w:t>Versione 1.</w:t>
+      </w:r>
+      <w:r>
+        <w:t>68</w:t>
+      </w:r>
+      <w:r>
+        <w:t xml:space="preserve"> del </w:t>
+      </w:r>
+      <w:r>
+        <w:t>29</w:t>
+      </w:r>
+      <w:r>
+        <w:t>/</w:t>
+      </w:r>
+      <w:r>
+        <w:t>02</w:t>
+      </w:r>
+      <w:r>
+        <w:t>/20</w:t>
+      </w:r>
+      <w:r>
+        <w:t>20</w:t>
+      </w:r>
+    </w:p>
+    <w:p>
+      <w:pPr>
+        <w:pStyle w:val="Paragrafoelenco"/>
+        <w:numPr>
+          <w:ilvl w:val="0"/>
+          <w:numId w:val="45"/>
+        </w:numPr>
+      </w:pPr>
+      <w:r>
+        <w:t>Completata funzionalità gestione Magazzino per Lavorazione con stampa PDF</w:t>
+      </w:r>
+      <w:r>
+        <w:t xml:space="preserve"> (Tasto MAGAZZINO su pagina Lavorazione)</w:t>
+      </w:r>
+      <w:r>
+        <w:t>.</w:t>
       </w:r>
     </w:p>
     <w:p>
@@ -1934,31 +2665,56 @@
         <w:pStyle w:val="Sottotitolo"/>
       </w:pPr>
       <w:r>
-        <w:t>Versione 1.76 del 25/04/2020</w:t>
-      </w:r>
-    </w:p>
-    <w:p>
-      <w:pPr>
-        <w:pStyle w:val="Paragrafoelenco"/>
-        <w:numPr>
-          <w:ilvl w:val="0"/>
-          <w:numId w:val="50"/>
-        </w:numPr>
-      </w:pPr>
-      <w:r>
-        <w:t xml:space="preserve">Aggiunta funzionalità 'saldo totale' nello scadenzario; </w:t>
-      </w:r>
-    </w:p>
-    <w:p>
-      <w:pPr>
-        <w:pStyle w:val="Paragrafoelenco"/>
-        <w:numPr>
-          <w:ilvl w:val="0"/>
-          <w:numId w:val="50"/>
-        </w:numPr>
-      </w:pPr>
-      <w:r>
-        <w:t>Adeguamento scadenzario alla nuova tabella tipi_banche</w:t>
+        <w:t>Versione 1.</w:t>
+      </w:r>
+      <w:r>
+        <w:t>67</w:t>
+      </w:r>
+      <w:r>
+        <w:t xml:space="preserve"> del </w:t>
+      </w:r>
+      <w:r>
+        <w:t>05</w:t>
+      </w:r>
+      <w:r>
+        <w:t>/</w:t>
+      </w:r>
+      <w:r>
+        <w:t>02</w:t>
+      </w:r>
+      <w:r>
+        <w:t>/20</w:t>
+      </w:r>
+      <w:r>
+        <w:t>20</w:t>
+      </w:r>
+    </w:p>
+    <w:p>
+      <w:pPr>
+        <w:pStyle w:val="Paragrafoelenco"/>
+        <w:numPr>
+          <w:ilvl w:val="0"/>
+          <w:numId w:val="44"/>
+        </w:numPr>
+      </w:pPr>
+      <w:r>
+        <w:t xml:space="preserve">Sistemazione nota spese; Aggiunta pulsante annulla per chiudere evento senza salvare; gestione import in piano esterno quando una </w:t>
+      </w:r>
+      <w:proofErr w:type="spellStart"/>
+      <w:r>
+        <w:t>fig</w:t>
+      </w:r>
+      <w:proofErr w:type="spellEnd"/>
+      <w:r>
+        <w:t xml:space="preserve"> prof viene modificata in </w:t>
+      </w:r>
+      <w:proofErr w:type="spellStart"/>
+      <w:r>
+        <w:t>dett</w:t>
+      </w:r>
+      <w:proofErr w:type="spellEnd"/>
+      <w:r>
+        <w:t xml:space="preserve"> economico</w:t>
       </w:r>
     </w:p>
     <w:p>
@@ -1969,19 +2725,19 @@
         <w:t>Versione 1.</w:t>
       </w:r>
       <w:r>
-        <w:t>75</w:t>
+        <w:t>66</w:t>
       </w:r>
       <w:r>
         <w:t xml:space="preserve"> del </w:t>
       </w:r>
       <w:r>
-        <w:t>23</w:t>
+        <w:t>01</w:t>
       </w:r>
       <w:r>
         <w:t>/</w:t>
       </w:r>
       <w:r>
-        <w:t>04</w:t>
+        <w:t>02</w:t>
       </w:r>
       <w:r>
         <w:t>/20</w:t>
@@ -1995,23 +2751,35 @@
         <w:pStyle w:val="Paragrafoelenco"/>
         <w:numPr>
           <w:ilvl w:val="0"/>
-          <w:numId w:val="50"/>
-        </w:numPr>
-      </w:pPr>
-      <w:r>
-        <w:t>Aggiunto campo ritenuta di acconto in report collaboratori</w:t>
-      </w:r>
-    </w:p>
-    <w:p>
-      <w:pPr>
-        <w:pStyle w:val="Paragrafoelenco"/>
-        <w:numPr>
-          <w:ilvl w:val="0"/>
-          <w:numId w:val="50"/>
-        </w:numPr>
-      </w:pPr>
-      <w:r>
-        <w:t>File allegato in statistiche ricavi</w:t>
+          <w:numId w:val="43"/>
+        </w:numPr>
+      </w:pPr>
+      <w:r>
+        <w:t>Magazzino, campo gruppo dipendente da sub categoria</w:t>
+      </w:r>
+    </w:p>
+    <w:p>
+      <w:pPr>
+        <w:pStyle w:val="Paragrafoelenco"/>
+        <w:numPr>
+          <w:ilvl w:val="0"/>
+          <w:numId w:val="43"/>
+        </w:numPr>
+      </w:pPr>
+      <w:r>
+        <w:t>Nome Pdf fattura con Numero Fattura e non Codice Evento</w:t>
+      </w:r>
+    </w:p>
+    <w:p>
+      <w:pPr>
+        <w:pStyle w:val="Paragrafoelenco"/>
+        <w:numPr>
+          <w:ilvl w:val="0"/>
+          <w:numId w:val="43"/>
+        </w:numPr>
+      </w:pPr>
+      <w:r>
+        <w:t>Report collaboratori, totale in alto.</w:t>
       </w:r>
     </w:p>
     <w:p>
@@ -2022,19 +2790,72 @@
         <w:t>Versione 1.</w:t>
       </w:r>
       <w:r>
-        <w:t>74</w:t>
+        <w:t>65</w:t>
       </w:r>
       <w:r>
         <w:t xml:space="preserve"> del </w:t>
       </w:r>
       <w:r>
+        <w:t>27</w:t>
+      </w:r>
+      <w:r>
+        <w:t>/</w:t>
+      </w:r>
+      <w:r>
+        <w:t>01</w:t>
+      </w:r>
+      <w:r>
+        <w:t>/20</w:t>
+      </w:r>
+      <w:r>
         <w:t>20</w:t>
       </w:r>
+    </w:p>
+    <w:p>
+      <w:pPr>
+        <w:pStyle w:val="Paragrafoelenco"/>
+        <w:numPr>
+          <w:ilvl w:val="0"/>
+          <w:numId w:val="42"/>
+        </w:numPr>
+      </w:pPr>
+      <w:r>
+        <w:t>Ricerca con filtro, Riepilogo e Stampa Collaboratori</w:t>
+      </w:r>
+    </w:p>
+    <w:p>
+      <w:pPr>
+        <w:pStyle w:val="Paragrafoelenco"/>
+        <w:numPr>
+          <w:ilvl w:val="0"/>
+          <w:numId w:val="42"/>
+        </w:numPr>
+      </w:pPr>
+      <w:r>
+        <w:t>Ricerca con filtro, Riepilogo e Stampa per Consulente del Lavoro</w:t>
+      </w:r>
+    </w:p>
+    <w:p>
+      <w:pPr>
+        <w:pStyle w:val="Sottotitolo"/>
+      </w:pPr>
+      <w:r>
+        <w:t>Versione 1.</w:t>
+      </w:r>
+      <w:r>
+        <w:t>64</w:t>
+      </w:r>
+      <w:r>
+        <w:t xml:space="preserve"> del </w:t>
+      </w:r>
+      <w:r>
+        <w:t>17</w:t>
+      </w:r>
       <w:r>
         <w:t>/</w:t>
       </w:r>
       <w:r>
-        <w:t>04</w:t>
+        <w:t>01</w:t>
       </w:r>
       <w:r>
         <w:t>/20</w:t>
@@ -2048,50 +2869,23 @@
         <w:pStyle w:val="Paragrafoelenco"/>
         <w:numPr>
           <w:ilvl w:val="0"/>
-          <w:numId w:val="49"/>
-        </w:numPr>
-      </w:pPr>
-      <w:r>
-        <w:t>Ripristinata ricerca protocollo con campi testo</w:t>
-      </w:r>
-    </w:p>
-    <w:p>
-      <w:pPr>
-        <w:pStyle w:val="Paragrafoelenco"/>
-        <w:numPr>
-          <w:ilvl w:val="0"/>
-          <w:numId w:val="49"/>
-        </w:numPr>
-      </w:pPr>
-      <w:r>
-        <w:t xml:space="preserve">Aggiunta in tabelle la gestione </w:t>
-      </w:r>
-      <w:r>
-        <w:t>Tipologie Banca Scadenzario</w:t>
-      </w:r>
-    </w:p>
-    <w:p>
-      <w:pPr>
-        <w:pStyle w:val="Paragrafoelenco"/>
-        <w:numPr>
-          <w:ilvl w:val="0"/>
-          <w:numId w:val="49"/>
-        </w:numPr>
-      </w:pPr>
-      <w:r>
-        <w:t>Aggiunta possibilità di selezionare nello Scadenzario i valori presenti nella Tipologia Banca</w:t>
-      </w:r>
-    </w:p>
-    <w:p>
-      <w:pPr>
-        <w:pStyle w:val="Paragrafoelenco"/>
-        <w:numPr>
-          <w:ilvl w:val="0"/>
-          <w:numId w:val="49"/>
-        </w:numPr>
-      </w:pPr>
-      <w:r>
-        <w:t>Aggiustamenti importi Scadenzario</w:t>
+          <w:numId w:val="41"/>
+        </w:numPr>
+      </w:pPr>
+      <w:r>
+        <w:t>Modifiche visualizzazione griglia magazzino</w:t>
+      </w:r>
+    </w:p>
+    <w:p>
+      <w:pPr>
+        <w:pStyle w:val="Paragrafoelenco"/>
+        <w:numPr>
+          <w:ilvl w:val="0"/>
+          <w:numId w:val="41"/>
+        </w:numPr>
+      </w:pPr>
+      <w:r>
+        <w:t>Modifiche pagina Scadenzario con totali</w:t>
       </w:r>
     </w:p>
     <w:p>
@@ -2099,74 +2893,1089 @@
         <w:pStyle w:val="Sottotitolo"/>
       </w:pPr>
       <w:r>
+        <w:lastRenderedPageBreak/>
         <w:t>Versione 1.</w:t>
       </w:r>
       <w:r>
-        <w:t>73</w:t>
+        <w:t>63</w:t>
       </w:r>
       <w:r>
         <w:t xml:space="preserve"> del </w:t>
       </w:r>
       <w:r>
+        <w:t>15</w:t>
+      </w:r>
+      <w:r>
+        <w:t>/</w:t>
+      </w:r>
+      <w:r>
+        <w:t>01</w:t>
+      </w:r>
+      <w:r>
+        <w:t>/20</w:t>
+      </w:r>
+      <w:r>
+        <w:t>20</w:t>
+      </w:r>
+    </w:p>
+    <w:p>
+      <w:pPr>
+        <w:pStyle w:val="Paragrafoelenco"/>
+        <w:numPr>
+          <w:ilvl w:val="0"/>
+          <w:numId w:val="40"/>
+        </w:numPr>
+      </w:pPr>
+      <w:r>
+        <w:t>Campo lavorazione modificabile in fase di offerta</w:t>
+      </w:r>
+    </w:p>
+    <w:p>
+      <w:pPr>
+        <w:pStyle w:val="Paragrafoelenco"/>
+        <w:numPr>
+          <w:ilvl w:val="0"/>
+          <w:numId w:val="40"/>
+        </w:numPr>
+      </w:pPr>
+      <w:r>
+        <w:t>Campo ID non visibile su elenco protocolli</w:t>
+      </w:r>
+    </w:p>
+    <w:p>
+      <w:pPr>
+        <w:pStyle w:val="Sottotitolo"/>
+      </w:pPr>
+      <w:r>
+        <w:t>Versione 1.</w:t>
+      </w:r>
+      <w:r>
+        <w:t>62</w:t>
+      </w:r>
+      <w:r>
+        <w:t xml:space="preserve"> del </w:t>
+      </w:r>
+      <w:r>
+        <w:t>11</w:t>
+      </w:r>
+      <w:r>
+        <w:t>/</w:t>
+      </w:r>
+      <w:r>
+        <w:t>01</w:t>
+      </w:r>
+      <w:r>
+        <w:t>/20</w:t>
+      </w:r>
+      <w:r>
+        <w:t>20</w:t>
+      </w:r>
+    </w:p>
+    <w:p>
+      <w:pPr>
+        <w:pStyle w:val="Paragrafoelenco"/>
+        <w:numPr>
+          <w:ilvl w:val="0"/>
+          <w:numId w:val="39"/>
+        </w:numPr>
+      </w:pPr>
+      <w:r>
+        <w:t>Aggiustamenti pagina Magazzino</w:t>
+      </w:r>
+    </w:p>
+    <w:p>
+      <w:pPr>
+        <w:pStyle w:val="Sottotitolo"/>
+      </w:pPr>
+      <w:r>
+        <w:t>Versione 1.</w:t>
+      </w:r>
+      <w:r>
+        <w:t>61</w:t>
+      </w:r>
+      <w:r>
+        <w:t xml:space="preserve"> del </w:t>
+      </w:r>
+      <w:r>
+        <w:t>29</w:t>
+      </w:r>
+      <w:r>
+        <w:t>/</w:t>
+      </w:r>
+      <w:r>
+        <w:t>12</w:t>
+      </w:r>
+      <w:r>
+        <w:t>/2019</w:t>
+      </w:r>
+    </w:p>
+    <w:p>
+      <w:pPr>
+        <w:pStyle w:val="Paragrafoelenco"/>
+        <w:numPr>
+          <w:ilvl w:val="0"/>
+          <w:numId w:val="38"/>
+        </w:numPr>
+      </w:pPr>
+      <w:r>
+        <w:t>Magazzino: cambiato ordine campi elenco</w:t>
+      </w:r>
+    </w:p>
+    <w:p>
+      <w:pPr>
+        <w:pStyle w:val="Paragrafoelenco"/>
+        <w:numPr>
+          <w:ilvl w:val="0"/>
+          <w:numId w:val="38"/>
+        </w:numPr>
+      </w:pPr>
+      <w:r>
+        <w:t>Campi da liste a tendina ricercati per “uguale” e non per “contiene”</w:t>
+      </w:r>
+    </w:p>
+    <w:p>
+      <w:pPr>
+        <w:pStyle w:val="Paragrafoelenco"/>
+        <w:numPr>
+          <w:ilvl w:val="0"/>
+          <w:numId w:val="38"/>
+        </w:numPr>
+      </w:pPr>
+      <w:r>
+        <w:t xml:space="preserve">Stampa Fattura: distanziato il valore </w:t>
+      </w:r>
+      <w:proofErr w:type="spellStart"/>
+      <w:r>
+        <w:t>Lav.Rif</w:t>
+      </w:r>
+      <w:proofErr w:type="spellEnd"/>
+      <w:r>
+        <w:t>. dal numero fattura</w:t>
+      </w:r>
+    </w:p>
+    <w:p>
+      <w:pPr>
+        <w:pStyle w:val="Paragrafoelenco"/>
+        <w:numPr>
+          <w:ilvl w:val="0"/>
+          <w:numId w:val="38"/>
+        </w:numPr>
+      </w:pPr>
+      <w:r>
+        <w:t>Aggiunto pulsante “Magazzino” nella pagina della lavorazione per futura gestione attrezzature per lavorazione</w:t>
+      </w:r>
+    </w:p>
+    <w:p>
+      <w:pPr>
+        <w:pStyle w:val="Sottotitolo"/>
+      </w:pPr>
+      <w:r>
+        <w:t>Versione 1.</w:t>
+      </w:r>
+      <w:r>
+        <w:t>60</w:t>
+      </w:r>
+      <w:r>
+        <w:t xml:space="preserve"> del </w:t>
+      </w:r>
+      <w:r>
+        <w:t>21</w:t>
+      </w:r>
+      <w:r>
+        <w:t>/</w:t>
+      </w:r>
+      <w:r>
+        <w:t>12</w:t>
+      </w:r>
+      <w:r>
+        <w:t>/2019</w:t>
+      </w:r>
+    </w:p>
+    <w:p>
+      <w:pPr>
+        <w:pStyle w:val="Paragrafoelenco"/>
+        <w:numPr>
+          <w:ilvl w:val="0"/>
+          <w:numId w:val="37"/>
+        </w:numPr>
+      </w:pPr>
+      <w:r>
+        <w:t>Creazione Fattura in uscita, numero fattura generato in automatico in formato AAAA-NNNN, con progressivo a partire da 1 ogni cambio di anno</w:t>
+      </w:r>
+    </w:p>
+    <w:p>
+      <w:pPr>
+        <w:pStyle w:val="Paragrafoelenco"/>
+        <w:numPr>
+          <w:ilvl w:val="0"/>
+          <w:numId w:val="37"/>
+        </w:numPr>
+      </w:pPr>
+      <w:r>
+        <w:t xml:space="preserve">Modifica pdf fattura in uscita con numero fattura corretto e </w:t>
+      </w:r>
+      <w:proofErr w:type="spellStart"/>
+      <w:r>
+        <w:t>N.Rif</w:t>
+      </w:r>
+      <w:proofErr w:type="spellEnd"/>
+      <w:r>
+        <w:t>. lavorazione evidenziato accanto (N.B. il protocollo del documento di tipo fattura viene generato allo stesso modo di sempre, il numero fattura viene memorizzato ne campo Riferimento Protocollo).</w:t>
+      </w:r>
+    </w:p>
+    <w:p>
+      <w:pPr>
+        <w:pStyle w:val="Paragrafoelenco"/>
+        <w:numPr>
+          <w:ilvl w:val="0"/>
+          <w:numId w:val="37"/>
+        </w:numPr>
+      </w:pPr>
+      <w:r>
+        <w:t xml:space="preserve">Spostato a destra della griglia dei risultati il tasto di visualizzazione dettaglio protocollo </w:t>
+      </w:r>
+    </w:p>
+    <w:p>
+      <w:pPr>
+        <w:pStyle w:val="Sottotitolo"/>
+      </w:pPr>
+    </w:p>
+    <w:p>
+      <w:pPr>
+        <w:pStyle w:val="Sottotitolo"/>
+      </w:pPr>
+      <w:r>
+        <w:t>Versione 1.</w:t>
+      </w:r>
+      <w:r>
+        <w:t>59</w:t>
+      </w:r>
+      <w:r>
+        <w:t xml:space="preserve"> del </w:t>
+      </w:r>
+      <w:r>
+        <w:t>16</w:t>
+      </w:r>
+      <w:r>
+        <w:t>/</w:t>
+      </w:r>
+      <w:r>
+        <w:t>12</w:t>
+      </w:r>
+      <w:r>
+        <w:t>/2019</w:t>
+      </w:r>
+    </w:p>
+    <w:p>
+      <w:pPr>
+        <w:pStyle w:val="Paragrafoelenco"/>
+        <w:numPr>
+          <w:ilvl w:val="0"/>
+          <w:numId w:val="37"/>
+        </w:numPr>
+      </w:pPr>
+      <w:r>
+        <w:t>Aggiornamento scadenzario</w:t>
+      </w:r>
+    </w:p>
+    <w:p>
+      <w:pPr>
+        <w:pStyle w:val="Sottotitolo"/>
+      </w:pPr>
+      <w:r>
+        <w:t>Versione 1.</w:t>
+      </w:r>
+      <w:r>
+        <w:t>58</w:t>
+      </w:r>
+      <w:r>
+        <w:t xml:space="preserve"> del </w:t>
+      </w:r>
+      <w:r>
+        <w:t>10</w:t>
+      </w:r>
+      <w:r>
+        <w:t>/</w:t>
+      </w:r>
+      <w:r>
+        <w:t>12</w:t>
+      </w:r>
+      <w:r>
+        <w:t>/2019</w:t>
+      </w:r>
+    </w:p>
+    <w:p>
+      <w:pPr>
+        <w:pStyle w:val="Paragrafoelenco"/>
+        <w:numPr>
+          <w:ilvl w:val="0"/>
+          <w:numId w:val="37"/>
+        </w:numPr>
+      </w:pPr>
+      <w:r>
+        <w:t>Aggiunta scadenzario</w:t>
+      </w:r>
+    </w:p>
+    <w:p>
+      <w:pPr>
+        <w:pStyle w:val="Sottotitolo"/>
+      </w:pPr>
+      <w:r>
+        <w:t>Versione 1.</w:t>
+      </w:r>
+      <w:r>
+        <w:t>57</w:t>
+      </w:r>
+      <w:r>
+        <w:t xml:space="preserve"> del </w:t>
+      </w:r>
+      <w:r>
+        <w:t>07</w:t>
+      </w:r>
+      <w:r>
+        <w:t>/</w:t>
+      </w:r>
+      <w:r>
+        <w:t>12</w:t>
+      </w:r>
+      <w:r>
+        <w:t>/2019</w:t>
+      </w:r>
+    </w:p>
+    <w:p>
+      <w:pPr>
+        <w:pStyle w:val="Paragrafoelenco"/>
+        <w:numPr>
+          <w:ilvl w:val="0"/>
+          <w:numId w:val="37"/>
+        </w:numPr>
+      </w:pPr>
+      <w:r>
+        <w:t>Ricerca protocolli per range di date</w:t>
+      </w:r>
+    </w:p>
+    <w:p>
+      <w:pPr>
+        <w:pStyle w:val="Sottotitolo"/>
+      </w:pPr>
+    </w:p>
+    <w:p>
+      <w:pPr>
+        <w:pStyle w:val="Sottotitolo"/>
+      </w:pPr>
+      <w:r>
+        <w:t>Versione 1.</w:t>
+      </w:r>
+      <w:r>
+        <w:t>56</w:t>
+      </w:r>
+      <w:r>
+        <w:t xml:space="preserve"> del </w:t>
+      </w:r>
+      <w:r>
+        <w:t>29</w:t>
+      </w:r>
+      <w:r>
+        <w:t>/</w:t>
+      </w:r>
+      <w:r>
+        <w:t>11</w:t>
+      </w:r>
+      <w:r>
+        <w:t>/2019</w:t>
+      </w:r>
+    </w:p>
+    <w:p>
+      <w:pPr>
+        <w:pStyle w:val="Paragrafoelenco"/>
+        <w:numPr>
+          <w:ilvl w:val="0"/>
+          <w:numId w:val="37"/>
+        </w:numPr>
+      </w:pPr>
+      <w:r>
+        <w:t xml:space="preserve">Aggiunta voce creazione file </w:t>
+      </w:r>
+      <w:proofErr w:type="spellStart"/>
+      <w:r>
+        <w:t>TLTime</w:t>
+      </w:r>
+      <w:proofErr w:type="spellEnd"/>
+    </w:p>
+    <w:p>
+      <w:pPr>
+        <w:pStyle w:val="Sottotitolo"/>
+      </w:pPr>
+      <w:r>
+        <w:t>Versione 1.</w:t>
+      </w:r>
+      <w:r>
+        <w:t>55</w:t>
+      </w:r>
+      <w:r>
+        <w:t xml:space="preserve"> del </w:t>
+      </w:r>
+      <w:r>
+        <w:t>27</w:t>
+      </w:r>
+      <w:r>
+        <w:t>/</w:t>
+      </w:r>
+      <w:r>
+        <w:t>11</w:t>
+      </w:r>
+      <w:r>
+        <w:t>/2019</w:t>
+      </w:r>
+    </w:p>
+    <w:p>
+      <w:pPr>
+        <w:pStyle w:val="Paragrafoelenco"/>
+        <w:numPr>
+          <w:ilvl w:val="0"/>
+          <w:numId w:val="36"/>
+        </w:numPr>
+      </w:pPr>
+      <w:r>
+        <w:t>Stampa Piano Esterno: numeri di telefono senza prefisso internazionale</w:t>
+      </w:r>
+    </w:p>
+    <w:p>
+      <w:pPr>
+        <w:pStyle w:val="Paragrafoelenco"/>
+        <w:numPr>
+          <w:ilvl w:val="0"/>
+          <w:numId w:val="36"/>
+        </w:numPr>
+      </w:pPr>
+      <w:r>
+        <w:t>Stampa Piano Esterno: divisione tra date differenti (aggiunta riga vuota di separazione)</w:t>
+      </w:r>
+    </w:p>
+    <w:p>
+      <w:pPr>
+        <w:pStyle w:val="Paragrafoelenco"/>
+        <w:numPr>
+          <w:ilvl w:val="0"/>
+          <w:numId w:val="36"/>
+        </w:numPr>
+      </w:pPr>
+      <w:r>
+        <w:t>Protocollo: aggiunti campi “pregresso” di tipo vero/falso e “des</w:t>
+      </w:r>
+      <w:r>
+        <w:t>00</w:t>
+      </w:r>
+      <w:r>
+        <w:t>tinatario” che assume i valori cliente o fornitore</w:t>
+      </w:r>
+    </w:p>
+    <w:p>
+      <w:pPr>
+        <w:pStyle w:val="Paragrafoelenco"/>
+        <w:numPr>
+          <w:ilvl w:val="0"/>
+          <w:numId w:val="36"/>
+        </w:numPr>
+      </w:pPr>
+      <w:r>
+        <w:t>Aggiunta stampa Fattura in uscita (viene creato il relativo protocollo di tipo “fattura” manca l’inserimento nello scadenzario)</w:t>
+      </w:r>
+    </w:p>
+    <w:p>
+      <w:pPr>
+        <w:pStyle w:val="Paragrafoelenco"/>
+        <w:numPr>
+          <w:ilvl w:val="0"/>
+          <w:numId w:val="36"/>
+        </w:numPr>
+      </w:pPr>
+      <w:r>
+        <w:t>ricavi inferiori al 50% evidenziati in rosso.</w:t>
+      </w:r>
+    </w:p>
+    <w:p/>
+    <w:p>
+      <w:pPr>
+        <w:pStyle w:val="Sottotitolo"/>
+      </w:pPr>
+      <w:r>
+        <w:t>Versione 1.</w:t>
+      </w:r>
+      <w:r>
+        <w:t>54</w:t>
+      </w:r>
+      <w:r>
+        <w:t xml:space="preserve"> del </w:t>
+      </w:r>
+      <w:r>
+        <w:t>21</w:t>
+      </w:r>
+      <w:r>
+        <w:t>/</w:t>
+      </w:r>
+      <w:r>
+        <w:t>11</w:t>
+      </w:r>
+      <w:r>
+        <w:t>/2019</w:t>
+      </w:r>
+    </w:p>
+    <w:p>
+      <w:pPr>
+        <w:pStyle w:val="Paragrafoelenco"/>
+        <w:numPr>
+          <w:ilvl w:val="0"/>
+          <w:numId w:val="35"/>
+        </w:numPr>
+      </w:pPr>
+      <w:r>
+        <w:t>Modifica gestione quantità articoli</w:t>
+      </w:r>
+    </w:p>
+    <w:p>
+      <w:pPr>
+        <w:pStyle w:val="Paragrafoelenco"/>
+        <w:numPr>
+          <w:ilvl w:val="0"/>
+          <w:numId w:val="35"/>
+        </w:numPr>
+      </w:pPr>
+      <w:r>
+        <w:t>totali nella tab lavorazione</w:t>
+      </w:r>
+    </w:p>
+    <w:p>
+      <w:pPr>
+        <w:pStyle w:val="Paragrafoelenco"/>
+        <w:numPr>
+          <w:ilvl w:val="0"/>
+          <w:numId w:val="35"/>
+        </w:numPr>
+      </w:pPr>
+      <w:r>
+        <w:t>risolto bug blocco pagine dopo stampa</w:t>
+      </w:r>
+    </w:p>
+    <w:p>
+      <w:pPr>
+        <w:pStyle w:val="Paragrafoelenco"/>
+        <w:numPr>
+          <w:ilvl w:val="0"/>
+          <w:numId w:val="35"/>
+        </w:numPr>
+      </w:pPr>
+      <w:r>
+        <w:t xml:space="preserve">cambiato colore sfondo stampe in blu </w:t>
+      </w:r>
+      <w:proofErr w:type="spellStart"/>
+      <w:r>
+        <w:t>Videosystem</w:t>
+      </w:r>
+      <w:proofErr w:type="spellEnd"/>
+    </w:p>
+    <w:p/>
+    <w:p>
+      <w:pPr>
+        <w:pStyle w:val="Sottotitolo"/>
+      </w:pPr>
+      <w:r>
+        <w:t>Versione 1.</w:t>
+      </w:r>
+      <w:r>
+        <w:t>53</w:t>
+      </w:r>
+      <w:r>
+        <w:t xml:space="preserve"> del </w:t>
+      </w:r>
+      <w:r>
+        <w:t>17</w:t>
+      </w:r>
+      <w:r>
+        <w:t>/</w:t>
+      </w:r>
+      <w:r>
+        <w:t>11</w:t>
+      </w:r>
+      <w:r>
+        <w:t>/2019</w:t>
+      </w:r>
+    </w:p>
+    <w:p>
+      <w:pPr>
+        <w:pStyle w:val="Paragrafoelenco"/>
+        <w:numPr>
+          <w:ilvl w:val="0"/>
+          <w:numId w:val="34"/>
+        </w:numPr>
+      </w:pPr>
+      <w:r>
+        <w:t xml:space="preserve">Implementazione modalità debug in </w:t>
+      </w:r>
+      <w:proofErr w:type="spellStart"/>
+      <w:r>
+        <w:t>web.config</w:t>
+      </w:r>
+      <w:proofErr w:type="spellEnd"/>
+    </w:p>
+    <w:p>
+      <w:pPr>
+        <w:pStyle w:val="Paragrafoelenco"/>
+        <w:numPr>
+          <w:ilvl w:val="0"/>
+          <w:numId w:val="34"/>
+        </w:numPr>
+      </w:pPr>
+      <w:r>
+        <w:t>correzione bug di relazione violata (delete) al salvataggio</w:t>
+      </w:r>
+      <w:r>
+        <w:t>;</w:t>
+      </w:r>
+    </w:p>
+    <w:p>
+      <w:pPr>
+        <w:pStyle w:val="Paragrafoelenco"/>
+        <w:numPr>
+          <w:ilvl w:val="0"/>
+          <w:numId w:val="34"/>
+        </w:numPr>
+      </w:pPr>
+      <w:r>
+        <w:t>eliminato popup in chiusura</w:t>
+      </w:r>
+      <w:r>
+        <w:t>;</w:t>
+      </w:r>
+    </w:p>
+    <w:p>
+      <w:pPr>
+        <w:pStyle w:val="Paragrafoelenco"/>
+        <w:numPr>
+          <w:ilvl w:val="0"/>
+          <w:numId w:val="34"/>
+        </w:numPr>
+      </w:pPr>
+      <w:r>
+        <w:t xml:space="preserve">utilizzo del </w:t>
+      </w:r>
+      <w:proofErr w:type="spellStart"/>
+      <w:r>
+        <w:t>numOccorrenza</w:t>
+      </w:r>
+      <w:proofErr w:type="spellEnd"/>
+      <w:r>
+        <w:t xml:space="preserve"> per identificare articoli lavorazione</w:t>
+      </w:r>
+    </w:p>
+    <w:p>
+      <w:pPr>
+        <w:pStyle w:val="Paragrafoelenco"/>
+        <w:numPr>
+          <w:ilvl w:val="0"/>
+          <w:numId w:val="34"/>
+        </w:numPr>
+      </w:pPr>
+      <w:r>
+        <w:t xml:space="preserve">soluzione vari bug nella modifica articoli in </w:t>
+      </w:r>
+      <w:proofErr w:type="spellStart"/>
+      <w:r>
+        <w:t>dett</w:t>
+      </w:r>
+      <w:proofErr w:type="spellEnd"/>
+      <w:r>
+        <w:t xml:space="preserve"> economico e piano esterno</w:t>
+      </w:r>
+    </w:p>
+    <w:p>
+      <w:pPr>
+        <w:pStyle w:val="Paragrafoelenco"/>
+        <w:numPr>
+          <w:ilvl w:val="0"/>
+          <w:numId w:val="34"/>
+        </w:numPr>
+      </w:pPr>
+      <w:r>
+        <w:t>In inserimento multiplo settata di default la data di trasferimento (se esiste, altrimenti di lavorazione)</w:t>
+      </w:r>
+    </w:p>
+    <w:p>
+      <w:pPr>
+        <w:pStyle w:val="Paragrafoelenco"/>
+        <w:numPr>
+          <w:ilvl w:val="0"/>
+          <w:numId w:val="34"/>
+        </w:numPr>
+      </w:pPr>
+      <w:r>
+        <w:t>controllato che il campo consuntivo venga settato a false in inserimento multiplo</w:t>
+      </w:r>
+    </w:p>
+    <w:p>
+      <w:pPr>
+        <w:pStyle w:val="Paragrafoelenco"/>
+        <w:numPr>
+          <w:ilvl w:val="0"/>
+          <w:numId w:val="34"/>
+        </w:numPr>
+      </w:pPr>
+      <w:r>
+        <w:t>Spostamento a sinistra dei dipendenti nell'agenda</w:t>
+      </w:r>
+    </w:p>
+    <w:p/>
+    <w:p>
+      <w:pPr>
+        <w:pStyle w:val="Sottotitolo"/>
+      </w:pPr>
+      <w:r>
+        <w:t>Versione 1.</w:t>
+      </w:r>
+      <w:r>
+        <w:t>52</w:t>
+      </w:r>
+      <w:r>
+        <w:t xml:space="preserve"> del </w:t>
+      </w:r>
+      <w:r>
+        <w:t>14</w:t>
+      </w:r>
+      <w:r>
+        <w:t>/</w:t>
+      </w:r>
+      <w:r>
+        <w:t>11</w:t>
+      </w:r>
+      <w:r>
+        <w:t>/2019</w:t>
+      </w:r>
+    </w:p>
+    <w:p>
+      <w:pPr>
+        <w:pStyle w:val="Paragrafoelenco"/>
+        <w:numPr>
+          <w:ilvl w:val="0"/>
+          <w:numId w:val="33"/>
+        </w:numPr>
+      </w:pPr>
+      <w:r>
+        <w:t xml:space="preserve">Bug Risolto: </w:t>
+      </w:r>
+      <w:r>
+        <w:t xml:space="preserve">Inserimento di 1 tecnico per più giorni, se ci sono più Tecnici della stessa mansione, mette lo stesso tecnico per </w:t>
+      </w:r>
+      <w:proofErr w:type="spellStart"/>
+      <w:r>
+        <w:t>n.figure</w:t>
+      </w:r>
+      <w:proofErr w:type="spellEnd"/>
+      <w:r>
+        <w:t xml:space="preserve"> sui giorni di lavoro</w:t>
+      </w:r>
+    </w:p>
+    <w:p>
+      <w:pPr>
+        <w:pStyle w:val="Paragrafoelenco"/>
+        <w:numPr>
+          <w:ilvl w:val="0"/>
+          <w:numId w:val="33"/>
+        </w:numPr>
+      </w:pPr>
+      <w:r>
+        <w:t>Bug Risolto: Importazione -</w:t>
+      </w:r>
+      <w:r>
+        <w:t xml:space="preserve"> Quando elimino 1 tecnico e lo reimporto, cancella tutte le info note inserite in precedenza (da verificare su nuovi lavori)</w:t>
+      </w:r>
+    </w:p>
+    <w:p/>
+    <w:p>
+      <w:pPr>
+        <w:pStyle w:val="Sottotitolo"/>
+      </w:pPr>
+      <w:r>
+        <w:t>Versione 1.</w:t>
+      </w:r>
+      <w:r>
+        <w:t>51</w:t>
+      </w:r>
+      <w:r>
+        <w:t xml:space="preserve"> del </w:t>
+      </w:r>
+      <w:r>
+        <w:t>03</w:t>
+      </w:r>
+      <w:r>
+        <w:t>/</w:t>
+      </w:r>
+      <w:r>
+        <w:t>11</w:t>
+      </w:r>
+      <w:r>
+        <w:t>/2019</w:t>
+      </w:r>
+    </w:p>
+    <w:p>
+      <w:pPr>
+        <w:pStyle w:val="Paragrafoelenco"/>
+        <w:numPr>
+          <w:ilvl w:val="0"/>
+          <w:numId w:val="32"/>
+        </w:numPr>
+      </w:pPr>
+      <w:r>
+        <w:t>Corretto bug descrizione lunghe troncate su Consuntivo</w:t>
+      </w:r>
+    </w:p>
+    <w:p>
+      <w:pPr>
+        <w:pStyle w:val="Paragrafoelenco"/>
+        <w:numPr>
+          <w:ilvl w:val="0"/>
+          <w:numId w:val="32"/>
+        </w:numPr>
+      </w:pPr>
+      <w:r>
+        <w:t>Corretto bug articoli a consuntivo su Dettaglio Economico</w:t>
+      </w:r>
+    </w:p>
+    <w:p/>
+    <w:p>
+      <w:pPr>
+        <w:pStyle w:val="Sottotitolo"/>
+      </w:pPr>
+      <w:r>
+        <w:t>Versione 1.</w:t>
+      </w:r>
+      <w:r>
+        <w:t>50</w:t>
+      </w:r>
+      <w:r>
+        <w:t xml:space="preserve"> del </w:t>
+      </w:r>
+      <w:r>
+        <w:t>27</w:t>
+      </w:r>
+      <w:r>
+        <w:t>/</w:t>
+      </w:r>
+      <w:r>
+        <w:t>10</w:t>
+      </w:r>
+      <w:r>
+        <w:t>/2019</w:t>
+      </w:r>
+    </w:p>
+    <w:p>
+      <w:pPr>
+        <w:pStyle w:val="Paragrafoelenco"/>
+        <w:numPr>
+          <w:ilvl w:val="0"/>
+          <w:numId w:val="31"/>
+        </w:numPr>
+      </w:pPr>
+      <w:r>
+        <w:t>Stampa Offerta aggiornato layout</w:t>
+      </w:r>
+    </w:p>
+    <w:p>
+      <w:pPr>
+        <w:pStyle w:val="Paragrafoelenco"/>
+        <w:numPr>
+          <w:ilvl w:val="0"/>
+          <w:numId w:val="31"/>
+        </w:numPr>
+      </w:pPr>
+      <w:r>
+        <w:t>Stampa Consuntivo aggiornato layout</w:t>
+      </w:r>
+    </w:p>
+    <w:p>
+      <w:pPr>
+        <w:pStyle w:val="Paragrafoelenco"/>
+        <w:numPr>
+          <w:ilvl w:val="0"/>
+          <w:numId w:val="31"/>
+        </w:numPr>
+      </w:pPr>
+      <w:r>
+        <w:t>I</w:t>
+      </w:r>
+      <w:r>
+        <w:t xml:space="preserve">nserimento multiplo in </w:t>
+      </w:r>
+      <w:proofErr w:type="spellStart"/>
+      <w:r>
+        <w:t>dett</w:t>
+      </w:r>
+      <w:proofErr w:type="spellEnd"/>
+      <w:r>
+        <w:t>. economico</w:t>
+      </w:r>
+    </w:p>
+    <w:p>
+      <w:pPr>
+        <w:pStyle w:val="Paragrafoelenco"/>
+        <w:numPr>
+          <w:ilvl w:val="0"/>
+          <w:numId w:val="31"/>
+        </w:numPr>
+      </w:pPr>
+      <w:r>
+        <w:t>Correzione errore in fig. professionale</w:t>
+      </w:r>
+      <w:r>
+        <w:t>(propagazione modifiche sulle fig. professionali sbagliate)</w:t>
+      </w:r>
+    </w:p>
+    <w:p>
+      <w:pPr>
+        <w:pStyle w:val="Sottotitolo"/>
+      </w:pPr>
+      <w:r>
+        <w:t>Versione 1.</w:t>
+      </w:r>
+      <w:r>
+        <w:t>49</w:t>
+      </w:r>
+      <w:r>
+        <w:t xml:space="preserve"> del </w:t>
+      </w:r>
+      <w:r>
         <w:t>19</w:t>
       </w:r>
       <w:r>
         <w:t>/</w:t>
       </w:r>
       <w:r>
-        <w:t>04</w:t>
-      </w:r>
-      <w:r>
-        <w:t>/20</w:t>
-      </w:r>
-      <w:r>
-        <w:t>20</w:t>
-      </w:r>
-    </w:p>
-    <w:p>
-      <w:pPr>
-        <w:pStyle w:val="Paragrafoelenco"/>
-        <w:numPr>
-          <w:ilvl w:val="0"/>
-          <w:numId w:val="48"/>
+        <w:t>10</w:t>
+      </w:r>
+      <w:r>
+        <w:t>/2019</w:t>
+      </w:r>
+    </w:p>
+    <w:p>
+      <w:pPr>
+        <w:pStyle w:val="Paragrafoelenco"/>
+        <w:numPr>
+          <w:ilvl w:val="0"/>
+          <w:numId w:val="30"/>
+        </w:numPr>
+      </w:pPr>
+      <w:r>
+        <w:t>possibilità di modificare alcuni dati appuntamento anche se un evento è in lavorazione</w:t>
+      </w:r>
+    </w:p>
+    <w:p>
+      <w:pPr>
+        <w:pStyle w:val="Paragrafoelenco"/>
+        <w:numPr>
+          <w:ilvl w:val="0"/>
+          <w:numId w:val="30"/>
+        </w:numPr>
+      </w:pPr>
+      <w:r>
+        <w:t>replica per ogni giorno di lavorazi</w:t>
+      </w:r>
+      <w:r>
+        <w:t>one del solo personale tecnico</w:t>
+      </w:r>
+    </w:p>
+    <w:p>
+      <w:pPr>
+        <w:pStyle w:val="Paragrafoelenco"/>
+        <w:numPr>
+          <w:ilvl w:val="0"/>
+          <w:numId w:val="30"/>
+        </w:numPr>
+      </w:pPr>
+      <w:r>
+        <w:t>modifica della voce in a</w:t>
+      </w:r>
+      <w:r>
+        <w:t>genda (prima riga=lavorazione)</w:t>
+      </w:r>
+    </w:p>
+    <w:p>
+      <w:pPr>
+        <w:pStyle w:val="Paragrafoelenco"/>
+        <w:numPr>
+          <w:ilvl w:val="0"/>
+          <w:numId w:val="30"/>
+        </w:numPr>
+      </w:pPr>
+      <w:r>
+        <w:t>visualizzazione della descrizione del contrat</w:t>
+      </w:r>
+      <w:r>
+        <w:t xml:space="preserve">to invece che </w:t>
+      </w:r>
+      <w:proofErr w:type="spellStart"/>
+      <w:r>
+        <w:t>num</w:t>
+      </w:r>
+      <w:proofErr w:type="spellEnd"/>
+      <w:r>
+        <w:t>. protocollo</w:t>
+      </w:r>
+    </w:p>
+    <w:p>
+      <w:pPr>
+        <w:pStyle w:val="Paragrafoelenco"/>
+        <w:numPr>
+          <w:ilvl w:val="0"/>
+          <w:numId w:val="30"/>
         </w:numPr>
       </w:pPr>
       <w:r>
         <w:lastRenderedPageBreak/>
-        <w:t>Statistiche: aggiunto elenco contratti, visualizzazione degli importi lordi invece di quelli netti, soluzione bug nei filtri</w:t>
-      </w:r>
-      <w:r>
-        <w:t>.</w:t>
-      </w:r>
-    </w:p>
-    <w:p>
-      <w:pPr>
-        <w:pStyle w:val="Paragrafoelenco"/>
-        <w:numPr>
-          <w:ilvl w:val="0"/>
-          <w:numId w:val="48"/>
-        </w:numPr>
-      </w:pPr>
-      <w:r>
-        <w:t>Scadenzario: visualizzazione importi lordi al posto di quelli netti nella griglia; in inserimento e modifica viene adesso impostato importo lordo e da quello calcolato il netto</w:t>
-      </w:r>
-      <w:r>
-        <w:t>.</w:t>
-      </w:r>
-    </w:p>
-    <w:p>
-      <w:pPr>
-        <w:pStyle w:val="Paragrafoelenco"/>
-        <w:numPr>
-          <w:ilvl w:val="0"/>
-          <w:numId w:val="48"/>
-        </w:numPr>
-      </w:pPr>
-      <w:r>
-        <w:t>Protocollo: modificato ordine filtri; produzione, lavorazione e cliente visualizzati come elenchi con campo ricerca</w:t>
-      </w:r>
-      <w:r>
-        <w:t>.</w:t>
+        <w:t>intestazione della tab lavorazion</w:t>
+      </w:r>
+      <w:r>
+        <w:t>e in base alla tab selezionata</w:t>
+      </w:r>
+    </w:p>
+    <w:p>
+      <w:pPr>
+        <w:pStyle w:val="Paragrafoelenco"/>
+        <w:numPr>
+          <w:ilvl w:val="0"/>
+          <w:numId w:val="30"/>
+        </w:numPr>
+      </w:pPr>
+      <w:r>
+        <w:t>filtr</w:t>
+      </w:r>
+      <w:r>
+        <w:t>o data in inserimento generale</w:t>
+      </w:r>
+    </w:p>
+    <w:p>
+      <w:pPr>
+        <w:pStyle w:val="Paragrafoelenco"/>
+        <w:numPr>
+          <w:ilvl w:val="0"/>
+          <w:numId w:val="30"/>
+        </w:numPr>
+      </w:pPr>
+      <w:r>
+        <w:t>eliminazione massiva degli artic</w:t>
+      </w:r>
+      <w:r>
+        <w:t>oli in offerta e in lavorazione</w:t>
+      </w:r>
+    </w:p>
+    <w:p>
+      <w:pPr>
+        <w:pStyle w:val="Paragrafoelenco"/>
+        <w:numPr>
+          <w:ilvl w:val="0"/>
+          <w:numId w:val="30"/>
+        </w:numPr>
+      </w:pPr>
+      <w:r>
+        <w:t>aggiustamenti grafici vari</w:t>
       </w:r>
     </w:p>
     <w:p>
@@ -2177,7 +3986,7 @@
         <w:t>Versione 1.</w:t>
       </w:r>
       <w:r>
-        <w:t>72</w:t>
+        <w:t>48</w:t>
       </w:r>
       <w:r>
         <w:t xml:space="preserve"> del </w:t>
@@ -2189,1507 +3998,54 @@
         <w:t>/</w:t>
       </w:r>
       <w:r>
-        <w:t>04</w:t>
-      </w:r>
-      <w:r>
-        <w:t>/20</w:t>
-      </w:r>
-      <w:r>
-        <w:t>20</w:t>
-      </w:r>
-    </w:p>
-    <w:p>
-      <w:pPr>
-        <w:pStyle w:val="Paragrafoelenco"/>
-        <w:numPr>
-          <w:ilvl w:val="0"/>
-          <w:numId w:val="48"/>
+        <w:t>10</w:t>
+      </w:r>
+      <w:r>
+        <w:t>/2019</w:t>
+      </w:r>
+    </w:p>
+    <w:p>
+      <w:pPr>
+        <w:pStyle w:val="Paragrafoelenco"/>
+        <w:numPr>
+          <w:ilvl w:val="0"/>
+          <w:numId w:val="29"/>
+        </w:numPr>
+      </w:pPr>
+      <w:r>
+        <w:t>Unificazione layout stampe consuntivo e offerta - aggiustamenti vari layout secondo la lista stilata nell'incontro del 14/10</w:t>
+      </w:r>
+    </w:p>
+    <w:p>
+      <w:pPr>
+        <w:pStyle w:val="Paragrafoelenco"/>
+        <w:numPr>
+          <w:ilvl w:val="0"/>
+          <w:numId w:val="29"/>
+        </w:numPr>
+      </w:pPr>
+      <w:r>
+        <w:t>Aggiustamenti layout stampa piano esterno sempre secondo lista del 14/10</w:t>
+      </w:r>
+    </w:p>
+    <w:p>
+      <w:pPr>
+        <w:pStyle w:val="Paragrafoelenco"/>
+        <w:numPr>
+          <w:ilvl w:val="0"/>
+          <w:numId w:val="29"/>
         </w:numPr>
       </w:pPr>
       <w:r>
         <w:t xml:space="preserve">Aggiunta </w:t>
       </w:r>
-      <w:r>
-        <w:t xml:space="preserve">voce </w:t>
-      </w:r>
-      <w:r>
-        <w:t>Statistica ricavi sotto al menù STATISTICHE.</w:t>
-      </w:r>
-    </w:p>
-    <w:p>
-      <w:pPr>
-        <w:pStyle w:val="Sottotitolo"/>
-      </w:pPr>
-      <w:r>
-        <w:t>Versione 1.</w:t>
-      </w:r>
-      <w:r>
-        <w:t>71</w:t>
-      </w:r>
-      <w:r>
-        <w:t xml:space="preserve"> del </w:t>
-      </w:r>
-      <w:r>
-        <w:t>13</w:t>
-      </w:r>
-      <w:r>
-        <w:t>/</w:t>
-      </w:r>
-      <w:r>
-        <w:t>04</w:t>
-      </w:r>
-      <w:r>
-        <w:t>/20</w:t>
-      </w:r>
-      <w:r>
-        <w:t>20</w:t>
-      </w:r>
-    </w:p>
-    <w:p>
-      <w:pPr>
-        <w:pStyle w:val="Paragrafoelenco"/>
-        <w:numPr>
-          <w:ilvl w:val="0"/>
-          <w:numId w:val="48"/>
-        </w:numPr>
-      </w:pPr>
-      <w:r>
-        <w:t>Modifiche Menù, voce report tltime spostata sotto Report, aggiunti 3 bottoni di accesso ra</w:t>
-      </w:r>
-      <w:r>
-        <w:t xml:space="preserve">pido nel menù di destra in basso, sotto FILTRO </w:t>
-      </w:r>
-      <w:r>
-        <w:t xml:space="preserve">COLONNE </w:t>
-      </w:r>
-      <w:r>
-        <w:t>AGENDA</w:t>
-      </w:r>
-      <w:r>
-        <w:t>.</w:t>
-      </w:r>
-    </w:p>
-    <w:p>
-      <w:pPr>
-        <w:pStyle w:val="Sottotitolo"/>
-      </w:pPr>
-      <w:r>
-        <w:t>Versione 1.</w:t>
-      </w:r>
-      <w:r>
-        <w:t>70</w:t>
-      </w:r>
-      <w:r>
-        <w:t xml:space="preserve"> del </w:t>
-      </w:r>
-      <w:r>
-        <w:t>15</w:t>
-      </w:r>
-      <w:r>
-        <w:t>/</w:t>
-      </w:r>
-      <w:r>
-        <w:t>03</w:t>
-      </w:r>
-      <w:r>
-        <w:t>/20</w:t>
-      </w:r>
-      <w:r>
-        <w:t>20</w:t>
-      </w:r>
-    </w:p>
-    <w:p>
-      <w:pPr>
-        <w:pStyle w:val="Paragrafoelenco"/>
-        <w:numPr>
-          <w:ilvl w:val="0"/>
-          <w:numId w:val="47"/>
-        </w:numPr>
-      </w:pPr>
-      <w:r>
-        <w:t>Aggiornamento scadenzario</w:t>
-      </w:r>
-    </w:p>
-    <w:p>
-      <w:pPr>
-        <w:pStyle w:val="Sottotitolo"/>
-      </w:pPr>
-      <w:r>
-        <w:t>Versione 1.</w:t>
-      </w:r>
-      <w:r>
-        <w:t>69</w:t>
-      </w:r>
-      <w:r>
-        <w:t xml:space="preserve"> del </w:t>
-      </w:r>
-      <w:r>
-        <w:t>02</w:t>
-      </w:r>
-      <w:r>
-        <w:t>/</w:t>
-      </w:r>
-      <w:r>
-        <w:t>03</w:t>
-      </w:r>
-      <w:r>
-        <w:t>/20</w:t>
-      </w:r>
-      <w:r>
-        <w:t>20</w:t>
-      </w:r>
-    </w:p>
-    <w:p>
-      <w:pPr>
-        <w:pStyle w:val="Paragrafoelenco"/>
-        <w:numPr>
-          <w:ilvl w:val="0"/>
-          <w:numId w:val="46"/>
-        </w:numPr>
-      </w:pPr>
-      <w:r>
-        <w:t>Aggiunta modifica data Fattura su stampa Fattura</w:t>
-      </w:r>
-    </w:p>
-    <w:p>
-      <w:pPr>
-        <w:pStyle w:val="Sottotitolo"/>
-      </w:pPr>
-      <w:r>
-        <w:t>Versione 1.</w:t>
-      </w:r>
-      <w:r>
-        <w:t>68</w:t>
-      </w:r>
-      <w:r>
-        <w:t xml:space="preserve"> del </w:t>
-      </w:r>
-      <w:r>
-        <w:t>29</w:t>
-      </w:r>
-      <w:r>
-        <w:t>/</w:t>
-      </w:r>
-      <w:r>
-        <w:t>02</w:t>
-      </w:r>
-      <w:r>
-        <w:t>/20</w:t>
-      </w:r>
-      <w:r>
-        <w:t>20</w:t>
-      </w:r>
-    </w:p>
-    <w:p>
-      <w:pPr>
-        <w:pStyle w:val="Paragrafoelenco"/>
-        <w:numPr>
-          <w:ilvl w:val="0"/>
-          <w:numId w:val="45"/>
-        </w:numPr>
-      </w:pPr>
-      <w:r>
-        <w:t>Completata funzionalità gestione Magazzino per Lavorazione con stampa PDF</w:t>
-      </w:r>
-      <w:r>
-        <w:t xml:space="preserve"> (Tasto MAGAZZINO su pagina Lavorazione)</w:t>
-      </w:r>
-      <w:r>
-        <w:t>.</w:t>
-      </w:r>
-    </w:p>
-    <w:p>
-      <w:pPr>
-        <w:pStyle w:val="Sottotitolo"/>
-      </w:pPr>
-      <w:r>
-        <w:t>Versione 1.</w:t>
-      </w:r>
-      <w:r>
-        <w:t>67</w:t>
-      </w:r>
-      <w:r>
-        <w:t xml:space="preserve"> del </w:t>
-      </w:r>
-      <w:r>
-        <w:t>05</w:t>
-      </w:r>
-      <w:r>
-        <w:t>/</w:t>
-      </w:r>
-      <w:r>
-        <w:t>02</w:t>
-      </w:r>
-      <w:r>
-        <w:t>/20</w:t>
-      </w:r>
-      <w:r>
-        <w:t>20</w:t>
-      </w:r>
-    </w:p>
-    <w:p>
-      <w:pPr>
-        <w:pStyle w:val="Paragrafoelenco"/>
-        <w:numPr>
-          <w:ilvl w:val="0"/>
-          <w:numId w:val="44"/>
-        </w:numPr>
-      </w:pPr>
-      <w:r>
-        <w:t>Sistemazione nota spese; Aggiunta pulsante annulla per chiudere evento senza salvare; gestione import in piano esterno quando una fig prof viene modificata in dett economico</w:t>
-      </w:r>
-    </w:p>
-    <w:p>
-      <w:pPr>
-        <w:pStyle w:val="Sottotitolo"/>
-      </w:pPr>
-      <w:r>
-        <w:t>Versione 1.</w:t>
-      </w:r>
-      <w:r>
-        <w:t>66</w:t>
-      </w:r>
-      <w:r>
-        <w:t xml:space="preserve"> del </w:t>
-      </w:r>
-      <w:r>
-        <w:t>01</w:t>
-      </w:r>
-      <w:r>
-        <w:t>/</w:t>
-      </w:r>
-      <w:r>
-        <w:t>02</w:t>
-      </w:r>
-      <w:r>
-        <w:t>/20</w:t>
-      </w:r>
-      <w:r>
-        <w:t>20</w:t>
-      </w:r>
-    </w:p>
-    <w:p>
-      <w:pPr>
-        <w:pStyle w:val="Paragrafoelenco"/>
-        <w:numPr>
-          <w:ilvl w:val="0"/>
-          <w:numId w:val="43"/>
-        </w:numPr>
-      </w:pPr>
-      <w:r>
-        <w:t>Magazzino, campo gruppo dipendente da sub categoria</w:t>
-      </w:r>
-    </w:p>
-    <w:p>
-      <w:pPr>
-        <w:pStyle w:val="Paragrafoelenco"/>
-        <w:numPr>
-          <w:ilvl w:val="0"/>
-          <w:numId w:val="43"/>
-        </w:numPr>
-      </w:pPr>
-      <w:r>
-        <w:t>Nome Pdf fattura con Numero Fattura e non Codice Evento</w:t>
-      </w:r>
-    </w:p>
-    <w:p>
-      <w:pPr>
-        <w:pStyle w:val="Paragrafoelenco"/>
-        <w:numPr>
-          <w:ilvl w:val="0"/>
-          <w:numId w:val="43"/>
-        </w:numPr>
-      </w:pPr>
-      <w:r>
-        <w:t>Report collaboratori, totale in alto.</w:t>
-      </w:r>
-    </w:p>
-    <w:p>
-      <w:pPr>
-        <w:pStyle w:val="Sottotitolo"/>
-      </w:pPr>
-      <w:r>
-        <w:t>Versione 1.</w:t>
-      </w:r>
-      <w:r>
-        <w:t>65</w:t>
-      </w:r>
-      <w:r>
-        <w:t xml:space="preserve"> del </w:t>
-      </w:r>
-      <w:r>
-        <w:t>27</w:t>
-      </w:r>
-      <w:r>
-        <w:t>/</w:t>
-      </w:r>
-      <w:r>
-        <w:t>01</w:t>
-      </w:r>
-      <w:r>
-        <w:t>/20</w:t>
-      </w:r>
-      <w:r>
-        <w:t>20</w:t>
-      </w:r>
-    </w:p>
-    <w:p>
-      <w:pPr>
-        <w:pStyle w:val="Paragrafoelenco"/>
-        <w:numPr>
-          <w:ilvl w:val="0"/>
-          <w:numId w:val="42"/>
-        </w:numPr>
-      </w:pPr>
-      <w:r>
-        <w:t>Ricerca con filtro, Riepilogo e Stampa Collaboratori</w:t>
-      </w:r>
-    </w:p>
-    <w:p>
-      <w:pPr>
-        <w:pStyle w:val="Paragrafoelenco"/>
-        <w:numPr>
-          <w:ilvl w:val="0"/>
-          <w:numId w:val="42"/>
-        </w:numPr>
-      </w:pPr>
-      <w:r>
-        <w:t>Ricerca con filtro, Riepilogo e Stampa per Consulente del Lavoro</w:t>
-      </w:r>
-    </w:p>
-    <w:p>
-      <w:pPr>
-        <w:pStyle w:val="Sottotitolo"/>
-      </w:pPr>
-      <w:r>
-        <w:t>Versione 1.</w:t>
-      </w:r>
-      <w:r>
-        <w:t>64</w:t>
-      </w:r>
-      <w:r>
-        <w:t xml:space="preserve"> del </w:t>
-      </w:r>
-      <w:r>
-        <w:t>17</w:t>
-      </w:r>
-      <w:r>
-        <w:t>/</w:t>
-      </w:r>
-      <w:r>
-        <w:t>01</w:t>
-      </w:r>
-      <w:r>
-        <w:t>/20</w:t>
-      </w:r>
-      <w:r>
-        <w:t>20</w:t>
-      </w:r>
-    </w:p>
-    <w:p>
-      <w:pPr>
-        <w:pStyle w:val="Paragrafoelenco"/>
-        <w:numPr>
-          <w:ilvl w:val="0"/>
-          <w:numId w:val="41"/>
-        </w:numPr>
-      </w:pPr>
-      <w:r>
-        <w:t>Modifiche visualizzazione griglia magazzino</w:t>
-      </w:r>
-    </w:p>
-    <w:p>
-      <w:pPr>
-        <w:pStyle w:val="Paragrafoelenco"/>
-        <w:numPr>
-          <w:ilvl w:val="0"/>
-          <w:numId w:val="41"/>
-        </w:numPr>
-      </w:pPr>
-      <w:r>
-        <w:t>Modifiche pagina Scadenzario con totali</w:t>
-      </w:r>
-    </w:p>
-    <w:p>
-      <w:pPr>
-        <w:pStyle w:val="Sottotitolo"/>
-      </w:pPr>
-      <w:r>
-        <w:t>Versione 1.</w:t>
-      </w:r>
-      <w:r>
-        <w:t>63</w:t>
-      </w:r>
-      <w:r>
-        <w:t xml:space="preserve"> del </w:t>
-      </w:r>
-      <w:r>
-        <w:t>15</w:t>
-      </w:r>
-      <w:r>
-        <w:t>/</w:t>
-      </w:r>
-      <w:r>
-        <w:t>01</w:t>
-      </w:r>
-      <w:r>
-        <w:t>/20</w:t>
-      </w:r>
-      <w:r>
-        <w:t>20</w:t>
-      </w:r>
-    </w:p>
-    <w:p>
-      <w:pPr>
-        <w:pStyle w:val="Paragrafoelenco"/>
-        <w:numPr>
-          <w:ilvl w:val="0"/>
-          <w:numId w:val="40"/>
-        </w:numPr>
-      </w:pPr>
-      <w:r>
-        <w:t>Campo lavorazione modificabile in fase di offerta</w:t>
-      </w:r>
-    </w:p>
-    <w:p>
-      <w:pPr>
-        <w:pStyle w:val="Paragrafoelenco"/>
-        <w:numPr>
-          <w:ilvl w:val="0"/>
-          <w:numId w:val="40"/>
-        </w:numPr>
-      </w:pPr>
-      <w:r>
-        <w:t>Campo ID non visibile su elenco protocolli</w:t>
-      </w:r>
-    </w:p>
-    <w:p>
-      <w:pPr>
-        <w:pStyle w:val="Sottotitolo"/>
-      </w:pPr>
-      <w:r>
-        <w:t>Versione 1.</w:t>
-      </w:r>
-      <w:r>
-        <w:t>62</w:t>
-      </w:r>
-      <w:r>
-        <w:t xml:space="preserve"> del </w:t>
-      </w:r>
-      <w:r>
-        <w:t>11</w:t>
-      </w:r>
-      <w:r>
-        <w:t>/</w:t>
-      </w:r>
-      <w:r>
-        <w:t>01</w:t>
-      </w:r>
-      <w:r>
-        <w:t>/20</w:t>
-      </w:r>
-      <w:r>
-        <w:t>20</w:t>
-      </w:r>
-    </w:p>
-    <w:p>
-      <w:pPr>
-        <w:pStyle w:val="Paragrafoelenco"/>
-        <w:numPr>
-          <w:ilvl w:val="0"/>
-          <w:numId w:val="39"/>
-        </w:numPr>
-      </w:pPr>
-      <w:r>
-        <w:lastRenderedPageBreak/>
-        <w:t>Aggiustamenti pagina Magazzino</w:t>
-      </w:r>
-    </w:p>
-    <w:p>
-      <w:pPr>
-        <w:pStyle w:val="Sottotitolo"/>
-      </w:pPr>
-      <w:r>
-        <w:t>Versione 1.</w:t>
-      </w:r>
-      <w:r>
-        <w:t>61</w:t>
-      </w:r>
-      <w:r>
-        <w:t xml:space="preserve"> del </w:t>
-      </w:r>
-      <w:r>
-        <w:t>29</w:t>
-      </w:r>
-      <w:r>
-        <w:t>/</w:t>
-      </w:r>
-      <w:r>
-        <w:t>12</w:t>
-      </w:r>
-      <w:r>
-        <w:t>/2019</w:t>
-      </w:r>
-    </w:p>
-    <w:p>
-      <w:pPr>
-        <w:pStyle w:val="Paragrafoelenco"/>
-        <w:numPr>
-          <w:ilvl w:val="0"/>
-          <w:numId w:val="38"/>
-        </w:numPr>
-      </w:pPr>
-      <w:r>
-        <w:t>Magazzino: cambiato ordine campi elenco</w:t>
-      </w:r>
-    </w:p>
-    <w:p>
-      <w:pPr>
-        <w:pStyle w:val="Paragrafoelenco"/>
-        <w:numPr>
-          <w:ilvl w:val="0"/>
-          <w:numId w:val="38"/>
-        </w:numPr>
-      </w:pPr>
-      <w:r>
-        <w:t>Campi da liste a tendina ricercati per “uguale” e non per “contiene”</w:t>
-      </w:r>
-    </w:p>
-    <w:p>
-      <w:pPr>
-        <w:pStyle w:val="Paragrafoelenco"/>
-        <w:numPr>
-          <w:ilvl w:val="0"/>
-          <w:numId w:val="38"/>
-        </w:numPr>
-      </w:pPr>
-      <w:r>
-        <w:t>Stampa Fattura: distanziato il valore Lav.Rif. dal numero fattura</w:t>
-      </w:r>
-    </w:p>
-    <w:p>
-      <w:pPr>
-        <w:pStyle w:val="Paragrafoelenco"/>
-        <w:numPr>
-          <w:ilvl w:val="0"/>
-          <w:numId w:val="38"/>
-        </w:numPr>
-      </w:pPr>
-      <w:r>
-        <w:t>Aggiunto pulsante “Magazzino” nella pagina della lavorazione per futura gestione attrezzature per lavorazione</w:t>
-      </w:r>
-    </w:p>
-    <w:p>
-      <w:pPr>
-        <w:pStyle w:val="Sottotitolo"/>
-      </w:pPr>
-      <w:r>
-        <w:t>Versione 1.</w:t>
-      </w:r>
-      <w:r>
-        <w:t>60</w:t>
-      </w:r>
-      <w:r>
-        <w:t xml:space="preserve"> del </w:t>
-      </w:r>
-      <w:r>
-        <w:t>21</w:t>
-      </w:r>
-      <w:r>
-        <w:t>/</w:t>
-      </w:r>
-      <w:r>
-        <w:t>12</w:t>
-      </w:r>
-      <w:r>
-        <w:t>/2019</w:t>
-      </w:r>
-    </w:p>
-    <w:p>
-      <w:pPr>
-        <w:pStyle w:val="Paragrafoelenco"/>
-        <w:numPr>
-          <w:ilvl w:val="0"/>
-          <w:numId w:val="37"/>
-        </w:numPr>
-      </w:pPr>
-      <w:r>
-        <w:t>Creazione Fattura in uscita, numero fattura generato in automatico in formato AAAA-NNNN, con progressivo a partire da 1 ogni cambio di anno</w:t>
-      </w:r>
-    </w:p>
-    <w:p>
-      <w:pPr>
-        <w:pStyle w:val="Paragrafoelenco"/>
-        <w:numPr>
-          <w:ilvl w:val="0"/>
-          <w:numId w:val="37"/>
-        </w:numPr>
-      </w:pPr>
-      <w:r>
-        <w:t>Modifica pdf fattura in uscita con numero fattura corretto e N.Rif. lavorazione evidenziato accanto (N.B. il protocollo del documento di tipo fattura viene generato allo stesso modo di sempre, il numero fattura viene memorizzato ne campo Riferimento Protocollo).</w:t>
-      </w:r>
-    </w:p>
-    <w:p>
-      <w:pPr>
-        <w:pStyle w:val="Paragrafoelenco"/>
-        <w:numPr>
-          <w:ilvl w:val="0"/>
-          <w:numId w:val="37"/>
-        </w:numPr>
-      </w:pPr>
-      <w:r>
-        <w:t xml:space="preserve">Spostato a destra della griglia dei risultati il tasto di visualizzazione dettaglio protocollo </w:t>
-      </w:r>
-    </w:p>
-    <w:p>
-      <w:pPr>
-        <w:pStyle w:val="Sottotitolo"/>
-      </w:pPr>
-    </w:p>
-    <w:p>
-      <w:pPr>
-        <w:pStyle w:val="Sottotitolo"/>
-      </w:pPr>
-      <w:r>
-        <w:t>Versione 1.</w:t>
-      </w:r>
-      <w:r>
-        <w:t>59</w:t>
-      </w:r>
-      <w:r>
-        <w:t xml:space="preserve"> del </w:t>
-      </w:r>
-      <w:r>
-        <w:t>16</w:t>
-      </w:r>
-      <w:r>
-        <w:t>/</w:t>
-      </w:r>
-      <w:r>
-        <w:t>12</w:t>
-      </w:r>
-      <w:r>
-        <w:t>/2019</w:t>
-      </w:r>
-    </w:p>
-    <w:p>
-      <w:pPr>
-        <w:pStyle w:val="Paragrafoelenco"/>
-        <w:numPr>
-          <w:ilvl w:val="0"/>
-          <w:numId w:val="37"/>
-        </w:numPr>
-      </w:pPr>
-      <w:r>
-        <w:t>Aggiornamento scadenzario</w:t>
-      </w:r>
-    </w:p>
-    <w:p>
-      <w:pPr>
-        <w:pStyle w:val="Sottotitolo"/>
-      </w:pPr>
-      <w:r>
-        <w:t>Versione 1.</w:t>
-      </w:r>
-      <w:r>
-        <w:t>58</w:t>
-      </w:r>
-      <w:r>
-        <w:t xml:space="preserve"> del </w:t>
-      </w:r>
-      <w:r>
-        <w:t>10</w:t>
-      </w:r>
-      <w:r>
-        <w:t>/</w:t>
-      </w:r>
-      <w:r>
-        <w:t>12</w:t>
-      </w:r>
-      <w:r>
-        <w:t>/2019</w:t>
-      </w:r>
-    </w:p>
-    <w:p>
-      <w:pPr>
-        <w:pStyle w:val="Paragrafoelenco"/>
-        <w:numPr>
-          <w:ilvl w:val="0"/>
-          <w:numId w:val="37"/>
-        </w:numPr>
-      </w:pPr>
-      <w:r>
-        <w:t>Aggiunta scadenzario</w:t>
-      </w:r>
-    </w:p>
-    <w:p>
-      <w:pPr>
-        <w:pStyle w:val="Sottotitolo"/>
-      </w:pPr>
-      <w:r>
-        <w:t>Versione 1.</w:t>
-      </w:r>
-      <w:r>
-        <w:t>57</w:t>
-      </w:r>
-      <w:r>
-        <w:t xml:space="preserve"> del </w:t>
-      </w:r>
-      <w:r>
-        <w:t>07</w:t>
-      </w:r>
-      <w:r>
-        <w:t>/</w:t>
-      </w:r>
-      <w:r>
-        <w:t>12</w:t>
-      </w:r>
-      <w:r>
-        <w:t>/2019</w:t>
-      </w:r>
-    </w:p>
-    <w:p>
-      <w:pPr>
-        <w:pStyle w:val="Paragrafoelenco"/>
-        <w:numPr>
-          <w:ilvl w:val="0"/>
-          <w:numId w:val="37"/>
-        </w:numPr>
-      </w:pPr>
-      <w:r>
-        <w:t>Ricerca protocolli per range di date</w:t>
-      </w:r>
-    </w:p>
-    <w:p>
-      <w:pPr>
-        <w:pStyle w:val="Sottotitolo"/>
-      </w:pPr>
-    </w:p>
-    <w:p>
-      <w:pPr>
-        <w:pStyle w:val="Sottotitolo"/>
-      </w:pPr>
-      <w:r>
-        <w:t>Versione 1.</w:t>
-      </w:r>
-      <w:r>
-        <w:t>56</w:t>
-      </w:r>
-      <w:r>
-        <w:t xml:space="preserve"> del </w:t>
-      </w:r>
-      <w:r>
-        <w:t>29</w:t>
-      </w:r>
-      <w:r>
-        <w:t>/</w:t>
-      </w:r>
-      <w:r>
-        <w:t>11</w:t>
-      </w:r>
-      <w:r>
-        <w:t>/2019</w:t>
-      </w:r>
-    </w:p>
-    <w:p>
-      <w:pPr>
-        <w:pStyle w:val="Paragrafoelenco"/>
-        <w:numPr>
-          <w:ilvl w:val="0"/>
-          <w:numId w:val="37"/>
-        </w:numPr>
-      </w:pPr>
-      <w:r>
-        <w:t>Aggiunta voce creazione file TLTime</w:t>
-      </w:r>
-    </w:p>
-    <w:p>
-      <w:pPr>
-        <w:pStyle w:val="Sottotitolo"/>
-      </w:pPr>
-      <w:r>
-        <w:t>Versione 1.</w:t>
-      </w:r>
-      <w:r>
-        <w:t>55</w:t>
-      </w:r>
-      <w:r>
-        <w:t xml:space="preserve"> del </w:t>
-      </w:r>
-      <w:r>
-        <w:t>27</w:t>
-      </w:r>
-      <w:r>
-        <w:t>/</w:t>
-      </w:r>
-      <w:r>
-        <w:t>11</w:t>
-      </w:r>
-      <w:r>
-        <w:t>/2019</w:t>
-      </w:r>
-    </w:p>
-    <w:p>
-      <w:pPr>
-        <w:pStyle w:val="Paragrafoelenco"/>
-        <w:numPr>
-          <w:ilvl w:val="0"/>
-          <w:numId w:val="36"/>
-        </w:numPr>
-      </w:pPr>
-      <w:r>
-        <w:t>Stampa Piano Esterno: numeri di telefono senza prefisso internazionale</w:t>
-      </w:r>
-    </w:p>
-    <w:p>
-      <w:pPr>
-        <w:pStyle w:val="Paragrafoelenco"/>
-        <w:numPr>
-          <w:ilvl w:val="0"/>
-          <w:numId w:val="36"/>
-        </w:numPr>
-      </w:pPr>
-      <w:r>
-        <w:t>Stampa Piano Esterno: divisione tra date differenti (aggiunta riga vuota di separazione)</w:t>
-      </w:r>
-    </w:p>
-    <w:p>
-      <w:pPr>
-        <w:pStyle w:val="Paragrafoelenco"/>
-        <w:numPr>
-          <w:ilvl w:val="0"/>
-          <w:numId w:val="36"/>
-        </w:numPr>
-      </w:pPr>
-      <w:r>
-        <w:t>Protocollo: aggiunti campi “pregresso” di tipo vero/falso e “des</w:t>
-      </w:r>
-      <w:r>
-        <w:t>00</w:t>
-      </w:r>
-      <w:r>
-        <w:t>tinatario” che assume i valori cliente o fornitore</w:t>
-      </w:r>
-    </w:p>
-    <w:p>
-      <w:pPr>
-        <w:pStyle w:val="Paragrafoelenco"/>
-        <w:numPr>
-          <w:ilvl w:val="0"/>
-          <w:numId w:val="36"/>
-        </w:numPr>
-      </w:pPr>
-      <w:r>
-        <w:t>Aggiunta stampa Fattura in uscita (viene creato il relativo protocollo di tipo “fattura” manca l’inserimento nello scadenzario)</w:t>
-      </w:r>
-    </w:p>
-    <w:p>
-      <w:pPr>
-        <w:pStyle w:val="Paragrafoelenco"/>
-        <w:numPr>
-          <w:ilvl w:val="0"/>
-          <w:numId w:val="36"/>
-        </w:numPr>
-      </w:pPr>
-      <w:r>
-        <w:t>ricavi inferiori al 50% evidenziati in rosso.</w:t>
-      </w:r>
-    </w:p>
-    <w:p/>
-    <w:p>
-      <w:pPr>
-        <w:pStyle w:val="Sottotitolo"/>
-      </w:pPr>
-      <w:r>
-        <w:t>Versione 1.</w:t>
-      </w:r>
-      <w:r>
-        <w:t>54</w:t>
-      </w:r>
-      <w:r>
-        <w:t xml:space="preserve"> del </w:t>
-      </w:r>
-      <w:r>
-        <w:t>21</w:t>
-      </w:r>
-      <w:r>
-        <w:t>/</w:t>
-      </w:r>
-      <w:r>
-        <w:t>11</w:t>
-      </w:r>
-      <w:r>
-        <w:t>/2019</w:t>
-      </w:r>
-    </w:p>
-    <w:p>
-      <w:pPr>
-        <w:pStyle w:val="Paragrafoelenco"/>
-        <w:numPr>
-          <w:ilvl w:val="0"/>
-          <w:numId w:val="35"/>
-        </w:numPr>
-      </w:pPr>
-      <w:r>
-        <w:t>Modifica gestione quantità articoli</w:t>
-      </w:r>
-    </w:p>
-    <w:p>
-      <w:pPr>
-        <w:pStyle w:val="Paragrafoelenco"/>
-        <w:numPr>
-          <w:ilvl w:val="0"/>
-          <w:numId w:val="35"/>
-        </w:numPr>
-      </w:pPr>
-      <w:r>
-        <w:t>totali nella tab lavorazione</w:t>
-      </w:r>
-    </w:p>
-    <w:p>
-      <w:pPr>
-        <w:pStyle w:val="Paragrafoelenco"/>
-        <w:numPr>
-          <w:ilvl w:val="0"/>
-          <w:numId w:val="35"/>
-        </w:numPr>
-      </w:pPr>
-      <w:r>
-        <w:t>risolto bug blocco pagine dopo stampa</w:t>
-      </w:r>
-    </w:p>
-    <w:p>
-      <w:pPr>
-        <w:pStyle w:val="Paragrafoelenco"/>
-        <w:numPr>
-          <w:ilvl w:val="0"/>
-          <w:numId w:val="35"/>
-        </w:numPr>
-      </w:pPr>
-      <w:r>
-        <w:lastRenderedPageBreak/>
-        <w:t>cambiato colore sfondo stampe in blu Videosystem</w:t>
-      </w:r>
-    </w:p>
-    <w:p/>
-    <w:p>
-      <w:pPr>
-        <w:pStyle w:val="Sottotitolo"/>
-      </w:pPr>
-      <w:r>
-        <w:t>Versione 1.</w:t>
-      </w:r>
-      <w:r>
-        <w:t>53</w:t>
-      </w:r>
-      <w:r>
-        <w:t xml:space="preserve"> del </w:t>
-      </w:r>
-      <w:r>
-        <w:t>17</w:t>
-      </w:r>
-      <w:r>
-        <w:t>/</w:t>
-      </w:r>
-      <w:r>
-        <w:t>11</w:t>
-      </w:r>
-      <w:r>
-        <w:t>/2019</w:t>
-      </w:r>
-    </w:p>
-    <w:p>
-      <w:pPr>
-        <w:pStyle w:val="Paragrafoelenco"/>
-        <w:numPr>
-          <w:ilvl w:val="0"/>
-          <w:numId w:val="34"/>
-        </w:numPr>
-      </w:pPr>
-      <w:r>
-        <w:t>Implementazione modalità debug in web.config</w:t>
-      </w:r>
-    </w:p>
-    <w:p>
-      <w:pPr>
-        <w:pStyle w:val="Paragrafoelenco"/>
-        <w:numPr>
-          <w:ilvl w:val="0"/>
-          <w:numId w:val="34"/>
-        </w:numPr>
-      </w:pPr>
-      <w:r>
-        <w:t>correzione bug di relazione violata (delete) al salvataggio</w:t>
-      </w:r>
-      <w:r>
-        <w:t>;</w:t>
-      </w:r>
-    </w:p>
-    <w:p>
-      <w:pPr>
-        <w:pStyle w:val="Paragrafoelenco"/>
-        <w:numPr>
-          <w:ilvl w:val="0"/>
-          <w:numId w:val="34"/>
-        </w:numPr>
-      </w:pPr>
-      <w:r>
-        <w:t>eliminato popup in chiusura</w:t>
-      </w:r>
-      <w:r>
-        <w:t>;</w:t>
-      </w:r>
-    </w:p>
-    <w:p>
-      <w:pPr>
-        <w:pStyle w:val="Paragrafoelenco"/>
-        <w:numPr>
-          <w:ilvl w:val="0"/>
-          <w:numId w:val="34"/>
-        </w:numPr>
-      </w:pPr>
-      <w:r>
-        <w:t>utilizzo del numOccorrenza per identificare articoli lavorazione</w:t>
-      </w:r>
-    </w:p>
-    <w:p>
-      <w:pPr>
-        <w:pStyle w:val="Paragrafoelenco"/>
-        <w:numPr>
-          <w:ilvl w:val="0"/>
-          <w:numId w:val="34"/>
-        </w:numPr>
-      </w:pPr>
-      <w:r>
-        <w:t>soluzione vari bug nella modifica articoli in dett economico e piano esterno</w:t>
-      </w:r>
-    </w:p>
-    <w:p>
-      <w:pPr>
-        <w:pStyle w:val="Paragrafoelenco"/>
-        <w:numPr>
-          <w:ilvl w:val="0"/>
-          <w:numId w:val="34"/>
-        </w:numPr>
-      </w:pPr>
-      <w:r>
-        <w:t>In inserimento multiplo settata di default la data di trasferimento (se esiste, altrimenti di lavorazione)</w:t>
-      </w:r>
-    </w:p>
-    <w:p>
-      <w:pPr>
-        <w:pStyle w:val="Paragrafoelenco"/>
-        <w:numPr>
-          <w:ilvl w:val="0"/>
-          <w:numId w:val="34"/>
-        </w:numPr>
-      </w:pPr>
-      <w:r>
-        <w:t>controllato che il campo consuntivo venga settato a false in inserimento multiplo</w:t>
-      </w:r>
-    </w:p>
-    <w:p>
-      <w:pPr>
-        <w:pStyle w:val="Paragrafoelenco"/>
-        <w:numPr>
-          <w:ilvl w:val="0"/>
-          <w:numId w:val="34"/>
-        </w:numPr>
-      </w:pPr>
-      <w:r>
-        <w:t>Spostamento a sinistra dei dipendenti nell'agenda</w:t>
-      </w:r>
-    </w:p>
-    <w:p/>
-    <w:p>
-      <w:pPr>
-        <w:pStyle w:val="Sottotitolo"/>
-      </w:pPr>
-      <w:r>
-        <w:t>Versione 1.</w:t>
-      </w:r>
-      <w:r>
-        <w:t>52</w:t>
-      </w:r>
-      <w:r>
-        <w:t xml:space="preserve"> del </w:t>
-      </w:r>
-      <w:r>
-        <w:t>14</w:t>
-      </w:r>
-      <w:r>
-        <w:t>/</w:t>
-      </w:r>
-      <w:r>
-        <w:t>11</w:t>
-      </w:r>
-      <w:r>
-        <w:t>/2019</w:t>
-      </w:r>
-    </w:p>
-    <w:p>
-      <w:pPr>
-        <w:pStyle w:val="Paragrafoelenco"/>
-        <w:numPr>
-          <w:ilvl w:val="0"/>
-          <w:numId w:val="33"/>
-        </w:numPr>
-      </w:pPr>
-      <w:r>
-        <w:t xml:space="preserve">Bug Risolto: </w:t>
-      </w:r>
-      <w:r>
-        <w:t>Inserimento di 1 tecnico per più giorni, se ci sono più Tecnici della stessa mansione, mette lo stesso tecnico per n.figure sui giorni di lavoro</w:t>
-      </w:r>
-    </w:p>
-    <w:p>
-      <w:pPr>
-        <w:pStyle w:val="Paragrafoelenco"/>
-        <w:numPr>
-          <w:ilvl w:val="0"/>
-          <w:numId w:val="33"/>
-        </w:numPr>
-      </w:pPr>
-      <w:r>
-        <w:t>Bug Risolto: Importazione -</w:t>
-      </w:r>
-      <w:r>
-        <w:t xml:space="preserve"> Quando elimino 1 tecnico e lo reimporto, cancella tutte le info note inserite in precedenza (da verificare su nuovi lavori)</w:t>
-      </w:r>
-    </w:p>
-    <w:p/>
-    <w:p>
-      <w:pPr>
-        <w:pStyle w:val="Sottotitolo"/>
-      </w:pPr>
-      <w:r>
-        <w:t>Versione 1.</w:t>
-      </w:r>
-      <w:r>
-        <w:t>51</w:t>
-      </w:r>
-      <w:r>
-        <w:t xml:space="preserve"> del </w:t>
-      </w:r>
-      <w:r>
-        <w:t>03</w:t>
-      </w:r>
-      <w:r>
-        <w:t>/</w:t>
-      </w:r>
-      <w:r>
-        <w:t>11</w:t>
-      </w:r>
-      <w:r>
-        <w:t>/2019</w:t>
-      </w:r>
-    </w:p>
-    <w:p>
-      <w:pPr>
-        <w:pStyle w:val="Paragrafoelenco"/>
-        <w:numPr>
-          <w:ilvl w:val="0"/>
-          <w:numId w:val="32"/>
-        </w:numPr>
-      </w:pPr>
-      <w:r>
-        <w:t>Corretto bug descrizione lunghe troncate su Consuntivo</w:t>
-      </w:r>
-    </w:p>
-    <w:p>
-      <w:pPr>
-        <w:pStyle w:val="Paragrafoelenco"/>
-        <w:numPr>
-          <w:ilvl w:val="0"/>
-          <w:numId w:val="32"/>
-        </w:numPr>
-      </w:pPr>
-      <w:r>
-        <w:t>Corretto bug articoli a consuntivo su Dettaglio Economico</w:t>
-      </w:r>
-    </w:p>
-    <w:p/>
-    <w:p>
-      <w:pPr>
-        <w:pStyle w:val="Sottotitolo"/>
-      </w:pPr>
-      <w:r>
-        <w:t>Versione 1.</w:t>
-      </w:r>
-      <w:r>
-        <w:t>50</w:t>
-      </w:r>
-      <w:r>
-        <w:t xml:space="preserve"> del </w:t>
-      </w:r>
-      <w:r>
-        <w:t>27</w:t>
-      </w:r>
-      <w:r>
-        <w:t>/</w:t>
-      </w:r>
-      <w:r>
-        <w:t>10</w:t>
-      </w:r>
-      <w:r>
-        <w:t>/2019</w:t>
-      </w:r>
-    </w:p>
-    <w:p>
-      <w:pPr>
-        <w:pStyle w:val="Paragrafoelenco"/>
-        <w:numPr>
-          <w:ilvl w:val="0"/>
-          <w:numId w:val="31"/>
-        </w:numPr>
-      </w:pPr>
-      <w:r>
-        <w:t>Stampa Offerta aggiornato layout</w:t>
-      </w:r>
-    </w:p>
-    <w:p>
-      <w:pPr>
-        <w:pStyle w:val="Paragrafoelenco"/>
-        <w:numPr>
-          <w:ilvl w:val="0"/>
-          <w:numId w:val="31"/>
-        </w:numPr>
-      </w:pPr>
-      <w:r>
-        <w:t>Stampa Consuntivo aggiornato layout</w:t>
-      </w:r>
-    </w:p>
-    <w:p>
-      <w:pPr>
-        <w:pStyle w:val="Paragrafoelenco"/>
-        <w:numPr>
-          <w:ilvl w:val="0"/>
-          <w:numId w:val="31"/>
-        </w:numPr>
-      </w:pPr>
-      <w:r>
-        <w:t>I</w:t>
-      </w:r>
-      <w:r>
-        <w:t>nserimento multiplo in dett. economico</w:t>
-      </w:r>
-    </w:p>
-    <w:p>
-      <w:pPr>
-        <w:pStyle w:val="Paragrafoelenco"/>
-        <w:numPr>
-          <w:ilvl w:val="0"/>
-          <w:numId w:val="31"/>
-        </w:numPr>
-      </w:pPr>
-      <w:r>
-        <w:t>Correzione errore in fig. professionale</w:t>
-      </w:r>
-      <w:r>
-        <w:t>(propagazione modifiche sulle fig. professionali sbagliate)</w:t>
-      </w:r>
-    </w:p>
-    <w:p>
-      <w:pPr>
-        <w:pStyle w:val="Sottotitolo"/>
-      </w:pPr>
-      <w:r>
-        <w:t>Versione 1.</w:t>
-      </w:r>
-      <w:r>
-        <w:t>49</w:t>
-      </w:r>
-      <w:r>
-        <w:t xml:space="preserve"> del </w:t>
-      </w:r>
-      <w:r>
-        <w:t>19</w:t>
-      </w:r>
-      <w:r>
-        <w:t>/</w:t>
-      </w:r>
-      <w:r>
-        <w:t>10</w:t>
-      </w:r>
-      <w:r>
-        <w:t>/2019</w:t>
-      </w:r>
-    </w:p>
-    <w:p>
-      <w:pPr>
-        <w:pStyle w:val="Paragrafoelenco"/>
-        <w:numPr>
-          <w:ilvl w:val="0"/>
-          <w:numId w:val="30"/>
-        </w:numPr>
-      </w:pPr>
-      <w:r>
-        <w:t>possibilità di modificare alcuni dati appuntamento anche se un evento è in lavorazione</w:t>
-      </w:r>
-    </w:p>
-    <w:p>
-      <w:pPr>
-        <w:pStyle w:val="Paragrafoelenco"/>
-        <w:numPr>
-          <w:ilvl w:val="0"/>
-          <w:numId w:val="30"/>
-        </w:numPr>
-      </w:pPr>
-      <w:r>
-        <w:t>replica per ogni giorno di lavorazi</w:t>
-      </w:r>
-      <w:r>
-        <w:t>one del solo personale tecnico</w:t>
-      </w:r>
-    </w:p>
-    <w:p>
-      <w:pPr>
-        <w:pStyle w:val="Paragrafoelenco"/>
-        <w:numPr>
-          <w:ilvl w:val="0"/>
-          <w:numId w:val="30"/>
-        </w:numPr>
-      </w:pPr>
-      <w:r>
-        <w:t>modifica della voce in a</w:t>
-      </w:r>
-      <w:r>
-        <w:t>genda (prima riga=lavorazione)</w:t>
-      </w:r>
-    </w:p>
-    <w:p>
-      <w:pPr>
-        <w:pStyle w:val="Paragrafoelenco"/>
-        <w:numPr>
-          <w:ilvl w:val="0"/>
-          <w:numId w:val="30"/>
-        </w:numPr>
-      </w:pPr>
-      <w:r>
-        <w:t>visualizzazione della descrizione del contrat</w:t>
-      </w:r>
-      <w:r>
-        <w:t>to invece che num. protocollo</w:t>
-      </w:r>
-    </w:p>
-    <w:p>
-      <w:pPr>
-        <w:pStyle w:val="Paragrafoelenco"/>
-        <w:numPr>
-          <w:ilvl w:val="0"/>
-          <w:numId w:val="30"/>
-        </w:numPr>
-      </w:pPr>
-      <w:r>
-        <w:t>intestazione della tab lavorazion</w:t>
-      </w:r>
-      <w:r>
-        <w:t>e in base alla tab selezionata</w:t>
-      </w:r>
-    </w:p>
-    <w:p>
-      <w:pPr>
-        <w:pStyle w:val="Paragrafoelenco"/>
-        <w:numPr>
-          <w:ilvl w:val="0"/>
-          <w:numId w:val="30"/>
-        </w:numPr>
-      </w:pPr>
-      <w:r>
-        <w:t>filtr</w:t>
-      </w:r>
-      <w:r>
-        <w:t>o data in inserimento generale</w:t>
-      </w:r>
-    </w:p>
-    <w:p>
-      <w:pPr>
-        <w:pStyle w:val="Paragrafoelenco"/>
-        <w:numPr>
-          <w:ilvl w:val="0"/>
-          <w:numId w:val="30"/>
-        </w:numPr>
-      </w:pPr>
-      <w:r>
-        <w:t>eliminazione massiva degli artic</w:t>
-      </w:r>
-      <w:r>
-        <w:t>oli in offerta e in lavorazione</w:t>
-      </w:r>
-    </w:p>
-    <w:p>
-      <w:pPr>
-        <w:pStyle w:val="Paragrafoelenco"/>
-        <w:numPr>
-          <w:ilvl w:val="0"/>
-          <w:numId w:val="30"/>
-        </w:numPr>
-      </w:pPr>
-      <w:r>
-        <w:t>aggiustamenti grafici vari</w:t>
-      </w:r>
-    </w:p>
-    <w:p>
-      <w:pPr>
-        <w:pStyle w:val="Sottotitolo"/>
-      </w:pPr>
-      <w:r>
-        <w:t>Versione 1.</w:t>
-      </w:r>
-      <w:r>
-        <w:t>48</w:t>
-      </w:r>
-      <w:r>
-        <w:t xml:space="preserve"> del </w:t>
-      </w:r>
-      <w:r>
-        <w:t>16</w:t>
-      </w:r>
-      <w:r>
-        <w:t>/</w:t>
-      </w:r>
-      <w:r>
-        <w:t>10</w:t>
-      </w:r>
-      <w:r>
-        <w:t>/2019</w:t>
-      </w:r>
-    </w:p>
-    <w:p>
-      <w:pPr>
-        <w:pStyle w:val="Paragrafoelenco"/>
-        <w:numPr>
-          <w:ilvl w:val="0"/>
-          <w:numId w:val="29"/>
-        </w:numPr>
-      </w:pPr>
-      <w:r>
-        <w:lastRenderedPageBreak/>
-        <w:t>Unificazione layout stampe consuntivo e offerta - aggiustamenti vari layout secondo la lista stilata nell'incontro del 14/10</w:t>
-      </w:r>
-    </w:p>
-    <w:p>
-      <w:pPr>
-        <w:pStyle w:val="Paragrafoelenco"/>
-        <w:numPr>
-          <w:ilvl w:val="0"/>
-          <w:numId w:val="29"/>
-        </w:numPr>
-      </w:pPr>
-      <w:r>
-        <w:t>Aggiustamenti layout stampa piano esterno sempre secondo lista del 14/10</w:t>
-      </w:r>
-    </w:p>
-    <w:p>
-      <w:pPr>
-        <w:pStyle w:val="Paragrafoelenco"/>
-        <w:numPr>
-          <w:ilvl w:val="0"/>
-          <w:numId w:val="29"/>
-        </w:numPr>
-      </w:pPr>
-      <w:r>
-        <w:t>Aggiunta checkbox su elenco articoli per successiva implementazione cancellazione massiva (</w:t>
+      <w:proofErr w:type="spellStart"/>
+      <w:r>
+        <w:t>checkbox</w:t>
+      </w:r>
+      <w:proofErr w:type="spellEnd"/>
+      <w:r>
+        <w:t xml:space="preserve"> su elenco articoli per successiva implementazione cancellazione massiva (</w:t>
       </w:r>
       <w:r>
         <w:rPr>
@@ -4074,6 +4430,7 @@
         </w:numPr>
       </w:pPr>
       <w:r>
+        <w:lastRenderedPageBreak/>
         <w:t>salvataggio automatico prima del lancio stampa Piano Esterno</w:t>
       </w:r>
     </w:p>
@@ -4092,7 +4449,15 @@
         <w:t>l</w:t>
       </w:r>
       <w:r>
-        <w:t>izzava il campo iva anzichè la quantità)</w:t>
+        <w:t xml:space="preserve">izzava il campo iva </w:t>
+      </w:r>
+      <w:proofErr w:type="spellStart"/>
+      <w:r>
+        <w:t>anzichè</w:t>
+      </w:r>
+      <w:proofErr w:type="spellEnd"/>
+      <w:r>
+        <w:t xml:space="preserve"> la quantità)</w:t>
       </w:r>
     </w:p>
     <w:p/>
@@ -4125,7 +4490,6 @@
         </w:numPr>
       </w:pPr>
       <w:r>
-        <w:lastRenderedPageBreak/>
         <w:t>articoli in lavorazione replicati per ogni giorno di lavorazione</w:t>
       </w:r>
     </w:p>
@@ -4207,7 +4571,15 @@
         </w:numPr>
       </w:pPr>
       <w:r>
-        <w:t xml:space="preserve">Gestione Protocollo: in inserimento protocollo viene subito creato il numero Protocollo automaticamente; ricerca su clienti e fornitori; nome allegato nel formato "Protocollo_NProt.xxx";  </w:t>
+        <w:t>Gestione Protocollo: in inserimento protocollo viene subito creato il numero Protocollo automaticamente; ricerca su clienti e fornitori; nome allegato nel formato "</w:t>
+      </w:r>
+      <w:proofErr w:type="spellStart"/>
+      <w:r>
+        <w:t>Protocollo_NProt.xxx</w:t>
+      </w:r>
+      <w:proofErr w:type="spellEnd"/>
+      <w:r>
+        <w:t xml:space="preserve">";  </w:t>
       </w:r>
     </w:p>
     <w:p>
@@ -4280,7 +4652,15 @@
         </w:numPr>
       </w:pPr>
       <w:r>
-        <w:t>limitazione a 5 righe nella textarea note piano esterno</w:t>
+        <w:t xml:space="preserve">limitazione a 5 righe nella </w:t>
+      </w:r>
+      <w:proofErr w:type="spellStart"/>
+      <w:r>
+        <w:t>textarea</w:t>
+      </w:r>
+      <w:proofErr w:type="spellEnd"/>
+      <w:r>
+        <w:t xml:space="preserve"> note piano esterno</w:t>
       </w:r>
     </w:p>
     <w:p>
@@ -4292,7 +4672,15 @@
         </w:numPr>
       </w:pPr>
       <w:r>
-        <w:t>limitazione a 5 righe nella textarea note</w:t>
+        <w:t xml:space="preserve">limitazione a 5 righe nella </w:t>
+      </w:r>
+      <w:proofErr w:type="spellStart"/>
+      <w:r>
+        <w:t>textarea</w:t>
+      </w:r>
+      <w:proofErr w:type="spellEnd"/>
+      <w:r>
+        <w:t xml:space="preserve"> note</w:t>
       </w:r>
       <w:r>
         <w:t xml:space="preserve"> stampa lavorazione</w:t>
@@ -4649,6 +5037,7 @@
           <w:color w:val="222222"/>
           <w:lang w:eastAsia="it-IT"/>
         </w:rPr>
+        <w:lastRenderedPageBreak/>
         <w:t>modifica note su stampa offerta, massimo 4 righe</w:t>
       </w:r>
     </w:p>
@@ -4677,247 +5066,1005 @@
         <w:pStyle w:val="Sottotitolo"/>
       </w:pPr>
       <w:r>
+        <w:t>Versione 1.36 del 19/08/2019</w:t>
+      </w:r>
+    </w:p>
+    <w:p>
+      <w:pPr>
+        <w:pStyle w:val="Paragrafoelenco"/>
+        <w:numPr>
+          <w:ilvl w:val="0"/>
+          <w:numId w:val="18"/>
+        </w:numPr>
+      </w:pPr>
+      <w:r>
+        <w:t>Aggiunta Stampa Consuntivo</w:t>
+      </w:r>
+    </w:p>
+    <w:p>
+      <w:pPr>
+        <w:pStyle w:val="Sottotitolo"/>
+      </w:pPr>
+      <w:r>
+        <w:t>Versione 1.35 del 31/07/2019</w:t>
+      </w:r>
+    </w:p>
+    <w:p>
+      <w:pPr>
+        <w:pStyle w:val="Paragrafoelenco"/>
+        <w:numPr>
+          <w:ilvl w:val="0"/>
+          <w:numId w:val="17"/>
+        </w:numPr>
+      </w:pPr>
+      <w:r>
+        <w:t>Visualizzazione Figure Professionale replicate per ogni giorno di lavorazione</w:t>
+      </w:r>
+    </w:p>
+    <w:p>
+      <w:pPr>
+        <w:pStyle w:val="Paragrafoelenco"/>
+        <w:numPr>
+          <w:ilvl w:val="0"/>
+          <w:numId w:val="17"/>
+        </w:numPr>
+      </w:pPr>
+      <w:r>
+        <w:t>Filtro Data Lavorazione</w:t>
+      </w:r>
+    </w:p>
+    <w:p>
+      <w:pPr>
+        <w:pStyle w:val="Sottotitolo"/>
+      </w:pPr>
+      <w:r>
+        <w:t>Versione 1.34 del 31/07/2019</w:t>
+      </w:r>
+    </w:p>
+    <w:p>
+      <w:pPr>
+        <w:pStyle w:val="Paragrafoelenco"/>
+        <w:numPr>
+          <w:ilvl w:val="0"/>
+          <w:numId w:val="17"/>
+        </w:numPr>
+      </w:pPr>
+      <w:r>
+        <w:t>Aggiunto n. pagine a riepilogo</w:t>
+      </w:r>
+    </w:p>
+    <w:p>
+      <w:pPr>
+        <w:pStyle w:val="Paragrafoelenco"/>
+        <w:numPr>
+          <w:ilvl w:val="0"/>
+          <w:numId w:val="17"/>
+        </w:numPr>
+      </w:pPr>
+      <w:r>
+        <w:t>Aggiornamento pdf riepilogo dopo modifica note</w:t>
+      </w:r>
+    </w:p>
+    <w:p>
+      <w:pPr>
+        <w:pStyle w:val="Sottotitolo"/>
+      </w:pPr>
+      <w:r>
+        <w:t>Versione1.33 del 29/07/2019</w:t>
+      </w:r>
+    </w:p>
+    <w:p>
+      <w:pPr>
+        <w:pStyle w:val="Paragrafoelenco"/>
+        <w:numPr>
+          <w:ilvl w:val="0"/>
+          <w:numId w:val="16"/>
+        </w:numPr>
+      </w:pPr>
+      <w:r>
+        <w:t>Nuova visualizzazione Riepilogo con anteprima PDF</w:t>
+      </w:r>
+    </w:p>
+    <w:p>
+      <w:pPr>
+        <w:pStyle w:val="Sottotitolo"/>
+      </w:pPr>
+      <w:r>
+        <w:t>Versione1.32 del 21/07/2019</w:t>
+      </w:r>
+    </w:p>
+    <w:p>
+      <w:pPr>
+        <w:pStyle w:val="Paragrafoelenco"/>
+        <w:numPr>
+          <w:ilvl w:val="0"/>
+          <w:numId w:val="16"/>
+        </w:numPr>
+      </w:pPr>
+      <w:r>
+        <w:t>Piano Esterno: disposizione colonne griglia figure professionali, funzione 'Inserimento generale', note piano esterno</w:t>
+      </w:r>
+    </w:p>
+    <w:p>
+      <w:pPr>
+        <w:pStyle w:val="Sottotitolo"/>
+      </w:pPr>
+      <w:r>
+        <w:t>Versione1.31 del 12/07/2019</w:t>
+      </w:r>
+    </w:p>
+    <w:p>
+      <w:pPr>
+        <w:pStyle w:val="Paragrafoelenco"/>
+        <w:numPr>
+          <w:ilvl w:val="0"/>
+          <w:numId w:val="15"/>
+        </w:numPr>
+      </w:pPr>
+      <w:r>
+        <w:t>Modificato Layout dettaglio protocollo come quello di ricerca</w:t>
+      </w:r>
+    </w:p>
+    <w:p>
+      <w:pPr>
+        <w:pStyle w:val="Paragrafoelenco"/>
+        <w:numPr>
+          <w:ilvl w:val="0"/>
+          <w:numId w:val="15"/>
+        </w:numPr>
+      </w:pPr>
+      <w:r>
+        <w:t>Aggiunto ordinamento tabella protocolli per singolo campo (cliccando sull'intestazione)</w:t>
+      </w:r>
+    </w:p>
+    <w:p>
+      <w:pPr>
+        <w:pStyle w:val="Paragrafoelenco"/>
+        <w:numPr>
+          <w:ilvl w:val="0"/>
+          <w:numId w:val="15"/>
+        </w:numPr>
+      </w:pPr>
+      <w:r>
+        <w:t>Riepilogo offerta: Aggiunto campo "note" a modifica note del riepilogo</w:t>
+      </w:r>
+    </w:p>
+    <w:p>
+      <w:pPr>
+        <w:pStyle w:val="Paragrafoelenco"/>
+        <w:numPr>
+          <w:ilvl w:val="0"/>
+          <w:numId w:val="15"/>
+        </w:numPr>
+      </w:pPr>
+      <w:r>
+        <w:t>Riepilogo offerta: formato del protocollo, orario nella data, descrizione lunga troncata a 100 caratteri, modifiche grafiche (da completare)</w:t>
+      </w:r>
+    </w:p>
+    <w:p>
+      <w:pPr>
+        <w:pStyle w:val="Paragrafoelenco"/>
+        <w:numPr>
+          <w:ilvl w:val="0"/>
+          <w:numId w:val="15"/>
+        </w:numPr>
+      </w:pPr>
+      <w:r>
+        <w:t>Dettaglio economico: ordine delle colonne e modifica valori mostrati, valore lordo in tabella, valore flag stampa, modifica nella selezione della figura professionale, calcolo costi in base a tipo pagamento, aggiunta fattura a tipo pagamento</w:t>
+      </w:r>
+    </w:p>
+    <w:p>
+      <w:pPr>
+        <w:pStyle w:val="Sottotitolo"/>
+      </w:pPr>
+    </w:p>
+    <w:p>
+      <w:pPr>
+        <w:pStyle w:val="Sottotitolo"/>
+      </w:pPr>
+      <w:r>
+        <w:t>Versione1.30 del 06/0</w:t>
+      </w:r>
+      <w:r>
+        <w:t>6</w:t>
+      </w:r>
+      <w:r>
+        <w:t>/2019</w:t>
+      </w:r>
+    </w:p>
+    <w:p>
+      <w:pPr>
+        <w:pStyle w:val="Paragrafoelenco"/>
+        <w:numPr>
+          <w:ilvl w:val="0"/>
+          <w:numId w:val="15"/>
+        </w:numPr>
+      </w:pPr>
+      <w:r>
+        <w:t>Completata cancellazione eventi</w:t>
+      </w:r>
+    </w:p>
+    <w:p>
+      <w:pPr>
+        <w:pStyle w:val="Paragrafoelenco"/>
+        <w:numPr>
+          <w:ilvl w:val="0"/>
+          <w:numId w:val="15"/>
+        </w:numPr>
+      </w:pPr>
+      <w:r>
+        <w:t>Completata gestione Attrezzature Magazzino</w:t>
+      </w:r>
+    </w:p>
+    <w:p>
+      <w:pPr>
+        <w:pStyle w:val="Paragrafoelenco"/>
+        <w:numPr>
+          <w:ilvl w:val="0"/>
+          <w:numId w:val="15"/>
+        </w:numPr>
+      </w:pPr>
+      <w:r>
+        <w:t>Cancellazione logica Collaboratori, Clienti/Fornitori, Articoli, Raggruppamenti Articoli e Protocolli (non si avrà più errore quando si tenta di cancellare un record da una di queste tabelle collegato ad altre tabelle)</w:t>
+      </w:r>
+    </w:p>
+    <w:p>
+      <w:pPr>
+        <w:pStyle w:val="Sottotitolo"/>
+      </w:pPr>
+    </w:p>
+    <w:p>
+      <w:pPr>
+        <w:pStyle w:val="Sottotitolo"/>
+      </w:pPr>
+      <w:r>
+        <w:t>Versione1.29 del 01/0</w:t>
+      </w:r>
+      <w:r>
+        <w:t>6</w:t>
+      </w:r>
+      <w:r>
+        <w:t>/2019</w:t>
+      </w:r>
+    </w:p>
+    <w:p>
+      <w:pPr>
+        <w:pStyle w:val="Paragrafoelenco"/>
+        <w:numPr>
+          <w:ilvl w:val="0"/>
+          <w:numId w:val="14"/>
+        </w:numPr>
+      </w:pPr>
+      <w:r>
+        <w:t>Aggiunta cancellazione eventi</w:t>
+      </w:r>
+    </w:p>
+    <w:p>
+      <w:pPr>
+        <w:pStyle w:val="Paragrafoelenco"/>
+        <w:numPr>
+          <w:ilvl w:val="0"/>
+          <w:numId w:val="14"/>
+        </w:numPr>
+      </w:pPr>
+      <w:r>
+        <w:t>Aggiunta gestione Magazzino (incompleta)</w:t>
+      </w:r>
+    </w:p>
+    <w:p>
+      <w:pPr>
+        <w:pStyle w:val="Sottotitolo"/>
+      </w:pPr>
+    </w:p>
+    <w:p>
+      <w:pPr>
+        <w:pStyle w:val="Sottotitolo"/>
+      </w:pPr>
+      <w:r>
+        <w:t>Versione1.28 del 22/05/2019</w:t>
+      </w:r>
+    </w:p>
+    <w:p>
+      <w:pPr>
+        <w:pStyle w:val="Paragrafoelenco"/>
+        <w:numPr>
+          <w:ilvl w:val="0"/>
+          <w:numId w:val="13"/>
+        </w:numPr>
+      </w:pPr>
+      <w:r>
+        <w:t>Aggiunta gestione Tipologie Interventi nel menù "Tabelle/Tipologie Interventi"</w:t>
+      </w:r>
+    </w:p>
+    <w:p>
+      <w:pPr>
+        <w:pStyle w:val="Paragrafoelenco"/>
+        <w:numPr>
+          <w:ilvl w:val="0"/>
+          <w:numId w:val="13"/>
+        </w:numPr>
+      </w:pPr>
+      <w:r>
+        <w:t>Aggiornata Lavorazione con gestione Dettaglio Economico e Piano Esterno (da completare)</w:t>
+      </w:r>
+    </w:p>
+    <w:p/>
+    <w:p>
+      <w:pPr>
+        <w:pStyle w:val="Sottotitolo"/>
+      </w:pPr>
+      <w:r>
+        <w:t>Versione1.27 del 05/05/2019</w:t>
+      </w:r>
+    </w:p>
+    <w:p>
+      <w:pPr>
+        <w:pStyle w:val="Paragrafoelenco"/>
+        <w:numPr>
+          <w:ilvl w:val="0"/>
+          <w:numId w:val="12"/>
+        </w:numPr>
+      </w:pPr>
+      <w:r>
+        <w:t>Aggiunta Lavorazione</w:t>
+      </w:r>
+    </w:p>
+    <w:p>
+      <w:pPr>
+        <w:pStyle w:val="Sottotitolo"/>
+      </w:pPr>
+    </w:p>
+    <w:p>
+      <w:pPr>
+        <w:pStyle w:val="Sottotitolo"/>
+      </w:pPr>
+      <w:r>
+        <w:t>Versione1.26 del 27/04/2019</w:t>
+      </w:r>
+    </w:p>
+    <w:p>
+      <w:pPr>
+        <w:pStyle w:val="Paragrafoelenco"/>
+        <w:numPr>
+          <w:ilvl w:val="0"/>
+          <w:numId w:val="11"/>
+        </w:numPr>
+      </w:pPr>
+      <w:r>
+        <w:t>Aggiunta Gestione Password di accesso dimenticata con generazione nuova password ed  invio</w:t>
+      </w:r>
+    </w:p>
+    <w:p>
+      <w:pPr>
+        <w:pStyle w:val="Paragrafoelenco"/>
+      </w:pPr>
+      <w:r>
+        <w:t xml:space="preserve"> e-mail.</w:t>
+      </w:r>
+    </w:p>
+    <w:p>
+      <w:pPr>
+        <w:pStyle w:val="Sottotitolo"/>
+      </w:pPr>
+    </w:p>
+    <w:p>
+      <w:pPr>
+        <w:pStyle w:val="Sottotitolo"/>
+      </w:pPr>
+      <w:r>
+        <w:t>Versione1.25 del 24/04/2019</w:t>
+      </w:r>
+    </w:p>
+    <w:p>
+      <w:pPr>
+        <w:pStyle w:val="Paragrafoelenco"/>
+        <w:numPr>
+          <w:ilvl w:val="0"/>
+          <w:numId w:val="11"/>
+        </w:numPr>
+      </w:pPr>
+      <w:r>
+        <w:t>Aggiunta Gestione Utenti (menù in alto a destra Gestione Utenze/Utenti)</w:t>
+      </w:r>
+    </w:p>
+    <w:p>
+      <w:pPr>
+        <w:pStyle w:val="Sottotitolo"/>
+      </w:pPr>
+    </w:p>
+    <w:p>
+      <w:pPr>
+        <w:pStyle w:val="Sottotitolo"/>
+      </w:pPr>
+      <w:r>
+        <w:t>Versione1.24 del 22/04/2019</w:t>
+      </w:r>
+    </w:p>
+    <w:p>
+      <w:pPr>
+        <w:pStyle w:val="Paragrafoelenco"/>
+        <w:numPr>
+          <w:ilvl w:val="0"/>
+          <w:numId w:val="10"/>
+        </w:numPr>
+      </w:pPr>
+      <w:r>
+        <w:t>Riorganizzazione menù</w:t>
+      </w:r>
+    </w:p>
+    <w:p>
+      <w:pPr>
+        <w:pStyle w:val="Paragrafoelenco"/>
+        <w:numPr>
+          <w:ilvl w:val="0"/>
+          <w:numId w:val="10"/>
+        </w:numPr>
+      </w:pPr>
+      <w:r>
+        <w:t>Aggiunta gestione Tabella Qualifiche Personale</w:t>
+      </w:r>
+    </w:p>
+    <w:p>
+      <w:pPr>
+        <w:pStyle w:val="Paragrafoelenco"/>
+        <w:numPr>
+          <w:ilvl w:val="0"/>
+          <w:numId w:val="10"/>
+        </w:numPr>
+      </w:pPr>
+      <w:r>
+        <w:t>Aggiunta gestione Tabella Tipologie Clienti/Fornitori</w:t>
+      </w:r>
+    </w:p>
+    <w:p>
+      <w:pPr>
+        <w:pStyle w:val="Paragrafoelenco"/>
+        <w:numPr>
+          <w:ilvl w:val="0"/>
+          <w:numId w:val="10"/>
+        </w:numPr>
+      </w:pPr>
+      <w:r>
+        <w:t>Aggiunta gestione Tabella Tipi Protocolli</w:t>
+      </w:r>
+    </w:p>
+    <w:p>
+      <w:pPr>
+        <w:pStyle w:val="Paragrafoelenco"/>
+        <w:numPr>
+          <w:ilvl w:val="0"/>
+          <w:numId w:val="10"/>
+        </w:numPr>
+      </w:pPr>
+      <w:r>
+        <w:t>Aggiunta gestione Tabella Tipi Lavorazione</w:t>
+      </w:r>
+    </w:p>
+    <w:p>
+      <w:pPr>
+        <w:pStyle w:val="Paragrafoelenco"/>
+        <w:numPr>
+          <w:ilvl w:val="0"/>
+          <w:numId w:val="10"/>
+        </w:numPr>
+      </w:pPr>
+      <w:r>
+        <w:t xml:space="preserve">Aggiunti nuovi colori per Intestazione Colonne </w:t>
+      </w:r>
+      <w:proofErr w:type="spellStart"/>
+      <w:r>
+        <w:t>agenda</w:t>
+      </w:r>
+      <w:r>
+        <w:t>da</w:t>
+      </w:r>
+      <w:proofErr w:type="spellEnd"/>
+      <w:r>
+        <w:t xml:space="preserve"> menù Tabelle/Colonne Agenda</w:t>
+      </w:r>
+    </w:p>
+    <w:p>
+      <w:pPr>
+        <w:pStyle w:val="Paragrafoelenco"/>
+        <w:numPr>
+          <w:ilvl w:val="0"/>
+          <w:numId w:val="10"/>
+        </w:numPr>
+      </w:pPr>
+      <w:r>
+        <w:t xml:space="preserve">Aggiunta possibilità di ordinare le colonne agenda </w:t>
+      </w:r>
+      <w:r>
+        <w:t xml:space="preserve">da menù Tabelle/Colonne Agenda tramite il nuovo campo Ordinamento </w:t>
+      </w:r>
+      <w:r>
+        <w:t>(</w:t>
+      </w:r>
+      <w:r>
+        <w:t xml:space="preserve">la modifica non è </w:t>
+      </w:r>
+      <w:r>
+        <w:t>ancora visibile dall'agenda)</w:t>
+      </w:r>
+    </w:p>
+    <w:p>
+      <w:pPr>
+        <w:pStyle w:val="Paragrafoelenco"/>
+        <w:numPr>
+          <w:ilvl w:val="0"/>
+          <w:numId w:val="10"/>
+        </w:numPr>
+      </w:pPr>
+      <w:r>
+        <w:t>Aggiunti nuovi parametri da Tabelle\Configurazione (GIORNI_PAGAMENTO, BANCA da 01 a 04 e IBAN da 01 a 04)</w:t>
+      </w:r>
+    </w:p>
+    <w:p>
+      <w:pPr>
+        <w:pStyle w:val="Sottotitolo"/>
+      </w:pPr>
+    </w:p>
+    <w:p>
+      <w:pPr>
+        <w:pStyle w:val="Sottotitolo"/>
+      </w:pPr>
+      <w:r>
+        <w:t>Versione1.23 del 18/04/2019</w:t>
+      </w:r>
+    </w:p>
+    <w:p>
+      <w:pPr>
+        <w:pStyle w:val="Paragrafoelenco"/>
+        <w:numPr>
+          <w:ilvl w:val="0"/>
+          <w:numId w:val="9"/>
+        </w:numPr>
+      </w:pPr>
+      <w:r>
+        <w:t xml:space="preserve">Aggiunta pagina di gestione valori di configurazione (es. campi IVA, IBAN, indirizzi </w:t>
+      </w:r>
+      <w:proofErr w:type="spellStart"/>
+      <w:r>
+        <w:t>etcetc</w:t>
+      </w:r>
+      <w:proofErr w:type="spellEnd"/>
+      <w:r>
+        <w:t>), da menu TABELLE\Gestione Configurazione</w:t>
+      </w:r>
+    </w:p>
+    <w:p>
+      <w:pPr>
+        <w:pStyle w:val="Sottotitolo"/>
+      </w:pPr>
+    </w:p>
+    <w:p>
+      <w:pPr>
+        <w:pStyle w:val="Sottotitolo"/>
+      </w:pPr>
+      <w:r>
+        <w:t>Versione1.22 del 14/04/2019</w:t>
+      </w:r>
+    </w:p>
+    <w:p>
+      <w:pPr>
+        <w:pStyle w:val="Paragrafoelenco"/>
+        <w:numPr>
+          <w:ilvl w:val="0"/>
+          <w:numId w:val="8"/>
+        </w:numPr>
+      </w:pPr>
+      <w:r>
+        <w:t>Salvataggio e modifica Note Offerta</w:t>
+      </w:r>
+    </w:p>
+    <w:p>
+      <w:pPr>
+        <w:pStyle w:val="Sottotitolo"/>
+      </w:pPr>
+    </w:p>
+    <w:p>
+      <w:pPr>
+        <w:pStyle w:val="Sottotitolo"/>
+      </w:pPr>
+      <w:r>
+        <w:t>Versione1.21 del 13/04/2019</w:t>
+      </w:r>
+    </w:p>
+    <w:p>
+      <w:pPr>
+        <w:pStyle w:val="Paragrafoelenco"/>
+        <w:numPr>
+          <w:ilvl w:val="0"/>
+          <w:numId w:val="7"/>
+        </w:numPr>
+      </w:pPr>
+      <w:r>
         <w:lastRenderedPageBreak/>
-        <w:t>Versione 1.36 del 19/08/2019</w:t>
-      </w:r>
-    </w:p>
-    <w:p>
-      <w:pPr>
-        <w:pStyle w:val="Paragrafoelenco"/>
-        <w:numPr>
-          <w:ilvl w:val="0"/>
-          <w:numId w:val="18"/>
-        </w:numPr>
-      </w:pPr>
-      <w:r>
-        <w:t>Aggiunta Stampa Consuntivo</w:t>
+        <w:t>Pagina protocollo sistemato layout ricerca</w:t>
+      </w:r>
+    </w:p>
+    <w:p>
+      <w:pPr>
+        <w:pStyle w:val="Paragrafoelenco"/>
+        <w:numPr>
+          <w:ilvl w:val="0"/>
+          <w:numId w:val="7"/>
+        </w:numPr>
+      </w:pPr>
+      <w:r>
+        <w:t>Pagina protocollo, in apertura visualizza gli ultimi protocolli automaticamente</w:t>
+      </w:r>
+    </w:p>
+    <w:p>
+      <w:pPr>
+        <w:pStyle w:val="Paragrafoelenco"/>
+        <w:numPr>
+          <w:ilvl w:val="0"/>
+          <w:numId w:val="7"/>
+        </w:numPr>
+      </w:pPr>
+      <w:r>
+        <w:t>Iva recuperata da tabella e non più dal singolo articolo</w:t>
+      </w:r>
+    </w:p>
+    <w:p>
+      <w:pPr>
+        <w:pStyle w:val="Paragrafoelenco"/>
+        <w:numPr>
+          <w:ilvl w:val="0"/>
+          <w:numId w:val="7"/>
+        </w:numPr>
+      </w:pPr>
+      <w:r>
+        <w:t xml:space="preserve">Aggiunta immagine </w:t>
+      </w:r>
+      <w:proofErr w:type="spellStart"/>
+      <w:r>
+        <w:t>footer</w:t>
+      </w:r>
+      <w:proofErr w:type="spellEnd"/>
+      <w:r>
+        <w:t xml:space="preserve"> riepilogo offerta</w:t>
       </w:r>
     </w:p>
     <w:p>
       <w:pPr>
         <w:pStyle w:val="Sottotitolo"/>
       </w:pPr>
-      <w:r>
-        <w:t>Versione 1.35 del 31/07/2019</w:t>
-      </w:r>
-    </w:p>
-    <w:p>
-      <w:pPr>
-        <w:pStyle w:val="Paragrafoelenco"/>
-        <w:numPr>
-          <w:ilvl w:val="0"/>
-          <w:numId w:val="17"/>
-        </w:numPr>
-      </w:pPr>
-      <w:r>
-        <w:t>Visualizzazione Figure Professionale replicate per ogni giorno di lavorazione</w:t>
-      </w:r>
-    </w:p>
-    <w:p>
-      <w:pPr>
-        <w:pStyle w:val="Paragrafoelenco"/>
-        <w:numPr>
-          <w:ilvl w:val="0"/>
-          <w:numId w:val="17"/>
-        </w:numPr>
-      </w:pPr>
-      <w:r>
-        <w:t>Filtro Data Lavorazione</w:t>
-      </w:r>
     </w:p>
     <w:p>
       <w:pPr>
         <w:pStyle w:val="Sottotitolo"/>
       </w:pPr>
       <w:r>
-        <w:t>Versione 1.34 del 31/07/2019</w:t>
-      </w:r>
-    </w:p>
-    <w:p>
-      <w:pPr>
-        <w:pStyle w:val="Paragrafoelenco"/>
-        <w:numPr>
-          <w:ilvl w:val="0"/>
-          <w:numId w:val="17"/>
-        </w:numPr>
-      </w:pPr>
-      <w:r>
-        <w:t>Aggiunto n. pagine a riepilogo</w:t>
-      </w:r>
-    </w:p>
-    <w:p>
-      <w:pPr>
-        <w:pStyle w:val="Paragrafoelenco"/>
-        <w:numPr>
-          <w:ilvl w:val="0"/>
-          <w:numId w:val="17"/>
-        </w:numPr>
-      </w:pPr>
-      <w:r>
-        <w:t>Aggiornamento pdf riepilogo dopo modifica note</w:t>
+        <w:t>Versione1.20 del 11/04/2019</w:t>
+      </w:r>
+    </w:p>
+    <w:p>
+      <w:pPr>
+        <w:pStyle w:val="Paragrafoelenco"/>
+        <w:numPr>
+          <w:ilvl w:val="0"/>
+          <w:numId w:val="6"/>
+        </w:numPr>
+      </w:pPr>
+      <w:r>
+        <w:t>Pagina Offerta, risolto malfunzionamento ordinamento articoli</w:t>
+      </w:r>
+    </w:p>
+    <w:p>
+      <w:pPr>
+        <w:pStyle w:val="Paragrafoelenco"/>
+        <w:numPr>
+          <w:ilvl w:val="0"/>
+          <w:numId w:val="6"/>
+        </w:numPr>
+      </w:pPr>
+      <w:r>
+        <w:t xml:space="preserve">Popolato </w:t>
+      </w:r>
+      <w:proofErr w:type="spellStart"/>
+      <w:r>
+        <w:t>footer</w:t>
+      </w:r>
+      <w:proofErr w:type="spellEnd"/>
+      <w:r>
+        <w:t xml:space="preserve"> riepilogo offerta con i dati del cliente</w:t>
+      </w:r>
+    </w:p>
+    <w:p>
+      <w:pPr>
+        <w:pStyle w:val="Paragrafoelenco"/>
+        <w:numPr>
+          <w:ilvl w:val="0"/>
+          <w:numId w:val="6"/>
+        </w:numPr>
+      </w:pPr>
+      <w:r>
+        <w:t>Pagina Protocollo, aggiunto campo di ricerca "Lavorazione"</w:t>
+      </w:r>
+    </w:p>
+    <w:p>
+      <w:pPr>
+        <w:pStyle w:val="Paragrafoelenco"/>
+        <w:numPr>
+          <w:ilvl w:val="0"/>
+          <w:numId w:val="6"/>
+        </w:numPr>
+      </w:pPr>
+      <w:r>
+        <w:t>Pagina Protocollo, aggiunta selezione con calendari a scomparsa sui campi Data</w:t>
       </w:r>
     </w:p>
     <w:p>
       <w:pPr>
         <w:pStyle w:val="Sottotitolo"/>
       </w:pPr>
-      <w:r>
-        <w:t>Versione1.33 del 29/07/2019</w:t>
-      </w:r>
-    </w:p>
-    <w:p>
-      <w:pPr>
-        <w:pStyle w:val="Paragrafoelenco"/>
-        <w:numPr>
-          <w:ilvl w:val="0"/>
-          <w:numId w:val="16"/>
-        </w:numPr>
-      </w:pPr>
-      <w:r>
-        <w:t>Nuova visualizzazione Riepilogo con anteprima PDF</w:t>
-      </w:r>
     </w:p>
     <w:p>
       <w:pPr>
         <w:pStyle w:val="Sottotitolo"/>
       </w:pPr>
       <w:r>
-        <w:t>Versione1.32 del 21/07/2019</w:t>
-      </w:r>
-    </w:p>
-    <w:p>
-      <w:pPr>
-        <w:pStyle w:val="Paragrafoelenco"/>
-        <w:numPr>
-          <w:ilvl w:val="0"/>
-          <w:numId w:val="16"/>
-        </w:numPr>
-      </w:pPr>
-      <w:r>
-        <w:t>Piano Esterno: disposizione colonne griglia figure professionali, funzione 'Inserimento generale', note piano esterno</w:t>
+        <w:t>Versione1.19 del 09/04/2019</w:t>
+      </w:r>
+    </w:p>
+    <w:p>
+      <w:pPr>
+        <w:pStyle w:val="Paragrafoelenco"/>
+        <w:numPr>
+          <w:ilvl w:val="0"/>
+          <w:numId w:val="5"/>
+        </w:numPr>
+      </w:pPr>
+      <w:r>
+        <w:t>correzione bug tender: modificando un evento che conteneva uno o più tender il salvataggio falliva perché i tender risultavano già impiegati; </w:t>
+      </w:r>
+    </w:p>
+    <w:p>
+      <w:pPr>
+        <w:pStyle w:val="Paragrafoelenco"/>
+        <w:numPr>
+          <w:ilvl w:val="0"/>
+          <w:numId w:val="5"/>
+        </w:numPr>
+      </w:pPr>
+      <w:r>
+        <w:t>layout offerta: aumento altezza articoli e sistemazione popup;</w:t>
+      </w:r>
+    </w:p>
+    <w:p>
+      <w:pPr>
+        <w:pStyle w:val="Paragrafoelenco"/>
+        <w:numPr>
+          <w:ilvl w:val="0"/>
+          <w:numId w:val="5"/>
+        </w:numPr>
+      </w:pPr>
+      <w:r>
+        <w:t>ordinamento articoli in base a prezzo; </w:t>
+      </w:r>
+    </w:p>
+    <w:p>
+      <w:pPr>
+        <w:pStyle w:val="Paragrafoelenco"/>
+        <w:numPr>
+          <w:ilvl w:val="0"/>
+          <w:numId w:val="5"/>
+        </w:numPr>
+      </w:pPr>
+      <w:r>
+        <w:t>descrizione corta e lunga nelle prime due colonne del riepilogo e della stampa;</w:t>
+      </w:r>
+    </w:p>
+    <w:p>
+      <w:pPr>
+        <w:pStyle w:val="Paragrafoelenco"/>
+        <w:numPr>
+          <w:ilvl w:val="0"/>
+          <w:numId w:val="5"/>
+        </w:numPr>
+      </w:pPr>
+      <w:r>
+        <w:t>salvataggio automatico offerta in fase di visualizzazione riepilogo (allo scopo di generare un protocollo);</w:t>
+      </w:r>
+    </w:p>
+    <w:p>
+      <w:pPr>
+        <w:pStyle w:val="Paragrafoelenco"/>
+        <w:numPr>
+          <w:ilvl w:val="0"/>
+          <w:numId w:val="5"/>
+        </w:numPr>
+      </w:pPr>
+      <w:r>
+        <w:t>formattazione importi con separatore migliaia;</w:t>
+      </w:r>
+    </w:p>
+    <w:p>
+      <w:pPr>
+        <w:pStyle w:val="Paragrafoelenco"/>
+        <w:numPr>
+          <w:ilvl w:val="0"/>
+          <w:numId w:val="5"/>
+        </w:numPr>
+      </w:pPr>
+      <w:r>
+        <w:t>creazione e salvataggio pdf in fase di salvataggio offerta; </w:t>
+      </w:r>
+    </w:p>
+    <w:p>
+      <w:pPr>
+        <w:pStyle w:val="Paragrafoelenco"/>
+        <w:numPr>
+          <w:ilvl w:val="0"/>
+          <w:numId w:val="5"/>
+        </w:numPr>
+      </w:pPr>
+      <w:r>
+        <w:t>nome file pdf: Offerta_&lt;numero lavorazione&gt;</w:t>
+      </w:r>
+    </w:p>
+    <w:p>
+      <w:pPr>
+        <w:pStyle w:val="Paragrafoelenco"/>
+        <w:numPr>
+          <w:ilvl w:val="0"/>
+          <w:numId w:val="5"/>
+        </w:numPr>
+      </w:pPr>
+      <w:r>
+        <w:t>in fase di creazione/modifica evento non è più possibile passare da un sottotipo risorsa ad un altro </w:t>
+      </w:r>
+    </w:p>
+    <w:p>
+      <w:pPr>
+        <w:pStyle w:val="Paragrafoelenco"/>
+      </w:pPr>
+      <w:r>
+        <w:t>Es. se sto creando un evento per un dipendente non visualizzerò più nell'elenco le tipologie regie o extra; se sto creando un evento per regie o extra non visualizzerò più i dipendenti.</w:t>
+      </w:r>
+    </w:p>
+    <w:p>
+      <w:pPr>
+        <w:pStyle w:val="Paragrafoelenco"/>
+        <w:numPr>
+          <w:ilvl w:val="0"/>
+          <w:numId w:val="5"/>
+        </w:numPr>
+      </w:pPr>
+      <w:r>
+        <w:t xml:space="preserve">Aggiustamenti layout Pagina Articoli </w:t>
+      </w:r>
+    </w:p>
+    <w:p>
+      <w:pPr>
+        <w:pStyle w:val="Paragrafoelenco"/>
+        <w:numPr>
+          <w:ilvl w:val="0"/>
+          <w:numId w:val="5"/>
+        </w:numPr>
+      </w:pPr>
+      <w:r>
+        <w:t>Aggiustamento nomi campi Pagina Protocolli</w:t>
       </w:r>
     </w:p>
     <w:p>
       <w:pPr>
         <w:pStyle w:val="Sottotitolo"/>
       </w:pPr>
-      <w:r>
-        <w:t>Versione1.31 del 12/07/2019</w:t>
-      </w:r>
-    </w:p>
-    <w:p>
-      <w:pPr>
-        <w:pStyle w:val="Paragrafoelenco"/>
-        <w:numPr>
-          <w:ilvl w:val="0"/>
-          <w:numId w:val="15"/>
-        </w:numPr>
-      </w:pPr>
-      <w:r>
-        <w:t>Modificato Layout dettaglio protocollo come quello di ricerca</w:t>
-      </w:r>
-    </w:p>
-    <w:p>
-      <w:pPr>
-        <w:pStyle w:val="Paragrafoelenco"/>
-        <w:numPr>
-          <w:ilvl w:val="0"/>
-          <w:numId w:val="15"/>
-        </w:numPr>
-      </w:pPr>
-      <w:r>
-        <w:t>Aggiunto ordinamento tabella protocolli per singolo campo (cliccando sull'intestazione)</w:t>
-      </w:r>
-    </w:p>
-    <w:p>
-      <w:pPr>
-        <w:pStyle w:val="Paragrafoelenco"/>
-        <w:numPr>
-          <w:ilvl w:val="0"/>
-          <w:numId w:val="15"/>
-        </w:numPr>
-      </w:pPr>
-      <w:r>
-        <w:t>Riepilogo offerta: Aggiunto campo "note" a modifica note del riepilogo</w:t>
-      </w:r>
-    </w:p>
-    <w:p>
-      <w:pPr>
-        <w:pStyle w:val="Paragrafoelenco"/>
-        <w:numPr>
-          <w:ilvl w:val="0"/>
-          <w:numId w:val="15"/>
-        </w:numPr>
-      </w:pPr>
-      <w:r>
-        <w:t>Riepilogo offerta: formato del protocollo, orario nella data, descrizione lunga troncata a 100 caratteri, modifiche grafiche (da completare)</w:t>
-      </w:r>
-    </w:p>
-    <w:p>
-      <w:pPr>
-        <w:pStyle w:val="Paragrafoelenco"/>
-        <w:numPr>
-          <w:ilvl w:val="0"/>
-          <w:numId w:val="15"/>
-        </w:numPr>
-      </w:pPr>
-      <w:r>
-        <w:t>Dettaglio economico: ordine delle colonne e modifica valori mostrati, valore lordo in tabella, valore flag stampa, modifica nella selezione della figura professionale, calcolo costi in base a tipo pagamento, aggiunta fattura a tipo pagamento</w:t>
-      </w:r>
     </w:p>
     <w:p>
       <w:pPr>
         <w:pStyle w:val="Sottotitolo"/>
       </w:pPr>
-    </w:p>
+      <w:r>
+        <w:t>Versione1.18 del 07/04/2019</w:t>
+      </w:r>
+    </w:p>
+    <w:p>
+      <w:pPr>
+        <w:pStyle w:val="Paragrafoelenco"/>
+        <w:numPr>
+          <w:ilvl w:val="0"/>
+          <w:numId w:val="5"/>
+        </w:numPr>
+      </w:pPr>
+      <w:r>
+        <w:t>Aggiunti campi Data Inizio Lavorazione e Produzione alla tabella Protocollo</w:t>
+      </w:r>
+    </w:p>
+    <w:p>
+      <w:pPr>
+        <w:pStyle w:val="Paragrafoelenco"/>
+        <w:numPr>
+          <w:ilvl w:val="0"/>
+          <w:numId w:val="5"/>
+        </w:numPr>
+      </w:pPr>
+      <w:r>
+        <w:t>Aggiunti campi ricerca Genere Gruppo e Sottogruppo alla pagina Articoli</w:t>
+      </w:r>
+    </w:p>
+    <w:p>
+      <w:pPr>
+        <w:pStyle w:val="Paragrafoelenco"/>
+        <w:numPr>
+          <w:ilvl w:val="0"/>
+          <w:numId w:val="5"/>
+        </w:numPr>
+      </w:pPr>
+      <w:r>
+        <w:t>Aumentata altezza Descrizione Lunga in pagina Articoli</w:t>
+      </w:r>
+    </w:p>
+    <w:p>
+      <w:pPr>
+        <w:pStyle w:val="Paragrafoelenco"/>
+        <w:numPr>
+          <w:ilvl w:val="0"/>
+          <w:numId w:val="5"/>
+        </w:numPr>
+      </w:pPr>
+      <w:r>
+        <w:t>Invertito ordine Descrizione Breve - Descrizione Lunga in tutte le schermate degli Articoli</w:t>
+      </w:r>
+    </w:p>
+    <w:p>
+      <w:pPr>
+        <w:pStyle w:val="Paragrafoelenco"/>
+        <w:numPr>
+          <w:ilvl w:val="0"/>
+          <w:numId w:val="5"/>
+        </w:numPr>
+      </w:pPr>
+      <w:r>
+        <w:t>Aggiunto campo descrizione agli Articoli Associati</w:t>
+      </w:r>
+    </w:p>
+    <w:p>
+      <w:pPr>
+        <w:pStyle w:val="Paragrafoelenco"/>
+        <w:numPr>
+          <w:ilvl w:val="0"/>
+          <w:numId w:val="5"/>
+        </w:numPr>
+      </w:pPr>
+      <w:r>
+        <w:t>Aggiunta ricerca Codice Lavorazione dalla tabella Agenda su pagina Protocollo</w:t>
+      </w:r>
+    </w:p>
+    <w:p/>
     <w:p>
       <w:pPr>
         <w:pStyle w:val="Sottotitolo"/>
       </w:pPr>
       <w:r>
-        <w:t>Versione1.30 del 06/0</w:t>
-      </w:r>
-      <w:r>
-        <w:t>6</w:t>
-      </w:r>
-      <w:r>
-        <w:t>/2019</w:t>
-      </w:r>
-    </w:p>
-    <w:p>
-      <w:pPr>
-        <w:pStyle w:val="Paragrafoelenco"/>
-        <w:numPr>
-          <w:ilvl w:val="0"/>
-          <w:numId w:val="15"/>
-        </w:numPr>
-      </w:pPr>
-      <w:r>
-        <w:t>Completata cancellazione eventi</w:t>
-      </w:r>
-    </w:p>
-    <w:p>
-      <w:pPr>
-        <w:pStyle w:val="Paragrafoelenco"/>
-        <w:numPr>
-          <w:ilvl w:val="0"/>
-          <w:numId w:val="15"/>
-        </w:numPr>
-      </w:pPr>
-      <w:r>
-        <w:t>Completata gestione Attrezzature Magazzino</w:t>
-      </w:r>
-    </w:p>
-    <w:p>
-      <w:pPr>
-        <w:pStyle w:val="Paragrafoelenco"/>
-        <w:numPr>
-          <w:ilvl w:val="0"/>
-          <w:numId w:val="15"/>
-        </w:numPr>
-      </w:pPr>
-      <w:r>
-        <w:t>Cancellazione logica Collaboratori, Clienti/Fornitori, Articoli, Raggruppamenti Articoli e Protocolli (non si avrà più errore quando si tenta di cancellare un record da una di queste tabelle collegato ad altre tabelle)</w:t>
+        <w:t>Versione1.17 del 01/04/2019</w:t>
+      </w:r>
+    </w:p>
+    <w:p>
+      <w:pPr>
+        <w:pStyle w:val="Paragrafoelenco"/>
+        <w:numPr>
+          <w:ilvl w:val="0"/>
+          <w:numId w:val="4"/>
+        </w:numPr>
+      </w:pPr>
+      <w:r>
+        <w:t>Modificata grafica Tab Offerta</w:t>
+      </w:r>
+    </w:p>
+    <w:p>
+      <w:pPr>
+        <w:pStyle w:val="Paragrafoelenco"/>
+        <w:numPr>
+          <w:ilvl w:val="0"/>
+          <w:numId w:val="4"/>
+        </w:numPr>
+      </w:pPr>
+      <w:r>
+        <w:t>Campi Produzione e Luogo modificabili su evento in fase di Offerta</w:t>
       </w:r>
     </w:p>
     <w:p>
@@ -4930,734 +6077,7 @@
         <w:pStyle w:val="Sottotitolo"/>
       </w:pPr>
       <w:r>
-        <w:t>Versione1.29 del 01/0</w:t>
-      </w:r>
-      <w:r>
-        <w:t>6</w:t>
-      </w:r>
-      <w:r>
-        <w:t>/2019</w:t>
-      </w:r>
-    </w:p>
-    <w:p>
-      <w:pPr>
-        <w:pStyle w:val="Paragrafoelenco"/>
-        <w:numPr>
-          <w:ilvl w:val="0"/>
-          <w:numId w:val="14"/>
-        </w:numPr>
-      </w:pPr>
-      <w:r>
-        <w:t>Aggiunta cancellazione eventi</w:t>
-      </w:r>
-    </w:p>
-    <w:p>
-      <w:pPr>
-        <w:pStyle w:val="Paragrafoelenco"/>
-        <w:numPr>
-          <w:ilvl w:val="0"/>
-          <w:numId w:val="14"/>
-        </w:numPr>
-      </w:pPr>
-      <w:r>
-        <w:t>Aggiunta gestione Magazzino (incompleta)</w:t>
-      </w:r>
-    </w:p>
-    <w:p>
-      <w:pPr>
-        <w:pStyle w:val="Sottotitolo"/>
-      </w:pPr>
-    </w:p>
-    <w:p>
-      <w:pPr>
-        <w:pStyle w:val="Sottotitolo"/>
-      </w:pPr>
-      <w:r>
-        <w:t>Versione1.28 del 22/05/2019</w:t>
-      </w:r>
-    </w:p>
-    <w:p>
-      <w:pPr>
-        <w:pStyle w:val="Paragrafoelenco"/>
-        <w:numPr>
-          <w:ilvl w:val="0"/>
-          <w:numId w:val="13"/>
-        </w:numPr>
-      </w:pPr>
-      <w:r>
-        <w:t>Aggiunta gestione Tipologie Interventi nel menù "Tabelle/Tipologie Interventi"</w:t>
-      </w:r>
-    </w:p>
-    <w:p>
-      <w:pPr>
-        <w:pStyle w:val="Paragrafoelenco"/>
-        <w:numPr>
-          <w:ilvl w:val="0"/>
-          <w:numId w:val="13"/>
-        </w:numPr>
-      </w:pPr>
-      <w:r>
         <w:lastRenderedPageBreak/>
-        <w:t>Aggiornata Lavorazione con gestione Dettaglio Economico e Piano Esterno (da completare)</w:t>
-      </w:r>
-    </w:p>
-    <w:p/>
-    <w:p>
-      <w:pPr>
-        <w:pStyle w:val="Sottotitolo"/>
-      </w:pPr>
-      <w:r>
-        <w:t>Versione1.27 del 05/05/2019</w:t>
-      </w:r>
-    </w:p>
-    <w:p>
-      <w:pPr>
-        <w:pStyle w:val="Paragrafoelenco"/>
-        <w:numPr>
-          <w:ilvl w:val="0"/>
-          <w:numId w:val="12"/>
-        </w:numPr>
-      </w:pPr>
-      <w:r>
-        <w:t>Aggiunta Lavorazione</w:t>
-      </w:r>
-    </w:p>
-    <w:p>
-      <w:pPr>
-        <w:pStyle w:val="Sottotitolo"/>
-      </w:pPr>
-    </w:p>
-    <w:p>
-      <w:pPr>
-        <w:pStyle w:val="Sottotitolo"/>
-      </w:pPr>
-      <w:r>
-        <w:t>Versione1.26 del 27/04/2019</w:t>
-      </w:r>
-    </w:p>
-    <w:p>
-      <w:pPr>
-        <w:pStyle w:val="Paragrafoelenco"/>
-        <w:numPr>
-          <w:ilvl w:val="0"/>
-          <w:numId w:val="11"/>
-        </w:numPr>
-      </w:pPr>
-      <w:r>
-        <w:t>Aggiunta Gestione Password di accesso dimenticata con generazione nuova password ed  invio</w:t>
-      </w:r>
-    </w:p>
-    <w:p>
-      <w:pPr>
-        <w:pStyle w:val="Paragrafoelenco"/>
-      </w:pPr>
-      <w:r>
-        <w:t xml:space="preserve"> e-mail.</w:t>
-      </w:r>
-    </w:p>
-    <w:p>
-      <w:pPr>
-        <w:pStyle w:val="Sottotitolo"/>
-      </w:pPr>
-    </w:p>
-    <w:p>
-      <w:pPr>
-        <w:pStyle w:val="Sottotitolo"/>
-      </w:pPr>
-      <w:r>
-        <w:t>Versione1.25 del 24/04/2019</w:t>
-      </w:r>
-    </w:p>
-    <w:p>
-      <w:pPr>
-        <w:pStyle w:val="Paragrafoelenco"/>
-        <w:numPr>
-          <w:ilvl w:val="0"/>
-          <w:numId w:val="11"/>
-        </w:numPr>
-      </w:pPr>
-      <w:r>
-        <w:t>Aggiunta Gestione Utenti (menù in alto a destra Gestione Utenze/Utenti)</w:t>
-      </w:r>
-    </w:p>
-    <w:p>
-      <w:pPr>
-        <w:pStyle w:val="Sottotitolo"/>
-      </w:pPr>
-    </w:p>
-    <w:p>
-      <w:pPr>
-        <w:pStyle w:val="Sottotitolo"/>
-      </w:pPr>
-      <w:r>
-        <w:t>Versione1.24 del 22/04/2019</w:t>
-      </w:r>
-    </w:p>
-    <w:p>
-      <w:pPr>
-        <w:pStyle w:val="Paragrafoelenco"/>
-        <w:numPr>
-          <w:ilvl w:val="0"/>
-          <w:numId w:val="10"/>
-        </w:numPr>
-      </w:pPr>
-      <w:r>
-        <w:t>Riorganizzazione menù</w:t>
-      </w:r>
-    </w:p>
-    <w:p>
-      <w:pPr>
-        <w:pStyle w:val="Paragrafoelenco"/>
-        <w:numPr>
-          <w:ilvl w:val="0"/>
-          <w:numId w:val="10"/>
-        </w:numPr>
-      </w:pPr>
-      <w:r>
-        <w:t>Aggiunta gestione Tabella Qualifiche Personale</w:t>
-      </w:r>
-    </w:p>
-    <w:p>
-      <w:pPr>
-        <w:pStyle w:val="Paragrafoelenco"/>
-        <w:numPr>
-          <w:ilvl w:val="0"/>
-          <w:numId w:val="10"/>
-        </w:numPr>
-      </w:pPr>
-      <w:r>
-        <w:t>Aggiunta gestione Tabella Tipologie Clienti/Fornitori</w:t>
-      </w:r>
-    </w:p>
-    <w:p>
-      <w:pPr>
-        <w:pStyle w:val="Paragrafoelenco"/>
-        <w:numPr>
-          <w:ilvl w:val="0"/>
-          <w:numId w:val="10"/>
-        </w:numPr>
-      </w:pPr>
-      <w:r>
-        <w:t>Aggiunta gestione Tabella Tipi Protocolli</w:t>
-      </w:r>
-    </w:p>
-    <w:p>
-      <w:pPr>
-        <w:pStyle w:val="Paragrafoelenco"/>
-        <w:numPr>
-          <w:ilvl w:val="0"/>
-          <w:numId w:val="10"/>
-        </w:numPr>
-      </w:pPr>
-      <w:r>
-        <w:t>Aggiunta gestione Tabella Tipi Lavorazione</w:t>
-      </w:r>
-    </w:p>
-    <w:p>
-      <w:pPr>
-        <w:pStyle w:val="Paragrafoelenco"/>
-        <w:numPr>
-          <w:ilvl w:val="0"/>
-          <w:numId w:val="10"/>
-        </w:numPr>
-      </w:pPr>
-      <w:r>
-        <w:t>Aggiunti nuovi colori per Intestazione Colonne agenda</w:t>
-      </w:r>
-      <w:r>
-        <w:t>da menù Tabelle/Colonne Agenda</w:t>
-      </w:r>
-    </w:p>
-    <w:p>
-      <w:pPr>
-        <w:pStyle w:val="Paragrafoelenco"/>
-        <w:numPr>
-          <w:ilvl w:val="0"/>
-          <w:numId w:val="10"/>
-        </w:numPr>
-      </w:pPr>
-      <w:r>
-        <w:t xml:space="preserve">Aggiunta possibilità di ordinare le colonne agenda </w:t>
-      </w:r>
-      <w:r>
-        <w:t xml:space="preserve">da menù Tabelle/Colonne Agenda tramite il nuovo campo Ordinamento </w:t>
-      </w:r>
-      <w:r>
-        <w:t>(</w:t>
-      </w:r>
-      <w:r>
-        <w:t xml:space="preserve">la modifica non è </w:t>
-      </w:r>
-      <w:r>
-        <w:t>ancora visibile dall'agenda)</w:t>
-      </w:r>
-    </w:p>
-    <w:p>
-      <w:pPr>
-        <w:pStyle w:val="Paragrafoelenco"/>
-        <w:numPr>
-          <w:ilvl w:val="0"/>
-          <w:numId w:val="10"/>
-        </w:numPr>
-      </w:pPr>
-      <w:r>
-        <w:t>Aggiunti nuovi parametri da Tabelle\Configurazione (GIORNI_PAGAMENTO, BANCA da 01 a 04 e IBAN da 01 a 04)</w:t>
-      </w:r>
-    </w:p>
-    <w:p>
-      <w:pPr>
-        <w:pStyle w:val="Sottotitolo"/>
-      </w:pPr>
-    </w:p>
-    <w:p>
-      <w:pPr>
-        <w:pStyle w:val="Sottotitolo"/>
-      </w:pPr>
-      <w:r>
-        <w:t>Versione1.23 del 18/04/2019</w:t>
-      </w:r>
-    </w:p>
-    <w:p>
-      <w:pPr>
-        <w:pStyle w:val="Paragrafoelenco"/>
-        <w:numPr>
-          <w:ilvl w:val="0"/>
-          <w:numId w:val="9"/>
-        </w:numPr>
-      </w:pPr>
-      <w:r>
-        <w:t>Aggiunta pagina di gestione valori di configurazione (es. campi IVA, IBAN, indirizzi etcetc), da menu TABELLE\Gestione Configurazione</w:t>
-      </w:r>
-    </w:p>
-    <w:p>
-      <w:pPr>
-        <w:pStyle w:val="Sottotitolo"/>
-      </w:pPr>
-    </w:p>
-    <w:p>
-      <w:pPr>
-        <w:pStyle w:val="Sottotitolo"/>
-      </w:pPr>
-      <w:r>
-        <w:t>Versione1.22 del 14/04/2019</w:t>
-      </w:r>
-    </w:p>
-    <w:p>
-      <w:pPr>
-        <w:pStyle w:val="Paragrafoelenco"/>
-        <w:numPr>
-          <w:ilvl w:val="0"/>
-          <w:numId w:val="8"/>
-        </w:numPr>
-      </w:pPr>
-      <w:r>
-        <w:t>Salvataggio e modifica Note Offerta</w:t>
-      </w:r>
-    </w:p>
-    <w:p>
-      <w:pPr>
-        <w:pStyle w:val="Sottotitolo"/>
-      </w:pPr>
-    </w:p>
-    <w:p>
-      <w:pPr>
-        <w:pStyle w:val="Sottotitolo"/>
-      </w:pPr>
-      <w:r>
-        <w:t>Versione1.21 del 13/04/2019</w:t>
-      </w:r>
-    </w:p>
-    <w:p>
-      <w:pPr>
-        <w:pStyle w:val="Paragrafoelenco"/>
-        <w:numPr>
-          <w:ilvl w:val="0"/>
-          <w:numId w:val="7"/>
-        </w:numPr>
-      </w:pPr>
-      <w:r>
-        <w:t>Pagina protocollo sistemato layout ricerca</w:t>
-      </w:r>
-    </w:p>
-    <w:p>
-      <w:pPr>
-        <w:pStyle w:val="Paragrafoelenco"/>
-        <w:numPr>
-          <w:ilvl w:val="0"/>
-          <w:numId w:val="7"/>
-        </w:numPr>
-      </w:pPr>
-      <w:r>
-        <w:t>Pagina protocollo, in apertura visualizza gli ultimi protocolli automaticamente</w:t>
-      </w:r>
-    </w:p>
-    <w:p>
-      <w:pPr>
-        <w:pStyle w:val="Paragrafoelenco"/>
-        <w:numPr>
-          <w:ilvl w:val="0"/>
-          <w:numId w:val="7"/>
-        </w:numPr>
-      </w:pPr>
-      <w:r>
-        <w:t>Iva recuperata da tabella e non più dal singolo articolo</w:t>
-      </w:r>
-    </w:p>
-    <w:p>
-      <w:pPr>
-        <w:pStyle w:val="Paragrafoelenco"/>
-        <w:numPr>
-          <w:ilvl w:val="0"/>
-          <w:numId w:val="7"/>
-        </w:numPr>
-      </w:pPr>
-      <w:r>
-        <w:lastRenderedPageBreak/>
-        <w:t>Aggiunta immagine footer riepilogo offerta</w:t>
-      </w:r>
-    </w:p>
-    <w:p>
-      <w:pPr>
-        <w:pStyle w:val="Sottotitolo"/>
-      </w:pPr>
-    </w:p>
-    <w:p>
-      <w:pPr>
-        <w:pStyle w:val="Sottotitolo"/>
-      </w:pPr>
-      <w:r>
-        <w:t>Versione1.20 del 11/04/2019</w:t>
-      </w:r>
-    </w:p>
-    <w:p>
-      <w:pPr>
-        <w:pStyle w:val="Paragrafoelenco"/>
-        <w:numPr>
-          <w:ilvl w:val="0"/>
-          <w:numId w:val="6"/>
-        </w:numPr>
-      </w:pPr>
-      <w:r>
-        <w:t>Pagina Offerta, risolto malfunzionamento ordinamento articoli</w:t>
-      </w:r>
-    </w:p>
-    <w:p>
-      <w:pPr>
-        <w:pStyle w:val="Paragrafoelenco"/>
-        <w:numPr>
-          <w:ilvl w:val="0"/>
-          <w:numId w:val="6"/>
-        </w:numPr>
-      </w:pPr>
-      <w:r>
-        <w:t>Popolato footer riepilogo offerta con i dati del cliente</w:t>
-      </w:r>
-    </w:p>
-    <w:p>
-      <w:pPr>
-        <w:pStyle w:val="Paragrafoelenco"/>
-        <w:numPr>
-          <w:ilvl w:val="0"/>
-          <w:numId w:val="6"/>
-        </w:numPr>
-      </w:pPr>
-      <w:r>
-        <w:t>Pagina Protocollo, aggiunto campo di ricerca "Lavorazione"</w:t>
-      </w:r>
-    </w:p>
-    <w:p>
-      <w:pPr>
-        <w:pStyle w:val="Paragrafoelenco"/>
-        <w:numPr>
-          <w:ilvl w:val="0"/>
-          <w:numId w:val="6"/>
-        </w:numPr>
-      </w:pPr>
-      <w:r>
-        <w:t>Pagina Protocollo, aggiunta selezione con calendari a scomparsa sui campi Data</w:t>
-      </w:r>
-    </w:p>
-    <w:p>
-      <w:pPr>
-        <w:pStyle w:val="Sottotitolo"/>
-      </w:pPr>
-    </w:p>
-    <w:p>
-      <w:pPr>
-        <w:pStyle w:val="Sottotitolo"/>
-      </w:pPr>
-      <w:r>
-        <w:t>Versione1.19 del 09/04/2019</w:t>
-      </w:r>
-    </w:p>
-    <w:p>
-      <w:pPr>
-        <w:pStyle w:val="Paragrafoelenco"/>
-        <w:numPr>
-          <w:ilvl w:val="0"/>
-          <w:numId w:val="5"/>
-        </w:numPr>
-      </w:pPr>
-      <w:r>
-        <w:t>correzione bug tender: modificando un evento che conteneva uno o più tender il salvataggio falliva perché i tender risultavano già impiegati; </w:t>
-      </w:r>
-    </w:p>
-    <w:p>
-      <w:pPr>
-        <w:pStyle w:val="Paragrafoelenco"/>
-        <w:numPr>
-          <w:ilvl w:val="0"/>
-          <w:numId w:val="5"/>
-        </w:numPr>
-      </w:pPr>
-      <w:r>
-        <w:t>layout offerta: aumento altezza articoli e sistemazione popup;</w:t>
-      </w:r>
-    </w:p>
-    <w:p>
-      <w:pPr>
-        <w:pStyle w:val="Paragrafoelenco"/>
-        <w:numPr>
-          <w:ilvl w:val="0"/>
-          <w:numId w:val="5"/>
-        </w:numPr>
-      </w:pPr>
-      <w:r>
-        <w:t>ordinamento articoli in base a prezzo; </w:t>
-      </w:r>
-    </w:p>
-    <w:p>
-      <w:pPr>
-        <w:pStyle w:val="Paragrafoelenco"/>
-        <w:numPr>
-          <w:ilvl w:val="0"/>
-          <w:numId w:val="5"/>
-        </w:numPr>
-      </w:pPr>
-      <w:r>
-        <w:t>descrizione corta e lunga nelle prime due colonne del riepilogo e della stampa;</w:t>
-      </w:r>
-    </w:p>
-    <w:p>
-      <w:pPr>
-        <w:pStyle w:val="Paragrafoelenco"/>
-        <w:numPr>
-          <w:ilvl w:val="0"/>
-          <w:numId w:val="5"/>
-        </w:numPr>
-      </w:pPr>
-      <w:r>
-        <w:t>salvataggio automatico offerta in fase di visualizzazione riepilogo (allo scopo di generare un protocollo);</w:t>
-      </w:r>
-    </w:p>
-    <w:p>
-      <w:pPr>
-        <w:pStyle w:val="Paragrafoelenco"/>
-        <w:numPr>
-          <w:ilvl w:val="0"/>
-          <w:numId w:val="5"/>
-        </w:numPr>
-      </w:pPr>
-      <w:r>
-        <w:t>formattazione importi con separatore migliaia;</w:t>
-      </w:r>
-    </w:p>
-    <w:p>
-      <w:pPr>
-        <w:pStyle w:val="Paragrafoelenco"/>
-        <w:numPr>
-          <w:ilvl w:val="0"/>
-          <w:numId w:val="5"/>
-        </w:numPr>
-      </w:pPr>
-      <w:r>
-        <w:t>creazione e salvataggio pdf in fase di salvataggio offerta; </w:t>
-      </w:r>
-    </w:p>
-    <w:p>
-      <w:pPr>
-        <w:pStyle w:val="Paragrafoelenco"/>
-        <w:numPr>
-          <w:ilvl w:val="0"/>
-          <w:numId w:val="5"/>
-        </w:numPr>
-      </w:pPr>
-      <w:r>
-        <w:t>nome file pdf: Offerta_&lt;numero lavorazione&gt;</w:t>
-      </w:r>
-    </w:p>
-    <w:p>
-      <w:pPr>
-        <w:pStyle w:val="Paragrafoelenco"/>
-        <w:numPr>
-          <w:ilvl w:val="0"/>
-          <w:numId w:val="5"/>
-        </w:numPr>
-      </w:pPr>
-      <w:r>
-        <w:t>in fase di creazione/modifica evento non è più possibile passare da un sottotipo risorsa ad un altro </w:t>
-      </w:r>
-    </w:p>
-    <w:p>
-      <w:pPr>
-        <w:pStyle w:val="Paragrafoelenco"/>
-      </w:pPr>
-      <w:r>
-        <w:t>Es. se sto creando un evento per un dipendente non visualizzerò più nell'elenco le tipologie regie o extra; se sto creando un evento per regie o extra non visualizzerò più i dipendenti.</w:t>
-      </w:r>
-    </w:p>
-    <w:p>
-      <w:pPr>
-        <w:pStyle w:val="Paragrafoelenco"/>
-        <w:numPr>
-          <w:ilvl w:val="0"/>
-          <w:numId w:val="5"/>
-        </w:numPr>
-      </w:pPr>
-      <w:r>
-        <w:t xml:space="preserve">Aggiustamenti layout Pagina Articoli </w:t>
-      </w:r>
-    </w:p>
-    <w:p>
-      <w:pPr>
-        <w:pStyle w:val="Paragrafoelenco"/>
-        <w:numPr>
-          <w:ilvl w:val="0"/>
-          <w:numId w:val="5"/>
-        </w:numPr>
-      </w:pPr>
-      <w:r>
-        <w:t>Aggiustamento nomi campi Pagina Protocolli</w:t>
-      </w:r>
-    </w:p>
-    <w:p>
-      <w:pPr>
-        <w:pStyle w:val="Sottotitolo"/>
-      </w:pPr>
-    </w:p>
-    <w:p>
-      <w:pPr>
-        <w:pStyle w:val="Sottotitolo"/>
-      </w:pPr>
-      <w:r>
-        <w:t>Versione1.18 del 07/04/2019</w:t>
-      </w:r>
-    </w:p>
-    <w:p>
-      <w:pPr>
-        <w:pStyle w:val="Paragrafoelenco"/>
-        <w:numPr>
-          <w:ilvl w:val="0"/>
-          <w:numId w:val="5"/>
-        </w:numPr>
-      </w:pPr>
-      <w:r>
-        <w:t>Aggiunti campi Data Inizio Lavorazione e Produzione alla tabella Protocollo</w:t>
-      </w:r>
-    </w:p>
-    <w:p>
-      <w:pPr>
-        <w:pStyle w:val="Paragrafoelenco"/>
-        <w:numPr>
-          <w:ilvl w:val="0"/>
-          <w:numId w:val="5"/>
-        </w:numPr>
-      </w:pPr>
-      <w:r>
-        <w:t>Aggiunti campi ricerca Genere Gruppo e Sottogruppo alla pagina Articoli</w:t>
-      </w:r>
-    </w:p>
-    <w:p>
-      <w:pPr>
-        <w:pStyle w:val="Paragrafoelenco"/>
-        <w:numPr>
-          <w:ilvl w:val="0"/>
-          <w:numId w:val="5"/>
-        </w:numPr>
-      </w:pPr>
-      <w:r>
-        <w:t>Aumentata altezza Descrizione Lunga in pagina Articoli</w:t>
-      </w:r>
-    </w:p>
-    <w:p>
-      <w:pPr>
-        <w:pStyle w:val="Paragrafoelenco"/>
-        <w:numPr>
-          <w:ilvl w:val="0"/>
-          <w:numId w:val="5"/>
-        </w:numPr>
-      </w:pPr>
-      <w:r>
-        <w:t>Invertito ordine Descrizione Breve - Descrizione Lunga in tutte le schermate degli Articoli</w:t>
-      </w:r>
-    </w:p>
-    <w:p>
-      <w:pPr>
-        <w:pStyle w:val="Paragrafoelenco"/>
-        <w:numPr>
-          <w:ilvl w:val="0"/>
-          <w:numId w:val="5"/>
-        </w:numPr>
-      </w:pPr>
-      <w:r>
-        <w:t>Aggiunto campo descrizione agli Articoli Associati</w:t>
-      </w:r>
-    </w:p>
-    <w:p>
-      <w:pPr>
-        <w:pStyle w:val="Paragrafoelenco"/>
-        <w:numPr>
-          <w:ilvl w:val="0"/>
-          <w:numId w:val="5"/>
-        </w:numPr>
-      </w:pPr>
-      <w:r>
-        <w:t>Aggiunta ricerca Codice Lavorazione dalla tabella Agenda su pagina Protocollo</w:t>
-      </w:r>
-    </w:p>
-    <w:p/>
-    <w:p>
-      <w:pPr>
-        <w:pStyle w:val="Sottotitolo"/>
-      </w:pPr>
-      <w:r>
-        <w:t>Versione1.17 del 01/04/2019</w:t>
-      </w:r>
-    </w:p>
-    <w:p>
-      <w:pPr>
-        <w:pStyle w:val="Paragrafoelenco"/>
-        <w:numPr>
-          <w:ilvl w:val="0"/>
-          <w:numId w:val="4"/>
-        </w:numPr>
-      </w:pPr>
-      <w:r>
-        <w:t>Modificata grafica Tab Offerta</w:t>
-      </w:r>
-    </w:p>
-    <w:p>
-      <w:pPr>
-        <w:pStyle w:val="Paragrafoelenco"/>
-        <w:numPr>
-          <w:ilvl w:val="0"/>
-          <w:numId w:val="4"/>
-        </w:numPr>
-      </w:pPr>
-      <w:r>
-        <w:t>Campi Produzione e Luogo modificabili su evento in fase di Offerta</w:t>
-      </w:r>
-    </w:p>
-    <w:p>
-      <w:pPr>
-        <w:pStyle w:val="Sottotitolo"/>
-      </w:pPr>
-    </w:p>
-    <w:p>
-      <w:pPr>
-        <w:pStyle w:val="Sottotitolo"/>
-      </w:pPr>
-      <w:r>
         <w:t>Versione1.16 del 30/03/2019</w:t>
       </w:r>
     </w:p>
@@ -5670,7 +6090,6 @@
         </w:numPr>
       </w:pPr>
       <w:r>
-        <w:lastRenderedPageBreak/>
         <w:t>Gestione concorrenza uso Tender (non è possibile utilizzare lo stesso tendere su più eventi nello stesso giorno)</w:t>
       </w:r>
     </w:p>

--- a/VideoSystemWeb/DOCUMENTI/HELP/HELP VIDEOSYSTEM.docx
+++ b/VideoSystemWeb/DOCUMENTI/HELP/HELP VIDEOSYSTEM.docx
@@ -15,13 +15,13 @@
         <w:t>Versione 2.1.</w:t>
       </w:r>
       <w:r>
-        <w:t>3</w:t>
+        <w:t>4</w:t>
       </w:r>
       <w:r>
         <w:t xml:space="preserve"> del </w:t>
       </w:r>
       <w:r>
-        <w:t>03</w:t>
+        <w:t>10</w:t>
       </w:r>
       <w:r>
         <w:t>/</w:t>
@@ -42,6 +42,29 @@
         </w:numPr>
       </w:pPr>
       <w:r>
+        <w:t xml:space="preserve">Scadenzario: ordinamento </w:t>
+      </w:r>
+      <w:r>
+        <w:t>decrescente per ogni stato di pagamento</w:t>
+      </w:r>
+    </w:p>
+    <w:p>
+      <w:pPr>
+        <w:pStyle w:val="Sottotitolo"/>
+      </w:pPr>
+      <w:r>
+        <w:t>Versione 2.1.3 del 03/10/2026</w:t>
+      </w:r>
+    </w:p>
+    <w:p>
+      <w:pPr>
+        <w:pStyle w:val="Paragrafoelenco"/>
+        <w:numPr>
+          <w:ilvl w:val="0"/>
+          <w:numId w:val="66"/>
+        </w:numPr>
+      </w:pPr>
+      <w:r>
         <w:t>Recupera offerta: ordinamento decrescente della lista dei codici lavorazione</w:t>
       </w:r>
     </w:p>
@@ -369,6 +392,7 @@
         </w:numPr>
       </w:pPr>
       <w:r>
+        <w:lastRenderedPageBreak/>
         <w:t xml:space="preserve">20/05/2026 Rimborso km: impostato importo lordo uguale al netto; Figure professionali: esclusi dalla ricerca i collaboratori non attivi; validazione specifica per CF; Report Consulente Lavoro: quota mista nella query letta dalla tabella di </w:t>
       </w:r>
       <w:proofErr w:type="spellStart"/>
@@ -389,8 +413,503 @@
         </w:numPr>
       </w:pPr>
       <w:r>
+        <w:t>16/05/2026 Stampa Collaboratori: sezione eliminata (disabilitata) Stampa Consulente del lavoro: Rinominato in Stampa Collaboratori; Visualizzazioni dettagliata e sintetica; Riorganizzazione delle colonne; Pulsante stampa nascosto; Nuovo filtro tempo determinato/indeterminato; Nome lavorazione spostato nel riepilogo; Filtro Nominativo spostato come prima voce Scadenzario: Nuovo filtro lavorazione (aggiunta anche colonna in griglia risultati)</w:t>
+      </w:r>
+    </w:p>
+    <w:p>
+      <w:pPr>
+        <w:pStyle w:val="Paragrafoelenco"/>
+        <w:numPr>
+          <w:ilvl w:val="0"/>
+          <w:numId w:val="66"/>
+        </w:numPr>
+      </w:pPr>
+      <w:r>
+        <w:t xml:space="preserve">05/05/2026 Statistiche ricavi: </w:t>
+      </w:r>
+      <w:proofErr w:type="spellStart"/>
+      <w:r>
+        <w:t>bugfix</w:t>
+      </w:r>
+      <w:proofErr w:type="spellEnd"/>
+      <w:r>
+        <w:t xml:space="preserve"> query; Anagrafica collaboratori: </w:t>
+      </w:r>
+      <w:proofErr w:type="spellStart"/>
+      <w:r>
+        <w:t>bugfix</w:t>
+      </w:r>
+      <w:proofErr w:type="spellEnd"/>
+      <w:r>
+        <w:t xml:space="preserve"> inserimento telefono</w:t>
+      </w:r>
+    </w:p>
+    <w:p>
+      <w:pPr>
+        <w:pStyle w:val="Paragrafoelenco"/>
+        <w:numPr>
+          <w:ilvl w:val="0"/>
+          <w:numId w:val="66"/>
+        </w:numPr>
+      </w:pPr>
+      <w:r>
+        <w:t xml:space="preserve">04/05/2026 Anagrafica collaboratori: campi obbligatori; Lavorazione: sostituita voce 'Rimborso km' con 'Mista'; Stampa consulente del lavoro: prime modifiche per nuovi filtri (non terminata); </w:t>
+      </w:r>
+      <w:proofErr w:type="spellStart"/>
+      <w:r>
+        <w:t>bugfix</w:t>
+      </w:r>
+      <w:proofErr w:type="spellEnd"/>
+    </w:p>
+    <w:p>
+      <w:pPr>
+        <w:pStyle w:val="Paragrafoelenco"/>
+        <w:numPr>
+          <w:ilvl w:val="0"/>
+          <w:numId w:val="66"/>
+        </w:numPr>
+      </w:pPr>
+      <w:r>
+        <w:t xml:space="preserve">24/04/2026 Statistiche Costi: link alla lavorazione, filtro mese ed anno, descrizione lavorazione nell'intestazione, </w:t>
+      </w:r>
+      <w:proofErr w:type="spellStart"/>
+      <w:r>
+        <w:t>bugfix</w:t>
+      </w:r>
+      <w:proofErr w:type="spellEnd"/>
+    </w:p>
+    <w:p>
+      <w:pPr>
+        <w:pStyle w:val="Paragrafoelenco"/>
+        <w:numPr>
+          <w:ilvl w:val="0"/>
+          <w:numId w:val="66"/>
+        </w:numPr>
+      </w:pPr>
+      <w:r>
+        <w:t xml:space="preserve">21/04/2026 Statistiche Costi: </w:t>
+      </w:r>
+      <w:proofErr w:type="spellStart"/>
+      <w:r>
+        <w:t>Bugfix</w:t>
+      </w:r>
+      <w:proofErr w:type="spellEnd"/>
+      <w:r>
+        <w:t xml:space="preserve"> ricerca e popolamento tendina sottogruppo</w:t>
+      </w:r>
+    </w:p>
+    <w:p>
+      <w:pPr>
+        <w:pStyle w:val="Paragrafoelenco"/>
+        <w:numPr>
+          <w:ilvl w:val="0"/>
+          <w:numId w:val="66"/>
+        </w:numPr>
+      </w:pPr>
+      <w:r>
+        <w:t xml:space="preserve">14/04/2026 </w:t>
+      </w:r>
+      <w:proofErr w:type="spellStart"/>
+      <w:r>
+        <w:t>Bugfix</w:t>
+      </w:r>
+      <w:proofErr w:type="spellEnd"/>
+      <w:r>
+        <w:t xml:space="preserve"> Statistiche Costi</w:t>
+      </w:r>
+    </w:p>
+    <w:p>
+      <w:pPr>
+        <w:pStyle w:val="Paragrafoelenco"/>
+        <w:numPr>
+          <w:ilvl w:val="0"/>
+          <w:numId w:val="66"/>
+        </w:numPr>
+      </w:pPr>
+      <w:r>
+        <w:t xml:space="preserve">14/04/2026 </w:t>
+      </w:r>
+      <w:proofErr w:type="spellStart"/>
+      <w:r>
+        <w:t>Bugfix</w:t>
+      </w:r>
+      <w:proofErr w:type="spellEnd"/>
+      <w:r>
+        <w:t xml:space="preserve"> query Statistiche Costi</w:t>
+      </w:r>
+    </w:p>
+    <w:p>
+      <w:pPr>
+        <w:pStyle w:val="Paragrafoelenco"/>
+        <w:numPr>
+          <w:ilvl w:val="0"/>
+          <w:numId w:val="66"/>
+        </w:numPr>
+      </w:pPr>
+      <w:r>
+        <w:t xml:space="preserve">31/03/2026 Report Collaboratori: </w:t>
+      </w:r>
+      <w:proofErr w:type="spellStart"/>
+      <w:r>
+        <w:t>bugfix</w:t>
+      </w:r>
+      <w:proofErr w:type="spellEnd"/>
+      <w:r>
+        <w:t xml:space="preserve"> nella ricerca quando manca indirizzo e città</w:t>
+      </w:r>
+    </w:p>
+    <w:p>
+      <w:pPr>
+        <w:pStyle w:val="Paragrafoelenco"/>
+        <w:numPr>
+          <w:ilvl w:val="0"/>
+          <w:numId w:val="66"/>
+        </w:numPr>
+      </w:pPr>
+      <w:r>
+        <w:t xml:space="preserve">20/03/2026 Statistica Costi: </w:t>
+      </w:r>
+      <w:proofErr w:type="spellStart"/>
+      <w:r>
+        <w:t>Bugfix</w:t>
+      </w:r>
+      <w:proofErr w:type="spellEnd"/>
+      <w:r>
+        <w:t xml:space="preserve"> nome collaboratori</w:t>
+      </w:r>
+    </w:p>
+    <w:p>
+      <w:pPr>
+        <w:pStyle w:val="Paragrafoelenco"/>
+        <w:numPr>
+          <w:ilvl w:val="0"/>
+          <w:numId w:val="66"/>
+        </w:numPr>
+      </w:pPr>
+      <w:r>
+        <w:t xml:space="preserve">19/03/2026 Scadenzario: </w:t>
+      </w:r>
+      <w:proofErr w:type="spellStart"/>
+      <w:r>
+        <w:t>bugfix</w:t>
+      </w:r>
+      <w:proofErr w:type="spellEnd"/>
+      <w:r>
+        <w:t xml:space="preserve"> filtro fornitori e clienti che includeva anche buste paga</w:t>
+      </w:r>
+    </w:p>
+    <w:p>
+      <w:pPr>
+        <w:pStyle w:val="Paragrafoelenco"/>
+        <w:numPr>
+          <w:ilvl w:val="0"/>
+          <w:numId w:val="66"/>
+        </w:numPr>
+      </w:pPr>
+      <w:r>
+        <w:t>17/03/2026 Statistiche Ricavi: ripristino dell'importo lordo</w:t>
+      </w:r>
+    </w:p>
+    <w:p>
+      <w:pPr>
+        <w:pStyle w:val="Paragrafoelenco"/>
+        <w:numPr>
+          <w:ilvl w:val="0"/>
+          <w:numId w:val="66"/>
+        </w:numPr>
+      </w:pPr>
+      <w:r>
+        <w:t>17/03/2026 Statistiche: sostituzione dell'importo lordo con l'importo netto; Scadenzario: filtro busta paga aggiunto in 'tutti'</w:t>
+      </w:r>
+    </w:p>
+    <w:p>
+      <w:pPr>
+        <w:pStyle w:val="Paragrafoelenco"/>
+        <w:numPr>
+          <w:ilvl w:val="0"/>
+          <w:numId w:val="66"/>
+        </w:numPr>
+      </w:pPr>
+      <w:r>
+        <w:t>15/03/2026 Statistiche costi: filtro fornitore agisce anche sul collaboratore, le diarie vengono elencate e non più raggruppate</w:t>
+      </w:r>
+    </w:p>
+    <w:p>
+      <w:pPr>
+        <w:pStyle w:val="Paragrafoelenco"/>
+        <w:numPr>
+          <w:ilvl w:val="0"/>
+          <w:numId w:val="66"/>
+        </w:numPr>
+      </w:pPr>
+      <w:r>
+        <w:t>08/03/2026 Statistiche costi: separazione collaboratori assunti; data esatta nei collaboratori; Statistiche ricavi: totale listino costo e ricavo in cima alla griglia</w:t>
+      </w:r>
+    </w:p>
+    <w:p>
+      <w:pPr>
+        <w:pStyle w:val="Paragrafoelenco"/>
+        <w:numPr>
+          <w:ilvl w:val="0"/>
+          <w:numId w:val="66"/>
+        </w:numPr>
+      </w:pPr>
+      <w:r>
+        <w:t>26/02/2026 Modifica query statistiche Costi</w:t>
+      </w:r>
+    </w:p>
+    <w:p>
+      <w:pPr>
+        <w:pStyle w:val="Paragrafoelenco"/>
+        <w:numPr>
+          <w:ilvl w:val="0"/>
+          <w:numId w:val="66"/>
+        </w:numPr>
+      </w:pPr>
+      <w:r>
+        <w:t>24/02/2026 Visualizzazione Documento Offerta in Statistiche Costi se non presente fattura; Impaginazione e visualizzazione totali in cima alla griglia in statistiche Costi</w:t>
+      </w:r>
+    </w:p>
+    <w:p>
+      <w:pPr>
+        <w:pStyle w:val="Paragrafoelenco"/>
+        <w:numPr>
+          <w:ilvl w:val="0"/>
+          <w:numId w:val="66"/>
+        </w:numPr>
+      </w:pPr>
+      <w:r>
+        <w:t>14/02/2026 Visualizzazione Collaboratori</w:t>
+      </w:r>
+    </w:p>
+    <w:p>
+      <w:pPr>
+        <w:pStyle w:val="Paragrafoelenco"/>
+        <w:numPr>
+          <w:ilvl w:val="0"/>
+          <w:numId w:val="66"/>
+        </w:numPr>
+      </w:pPr>
+      <w:r>
+        <w:t>14/02/2026 Separazione Collaboratori a Fattura; Impaginazione Statistiche Costi</w:t>
+      </w:r>
+    </w:p>
+    <w:p>
+      <w:pPr>
+        <w:pStyle w:val="Paragrafoelenco"/>
+        <w:numPr>
+          <w:ilvl w:val="0"/>
+          <w:numId w:val="66"/>
+        </w:numPr>
+      </w:pPr>
+      <w:r>
+        <w:t xml:space="preserve">14/02/2026 </w:t>
+      </w:r>
+      <w:proofErr w:type="spellStart"/>
+      <w:r>
+        <w:t>Bugfix</w:t>
+      </w:r>
+      <w:proofErr w:type="spellEnd"/>
+      <w:r>
+        <w:t xml:space="preserve"> statistica costi, visualizzazione fattura e interventi minori</w:t>
+      </w:r>
+    </w:p>
+    <w:p>
+      <w:pPr>
+        <w:pStyle w:val="Paragrafoelenco"/>
+        <w:numPr>
+          <w:ilvl w:val="0"/>
+          <w:numId w:val="66"/>
+        </w:numPr>
+      </w:pPr>
+      <w:r>
+        <w:t xml:space="preserve">08/02/2026 </w:t>
+      </w:r>
+      <w:proofErr w:type="spellStart"/>
+      <w:r>
+        <w:t>Bugfix</w:t>
+      </w:r>
+      <w:proofErr w:type="spellEnd"/>
+      <w:r>
+        <w:t xml:space="preserve"> lavorazione e statistiche costi</w:t>
+      </w:r>
+    </w:p>
+    <w:p>
+      <w:pPr>
+        <w:pStyle w:val="Paragrafoelenco"/>
+        <w:numPr>
+          <w:ilvl w:val="0"/>
+          <w:numId w:val="66"/>
+        </w:numPr>
+      </w:pPr>
+      <w:r>
+        <w:t>31/01/2026 Nuova gestione Genere Gruppo Sottogruppo; Modifiche varie</w:t>
+      </w:r>
+    </w:p>
+    <w:p>
+      <w:pPr>
+        <w:pStyle w:val="Paragrafoelenco"/>
+        <w:numPr>
+          <w:ilvl w:val="0"/>
+          <w:numId w:val="66"/>
+        </w:numPr>
+      </w:pPr>
+      <w:r>
+        <w:t>05/01/2026 Modifica tipologia Personale Tecnico</w:t>
+      </w:r>
+    </w:p>
+    <w:p>
+      <w:pPr>
+        <w:pStyle w:val="Paragrafoelenco"/>
+        <w:numPr>
+          <w:ilvl w:val="0"/>
+          <w:numId w:val="66"/>
+        </w:numPr>
+      </w:pPr>
+      <w:r>
+        <w:t>10/12/2025 Nuovo filtro scadenzario; Modifica note consuntivo</w:t>
+      </w:r>
+    </w:p>
+    <w:p>
+      <w:pPr>
+        <w:pStyle w:val="Paragrafoelenco"/>
+        <w:numPr>
+          <w:ilvl w:val="0"/>
+          <w:numId w:val="66"/>
+        </w:numPr>
+      </w:pPr>
+      <w:r>
+        <w:t xml:space="preserve">30/11/2025 </w:t>
+      </w:r>
+      <w:proofErr w:type="spellStart"/>
+      <w:r>
+        <w:t>Bugfix</w:t>
+      </w:r>
+      <w:proofErr w:type="spellEnd"/>
+      <w:r>
+        <w:t xml:space="preserve"> Collaboratori di Giornata</w:t>
+      </w:r>
+    </w:p>
+    <w:p>
+      <w:pPr>
+        <w:pStyle w:val="Paragrafoelenco"/>
+        <w:numPr>
+          <w:ilvl w:val="0"/>
+          <w:numId w:val="66"/>
+        </w:numPr>
+      </w:pPr>
+      <w:r>
+        <w:t xml:space="preserve">21/11/2025 </w:t>
+      </w:r>
+      <w:proofErr w:type="spellStart"/>
+      <w:r>
+        <w:t>Bugfix</w:t>
+      </w:r>
+      <w:proofErr w:type="spellEnd"/>
+      <w:r>
+        <w:t xml:space="preserve"> protocollo; Campo protocollo in scadenzario; colonna ex-dipendenti disabilitata di default</w:t>
+      </w:r>
+    </w:p>
+    <w:p>
+      <w:pPr>
+        <w:pStyle w:val="Paragrafoelenco"/>
+        <w:numPr>
+          <w:ilvl w:val="0"/>
+          <w:numId w:val="66"/>
+        </w:numPr>
+      </w:pPr>
+      <w:r>
+        <w:t>20/11/2025 Nuovo stato 'Fattura SDI' attivabile in fase di protocollo; nuova colonna 'Ex-dipendenti' in Agenda; correzione bug nella query dello Scadenzario</w:t>
+      </w:r>
+    </w:p>
+    <w:p>
+      <w:pPr>
+        <w:pStyle w:val="Paragrafoelenco"/>
+        <w:numPr>
+          <w:ilvl w:val="0"/>
+          <w:numId w:val="66"/>
+        </w:numPr>
+      </w:pPr>
+      <w:r>
+        <w:t>27/09/2025 Bug filtri date in Stampa Collaboratori</w:t>
+      </w:r>
+    </w:p>
+    <w:p>
+      <w:pPr>
+        <w:pStyle w:val="Paragrafoelenco"/>
+        <w:numPr>
+          <w:ilvl w:val="0"/>
+          <w:numId w:val="66"/>
+        </w:numPr>
+      </w:pPr>
+      <w:r>
+        <w:t xml:space="preserve">23/09/2025 Modifica al campo Quantità in </w:t>
+      </w:r>
+      <w:proofErr w:type="spellStart"/>
+      <w:r>
+        <w:t>Dati_Articoli_Lavorazione</w:t>
+      </w:r>
+      <w:proofErr w:type="spellEnd"/>
+    </w:p>
+    <w:p>
+      <w:pPr>
+        <w:pStyle w:val="Paragrafoelenco"/>
+        <w:numPr>
+          <w:ilvl w:val="0"/>
+          <w:numId w:val="66"/>
+        </w:numPr>
+      </w:pPr>
+      <w:r>
+        <w:t>19/05/2025 Campo Cliente/Fornitore obbligatorio in Protocolli</w:t>
+      </w:r>
+    </w:p>
+    <w:p>
+      <w:pPr>
+        <w:pStyle w:val="Paragrafoelenco"/>
+        <w:numPr>
+          <w:ilvl w:val="0"/>
+          <w:numId w:val="66"/>
+        </w:numPr>
+      </w:pPr>
+      <w:r>
+        <w:t>04/04/2025 Segnalazione Statistiche costi</w:t>
+      </w:r>
+    </w:p>
+    <w:p>
+      <w:pPr>
+        <w:pStyle w:val="Paragrafoelenco"/>
+        <w:numPr>
+          <w:ilvl w:val="0"/>
+          <w:numId w:val="66"/>
+        </w:numPr>
+      </w:pPr>
+      <w:r>
+        <w:t>30/03/2025 Ricerca in scadenzario per data fattura e interventi vari su Protocollo e Scadenzario</w:t>
+      </w:r>
+    </w:p>
+    <w:p>
+      <w:pPr>
+        <w:pStyle w:val="Paragrafoelenco"/>
+        <w:numPr>
+          <w:ilvl w:val="0"/>
+          <w:numId w:val="66"/>
+        </w:numPr>
+      </w:pPr>
+      <w:r>
+        <w:t>16/07/2024 Modifiche Gestione Protocolli, Statistiche Ricavi ed errore creazione Offerta</w:t>
+      </w:r>
+    </w:p>
+    <w:p>
+      <w:pPr>
+        <w:pStyle w:val="Paragrafoelenco"/>
+        <w:numPr>
+          <w:ilvl w:val="0"/>
+          <w:numId w:val="66"/>
+        </w:numPr>
+      </w:pPr>
+      <w:r>
         <w:lastRenderedPageBreak/>
-        <w:t>16/05/2026 Stampa Collaboratori: sezione eliminata (disabilitata) Stampa Consulente del lavoro: Rinominato in Stampa Collaboratori; Visualizzazioni dettagliata e sintetica; Riorganizzazione delle colonne; Pulsante stampa nascosto; Nuovo filtro tempo determinato/indeterminato; Nome lavorazione spostato nel riepilogo; Filtro Nominativo spostato come prima voce Scadenzario: Nuovo filtro lavorazione (aggiunta anche colonna in griglia risultati)</w:t>
+        <w:t>12/07/2024 Modifiche Protocollazione</w:t>
       </w:r>
     </w:p>
     <w:p>
@@ -402,23 +921,7 @@
         </w:numPr>
       </w:pPr>
       <w:r>
-        <w:t xml:space="preserve">05/05/2026 Statistiche ricavi: </w:t>
-      </w:r>
-      <w:proofErr w:type="spellStart"/>
-      <w:r>
-        <w:t>bugfix</w:t>
-      </w:r>
-      <w:proofErr w:type="spellEnd"/>
-      <w:r>
-        <w:t xml:space="preserve"> query; Anagrafica collaboratori: </w:t>
-      </w:r>
-      <w:proofErr w:type="spellStart"/>
-      <w:r>
-        <w:t>bugfix</w:t>
-      </w:r>
-      <w:proofErr w:type="spellEnd"/>
-      <w:r>
-        <w:t xml:space="preserve"> inserimento telefono</w:t>
+        <w:t>07/07/2024 versione</w:t>
       </w:r>
     </w:p>
     <w:p>
@@ -430,486 +933,6 @@
         </w:numPr>
       </w:pPr>
       <w:r>
-        <w:t xml:space="preserve">04/05/2026 Anagrafica collaboratori: campi obbligatori; Lavorazione: sostituita voce 'Rimborso km' con 'Mista'; Stampa consulente del lavoro: prime modifiche per nuovi filtri (non terminata); </w:t>
-      </w:r>
-      <w:proofErr w:type="spellStart"/>
-      <w:r>
-        <w:t>bugfix</w:t>
-      </w:r>
-      <w:proofErr w:type="spellEnd"/>
-    </w:p>
-    <w:p>
-      <w:pPr>
-        <w:pStyle w:val="Paragrafoelenco"/>
-        <w:numPr>
-          <w:ilvl w:val="0"/>
-          <w:numId w:val="66"/>
-        </w:numPr>
-      </w:pPr>
-      <w:r>
-        <w:t xml:space="preserve">24/04/2026 Statistiche Costi: link alla lavorazione, filtro mese ed anno, descrizione lavorazione nell'intestazione, </w:t>
-      </w:r>
-      <w:proofErr w:type="spellStart"/>
-      <w:r>
-        <w:t>bugfix</w:t>
-      </w:r>
-      <w:proofErr w:type="spellEnd"/>
-    </w:p>
-    <w:p>
-      <w:pPr>
-        <w:pStyle w:val="Paragrafoelenco"/>
-        <w:numPr>
-          <w:ilvl w:val="0"/>
-          <w:numId w:val="66"/>
-        </w:numPr>
-      </w:pPr>
-      <w:r>
-        <w:t xml:space="preserve">21/04/2026 Statistiche Costi: </w:t>
-      </w:r>
-      <w:proofErr w:type="spellStart"/>
-      <w:r>
-        <w:t>Bugfix</w:t>
-      </w:r>
-      <w:proofErr w:type="spellEnd"/>
-      <w:r>
-        <w:t xml:space="preserve"> ricerca e popolamento tendina sottogruppo</w:t>
-      </w:r>
-    </w:p>
-    <w:p>
-      <w:pPr>
-        <w:pStyle w:val="Paragrafoelenco"/>
-        <w:numPr>
-          <w:ilvl w:val="0"/>
-          <w:numId w:val="66"/>
-        </w:numPr>
-      </w:pPr>
-      <w:r>
-        <w:t xml:space="preserve">14/04/2026 </w:t>
-      </w:r>
-      <w:proofErr w:type="spellStart"/>
-      <w:r>
-        <w:t>Bugfix</w:t>
-      </w:r>
-      <w:proofErr w:type="spellEnd"/>
-      <w:r>
-        <w:t xml:space="preserve"> Statistiche Costi</w:t>
-      </w:r>
-    </w:p>
-    <w:p>
-      <w:pPr>
-        <w:pStyle w:val="Paragrafoelenco"/>
-        <w:numPr>
-          <w:ilvl w:val="0"/>
-          <w:numId w:val="66"/>
-        </w:numPr>
-      </w:pPr>
-      <w:r>
-        <w:t xml:space="preserve">14/04/2026 </w:t>
-      </w:r>
-      <w:proofErr w:type="spellStart"/>
-      <w:r>
-        <w:t>Bugfix</w:t>
-      </w:r>
-      <w:proofErr w:type="spellEnd"/>
-      <w:r>
-        <w:t xml:space="preserve"> query Statistiche Costi</w:t>
-      </w:r>
-    </w:p>
-    <w:p>
-      <w:pPr>
-        <w:pStyle w:val="Paragrafoelenco"/>
-        <w:numPr>
-          <w:ilvl w:val="0"/>
-          <w:numId w:val="66"/>
-        </w:numPr>
-      </w:pPr>
-      <w:r>
-        <w:t xml:space="preserve">31/03/2026 Report Collaboratori: </w:t>
-      </w:r>
-      <w:proofErr w:type="spellStart"/>
-      <w:r>
-        <w:t>bugfix</w:t>
-      </w:r>
-      <w:proofErr w:type="spellEnd"/>
-      <w:r>
-        <w:t xml:space="preserve"> nella ricerca quando manca indirizzo e città</w:t>
-      </w:r>
-    </w:p>
-    <w:p>
-      <w:pPr>
-        <w:pStyle w:val="Paragrafoelenco"/>
-        <w:numPr>
-          <w:ilvl w:val="0"/>
-          <w:numId w:val="66"/>
-        </w:numPr>
-      </w:pPr>
-      <w:r>
-        <w:t xml:space="preserve">20/03/2026 Statistica Costi: </w:t>
-      </w:r>
-      <w:proofErr w:type="spellStart"/>
-      <w:r>
-        <w:t>Bugfix</w:t>
-      </w:r>
-      <w:proofErr w:type="spellEnd"/>
-      <w:r>
-        <w:t xml:space="preserve"> nome collaboratori</w:t>
-      </w:r>
-    </w:p>
-    <w:p>
-      <w:pPr>
-        <w:pStyle w:val="Paragrafoelenco"/>
-        <w:numPr>
-          <w:ilvl w:val="0"/>
-          <w:numId w:val="66"/>
-        </w:numPr>
-      </w:pPr>
-      <w:r>
-        <w:t xml:space="preserve">19/03/2026 Scadenzario: </w:t>
-      </w:r>
-      <w:proofErr w:type="spellStart"/>
-      <w:r>
-        <w:t>bugfix</w:t>
-      </w:r>
-      <w:proofErr w:type="spellEnd"/>
-      <w:r>
-        <w:t xml:space="preserve"> filtro fornitori e clienti che includeva anche buste paga</w:t>
-      </w:r>
-    </w:p>
-    <w:p>
-      <w:pPr>
-        <w:pStyle w:val="Paragrafoelenco"/>
-        <w:numPr>
-          <w:ilvl w:val="0"/>
-          <w:numId w:val="66"/>
-        </w:numPr>
-      </w:pPr>
-      <w:r>
-        <w:t>17/03/2026 Statistiche Ricavi: ripristino dell'importo lordo</w:t>
-      </w:r>
-    </w:p>
-    <w:p>
-      <w:pPr>
-        <w:pStyle w:val="Paragrafoelenco"/>
-        <w:numPr>
-          <w:ilvl w:val="0"/>
-          <w:numId w:val="66"/>
-        </w:numPr>
-      </w:pPr>
-      <w:r>
-        <w:t>17/03/2026 Statistiche: sostituzione dell'importo lordo con l'importo netto; Scadenzario: filtro busta paga aggiunto in 'tutti'</w:t>
-      </w:r>
-    </w:p>
-    <w:p>
-      <w:pPr>
-        <w:pStyle w:val="Paragrafoelenco"/>
-        <w:numPr>
-          <w:ilvl w:val="0"/>
-          <w:numId w:val="66"/>
-        </w:numPr>
-      </w:pPr>
-      <w:r>
-        <w:t>15/03/2026 Statistiche costi: filtro fornitore agisce anche sul collaboratore, le diarie vengono elencate e non più raggruppate</w:t>
-      </w:r>
-    </w:p>
-    <w:p>
-      <w:pPr>
-        <w:pStyle w:val="Paragrafoelenco"/>
-        <w:numPr>
-          <w:ilvl w:val="0"/>
-          <w:numId w:val="66"/>
-        </w:numPr>
-      </w:pPr>
-      <w:r>
-        <w:t>08/03/2026 Statistiche costi: separazione collaboratori assunti; data esatta nei collaboratori; Statistiche ricavi: totale listino costo e ricavo in cima alla griglia</w:t>
-      </w:r>
-    </w:p>
-    <w:p>
-      <w:pPr>
-        <w:pStyle w:val="Paragrafoelenco"/>
-        <w:numPr>
-          <w:ilvl w:val="0"/>
-          <w:numId w:val="66"/>
-        </w:numPr>
-      </w:pPr>
-      <w:r>
-        <w:t>26/02/2026 Modifica query statistiche Costi</w:t>
-      </w:r>
-    </w:p>
-    <w:p>
-      <w:pPr>
-        <w:pStyle w:val="Paragrafoelenco"/>
-        <w:numPr>
-          <w:ilvl w:val="0"/>
-          <w:numId w:val="66"/>
-        </w:numPr>
-      </w:pPr>
-      <w:r>
-        <w:t>24/02/2026 Visualizzazione Documento Offerta in Statistiche Costi se non presente fattura; Impaginazione e visualizzazione totali in cima alla griglia in statistiche Costi</w:t>
-      </w:r>
-    </w:p>
-    <w:p>
-      <w:pPr>
-        <w:pStyle w:val="Paragrafoelenco"/>
-        <w:numPr>
-          <w:ilvl w:val="0"/>
-          <w:numId w:val="66"/>
-        </w:numPr>
-      </w:pPr>
-      <w:r>
-        <w:t>14/02/2026 Visualizzazione Collaboratori</w:t>
-      </w:r>
-    </w:p>
-    <w:p>
-      <w:pPr>
-        <w:pStyle w:val="Paragrafoelenco"/>
-        <w:numPr>
-          <w:ilvl w:val="0"/>
-          <w:numId w:val="66"/>
-        </w:numPr>
-      </w:pPr>
-      <w:r>
-        <w:t>14/02/2026 Separazione Collaboratori a Fattura; Impaginazione Statistiche Costi</w:t>
-      </w:r>
-    </w:p>
-    <w:p>
-      <w:pPr>
-        <w:pStyle w:val="Paragrafoelenco"/>
-        <w:numPr>
-          <w:ilvl w:val="0"/>
-          <w:numId w:val="66"/>
-        </w:numPr>
-      </w:pPr>
-      <w:r>
-        <w:t xml:space="preserve">14/02/2026 </w:t>
-      </w:r>
-      <w:proofErr w:type="spellStart"/>
-      <w:r>
-        <w:t>Bugfix</w:t>
-      </w:r>
-      <w:proofErr w:type="spellEnd"/>
-      <w:r>
-        <w:t xml:space="preserve"> statistica costi, visualizzazione fattura e interventi minori</w:t>
-      </w:r>
-    </w:p>
-    <w:p>
-      <w:pPr>
-        <w:pStyle w:val="Paragrafoelenco"/>
-        <w:numPr>
-          <w:ilvl w:val="0"/>
-          <w:numId w:val="66"/>
-        </w:numPr>
-      </w:pPr>
-      <w:r>
-        <w:t xml:space="preserve">08/02/2026 </w:t>
-      </w:r>
-      <w:proofErr w:type="spellStart"/>
-      <w:r>
-        <w:t>Bugfix</w:t>
-      </w:r>
-      <w:proofErr w:type="spellEnd"/>
-      <w:r>
-        <w:t xml:space="preserve"> lavorazione e statistiche costi</w:t>
-      </w:r>
-    </w:p>
-    <w:p>
-      <w:pPr>
-        <w:pStyle w:val="Paragrafoelenco"/>
-        <w:numPr>
-          <w:ilvl w:val="0"/>
-          <w:numId w:val="66"/>
-        </w:numPr>
-      </w:pPr>
-      <w:r>
-        <w:t>31/01/2026 Nuova gestione Genere Gruppo Sottogruppo; Modifiche varie</w:t>
-      </w:r>
-    </w:p>
-    <w:p>
-      <w:pPr>
-        <w:pStyle w:val="Paragrafoelenco"/>
-        <w:numPr>
-          <w:ilvl w:val="0"/>
-          <w:numId w:val="66"/>
-        </w:numPr>
-      </w:pPr>
-      <w:r>
-        <w:t>05/01/2026 Modifica tipologia Personale Tecnico</w:t>
-      </w:r>
-    </w:p>
-    <w:p>
-      <w:pPr>
-        <w:pStyle w:val="Paragrafoelenco"/>
-        <w:numPr>
-          <w:ilvl w:val="0"/>
-          <w:numId w:val="66"/>
-        </w:numPr>
-      </w:pPr>
-      <w:r>
-        <w:t>10/12/2025 Nuovo filtro scadenzario; Modifica note consuntivo</w:t>
-      </w:r>
-    </w:p>
-    <w:p>
-      <w:pPr>
-        <w:pStyle w:val="Paragrafoelenco"/>
-        <w:numPr>
-          <w:ilvl w:val="0"/>
-          <w:numId w:val="66"/>
-        </w:numPr>
-      </w:pPr>
-      <w:r>
-        <w:t xml:space="preserve">30/11/2025 </w:t>
-      </w:r>
-      <w:proofErr w:type="spellStart"/>
-      <w:r>
-        <w:t>Bugfix</w:t>
-      </w:r>
-      <w:proofErr w:type="spellEnd"/>
-      <w:r>
-        <w:t xml:space="preserve"> Collaboratori di Giornata</w:t>
-      </w:r>
-    </w:p>
-    <w:p>
-      <w:pPr>
-        <w:pStyle w:val="Paragrafoelenco"/>
-        <w:numPr>
-          <w:ilvl w:val="0"/>
-          <w:numId w:val="66"/>
-        </w:numPr>
-      </w:pPr>
-      <w:r>
-        <w:t xml:space="preserve">21/11/2025 </w:t>
-      </w:r>
-      <w:proofErr w:type="spellStart"/>
-      <w:r>
-        <w:t>Bugfix</w:t>
-      </w:r>
-      <w:proofErr w:type="spellEnd"/>
-      <w:r>
-        <w:t xml:space="preserve"> protocollo; Campo protocollo in scadenzario; colonna ex-dipendenti disabilitata di default</w:t>
-      </w:r>
-    </w:p>
-    <w:p>
-      <w:pPr>
-        <w:pStyle w:val="Paragrafoelenco"/>
-        <w:numPr>
-          <w:ilvl w:val="0"/>
-          <w:numId w:val="66"/>
-        </w:numPr>
-      </w:pPr>
-      <w:r>
-        <w:t>20/11/2025 Nuovo stato 'Fattura SDI' attivabile in fase di protocollo; nuova colonna 'Ex-dipendenti' in Agenda; correzione bug nella query dello Scadenzario</w:t>
-      </w:r>
-    </w:p>
-    <w:p>
-      <w:pPr>
-        <w:pStyle w:val="Paragrafoelenco"/>
-        <w:numPr>
-          <w:ilvl w:val="0"/>
-          <w:numId w:val="66"/>
-        </w:numPr>
-      </w:pPr>
-      <w:r>
-        <w:t>27/09/2025 Bug filtri date in Stampa Collaboratori</w:t>
-      </w:r>
-    </w:p>
-    <w:p>
-      <w:pPr>
-        <w:pStyle w:val="Paragrafoelenco"/>
-        <w:numPr>
-          <w:ilvl w:val="0"/>
-          <w:numId w:val="66"/>
-        </w:numPr>
-      </w:pPr>
-      <w:r>
-        <w:t xml:space="preserve">23/09/2025 Modifica al campo Quantità in </w:t>
-      </w:r>
-      <w:proofErr w:type="spellStart"/>
-      <w:r>
-        <w:t>Dati_Articoli_Lavorazione</w:t>
-      </w:r>
-      <w:proofErr w:type="spellEnd"/>
-    </w:p>
-    <w:p>
-      <w:pPr>
-        <w:pStyle w:val="Paragrafoelenco"/>
-        <w:numPr>
-          <w:ilvl w:val="0"/>
-          <w:numId w:val="66"/>
-        </w:numPr>
-      </w:pPr>
-      <w:r>
-        <w:t>19/05/2025 Campo Cliente/Fornitore obbligatorio in Protocolli</w:t>
-      </w:r>
-    </w:p>
-    <w:p>
-      <w:pPr>
-        <w:pStyle w:val="Paragrafoelenco"/>
-        <w:numPr>
-          <w:ilvl w:val="0"/>
-          <w:numId w:val="66"/>
-        </w:numPr>
-      </w:pPr>
-      <w:r>
-        <w:t>04/04/2025 Segnalazione Statistiche costi</w:t>
-      </w:r>
-    </w:p>
-    <w:p>
-      <w:pPr>
-        <w:pStyle w:val="Paragrafoelenco"/>
-        <w:numPr>
-          <w:ilvl w:val="0"/>
-          <w:numId w:val="66"/>
-        </w:numPr>
-      </w:pPr>
-      <w:r>
-        <w:t>30/03/2025 Ricerca in scadenzario per data fattura e interventi vari su Protocollo e Scadenzario</w:t>
-      </w:r>
-    </w:p>
-    <w:p>
-      <w:pPr>
-        <w:pStyle w:val="Paragrafoelenco"/>
-        <w:numPr>
-          <w:ilvl w:val="0"/>
-          <w:numId w:val="66"/>
-        </w:numPr>
-      </w:pPr>
-      <w:r>
-        <w:t>16/07/2024 Modifiche Gestione Protocolli, Statistiche Ricavi ed errore creazione Offerta</w:t>
-      </w:r>
-    </w:p>
-    <w:p>
-      <w:pPr>
-        <w:pStyle w:val="Paragrafoelenco"/>
-        <w:numPr>
-          <w:ilvl w:val="0"/>
-          <w:numId w:val="66"/>
-        </w:numPr>
-      </w:pPr>
-      <w:r>
-        <w:t>12/07/2024 Modifiche Protocollazione</w:t>
-      </w:r>
-    </w:p>
-    <w:p>
-      <w:pPr>
-        <w:pStyle w:val="Paragrafoelenco"/>
-        <w:numPr>
-          <w:ilvl w:val="0"/>
-          <w:numId w:val="66"/>
-        </w:numPr>
-      </w:pPr>
-      <w:r>
-        <w:t>07/07/2024 versione</w:t>
-      </w:r>
-    </w:p>
-    <w:p>
-      <w:pPr>
-        <w:pStyle w:val="Paragrafoelenco"/>
-        <w:numPr>
-          <w:ilvl w:val="0"/>
-          <w:numId w:val="66"/>
-        </w:numPr>
-      </w:pPr>
-      <w:r>
-        <w:lastRenderedPageBreak/>
         <w:t>06/07/2024 Gestione data Fattura; Modifica query Ricerca Protocollo; risultati duplicati in Statistica Ricavi</w:t>
       </w:r>
     </w:p>
@@ -1353,6 +1376,7 @@
         <w:pStyle w:val="Sottotitolo"/>
       </w:pPr>
       <w:r>
+        <w:lastRenderedPageBreak/>
         <w:t>Versione 1.93 del 08/10/2021</w:t>
       </w:r>
     </w:p>
@@ -1407,7 +1431,6 @@
         </w:numPr>
       </w:pPr>
       <w:r>
-        <w:lastRenderedPageBreak/>
         <w:t xml:space="preserve">Modifica </w:t>
       </w:r>
       <w:r>
@@ -1804,6 +1827,7 @@
         </w:numPr>
       </w:pPr>
       <w:r>
+        <w:lastRenderedPageBreak/>
         <w:t>Eliminazione Fattura – l’ultimo numero fattura viene ripristinato</w:t>
       </w:r>
     </w:p>
@@ -1824,32 +1848,448 @@
         <w:pStyle w:val="Sottotitolo"/>
       </w:pPr>
       <w:r>
+        <w:t>Versione 1.83 del 20/05/2020</w:t>
+      </w:r>
+    </w:p>
+    <w:p>
+      <w:pPr>
+        <w:pStyle w:val="Paragrafoelenco"/>
+        <w:numPr>
+          <w:ilvl w:val="0"/>
+          <w:numId w:val="56"/>
+        </w:numPr>
+      </w:pPr>
+      <w:r>
+        <w:t>Aggiunta Cancellazione Fattura e Rate Scadenzario associate dal dettaglio Lavorazione.</w:t>
+      </w:r>
+    </w:p>
+    <w:p>
+      <w:pPr>
+        <w:pStyle w:val="Paragrafoelenco"/>
+        <w:numPr>
+          <w:ilvl w:val="0"/>
+          <w:numId w:val="56"/>
+        </w:numPr>
+      </w:pPr>
+      <w:r>
+        <w:t>Statistiche Costi, raggruppamento in categorie</w:t>
+      </w:r>
+    </w:p>
+    <w:p>
+      <w:pPr>
+        <w:pStyle w:val="Sottotitolo"/>
+      </w:pPr>
+      <w:r>
+        <w:t>Versione 1.82 del 15/05/2020</w:t>
+      </w:r>
+    </w:p>
+    <w:p>
+      <w:pPr>
+        <w:pStyle w:val="Paragrafoelenco"/>
+        <w:numPr>
+          <w:ilvl w:val="0"/>
+          <w:numId w:val="55"/>
+        </w:numPr>
+      </w:pPr>
+      <w:r>
+        <w:t>Modifica data in inserimento scadenzario</w:t>
+      </w:r>
+    </w:p>
+    <w:p>
+      <w:pPr>
+        <w:pStyle w:val="Paragrafoelenco"/>
+        <w:numPr>
+          <w:ilvl w:val="0"/>
+          <w:numId w:val="55"/>
+        </w:numPr>
+      </w:pPr>
+      <w:r>
+        <w:t>Aggiunto report Popup Collaboratori per giorno su pagina Agenda e su dettaglio Lavorazione</w:t>
+      </w:r>
+    </w:p>
+    <w:p>
+      <w:pPr>
+        <w:pStyle w:val="Sottotitolo"/>
+      </w:pPr>
+      <w:r>
+        <w:t>Versione 1.81 del 1</w:t>
+      </w:r>
+      <w:r>
+        <w:t>1</w:t>
+      </w:r>
+      <w:r>
+        <w:t>/05/2020</w:t>
+      </w:r>
+    </w:p>
+    <w:p>
+      <w:pPr>
+        <w:pStyle w:val="Paragrafoelenco"/>
+        <w:numPr>
+          <w:ilvl w:val="0"/>
+          <w:numId w:val="54"/>
+        </w:numPr>
+      </w:pPr>
+      <w:r>
+        <w:t>Sistemazione Scadenzario</w:t>
+      </w:r>
+    </w:p>
+    <w:p>
+      <w:pPr>
+        <w:pStyle w:val="Paragrafoelenco"/>
+        <w:numPr>
+          <w:ilvl w:val="0"/>
+          <w:numId w:val="54"/>
+        </w:numPr>
+      </w:pPr>
+      <w:r>
+        <w:t>Completato Report Collaboratori per giornata</w:t>
+      </w:r>
+    </w:p>
+    <w:p>
+      <w:pPr>
+        <w:pStyle w:val="Sottotitolo"/>
+      </w:pPr>
+      <w:r>
+        <w:t>Versione 1.80 del 08/05/2020</w:t>
+      </w:r>
+    </w:p>
+    <w:p>
+      <w:pPr>
+        <w:pStyle w:val="Paragrafoelenco"/>
+        <w:numPr>
+          <w:ilvl w:val="0"/>
+          <w:numId w:val="53"/>
+        </w:numPr>
+      </w:pPr>
+      <w:r>
+        <w:t>Scadenzario: funzione modifica scadenze pagate e risultati ricerca che rimangono invariati dopo le operazioni</w:t>
+      </w:r>
+    </w:p>
+    <w:p>
+      <w:pPr>
+        <w:pStyle w:val="Paragrafoelenco"/>
+        <w:numPr>
+          <w:ilvl w:val="0"/>
+          <w:numId w:val="53"/>
+        </w:numPr>
+      </w:pPr>
+      <w:r>
+        <w:t>Agenda: data selezionata che rimane anche dopo apertura altre pagine menù</w:t>
+      </w:r>
+    </w:p>
+    <w:p>
+      <w:pPr>
+        <w:pStyle w:val="Paragrafoelenco"/>
+        <w:numPr>
+          <w:ilvl w:val="0"/>
+          <w:numId w:val="53"/>
+        </w:numPr>
+      </w:pPr>
+      <w:r>
+        <w:t>Statistiche costi: filtro fatturato impostato di default</w:t>
+      </w:r>
+    </w:p>
+    <w:p>
+      <w:pPr>
+        <w:pStyle w:val="Sottotitolo"/>
+      </w:pPr>
+      <w:r>
+        <w:t>Versione 1.79 del 05/05/2020</w:t>
+      </w:r>
+    </w:p>
+    <w:p>
+      <w:pPr>
+        <w:pStyle w:val="Paragrafoelenco"/>
+        <w:numPr>
+          <w:ilvl w:val="0"/>
+          <w:numId w:val="52"/>
+        </w:numPr>
+      </w:pPr>
+      <w:r>
+        <w:t xml:space="preserve">Ordinamento decrescente scadenze; </w:t>
+      </w:r>
+    </w:p>
+    <w:p>
+      <w:pPr>
+        <w:pStyle w:val="Paragrafoelenco"/>
+        <w:numPr>
+          <w:ilvl w:val="0"/>
+          <w:numId w:val="52"/>
+        </w:numPr>
+      </w:pPr>
+      <w:r>
+        <w:t xml:space="preserve">Data fine = data inizio negli intervalli; </w:t>
+      </w:r>
+    </w:p>
+    <w:p>
+      <w:pPr>
+        <w:pStyle w:val="Paragrafoelenco"/>
+        <w:numPr>
+          <w:ilvl w:val="0"/>
+          <w:numId w:val="52"/>
+        </w:numPr>
+      </w:pPr>
+      <w:r>
+        <w:t xml:space="preserve">data agenda in sessione; </w:t>
+      </w:r>
+    </w:p>
+    <w:p>
+      <w:pPr>
+        <w:pStyle w:val="Paragrafoelenco"/>
+        <w:numPr>
+          <w:ilvl w:val="0"/>
+          <w:numId w:val="52"/>
+        </w:numPr>
+      </w:pPr>
+      <w:r>
+        <w:t>Ricerca “like” numero fattura;</w:t>
+      </w:r>
+    </w:p>
+    <w:p>
+      <w:pPr>
+        <w:pStyle w:val="Paragrafoelenco"/>
+        <w:numPr>
+          <w:ilvl w:val="0"/>
+          <w:numId w:val="52"/>
+        </w:numPr>
+      </w:pPr>
+      <w:r>
+        <w:t>modificata pagina ricerca protocolli (invertiti campi);</w:t>
+      </w:r>
+    </w:p>
+    <w:p>
+      <w:pPr>
+        <w:pStyle w:val="Paragrafoelenco"/>
+        <w:numPr>
+          <w:ilvl w:val="0"/>
+          <w:numId w:val="52"/>
+        </w:numPr>
+      </w:pPr>
+      <w:r>
+        <w:t>Aggiunta pagina report collaboratori per giornata da menu report (NON completa);</w:t>
+      </w:r>
+    </w:p>
+    <w:p>
+      <w:pPr>
+        <w:pStyle w:val="Sottotitolo"/>
+      </w:pPr>
+      <w:r>
+        <w:t xml:space="preserve">Versione 1.78 del </w:t>
+      </w:r>
+      <w:r>
+        <w:t>02</w:t>
+      </w:r>
+      <w:r>
+        <w:t>/0</w:t>
+      </w:r>
+      <w:r>
+        <w:t>5</w:t>
+      </w:r>
+      <w:r>
+        <w:t>/2020</w:t>
+      </w:r>
+    </w:p>
+    <w:p>
+      <w:pPr>
+        <w:pStyle w:val="Paragrafoelenco"/>
+        <w:numPr>
+          <w:ilvl w:val="0"/>
+          <w:numId w:val="52"/>
+        </w:numPr>
+      </w:pPr>
+      <w:r>
+        <w:t>Aggiunta statistica costi</w:t>
+      </w:r>
+    </w:p>
+    <w:p>
+      <w:pPr>
+        <w:pStyle w:val="Paragrafoelenco"/>
+        <w:numPr>
+          <w:ilvl w:val="0"/>
+          <w:numId w:val="52"/>
+        </w:numPr>
+      </w:pPr>
+      <w:r>
+        <w:t xml:space="preserve">Scadenzario: inserimento </w:t>
+      </w:r>
+      <w:proofErr w:type="spellStart"/>
+      <w:r>
+        <w:t>idPadre</w:t>
+      </w:r>
+      <w:proofErr w:type="spellEnd"/>
+      <w:r>
+        <w:t xml:space="preserve"> per gestire modifica scadenze splittate; inserimento </w:t>
+      </w:r>
+      <w:proofErr w:type="spellStart"/>
+      <w:r>
+        <w:t>importoVersatoIva</w:t>
+      </w:r>
+      <w:proofErr w:type="spellEnd"/>
+      <w:r>
+        <w:t xml:space="preserve"> e </w:t>
+      </w:r>
+      <w:proofErr w:type="spellStart"/>
+      <w:r>
+        <w:t>importoRiscossoIva</w:t>
+      </w:r>
+      <w:proofErr w:type="spellEnd"/>
+      <w:r>
+        <w:t xml:space="preserve"> nel </w:t>
+      </w:r>
+      <w:proofErr w:type="spellStart"/>
+      <w:r>
+        <w:t>db</w:t>
+      </w:r>
+      <w:proofErr w:type="spellEnd"/>
+      <w:r>
+        <w:t xml:space="preserve"> per risolvere bug di importi con decimali errati</w:t>
+      </w:r>
+    </w:p>
+    <w:p>
+      <w:pPr>
+        <w:pStyle w:val="Paragrafoelenco"/>
+        <w:numPr>
+          <w:ilvl w:val="0"/>
+          <w:numId w:val="52"/>
+        </w:numPr>
+      </w:pPr>
+      <w:r>
+        <w:t>Aggiunta stampa Riepilogo personale impegnato per giornata. (menù laterale destro)</w:t>
+      </w:r>
+    </w:p>
+    <w:p>
+      <w:pPr>
+        <w:pStyle w:val="Sottotitolo"/>
+      </w:pPr>
+      <w:r>
+        <w:t>Versione 1.77 del 28/04/2020</w:t>
+      </w:r>
+    </w:p>
+    <w:p>
+      <w:pPr>
+        <w:pStyle w:val="Paragrafoelenco"/>
+        <w:numPr>
+          <w:ilvl w:val="0"/>
+          <w:numId w:val="51"/>
+        </w:numPr>
+      </w:pPr>
+      <w:r>
+        <w:t xml:space="preserve">Scadenzario: inserimento tipologia pagamento (banca); </w:t>
+      </w:r>
+    </w:p>
+    <w:p>
+      <w:pPr>
+        <w:pStyle w:val="Paragrafoelenco"/>
+        <w:numPr>
+          <w:ilvl w:val="0"/>
+          <w:numId w:val="51"/>
+        </w:numPr>
+      </w:pPr>
+      <w:r>
+        <w:t>ottimizzazione campi vari</w:t>
+      </w:r>
+    </w:p>
+    <w:p>
+      <w:pPr>
+        <w:pStyle w:val="Paragrafoelenco"/>
+        <w:numPr>
+          <w:ilvl w:val="0"/>
+          <w:numId w:val="51"/>
+        </w:numPr>
+      </w:pPr>
+      <w:r>
+        <w:t>risolto bug range di date lavorazione su protocollo</w:t>
+      </w:r>
+    </w:p>
+    <w:p>
+      <w:pPr>
+        <w:pStyle w:val="Sottotitolo"/>
+      </w:pPr>
+      <w:r>
+        <w:t>Versione 1.76 del 25/04/2020</w:t>
+      </w:r>
+    </w:p>
+    <w:p>
+      <w:pPr>
+        <w:pStyle w:val="Paragrafoelenco"/>
+        <w:numPr>
+          <w:ilvl w:val="0"/>
+          <w:numId w:val="50"/>
+        </w:numPr>
+      </w:pPr>
+      <w:r>
+        <w:t xml:space="preserve">Aggiunta funzionalità 'saldo totale' nello scadenzario; </w:t>
+      </w:r>
+    </w:p>
+    <w:p>
+      <w:pPr>
+        <w:pStyle w:val="Paragrafoelenco"/>
+        <w:numPr>
+          <w:ilvl w:val="0"/>
+          <w:numId w:val="50"/>
+        </w:numPr>
+      </w:pPr>
+      <w:r>
+        <w:t xml:space="preserve">Adeguamento scadenzario alla nuova tabella </w:t>
+      </w:r>
+      <w:proofErr w:type="spellStart"/>
+      <w:r>
+        <w:t>tipi_banche</w:t>
+      </w:r>
+      <w:proofErr w:type="spellEnd"/>
+    </w:p>
+    <w:p>
+      <w:pPr>
+        <w:pStyle w:val="Sottotitolo"/>
+      </w:pPr>
+      <w:r>
+        <w:t>Versione 1.</w:t>
+      </w:r>
+      <w:r>
+        <w:t>75</w:t>
+      </w:r>
+      <w:r>
+        <w:t xml:space="preserve"> del </w:t>
+      </w:r>
+      <w:r>
+        <w:t>23</w:t>
+      </w:r>
+      <w:r>
+        <w:t>/</w:t>
+      </w:r>
+      <w:r>
+        <w:t>04</w:t>
+      </w:r>
+      <w:r>
+        <w:t>/20</w:t>
+      </w:r>
+      <w:r>
+        <w:t>20</w:t>
+      </w:r>
+    </w:p>
+    <w:p>
+      <w:pPr>
+        <w:pStyle w:val="Paragrafoelenco"/>
+        <w:numPr>
+          <w:ilvl w:val="0"/>
+          <w:numId w:val="50"/>
+        </w:numPr>
+      </w:pPr>
+      <w:r>
+        <w:t>Aggiunto campo ritenuta di acconto in report collaboratori</w:t>
+      </w:r>
+    </w:p>
+    <w:p>
+      <w:pPr>
+        <w:pStyle w:val="Paragrafoelenco"/>
+        <w:numPr>
+          <w:ilvl w:val="0"/>
+          <w:numId w:val="50"/>
+        </w:numPr>
+      </w:pPr>
+      <w:r>
         <w:lastRenderedPageBreak/>
-        <w:t>Versione 1.83 del 20/05/2020</w:t>
-      </w:r>
-    </w:p>
-    <w:p>
-      <w:pPr>
-        <w:pStyle w:val="Paragrafoelenco"/>
-        <w:numPr>
-          <w:ilvl w:val="0"/>
-          <w:numId w:val="56"/>
-        </w:numPr>
-      </w:pPr>
-      <w:r>
-        <w:t>Aggiunta Cancellazione Fattura e Rate Scadenzario associate dal dettaglio Lavorazione.</w:t>
-      </w:r>
-    </w:p>
-    <w:p>
-      <w:pPr>
-        <w:pStyle w:val="Paragrafoelenco"/>
-        <w:numPr>
-          <w:ilvl w:val="0"/>
-          <w:numId w:val="56"/>
-        </w:numPr>
-      </w:pPr>
-      <w:r>
-        <w:t>Statistiche Costi, raggruppamento in categorie</w:t>
+        <w:t>File allegato in statistiche ricavi</w:t>
       </w:r>
     </w:p>
     <w:p>
@@ -1857,31 +2297,79 @@
         <w:pStyle w:val="Sottotitolo"/>
       </w:pPr>
       <w:r>
-        <w:t>Versione 1.82 del 15/05/2020</w:t>
-      </w:r>
-    </w:p>
-    <w:p>
-      <w:pPr>
-        <w:pStyle w:val="Paragrafoelenco"/>
-        <w:numPr>
-          <w:ilvl w:val="0"/>
-          <w:numId w:val="55"/>
-        </w:numPr>
-      </w:pPr>
-      <w:r>
-        <w:t>Modifica data in inserimento scadenzario</w:t>
-      </w:r>
-    </w:p>
-    <w:p>
-      <w:pPr>
-        <w:pStyle w:val="Paragrafoelenco"/>
-        <w:numPr>
-          <w:ilvl w:val="0"/>
-          <w:numId w:val="55"/>
-        </w:numPr>
-      </w:pPr>
-      <w:r>
-        <w:t>Aggiunto report Popup Collaboratori per giorno su pagina Agenda e su dettaglio Lavorazione</w:t>
+        <w:t>Versione 1.</w:t>
+      </w:r>
+      <w:r>
+        <w:t>74</w:t>
+      </w:r>
+      <w:r>
+        <w:t xml:space="preserve"> del </w:t>
+      </w:r>
+      <w:r>
+        <w:t>20</w:t>
+      </w:r>
+      <w:r>
+        <w:t>/</w:t>
+      </w:r>
+      <w:r>
+        <w:t>04</w:t>
+      </w:r>
+      <w:r>
+        <w:t>/20</w:t>
+      </w:r>
+      <w:r>
+        <w:t>20</w:t>
+      </w:r>
+    </w:p>
+    <w:p>
+      <w:pPr>
+        <w:pStyle w:val="Paragrafoelenco"/>
+        <w:numPr>
+          <w:ilvl w:val="0"/>
+          <w:numId w:val="49"/>
+        </w:numPr>
+      </w:pPr>
+      <w:r>
+        <w:t>Ripristinata ricerca protocollo con campi testo</w:t>
+      </w:r>
+    </w:p>
+    <w:p>
+      <w:pPr>
+        <w:pStyle w:val="Paragrafoelenco"/>
+        <w:numPr>
+          <w:ilvl w:val="0"/>
+          <w:numId w:val="49"/>
+        </w:numPr>
+      </w:pPr>
+      <w:r>
+        <w:t xml:space="preserve">Aggiunta in tabelle la gestione </w:t>
+      </w:r>
+      <w:r>
+        <w:t>Tipologie Banca Scadenzario</w:t>
+      </w:r>
+    </w:p>
+    <w:p>
+      <w:pPr>
+        <w:pStyle w:val="Paragrafoelenco"/>
+        <w:numPr>
+          <w:ilvl w:val="0"/>
+          <w:numId w:val="49"/>
+        </w:numPr>
+      </w:pPr>
+      <w:r>
+        <w:t>Aggiunta possibilità di selezionare nello Scadenzario i valori presenti nella Tipologia Banca</w:t>
+      </w:r>
+    </w:p>
+    <w:p>
+      <w:pPr>
+        <w:pStyle w:val="Paragrafoelenco"/>
+        <w:numPr>
+          <w:ilvl w:val="0"/>
+          <w:numId w:val="49"/>
+        </w:numPr>
+      </w:pPr>
+      <w:r>
+        <w:t>Aggiustamenti importi Scadenzario</w:t>
       </w:r>
     </w:p>
     <w:p>
@@ -1889,37 +2377,73 @@
         <w:pStyle w:val="Sottotitolo"/>
       </w:pPr>
       <w:r>
-        <w:t>Versione 1.81 del 1</w:t>
-      </w:r>
-      <w:r>
-        <w:t>1</w:t>
-      </w:r>
-      <w:r>
-        <w:t>/05/2020</w:t>
-      </w:r>
-    </w:p>
-    <w:p>
-      <w:pPr>
-        <w:pStyle w:val="Paragrafoelenco"/>
-        <w:numPr>
-          <w:ilvl w:val="0"/>
-          <w:numId w:val="54"/>
-        </w:numPr>
-      </w:pPr>
-      <w:r>
-        <w:t>Sistemazione Scadenzario</w:t>
-      </w:r>
-    </w:p>
-    <w:p>
-      <w:pPr>
-        <w:pStyle w:val="Paragrafoelenco"/>
-        <w:numPr>
-          <w:ilvl w:val="0"/>
-          <w:numId w:val="54"/>
-        </w:numPr>
-      </w:pPr>
-      <w:r>
-        <w:t>Completato Report Collaboratori per giornata</w:t>
+        <w:t>Versione 1.</w:t>
+      </w:r>
+      <w:r>
+        <w:t>73</w:t>
+      </w:r>
+      <w:r>
+        <w:t xml:space="preserve"> del </w:t>
+      </w:r>
+      <w:r>
+        <w:t>19</w:t>
+      </w:r>
+      <w:r>
+        <w:t>/</w:t>
+      </w:r>
+      <w:r>
+        <w:t>04</w:t>
+      </w:r>
+      <w:r>
+        <w:t>/20</w:t>
+      </w:r>
+      <w:r>
+        <w:t>20</w:t>
+      </w:r>
+    </w:p>
+    <w:p>
+      <w:pPr>
+        <w:pStyle w:val="Paragrafoelenco"/>
+        <w:numPr>
+          <w:ilvl w:val="0"/>
+          <w:numId w:val="48"/>
+        </w:numPr>
+      </w:pPr>
+      <w:r>
+        <w:t>Statistiche: aggiunto elenco contratti, visualizzazione degli importi lordi invece di quelli netti, soluzione bug nei filtri</w:t>
+      </w:r>
+      <w:r>
+        <w:t>.</w:t>
+      </w:r>
+    </w:p>
+    <w:p>
+      <w:pPr>
+        <w:pStyle w:val="Paragrafoelenco"/>
+        <w:numPr>
+          <w:ilvl w:val="0"/>
+          <w:numId w:val="48"/>
+        </w:numPr>
+      </w:pPr>
+      <w:r>
+        <w:t>Scadenzario: visualizzazione importi lordi al posto di quelli netti nella griglia; in inserimento e modifica viene adesso impostato importo lordo e da quello calcolato il netto</w:t>
+      </w:r>
+      <w:r>
+        <w:t>.</w:t>
+      </w:r>
+    </w:p>
+    <w:p>
+      <w:pPr>
+        <w:pStyle w:val="Paragrafoelenco"/>
+        <w:numPr>
+          <w:ilvl w:val="0"/>
+          <w:numId w:val="48"/>
+        </w:numPr>
+      </w:pPr>
+      <w:r>
+        <w:t>Protocollo: modificato ordine filtri; produzione, lavorazione e cliente visualizzati come elenchi con campo ricerca</w:t>
+      </w:r>
+      <w:r>
+        <w:t>.</w:t>
       </w:r>
     </w:p>
     <w:p>
@@ -1927,43 +2451,46 @@
         <w:pStyle w:val="Sottotitolo"/>
       </w:pPr>
       <w:r>
-        <w:t>Versione 1.80 del 08/05/2020</w:t>
-      </w:r>
-    </w:p>
-    <w:p>
-      <w:pPr>
-        <w:pStyle w:val="Paragrafoelenco"/>
-        <w:numPr>
-          <w:ilvl w:val="0"/>
-          <w:numId w:val="53"/>
-        </w:numPr>
-      </w:pPr>
-      <w:r>
-        <w:t>Scadenzario: funzione modifica scadenze pagate e risultati ricerca che rimangono invariati dopo le operazioni</w:t>
-      </w:r>
-    </w:p>
-    <w:p>
-      <w:pPr>
-        <w:pStyle w:val="Paragrafoelenco"/>
-        <w:numPr>
-          <w:ilvl w:val="0"/>
-          <w:numId w:val="53"/>
-        </w:numPr>
-      </w:pPr>
-      <w:r>
-        <w:t>Agenda: data selezionata che rimane anche dopo apertura altre pagine menù</w:t>
-      </w:r>
-    </w:p>
-    <w:p>
-      <w:pPr>
-        <w:pStyle w:val="Paragrafoelenco"/>
-        <w:numPr>
-          <w:ilvl w:val="0"/>
-          <w:numId w:val="53"/>
-        </w:numPr>
-      </w:pPr>
-      <w:r>
-        <w:t>Statistiche costi: filtro fatturato impostato di default</w:t>
+        <w:t>Versione 1.</w:t>
+      </w:r>
+      <w:r>
+        <w:t>72</w:t>
+      </w:r>
+      <w:r>
+        <w:t xml:space="preserve"> del </w:t>
+      </w:r>
+      <w:r>
+        <w:t>16</w:t>
+      </w:r>
+      <w:r>
+        <w:t>/</w:t>
+      </w:r>
+      <w:r>
+        <w:t>04</w:t>
+      </w:r>
+      <w:r>
+        <w:t>/20</w:t>
+      </w:r>
+      <w:r>
+        <w:t>20</w:t>
+      </w:r>
+    </w:p>
+    <w:p>
+      <w:pPr>
+        <w:pStyle w:val="Paragrafoelenco"/>
+        <w:numPr>
+          <w:ilvl w:val="0"/>
+          <w:numId w:val="48"/>
+        </w:numPr>
+      </w:pPr>
+      <w:r>
+        <w:t xml:space="preserve">Aggiunta </w:t>
+      </w:r>
+      <w:r>
+        <w:t xml:space="preserve">voce </w:t>
+      </w:r>
+      <w:r>
+        <w:t>Statistica ricavi sotto al menù STATISTICHE.</w:t>
       </w:r>
     </w:p>
     <w:p>
@@ -1971,79 +2498,68 @@
         <w:pStyle w:val="Sottotitolo"/>
       </w:pPr>
       <w:r>
-        <w:t>Versione 1.79 del 05/05/2020</w:t>
-      </w:r>
-    </w:p>
-    <w:p>
-      <w:pPr>
-        <w:pStyle w:val="Paragrafoelenco"/>
-        <w:numPr>
-          <w:ilvl w:val="0"/>
-          <w:numId w:val="52"/>
-        </w:numPr>
-      </w:pPr>
-      <w:r>
-        <w:t xml:space="preserve">Ordinamento decrescente scadenze; </w:t>
-      </w:r>
-    </w:p>
-    <w:p>
-      <w:pPr>
-        <w:pStyle w:val="Paragrafoelenco"/>
-        <w:numPr>
-          <w:ilvl w:val="0"/>
-          <w:numId w:val="52"/>
-        </w:numPr>
-      </w:pPr>
-      <w:r>
-        <w:t xml:space="preserve">Data fine = data inizio negli intervalli; </w:t>
-      </w:r>
-    </w:p>
-    <w:p>
-      <w:pPr>
-        <w:pStyle w:val="Paragrafoelenco"/>
-        <w:numPr>
-          <w:ilvl w:val="0"/>
-          <w:numId w:val="52"/>
-        </w:numPr>
-      </w:pPr>
-      <w:r>
-        <w:t xml:space="preserve">data agenda in sessione; </w:t>
-      </w:r>
-    </w:p>
-    <w:p>
-      <w:pPr>
-        <w:pStyle w:val="Paragrafoelenco"/>
-        <w:numPr>
-          <w:ilvl w:val="0"/>
-          <w:numId w:val="52"/>
-        </w:numPr>
-      </w:pPr>
-      <w:r>
-        <w:t>Ricerca “like” numero fattura;</w:t>
-      </w:r>
-    </w:p>
-    <w:p>
-      <w:pPr>
-        <w:pStyle w:val="Paragrafoelenco"/>
-        <w:numPr>
-          <w:ilvl w:val="0"/>
-          <w:numId w:val="52"/>
-        </w:numPr>
-      </w:pPr>
-      <w:r>
-        <w:t>modificata pagina ricerca protocolli (invertiti campi);</w:t>
-      </w:r>
-    </w:p>
-    <w:p>
-      <w:pPr>
-        <w:pStyle w:val="Paragrafoelenco"/>
-        <w:numPr>
-          <w:ilvl w:val="0"/>
-          <w:numId w:val="52"/>
-        </w:numPr>
-      </w:pPr>
-      <w:r>
-        <w:t>Aggiunta pagina report collaboratori per giornata da menu report (NON completa);</w:t>
+        <w:t>Versione 1.</w:t>
+      </w:r>
+      <w:r>
+        <w:t>71</w:t>
+      </w:r>
+      <w:r>
+        <w:t xml:space="preserve"> del </w:t>
+      </w:r>
+      <w:r>
+        <w:t>13</w:t>
+      </w:r>
+      <w:r>
+        <w:t>/</w:t>
+      </w:r>
+      <w:r>
+        <w:t>04</w:t>
+      </w:r>
+      <w:r>
+        <w:t>/20</w:t>
+      </w:r>
+      <w:r>
+        <w:t>20</w:t>
+      </w:r>
+    </w:p>
+    <w:p>
+      <w:pPr>
+        <w:pStyle w:val="Paragrafoelenco"/>
+        <w:numPr>
+          <w:ilvl w:val="0"/>
+          <w:numId w:val="48"/>
+        </w:numPr>
+      </w:pPr>
+      <w:r>
+        <w:t xml:space="preserve">Modifiche Menù, voce report </w:t>
+      </w:r>
+      <w:proofErr w:type="spellStart"/>
+      <w:r>
+        <w:t>tltime</w:t>
+      </w:r>
+      <w:proofErr w:type="spellEnd"/>
+      <w:r>
+        <w:t xml:space="preserve"> spostata sotto Report, aggiunti </w:t>
+      </w:r>
+      <w:proofErr w:type="gramStart"/>
+      <w:r>
+        <w:t>3</w:t>
+      </w:r>
+      <w:proofErr w:type="gramEnd"/>
+      <w:r>
+        <w:t xml:space="preserve"> bottoni di accesso ra</w:t>
+      </w:r>
+      <w:r>
+        <w:t xml:space="preserve">pido nel menù di destra in basso, sotto FILTRO </w:t>
+      </w:r>
+      <w:r>
+        <w:t xml:space="preserve">COLONNE </w:t>
+      </w:r>
+      <w:r>
+        <w:t>AGENDA</w:t>
+      </w:r>
+      <w:r>
+        <w:t>.</w:t>
       </w:r>
     </w:p>
     <w:p>
@@ -2051,167 +2567,769 @@
         <w:pStyle w:val="Sottotitolo"/>
       </w:pPr>
       <w:r>
-        <w:t xml:space="preserve">Versione 1.78 del </w:t>
+        <w:t>Versione 1.</w:t>
+      </w:r>
+      <w:r>
+        <w:t>70</w:t>
+      </w:r>
+      <w:r>
+        <w:t xml:space="preserve"> del </w:t>
+      </w:r>
+      <w:r>
+        <w:t>15</w:t>
+      </w:r>
+      <w:r>
+        <w:t>/</w:t>
+      </w:r>
+      <w:r>
+        <w:t>03</w:t>
+      </w:r>
+      <w:r>
+        <w:t>/20</w:t>
+      </w:r>
+      <w:r>
+        <w:t>20</w:t>
+      </w:r>
+    </w:p>
+    <w:p>
+      <w:pPr>
+        <w:pStyle w:val="Paragrafoelenco"/>
+        <w:numPr>
+          <w:ilvl w:val="0"/>
+          <w:numId w:val="47"/>
+        </w:numPr>
+      </w:pPr>
+      <w:r>
+        <w:t>Aggiornamento scadenzario</w:t>
+      </w:r>
+    </w:p>
+    <w:p>
+      <w:pPr>
+        <w:pStyle w:val="Sottotitolo"/>
+      </w:pPr>
+      <w:r>
+        <w:t>Versione 1.</w:t>
+      </w:r>
+      <w:r>
+        <w:t>69</w:t>
+      </w:r>
+      <w:r>
+        <w:t xml:space="preserve"> del </w:t>
       </w:r>
       <w:r>
         <w:t>02</w:t>
       </w:r>
       <w:r>
-        <w:t>/0</w:t>
-      </w:r>
-      <w:r>
-        <w:t>5</w:t>
-      </w:r>
-      <w:r>
-        <w:t>/2020</w:t>
-      </w:r>
-    </w:p>
-    <w:p>
-      <w:pPr>
-        <w:pStyle w:val="Paragrafoelenco"/>
-        <w:numPr>
-          <w:ilvl w:val="0"/>
-          <w:numId w:val="52"/>
-        </w:numPr>
-      </w:pPr>
-      <w:r>
-        <w:t>Aggiunta statistica costi</w:t>
-      </w:r>
-    </w:p>
-    <w:p>
-      <w:pPr>
-        <w:pStyle w:val="Paragrafoelenco"/>
-        <w:numPr>
-          <w:ilvl w:val="0"/>
-          <w:numId w:val="52"/>
-        </w:numPr>
-      </w:pPr>
-      <w:r>
-        <w:t xml:space="preserve">Scadenzario: inserimento </w:t>
+        <w:t>/</w:t>
+      </w:r>
+      <w:r>
+        <w:t>03</w:t>
+      </w:r>
+      <w:r>
+        <w:t>/20</w:t>
+      </w:r>
+      <w:r>
+        <w:t>20</w:t>
+      </w:r>
+    </w:p>
+    <w:p>
+      <w:pPr>
+        <w:pStyle w:val="Paragrafoelenco"/>
+        <w:numPr>
+          <w:ilvl w:val="0"/>
+          <w:numId w:val="46"/>
+        </w:numPr>
+      </w:pPr>
+      <w:r>
+        <w:t>Aggiunta modifica data Fattura su stampa Fattura</w:t>
+      </w:r>
+    </w:p>
+    <w:p>
+      <w:pPr>
+        <w:pStyle w:val="Sottotitolo"/>
+      </w:pPr>
+      <w:r>
+        <w:t>Versione 1.</w:t>
+      </w:r>
+      <w:r>
+        <w:t>68</w:t>
+      </w:r>
+      <w:r>
+        <w:t xml:space="preserve"> del </w:t>
+      </w:r>
+      <w:r>
+        <w:t>29</w:t>
+      </w:r>
+      <w:r>
+        <w:t>/</w:t>
+      </w:r>
+      <w:r>
+        <w:t>02</w:t>
+      </w:r>
+      <w:r>
+        <w:t>/20</w:t>
+      </w:r>
+      <w:r>
+        <w:t>20</w:t>
+      </w:r>
+    </w:p>
+    <w:p>
+      <w:pPr>
+        <w:pStyle w:val="Paragrafoelenco"/>
+        <w:numPr>
+          <w:ilvl w:val="0"/>
+          <w:numId w:val="45"/>
+        </w:numPr>
+      </w:pPr>
+      <w:r>
+        <w:t>Completata funzionalità gestione Magazzino per Lavorazione con stampa PDF</w:t>
+      </w:r>
+      <w:r>
+        <w:t xml:space="preserve"> (Tasto MAGAZZINO su pagina Lavorazione)</w:t>
+      </w:r>
+      <w:r>
+        <w:t>.</w:t>
+      </w:r>
+    </w:p>
+    <w:p>
+      <w:pPr>
+        <w:pStyle w:val="Sottotitolo"/>
+      </w:pPr>
+      <w:r>
+        <w:t>Versione 1.</w:t>
+      </w:r>
+      <w:r>
+        <w:t>67</w:t>
+      </w:r>
+      <w:r>
+        <w:t xml:space="preserve"> del </w:t>
+      </w:r>
+      <w:r>
+        <w:t>05</w:t>
+      </w:r>
+      <w:r>
+        <w:t>/</w:t>
+      </w:r>
+      <w:r>
+        <w:t>02</w:t>
+      </w:r>
+      <w:r>
+        <w:t>/20</w:t>
+      </w:r>
+      <w:r>
+        <w:t>20</w:t>
+      </w:r>
+    </w:p>
+    <w:p>
+      <w:pPr>
+        <w:pStyle w:val="Paragrafoelenco"/>
+        <w:numPr>
+          <w:ilvl w:val="0"/>
+          <w:numId w:val="44"/>
+        </w:numPr>
+      </w:pPr>
+      <w:r>
+        <w:t xml:space="preserve">Sistemazione nota spese; Aggiunta pulsante annulla per chiudere evento senza salvare; gestione import in piano esterno quando una </w:t>
       </w:r>
       <w:proofErr w:type="spellStart"/>
       <w:r>
-        <w:t>idPadre</w:t>
+        <w:t>fig</w:t>
       </w:r>
       <w:proofErr w:type="spellEnd"/>
       <w:r>
-        <w:t xml:space="preserve"> per gestire modifica scadenze splittate; inserimento </w:t>
+        <w:t xml:space="preserve"> prof viene modificata in </w:t>
       </w:r>
       <w:proofErr w:type="spellStart"/>
       <w:r>
-        <w:t>importoVersatoIva</w:t>
+        <w:t>dett</w:t>
       </w:r>
       <w:proofErr w:type="spellEnd"/>
       <w:r>
-        <w:t xml:space="preserve"> e </w:t>
+        <w:t xml:space="preserve"> economico</w:t>
+      </w:r>
+    </w:p>
+    <w:p>
+      <w:pPr>
+        <w:pStyle w:val="Sottotitolo"/>
+      </w:pPr>
+      <w:r>
+        <w:t>Versione 1.</w:t>
+      </w:r>
+      <w:r>
+        <w:t>66</w:t>
+      </w:r>
+      <w:r>
+        <w:t xml:space="preserve"> del </w:t>
+      </w:r>
+      <w:r>
+        <w:t>01</w:t>
+      </w:r>
+      <w:r>
+        <w:t>/</w:t>
+      </w:r>
+      <w:r>
+        <w:t>02</w:t>
+      </w:r>
+      <w:r>
+        <w:t>/20</w:t>
+      </w:r>
+      <w:r>
+        <w:t>20</w:t>
+      </w:r>
+    </w:p>
+    <w:p>
+      <w:pPr>
+        <w:pStyle w:val="Paragrafoelenco"/>
+        <w:numPr>
+          <w:ilvl w:val="0"/>
+          <w:numId w:val="43"/>
+        </w:numPr>
+      </w:pPr>
+      <w:r>
+        <w:t>Magazzino, campo gruppo dipendente da sub categoria</w:t>
+      </w:r>
+    </w:p>
+    <w:p>
+      <w:pPr>
+        <w:pStyle w:val="Paragrafoelenco"/>
+        <w:numPr>
+          <w:ilvl w:val="0"/>
+          <w:numId w:val="43"/>
+        </w:numPr>
+      </w:pPr>
+      <w:r>
+        <w:t>Nome Pdf fattura con Numero Fattura e non Codice Evento</w:t>
+      </w:r>
+    </w:p>
+    <w:p>
+      <w:pPr>
+        <w:pStyle w:val="Paragrafoelenco"/>
+        <w:numPr>
+          <w:ilvl w:val="0"/>
+          <w:numId w:val="43"/>
+        </w:numPr>
+      </w:pPr>
+      <w:r>
+        <w:t>Report collaboratori, totale in alto.</w:t>
+      </w:r>
+    </w:p>
+    <w:p>
+      <w:pPr>
+        <w:pStyle w:val="Sottotitolo"/>
+      </w:pPr>
+      <w:r>
+        <w:t>Versione 1.</w:t>
+      </w:r>
+      <w:r>
+        <w:t>65</w:t>
+      </w:r>
+      <w:r>
+        <w:t xml:space="preserve"> del </w:t>
+      </w:r>
+      <w:r>
+        <w:t>27</w:t>
+      </w:r>
+      <w:r>
+        <w:t>/</w:t>
+      </w:r>
+      <w:r>
+        <w:t>01</w:t>
+      </w:r>
+      <w:r>
+        <w:t>/20</w:t>
+      </w:r>
+      <w:r>
+        <w:t>20</w:t>
+      </w:r>
+    </w:p>
+    <w:p>
+      <w:pPr>
+        <w:pStyle w:val="Paragrafoelenco"/>
+        <w:numPr>
+          <w:ilvl w:val="0"/>
+          <w:numId w:val="42"/>
+        </w:numPr>
+      </w:pPr>
+      <w:r>
+        <w:t>Ricerca con filtro, Riepilogo e Stampa Collaboratori</w:t>
+      </w:r>
+    </w:p>
+    <w:p>
+      <w:pPr>
+        <w:pStyle w:val="Paragrafoelenco"/>
+        <w:numPr>
+          <w:ilvl w:val="0"/>
+          <w:numId w:val="42"/>
+        </w:numPr>
+      </w:pPr>
+      <w:r>
+        <w:t>Ricerca con filtro, Riepilogo e Stampa per Consulente del Lavoro</w:t>
+      </w:r>
+    </w:p>
+    <w:p>
+      <w:pPr>
+        <w:pStyle w:val="Sottotitolo"/>
+      </w:pPr>
+      <w:r>
+        <w:t>Versione 1.</w:t>
+      </w:r>
+      <w:r>
+        <w:t>64</w:t>
+      </w:r>
+      <w:r>
+        <w:t xml:space="preserve"> del </w:t>
+      </w:r>
+      <w:r>
+        <w:t>17</w:t>
+      </w:r>
+      <w:r>
+        <w:t>/</w:t>
+      </w:r>
+      <w:r>
+        <w:t>01</w:t>
+      </w:r>
+      <w:r>
+        <w:t>/20</w:t>
+      </w:r>
+      <w:r>
+        <w:t>20</w:t>
+      </w:r>
+    </w:p>
+    <w:p>
+      <w:pPr>
+        <w:pStyle w:val="Paragrafoelenco"/>
+        <w:numPr>
+          <w:ilvl w:val="0"/>
+          <w:numId w:val="41"/>
+        </w:numPr>
+      </w:pPr>
+      <w:r>
+        <w:lastRenderedPageBreak/>
+        <w:t>Modifiche visualizzazione griglia magazzino</w:t>
+      </w:r>
+    </w:p>
+    <w:p>
+      <w:pPr>
+        <w:pStyle w:val="Paragrafoelenco"/>
+        <w:numPr>
+          <w:ilvl w:val="0"/>
+          <w:numId w:val="41"/>
+        </w:numPr>
+      </w:pPr>
+      <w:r>
+        <w:t>Modifiche pagina Scadenzario con totali</w:t>
+      </w:r>
+    </w:p>
+    <w:p>
+      <w:pPr>
+        <w:pStyle w:val="Sottotitolo"/>
+      </w:pPr>
+      <w:r>
+        <w:t>Versione 1.</w:t>
+      </w:r>
+      <w:r>
+        <w:t>63</w:t>
+      </w:r>
+      <w:r>
+        <w:t xml:space="preserve"> del </w:t>
+      </w:r>
+      <w:r>
+        <w:t>15</w:t>
+      </w:r>
+      <w:r>
+        <w:t>/</w:t>
+      </w:r>
+      <w:r>
+        <w:t>01</w:t>
+      </w:r>
+      <w:r>
+        <w:t>/20</w:t>
+      </w:r>
+      <w:r>
+        <w:t>20</w:t>
+      </w:r>
+    </w:p>
+    <w:p>
+      <w:pPr>
+        <w:pStyle w:val="Paragrafoelenco"/>
+        <w:numPr>
+          <w:ilvl w:val="0"/>
+          <w:numId w:val="40"/>
+        </w:numPr>
+      </w:pPr>
+      <w:r>
+        <w:t>Campo lavorazione modificabile in fase di offerta</w:t>
+      </w:r>
+    </w:p>
+    <w:p>
+      <w:pPr>
+        <w:pStyle w:val="Paragrafoelenco"/>
+        <w:numPr>
+          <w:ilvl w:val="0"/>
+          <w:numId w:val="40"/>
+        </w:numPr>
+      </w:pPr>
+      <w:r>
+        <w:t>Campo ID non visibile su elenco protocolli</w:t>
+      </w:r>
+    </w:p>
+    <w:p>
+      <w:pPr>
+        <w:pStyle w:val="Sottotitolo"/>
+      </w:pPr>
+      <w:r>
+        <w:t>Versione 1.</w:t>
+      </w:r>
+      <w:r>
+        <w:t>62</w:t>
+      </w:r>
+      <w:r>
+        <w:t xml:space="preserve"> del </w:t>
+      </w:r>
+      <w:r>
+        <w:t>11</w:t>
+      </w:r>
+      <w:r>
+        <w:t>/</w:t>
+      </w:r>
+      <w:r>
+        <w:t>01</w:t>
+      </w:r>
+      <w:r>
+        <w:t>/20</w:t>
+      </w:r>
+      <w:r>
+        <w:t>20</w:t>
+      </w:r>
+    </w:p>
+    <w:p>
+      <w:pPr>
+        <w:pStyle w:val="Paragrafoelenco"/>
+        <w:numPr>
+          <w:ilvl w:val="0"/>
+          <w:numId w:val="39"/>
+        </w:numPr>
+      </w:pPr>
+      <w:r>
+        <w:t>Aggiustamenti pagina Magazzino</w:t>
+      </w:r>
+    </w:p>
+    <w:p>
+      <w:pPr>
+        <w:pStyle w:val="Sottotitolo"/>
+      </w:pPr>
+      <w:r>
+        <w:t>Versione 1.</w:t>
+      </w:r>
+      <w:r>
+        <w:t>61</w:t>
+      </w:r>
+      <w:r>
+        <w:t xml:space="preserve"> del </w:t>
+      </w:r>
+      <w:r>
+        <w:t>29</w:t>
+      </w:r>
+      <w:r>
+        <w:t>/</w:t>
+      </w:r>
+      <w:r>
+        <w:t>12</w:t>
+      </w:r>
+      <w:r>
+        <w:t>/2019</w:t>
+      </w:r>
+    </w:p>
+    <w:p>
+      <w:pPr>
+        <w:pStyle w:val="Paragrafoelenco"/>
+        <w:numPr>
+          <w:ilvl w:val="0"/>
+          <w:numId w:val="38"/>
+        </w:numPr>
+      </w:pPr>
+      <w:r>
+        <w:t>Magazzino: cambiato ordine campi elenco</w:t>
+      </w:r>
+    </w:p>
+    <w:p>
+      <w:pPr>
+        <w:pStyle w:val="Paragrafoelenco"/>
+        <w:numPr>
+          <w:ilvl w:val="0"/>
+          <w:numId w:val="38"/>
+        </w:numPr>
+      </w:pPr>
+      <w:r>
+        <w:t>Campi da liste a tendina ricercati per “uguale” e non per “contiene”</w:t>
+      </w:r>
+    </w:p>
+    <w:p>
+      <w:pPr>
+        <w:pStyle w:val="Paragrafoelenco"/>
+        <w:numPr>
+          <w:ilvl w:val="0"/>
+          <w:numId w:val="38"/>
+        </w:numPr>
+      </w:pPr>
+      <w:r>
+        <w:t xml:space="preserve">Stampa Fattura: distanziato il valore </w:t>
       </w:r>
       <w:proofErr w:type="spellStart"/>
       <w:r>
-        <w:t>importoRiscossoIva</w:t>
+        <w:t>Lav.Rif</w:t>
       </w:r>
       <w:proofErr w:type="spellEnd"/>
       <w:r>
-        <w:t xml:space="preserve"> nel </w:t>
+        <w:t>. dal numero fattura</w:t>
+      </w:r>
+    </w:p>
+    <w:p>
+      <w:pPr>
+        <w:pStyle w:val="Paragrafoelenco"/>
+        <w:numPr>
+          <w:ilvl w:val="0"/>
+          <w:numId w:val="38"/>
+        </w:numPr>
+      </w:pPr>
+      <w:r>
+        <w:t>Aggiunto pulsante “Magazzino” nella pagina della lavorazione per futura gestione attrezzature per lavorazione</w:t>
+      </w:r>
+    </w:p>
+    <w:p>
+      <w:pPr>
+        <w:pStyle w:val="Sottotitolo"/>
+      </w:pPr>
+      <w:r>
+        <w:t>Versione 1.</w:t>
+      </w:r>
+      <w:r>
+        <w:t>60</w:t>
+      </w:r>
+      <w:r>
+        <w:t xml:space="preserve"> del </w:t>
+      </w:r>
+      <w:r>
+        <w:t>21</w:t>
+      </w:r>
+      <w:r>
+        <w:t>/</w:t>
+      </w:r>
+      <w:r>
+        <w:t>12</w:t>
+      </w:r>
+      <w:r>
+        <w:t>/2019</w:t>
+      </w:r>
+    </w:p>
+    <w:p>
+      <w:pPr>
+        <w:pStyle w:val="Paragrafoelenco"/>
+        <w:numPr>
+          <w:ilvl w:val="0"/>
+          <w:numId w:val="37"/>
+        </w:numPr>
+      </w:pPr>
+      <w:r>
+        <w:t>Creazione Fattura in uscita, numero fattura generato in automatico in formato AAAA-NNNN, con progressivo a partire da 1 ogni cambio di anno</w:t>
+      </w:r>
+    </w:p>
+    <w:p>
+      <w:pPr>
+        <w:pStyle w:val="Paragrafoelenco"/>
+        <w:numPr>
+          <w:ilvl w:val="0"/>
+          <w:numId w:val="37"/>
+        </w:numPr>
+      </w:pPr>
+      <w:r>
+        <w:t xml:space="preserve">Modifica pdf fattura in uscita con numero fattura corretto e </w:t>
       </w:r>
       <w:proofErr w:type="spellStart"/>
       <w:r>
-        <w:t>db</w:t>
+        <w:t>N.Rif</w:t>
       </w:r>
       <w:proofErr w:type="spellEnd"/>
       <w:r>
-        <w:t xml:space="preserve"> per risolvere bug di importi con decimali errati</w:t>
-      </w:r>
-    </w:p>
-    <w:p>
-      <w:pPr>
-        <w:pStyle w:val="Paragrafoelenco"/>
-        <w:numPr>
-          <w:ilvl w:val="0"/>
-          <w:numId w:val="52"/>
-        </w:numPr>
-      </w:pPr>
-      <w:r>
-        <w:t>Aggiunta stampa Riepilogo personale impegnato per giornata. (menù laterale destro)</w:t>
+        <w:t>. lavorazione evidenziato accanto (N.B. il protocollo del documento di tipo fattura viene generato allo stesso modo di sempre, il numero fattura viene memorizzato ne campo Riferimento Protocollo).</w:t>
+      </w:r>
+    </w:p>
+    <w:p>
+      <w:pPr>
+        <w:pStyle w:val="Paragrafoelenco"/>
+        <w:numPr>
+          <w:ilvl w:val="0"/>
+          <w:numId w:val="37"/>
+        </w:numPr>
+      </w:pPr>
+      <w:r>
+        <w:t xml:space="preserve">Spostato a destra della griglia dei risultati il tasto di visualizzazione dettaglio protocollo </w:t>
       </w:r>
     </w:p>
     <w:p>
       <w:pPr>
         <w:pStyle w:val="Sottotitolo"/>
       </w:pPr>
-      <w:r>
-        <w:t>Versione 1.77 del 28/04/2020</w:t>
-      </w:r>
-    </w:p>
-    <w:p>
-      <w:pPr>
-        <w:pStyle w:val="Paragrafoelenco"/>
-        <w:numPr>
-          <w:ilvl w:val="0"/>
-          <w:numId w:val="51"/>
-        </w:numPr>
-      </w:pPr>
-      <w:r>
-        <w:t xml:space="preserve">Scadenzario: inserimento tipologia pagamento (banca); </w:t>
-      </w:r>
-    </w:p>
-    <w:p>
-      <w:pPr>
-        <w:pStyle w:val="Paragrafoelenco"/>
-        <w:numPr>
-          <w:ilvl w:val="0"/>
-          <w:numId w:val="51"/>
-        </w:numPr>
-      </w:pPr>
-      <w:r>
-        <w:t>ottimizzazione campi vari</w:t>
-      </w:r>
-    </w:p>
-    <w:p>
-      <w:pPr>
-        <w:pStyle w:val="Paragrafoelenco"/>
-        <w:numPr>
-          <w:ilvl w:val="0"/>
-          <w:numId w:val="51"/>
-        </w:numPr>
-      </w:pPr>
-      <w:r>
-        <w:t>risolto bug range di date lavorazione su protocollo</w:t>
-      </w:r>
     </w:p>
     <w:p>
       <w:pPr>
         <w:pStyle w:val="Sottotitolo"/>
       </w:pPr>
       <w:r>
-        <w:t>Versione 1.76 del 25/04/2020</w:t>
-      </w:r>
-    </w:p>
-    <w:p>
-      <w:pPr>
-        <w:pStyle w:val="Paragrafoelenco"/>
-        <w:numPr>
-          <w:ilvl w:val="0"/>
-          <w:numId w:val="50"/>
-        </w:numPr>
-      </w:pPr>
-      <w:r>
-        <w:t xml:space="preserve">Aggiunta funzionalità 'saldo totale' nello scadenzario; </w:t>
-      </w:r>
-    </w:p>
-    <w:p>
-      <w:pPr>
-        <w:pStyle w:val="Paragrafoelenco"/>
-        <w:numPr>
-          <w:ilvl w:val="0"/>
-          <w:numId w:val="50"/>
-        </w:numPr>
-      </w:pPr>
-      <w:r>
-        <w:t xml:space="preserve">Adeguamento scadenzario alla nuova tabella </w:t>
+        <w:t>Versione 1.</w:t>
+      </w:r>
+      <w:r>
+        <w:t>59</w:t>
+      </w:r>
+      <w:r>
+        <w:t xml:space="preserve"> del </w:t>
+      </w:r>
+      <w:r>
+        <w:t>16</w:t>
+      </w:r>
+      <w:r>
+        <w:t>/</w:t>
+      </w:r>
+      <w:r>
+        <w:t>12</w:t>
+      </w:r>
+      <w:r>
+        <w:t>/2019</w:t>
+      </w:r>
+    </w:p>
+    <w:p>
+      <w:pPr>
+        <w:pStyle w:val="Paragrafoelenco"/>
+        <w:numPr>
+          <w:ilvl w:val="0"/>
+          <w:numId w:val="37"/>
+        </w:numPr>
+      </w:pPr>
+      <w:r>
+        <w:t>Aggiornamento scadenzario</w:t>
+      </w:r>
+    </w:p>
+    <w:p>
+      <w:pPr>
+        <w:pStyle w:val="Sottotitolo"/>
+      </w:pPr>
+      <w:r>
+        <w:t>Versione 1.</w:t>
+      </w:r>
+      <w:r>
+        <w:t>58</w:t>
+      </w:r>
+      <w:r>
+        <w:t xml:space="preserve"> del </w:t>
+      </w:r>
+      <w:r>
+        <w:t>10</w:t>
+      </w:r>
+      <w:r>
+        <w:t>/</w:t>
+      </w:r>
+      <w:r>
+        <w:t>12</w:t>
+      </w:r>
+      <w:r>
+        <w:t>/2019</w:t>
+      </w:r>
+    </w:p>
+    <w:p>
+      <w:pPr>
+        <w:pStyle w:val="Paragrafoelenco"/>
+        <w:numPr>
+          <w:ilvl w:val="0"/>
+          <w:numId w:val="37"/>
+        </w:numPr>
+      </w:pPr>
+      <w:r>
+        <w:t>Aggiunta scadenzario</w:t>
+      </w:r>
+    </w:p>
+    <w:p>
+      <w:pPr>
+        <w:pStyle w:val="Sottotitolo"/>
+      </w:pPr>
+      <w:r>
+        <w:t>Versione 1.</w:t>
+      </w:r>
+      <w:r>
+        <w:t>57</w:t>
+      </w:r>
+      <w:r>
+        <w:t xml:space="preserve"> del </w:t>
+      </w:r>
+      <w:r>
+        <w:t>07</w:t>
+      </w:r>
+      <w:r>
+        <w:t>/</w:t>
+      </w:r>
+      <w:r>
+        <w:t>12</w:t>
+      </w:r>
+      <w:r>
+        <w:t>/2019</w:t>
+      </w:r>
+    </w:p>
+    <w:p>
+      <w:pPr>
+        <w:pStyle w:val="Paragrafoelenco"/>
+        <w:numPr>
+          <w:ilvl w:val="0"/>
+          <w:numId w:val="37"/>
+        </w:numPr>
+      </w:pPr>
+      <w:r>
+        <w:t>Ricerca protocolli per range di date</w:t>
+      </w:r>
+    </w:p>
+    <w:p>
+      <w:pPr>
+        <w:pStyle w:val="Sottotitolo"/>
+      </w:pPr>
+    </w:p>
+    <w:p>
+      <w:pPr>
+        <w:pStyle w:val="Sottotitolo"/>
+      </w:pPr>
+      <w:r>
+        <w:t>Versione 1.</w:t>
+      </w:r>
+      <w:r>
+        <w:t>56</w:t>
+      </w:r>
+      <w:r>
+        <w:t xml:space="preserve"> del </w:t>
+      </w:r>
+      <w:r>
+        <w:t>29</w:t>
+      </w:r>
+      <w:r>
+        <w:t>/</w:t>
+      </w:r>
+      <w:r>
+        <w:t>11</w:t>
+      </w:r>
+      <w:r>
+        <w:t>/2019</w:t>
+      </w:r>
+    </w:p>
+    <w:p>
+      <w:pPr>
+        <w:pStyle w:val="Paragrafoelenco"/>
+        <w:numPr>
+          <w:ilvl w:val="0"/>
+          <w:numId w:val="37"/>
+        </w:numPr>
+      </w:pPr>
+      <w:r>
+        <w:t xml:space="preserve">Aggiunta voce creazione file </w:t>
       </w:r>
       <w:proofErr w:type="spellStart"/>
       <w:r>
-        <w:t>tipi_banche</w:t>
+        <w:t>TLTime</w:t>
       </w:r>
       <w:proofErr w:type="spellEnd"/>
     </w:p>
@@ -2223,51 +3341,92 @@
         <w:t>Versione 1.</w:t>
       </w:r>
       <w:r>
-        <w:t>75</w:t>
+        <w:t>55</w:t>
       </w:r>
       <w:r>
         <w:t xml:space="preserve"> del </w:t>
       </w:r>
       <w:r>
-        <w:t>23</w:t>
+        <w:t>27</w:t>
       </w:r>
       <w:r>
         <w:t>/</w:t>
       </w:r>
       <w:r>
-        <w:t>04</w:t>
-      </w:r>
-      <w:r>
-        <w:t>/20</w:t>
-      </w:r>
-      <w:r>
-        <w:t>20</w:t>
-      </w:r>
-    </w:p>
-    <w:p>
-      <w:pPr>
-        <w:pStyle w:val="Paragrafoelenco"/>
-        <w:numPr>
-          <w:ilvl w:val="0"/>
-          <w:numId w:val="50"/>
-        </w:numPr>
-      </w:pPr>
-      <w:r>
-        <w:t>Aggiunto campo ritenuta di acconto in report collaboratori</w:t>
-      </w:r>
-    </w:p>
-    <w:p>
-      <w:pPr>
-        <w:pStyle w:val="Paragrafoelenco"/>
-        <w:numPr>
-          <w:ilvl w:val="0"/>
-          <w:numId w:val="50"/>
-        </w:numPr>
-      </w:pPr>
-      <w:r>
-        <w:t>File allegato in statistiche ricavi</w:t>
-      </w:r>
-    </w:p>
+        <w:t>11</w:t>
+      </w:r>
+      <w:r>
+        <w:t>/2019</w:t>
+      </w:r>
+    </w:p>
+    <w:p>
+      <w:pPr>
+        <w:pStyle w:val="Paragrafoelenco"/>
+        <w:numPr>
+          <w:ilvl w:val="0"/>
+          <w:numId w:val="36"/>
+        </w:numPr>
+      </w:pPr>
+      <w:r>
+        <w:t>Stampa Piano Esterno: numeri di telefono senza prefisso internazionale</w:t>
+      </w:r>
+    </w:p>
+    <w:p>
+      <w:pPr>
+        <w:pStyle w:val="Paragrafoelenco"/>
+        <w:numPr>
+          <w:ilvl w:val="0"/>
+          <w:numId w:val="36"/>
+        </w:numPr>
+      </w:pPr>
+      <w:r>
+        <w:t>Stampa Piano Esterno: divisione tra date differenti (aggiunta riga vuota di separazione)</w:t>
+      </w:r>
+    </w:p>
+    <w:p>
+      <w:pPr>
+        <w:pStyle w:val="Paragrafoelenco"/>
+        <w:numPr>
+          <w:ilvl w:val="0"/>
+          <w:numId w:val="36"/>
+        </w:numPr>
+      </w:pPr>
+      <w:r>
+        <w:t>Protocollo: aggiunti campi “pregresso” di tipo vero/falso e “des</w:t>
+      </w:r>
+      <w:r>
+        <w:t>00</w:t>
+      </w:r>
+      <w:r>
+        <w:t>tinatario” che assume i valori cliente o fornitore</w:t>
+      </w:r>
+    </w:p>
+    <w:p>
+      <w:pPr>
+        <w:pStyle w:val="Paragrafoelenco"/>
+        <w:numPr>
+          <w:ilvl w:val="0"/>
+          <w:numId w:val="36"/>
+        </w:numPr>
+      </w:pPr>
+      <w:r>
+        <w:lastRenderedPageBreak/>
+        <w:t>Aggiunta stampa Fattura in uscita (viene creato il relativo protocollo di tipo “fattura” manca l’inserimento nello scadenzario)</w:t>
+      </w:r>
+    </w:p>
+    <w:p>
+      <w:pPr>
+        <w:pStyle w:val="Paragrafoelenco"/>
+        <w:numPr>
+          <w:ilvl w:val="0"/>
+          <w:numId w:val="36"/>
+        </w:numPr>
+      </w:pPr>
+      <w:r>
+        <w:t>ricavi inferiori al 50% evidenziati in rosso.</w:t>
+      </w:r>
+    </w:p>
+    <w:p/>
     <w:p>
       <w:pPr>
         <w:pStyle w:val="Sottotitolo"/>
@@ -2276,1583 +3435,532 @@
         <w:t>Versione 1.</w:t>
       </w:r>
       <w:r>
-        <w:t>74</w:t>
+        <w:t>54</w:t>
       </w:r>
       <w:r>
         <w:t xml:space="preserve"> del </w:t>
       </w:r>
       <w:r>
-        <w:t>20</w:t>
+        <w:t>21</w:t>
       </w:r>
       <w:r>
         <w:t>/</w:t>
       </w:r>
       <w:r>
-        <w:t>04</w:t>
-      </w:r>
-      <w:r>
-        <w:t>/20</w:t>
-      </w:r>
-      <w:r>
-        <w:t>20</w:t>
-      </w:r>
-    </w:p>
-    <w:p>
-      <w:pPr>
-        <w:pStyle w:val="Paragrafoelenco"/>
-        <w:numPr>
-          <w:ilvl w:val="0"/>
-          <w:numId w:val="49"/>
+        <w:t>11</w:t>
+      </w:r>
+      <w:r>
+        <w:t>/2019</w:t>
+      </w:r>
+    </w:p>
+    <w:p>
+      <w:pPr>
+        <w:pStyle w:val="Paragrafoelenco"/>
+        <w:numPr>
+          <w:ilvl w:val="0"/>
+          <w:numId w:val="35"/>
+        </w:numPr>
+      </w:pPr>
+      <w:r>
+        <w:t>Modifica gestione quantità articoli</w:t>
+      </w:r>
+    </w:p>
+    <w:p>
+      <w:pPr>
+        <w:pStyle w:val="Paragrafoelenco"/>
+        <w:numPr>
+          <w:ilvl w:val="0"/>
+          <w:numId w:val="35"/>
+        </w:numPr>
+      </w:pPr>
+      <w:r>
+        <w:t>totali nella tab lavorazione</w:t>
+      </w:r>
+    </w:p>
+    <w:p>
+      <w:pPr>
+        <w:pStyle w:val="Paragrafoelenco"/>
+        <w:numPr>
+          <w:ilvl w:val="0"/>
+          <w:numId w:val="35"/>
+        </w:numPr>
+      </w:pPr>
+      <w:r>
+        <w:t>risolto bug blocco pagine dopo stampa</w:t>
+      </w:r>
+    </w:p>
+    <w:p>
+      <w:pPr>
+        <w:pStyle w:val="Paragrafoelenco"/>
+        <w:numPr>
+          <w:ilvl w:val="0"/>
+          <w:numId w:val="35"/>
+        </w:numPr>
+      </w:pPr>
+      <w:r>
+        <w:t xml:space="preserve">cambiato colore sfondo stampe in blu </w:t>
+      </w:r>
+      <w:proofErr w:type="spellStart"/>
+      <w:r>
+        <w:t>Videosystem</w:t>
+      </w:r>
+      <w:proofErr w:type="spellEnd"/>
+    </w:p>
+    <w:p/>
+    <w:p>
+      <w:pPr>
+        <w:pStyle w:val="Sottotitolo"/>
+      </w:pPr>
+      <w:r>
+        <w:t>Versione 1.</w:t>
+      </w:r>
+      <w:r>
+        <w:t>53</w:t>
+      </w:r>
+      <w:r>
+        <w:t xml:space="preserve"> del </w:t>
+      </w:r>
+      <w:r>
+        <w:t>17</w:t>
+      </w:r>
+      <w:r>
+        <w:t>/</w:t>
+      </w:r>
+      <w:r>
+        <w:t>11</w:t>
+      </w:r>
+      <w:r>
+        <w:t>/2019</w:t>
+      </w:r>
+    </w:p>
+    <w:p>
+      <w:pPr>
+        <w:pStyle w:val="Paragrafoelenco"/>
+        <w:numPr>
+          <w:ilvl w:val="0"/>
+          <w:numId w:val="34"/>
+        </w:numPr>
+      </w:pPr>
+      <w:r>
+        <w:t xml:space="preserve">Implementazione modalità debug in </w:t>
+      </w:r>
+      <w:proofErr w:type="spellStart"/>
+      <w:r>
+        <w:t>web.config</w:t>
+      </w:r>
+      <w:proofErr w:type="spellEnd"/>
+    </w:p>
+    <w:p>
+      <w:pPr>
+        <w:pStyle w:val="Paragrafoelenco"/>
+        <w:numPr>
+          <w:ilvl w:val="0"/>
+          <w:numId w:val="34"/>
+        </w:numPr>
+      </w:pPr>
+      <w:r>
+        <w:t>correzione bug di relazione violata (delete) al salvataggio</w:t>
+      </w:r>
+      <w:r>
+        <w:t>;</w:t>
+      </w:r>
+    </w:p>
+    <w:p>
+      <w:pPr>
+        <w:pStyle w:val="Paragrafoelenco"/>
+        <w:numPr>
+          <w:ilvl w:val="0"/>
+          <w:numId w:val="34"/>
+        </w:numPr>
+      </w:pPr>
+      <w:r>
+        <w:t>eliminato popup in chiusura</w:t>
+      </w:r>
+      <w:r>
+        <w:t>;</w:t>
+      </w:r>
+    </w:p>
+    <w:p>
+      <w:pPr>
+        <w:pStyle w:val="Paragrafoelenco"/>
+        <w:numPr>
+          <w:ilvl w:val="0"/>
+          <w:numId w:val="34"/>
+        </w:numPr>
+      </w:pPr>
+      <w:r>
+        <w:t xml:space="preserve">utilizzo del </w:t>
+      </w:r>
+      <w:proofErr w:type="spellStart"/>
+      <w:r>
+        <w:t>numOccorrenza</w:t>
+      </w:r>
+      <w:proofErr w:type="spellEnd"/>
+      <w:r>
+        <w:t xml:space="preserve"> per identificare articoli lavorazione</w:t>
+      </w:r>
+    </w:p>
+    <w:p>
+      <w:pPr>
+        <w:pStyle w:val="Paragrafoelenco"/>
+        <w:numPr>
+          <w:ilvl w:val="0"/>
+          <w:numId w:val="34"/>
+        </w:numPr>
+      </w:pPr>
+      <w:r>
+        <w:t xml:space="preserve">soluzione vari bug nella modifica articoli in </w:t>
+      </w:r>
+      <w:proofErr w:type="spellStart"/>
+      <w:r>
+        <w:t>dett</w:t>
+      </w:r>
+      <w:proofErr w:type="spellEnd"/>
+      <w:r>
+        <w:t xml:space="preserve"> economico e piano esterno</w:t>
+      </w:r>
+    </w:p>
+    <w:p>
+      <w:pPr>
+        <w:pStyle w:val="Paragrafoelenco"/>
+        <w:numPr>
+          <w:ilvl w:val="0"/>
+          <w:numId w:val="34"/>
+        </w:numPr>
+      </w:pPr>
+      <w:r>
+        <w:t>In inserimento multiplo settata di default la data di trasferimento (se esiste, altrimenti di lavorazione)</w:t>
+      </w:r>
+    </w:p>
+    <w:p>
+      <w:pPr>
+        <w:pStyle w:val="Paragrafoelenco"/>
+        <w:numPr>
+          <w:ilvl w:val="0"/>
+          <w:numId w:val="34"/>
+        </w:numPr>
+      </w:pPr>
+      <w:r>
+        <w:t>controllato che il campo consuntivo venga settato a false in inserimento multiplo</w:t>
+      </w:r>
+    </w:p>
+    <w:p>
+      <w:pPr>
+        <w:pStyle w:val="Paragrafoelenco"/>
+        <w:numPr>
+          <w:ilvl w:val="0"/>
+          <w:numId w:val="34"/>
+        </w:numPr>
+      </w:pPr>
+      <w:r>
+        <w:t>Spostamento a sinistra dei dipendenti nell'agenda</w:t>
+      </w:r>
+    </w:p>
+    <w:p/>
+    <w:p>
+      <w:pPr>
+        <w:pStyle w:val="Sottotitolo"/>
+      </w:pPr>
+      <w:r>
+        <w:t>Versione 1.</w:t>
+      </w:r>
+      <w:r>
+        <w:t>52</w:t>
+      </w:r>
+      <w:r>
+        <w:t xml:space="preserve"> del </w:t>
+      </w:r>
+      <w:r>
+        <w:t>14</w:t>
+      </w:r>
+      <w:r>
+        <w:t>/</w:t>
+      </w:r>
+      <w:r>
+        <w:t>11</w:t>
+      </w:r>
+      <w:r>
+        <w:t>/2019</w:t>
+      </w:r>
+    </w:p>
+    <w:p>
+      <w:pPr>
+        <w:pStyle w:val="Paragrafoelenco"/>
+        <w:numPr>
+          <w:ilvl w:val="0"/>
+          <w:numId w:val="33"/>
+        </w:numPr>
+      </w:pPr>
+      <w:r>
+        <w:t xml:space="preserve">Bug Risolto: </w:t>
+      </w:r>
+      <w:r>
+        <w:t xml:space="preserve">Inserimento di 1 tecnico per più giorni, se ci sono più Tecnici della stessa mansione, mette lo stesso tecnico per </w:t>
+      </w:r>
+      <w:proofErr w:type="spellStart"/>
+      <w:proofErr w:type="gramStart"/>
+      <w:r>
+        <w:t>n.figure</w:t>
+      </w:r>
+      <w:proofErr w:type="spellEnd"/>
+      <w:proofErr w:type="gramEnd"/>
+      <w:r>
+        <w:t xml:space="preserve"> sui giorni di lavoro</w:t>
+      </w:r>
+    </w:p>
+    <w:p>
+      <w:pPr>
+        <w:pStyle w:val="Paragrafoelenco"/>
+        <w:numPr>
+          <w:ilvl w:val="0"/>
+          <w:numId w:val="33"/>
+        </w:numPr>
+      </w:pPr>
+      <w:r>
+        <w:t>Bug Risolto: Importazione -</w:t>
+      </w:r>
+      <w:r>
+        <w:t xml:space="preserve"> Quando elimino 1 tecnico e lo reimporto, cancella tutte le info note inserite in precedenza (da verificare su nuovi lavori)</w:t>
+      </w:r>
+    </w:p>
+    <w:p/>
+    <w:p>
+      <w:pPr>
+        <w:pStyle w:val="Sottotitolo"/>
+      </w:pPr>
+      <w:r>
+        <w:t>Versione 1.</w:t>
+      </w:r>
+      <w:r>
+        <w:t>51</w:t>
+      </w:r>
+      <w:r>
+        <w:t xml:space="preserve"> del </w:t>
+      </w:r>
+      <w:r>
+        <w:t>03</w:t>
+      </w:r>
+      <w:r>
+        <w:t>/</w:t>
+      </w:r>
+      <w:r>
+        <w:t>11</w:t>
+      </w:r>
+      <w:r>
+        <w:t>/2019</w:t>
+      </w:r>
+    </w:p>
+    <w:p>
+      <w:pPr>
+        <w:pStyle w:val="Paragrafoelenco"/>
+        <w:numPr>
+          <w:ilvl w:val="0"/>
+          <w:numId w:val="32"/>
+        </w:numPr>
+      </w:pPr>
+      <w:r>
+        <w:t>Corretto bug descrizione lunghe troncate su Consuntivo</w:t>
+      </w:r>
+    </w:p>
+    <w:p>
+      <w:pPr>
+        <w:pStyle w:val="Paragrafoelenco"/>
+        <w:numPr>
+          <w:ilvl w:val="0"/>
+          <w:numId w:val="32"/>
+        </w:numPr>
+      </w:pPr>
+      <w:r>
+        <w:t>Corretto bug articoli a consuntivo su Dettaglio Economico</w:t>
+      </w:r>
+    </w:p>
+    <w:p/>
+    <w:p>
+      <w:pPr>
+        <w:pStyle w:val="Sottotitolo"/>
+      </w:pPr>
+      <w:r>
+        <w:t>Versione 1.</w:t>
+      </w:r>
+      <w:r>
+        <w:t>50</w:t>
+      </w:r>
+      <w:r>
+        <w:t xml:space="preserve"> del </w:t>
+      </w:r>
+      <w:r>
+        <w:t>27</w:t>
+      </w:r>
+      <w:r>
+        <w:t>/</w:t>
+      </w:r>
+      <w:r>
+        <w:t>10</w:t>
+      </w:r>
+      <w:r>
+        <w:t>/2019</w:t>
+      </w:r>
+    </w:p>
+    <w:p>
+      <w:pPr>
+        <w:pStyle w:val="Paragrafoelenco"/>
+        <w:numPr>
+          <w:ilvl w:val="0"/>
+          <w:numId w:val="31"/>
+        </w:numPr>
+      </w:pPr>
+      <w:r>
+        <w:t>Stampa Offerta aggiornato layout</w:t>
+      </w:r>
+    </w:p>
+    <w:p>
+      <w:pPr>
+        <w:pStyle w:val="Paragrafoelenco"/>
+        <w:numPr>
+          <w:ilvl w:val="0"/>
+          <w:numId w:val="31"/>
+        </w:numPr>
+      </w:pPr>
+      <w:r>
+        <w:t>Stampa Consuntivo aggiornato layout</w:t>
+      </w:r>
+    </w:p>
+    <w:p>
+      <w:pPr>
+        <w:pStyle w:val="Paragrafoelenco"/>
+        <w:numPr>
+          <w:ilvl w:val="0"/>
+          <w:numId w:val="31"/>
+        </w:numPr>
+      </w:pPr>
+      <w:r>
+        <w:t>I</w:t>
+      </w:r>
+      <w:r>
+        <w:t xml:space="preserve">nserimento multiplo in </w:t>
+      </w:r>
+      <w:proofErr w:type="spellStart"/>
+      <w:r>
+        <w:t>dett</w:t>
+      </w:r>
+      <w:proofErr w:type="spellEnd"/>
+      <w:r>
+        <w:t>. economico</w:t>
+      </w:r>
+    </w:p>
+    <w:p>
+      <w:pPr>
+        <w:pStyle w:val="Paragrafoelenco"/>
+        <w:numPr>
+          <w:ilvl w:val="0"/>
+          <w:numId w:val="31"/>
+        </w:numPr>
+      </w:pPr>
+      <w:r>
+        <w:t xml:space="preserve">Correzione errore in fig. </w:t>
+      </w:r>
+      <w:proofErr w:type="gramStart"/>
+      <w:r>
+        <w:t>professionale</w:t>
+      </w:r>
+      <w:r>
+        <w:t>(</w:t>
+      </w:r>
+      <w:proofErr w:type="gramEnd"/>
+      <w:r>
+        <w:t>propagazione modifiche sulle fig. professionali sbagliate)</w:t>
+      </w:r>
+    </w:p>
+    <w:p>
+      <w:pPr>
+        <w:pStyle w:val="Sottotitolo"/>
+      </w:pPr>
+      <w:r>
+        <w:t>Versione 1.</w:t>
+      </w:r>
+      <w:r>
+        <w:t>49</w:t>
+      </w:r>
+      <w:r>
+        <w:t xml:space="preserve"> del </w:t>
+      </w:r>
+      <w:r>
+        <w:t>19</w:t>
+      </w:r>
+      <w:r>
+        <w:t>/</w:t>
+      </w:r>
+      <w:r>
+        <w:t>10</w:t>
+      </w:r>
+      <w:r>
+        <w:t>/2019</w:t>
+      </w:r>
+    </w:p>
+    <w:p>
+      <w:pPr>
+        <w:pStyle w:val="Paragrafoelenco"/>
+        <w:numPr>
+          <w:ilvl w:val="0"/>
+          <w:numId w:val="30"/>
+        </w:numPr>
+      </w:pPr>
+      <w:r>
+        <w:t>possibilità di modificare alcuni dati appuntamento anche se un evento è in lavorazione</w:t>
+      </w:r>
+    </w:p>
+    <w:p>
+      <w:pPr>
+        <w:pStyle w:val="Paragrafoelenco"/>
+        <w:numPr>
+          <w:ilvl w:val="0"/>
+          <w:numId w:val="30"/>
         </w:numPr>
       </w:pPr>
       <w:r>
         <w:lastRenderedPageBreak/>
-        <w:t>Ripristinata ricerca protocollo con campi testo</w:t>
-      </w:r>
-    </w:p>
-    <w:p>
-      <w:pPr>
-        <w:pStyle w:val="Paragrafoelenco"/>
-        <w:numPr>
-          <w:ilvl w:val="0"/>
-          <w:numId w:val="49"/>
-        </w:numPr>
-      </w:pPr>
-      <w:r>
-        <w:t xml:space="preserve">Aggiunta in tabelle la gestione </w:t>
-      </w:r>
-      <w:r>
-        <w:t>Tipologie Banca Scadenzario</w:t>
-      </w:r>
-    </w:p>
-    <w:p>
-      <w:pPr>
-        <w:pStyle w:val="Paragrafoelenco"/>
-        <w:numPr>
-          <w:ilvl w:val="0"/>
-          <w:numId w:val="49"/>
-        </w:numPr>
-      </w:pPr>
-      <w:r>
-        <w:t>Aggiunta possibilità di selezionare nello Scadenzario i valori presenti nella Tipologia Banca</w:t>
-      </w:r>
-    </w:p>
-    <w:p>
-      <w:pPr>
-        <w:pStyle w:val="Paragrafoelenco"/>
-        <w:numPr>
-          <w:ilvl w:val="0"/>
-          <w:numId w:val="49"/>
-        </w:numPr>
-      </w:pPr>
-      <w:r>
-        <w:t>Aggiustamenti importi Scadenzario</w:t>
-      </w:r>
-    </w:p>
-    <w:p>
-      <w:pPr>
-        <w:pStyle w:val="Sottotitolo"/>
-      </w:pPr>
-      <w:r>
-        <w:t>Versione 1.</w:t>
-      </w:r>
-      <w:r>
-        <w:t>73</w:t>
-      </w:r>
-      <w:r>
-        <w:t xml:space="preserve"> del </w:t>
-      </w:r>
-      <w:r>
-        <w:t>19</w:t>
-      </w:r>
-      <w:r>
-        <w:t>/</w:t>
-      </w:r>
-      <w:r>
-        <w:t>04</w:t>
-      </w:r>
-      <w:r>
-        <w:t>/20</w:t>
-      </w:r>
-      <w:r>
-        <w:t>20</w:t>
-      </w:r>
-    </w:p>
-    <w:p>
-      <w:pPr>
-        <w:pStyle w:val="Paragrafoelenco"/>
-        <w:numPr>
-          <w:ilvl w:val="0"/>
-          <w:numId w:val="48"/>
-        </w:numPr>
-      </w:pPr>
-      <w:r>
-        <w:t>Statistiche: aggiunto elenco contratti, visualizzazione degli importi lordi invece di quelli netti, soluzione bug nei filtri</w:t>
-      </w:r>
-      <w:r>
-        <w:t>.</w:t>
-      </w:r>
-    </w:p>
-    <w:p>
-      <w:pPr>
-        <w:pStyle w:val="Paragrafoelenco"/>
-        <w:numPr>
-          <w:ilvl w:val="0"/>
-          <w:numId w:val="48"/>
-        </w:numPr>
-      </w:pPr>
-      <w:r>
-        <w:t>Scadenzario: visualizzazione importi lordi al posto di quelli netti nella griglia; in inserimento e modifica viene adesso impostato importo lordo e da quello calcolato il netto</w:t>
-      </w:r>
-      <w:r>
-        <w:t>.</w:t>
-      </w:r>
-    </w:p>
-    <w:p>
-      <w:pPr>
-        <w:pStyle w:val="Paragrafoelenco"/>
-        <w:numPr>
-          <w:ilvl w:val="0"/>
-          <w:numId w:val="48"/>
-        </w:numPr>
-      </w:pPr>
-      <w:r>
-        <w:t>Protocollo: modificato ordine filtri; produzione, lavorazione e cliente visualizzati come elenchi con campo ricerca</w:t>
-      </w:r>
-      <w:r>
-        <w:t>.</w:t>
-      </w:r>
-    </w:p>
-    <w:p>
-      <w:pPr>
-        <w:pStyle w:val="Sottotitolo"/>
-      </w:pPr>
-      <w:r>
-        <w:t>Versione 1.</w:t>
-      </w:r>
-      <w:r>
-        <w:t>72</w:t>
-      </w:r>
-      <w:r>
-        <w:t xml:space="preserve"> del </w:t>
-      </w:r>
-      <w:r>
-        <w:t>16</w:t>
-      </w:r>
-      <w:r>
-        <w:t>/</w:t>
-      </w:r>
-      <w:r>
-        <w:t>04</w:t>
-      </w:r>
-      <w:r>
-        <w:t>/20</w:t>
-      </w:r>
-      <w:r>
-        <w:t>20</w:t>
-      </w:r>
-    </w:p>
-    <w:p>
-      <w:pPr>
-        <w:pStyle w:val="Paragrafoelenco"/>
-        <w:numPr>
-          <w:ilvl w:val="0"/>
-          <w:numId w:val="48"/>
-        </w:numPr>
-      </w:pPr>
-      <w:r>
-        <w:t xml:space="preserve">Aggiunta </w:t>
-      </w:r>
-      <w:r>
-        <w:t xml:space="preserve">voce </w:t>
-      </w:r>
-      <w:r>
-        <w:t>Statistica ricavi sotto al menù STATISTICHE.</w:t>
-      </w:r>
-    </w:p>
-    <w:p>
-      <w:pPr>
-        <w:pStyle w:val="Sottotitolo"/>
-      </w:pPr>
-      <w:r>
-        <w:t>Versione 1.</w:t>
-      </w:r>
-      <w:r>
-        <w:t>71</w:t>
-      </w:r>
-      <w:r>
-        <w:t xml:space="preserve"> del </w:t>
-      </w:r>
-      <w:r>
-        <w:t>13</w:t>
-      </w:r>
-      <w:r>
-        <w:t>/</w:t>
-      </w:r>
-      <w:r>
-        <w:t>04</w:t>
-      </w:r>
-      <w:r>
-        <w:t>/20</w:t>
-      </w:r>
-      <w:r>
-        <w:t>20</w:t>
-      </w:r>
-    </w:p>
-    <w:p>
-      <w:pPr>
-        <w:pStyle w:val="Paragrafoelenco"/>
-        <w:numPr>
-          <w:ilvl w:val="0"/>
-          <w:numId w:val="48"/>
-        </w:numPr>
-      </w:pPr>
-      <w:r>
-        <w:t xml:space="preserve">Modifiche Menù, voce report </w:t>
+        <w:t>replica per ogni giorno di lavorazi</w:t>
+      </w:r>
+      <w:r>
+        <w:t>one del solo personale tecnico</w:t>
+      </w:r>
+    </w:p>
+    <w:p>
+      <w:pPr>
+        <w:pStyle w:val="Paragrafoelenco"/>
+        <w:numPr>
+          <w:ilvl w:val="0"/>
+          <w:numId w:val="30"/>
+        </w:numPr>
+      </w:pPr>
+      <w:r>
+        <w:t>modifica della voce in a</w:t>
+      </w:r>
+      <w:r>
+        <w:t>genda (prima riga=lavorazione)</w:t>
+      </w:r>
+    </w:p>
+    <w:p>
+      <w:pPr>
+        <w:pStyle w:val="Paragrafoelenco"/>
+        <w:numPr>
+          <w:ilvl w:val="0"/>
+          <w:numId w:val="30"/>
+        </w:numPr>
+      </w:pPr>
+      <w:r>
+        <w:t>visualizzazione della descrizione del contrat</w:t>
+      </w:r>
+      <w:r>
+        <w:t xml:space="preserve">to invece che </w:t>
       </w:r>
       <w:proofErr w:type="spellStart"/>
       <w:r>
-        <w:t>tltime</w:t>
+        <w:t>num</w:t>
       </w:r>
       <w:proofErr w:type="spellEnd"/>
       <w:r>
-        <w:t xml:space="preserve"> spostata sotto Report, aggiunti 3 bottoni di accesso ra</w:t>
-      </w:r>
-      <w:r>
-        <w:t xml:space="preserve">pido nel menù di destra in basso, sotto FILTRO </w:t>
-      </w:r>
-      <w:r>
-        <w:t xml:space="preserve">COLONNE </w:t>
-      </w:r>
-      <w:r>
-        <w:t>AGENDA</w:t>
-      </w:r>
-      <w:r>
-        <w:t>.</w:t>
-      </w:r>
-    </w:p>
-    <w:p>
-      <w:pPr>
-        <w:pStyle w:val="Sottotitolo"/>
-      </w:pPr>
-      <w:r>
-        <w:t>Versione 1.</w:t>
-      </w:r>
-      <w:r>
-        <w:t>70</w:t>
-      </w:r>
-      <w:r>
-        <w:t xml:space="preserve"> del </w:t>
-      </w:r>
-      <w:r>
-        <w:t>15</w:t>
-      </w:r>
-      <w:r>
-        <w:t>/</w:t>
-      </w:r>
-      <w:r>
-        <w:t>03</w:t>
-      </w:r>
-      <w:r>
-        <w:t>/20</w:t>
-      </w:r>
-      <w:r>
-        <w:t>20</w:t>
-      </w:r>
-    </w:p>
-    <w:p>
-      <w:pPr>
-        <w:pStyle w:val="Paragrafoelenco"/>
-        <w:numPr>
-          <w:ilvl w:val="0"/>
-          <w:numId w:val="47"/>
-        </w:numPr>
-      </w:pPr>
-      <w:r>
-        <w:t>Aggiornamento scadenzario</w:t>
-      </w:r>
-    </w:p>
-    <w:p>
-      <w:pPr>
-        <w:pStyle w:val="Sottotitolo"/>
-      </w:pPr>
-      <w:r>
-        <w:t>Versione 1.</w:t>
-      </w:r>
-      <w:r>
-        <w:t>69</w:t>
-      </w:r>
-      <w:r>
-        <w:t xml:space="preserve"> del </w:t>
-      </w:r>
-      <w:r>
-        <w:t>02</w:t>
-      </w:r>
-      <w:r>
-        <w:t>/</w:t>
-      </w:r>
-      <w:r>
-        <w:t>03</w:t>
-      </w:r>
-      <w:r>
-        <w:t>/20</w:t>
-      </w:r>
-      <w:r>
-        <w:t>20</w:t>
-      </w:r>
-    </w:p>
-    <w:p>
-      <w:pPr>
-        <w:pStyle w:val="Paragrafoelenco"/>
-        <w:numPr>
-          <w:ilvl w:val="0"/>
-          <w:numId w:val="46"/>
-        </w:numPr>
-      </w:pPr>
-      <w:r>
-        <w:t>Aggiunta modifica data Fattura su stampa Fattura</w:t>
-      </w:r>
-    </w:p>
-    <w:p>
-      <w:pPr>
-        <w:pStyle w:val="Sottotitolo"/>
-      </w:pPr>
-      <w:r>
-        <w:t>Versione 1.</w:t>
-      </w:r>
-      <w:r>
-        <w:t>68</w:t>
-      </w:r>
-      <w:r>
-        <w:t xml:space="preserve"> del </w:t>
-      </w:r>
-      <w:r>
-        <w:t>29</w:t>
-      </w:r>
-      <w:r>
-        <w:t>/</w:t>
-      </w:r>
-      <w:r>
-        <w:t>02</w:t>
-      </w:r>
-      <w:r>
-        <w:t>/20</w:t>
-      </w:r>
-      <w:r>
-        <w:t>20</w:t>
-      </w:r>
-    </w:p>
-    <w:p>
-      <w:pPr>
-        <w:pStyle w:val="Paragrafoelenco"/>
-        <w:numPr>
-          <w:ilvl w:val="0"/>
-          <w:numId w:val="45"/>
-        </w:numPr>
-      </w:pPr>
-      <w:r>
-        <w:t>Completata funzionalità gestione Magazzino per Lavorazione con stampa PDF</w:t>
-      </w:r>
-      <w:r>
-        <w:t xml:space="preserve"> (Tasto MAGAZZINO su pagina Lavorazione)</w:t>
-      </w:r>
-      <w:r>
-        <w:t>.</w:t>
-      </w:r>
-    </w:p>
-    <w:p>
-      <w:pPr>
-        <w:pStyle w:val="Sottotitolo"/>
-      </w:pPr>
-      <w:r>
-        <w:t>Versione 1.</w:t>
-      </w:r>
-      <w:r>
-        <w:t>67</w:t>
-      </w:r>
-      <w:r>
-        <w:t xml:space="preserve"> del </w:t>
-      </w:r>
-      <w:r>
-        <w:t>05</w:t>
-      </w:r>
-      <w:r>
-        <w:t>/</w:t>
-      </w:r>
-      <w:r>
-        <w:t>02</w:t>
-      </w:r>
-      <w:r>
-        <w:t>/20</w:t>
-      </w:r>
-      <w:r>
-        <w:t>20</w:t>
-      </w:r>
-    </w:p>
-    <w:p>
-      <w:pPr>
-        <w:pStyle w:val="Paragrafoelenco"/>
-        <w:numPr>
-          <w:ilvl w:val="0"/>
-          <w:numId w:val="44"/>
-        </w:numPr>
-      </w:pPr>
-      <w:r>
-        <w:t xml:space="preserve">Sistemazione nota spese; Aggiunta pulsante annulla per chiudere evento senza salvare; gestione import in piano esterno quando una </w:t>
-      </w:r>
-      <w:proofErr w:type="spellStart"/>
-      <w:r>
-        <w:t>fig</w:t>
-      </w:r>
-      <w:proofErr w:type="spellEnd"/>
-      <w:r>
-        <w:t xml:space="preserve"> prof viene modificata in </w:t>
-      </w:r>
-      <w:proofErr w:type="spellStart"/>
-      <w:r>
-        <w:t>dett</w:t>
-      </w:r>
-      <w:proofErr w:type="spellEnd"/>
-      <w:r>
-        <w:t xml:space="preserve"> economico</w:t>
-      </w:r>
-    </w:p>
-    <w:p>
-      <w:pPr>
-        <w:pStyle w:val="Sottotitolo"/>
-      </w:pPr>
-      <w:r>
-        <w:t>Versione 1.</w:t>
-      </w:r>
-      <w:r>
-        <w:t>66</w:t>
-      </w:r>
-      <w:r>
-        <w:t xml:space="preserve"> del </w:t>
-      </w:r>
-      <w:r>
-        <w:t>01</w:t>
-      </w:r>
-      <w:r>
-        <w:t>/</w:t>
-      </w:r>
-      <w:r>
-        <w:t>02</w:t>
-      </w:r>
-      <w:r>
-        <w:t>/20</w:t>
-      </w:r>
-      <w:r>
-        <w:t>20</w:t>
-      </w:r>
-    </w:p>
-    <w:p>
-      <w:pPr>
-        <w:pStyle w:val="Paragrafoelenco"/>
-        <w:numPr>
-          <w:ilvl w:val="0"/>
-          <w:numId w:val="43"/>
-        </w:numPr>
-      </w:pPr>
-      <w:r>
-        <w:t>Magazzino, campo gruppo dipendente da sub categoria</w:t>
-      </w:r>
-    </w:p>
-    <w:p>
-      <w:pPr>
-        <w:pStyle w:val="Paragrafoelenco"/>
-        <w:numPr>
-          <w:ilvl w:val="0"/>
-          <w:numId w:val="43"/>
-        </w:numPr>
-      </w:pPr>
-      <w:r>
-        <w:t>Nome Pdf fattura con Numero Fattura e non Codice Evento</w:t>
-      </w:r>
-    </w:p>
-    <w:p>
-      <w:pPr>
-        <w:pStyle w:val="Paragrafoelenco"/>
-        <w:numPr>
-          <w:ilvl w:val="0"/>
-          <w:numId w:val="43"/>
-        </w:numPr>
-      </w:pPr>
-      <w:r>
-        <w:t>Report collaboratori, totale in alto.</w:t>
-      </w:r>
-    </w:p>
-    <w:p>
-      <w:pPr>
-        <w:pStyle w:val="Sottotitolo"/>
-      </w:pPr>
-      <w:r>
-        <w:t>Versione 1.</w:t>
-      </w:r>
-      <w:r>
-        <w:t>65</w:t>
-      </w:r>
-      <w:r>
-        <w:t xml:space="preserve"> del </w:t>
-      </w:r>
-      <w:r>
-        <w:t>27</w:t>
-      </w:r>
-      <w:r>
-        <w:t>/</w:t>
-      </w:r>
-      <w:r>
-        <w:t>01</w:t>
-      </w:r>
-      <w:r>
-        <w:t>/20</w:t>
-      </w:r>
-      <w:r>
-        <w:t>20</w:t>
-      </w:r>
-    </w:p>
-    <w:p>
-      <w:pPr>
-        <w:pStyle w:val="Paragrafoelenco"/>
-        <w:numPr>
-          <w:ilvl w:val="0"/>
-          <w:numId w:val="42"/>
-        </w:numPr>
-      </w:pPr>
-      <w:r>
-        <w:t>Ricerca con filtro, Riepilogo e Stampa Collaboratori</w:t>
-      </w:r>
-    </w:p>
-    <w:p>
-      <w:pPr>
-        <w:pStyle w:val="Paragrafoelenco"/>
-        <w:numPr>
-          <w:ilvl w:val="0"/>
-          <w:numId w:val="42"/>
-        </w:numPr>
-      </w:pPr>
-      <w:r>
-        <w:t>Ricerca con filtro, Riepilogo e Stampa per Consulente del Lavoro</w:t>
-      </w:r>
-    </w:p>
-    <w:p>
-      <w:pPr>
-        <w:pStyle w:val="Sottotitolo"/>
-      </w:pPr>
-      <w:r>
-        <w:t>Versione 1.</w:t>
-      </w:r>
-      <w:r>
-        <w:t>64</w:t>
-      </w:r>
-      <w:r>
-        <w:t xml:space="preserve"> del </w:t>
-      </w:r>
-      <w:r>
-        <w:t>17</w:t>
-      </w:r>
-      <w:r>
-        <w:t>/</w:t>
-      </w:r>
-      <w:r>
-        <w:t>01</w:t>
-      </w:r>
-      <w:r>
-        <w:t>/20</w:t>
-      </w:r>
-      <w:r>
-        <w:t>20</w:t>
-      </w:r>
-    </w:p>
-    <w:p>
-      <w:pPr>
-        <w:pStyle w:val="Paragrafoelenco"/>
-        <w:numPr>
-          <w:ilvl w:val="0"/>
-          <w:numId w:val="41"/>
-        </w:numPr>
-      </w:pPr>
-      <w:r>
-        <w:t>Modifiche visualizzazione griglia magazzino</w:t>
-      </w:r>
-    </w:p>
-    <w:p>
-      <w:pPr>
-        <w:pStyle w:val="Paragrafoelenco"/>
-        <w:numPr>
-          <w:ilvl w:val="0"/>
-          <w:numId w:val="41"/>
-        </w:numPr>
-      </w:pPr>
-      <w:r>
-        <w:t>Modifiche pagina Scadenzario con totali</w:t>
-      </w:r>
-    </w:p>
-    <w:p>
-      <w:pPr>
-        <w:pStyle w:val="Sottotitolo"/>
-      </w:pPr>
-      <w:r>
-        <w:lastRenderedPageBreak/>
-        <w:t>Versione 1.</w:t>
-      </w:r>
-      <w:r>
-        <w:t>63</w:t>
-      </w:r>
-      <w:r>
-        <w:t xml:space="preserve"> del </w:t>
-      </w:r>
-      <w:r>
-        <w:t>15</w:t>
-      </w:r>
-      <w:r>
-        <w:t>/</w:t>
-      </w:r>
-      <w:r>
-        <w:t>01</w:t>
-      </w:r>
-      <w:r>
-        <w:t>/20</w:t>
-      </w:r>
-      <w:r>
-        <w:t>20</w:t>
-      </w:r>
-    </w:p>
-    <w:p>
-      <w:pPr>
-        <w:pStyle w:val="Paragrafoelenco"/>
-        <w:numPr>
-          <w:ilvl w:val="0"/>
-          <w:numId w:val="40"/>
-        </w:numPr>
-      </w:pPr>
-      <w:r>
-        <w:t>Campo lavorazione modificabile in fase di offerta</w:t>
-      </w:r>
-    </w:p>
-    <w:p>
-      <w:pPr>
-        <w:pStyle w:val="Paragrafoelenco"/>
-        <w:numPr>
-          <w:ilvl w:val="0"/>
-          <w:numId w:val="40"/>
-        </w:numPr>
-      </w:pPr>
-      <w:r>
-        <w:t>Campo ID non visibile su elenco protocolli</w:t>
-      </w:r>
-    </w:p>
-    <w:p>
-      <w:pPr>
-        <w:pStyle w:val="Sottotitolo"/>
-      </w:pPr>
-      <w:r>
-        <w:t>Versione 1.</w:t>
-      </w:r>
-      <w:r>
-        <w:t>62</w:t>
-      </w:r>
-      <w:r>
-        <w:t xml:space="preserve"> del </w:t>
-      </w:r>
-      <w:r>
-        <w:t>11</w:t>
-      </w:r>
-      <w:r>
-        <w:t>/</w:t>
-      </w:r>
-      <w:r>
-        <w:t>01</w:t>
-      </w:r>
-      <w:r>
-        <w:t>/20</w:t>
-      </w:r>
-      <w:r>
-        <w:t>20</w:t>
-      </w:r>
-    </w:p>
-    <w:p>
-      <w:pPr>
-        <w:pStyle w:val="Paragrafoelenco"/>
-        <w:numPr>
-          <w:ilvl w:val="0"/>
-          <w:numId w:val="39"/>
-        </w:numPr>
-      </w:pPr>
-      <w:r>
-        <w:t>Aggiustamenti pagina Magazzino</w:t>
-      </w:r>
-    </w:p>
-    <w:p>
-      <w:pPr>
-        <w:pStyle w:val="Sottotitolo"/>
-      </w:pPr>
-      <w:r>
-        <w:t>Versione 1.</w:t>
-      </w:r>
-      <w:r>
-        <w:t>61</w:t>
-      </w:r>
-      <w:r>
-        <w:t xml:space="preserve"> del </w:t>
-      </w:r>
-      <w:r>
-        <w:t>29</w:t>
-      </w:r>
-      <w:r>
-        <w:t>/</w:t>
-      </w:r>
-      <w:r>
-        <w:t>12</w:t>
-      </w:r>
-      <w:r>
-        <w:t>/2019</w:t>
-      </w:r>
-    </w:p>
-    <w:p>
-      <w:pPr>
-        <w:pStyle w:val="Paragrafoelenco"/>
-        <w:numPr>
-          <w:ilvl w:val="0"/>
-          <w:numId w:val="38"/>
-        </w:numPr>
-      </w:pPr>
-      <w:r>
-        <w:t>Magazzino: cambiato ordine campi elenco</w:t>
-      </w:r>
-    </w:p>
-    <w:p>
-      <w:pPr>
-        <w:pStyle w:val="Paragrafoelenco"/>
-        <w:numPr>
-          <w:ilvl w:val="0"/>
-          <w:numId w:val="38"/>
-        </w:numPr>
-      </w:pPr>
-      <w:r>
-        <w:t>Campi da liste a tendina ricercati per “uguale” e non per “contiene”</w:t>
-      </w:r>
-    </w:p>
-    <w:p>
-      <w:pPr>
-        <w:pStyle w:val="Paragrafoelenco"/>
-        <w:numPr>
-          <w:ilvl w:val="0"/>
-          <w:numId w:val="38"/>
-        </w:numPr>
-      </w:pPr>
-      <w:r>
-        <w:t xml:space="preserve">Stampa Fattura: distanziato il valore </w:t>
-      </w:r>
-      <w:proofErr w:type="spellStart"/>
-      <w:r>
-        <w:t>Lav.Rif</w:t>
-      </w:r>
-      <w:proofErr w:type="spellEnd"/>
-      <w:r>
-        <w:t>. dal numero fattura</w:t>
-      </w:r>
-    </w:p>
-    <w:p>
-      <w:pPr>
-        <w:pStyle w:val="Paragrafoelenco"/>
-        <w:numPr>
-          <w:ilvl w:val="0"/>
-          <w:numId w:val="38"/>
-        </w:numPr>
-      </w:pPr>
-      <w:r>
-        <w:t>Aggiunto pulsante “Magazzino” nella pagina della lavorazione per futura gestione attrezzature per lavorazione</w:t>
-      </w:r>
-    </w:p>
-    <w:p>
-      <w:pPr>
-        <w:pStyle w:val="Sottotitolo"/>
-      </w:pPr>
-      <w:r>
-        <w:t>Versione 1.</w:t>
-      </w:r>
-      <w:r>
-        <w:t>60</w:t>
-      </w:r>
-      <w:r>
-        <w:t xml:space="preserve"> del </w:t>
-      </w:r>
-      <w:r>
-        <w:t>21</w:t>
-      </w:r>
-      <w:r>
-        <w:t>/</w:t>
-      </w:r>
-      <w:r>
-        <w:t>12</w:t>
-      </w:r>
-      <w:r>
-        <w:t>/2019</w:t>
-      </w:r>
-    </w:p>
-    <w:p>
-      <w:pPr>
-        <w:pStyle w:val="Paragrafoelenco"/>
-        <w:numPr>
-          <w:ilvl w:val="0"/>
-          <w:numId w:val="37"/>
-        </w:numPr>
-      </w:pPr>
-      <w:r>
-        <w:t>Creazione Fattura in uscita, numero fattura generato in automatico in formato AAAA-NNNN, con progressivo a partire da 1 ogni cambio di anno</w:t>
-      </w:r>
-    </w:p>
-    <w:p>
-      <w:pPr>
-        <w:pStyle w:val="Paragrafoelenco"/>
-        <w:numPr>
-          <w:ilvl w:val="0"/>
-          <w:numId w:val="37"/>
-        </w:numPr>
-      </w:pPr>
-      <w:r>
-        <w:t xml:space="preserve">Modifica pdf fattura in uscita con numero fattura corretto e </w:t>
-      </w:r>
-      <w:proofErr w:type="spellStart"/>
-      <w:r>
-        <w:t>N.Rif</w:t>
-      </w:r>
-      <w:proofErr w:type="spellEnd"/>
-      <w:r>
-        <w:t>. lavorazione evidenziato accanto (N.B. il protocollo del documento di tipo fattura viene generato allo stesso modo di sempre, il numero fattura viene memorizzato ne campo Riferimento Protocollo).</w:t>
-      </w:r>
-    </w:p>
-    <w:p>
-      <w:pPr>
-        <w:pStyle w:val="Paragrafoelenco"/>
-        <w:numPr>
-          <w:ilvl w:val="0"/>
-          <w:numId w:val="37"/>
-        </w:numPr>
-      </w:pPr>
-      <w:r>
-        <w:t xml:space="preserve">Spostato a destra della griglia dei risultati il tasto di visualizzazione dettaglio protocollo </w:t>
-      </w:r>
-    </w:p>
-    <w:p>
-      <w:pPr>
-        <w:pStyle w:val="Sottotitolo"/>
-      </w:pPr>
-    </w:p>
-    <w:p>
-      <w:pPr>
-        <w:pStyle w:val="Sottotitolo"/>
-      </w:pPr>
-      <w:r>
-        <w:t>Versione 1.</w:t>
-      </w:r>
-      <w:r>
-        <w:t>59</w:t>
-      </w:r>
-      <w:r>
-        <w:t xml:space="preserve"> del </w:t>
-      </w:r>
-      <w:r>
-        <w:t>16</w:t>
-      </w:r>
-      <w:r>
-        <w:t>/</w:t>
-      </w:r>
-      <w:r>
-        <w:t>12</w:t>
-      </w:r>
-      <w:r>
-        <w:t>/2019</w:t>
-      </w:r>
-    </w:p>
-    <w:p>
-      <w:pPr>
-        <w:pStyle w:val="Paragrafoelenco"/>
-        <w:numPr>
-          <w:ilvl w:val="0"/>
-          <w:numId w:val="37"/>
-        </w:numPr>
-      </w:pPr>
-      <w:r>
-        <w:t>Aggiornamento scadenzario</w:t>
-      </w:r>
-    </w:p>
-    <w:p>
-      <w:pPr>
-        <w:pStyle w:val="Sottotitolo"/>
-      </w:pPr>
-      <w:r>
-        <w:t>Versione 1.</w:t>
-      </w:r>
-      <w:r>
-        <w:t>58</w:t>
-      </w:r>
-      <w:r>
-        <w:t xml:space="preserve"> del </w:t>
-      </w:r>
-      <w:r>
-        <w:t>10</w:t>
-      </w:r>
-      <w:r>
-        <w:t>/</w:t>
-      </w:r>
-      <w:r>
-        <w:t>12</w:t>
-      </w:r>
-      <w:r>
-        <w:t>/2019</w:t>
-      </w:r>
-    </w:p>
-    <w:p>
-      <w:pPr>
-        <w:pStyle w:val="Paragrafoelenco"/>
-        <w:numPr>
-          <w:ilvl w:val="0"/>
-          <w:numId w:val="37"/>
-        </w:numPr>
-      </w:pPr>
-      <w:r>
-        <w:t>Aggiunta scadenzario</w:t>
-      </w:r>
-    </w:p>
-    <w:p>
-      <w:pPr>
-        <w:pStyle w:val="Sottotitolo"/>
-      </w:pPr>
-      <w:r>
-        <w:t>Versione 1.</w:t>
-      </w:r>
-      <w:r>
-        <w:t>57</w:t>
-      </w:r>
-      <w:r>
-        <w:t xml:space="preserve"> del </w:t>
-      </w:r>
-      <w:r>
-        <w:t>07</w:t>
-      </w:r>
-      <w:r>
-        <w:t>/</w:t>
-      </w:r>
-      <w:r>
-        <w:t>12</w:t>
-      </w:r>
-      <w:r>
-        <w:t>/2019</w:t>
-      </w:r>
-    </w:p>
-    <w:p>
-      <w:pPr>
-        <w:pStyle w:val="Paragrafoelenco"/>
-        <w:numPr>
-          <w:ilvl w:val="0"/>
-          <w:numId w:val="37"/>
-        </w:numPr>
-      </w:pPr>
-      <w:r>
-        <w:t>Ricerca protocolli per range di date</w:t>
-      </w:r>
-    </w:p>
-    <w:p>
-      <w:pPr>
-        <w:pStyle w:val="Sottotitolo"/>
-      </w:pPr>
-    </w:p>
-    <w:p>
-      <w:pPr>
-        <w:pStyle w:val="Sottotitolo"/>
-      </w:pPr>
-      <w:r>
-        <w:t>Versione 1.</w:t>
-      </w:r>
-      <w:r>
-        <w:t>56</w:t>
-      </w:r>
-      <w:r>
-        <w:t xml:space="preserve"> del </w:t>
-      </w:r>
-      <w:r>
-        <w:t>29</w:t>
-      </w:r>
-      <w:r>
-        <w:t>/</w:t>
-      </w:r>
-      <w:r>
-        <w:t>11</w:t>
-      </w:r>
-      <w:r>
-        <w:t>/2019</w:t>
-      </w:r>
-    </w:p>
-    <w:p>
-      <w:pPr>
-        <w:pStyle w:val="Paragrafoelenco"/>
-        <w:numPr>
-          <w:ilvl w:val="0"/>
-          <w:numId w:val="37"/>
-        </w:numPr>
-      </w:pPr>
-      <w:r>
-        <w:t xml:space="preserve">Aggiunta voce creazione file </w:t>
-      </w:r>
-      <w:proofErr w:type="spellStart"/>
-      <w:r>
-        <w:t>TLTime</w:t>
-      </w:r>
-      <w:proofErr w:type="spellEnd"/>
-    </w:p>
-    <w:p>
-      <w:pPr>
-        <w:pStyle w:val="Sottotitolo"/>
-      </w:pPr>
-      <w:r>
-        <w:t>Versione 1.</w:t>
-      </w:r>
-      <w:r>
-        <w:t>55</w:t>
-      </w:r>
-      <w:r>
-        <w:t xml:space="preserve"> del </w:t>
-      </w:r>
-      <w:r>
-        <w:t>27</w:t>
-      </w:r>
-      <w:r>
-        <w:t>/</w:t>
-      </w:r>
-      <w:r>
-        <w:t>11</w:t>
-      </w:r>
-      <w:r>
-        <w:t>/2019</w:t>
-      </w:r>
-    </w:p>
-    <w:p>
-      <w:pPr>
-        <w:pStyle w:val="Paragrafoelenco"/>
-        <w:numPr>
-          <w:ilvl w:val="0"/>
-          <w:numId w:val="36"/>
-        </w:numPr>
-      </w:pPr>
-      <w:r>
-        <w:t>Stampa Piano Esterno: numeri di telefono senza prefisso internazionale</w:t>
-      </w:r>
-    </w:p>
-    <w:p>
-      <w:pPr>
-        <w:pStyle w:val="Paragrafoelenco"/>
-        <w:numPr>
-          <w:ilvl w:val="0"/>
-          <w:numId w:val="36"/>
-        </w:numPr>
-      </w:pPr>
-      <w:r>
-        <w:t>Stampa Piano Esterno: divisione tra date differenti (aggiunta riga vuota di separazione)</w:t>
-      </w:r>
-    </w:p>
-    <w:p>
-      <w:pPr>
-        <w:pStyle w:val="Paragrafoelenco"/>
-        <w:numPr>
-          <w:ilvl w:val="0"/>
-          <w:numId w:val="36"/>
-        </w:numPr>
-      </w:pPr>
-      <w:r>
-        <w:t>Protocollo: aggiunti campi “pregresso” di tipo vero/falso e “des</w:t>
-      </w:r>
-      <w:r>
-        <w:t>00</w:t>
-      </w:r>
-      <w:r>
-        <w:t>tinatario” che assume i valori cliente o fornitore</w:t>
-      </w:r>
-    </w:p>
-    <w:p>
-      <w:pPr>
-        <w:pStyle w:val="Paragrafoelenco"/>
-        <w:numPr>
-          <w:ilvl w:val="0"/>
-          <w:numId w:val="36"/>
-        </w:numPr>
-      </w:pPr>
-      <w:r>
-        <w:t>Aggiunta stampa Fattura in uscita (viene creato il relativo protocollo di tipo “fattura” manca l’inserimento nello scadenzario)</w:t>
-      </w:r>
-    </w:p>
-    <w:p>
-      <w:pPr>
-        <w:pStyle w:val="Paragrafoelenco"/>
-        <w:numPr>
-          <w:ilvl w:val="0"/>
-          <w:numId w:val="36"/>
-        </w:numPr>
-      </w:pPr>
-      <w:r>
-        <w:t>ricavi inferiori al 50% evidenziati in rosso.</w:t>
-      </w:r>
-    </w:p>
-    <w:p/>
-    <w:p>
-      <w:pPr>
-        <w:pStyle w:val="Sottotitolo"/>
-      </w:pPr>
-      <w:r>
-        <w:t>Versione 1.</w:t>
-      </w:r>
-      <w:r>
-        <w:t>54</w:t>
-      </w:r>
-      <w:r>
-        <w:t xml:space="preserve"> del </w:t>
-      </w:r>
-      <w:r>
-        <w:t>21</w:t>
-      </w:r>
-      <w:r>
-        <w:t>/</w:t>
-      </w:r>
-      <w:r>
-        <w:t>11</w:t>
-      </w:r>
-      <w:r>
-        <w:t>/2019</w:t>
-      </w:r>
-    </w:p>
-    <w:p>
-      <w:pPr>
-        <w:pStyle w:val="Paragrafoelenco"/>
-        <w:numPr>
-          <w:ilvl w:val="0"/>
-          <w:numId w:val="35"/>
-        </w:numPr>
-      </w:pPr>
-      <w:r>
-        <w:t>Modifica gestione quantità articoli</w:t>
-      </w:r>
-    </w:p>
-    <w:p>
-      <w:pPr>
-        <w:pStyle w:val="Paragrafoelenco"/>
-        <w:numPr>
-          <w:ilvl w:val="0"/>
-          <w:numId w:val="35"/>
-        </w:numPr>
-      </w:pPr>
-      <w:r>
-        <w:t>totali nella tab lavorazione</w:t>
-      </w:r>
-    </w:p>
-    <w:p>
-      <w:pPr>
-        <w:pStyle w:val="Paragrafoelenco"/>
-        <w:numPr>
-          <w:ilvl w:val="0"/>
-          <w:numId w:val="35"/>
-        </w:numPr>
-      </w:pPr>
-      <w:r>
-        <w:t>risolto bug blocco pagine dopo stampa</w:t>
-      </w:r>
-    </w:p>
-    <w:p>
-      <w:pPr>
-        <w:pStyle w:val="Paragrafoelenco"/>
-        <w:numPr>
-          <w:ilvl w:val="0"/>
-          <w:numId w:val="35"/>
-        </w:numPr>
-      </w:pPr>
-      <w:r>
-        <w:t xml:space="preserve">cambiato colore sfondo stampe in blu </w:t>
-      </w:r>
-      <w:proofErr w:type="spellStart"/>
-      <w:r>
-        <w:t>Videosystem</w:t>
-      </w:r>
-      <w:proofErr w:type="spellEnd"/>
-    </w:p>
-    <w:p/>
-    <w:p>
-      <w:pPr>
-        <w:pStyle w:val="Sottotitolo"/>
-      </w:pPr>
-      <w:r>
-        <w:t>Versione 1.</w:t>
-      </w:r>
-      <w:r>
-        <w:t>53</w:t>
-      </w:r>
-      <w:r>
-        <w:t xml:space="preserve"> del </w:t>
-      </w:r>
-      <w:r>
-        <w:t>17</w:t>
-      </w:r>
-      <w:r>
-        <w:t>/</w:t>
-      </w:r>
-      <w:r>
-        <w:t>11</w:t>
-      </w:r>
-      <w:r>
-        <w:t>/2019</w:t>
-      </w:r>
-    </w:p>
-    <w:p>
-      <w:pPr>
-        <w:pStyle w:val="Paragrafoelenco"/>
-        <w:numPr>
-          <w:ilvl w:val="0"/>
-          <w:numId w:val="34"/>
-        </w:numPr>
-      </w:pPr>
-      <w:r>
-        <w:t xml:space="preserve">Implementazione modalità debug in </w:t>
-      </w:r>
-      <w:proofErr w:type="spellStart"/>
-      <w:r>
-        <w:t>web.config</w:t>
-      </w:r>
-      <w:proofErr w:type="spellEnd"/>
-    </w:p>
-    <w:p>
-      <w:pPr>
-        <w:pStyle w:val="Paragrafoelenco"/>
-        <w:numPr>
-          <w:ilvl w:val="0"/>
-          <w:numId w:val="34"/>
-        </w:numPr>
-      </w:pPr>
-      <w:r>
-        <w:t>correzione bug di relazione violata (delete) al salvataggio</w:t>
-      </w:r>
-      <w:r>
-        <w:t>;</w:t>
-      </w:r>
-    </w:p>
-    <w:p>
-      <w:pPr>
-        <w:pStyle w:val="Paragrafoelenco"/>
-        <w:numPr>
-          <w:ilvl w:val="0"/>
-          <w:numId w:val="34"/>
-        </w:numPr>
-      </w:pPr>
-      <w:r>
-        <w:t>eliminato popup in chiusura</w:t>
-      </w:r>
-      <w:r>
-        <w:t>;</w:t>
-      </w:r>
-    </w:p>
-    <w:p>
-      <w:pPr>
-        <w:pStyle w:val="Paragrafoelenco"/>
-        <w:numPr>
-          <w:ilvl w:val="0"/>
-          <w:numId w:val="34"/>
-        </w:numPr>
-      </w:pPr>
-      <w:r>
-        <w:t xml:space="preserve">utilizzo del </w:t>
-      </w:r>
-      <w:proofErr w:type="spellStart"/>
-      <w:r>
-        <w:t>numOccorrenza</w:t>
-      </w:r>
-      <w:proofErr w:type="spellEnd"/>
-      <w:r>
-        <w:t xml:space="preserve"> per identificare articoli lavorazione</w:t>
-      </w:r>
-    </w:p>
-    <w:p>
-      <w:pPr>
-        <w:pStyle w:val="Paragrafoelenco"/>
-        <w:numPr>
-          <w:ilvl w:val="0"/>
-          <w:numId w:val="34"/>
-        </w:numPr>
-      </w:pPr>
-      <w:r>
-        <w:t xml:space="preserve">soluzione vari bug nella modifica articoli in </w:t>
-      </w:r>
-      <w:proofErr w:type="spellStart"/>
-      <w:r>
-        <w:t>dett</w:t>
-      </w:r>
-      <w:proofErr w:type="spellEnd"/>
-      <w:r>
-        <w:t xml:space="preserve"> economico e piano esterno</w:t>
-      </w:r>
-    </w:p>
-    <w:p>
-      <w:pPr>
-        <w:pStyle w:val="Paragrafoelenco"/>
-        <w:numPr>
-          <w:ilvl w:val="0"/>
-          <w:numId w:val="34"/>
-        </w:numPr>
-      </w:pPr>
-      <w:r>
-        <w:t>In inserimento multiplo settata di default la data di trasferimento (se esiste, altrimenti di lavorazione)</w:t>
-      </w:r>
-    </w:p>
-    <w:p>
-      <w:pPr>
-        <w:pStyle w:val="Paragrafoelenco"/>
-        <w:numPr>
-          <w:ilvl w:val="0"/>
-          <w:numId w:val="34"/>
-        </w:numPr>
-      </w:pPr>
-      <w:r>
-        <w:t>controllato che il campo consuntivo venga settato a false in inserimento multiplo</w:t>
-      </w:r>
-    </w:p>
-    <w:p>
-      <w:pPr>
-        <w:pStyle w:val="Paragrafoelenco"/>
-        <w:numPr>
-          <w:ilvl w:val="0"/>
-          <w:numId w:val="34"/>
-        </w:numPr>
-      </w:pPr>
-      <w:r>
-        <w:t>Spostamento a sinistra dei dipendenti nell'agenda</w:t>
-      </w:r>
-    </w:p>
-    <w:p/>
-    <w:p>
-      <w:pPr>
-        <w:pStyle w:val="Sottotitolo"/>
-      </w:pPr>
-      <w:r>
-        <w:t>Versione 1.</w:t>
-      </w:r>
-      <w:r>
-        <w:t>52</w:t>
-      </w:r>
-      <w:r>
-        <w:t xml:space="preserve"> del </w:t>
-      </w:r>
-      <w:r>
-        <w:t>14</w:t>
-      </w:r>
-      <w:r>
-        <w:t>/</w:t>
-      </w:r>
-      <w:r>
-        <w:t>11</w:t>
-      </w:r>
-      <w:r>
-        <w:t>/2019</w:t>
-      </w:r>
-    </w:p>
-    <w:p>
-      <w:pPr>
-        <w:pStyle w:val="Paragrafoelenco"/>
-        <w:numPr>
-          <w:ilvl w:val="0"/>
-          <w:numId w:val="33"/>
-        </w:numPr>
-      </w:pPr>
-      <w:r>
-        <w:t xml:space="preserve">Bug Risolto: </w:t>
-      </w:r>
-      <w:r>
-        <w:t xml:space="preserve">Inserimento di 1 tecnico per più giorni, se ci sono più Tecnici della stessa mansione, mette lo stesso tecnico per </w:t>
-      </w:r>
-      <w:proofErr w:type="spellStart"/>
-      <w:r>
-        <w:t>n.figure</w:t>
-      </w:r>
-      <w:proofErr w:type="spellEnd"/>
-      <w:r>
-        <w:t xml:space="preserve"> sui giorni di lavoro</w:t>
-      </w:r>
-    </w:p>
-    <w:p>
-      <w:pPr>
-        <w:pStyle w:val="Paragrafoelenco"/>
-        <w:numPr>
-          <w:ilvl w:val="0"/>
-          <w:numId w:val="33"/>
-        </w:numPr>
-      </w:pPr>
-      <w:r>
-        <w:t>Bug Risolto: Importazione -</w:t>
-      </w:r>
-      <w:r>
-        <w:t xml:space="preserve"> Quando elimino 1 tecnico e lo reimporto, cancella tutte le info note inserite in precedenza (da verificare su nuovi lavori)</w:t>
-      </w:r>
-    </w:p>
-    <w:p/>
-    <w:p>
-      <w:pPr>
-        <w:pStyle w:val="Sottotitolo"/>
-      </w:pPr>
-      <w:r>
-        <w:t>Versione 1.</w:t>
-      </w:r>
-      <w:r>
-        <w:t>51</w:t>
-      </w:r>
-      <w:r>
-        <w:t xml:space="preserve"> del </w:t>
-      </w:r>
-      <w:r>
-        <w:t>03</w:t>
-      </w:r>
-      <w:r>
-        <w:t>/</w:t>
-      </w:r>
-      <w:r>
-        <w:t>11</w:t>
-      </w:r>
-      <w:r>
-        <w:t>/2019</w:t>
-      </w:r>
-    </w:p>
-    <w:p>
-      <w:pPr>
-        <w:pStyle w:val="Paragrafoelenco"/>
-        <w:numPr>
-          <w:ilvl w:val="0"/>
-          <w:numId w:val="32"/>
-        </w:numPr>
-      </w:pPr>
-      <w:r>
-        <w:t>Corretto bug descrizione lunghe troncate su Consuntivo</w:t>
-      </w:r>
-    </w:p>
-    <w:p>
-      <w:pPr>
-        <w:pStyle w:val="Paragrafoelenco"/>
-        <w:numPr>
-          <w:ilvl w:val="0"/>
-          <w:numId w:val="32"/>
-        </w:numPr>
-      </w:pPr>
-      <w:r>
-        <w:t>Corretto bug articoli a consuntivo su Dettaglio Economico</w:t>
-      </w:r>
-    </w:p>
-    <w:p/>
-    <w:p>
-      <w:pPr>
-        <w:pStyle w:val="Sottotitolo"/>
-      </w:pPr>
-      <w:r>
-        <w:t>Versione 1.</w:t>
-      </w:r>
-      <w:r>
-        <w:t>50</w:t>
-      </w:r>
-      <w:r>
-        <w:t xml:space="preserve"> del </w:t>
-      </w:r>
-      <w:r>
-        <w:t>27</w:t>
-      </w:r>
-      <w:r>
-        <w:t>/</w:t>
-      </w:r>
-      <w:r>
-        <w:t>10</w:t>
-      </w:r>
-      <w:r>
-        <w:t>/2019</w:t>
-      </w:r>
-    </w:p>
-    <w:p>
-      <w:pPr>
-        <w:pStyle w:val="Paragrafoelenco"/>
-        <w:numPr>
-          <w:ilvl w:val="0"/>
-          <w:numId w:val="31"/>
-        </w:numPr>
-      </w:pPr>
-      <w:r>
-        <w:t>Stampa Offerta aggiornato layout</w:t>
-      </w:r>
-    </w:p>
-    <w:p>
-      <w:pPr>
-        <w:pStyle w:val="Paragrafoelenco"/>
-        <w:numPr>
-          <w:ilvl w:val="0"/>
-          <w:numId w:val="31"/>
-        </w:numPr>
-      </w:pPr>
-      <w:r>
-        <w:t>Stampa Consuntivo aggiornato layout</w:t>
-      </w:r>
-    </w:p>
-    <w:p>
-      <w:pPr>
-        <w:pStyle w:val="Paragrafoelenco"/>
-        <w:numPr>
-          <w:ilvl w:val="0"/>
-          <w:numId w:val="31"/>
-        </w:numPr>
-      </w:pPr>
-      <w:r>
-        <w:t>I</w:t>
-      </w:r>
-      <w:r>
-        <w:t xml:space="preserve">nserimento multiplo in </w:t>
-      </w:r>
-      <w:proofErr w:type="spellStart"/>
-      <w:r>
-        <w:t>dett</w:t>
-      </w:r>
-      <w:proofErr w:type="spellEnd"/>
-      <w:r>
-        <w:t>. economico</w:t>
-      </w:r>
-    </w:p>
-    <w:p>
-      <w:pPr>
-        <w:pStyle w:val="Paragrafoelenco"/>
-        <w:numPr>
-          <w:ilvl w:val="0"/>
-          <w:numId w:val="31"/>
-        </w:numPr>
-      </w:pPr>
-      <w:r>
-        <w:t>Correzione errore in fig. professionale</w:t>
-      </w:r>
-      <w:r>
-        <w:t>(propagazione modifiche sulle fig. professionali sbagliate)</w:t>
-      </w:r>
-    </w:p>
-    <w:p>
-      <w:pPr>
-        <w:pStyle w:val="Sottotitolo"/>
-      </w:pPr>
-      <w:r>
-        <w:t>Versione 1.</w:t>
-      </w:r>
-      <w:r>
-        <w:t>49</w:t>
-      </w:r>
-      <w:r>
-        <w:t xml:space="preserve"> del </w:t>
-      </w:r>
-      <w:r>
-        <w:t>19</w:t>
-      </w:r>
-      <w:r>
-        <w:t>/</w:t>
-      </w:r>
-      <w:r>
-        <w:t>10</w:t>
-      </w:r>
-      <w:r>
-        <w:t>/2019</w:t>
+        <w:t>. protocollo</w:t>
       </w:r>
     </w:p>
     <w:p>
@@ -3864,72 +3972,6 @@
         </w:numPr>
       </w:pPr>
       <w:r>
-        <w:t>possibilità di modificare alcuni dati appuntamento anche se un evento è in lavorazione</w:t>
-      </w:r>
-    </w:p>
-    <w:p>
-      <w:pPr>
-        <w:pStyle w:val="Paragrafoelenco"/>
-        <w:numPr>
-          <w:ilvl w:val="0"/>
-          <w:numId w:val="30"/>
-        </w:numPr>
-      </w:pPr>
-      <w:r>
-        <w:t>replica per ogni giorno di lavorazi</w:t>
-      </w:r>
-      <w:r>
-        <w:t>one del solo personale tecnico</w:t>
-      </w:r>
-    </w:p>
-    <w:p>
-      <w:pPr>
-        <w:pStyle w:val="Paragrafoelenco"/>
-        <w:numPr>
-          <w:ilvl w:val="0"/>
-          <w:numId w:val="30"/>
-        </w:numPr>
-      </w:pPr>
-      <w:r>
-        <w:t>modifica della voce in a</w:t>
-      </w:r>
-      <w:r>
-        <w:t>genda (prima riga=lavorazione)</w:t>
-      </w:r>
-    </w:p>
-    <w:p>
-      <w:pPr>
-        <w:pStyle w:val="Paragrafoelenco"/>
-        <w:numPr>
-          <w:ilvl w:val="0"/>
-          <w:numId w:val="30"/>
-        </w:numPr>
-      </w:pPr>
-      <w:r>
-        <w:t>visualizzazione della descrizione del contrat</w:t>
-      </w:r>
-      <w:r>
-        <w:t xml:space="preserve">to invece che </w:t>
-      </w:r>
-      <w:proofErr w:type="spellStart"/>
-      <w:r>
-        <w:t>num</w:t>
-      </w:r>
-      <w:proofErr w:type="spellEnd"/>
-      <w:r>
-        <w:t>. protocollo</w:t>
-      </w:r>
-    </w:p>
-    <w:p>
-      <w:pPr>
-        <w:pStyle w:val="Paragrafoelenco"/>
-        <w:numPr>
-          <w:ilvl w:val="0"/>
-          <w:numId w:val="30"/>
-        </w:numPr>
-      </w:pPr>
-      <w:r>
-        <w:lastRenderedPageBreak/>
         <w:t>intestazione della tab lavorazion</w:t>
       </w:r>
       <w:r>
@@ -4144,7 +4186,15 @@
         </w:numPr>
       </w:pPr>
       <w:r>
-        <w:t>replica modifica ad articoli per ogni giorni di lavorazione</w:t>
+        <w:t xml:space="preserve">replica modifica ad articoli per </w:t>
+      </w:r>
+      <w:proofErr w:type="gramStart"/>
+      <w:r>
+        <w:t>ogni giorni</w:t>
+      </w:r>
+      <w:proofErr w:type="gramEnd"/>
+      <w:r>
+        <w:t xml:space="preserve"> di lavorazione</w:t>
       </w:r>
     </w:p>
     <w:p>
@@ -4370,6 +4420,7 @@
         <w:pStyle w:val="Sottotitolo"/>
       </w:pPr>
       <w:r>
+        <w:lastRenderedPageBreak/>
         <w:t>Versione 1.4</w:t>
       </w:r>
       <w:r>
@@ -4430,7 +4481,6 @@
         </w:numPr>
       </w:pPr>
       <w:r>
-        <w:lastRenderedPageBreak/>
         <w:t>salvataggio automatico prima del lancio stampa Piano Esterno</w:t>
       </w:r>
     </w:p>
@@ -4652,7 +4702,15 @@
         </w:numPr>
       </w:pPr>
       <w:r>
-        <w:t xml:space="preserve">limitazione a 5 righe nella </w:t>
+        <w:t xml:space="preserve">limitazione a </w:t>
+      </w:r>
+      <w:proofErr w:type="gramStart"/>
+      <w:r>
+        <w:t>5</w:t>
+      </w:r>
+      <w:proofErr w:type="gramEnd"/>
+      <w:r>
+        <w:t xml:space="preserve"> righe nella </w:t>
       </w:r>
       <w:proofErr w:type="spellStart"/>
       <w:r>
@@ -4672,7 +4730,15 @@
         </w:numPr>
       </w:pPr>
       <w:r>
-        <w:t xml:space="preserve">limitazione a 5 righe nella </w:t>
+        <w:t xml:space="preserve">limitazione a </w:t>
+      </w:r>
+      <w:proofErr w:type="gramStart"/>
+      <w:r>
+        <w:t>5</w:t>
+      </w:r>
+      <w:proofErr w:type="gramEnd"/>
+      <w:r>
+        <w:t xml:space="preserve"> righe nella </w:t>
       </w:r>
       <w:proofErr w:type="spellStart"/>
       <w:r>
@@ -4707,7 +4773,15 @@
         </w:numPr>
       </w:pPr>
       <w:r>
-        <w:t>soluzione bug descrizione lunga troncata a 100 caratteri</w:t>
+        <w:t xml:space="preserve">soluzione bug descrizione lunga troncata a </w:t>
+      </w:r>
+      <w:proofErr w:type="gramStart"/>
+      <w:r>
+        <w:t>100</w:t>
+      </w:r>
+      <w:proofErr w:type="gramEnd"/>
+      <w:r>
+        <w:t xml:space="preserve"> caratteri</w:t>
       </w:r>
     </w:p>
     <w:p>
@@ -4760,7 +4834,15 @@
         </w:numPr>
       </w:pPr>
       <w:r>
-        <w:t>Aumentata a 5 righe la visualizzazione del campo note su stampa offerta, diminuita interlinea.</w:t>
+        <w:t xml:space="preserve">Aumentata a </w:t>
+      </w:r>
+      <w:proofErr w:type="gramStart"/>
+      <w:r>
+        <w:t>5</w:t>
+      </w:r>
+      <w:proofErr w:type="gramEnd"/>
+      <w:r>
+        <w:t xml:space="preserve"> righe la visualizzazione del campo note su stampa offerta, diminuita interlinea.</w:t>
       </w:r>
     </w:p>
     <w:p>
@@ -4929,6 +5011,7 @@
           <w:color w:val="222222"/>
           <w:lang w:eastAsia="it-IT"/>
         </w:rPr>
+        <w:lastRenderedPageBreak/>
         <w:t>posizione colonne nella griglia dettaglio economico; </w:t>
       </w:r>
     </w:p>
@@ -5037,220 +5120,470 @@
           <w:color w:val="222222"/>
           <w:lang w:eastAsia="it-IT"/>
         </w:rPr>
+        <w:t xml:space="preserve">modifica note su stampa offerta, massimo </w:t>
+      </w:r>
+      <w:proofErr w:type="gramStart"/>
+      <w:r>
+        <w:rPr>
+          <w:rFonts w:eastAsia="Times New Roman" w:cstheme="minorHAnsi"/>
+          <w:color w:val="222222"/>
+          <w:lang w:eastAsia="it-IT"/>
+        </w:rPr>
+        <w:t>4</w:t>
+      </w:r>
+      <w:proofErr w:type="gramEnd"/>
+      <w:r>
+        <w:rPr>
+          <w:rFonts w:eastAsia="Times New Roman" w:cstheme="minorHAnsi"/>
+          <w:color w:val="222222"/>
+          <w:lang w:eastAsia="it-IT"/>
+        </w:rPr>
+        <w:t xml:space="preserve"> righe</w:t>
+      </w:r>
+    </w:p>
+    <w:p>
+      <w:pPr>
+        <w:pStyle w:val="Sottotitolo"/>
+      </w:pPr>
+      <w:r>
+        <w:t>Versione 1.37 del 31/08/2019</w:t>
+      </w:r>
+    </w:p>
+    <w:p>
+      <w:pPr>
+        <w:pStyle w:val="Paragrafoelenco"/>
+        <w:numPr>
+          <w:ilvl w:val="0"/>
+          <w:numId w:val="18"/>
+        </w:numPr>
+      </w:pPr>
+      <w:r>
+        <w:t>Aggiunto Recupero Offerta</w:t>
+      </w:r>
+    </w:p>
+    <w:p>
+      <w:pPr>
+        <w:pStyle w:val="Sottotitolo"/>
+      </w:pPr>
+      <w:r>
+        <w:t>Versione 1.36 del 19/08/2019</w:t>
+      </w:r>
+    </w:p>
+    <w:p>
+      <w:pPr>
+        <w:pStyle w:val="Paragrafoelenco"/>
+        <w:numPr>
+          <w:ilvl w:val="0"/>
+          <w:numId w:val="18"/>
+        </w:numPr>
+      </w:pPr>
+      <w:r>
+        <w:t>Aggiunta Stampa Consuntivo</w:t>
+      </w:r>
+    </w:p>
+    <w:p>
+      <w:pPr>
+        <w:pStyle w:val="Sottotitolo"/>
+      </w:pPr>
+      <w:r>
+        <w:t>Versione 1.35 del 31/07/2019</w:t>
+      </w:r>
+    </w:p>
+    <w:p>
+      <w:pPr>
+        <w:pStyle w:val="Paragrafoelenco"/>
+        <w:numPr>
+          <w:ilvl w:val="0"/>
+          <w:numId w:val="17"/>
+        </w:numPr>
+      </w:pPr>
+      <w:r>
+        <w:t>Visualizzazione Figure Professionale replicate per ogni giorno di lavorazione</w:t>
+      </w:r>
+    </w:p>
+    <w:p>
+      <w:pPr>
+        <w:pStyle w:val="Paragrafoelenco"/>
+        <w:numPr>
+          <w:ilvl w:val="0"/>
+          <w:numId w:val="17"/>
+        </w:numPr>
+      </w:pPr>
+      <w:r>
+        <w:t>Filtro Data Lavorazione</w:t>
+      </w:r>
+    </w:p>
+    <w:p>
+      <w:pPr>
+        <w:pStyle w:val="Sottotitolo"/>
+      </w:pPr>
+      <w:r>
+        <w:t>Versione 1.34 del 31/07/2019</w:t>
+      </w:r>
+    </w:p>
+    <w:p>
+      <w:pPr>
+        <w:pStyle w:val="Paragrafoelenco"/>
+        <w:numPr>
+          <w:ilvl w:val="0"/>
+          <w:numId w:val="17"/>
+        </w:numPr>
+      </w:pPr>
+      <w:r>
+        <w:t>Aggiunto n. pagine a riepilogo</w:t>
+      </w:r>
+    </w:p>
+    <w:p>
+      <w:pPr>
+        <w:pStyle w:val="Paragrafoelenco"/>
+        <w:numPr>
+          <w:ilvl w:val="0"/>
+          <w:numId w:val="17"/>
+        </w:numPr>
+      </w:pPr>
+      <w:r>
+        <w:t>Aggiornamento pdf riepilogo dopo modifica note</w:t>
+      </w:r>
+    </w:p>
+    <w:p>
+      <w:pPr>
+        <w:pStyle w:val="Sottotitolo"/>
+      </w:pPr>
+      <w:r>
+        <w:t>Versione1.33 del 29/07/2019</w:t>
+      </w:r>
+    </w:p>
+    <w:p>
+      <w:pPr>
+        <w:pStyle w:val="Paragrafoelenco"/>
+        <w:numPr>
+          <w:ilvl w:val="0"/>
+          <w:numId w:val="16"/>
+        </w:numPr>
+      </w:pPr>
+      <w:r>
+        <w:t>Nuova visualizzazione Riepilogo con anteprima PDF</w:t>
+      </w:r>
+    </w:p>
+    <w:p>
+      <w:pPr>
+        <w:pStyle w:val="Sottotitolo"/>
+      </w:pPr>
+      <w:r>
+        <w:t>Versione1.32 del 21/07/2019</w:t>
+      </w:r>
+    </w:p>
+    <w:p>
+      <w:pPr>
+        <w:pStyle w:val="Paragrafoelenco"/>
+        <w:numPr>
+          <w:ilvl w:val="0"/>
+          <w:numId w:val="16"/>
+        </w:numPr>
+      </w:pPr>
+      <w:r>
+        <w:t xml:space="preserve">Piano Esterno: disposizione colonne griglia figure professionali, funzione 'Inserimento generale', </w:t>
+      </w:r>
+      <w:proofErr w:type="gramStart"/>
+      <w:r>
+        <w:t>note piano esterno</w:t>
+      </w:r>
+      <w:proofErr w:type="gramEnd"/>
+    </w:p>
+    <w:p>
+      <w:pPr>
+        <w:pStyle w:val="Sottotitolo"/>
+      </w:pPr>
+      <w:r>
+        <w:t>Versione1.31 del 12/07/2019</w:t>
+      </w:r>
+    </w:p>
+    <w:p>
+      <w:pPr>
+        <w:pStyle w:val="Paragrafoelenco"/>
+        <w:numPr>
+          <w:ilvl w:val="0"/>
+          <w:numId w:val="15"/>
+        </w:numPr>
+      </w:pPr>
+      <w:r>
+        <w:t>Modificato Layout dettaglio protocollo come quello di ricerca</w:t>
+      </w:r>
+    </w:p>
+    <w:p>
+      <w:pPr>
+        <w:pStyle w:val="Paragrafoelenco"/>
+        <w:numPr>
+          <w:ilvl w:val="0"/>
+          <w:numId w:val="15"/>
+        </w:numPr>
+      </w:pPr>
+      <w:r>
+        <w:t>Aggiunto ordinamento tabella protocolli per singolo campo (cliccando sull'intestazione)</w:t>
+      </w:r>
+    </w:p>
+    <w:p>
+      <w:pPr>
+        <w:pStyle w:val="Paragrafoelenco"/>
+        <w:numPr>
+          <w:ilvl w:val="0"/>
+          <w:numId w:val="15"/>
+        </w:numPr>
+      </w:pPr>
+      <w:r>
+        <w:t>Riepilogo offerta: Aggiunto campo "note" a modifica note del riepilogo</w:t>
+      </w:r>
+    </w:p>
+    <w:p>
+      <w:pPr>
+        <w:pStyle w:val="Paragrafoelenco"/>
+        <w:numPr>
+          <w:ilvl w:val="0"/>
+          <w:numId w:val="15"/>
+        </w:numPr>
+      </w:pPr>
+      <w:r>
+        <w:t xml:space="preserve">Riepilogo offerta: formato del protocollo, orario nella data, descrizione lunga troncata a </w:t>
+      </w:r>
+      <w:proofErr w:type="gramStart"/>
+      <w:r>
+        <w:t>100</w:t>
+      </w:r>
+      <w:proofErr w:type="gramEnd"/>
+      <w:r>
+        <w:t xml:space="preserve"> caratteri, modifiche grafiche (da completare)</w:t>
+      </w:r>
+    </w:p>
+    <w:p>
+      <w:pPr>
+        <w:pStyle w:val="Paragrafoelenco"/>
+        <w:numPr>
+          <w:ilvl w:val="0"/>
+          <w:numId w:val="15"/>
+        </w:numPr>
+      </w:pPr>
+      <w:r>
+        <w:t>Dettaglio economico: ordine delle colonne e modifica valori mostrati, valore lordo in tabella, valore flag stampa, modifica nella selezione della figura professionale, calcolo costi in base a tipo pagamento, aggiunta fattura a tipo pagamento</w:t>
+      </w:r>
+    </w:p>
+    <w:p>
+      <w:pPr>
+        <w:pStyle w:val="Sottotitolo"/>
+      </w:pPr>
+    </w:p>
+    <w:p>
+      <w:pPr>
+        <w:pStyle w:val="Sottotitolo"/>
+      </w:pPr>
+      <w:r>
+        <w:t>Versione1.30 del 06/0</w:t>
+      </w:r>
+      <w:r>
+        <w:t>6</w:t>
+      </w:r>
+      <w:r>
+        <w:t>/2019</w:t>
+      </w:r>
+    </w:p>
+    <w:p>
+      <w:pPr>
+        <w:pStyle w:val="Paragrafoelenco"/>
+        <w:numPr>
+          <w:ilvl w:val="0"/>
+          <w:numId w:val="15"/>
+        </w:numPr>
+      </w:pPr>
+      <w:r>
+        <w:t>Completata cancellazione eventi</w:t>
+      </w:r>
+    </w:p>
+    <w:p>
+      <w:pPr>
+        <w:pStyle w:val="Paragrafoelenco"/>
+        <w:numPr>
+          <w:ilvl w:val="0"/>
+          <w:numId w:val="15"/>
+        </w:numPr>
+      </w:pPr>
+      <w:r>
+        <w:t>Completata gestione Attrezzature Magazzino</w:t>
+      </w:r>
+    </w:p>
+    <w:p>
+      <w:pPr>
+        <w:pStyle w:val="Paragrafoelenco"/>
+        <w:numPr>
+          <w:ilvl w:val="0"/>
+          <w:numId w:val="15"/>
+        </w:numPr>
+      </w:pPr>
+      <w:r>
+        <w:t>Cancellazione logica Collaboratori, Clienti/Fornitori, Articoli, Raggruppamenti Articoli e Protocolli (non si avrà più errore quando si tenta di cancellare un record da una di queste tabelle collegato ad altre tabelle)</w:t>
+      </w:r>
+    </w:p>
+    <w:p>
+      <w:pPr>
+        <w:pStyle w:val="Sottotitolo"/>
+      </w:pPr>
+    </w:p>
+    <w:p>
+      <w:pPr>
+        <w:pStyle w:val="Sottotitolo"/>
+      </w:pPr>
+      <w:r>
         <w:lastRenderedPageBreak/>
-        <w:t>modifica note su stampa offerta, massimo 4 righe</w:t>
+        <w:t>Versione1.29 del 01/0</w:t>
+      </w:r>
+      <w:r>
+        <w:t>6</w:t>
+      </w:r>
+      <w:r>
+        <w:t>/2019</w:t>
+      </w:r>
+    </w:p>
+    <w:p>
+      <w:pPr>
+        <w:pStyle w:val="Paragrafoelenco"/>
+        <w:numPr>
+          <w:ilvl w:val="0"/>
+          <w:numId w:val="14"/>
+        </w:numPr>
+      </w:pPr>
+      <w:r>
+        <w:t>Aggiunta cancellazione eventi</w:t>
+      </w:r>
+    </w:p>
+    <w:p>
+      <w:pPr>
+        <w:pStyle w:val="Paragrafoelenco"/>
+        <w:numPr>
+          <w:ilvl w:val="0"/>
+          <w:numId w:val="14"/>
+        </w:numPr>
+      </w:pPr>
+      <w:r>
+        <w:t>Aggiunta gestione Magazzino (incompleta)</w:t>
       </w:r>
     </w:p>
     <w:p>
       <w:pPr>
         <w:pStyle w:val="Sottotitolo"/>
       </w:pPr>
-      <w:r>
-        <w:t>Versione 1.37 del 31/08/2019</w:t>
-      </w:r>
-    </w:p>
-    <w:p>
-      <w:pPr>
-        <w:pStyle w:val="Paragrafoelenco"/>
-        <w:numPr>
-          <w:ilvl w:val="0"/>
-          <w:numId w:val="18"/>
-        </w:numPr>
-      </w:pPr>
-      <w:r>
-        <w:t>Aggiunto Recupero Offerta</w:t>
-      </w:r>
     </w:p>
     <w:p>
       <w:pPr>
         <w:pStyle w:val="Sottotitolo"/>
       </w:pPr>
       <w:r>
-        <w:t>Versione 1.36 del 19/08/2019</w:t>
-      </w:r>
-    </w:p>
-    <w:p>
-      <w:pPr>
-        <w:pStyle w:val="Paragrafoelenco"/>
-        <w:numPr>
-          <w:ilvl w:val="0"/>
-          <w:numId w:val="18"/>
-        </w:numPr>
-      </w:pPr>
-      <w:r>
-        <w:t>Aggiunta Stampa Consuntivo</w:t>
-      </w:r>
-    </w:p>
+        <w:t>Versione1.28 del 22/05/2019</w:t>
+      </w:r>
+    </w:p>
+    <w:p>
+      <w:pPr>
+        <w:pStyle w:val="Paragrafoelenco"/>
+        <w:numPr>
+          <w:ilvl w:val="0"/>
+          <w:numId w:val="13"/>
+        </w:numPr>
+      </w:pPr>
+      <w:r>
+        <w:t>Aggiunta gestione Tipologie Interventi nel menù "Tabelle/Tipologie Interventi"</w:t>
+      </w:r>
+    </w:p>
+    <w:p>
+      <w:pPr>
+        <w:pStyle w:val="Paragrafoelenco"/>
+        <w:numPr>
+          <w:ilvl w:val="0"/>
+          <w:numId w:val="13"/>
+        </w:numPr>
+      </w:pPr>
+      <w:r>
+        <w:t>Aggiornata Lavorazione con gestione Dettaglio Economico e Piano Esterno (da completare)</w:t>
+      </w:r>
+    </w:p>
+    <w:p/>
     <w:p>
       <w:pPr>
         <w:pStyle w:val="Sottotitolo"/>
       </w:pPr>
       <w:r>
-        <w:t>Versione 1.35 del 31/07/2019</w:t>
-      </w:r>
-    </w:p>
-    <w:p>
-      <w:pPr>
-        <w:pStyle w:val="Paragrafoelenco"/>
-        <w:numPr>
-          <w:ilvl w:val="0"/>
-          <w:numId w:val="17"/>
-        </w:numPr>
-      </w:pPr>
-      <w:r>
-        <w:t>Visualizzazione Figure Professionale replicate per ogni giorno di lavorazione</w:t>
-      </w:r>
-    </w:p>
-    <w:p>
-      <w:pPr>
-        <w:pStyle w:val="Paragrafoelenco"/>
-        <w:numPr>
-          <w:ilvl w:val="0"/>
-          <w:numId w:val="17"/>
-        </w:numPr>
-      </w:pPr>
-      <w:r>
-        <w:t>Filtro Data Lavorazione</w:t>
+        <w:t>Versione1.27 del 05/05/2019</w:t>
+      </w:r>
+    </w:p>
+    <w:p>
+      <w:pPr>
+        <w:pStyle w:val="Paragrafoelenco"/>
+        <w:numPr>
+          <w:ilvl w:val="0"/>
+          <w:numId w:val="12"/>
+        </w:numPr>
+      </w:pPr>
+      <w:r>
+        <w:t>Aggiunta Lavorazione</w:t>
       </w:r>
     </w:p>
     <w:p>
       <w:pPr>
         <w:pStyle w:val="Sottotitolo"/>
       </w:pPr>
-      <w:r>
-        <w:t>Versione 1.34 del 31/07/2019</w:t>
-      </w:r>
-    </w:p>
-    <w:p>
-      <w:pPr>
-        <w:pStyle w:val="Paragrafoelenco"/>
-        <w:numPr>
-          <w:ilvl w:val="0"/>
-          <w:numId w:val="17"/>
-        </w:numPr>
-      </w:pPr>
-      <w:r>
-        <w:t>Aggiunto n. pagine a riepilogo</w:t>
-      </w:r>
-    </w:p>
-    <w:p>
-      <w:pPr>
-        <w:pStyle w:val="Paragrafoelenco"/>
-        <w:numPr>
-          <w:ilvl w:val="0"/>
-          <w:numId w:val="17"/>
-        </w:numPr>
-      </w:pPr>
-      <w:r>
-        <w:t>Aggiornamento pdf riepilogo dopo modifica note</w:t>
-      </w:r>
     </w:p>
     <w:p>
       <w:pPr>
         <w:pStyle w:val="Sottotitolo"/>
       </w:pPr>
       <w:r>
-        <w:t>Versione1.33 del 29/07/2019</w:t>
-      </w:r>
-    </w:p>
-    <w:p>
-      <w:pPr>
-        <w:pStyle w:val="Paragrafoelenco"/>
-        <w:numPr>
-          <w:ilvl w:val="0"/>
-          <w:numId w:val="16"/>
-        </w:numPr>
-      </w:pPr>
-      <w:r>
-        <w:t>Nuova visualizzazione Riepilogo con anteprima PDF</w:t>
+        <w:t>Versione1.26 del 27/04/2019</w:t>
+      </w:r>
+    </w:p>
+    <w:p>
+      <w:pPr>
+        <w:pStyle w:val="Paragrafoelenco"/>
+        <w:numPr>
+          <w:ilvl w:val="0"/>
+          <w:numId w:val="11"/>
+        </w:numPr>
+      </w:pPr>
+      <w:r>
+        <w:t xml:space="preserve">Aggiunta Gestione Password di accesso dimenticata con generazione nuova password </w:t>
+      </w:r>
+      <w:proofErr w:type="gramStart"/>
+      <w:r>
+        <w:t>ed  invio</w:t>
+      </w:r>
+      <w:proofErr w:type="gramEnd"/>
+    </w:p>
+    <w:p>
+      <w:pPr>
+        <w:pStyle w:val="Paragrafoelenco"/>
+      </w:pPr>
+      <w:r>
+        <w:t xml:space="preserve"> e-mail.</w:t>
       </w:r>
     </w:p>
     <w:p>
       <w:pPr>
         <w:pStyle w:val="Sottotitolo"/>
       </w:pPr>
-      <w:r>
-        <w:t>Versione1.32 del 21/07/2019</w:t>
-      </w:r>
-    </w:p>
-    <w:p>
-      <w:pPr>
-        <w:pStyle w:val="Paragrafoelenco"/>
-        <w:numPr>
-          <w:ilvl w:val="0"/>
-          <w:numId w:val="16"/>
-        </w:numPr>
-      </w:pPr>
-      <w:r>
-        <w:t>Piano Esterno: disposizione colonne griglia figure professionali, funzione 'Inserimento generale', note piano esterno</w:t>
-      </w:r>
     </w:p>
     <w:p>
       <w:pPr>
         <w:pStyle w:val="Sottotitolo"/>
       </w:pPr>
       <w:r>
-        <w:t>Versione1.31 del 12/07/2019</w:t>
-      </w:r>
-    </w:p>
-    <w:p>
-      <w:pPr>
-        <w:pStyle w:val="Paragrafoelenco"/>
-        <w:numPr>
-          <w:ilvl w:val="0"/>
-          <w:numId w:val="15"/>
-        </w:numPr>
-      </w:pPr>
-      <w:r>
-        <w:t>Modificato Layout dettaglio protocollo come quello di ricerca</w:t>
-      </w:r>
-    </w:p>
-    <w:p>
-      <w:pPr>
-        <w:pStyle w:val="Paragrafoelenco"/>
-        <w:numPr>
-          <w:ilvl w:val="0"/>
-          <w:numId w:val="15"/>
-        </w:numPr>
-      </w:pPr>
-      <w:r>
-        <w:t>Aggiunto ordinamento tabella protocolli per singolo campo (cliccando sull'intestazione)</w:t>
-      </w:r>
-    </w:p>
-    <w:p>
-      <w:pPr>
-        <w:pStyle w:val="Paragrafoelenco"/>
-        <w:numPr>
-          <w:ilvl w:val="0"/>
-          <w:numId w:val="15"/>
-        </w:numPr>
-      </w:pPr>
-      <w:r>
-        <w:t>Riepilogo offerta: Aggiunto campo "note" a modifica note del riepilogo</w:t>
-      </w:r>
-    </w:p>
-    <w:p>
-      <w:pPr>
-        <w:pStyle w:val="Paragrafoelenco"/>
-        <w:numPr>
-          <w:ilvl w:val="0"/>
-          <w:numId w:val="15"/>
-        </w:numPr>
-      </w:pPr>
-      <w:r>
-        <w:t>Riepilogo offerta: formato del protocollo, orario nella data, descrizione lunga troncata a 100 caratteri, modifiche grafiche (da completare)</w:t>
-      </w:r>
-    </w:p>
-    <w:p>
-      <w:pPr>
-        <w:pStyle w:val="Paragrafoelenco"/>
-        <w:numPr>
-          <w:ilvl w:val="0"/>
-          <w:numId w:val="15"/>
-        </w:numPr>
-      </w:pPr>
-      <w:r>
-        <w:t>Dettaglio economico: ordine delle colonne e modifica valori mostrati, valore lordo in tabella, valore flag stampa, modifica nella selezione della figura professionale, calcolo costi in base a tipo pagamento, aggiunta fattura a tipo pagamento</w:t>
+        <w:t>Versione1.25 del 24/04/2019</w:t>
+      </w:r>
+    </w:p>
+    <w:p>
+      <w:pPr>
+        <w:pStyle w:val="Paragrafoelenco"/>
+        <w:numPr>
+          <w:ilvl w:val="0"/>
+          <w:numId w:val="11"/>
+        </w:numPr>
+      </w:pPr>
+      <w:r>
+        <w:t>Aggiunta Gestione Utenti (menù in alto a destra Gestione Utenze/Utenti)</w:t>
       </w:r>
     </w:p>
     <w:p>
@@ -5263,49 +5596,126 @@
         <w:pStyle w:val="Sottotitolo"/>
       </w:pPr>
       <w:r>
-        <w:t>Versione1.30 del 06/0</w:t>
-      </w:r>
-      <w:r>
-        <w:t>6</w:t>
-      </w:r>
-      <w:r>
-        <w:t>/2019</w:t>
-      </w:r>
-    </w:p>
-    <w:p>
-      <w:pPr>
-        <w:pStyle w:val="Paragrafoelenco"/>
-        <w:numPr>
-          <w:ilvl w:val="0"/>
-          <w:numId w:val="15"/>
-        </w:numPr>
-      </w:pPr>
-      <w:r>
-        <w:t>Completata cancellazione eventi</w:t>
-      </w:r>
-    </w:p>
-    <w:p>
-      <w:pPr>
-        <w:pStyle w:val="Paragrafoelenco"/>
-        <w:numPr>
-          <w:ilvl w:val="0"/>
-          <w:numId w:val="15"/>
-        </w:numPr>
-      </w:pPr>
-      <w:r>
-        <w:t>Completata gestione Attrezzature Magazzino</w:t>
-      </w:r>
-    </w:p>
-    <w:p>
-      <w:pPr>
-        <w:pStyle w:val="Paragrafoelenco"/>
-        <w:numPr>
-          <w:ilvl w:val="0"/>
-          <w:numId w:val="15"/>
-        </w:numPr>
-      </w:pPr>
-      <w:r>
-        <w:t>Cancellazione logica Collaboratori, Clienti/Fornitori, Articoli, Raggruppamenti Articoli e Protocolli (non si avrà più errore quando si tenta di cancellare un record da una di queste tabelle collegato ad altre tabelle)</w:t>
+        <w:t>Versione1.24 del 22/04/2019</w:t>
+      </w:r>
+    </w:p>
+    <w:p>
+      <w:pPr>
+        <w:pStyle w:val="Paragrafoelenco"/>
+        <w:numPr>
+          <w:ilvl w:val="0"/>
+          <w:numId w:val="10"/>
+        </w:numPr>
+      </w:pPr>
+      <w:r>
+        <w:t>Riorganizzazione menù</w:t>
+      </w:r>
+    </w:p>
+    <w:p>
+      <w:pPr>
+        <w:pStyle w:val="Paragrafoelenco"/>
+        <w:numPr>
+          <w:ilvl w:val="0"/>
+          <w:numId w:val="10"/>
+        </w:numPr>
+      </w:pPr>
+      <w:r>
+        <w:t>Aggiunta gestione Tabella Qualifiche Personale</w:t>
+      </w:r>
+    </w:p>
+    <w:p>
+      <w:pPr>
+        <w:pStyle w:val="Paragrafoelenco"/>
+        <w:numPr>
+          <w:ilvl w:val="0"/>
+          <w:numId w:val="10"/>
+        </w:numPr>
+      </w:pPr>
+      <w:r>
+        <w:t>Aggiunta gestione Tabella Tipologie Clienti/Fornitori</w:t>
+      </w:r>
+    </w:p>
+    <w:p>
+      <w:pPr>
+        <w:pStyle w:val="Paragrafoelenco"/>
+        <w:numPr>
+          <w:ilvl w:val="0"/>
+          <w:numId w:val="10"/>
+        </w:numPr>
+      </w:pPr>
+      <w:r>
+        <w:t>Aggiunta gestione Tabella Tipi Protocolli</w:t>
+      </w:r>
+    </w:p>
+    <w:p>
+      <w:pPr>
+        <w:pStyle w:val="Paragrafoelenco"/>
+        <w:numPr>
+          <w:ilvl w:val="0"/>
+          <w:numId w:val="10"/>
+        </w:numPr>
+      </w:pPr>
+      <w:r>
+        <w:t>Aggiunta gestione Tabella Tipi Lavorazione</w:t>
+      </w:r>
+    </w:p>
+    <w:p>
+      <w:pPr>
+        <w:pStyle w:val="Paragrafoelenco"/>
+        <w:numPr>
+          <w:ilvl w:val="0"/>
+          <w:numId w:val="10"/>
+        </w:numPr>
+      </w:pPr>
+      <w:r>
+        <w:t xml:space="preserve">Aggiunti nuovi colori per Intestazione Colonne </w:t>
+      </w:r>
+      <w:proofErr w:type="spellStart"/>
+      <w:r>
+        <w:t>agenda</w:t>
+      </w:r>
+      <w:r>
+        <w:t>da</w:t>
+      </w:r>
+      <w:proofErr w:type="spellEnd"/>
+      <w:r>
+        <w:t xml:space="preserve"> menù Tabelle/Colonne Agenda</w:t>
+      </w:r>
+    </w:p>
+    <w:p>
+      <w:pPr>
+        <w:pStyle w:val="Paragrafoelenco"/>
+        <w:numPr>
+          <w:ilvl w:val="0"/>
+          <w:numId w:val="10"/>
+        </w:numPr>
+      </w:pPr>
+      <w:r>
+        <w:t xml:space="preserve">Aggiunta possibilità di ordinare le colonne agenda </w:t>
+      </w:r>
+      <w:r>
+        <w:t xml:space="preserve">da menù Tabelle/Colonne Agenda tramite il nuovo campo Ordinamento </w:t>
+      </w:r>
+      <w:r>
+        <w:t>(</w:t>
+      </w:r>
+      <w:r>
+        <w:t xml:space="preserve">la modifica non è </w:t>
+      </w:r>
+      <w:r>
+        <w:t>ancora visibile dall'agenda)</w:t>
+      </w:r>
+    </w:p>
+    <w:p>
+      <w:pPr>
+        <w:pStyle w:val="Paragrafoelenco"/>
+        <w:numPr>
+          <w:ilvl w:val="0"/>
+          <w:numId w:val="10"/>
+        </w:numPr>
+      </w:pPr>
+      <w:r>
+        <w:t>Aggiunti nuovi parametri da Tabelle\Configurazione (GIORNI_PAGAMENTO, BANCA da 01 a 04 e IBAN da 01 a 04)</w:t>
       </w:r>
     </w:p>
     <w:p>
@@ -5318,37 +5728,27 @@
         <w:pStyle w:val="Sottotitolo"/>
       </w:pPr>
       <w:r>
-        <w:t>Versione1.29 del 01/0</w:t>
-      </w:r>
-      <w:r>
-        <w:t>6</w:t>
-      </w:r>
-      <w:r>
-        <w:t>/2019</w:t>
-      </w:r>
-    </w:p>
-    <w:p>
-      <w:pPr>
-        <w:pStyle w:val="Paragrafoelenco"/>
-        <w:numPr>
-          <w:ilvl w:val="0"/>
-          <w:numId w:val="14"/>
-        </w:numPr>
-      </w:pPr>
-      <w:r>
-        <w:t>Aggiunta cancellazione eventi</w:t>
-      </w:r>
-    </w:p>
-    <w:p>
-      <w:pPr>
-        <w:pStyle w:val="Paragrafoelenco"/>
-        <w:numPr>
-          <w:ilvl w:val="0"/>
-          <w:numId w:val="14"/>
-        </w:numPr>
-      </w:pPr>
-      <w:r>
-        <w:t>Aggiunta gestione Magazzino (incompleta)</w:t>
+        <w:t>Versione1.23 del 18/04/2019</w:t>
+      </w:r>
+    </w:p>
+    <w:p>
+      <w:pPr>
+        <w:pStyle w:val="Paragrafoelenco"/>
+        <w:numPr>
+          <w:ilvl w:val="0"/>
+          <w:numId w:val="9"/>
+        </w:numPr>
+      </w:pPr>
+      <w:r>
+        <w:t xml:space="preserve">Aggiunta pagina di gestione valori di configurazione (es. campi IVA, IBAN, indirizzi </w:t>
+      </w:r>
+      <w:proofErr w:type="spellStart"/>
+      <w:r>
+        <w:t>etcetc</w:t>
+      </w:r>
+      <w:proofErr w:type="spellEnd"/>
+      <w:r>
+        <w:t>), da menu TABELLE\Gestione Configurazione</w:t>
       </w:r>
     </w:p>
     <w:p>
@@ -5361,31 +5761,396 @@
         <w:pStyle w:val="Sottotitolo"/>
       </w:pPr>
       <w:r>
-        <w:t>Versione1.28 del 22/05/2019</w:t>
-      </w:r>
-    </w:p>
-    <w:p>
-      <w:pPr>
-        <w:pStyle w:val="Paragrafoelenco"/>
-        <w:numPr>
-          <w:ilvl w:val="0"/>
-          <w:numId w:val="13"/>
-        </w:numPr>
-      </w:pPr>
-      <w:r>
-        <w:t>Aggiunta gestione Tipologie Interventi nel menù "Tabelle/Tipologie Interventi"</w:t>
-      </w:r>
-    </w:p>
-    <w:p>
-      <w:pPr>
-        <w:pStyle w:val="Paragrafoelenco"/>
-        <w:numPr>
-          <w:ilvl w:val="0"/>
-          <w:numId w:val="13"/>
-        </w:numPr>
-      </w:pPr>
-      <w:r>
-        <w:t>Aggiornata Lavorazione con gestione Dettaglio Economico e Piano Esterno (da completare)</w:t>
+        <w:t>Versione1.22 del 14/04/2019</w:t>
+      </w:r>
+    </w:p>
+    <w:p>
+      <w:pPr>
+        <w:pStyle w:val="Paragrafoelenco"/>
+        <w:numPr>
+          <w:ilvl w:val="0"/>
+          <w:numId w:val="8"/>
+        </w:numPr>
+      </w:pPr>
+      <w:r>
+        <w:lastRenderedPageBreak/>
+        <w:t>Salvataggio e modifica Note Offerta</w:t>
+      </w:r>
+    </w:p>
+    <w:p>
+      <w:pPr>
+        <w:pStyle w:val="Sottotitolo"/>
+      </w:pPr>
+    </w:p>
+    <w:p>
+      <w:pPr>
+        <w:pStyle w:val="Sottotitolo"/>
+      </w:pPr>
+      <w:r>
+        <w:t>Versione1.21 del 13/04/2019</w:t>
+      </w:r>
+    </w:p>
+    <w:p>
+      <w:pPr>
+        <w:pStyle w:val="Paragrafoelenco"/>
+        <w:numPr>
+          <w:ilvl w:val="0"/>
+          <w:numId w:val="7"/>
+        </w:numPr>
+      </w:pPr>
+      <w:r>
+        <w:t>Pagina protocollo sistemato layout ricerca</w:t>
+      </w:r>
+    </w:p>
+    <w:p>
+      <w:pPr>
+        <w:pStyle w:val="Paragrafoelenco"/>
+        <w:numPr>
+          <w:ilvl w:val="0"/>
+          <w:numId w:val="7"/>
+        </w:numPr>
+      </w:pPr>
+      <w:r>
+        <w:t>Pagina protocollo, in apertura visualizza gli ultimi protocolli automaticamente</w:t>
+      </w:r>
+    </w:p>
+    <w:p>
+      <w:pPr>
+        <w:pStyle w:val="Paragrafoelenco"/>
+        <w:numPr>
+          <w:ilvl w:val="0"/>
+          <w:numId w:val="7"/>
+        </w:numPr>
+      </w:pPr>
+      <w:r>
+        <w:t>Iva recuperata da tabella e non più dal singolo articolo</w:t>
+      </w:r>
+    </w:p>
+    <w:p>
+      <w:pPr>
+        <w:pStyle w:val="Paragrafoelenco"/>
+        <w:numPr>
+          <w:ilvl w:val="0"/>
+          <w:numId w:val="7"/>
+        </w:numPr>
+      </w:pPr>
+      <w:r>
+        <w:t xml:space="preserve">Aggiunta immagine </w:t>
+      </w:r>
+      <w:proofErr w:type="spellStart"/>
+      <w:r>
+        <w:t>footer</w:t>
+      </w:r>
+      <w:proofErr w:type="spellEnd"/>
+      <w:r>
+        <w:t xml:space="preserve"> riepilogo offerta</w:t>
+      </w:r>
+    </w:p>
+    <w:p>
+      <w:pPr>
+        <w:pStyle w:val="Sottotitolo"/>
+      </w:pPr>
+    </w:p>
+    <w:p>
+      <w:pPr>
+        <w:pStyle w:val="Sottotitolo"/>
+      </w:pPr>
+      <w:r>
+        <w:t>Versione1.20 del 11/04/2019</w:t>
+      </w:r>
+    </w:p>
+    <w:p>
+      <w:pPr>
+        <w:pStyle w:val="Paragrafoelenco"/>
+        <w:numPr>
+          <w:ilvl w:val="0"/>
+          <w:numId w:val="6"/>
+        </w:numPr>
+      </w:pPr>
+      <w:r>
+        <w:t>Pagina Offerta, risolto malfunzionamento ordinamento articoli</w:t>
+      </w:r>
+    </w:p>
+    <w:p>
+      <w:pPr>
+        <w:pStyle w:val="Paragrafoelenco"/>
+        <w:numPr>
+          <w:ilvl w:val="0"/>
+          <w:numId w:val="6"/>
+        </w:numPr>
+      </w:pPr>
+      <w:r>
+        <w:t xml:space="preserve">Popolato </w:t>
+      </w:r>
+      <w:proofErr w:type="spellStart"/>
+      <w:r>
+        <w:t>footer</w:t>
+      </w:r>
+      <w:proofErr w:type="spellEnd"/>
+      <w:r>
+        <w:t xml:space="preserve"> riepilogo offerta con i dati del cliente</w:t>
+      </w:r>
+    </w:p>
+    <w:p>
+      <w:pPr>
+        <w:pStyle w:val="Paragrafoelenco"/>
+        <w:numPr>
+          <w:ilvl w:val="0"/>
+          <w:numId w:val="6"/>
+        </w:numPr>
+      </w:pPr>
+      <w:r>
+        <w:t>Pagina Protocollo, aggiunto campo di ricerca "Lavorazione"</w:t>
+      </w:r>
+    </w:p>
+    <w:p>
+      <w:pPr>
+        <w:pStyle w:val="Paragrafoelenco"/>
+        <w:numPr>
+          <w:ilvl w:val="0"/>
+          <w:numId w:val="6"/>
+        </w:numPr>
+      </w:pPr>
+      <w:r>
+        <w:t>Pagina Protocollo, aggiunta selezione con calendari a scomparsa sui campi Data</w:t>
+      </w:r>
+    </w:p>
+    <w:p>
+      <w:pPr>
+        <w:pStyle w:val="Sottotitolo"/>
+      </w:pPr>
+    </w:p>
+    <w:p>
+      <w:pPr>
+        <w:pStyle w:val="Sottotitolo"/>
+      </w:pPr>
+      <w:r>
+        <w:t>Versione1.19 del 09/04/2019</w:t>
+      </w:r>
+    </w:p>
+    <w:p>
+      <w:pPr>
+        <w:pStyle w:val="Paragrafoelenco"/>
+        <w:numPr>
+          <w:ilvl w:val="0"/>
+          <w:numId w:val="5"/>
+        </w:numPr>
+      </w:pPr>
+      <w:r>
+        <w:t>correzione bug tender: modificando un evento che conteneva uno o più tender il salvataggio falliva perché i tender risultavano già impiegati; </w:t>
+      </w:r>
+    </w:p>
+    <w:p>
+      <w:pPr>
+        <w:pStyle w:val="Paragrafoelenco"/>
+        <w:numPr>
+          <w:ilvl w:val="0"/>
+          <w:numId w:val="5"/>
+        </w:numPr>
+      </w:pPr>
+      <w:r>
+        <w:t>layout offerta: aumento altezza articoli e sistemazione popup;</w:t>
+      </w:r>
+    </w:p>
+    <w:p>
+      <w:pPr>
+        <w:pStyle w:val="Paragrafoelenco"/>
+        <w:numPr>
+          <w:ilvl w:val="0"/>
+          <w:numId w:val="5"/>
+        </w:numPr>
+      </w:pPr>
+      <w:r>
+        <w:t>ordinamento articoli in base a prezzo; </w:t>
+      </w:r>
+    </w:p>
+    <w:p>
+      <w:pPr>
+        <w:pStyle w:val="Paragrafoelenco"/>
+        <w:numPr>
+          <w:ilvl w:val="0"/>
+          <w:numId w:val="5"/>
+        </w:numPr>
+      </w:pPr>
+      <w:r>
+        <w:t>descrizione corta e lunga nelle prime due colonne del riepilogo e della stampa;</w:t>
+      </w:r>
+    </w:p>
+    <w:p>
+      <w:pPr>
+        <w:pStyle w:val="Paragrafoelenco"/>
+        <w:numPr>
+          <w:ilvl w:val="0"/>
+          <w:numId w:val="5"/>
+        </w:numPr>
+      </w:pPr>
+      <w:r>
+        <w:t>salvataggio automatico offerta in fase di visualizzazione riepilogo (allo scopo di generare un protocollo);</w:t>
+      </w:r>
+    </w:p>
+    <w:p>
+      <w:pPr>
+        <w:pStyle w:val="Paragrafoelenco"/>
+        <w:numPr>
+          <w:ilvl w:val="0"/>
+          <w:numId w:val="5"/>
+        </w:numPr>
+      </w:pPr>
+      <w:r>
+        <w:t>formattazione importi con separatore migliaia;</w:t>
+      </w:r>
+    </w:p>
+    <w:p>
+      <w:pPr>
+        <w:pStyle w:val="Paragrafoelenco"/>
+        <w:numPr>
+          <w:ilvl w:val="0"/>
+          <w:numId w:val="5"/>
+        </w:numPr>
+      </w:pPr>
+      <w:r>
+        <w:t>creazione e salvataggio pdf in fase di salvataggio offerta; </w:t>
+      </w:r>
+    </w:p>
+    <w:p>
+      <w:pPr>
+        <w:pStyle w:val="Paragrafoelenco"/>
+        <w:numPr>
+          <w:ilvl w:val="0"/>
+          <w:numId w:val="5"/>
+        </w:numPr>
+      </w:pPr>
+      <w:r>
+        <w:t>nome file pdf: Offerta_&lt;numero lavorazione&gt;</w:t>
+      </w:r>
+    </w:p>
+    <w:p>
+      <w:pPr>
+        <w:pStyle w:val="Paragrafoelenco"/>
+        <w:numPr>
+          <w:ilvl w:val="0"/>
+          <w:numId w:val="5"/>
+        </w:numPr>
+      </w:pPr>
+      <w:r>
+        <w:t>in fase di creazione/modifica evento non è più possibile passare da un sottotipo risorsa ad un altro </w:t>
+      </w:r>
+    </w:p>
+    <w:p>
+      <w:pPr>
+        <w:pStyle w:val="Paragrafoelenco"/>
+      </w:pPr>
+      <w:r>
+        <w:t>Es. se sto creando un evento per un dipendente non visualizzerò più nell'elenco le tipologie regie o extra; se sto creando un evento per regie o extra non visualizzerò più i dipendenti.</w:t>
+      </w:r>
+    </w:p>
+    <w:p>
+      <w:pPr>
+        <w:pStyle w:val="Paragrafoelenco"/>
+        <w:numPr>
+          <w:ilvl w:val="0"/>
+          <w:numId w:val="5"/>
+        </w:numPr>
+      </w:pPr>
+      <w:r>
+        <w:t xml:space="preserve">Aggiustamenti layout Pagina Articoli </w:t>
+      </w:r>
+    </w:p>
+    <w:p>
+      <w:pPr>
+        <w:pStyle w:val="Paragrafoelenco"/>
+        <w:numPr>
+          <w:ilvl w:val="0"/>
+          <w:numId w:val="5"/>
+        </w:numPr>
+      </w:pPr>
+      <w:r>
+        <w:t>Aggiustamento nomi campi Pagina Protocolli</w:t>
+      </w:r>
+    </w:p>
+    <w:p>
+      <w:pPr>
+        <w:pStyle w:val="Sottotitolo"/>
+      </w:pPr>
+    </w:p>
+    <w:p>
+      <w:pPr>
+        <w:pStyle w:val="Sottotitolo"/>
+      </w:pPr>
+      <w:r>
+        <w:t>Versione1.18 del 07/04/2019</w:t>
+      </w:r>
+    </w:p>
+    <w:p>
+      <w:pPr>
+        <w:pStyle w:val="Paragrafoelenco"/>
+        <w:numPr>
+          <w:ilvl w:val="0"/>
+          <w:numId w:val="5"/>
+        </w:numPr>
+      </w:pPr>
+      <w:r>
+        <w:t>Aggiunti campi Data Inizio Lavorazione e Produzione alla tabella Protocollo</w:t>
+      </w:r>
+    </w:p>
+    <w:p>
+      <w:pPr>
+        <w:pStyle w:val="Paragrafoelenco"/>
+        <w:numPr>
+          <w:ilvl w:val="0"/>
+          <w:numId w:val="5"/>
+        </w:numPr>
+      </w:pPr>
+      <w:r>
+        <w:t>Aggiunti campi ricerca Genere Gruppo e Sottogruppo alla pagina Articoli</w:t>
+      </w:r>
+    </w:p>
+    <w:p>
+      <w:pPr>
+        <w:pStyle w:val="Paragrafoelenco"/>
+        <w:numPr>
+          <w:ilvl w:val="0"/>
+          <w:numId w:val="5"/>
+        </w:numPr>
+      </w:pPr>
+      <w:r>
+        <w:t>Aumentata altezza Descrizione Lunga in pagina Articoli</w:t>
+      </w:r>
+    </w:p>
+    <w:p>
+      <w:pPr>
+        <w:pStyle w:val="Paragrafoelenco"/>
+        <w:numPr>
+          <w:ilvl w:val="0"/>
+          <w:numId w:val="5"/>
+        </w:numPr>
+      </w:pPr>
+      <w:r>
+        <w:t>Invertito ordine Descrizione Breve - Descrizione Lunga in tutte le schermate degli Articoli</w:t>
+      </w:r>
+    </w:p>
+    <w:p>
+      <w:pPr>
+        <w:pStyle w:val="Paragrafoelenco"/>
+        <w:numPr>
+          <w:ilvl w:val="0"/>
+          <w:numId w:val="5"/>
+        </w:numPr>
+      </w:pPr>
+      <w:r>
+        <w:t>Aggiunto campo descrizione agli Articoli Associati</w:t>
+      </w:r>
+    </w:p>
+    <w:p>
+      <w:pPr>
+        <w:pStyle w:val="Paragrafoelenco"/>
+        <w:numPr>
+          <w:ilvl w:val="0"/>
+          <w:numId w:val="5"/>
+        </w:numPr>
+      </w:pPr>
+      <w:r>
+        <w:t>Aggiunta ricerca Codice Lavorazione dalla tabella Agenda su pagina Protocollo</w:t>
       </w:r>
     </w:p>
     <w:p/>
@@ -5394,19 +6159,32 @@
         <w:pStyle w:val="Sottotitolo"/>
       </w:pPr>
       <w:r>
-        <w:t>Versione1.27 del 05/05/2019</w:t>
-      </w:r>
-    </w:p>
-    <w:p>
-      <w:pPr>
-        <w:pStyle w:val="Paragrafoelenco"/>
-        <w:numPr>
-          <w:ilvl w:val="0"/>
-          <w:numId w:val="12"/>
-        </w:numPr>
-      </w:pPr>
-      <w:r>
-        <w:t>Aggiunta Lavorazione</w:t>
+        <w:lastRenderedPageBreak/>
+        <w:t>Versione1.17 del 01/04/2019</w:t>
+      </w:r>
+    </w:p>
+    <w:p>
+      <w:pPr>
+        <w:pStyle w:val="Paragrafoelenco"/>
+        <w:numPr>
+          <w:ilvl w:val="0"/>
+          <w:numId w:val="4"/>
+        </w:numPr>
+      </w:pPr>
+      <w:r>
+        <w:t>Modificata grafica Tab Offerta</w:t>
+      </w:r>
+    </w:p>
+    <w:p>
+      <w:pPr>
+        <w:pStyle w:val="Paragrafoelenco"/>
+        <w:numPr>
+          <w:ilvl w:val="0"/>
+          <w:numId w:val="4"/>
+        </w:numPr>
+      </w:pPr>
+      <w:r>
+        <w:t>Campi Produzione e Luogo modificabili su evento in fase di Offerta</w:t>
       </w:r>
     </w:p>
     <w:p>
@@ -5419,665 +6197,6 @@
         <w:pStyle w:val="Sottotitolo"/>
       </w:pPr>
       <w:r>
-        <w:t>Versione1.26 del 27/04/2019</w:t>
-      </w:r>
-    </w:p>
-    <w:p>
-      <w:pPr>
-        <w:pStyle w:val="Paragrafoelenco"/>
-        <w:numPr>
-          <w:ilvl w:val="0"/>
-          <w:numId w:val="11"/>
-        </w:numPr>
-      </w:pPr>
-      <w:r>
-        <w:t>Aggiunta Gestione Password di accesso dimenticata con generazione nuova password ed  invio</w:t>
-      </w:r>
-    </w:p>
-    <w:p>
-      <w:pPr>
-        <w:pStyle w:val="Paragrafoelenco"/>
-      </w:pPr>
-      <w:r>
-        <w:t xml:space="preserve"> e-mail.</w:t>
-      </w:r>
-    </w:p>
-    <w:p>
-      <w:pPr>
-        <w:pStyle w:val="Sottotitolo"/>
-      </w:pPr>
-    </w:p>
-    <w:p>
-      <w:pPr>
-        <w:pStyle w:val="Sottotitolo"/>
-      </w:pPr>
-      <w:r>
-        <w:t>Versione1.25 del 24/04/2019</w:t>
-      </w:r>
-    </w:p>
-    <w:p>
-      <w:pPr>
-        <w:pStyle w:val="Paragrafoelenco"/>
-        <w:numPr>
-          <w:ilvl w:val="0"/>
-          <w:numId w:val="11"/>
-        </w:numPr>
-      </w:pPr>
-      <w:r>
-        <w:t>Aggiunta Gestione Utenti (menù in alto a destra Gestione Utenze/Utenti)</w:t>
-      </w:r>
-    </w:p>
-    <w:p>
-      <w:pPr>
-        <w:pStyle w:val="Sottotitolo"/>
-      </w:pPr>
-    </w:p>
-    <w:p>
-      <w:pPr>
-        <w:pStyle w:val="Sottotitolo"/>
-      </w:pPr>
-      <w:r>
-        <w:t>Versione1.24 del 22/04/2019</w:t>
-      </w:r>
-    </w:p>
-    <w:p>
-      <w:pPr>
-        <w:pStyle w:val="Paragrafoelenco"/>
-        <w:numPr>
-          <w:ilvl w:val="0"/>
-          <w:numId w:val="10"/>
-        </w:numPr>
-      </w:pPr>
-      <w:r>
-        <w:t>Riorganizzazione menù</w:t>
-      </w:r>
-    </w:p>
-    <w:p>
-      <w:pPr>
-        <w:pStyle w:val="Paragrafoelenco"/>
-        <w:numPr>
-          <w:ilvl w:val="0"/>
-          <w:numId w:val="10"/>
-        </w:numPr>
-      </w:pPr>
-      <w:r>
-        <w:t>Aggiunta gestione Tabella Qualifiche Personale</w:t>
-      </w:r>
-    </w:p>
-    <w:p>
-      <w:pPr>
-        <w:pStyle w:val="Paragrafoelenco"/>
-        <w:numPr>
-          <w:ilvl w:val="0"/>
-          <w:numId w:val="10"/>
-        </w:numPr>
-      </w:pPr>
-      <w:r>
-        <w:t>Aggiunta gestione Tabella Tipologie Clienti/Fornitori</w:t>
-      </w:r>
-    </w:p>
-    <w:p>
-      <w:pPr>
-        <w:pStyle w:val="Paragrafoelenco"/>
-        <w:numPr>
-          <w:ilvl w:val="0"/>
-          <w:numId w:val="10"/>
-        </w:numPr>
-      </w:pPr>
-      <w:r>
-        <w:t>Aggiunta gestione Tabella Tipi Protocolli</w:t>
-      </w:r>
-    </w:p>
-    <w:p>
-      <w:pPr>
-        <w:pStyle w:val="Paragrafoelenco"/>
-        <w:numPr>
-          <w:ilvl w:val="0"/>
-          <w:numId w:val="10"/>
-        </w:numPr>
-      </w:pPr>
-      <w:r>
-        <w:t>Aggiunta gestione Tabella Tipi Lavorazione</w:t>
-      </w:r>
-    </w:p>
-    <w:p>
-      <w:pPr>
-        <w:pStyle w:val="Paragrafoelenco"/>
-        <w:numPr>
-          <w:ilvl w:val="0"/>
-          <w:numId w:val="10"/>
-        </w:numPr>
-      </w:pPr>
-      <w:r>
-        <w:t xml:space="preserve">Aggiunti nuovi colori per Intestazione Colonne </w:t>
-      </w:r>
-      <w:proofErr w:type="spellStart"/>
-      <w:r>
-        <w:t>agenda</w:t>
-      </w:r>
-      <w:r>
-        <w:t>da</w:t>
-      </w:r>
-      <w:proofErr w:type="spellEnd"/>
-      <w:r>
-        <w:t xml:space="preserve"> menù Tabelle/Colonne Agenda</w:t>
-      </w:r>
-    </w:p>
-    <w:p>
-      <w:pPr>
-        <w:pStyle w:val="Paragrafoelenco"/>
-        <w:numPr>
-          <w:ilvl w:val="0"/>
-          <w:numId w:val="10"/>
-        </w:numPr>
-      </w:pPr>
-      <w:r>
-        <w:t xml:space="preserve">Aggiunta possibilità di ordinare le colonne agenda </w:t>
-      </w:r>
-      <w:r>
-        <w:t xml:space="preserve">da menù Tabelle/Colonne Agenda tramite il nuovo campo Ordinamento </w:t>
-      </w:r>
-      <w:r>
-        <w:t>(</w:t>
-      </w:r>
-      <w:r>
-        <w:t xml:space="preserve">la modifica non è </w:t>
-      </w:r>
-      <w:r>
-        <w:t>ancora visibile dall'agenda)</w:t>
-      </w:r>
-    </w:p>
-    <w:p>
-      <w:pPr>
-        <w:pStyle w:val="Paragrafoelenco"/>
-        <w:numPr>
-          <w:ilvl w:val="0"/>
-          <w:numId w:val="10"/>
-        </w:numPr>
-      </w:pPr>
-      <w:r>
-        <w:t>Aggiunti nuovi parametri da Tabelle\Configurazione (GIORNI_PAGAMENTO, BANCA da 01 a 04 e IBAN da 01 a 04)</w:t>
-      </w:r>
-    </w:p>
-    <w:p>
-      <w:pPr>
-        <w:pStyle w:val="Sottotitolo"/>
-      </w:pPr>
-    </w:p>
-    <w:p>
-      <w:pPr>
-        <w:pStyle w:val="Sottotitolo"/>
-      </w:pPr>
-      <w:r>
-        <w:t>Versione1.23 del 18/04/2019</w:t>
-      </w:r>
-    </w:p>
-    <w:p>
-      <w:pPr>
-        <w:pStyle w:val="Paragrafoelenco"/>
-        <w:numPr>
-          <w:ilvl w:val="0"/>
-          <w:numId w:val="9"/>
-        </w:numPr>
-      </w:pPr>
-      <w:r>
-        <w:t xml:space="preserve">Aggiunta pagina di gestione valori di configurazione (es. campi IVA, IBAN, indirizzi </w:t>
-      </w:r>
-      <w:proofErr w:type="spellStart"/>
-      <w:r>
-        <w:t>etcetc</w:t>
-      </w:r>
-      <w:proofErr w:type="spellEnd"/>
-      <w:r>
-        <w:t>), da menu TABELLE\Gestione Configurazione</w:t>
-      </w:r>
-    </w:p>
-    <w:p>
-      <w:pPr>
-        <w:pStyle w:val="Sottotitolo"/>
-      </w:pPr>
-    </w:p>
-    <w:p>
-      <w:pPr>
-        <w:pStyle w:val="Sottotitolo"/>
-      </w:pPr>
-      <w:r>
-        <w:t>Versione1.22 del 14/04/2019</w:t>
-      </w:r>
-    </w:p>
-    <w:p>
-      <w:pPr>
-        <w:pStyle w:val="Paragrafoelenco"/>
-        <w:numPr>
-          <w:ilvl w:val="0"/>
-          <w:numId w:val="8"/>
-        </w:numPr>
-      </w:pPr>
-      <w:r>
-        <w:t>Salvataggio e modifica Note Offerta</w:t>
-      </w:r>
-    </w:p>
-    <w:p>
-      <w:pPr>
-        <w:pStyle w:val="Sottotitolo"/>
-      </w:pPr>
-    </w:p>
-    <w:p>
-      <w:pPr>
-        <w:pStyle w:val="Sottotitolo"/>
-      </w:pPr>
-      <w:r>
-        <w:t>Versione1.21 del 13/04/2019</w:t>
-      </w:r>
-    </w:p>
-    <w:p>
-      <w:pPr>
-        <w:pStyle w:val="Paragrafoelenco"/>
-        <w:numPr>
-          <w:ilvl w:val="0"/>
-          <w:numId w:val="7"/>
-        </w:numPr>
-      </w:pPr>
-      <w:r>
-        <w:lastRenderedPageBreak/>
-        <w:t>Pagina protocollo sistemato layout ricerca</w:t>
-      </w:r>
-    </w:p>
-    <w:p>
-      <w:pPr>
-        <w:pStyle w:val="Paragrafoelenco"/>
-        <w:numPr>
-          <w:ilvl w:val="0"/>
-          <w:numId w:val="7"/>
-        </w:numPr>
-      </w:pPr>
-      <w:r>
-        <w:t>Pagina protocollo, in apertura visualizza gli ultimi protocolli automaticamente</w:t>
-      </w:r>
-    </w:p>
-    <w:p>
-      <w:pPr>
-        <w:pStyle w:val="Paragrafoelenco"/>
-        <w:numPr>
-          <w:ilvl w:val="0"/>
-          <w:numId w:val="7"/>
-        </w:numPr>
-      </w:pPr>
-      <w:r>
-        <w:t>Iva recuperata da tabella e non più dal singolo articolo</w:t>
-      </w:r>
-    </w:p>
-    <w:p>
-      <w:pPr>
-        <w:pStyle w:val="Paragrafoelenco"/>
-        <w:numPr>
-          <w:ilvl w:val="0"/>
-          <w:numId w:val="7"/>
-        </w:numPr>
-      </w:pPr>
-      <w:r>
-        <w:t xml:space="preserve">Aggiunta immagine </w:t>
-      </w:r>
-      <w:proofErr w:type="spellStart"/>
-      <w:r>
-        <w:t>footer</w:t>
-      </w:r>
-      <w:proofErr w:type="spellEnd"/>
-      <w:r>
-        <w:t xml:space="preserve"> riepilogo offerta</w:t>
-      </w:r>
-    </w:p>
-    <w:p>
-      <w:pPr>
-        <w:pStyle w:val="Sottotitolo"/>
-      </w:pPr>
-    </w:p>
-    <w:p>
-      <w:pPr>
-        <w:pStyle w:val="Sottotitolo"/>
-      </w:pPr>
-      <w:r>
-        <w:t>Versione1.20 del 11/04/2019</w:t>
-      </w:r>
-    </w:p>
-    <w:p>
-      <w:pPr>
-        <w:pStyle w:val="Paragrafoelenco"/>
-        <w:numPr>
-          <w:ilvl w:val="0"/>
-          <w:numId w:val="6"/>
-        </w:numPr>
-      </w:pPr>
-      <w:r>
-        <w:t>Pagina Offerta, risolto malfunzionamento ordinamento articoli</w:t>
-      </w:r>
-    </w:p>
-    <w:p>
-      <w:pPr>
-        <w:pStyle w:val="Paragrafoelenco"/>
-        <w:numPr>
-          <w:ilvl w:val="0"/>
-          <w:numId w:val="6"/>
-        </w:numPr>
-      </w:pPr>
-      <w:r>
-        <w:t xml:space="preserve">Popolato </w:t>
-      </w:r>
-      <w:proofErr w:type="spellStart"/>
-      <w:r>
-        <w:t>footer</w:t>
-      </w:r>
-      <w:proofErr w:type="spellEnd"/>
-      <w:r>
-        <w:t xml:space="preserve"> riepilogo offerta con i dati del cliente</w:t>
-      </w:r>
-    </w:p>
-    <w:p>
-      <w:pPr>
-        <w:pStyle w:val="Paragrafoelenco"/>
-        <w:numPr>
-          <w:ilvl w:val="0"/>
-          <w:numId w:val="6"/>
-        </w:numPr>
-      </w:pPr>
-      <w:r>
-        <w:t>Pagina Protocollo, aggiunto campo di ricerca "Lavorazione"</w:t>
-      </w:r>
-    </w:p>
-    <w:p>
-      <w:pPr>
-        <w:pStyle w:val="Paragrafoelenco"/>
-        <w:numPr>
-          <w:ilvl w:val="0"/>
-          <w:numId w:val="6"/>
-        </w:numPr>
-      </w:pPr>
-      <w:r>
-        <w:t>Pagina Protocollo, aggiunta selezione con calendari a scomparsa sui campi Data</w:t>
-      </w:r>
-    </w:p>
-    <w:p>
-      <w:pPr>
-        <w:pStyle w:val="Sottotitolo"/>
-      </w:pPr>
-    </w:p>
-    <w:p>
-      <w:pPr>
-        <w:pStyle w:val="Sottotitolo"/>
-      </w:pPr>
-      <w:r>
-        <w:t>Versione1.19 del 09/04/2019</w:t>
-      </w:r>
-    </w:p>
-    <w:p>
-      <w:pPr>
-        <w:pStyle w:val="Paragrafoelenco"/>
-        <w:numPr>
-          <w:ilvl w:val="0"/>
-          <w:numId w:val="5"/>
-        </w:numPr>
-      </w:pPr>
-      <w:r>
-        <w:t>correzione bug tender: modificando un evento che conteneva uno o più tender il salvataggio falliva perché i tender risultavano già impiegati; </w:t>
-      </w:r>
-    </w:p>
-    <w:p>
-      <w:pPr>
-        <w:pStyle w:val="Paragrafoelenco"/>
-        <w:numPr>
-          <w:ilvl w:val="0"/>
-          <w:numId w:val="5"/>
-        </w:numPr>
-      </w:pPr>
-      <w:r>
-        <w:t>layout offerta: aumento altezza articoli e sistemazione popup;</w:t>
-      </w:r>
-    </w:p>
-    <w:p>
-      <w:pPr>
-        <w:pStyle w:val="Paragrafoelenco"/>
-        <w:numPr>
-          <w:ilvl w:val="0"/>
-          <w:numId w:val="5"/>
-        </w:numPr>
-      </w:pPr>
-      <w:r>
-        <w:t>ordinamento articoli in base a prezzo; </w:t>
-      </w:r>
-    </w:p>
-    <w:p>
-      <w:pPr>
-        <w:pStyle w:val="Paragrafoelenco"/>
-        <w:numPr>
-          <w:ilvl w:val="0"/>
-          <w:numId w:val="5"/>
-        </w:numPr>
-      </w:pPr>
-      <w:r>
-        <w:t>descrizione corta e lunga nelle prime due colonne del riepilogo e della stampa;</w:t>
-      </w:r>
-    </w:p>
-    <w:p>
-      <w:pPr>
-        <w:pStyle w:val="Paragrafoelenco"/>
-        <w:numPr>
-          <w:ilvl w:val="0"/>
-          <w:numId w:val="5"/>
-        </w:numPr>
-      </w:pPr>
-      <w:r>
-        <w:t>salvataggio automatico offerta in fase di visualizzazione riepilogo (allo scopo di generare un protocollo);</w:t>
-      </w:r>
-    </w:p>
-    <w:p>
-      <w:pPr>
-        <w:pStyle w:val="Paragrafoelenco"/>
-        <w:numPr>
-          <w:ilvl w:val="0"/>
-          <w:numId w:val="5"/>
-        </w:numPr>
-      </w:pPr>
-      <w:r>
-        <w:t>formattazione importi con separatore migliaia;</w:t>
-      </w:r>
-    </w:p>
-    <w:p>
-      <w:pPr>
-        <w:pStyle w:val="Paragrafoelenco"/>
-        <w:numPr>
-          <w:ilvl w:val="0"/>
-          <w:numId w:val="5"/>
-        </w:numPr>
-      </w:pPr>
-      <w:r>
-        <w:t>creazione e salvataggio pdf in fase di salvataggio offerta; </w:t>
-      </w:r>
-    </w:p>
-    <w:p>
-      <w:pPr>
-        <w:pStyle w:val="Paragrafoelenco"/>
-        <w:numPr>
-          <w:ilvl w:val="0"/>
-          <w:numId w:val="5"/>
-        </w:numPr>
-      </w:pPr>
-      <w:r>
-        <w:t>nome file pdf: Offerta_&lt;numero lavorazione&gt;</w:t>
-      </w:r>
-    </w:p>
-    <w:p>
-      <w:pPr>
-        <w:pStyle w:val="Paragrafoelenco"/>
-        <w:numPr>
-          <w:ilvl w:val="0"/>
-          <w:numId w:val="5"/>
-        </w:numPr>
-      </w:pPr>
-      <w:r>
-        <w:t>in fase di creazione/modifica evento non è più possibile passare da un sottotipo risorsa ad un altro </w:t>
-      </w:r>
-    </w:p>
-    <w:p>
-      <w:pPr>
-        <w:pStyle w:val="Paragrafoelenco"/>
-      </w:pPr>
-      <w:r>
-        <w:t>Es. se sto creando un evento per un dipendente non visualizzerò più nell'elenco le tipologie regie o extra; se sto creando un evento per regie o extra non visualizzerò più i dipendenti.</w:t>
-      </w:r>
-    </w:p>
-    <w:p>
-      <w:pPr>
-        <w:pStyle w:val="Paragrafoelenco"/>
-        <w:numPr>
-          <w:ilvl w:val="0"/>
-          <w:numId w:val="5"/>
-        </w:numPr>
-      </w:pPr>
-      <w:r>
-        <w:t xml:space="preserve">Aggiustamenti layout Pagina Articoli </w:t>
-      </w:r>
-    </w:p>
-    <w:p>
-      <w:pPr>
-        <w:pStyle w:val="Paragrafoelenco"/>
-        <w:numPr>
-          <w:ilvl w:val="0"/>
-          <w:numId w:val="5"/>
-        </w:numPr>
-      </w:pPr>
-      <w:r>
-        <w:t>Aggiustamento nomi campi Pagina Protocolli</w:t>
-      </w:r>
-    </w:p>
-    <w:p>
-      <w:pPr>
-        <w:pStyle w:val="Sottotitolo"/>
-      </w:pPr>
-    </w:p>
-    <w:p>
-      <w:pPr>
-        <w:pStyle w:val="Sottotitolo"/>
-      </w:pPr>
-      <w:r>
-        <w:t>Versione1.18 del 07/04/2019</w:t>
-      </w:r>
-    </w:p>
-    <w:p>
-      <w:pPr>
-        <w:pStyle w:val="Paragrafoelenco"/>
-        <w:numPr>
-          <w:ilvl w:val="0"/>
-          <w:numId w:val="5"/>
-        </w:numPr>
-      </w:pPr>
-      <w:r>
-        <w:t>Aggiunti campi Data Inizio Lavorazione e Produzione alla tabella Protocollo</w:t>
-      </w:r>
-    </w:p>
-    <w:p>
-      <w:pPr>
-        <w:pStyle w:val="Paragrafoelenco"/>
-        <w:numPr>
-          <w:ilvl w:val="0"/>
-          <w:numId w:val="5"/>
-        </w:numPr>
-      </w:pPr>
-      <w:r>
-        <w:t>Aggiunti campi ricerca Genere Gruppo e Sottogruppo alla pagina Articoli</w:t>
-      </w:r>
-    </w:p>
-    <w:p>
-      <w:pPr>
-        <w:pStyle w:val="Paragrafoelenco"/>
-        <w:numPr>
-          <w:ilvl w:val="0"/>
-          <w:numId w:val="5"/>
-        </w:numPr>
-      </w:pPr>
-      <w:r>
-        <w:t>Aumentata altezza Descrizione Lunga in pagina Articoli</w:t>
-      </w:r>
-    </w:p>
-    <w:p>
-      <w:pPr>
-        <w:pStyle w:val="Paragrafoelenco"/>
-        <w:numPr>
-          <w:ilvl w:val="0"/>
-          <w:numId w:val="5"/>
-        </w:numPr>
-      </w:pPr>
-      <w:r>
-        <w:t>Invertito ordine Descrizione Breve - Descrizione Lunga in tutte le schermate degli Articoli</w:t>
-      </w:r>
-    </w:p>
-    <w:p>
-      <w:pPr>
-        <w:pStyle w:val="Paragrafoelenco"/>
-        <w:numPr>
-          <w:ilvl w:val="0"/>
-          <w:numId w:val="5"/>
-        </w:numPr>
-      </w:pPr>
-      <w:r>
-        <w:t>Aggiunto campo descrizione agli Articoli Associati</w:t>
-      </w:r>
-    </w:p>
-    <w:p>
-      <w:pPr>
-        <w:pStyle w:val="Paragrafoelenco"/>
-        <w:numPr>
-          <w:ilvl w:val="0"/>
-          <w:numId w:val="5"/>
-        </w:numPr>
-      </w:pPr>
-      <w:r>
-        <w:t>Aggiunta ricerca Codice Lavorazione dalla tabella Agenda su pagina Protocollo</w:t>
-      </w:r>
-    </w:p>
-    <w:p/>
-    <w:p>
-      <w:pPr>
-        <w:pStyle w:val="Sottotitolo"/>
-      </w:pPr>
-      <w:r>
-        <w:t>Versione1.17 del 01/04/2019</w:t>
-      </w:r>
-    </w:p>
-    <w:p>
-      <w:pPr>
-        <w:pStyle w:val="Paragrafoelenco"/>
-        <w:numPr>
-          <w:ilvl w:val="0"/>
-          <w:numId w:val="4"/>
-        </w:numPr>
-      </w:pPr>
-      <w:r>
-        <w:t>Modificata grafica Tab Offerta</w:t>
-      </w:r>
-    </w:p>
-    <w:p>
-      <w:pPr>
-        <w:pStyle w:val="Paragrafoelenco"/>
-        <w:numPr>
-          <w:ilvl w:val="0"/>
-          <w:numId w:val="4"/>
-        </w:numPr>
-      </w:pPr>
-      <w:r>
-        <w:t>Campi Produzione e Luogo modificabili su evento in fase di Offerta</w:t>
-      </w:r>
-    </w:p>
-    <w:p>
-      <w:pPr>
-        <w:pStyle w:val="Sottotitolo"/>
-      </w:pPr>
-    </w:p>
-    <w:p>
-      <w:pPr>
-        <w:pStyle w:val="Sottotitolo"/>
-      </w:pPr>
-      <w:r>
-        <w:lastRenderedPageBreak/>
         <w:t>Versione1.16 del 30/03/2019</w:t>
       </w:r>
     </w:p>

--- a/VideoSystemWeb/DOCUMENTI/HELP/HELP VIDEOSYSTEM.docx
+++ b/VideoSystemWeb/DOCUMENTI/HELP/HELP VIDEOSYSTEM.docx
@@ -15,22 +15,16 @@
         <w:t>Versione 2.1.</w:t>
       </w:r>
       <w:r>
-        <w:t>4</w:t>
+        <w:t>5</w:t>
       </w:r>
       <w:r>
         <w:t xml:space="preserve"> del </w:t>
       </w:r>
       <w:r>
-        <w:t>10</w:t>
-      </w:r>
-      <w:r>
-        <w:t>/</w:t>
-      </w:r>
-      <w:r>
-        <w:t>10</w:t>
-      </w:r>
-      <w:r>
-        <w:t>/2026</w:t>
+        <w:t>24</w:t>
+      </w:r>
+      <w:r>
+        <w:t>/10/2026</w:t>
       </w:r>
     </w:p>
     <w:p>
@@ -42,10 +36,24 @@
         </w:numPr>
       </w:pPr>
       <w:r>
-        <w:t xml:space="preserve">Scadenzario: ordinamento </w:t>
-      </w:r>
-      <w:r>
-        <w:t>decrescente per ogni stato di pagamento</w:t>
+        <w:t>Scadenzario</w:t>
+      </w:r>
+      <w:r>
+        <w:t xml:space="preserve">, Stampa consulente del lavoro, </w:t>
+      </w:r>
+      <w:proofErr w:type="spellStart"/>
+      <w:r>
+        <w:t>ReportTLTime</w:t>
+      </w:r>
+      <w:proofErr w:type="spellEnd"/>
+      <w:r>
+        <w:t>, Statistiche Costi</w:t>
+      </w:r>
+      <w:r>
+        <w:t xml:space="preserve">: </w:t>
+      </w:r>
+      <w:r>
+        <w:t>possibilità di effettuare ricerche selezionando esclusivamente l’anno</w:t>
       </w:r>
     </w:p>
     <w:p>
@@ -53,6 +61,26 @@
         <w:pStyle w:val="Sottotitolo"/>
       </w:pPr>
       <w:r>
+        <w:t>Versione 2.1.4 del 10/10/2026</w:t>
+      </w:r>
+    </w:p>
+    <w:p>
+      <w:pPr>
+        <w:pStyle w:val="Paragrafoelenco"/>
+        <w:numPr>
+          <w:ilvl w:val="0"/>
+          <w:numId w:val="66"/>
+        </w:numPr>
+      </w:pPr>
+      <w:r>
+        <w:t>Scadenzario: ordinamento decrescente per ogni stato di pagamento</w:t>
+      </w:r>
+    </w:p>
+    <w:p>
+      <w:pPr>
+        <w:pStyle w:val="Sottotitolo"/>
+      </w:pPr>
+      <w:r>
         <w:t>Versione 2.1.3 del 03/10/2026</w:t>
       </w:r>
     </w:p>
@@ -348,6 +376,7 @@
         </w:numPr>
       </w:pPr>
       <w:r>
+        <w:lastRenderedPageBreak/>
         <w:t>14/06/2026 Stampa Consulente del lavoro: nuovi filtri di ricerca</w:t>
       </w:r>
     </w:p>
@@ -392,16 +421,475 @@
         </w:numPr>
       </w:pPr>
       <w:r>
+        <w:t xml:space="preserve">20/05/2026 Rimborso km: impostato importo lordo uguale al netto; Figure professionali: esclusi dalla ricerca i collaboratori non attivi; validazione specifica per CF; Report Consulente Lavoro: quota mista nella query letta dalla tabella di </w:t>
+      </w:r>
+      <w:proofErr w:type="spellStart"/>
+      <w:r>
+        <w:t>config</w:t>
+      </w:r>
+      <w:proofErr w:type="spellEnd"/>
+      <w:r>
+        <w:t>; aggiunto conteggio collaboratori estratti; Scadenzario: aggiunto filtro mese/anno per impostare ricerca più velocemente</w:t>
+      </w:r>
+    </w:p>
+    <w:p>
+      <w:pPr>
+        <w:pStyle w:val="Paragrafoelenco"/>
+        <w:numPr>
+          <w:ilvl w:val="0"/>
+          <w:numId w:val="66"/>
+        </w:numPr>
+      </w:pPr>
+      <w:r>
+        <w:t>16/05/2026 Stampa Collaboratori: sezione eliminata (disabilitata) Stampa Consulente del lavoro: Rinominato in Stampa Collaboratori; Visualizzazioni dettagliata e sintetica; Riorganizzazione delle colonne; Pulsante stampa nascosto; Nuovo filtro tempo determinato/indeterminato; Nome lavorazione spostato nel riepilogo; Filtro Nominativo spostato come prima voce Scadenzario: Nuovo filtro lavorazione (aggiunta anche colonna in griglia risultati)</w:t>
+      </w:r>
+    </w:p>
+    <w:p>
+      <w:pPr>
+        <w:pStyle w:val="Paragrafoelenco"/>
+        <w:numPr>
+          <w:ilvl w:val="0"/>
+          <w:numId w:val="66"/>
+        </w:numPr>
+      </w:pPr>
+      <w:r>
+        <w:t xml:space="preserve">05/05/2026 Statistiche ricavi: </w:t>
+      </w:r>
+      <w:proofErr w:type="spellStart"/>
+      <w:r>
+        <w:t>bugfix</w:t>
+      </w:r>
+      <w:proofErr w:type="spellEnd"/>
+      <w:r>
+        <w:t xml:space="preserve"> query; Anagrafica collaboratori: </w:t>
+      </w:r>
+      <w:proofErr w:type="spellStart"/>
+      <w:r>
+        <w:t>bugfix</w:t>
+      </w:r>
+      <w:proofErr w:type="spellEnd"/>
+      <w:r>
+        <w:t xml:space="preserve"> inserimento telefono</w:t>
+      </w:r>
+    </w:p>
+    <w:p>
+      <w:pPr>
+        <w:pStyle w:val="Paragrafoelenco"/>
+        <w:numPr>
+          <w:ilvl w:val="0"/>
+          <w:numId w:val="66"/>
+        </w:numPr>
+      </w:pPr>
+      <w:r>
+        <w:t xml:space="preserve">04/05/2026 Anagrafica collaboratori: campi obbligatori; Lavorazione: sostituita voce 'Rimborso km' con 'Mista'; Stampa consulente del lavoro: prime modifiche per nuovi filtri (non terminata); </w:t>
+      </w:r>
+      <w:proofErr w:type="spellStart"/>
+      <w:r>
+        <w:t>bugfix</w:t>
+      </w:r>
+      <w:proofErr w:type="spellEnd"/>
+    </w:p>
+    <w:p>
+      <w:pPr>
+        <w:pStyle w:val="Paragrafoelenco"/>
+        <w:numPr>
+          <w:ilvl w:val="0"/>
+          <w:numId w:val="66"/>
+        </w:numPr>
+      </w:pPr>
+      <w:r>
+        <w:t xml:space="preserve">24/04/2026 Statistiche Costi: link alla lavorazione, filtro mese ed anno, descrizione lavorazione nell'intestazione, </w:t>
+      </w:r>
+      <w:proofErr w:type="spellStart"/>
+      <w:r>
+        <w:t>bugfix</w:t>
+      </w:r>
+      <w:proofErr w:type="spellEnd"/>
+    </w:p>
+    <w:p>
+      <w:pPr>
+        <w:pStyle w:val="Paragrafoelenco"/>
+        <w:numPr>
+          <w:ilvl w:val="0"/>
+          <w:numId w:val="66"/>
+        </w:numPr>
+      </w:pPr>
+      <w:r>
+        <w:t xml:space="preserve">21/04/2026 Statistiche Costi: </w:t>
+      </w:r>
+      <w:proofErr w:type="spellStart"/>
+      <w:r>
+        <w:t>Bugfix</w:t>
+      </w:r>
+      <w:proofErr w:type="spellEnd"/>
+      <w:r>
+        <w:t xml:space="preserve"> ricerca e popolamento tendina sottogruppo</w:t>
+      </w:r>
+    </w:p>
+    <w:p>
+      <w:pPr>
+        <w:pStyle w:val="Paragrafoelenco"/>
+        <w:numPr>
+          <w:ilvl w:val="0"/>
+          <w:numId w:val="66"/>
+        </w:numPr>
+      </w:pPr>
+      <w:r>
+        <w:t xml:space="preserve">14/04/2026 </w:t>
+      </w:r>
+      <w:proofErr w:type="spellStart"/>
+      <w:r>
+        <w:t>Bugfix</w:t>
+      </w:r>
+      <w:proofErr w:type="spellEnd"/>
+      <w:r>
+        <w:t xml:space="preserve"> Statistiche Costi</w:t>
+      </w:r>
+    </w:p>
+    <w:p>
+      <w:pPr>
+        <w:pStyle w:val="Paragrafoelenco"/>
+        <w:numPr>
+          <w:ilvl w:val="0"/>
+          <w:numId w:val="66"/>
+        </w:numPr>
+      </w:pPr>
+      <w:r>
+        <w:t xml:space="preserve">14/04/2026 </w:t>
+      </w:r>
+      <w:proofErr w:type="spellStart"/>
+      <w:r>
+        <w:t>Bugfix</w:t>
+      </w:r>
+      <w:proofErr w:type="spellEnd"/>
+      <w:r>
+        <w:t xml:space="preserve"> query Statistiche Costi</w:t>
+      </w:r>
+    </w:p>
+    <w:p>
+      <w:pPr>
+        <w:pStyle w:val="Paragrafoelenco"/>
+        <w:numPr>
+          <w:ilvl w:val="0"/>
+          <w:numId w:val="66"/>
+        </w:numPr>
+      </w:pPr>
+      <w:r>
+        <w:t xml:space="preserve">31/03/2026 Report Collaboratori: </w:t>
+      </w:r>
+      <w:proofErr w:type="spellStart"/>
+      <w:r>
+        <w:t>bugfix</w:t>
+      </w:r>
+      <w:proofErr w:type="spellEnd"/>
+      <w:r>
+        <w:t xml:space="preserve"> nella ricerca quando manca indirizzo e città</w:t>
+      </w:r>
+    </w:p>
+    <w:p>
+      <w:pPr>
+        <w:pStyle w:val="Paragrafoelenco"/>
+        <w:numPr>
+          <w:ilvl w:val="0"/>
+          <w:numId w:val="66"/>
+        </w:numPr>
+      </w:pPr>
+      <w:r>
+        <w:t xml:space="preserve">20/03/2026 Statistica Costi: </w:t>
+      </w:r>
+      <w:proofErr w:type="spellStart"/>
+      <w:r>
+        <w:t>Bugfix</w:t>
+      </w:r>
+      <w:proofErr w:type="spellEnd"/>
+      <w:r>
+        <w:t xml:space="preserve"> nome collaboratori</w:t>
+      </w:r>
+    </w:p>
+    <w:p>
+      <w:pPr>
+        <w:pStyle w:val="Paragrafoelenco"/>
+        <w:numPr>
+          <w:ilvl w:val="0"/>
+          <w:numId w:val="66"/>
+        </w:numPr>
+      </w:pPr>
+      <w:r>
+        <w:t xml:space="preserve">19/03/2026 Scadenzario: </w:t>
+      </w:r>
+      <w:proofErr w:type="spellStart"/>
+      <w:r>
+        <w:t>bugfix</w:t>
+      </w:r>
+      <w:proofErr w:type="spellEnd"/>
+      <w:r>
+        <w:t xml:space="preserve"> filtro fornitori e clienti che includeva anche buste paga</w:t>
+      </w:r>
+    </w:p>
+    <w:p>
+      <w:pPr>
+        <w:pStyle w:val="Paragrafoelenco"/>
+        <w:numPr>
+          <w:ilvl w:val="0"/>
+          <w:numId w:val="66"/>
+        </w:numPr>
+      </w:pPr>
+      <w:r>
+        <w:t>17/03/2026 Statistiche Ricavi: ripristino dell'importo lordo</w:t>
+      </w:r>
+    </w:p>
+    <w:p>
+      <w:pPr>
+        <w:pStyle w:val="Paragrafoelenco"/>
+        <w:numPr>
+          <w:ilvl w:val="0"/>
+          <w:numId w:val="66"/>
+        </w:numPr>
+      </w:pPr>
+      <w:r>
+        <w:t>17/03/2026 Statistiche: sostituzione dell'importo lordo con l'importo netto; Scadenzario: filtro busta paga aggiunto in 'tutti'</w:t>
+      </w:r>
+    </w:p>
+    <w:p>
+      <w:pPr>
+        <w:pStyle w:val="Paragrafoelenco"/>
+        <w:numPr>
+          <w:ilvl w:val="0"/>
+          <w:numId w:val="66"/>
+        </w:numPr>
+      </w:pPr>
+      <w:r>
+        <w:t>15/03/2026 Statistiche costi: filtro fornitore agisce anche sul collaboratore, le diarie vengono elencate e non più raggruppate</w:t>
+      </w:r>
+    </w:p>
+    <w:p>
+      <w:pPr>
+        <w:pStyle w:val="Paragrafoelenco"/>
+        <w:numPr>
+          <w:ilvl w:val="0"/>
+          <w:numId w:val="66"/>
+        </w:numPr>
+      </w:pPr>
+      <w:r>
+        <w:t>08/03/2026 Statistiche costi: separazione collaboratori assunti; data esatta nei collaboratori; Statistiche ricavi: totale listino costo e ricavo in cima alla griglia</w:t>
+      </w:r>
+    </w:p>
+    <w:p>
+      <w:pPr>
+        <w:pStyle w:val="Paragrafoelenco"/>
+        <w:numPr>
+          <w:ilvl w:val="0"/>
+          <w:numId w:val="66"/>
+        </w:numPr>
+      </w:pPr>
+      <w:r>
+        <w:t>26/02/2026 Modifica query statistiche Costi</w:t>
+      </w:r>
+    </w:p>
+    <w:p>
+      <w:pPr>
+        <w:pStyle w:val="Paragrafoelenco"/>
+        <w:numPr>
+          <w:ilvl w:val="0"/>
+          <w:numId w:val="66"/>
+        </w:numPr>
+      </w:pPr>
+      <w:r>
+        <w:t>24/02/2026 Visualizzazione Documento Offerta in Statistiche Costi se non presente fattura; Impaginazione e visualizzazione totali in cima alla griglia in statistiche Costi</w:t>
+      </w:r>
+    </w:p>
+    <w:p>
+      <w:pPr>
+        <w:pStyle w:val="Paragrafoelenco"/>
+        <w:numPr>
+          <w:ilvl w:val="0"/>
+          <w:numId w:val="66"/>
+        </w:numPr>
+      </w:pPr>
+      <w:r>
+        <w:t>14/02/2026 Visualizzazione Collaboratori</w:t>
+      </w:r>
+    </w:p>
+    <w:p>
+      <w:pPr>
+        <w:pStyle w:val="Paragrafoelenco"/>
+        <w:numPr>
+          <w:ilvl w:val="0"/>
+          <w:numId w:val="66"/>
+        </w:numPr>
+      </w:pPr>
+      <w:r>
+        <w:t>14/02/2026 Separazione Collaboratori a Fattura; Impaginazione Statistiche Costi</w:t>
+      </w:r>
+    </w:p>
+    <w:p>
+      <w:pPr>
+        <w:pStyle w:val="Paragrafoelenco"/>
+        <w:numPr>
+          <w:ilvl w:val="0"/>
+          <w:numId w:val="66"/>
+        </w:numPr>
+      </w:pPr>
+      <w:r>
+        <w:t xml:space="preserve">14/02/2026 </w:t>
+      </w:r>
+      <w:proofErr w:type="spellStart"/>
+      <w:r>
+        <w:t>Bugfix</w:t>
+      </w:r>
+      <w:proofErr w:type="spellEnd"/>
+      <w:r>
+        <w:t xml:space="preserve"> statistica costi, visualizzazione fattura e interventi minori</w:t>
+      </w:r>
+    </w:p>
+    <w:p>
+      <w:pPr>
+        <w:pStyle w:val="Paragrafoelenco"/>
+        <w:numPr>
+          <w:ilvl w:val="0"/>
+          <w:numId w:val="66"/>
+        </w:numPr>
+      </w:pPr>
+      <w:r>
+        <w:t xml:space="preserve">08/02/2026 </w:t>
+      </w:r>
+      <w:proofErr w:type="spellStart"/>
+      <w:r>
+        <w:t>Bugfix</w:t>
+      </w:r>
+      <w:proofErr w:type="spellEnd"/>
+      <w:r>
+        <w:t xml:space="preserve"> lavorazione e statistiche costi</w:t>
+      </w:r>
+    </w:p>
+    <w:p>
+      <w:pPr>
+        <w:pStyle w:val="Paragrafoelenco"/>
+        <w:numPr>
+          <w:ilvl w:val="0"/>
+          <w:numId w:val="66"/>
+        </w:numPr>
+      </w:pPr>
+      <w:r>
+        <w:t>31/01/2026 Nuova gestione Genere Gruppo Sottogruppo; Modifiche varie</w:t>
+      </w:r>
+    </w:p>
+    <w:p>
+      <w:pPr>
+        <w:pStyle w:val="Paragrafoelenco"/>
+        <w:numPr>
+          <w:ilvl w:val="0"/>
+          <w:numId w:val="66"/>
+        </w:numPr>
+      </w:pPr>
+      <w:r>
+        <w:t>05/01/2026 Modifica tipologia Personale Tecnico</w:t>
+      </w:r>
+    </w:p>
+    <w:p>
+      <w:pPr>
+        <w:pStyle w:val="Paragrafoelenco"/>
+        <w:numPr>
+          <w:ilvl w:val="0"/>
+          <w:numId w:val="66"/>
+        </w:numPr>
+      </w:pPr>
+      <w:r>
+        <w:t>10/12/2025 Nuovo filtro scadenzario; Modifica note consuntivo</w:t>
+      </w:r>
+    </w:p>
+    <w:p>
+      <w:pPr>
+        <w:pStyle w:val="Paragrafoelenco"/>
+        <w:numPr>
+          <w:ilvl w:val="0"/>
+          <w:numId w:val="66"/>
+        </w:numPr>
+      </w:pPr>
+      <w:r>
+        <w:t xml:space="preserve">30/11/2025 </w:t>
+      </w:r>
+      <w:proofErr w:type="spellStart"/>
+      <w:r>
+        <w:t>Bugfix</w:t>
+      </w:r>
+      <w:proofErr w:type="spellEnd"/>
+      <w:r>
+        <w:t xml:space="preserve"> Collaboratori di Giornata</w:t>
+      </w:r>
+    </w:p>
+    <w:p>
+      <w:pPr>
+        <w:pStyle w:val="Paragrafoelenco"/>
+        <w:numPr>
+          <w:ilvl w:val="0"/>
+          <w:numId w:val="66"/>
+        </w:numPr>
+      </w:pPr>
+      <w:r>
+        <w:t xml:space="preserve">21/11/2025 </w:t>
+      </w:r>
+      <w:proofErr w:type="spellStart"/>
+      <w:r>
+        <w:t>Bugfix</w:t>
+      </w:r>
+      <w:proofErr w:type="spellEnd"/>
+      <w:r>
+        <w:t xml:space="preserve"> protocollo; Campo protocollo in scadenzario; colonna ex-dipendenti disabilitata di default</w:t>
+      </w:r>
+    </w:p>
+    <w:p>
+      <w:pPr>
+        <w:pStyle w:val="Paragrafoelenco"/>
+        <w:numPr>
+          <w:ilvl w:val="0"/>
+          <w:numId w:val="66"/>
+        </w:numPr>
+      </w:pPr>
+      <w:r>
+        <w:t>20/11/2025 Nuovo stato 'Fattura SDI' attivabile in fase di protocollo; nuova colonna 'Ex-dipendenti' in Agenda; correzione bug nella query dello Scadenzario</w:t>
+      </w:r>
+    </w:p>
+    <w:p>
+      <w:pPr>
+        <w:pStyle w:val="Paragrafoelenco"/>
+        <w:numPr>
+          <w:ilvl w:val="0"/>
+          <w:numId w:val="66"/>
+        </w:numPr>
+      </w:pPr>
+      <w:r>
+        <w:t>27/09/2025 Bug filtri date in Stampa Collaboratori</w:t>
+      </w:r>
+    </w:p>
+    <w:p>
+      <w:pPr>
+        <w:pStyle w:val="Paragrafoelenco"/>
+        <w:numPr>
+          <w:ilvl w:val="0"/>
+          <w:numId w:val="66"/>
+        </w:numPr>
+      </w:pPr>
+      <w:r>
+        <w:t xml:space="preserve">23/09/2025 Modifica al campo Quantità in </w:t>
+      </w:r>
+      <w:proofErr w:type="spellStart"/>
+      <w:r>
+        <w:t>Dati_Articoli_Lavorazione</w:t>
+      </w:r>
+      <w:proofErr w:type="spellEnd"/>
+    </w:p>
+    <w:p>
+      <w:pPr>
+        <w:pStyle w:val="Paragrafoelenco"/>
+        <w:numPr>
+          <w:ilvl w:val="0"/>
+          <w:numId w:val="66"/>
+        </w:numPr>
+      </w:pPr>
+      <w:r>
         <w:lastRenderedPageBreak/>
-        <w:t xml:space="preserve">20/05/2026 Rimborso km: impostato importo lordo uguale al netto; Figure professionali: esclusi dalla ricerca i collaboratori non attivi; validazione specifica per CF; Report Consulente Lavoro: quota mista nella query letta dalla tabella di </w:t>
-      </w:r>
-      <w:proofErr w:type="spellStart"/>
-      <w:r>
-        <w:t>config</w:t>
-      </w:r>
-      <w:proofErr w:type="spellEnd"/>
-      <w:r>
-        <w:t>; aggiunto conteggio collaboratori estratti; Scadenzario: aggiunto filtro mese/anno per impostare ricerca più velocemente</w:t>
+        <w:t>19/05/2025 Campo Cliente/Fornitore obbligatorio in Protocolli</w:t>
       </w:r>
     </w:p>
     <w:p>
@@ -413,7 +901,7 @@
         </w:numPr>
       </w:pPr>
       <w:r>
-        <w:t>16/05/2026 Stampa Collaboratori: sezione eliminata (disabilitata) Stampa Consulente del lavoro: Rinominato in Stampa Collaboratori; Visualizzazioni dettagliata e sintetica; Riorganizzazione delle colonne; Pulsante stampa nascosto; Nuovo filtro tempo determinato/indeterminato; Nome lavorazione spostato nel riepilogo; Filtro Nominativo spostato come prima voce Scadenzario: Nuovo filtro lavorazione (aggiunta anche colonna in griglia risultati)</w:t>
+        <w:t>04/04/2025 Segnalazione Statistiche costi</w:t>
       </w:r>
     </w:p>
     <w:p>
@@ -425,23 +913,7 @@
         </w:numPr>
       </w:pPr>
       <w:r>
-        <w:t xml:space="preserve">05/05/2026 Statistiche ricavi: </w:t>
-      </w:r>
-      <w:proofErr w:type="spellStart"/>
-      <w:r>
-        <w:t>bugfix</w:t>
-      </w:r>
-      <w:proofErr w:type="spellEnd"/>
-      <w:r>
-        <w:t xml:space="preserve"> query; Anagrafica collaboratori: </w:t>
-      </w:r>
-      <w:proofErr w:type="spellStart"/>
-      <w:r>
-        <w:t>bugfix</w:t>
-      </w:r>
-      <w:proofErr w:type="spellEnd"/>
-      <w:r>
-        <w:t xml:space="preserve"> inserimento telefono</w:t>
+        <w:t>30/03/2025 Ricerca in scadenzario per data fattura e interventi vari su Protocollo e Scadenzario</w:t>
       </w:r>
     </w:p>
     <w:p>
@@ -453,13 +925,8 @@
         </w:numPr>
       </w:pPr>
       <w:r>
-        <w:t xml:space="preserve">04/05/2026 Anagrafica collaboratori: campi obbligatori; Lavorazione: sostituita voce 'Rimborso km' con 'Mista'; Stampa consulente del lavoro: prime modifiche per nuovi filtri (non terminata); </w:t>
-      </w:r>
-      <w:proofErr w:type="spellStart"/>
-      <w:r>
-        <w:t>bugfix</w:t>
-      </w:r>
-      <w:proofErr w:type="spellEnd"/>
+        <w:t>16/07/2024 Modifiche Gestione Protocolli, Statistiche Ricavi ed errore creazione Offerta</w:t>
+      </w:r>
     </w:p>
     <w:p>
       <w:pPr>
@@ -470,445 +937,6 @@
         </w:numPr>
       </w:pPr>
       <w:r>
-        <w:t xml:space="preserve">24/04/2026 Statistiche Costi: link alla lavorazione, filtro mese ed anno, descrizione lavorazione nell'intestazione, </w:t>
-      </w:r>
-      <w:proofErr w:type="spellStart"/>
-      <w:r>
-        <w:t>bugfix</w:t>
-      </w:r>
-      <w:proofErr w:type="spellEnd"/>
-    </w:p>
-    <w:p>
-      <w:pPr>
-        <w:pStyle w:val="Paragrafoelenco"/>
-        <w:numPr>
-          <w:ilvl w:val="0"/>
-          <w:numId w:val="66"/>
-        </w:numPr>
-      </w:pPr>
-      <w:r>
-        <w:t xml:space="preserve">21/04/2026 Statistiche Costi: </w:t>
-      </w:r>
-      <w:proofErr w:type="spellStart"/>
-      <w:r>
-        <w:t>Bugfix</w:t>
-      </w:r>
-      <w:proofErr w:type="spellEnd"/>
-      <w:r>
-        <w:t xml:space="preserve"> ricerca e popolamento tendina sottogruppo</w:t>
-      </w:r>
-    </w:p>
-    <w:p>
-      <w:pPr>
-        <w:pStyle w:val="Paragrafoelenco"/>
-        <w:numPr>
-          <w:ilvl w:val="0"/>
-          <w:numId w:val="66"/>
-        </w:numPr>
-      </w:pPr>
-      <w:r>
-        <w:t xml:space="preserve">14/04/2026 </w:t>
-      </w:r>
-      <w:proofErr w:type="spellStart"/>
-      <w:r>
-        <w:t>Bugfix</w:t>
-      </w:r>
-      <w:proofErr w:type="spellEnd"/>
-      <w:r>
-        <w:t xml:space="preserve"> Statistiche Costi</w:t>
-      </w:r>
-    </w:p>
-    <w:p>
-      <w:pPr>
-        <w:pStyle w:val="Paragrafoelenco"/>
-        <w:numPr>
-          <w:ilvl w:val="0"/>
-          <w:numId w:val="66"/>
-        </w:numPr>
-      </w:pPr>
-      <w:r>
-        <w:t xml:space="preserve">14/04/2026 </w:t>
-      </w:r>
-      <w:proofErr w:type="spellStart"/>
-      <w:r>
-        <w:t>Bugfix</w:t>
-      </w:r>
-      <w:proofErr w:type="spellEnd"/>
-      <w:r>
-        <w:t xml:space="preserve"> query Statistiche Costi</w:t>
-      </w:r>
-    </w:p>
-    <w:p>
-      <w:pPr>
-        <w:pStyle w:val="Paragrafoelenco"/>
-        <w:numPr>
-          <w:ilvl w:val="0"/>
-          <w:numId w:val="66"/>
-        </w:numPr>
-      </w:pPr>
-      <w:r>
-        <w:t xml:space="preserve">31/03/2026 Report Collaboratori: </w:t>
-      </w:r>
-      <w:proofErr w:type="spellStart"/>
-      <w:r>
-        <w:t>bugfix</w:t>
-      </w:r>
-      <w:proofErr w:type="spellEnd"/>
-      <w:r>
-        <w:t xml:space="preserve"> nella ricerca quando manca indirizzo e città</w:t>
-      </w:r>
-    </w:p>
-    <w:p>
-      <w:pPr>
-        <w:pStyle w:val="Paragrafoelenco"/>
-        <w:numPr>
-          <w:ilvl w:val="0"/>
-          <w:numId w:val="66"/>
-        </w:numPr>
-      </w:pPr>
-      <w:r>
-        <w:t xml:space="preserve">20/03/2026 Statistica Costi: </w:t>
-      </w:r>
-      <w:proofErr w:type="spellStart"/>
-      <w:r>
-        <w:t>Bugfix</w:t>
-      </w:r>
-      <w:proofErr w:type="spellEnd"/>
-      <w:r>
-        <w:t xml:space="preserve"> nome collaboratori</w:t>
-      </w:r>
-    </w:p>
-    <w:p>
-      <w:pPr>
-        <w:pStyle w:val="Paragrafoelenco"/>
-        <w:numPr>
-          <w:ilvl w:val="0"/>
-          <w:numId w:val="66"/>
-        </w:numPr>
-      </w:pPr>
-      <w:r>
-        <w:t xml:space="preserve">19/03/2026 Scadenzario: </w:t>
-      </w:r>
-      <w:proofErr w:type="spellStart"/>
-      <w:r>
-        <w:t>bugfix</w:t>
-      </w:r>
-      <w:proofErr w:type="spellEnd"/>
-      <w:r>
-        <w:t xml:space="preserve"> filtro fornitori e clienti che includeva anche buste paga</w:t>
-      </w:r>
-    </w:p>
-    <w:p>
-      <w:pPr>
-        <w:pStyle w:val="Paragrafoelenco"/>
-        <w:numPr>
-          <w:ilvl w:val="0"/>
-          <w:numId w:val="66"/>
-        </w:numPr>
-      </w:pPr>
-      <w:r>
-        <w:t>17/03/2026 Statistiche Ricavi: ripristino dell'importo lordo</w:t>
-      </w:r>
-    </w:p>
-    <w:p>
-      <w:pPr>
-        <w:pStyle w:val="Paragrafoelenco"/>
-        <w:numPr>
-          <w:ilvl w:val="0"/>
-          <w:numId w:val="66"/>
-        </w:numPr>
-      </w:pPr>
-      <w:r>
-        <w:t>17/03/2026 Statistiche: sostituzione dell'importo lordo con l'importo netto; Scadenzario: filtro busta paga aggiunto in 'tutti'</w:t>
-      </w:r>
-    </w:p>
-    <w:p>
-      <w:pPr>
-        <w:pStyle w:val="Paragrafoelenco"/>
-        <w:numPr>
-          <w:ilvl w:val="0"/>
-          <w:numId w:val="66"/>
-        </w:numPr>
-      </w:pPr>
-      <w:r>
-        <w:t>15/03/2026 Statistiche costi: filtro fornitore agisce anche sul collaboratore, le diarie vengono elencate e non più raggruppate</w:t>
-      </w:r>
-    </w:p>
-    <w:p>
-      <w:pPr>
-        <w:pStyle w:val="Paragrafoelenco"/>
-        <w:numPr>
-          <w:ilvl w:val="0"/>
-          <w:numId w:val="66"/>
-        </w:numPr>
-      </w:pPr>
-      <w:r>
-        <w:t>08/03/2026 Statistiche costi: separazione collaboratori assunti; data esatta nei collaboratori; Statistiche ricavi: totale listino costo e ricavo in cima alla griglia</w:t>
-      </w:r>
-    </w:p>
-    <w:p>
-      <w:pPr>
-        <w:pStyle w:val="Paragrafoelenco"/>
-        <w:numPr>
-          <w:ilvl w:val="0"/>
-          <w:numId w:val="66"/>
-        </w:numPr>
-      </w:pPr>
-      <w:r>
-        <w:t>26/02/2026 Modifica query statistiche Costi</w:t>
-      </w:r>
-    </w:p>
-    <w:p>
-      <w:pPr>
-        <w:pStyle w:val="Paragrafoelenco"/>
-        <w:numPr>
-          <w:ilvl w:val="0"/>
-          <w:numId w:val="66"/>
-        </w:numPr>
-      </w:pPr>
-      <w:r>
-        <w:t>24/02/2026 Visualizzazione Documento Offerta in Statistiche Costi se non presente fattura; Impaginazione e visualizzazione totali in cima alla griglia in statistiche Costi</w:t>
-      </w:r>
-    </w:p>
-    <w:p>
-      <w:pPr>
-        <w:pStyle w:val="Paragrafoelenco"/>
-        <w:numPr>
-          <w:ilvl w:val="0"/>
-          <w:numId w:val="66"/>
-        </w:numPr>
-      </w:pPr>
-      <w:r>
-        <w:t>14/02/2026 Visualizzazione Collaboratori</w:t>
-      </w:r>
-    </w:p>
-    <w:p>
-      <w:pPr>
-        <w:pStyle w:val="Paragrafoelenco"/>
-        <w:numPr>
-          <w:ilvl w:val="0"/>
-          <w:numId w:val="66"/>
-        </w:numPr>
-      </w:pPr>
-      <w:r>
-        <w:t>14/02/2026 Separazione Collaboratori a Fattura; Impaginazione Statistiche Costi</w:t>
-      </w:r>
-    </w:p>
-    <w:p>
-      <w:pPr>
-        <w:pStyle w:val="Paragrafoelenco"/>
-        <w:numPr>
-          <w:ilvl w:val="0"/>
-          <w:numId w:val="66"/>
-        </w:numPr>
-      </w:pPr>
-      <w:r>
-        <w:t xml:space="preserve">14/02/2026 </w:t>
-      </w:r>
-      <w:proofErr w:type="spellStart"/>
-      <w:r>
-        <w:t>Bugfix</w:t>
-      </w:r>
-      <w:proofErr w:type="spellEnd"/>
-      <w:r>
-        <w:t xml:space="preserve"> statistica costi, visualizzazione fattura e interventi minori</w:t>
-      </w:r>
-    </w:p>
-    <w:p>
-      <w:pPr>
-        <w:pStyle w:val="Paragrafoelenco"/>
-        <w:numPr>
-          <w:ilvl w:val="0"/>
-          <w:numId w:val="66"/>
-        </w:numPr>
-      </w:pPr>
-      <w:r>
-        <w:t xml:space="preserve">08/02/2026 </w:t>
-      </w:r>
-      <w:proofErr w:type="spellStart"/>
-      <w:r>
-        <w:t>Bugfix</w:t>
-      </w:r>
-      <w:proofErr w:type="spellEnd"/>
-      <w:r>
-        <w:t xml:space="preserve"> lavorazione e statistiche costi</w:t>
-      </w:r>
-    </w:p>
-    <w:p>
-      <w:pPr>
-        <w:pStyle w:val="Paragrafoelenco"/>
-        <w:numPr>
-          <w:ilvl w:val="0"/>
-          <w:numId w:val="66"/>
-        </w:numPr>
-      </w:pPr>
-      <w:r>
-        <w:t>31/01/2026 Nuova gestione Genere Gruppo Sottogruppo; Modifiche varie</w:t>
-      </w:r>
-    </w:p>
-    <w:p>
-      <w:pPr>
-        <w:pStyle w:val="Paragrafoelenco"/>
-        <w:numPr>
-          <w:ilvl w:val="0"/>
-          <w:numId w:val="66"/>
-        </w:numPr>
-      </w:pPr>
-      <w:r>
-        <w:t>05/01/2026 Modifica tipologia Personale Tecnico</w:t>
-      </w:r>
-    </w:p>
-    <w:p>
-      <w:pPr>
-        <w:pStyle w:val="Paragrafoelenco"/>
-        <w:numPr>
-          <w:ilvl w:val="0"/>
-          <w:numId w:val="66"/>
-        </w:numPr>
-      </w:pPr>
-      <w:r>
-        <w:t>10/12/2025 Nuovo filtro scadenzario; Modifica note consuntivo</w:t>
-      </w:r>
-    </w:p>
-    <w:p>
-      <w:pPr>
-        <w:pStyle w:val="Paragrafoelenco"/>
-        <w:numPr>
-          <w:ilvl w:val="0"/>
-          <w:numId w:val="66"/>
-        </w:numPr>
-      </w:pPr>
-      <w:r>
-        <w:t xml:space="preserve">30/11/2025 </w:t>
-      </w:r>
-      <w:proofErr w:type="spellStart"/>
-      <w:r>
-        <w:t>Bugfix</w:t>
-      </w:r>
-      <w:proofErr w:type="spellEnd"/>
-      <w:r>
-        <w:t xml:space="preserve"> Collaboratori di Giornata</w:t>
-      </w:r>
-    </w:p>
-    <w:p>
-      <w:pPr>
-        <w:pStyle w:val="Paragrafoelenco"/>
-        <w:numPr>
-          <w:ilvl w:val="0"/>
-          <w:numId w:val="66"/>
-        </w:numPr>
-      </w:pPr>
-      <w:r>
-        <w:t xml:space="preserve">21/11/2025 </w:t>
-      </w:r>
-      <w:proofErr w:type="spellStart"/>
-      <w:r>
-        <w:t>Bugfix</w:t>
-      </w:r>
-      <w:proofErr w:type="spellEnd"/>
-      <w:r>
-        <w:t xml:space="preserve"> protocollo; Campo protocollo in scadenzario; colonna ex-dipendenti disabilitata di default</w:t>
-      </w:r>
-    </w:p>
-    <w:p>
-      <w:pPr>
-        <w:pStyle w:val="Paragrafoelenco"/>
-        <w:numPr>
-          <w:ilvl w:val="0"/>
-          <w:numId w:val="66"/>
-        </w:numPr>
-      </w:pPr>
-      <w:r>
-        <w:t>20/11/2025 Nuovo stato 'Fattura SDI' attivabile in fase di protocollo; nuova colonna 'Ex-dipendenti' in Agenda; correzione bug nella query dello Scadenzario</w:t>
-      </w:r>
-    </w:p>
-    <w:p>
-      <w:pPr>
-        <w:pStyle w:val="Paragrafoelenco"/>
-        <w:numPr>
-          <w:ilvl w:val="0"/>
-          <w:numId w:val="66"/>
-        </w:numPr>
-      </w:pPr>
-      <w:r>
-        <w:t>27/09/2025 Bug filtri date in Stampa Collaboratori</w:t>
-      </w:r>
-    </w:p>
-    <w:p>
-      <w:pPr>
-        <w:pStyle w:val="Paragrafoelenco"/>
-        <w:numPr>
-          <w:ilvl w:val="0"/>
-          <w:numId w:val="66"/>
-        </w:numPr>
-      </w:pPr>
-      <w:r>
-        <w:t xml:space="preserve">23/09/2025 Modifica al campo Quantità in </w:t>
-      </w:r>
-      <w:proofErr w:type="spellStart"/>
-      <w:r>
-        <w:t>Dati_Articoli_Lavorazione</w:t>
-      </w:r>
-      <w:proofErr w:type="spellEnd"/>
-    </w:p>
-    <w:p>
-      <w:pPr>
-        <w:pStyle w:val="Paragrafoelenco"/>
-        <w:numPr>
-          <w:ilvl w:val="0"/>
-          <w:numId w:val="66"/>
-        </w:numPr>
-      </w:pPr>
-      <w:r>
-        <w:t>19/05/2025 Campo Cliente/Fornitore obbligatorio in Protocolli</w:t>
-      </w:r>
-    </w:p>
-    <w:p>
-      <w:pPr>
-        <w:pStyle w:val="Paragrafoelenco"/>
-        <w:numPr>
-          <w:ilvl w:val="0"/>
-          <w:numId w:val="66"/>
-        </w:numPr>
-      </w:pPr>
-      <w:r>
-        <w:t>04/04/2025 Segnalazione Statistiche costi</w:t>
-      </w:r>
-    </w:p>
-    <w:p>
-      <w:pPr>
-        <w:pStyle w:val="Paragrafoelenco"/>
-        <w:numPr>
-          <w:ilvl w:val="0"/>
-          <w:numId w:val="66"/>
-        </w:numPr>
-      </w:pPr>
-      <w:r>
-        <w:t>30/03/2025 Ricerca in scadenzario per data fattura e interventi vari su Protocollo e Scadenzario</w:t>
-      </w:r>
-    </w:p>
-    <w:p>
-      <w:pPr>
-        <w:pStyle w:val="Paragrafoelenco"/>
-        <w:numPr>
-          <w:ilvl w:val="0"/>
-          <w:numId w:val="66"/>
-        </w:numPr>
-      </w:pPr>
-      <w:r>
-        <w:t>16/07/2024 Modifiche Gestione Protocolli, Statistiche Ricavi ed errore creazione Offerta</w:t>
-      </w:r>
-    </w:p>
-    <w:p>
-      <w:pPr>
-        <w:pStyle w:val="Paragrafoelenco"/>
-        <w:numPr>
-          <w:ilvl w:val="0"/>
-          <w:numId w:val="66"/>
-        </w:numPr>
-      </w:pPr>
-      <w:r>
-        <w:lastRenderedPageBreak/>
         <w:t>12/07/2024 Modifiche Protocollazione</w:t>
       </w:r>
     </w:p>
@@ -1356,6 +1384,7 @@
         </w:numPr>
       </w:pPr>
       <w:r>
+        <w:lastRenderedPageBreak/>
         <w:t>Aggiunto indirizzo operativo a Documenti trasporto</w:t>
       </w:r>
     </w:p>
@@ -1376,7 +1405,6 @@
         <w:pStyle w:val="Sottotitolo"/>
       </w:pPr>
       <w:r>
-        <w:lastRenderedPageBreak/>
         <w:t>Versione 1.93 del 08/10/2021</w:t>
       </w:r>
     </w:p>
@@ -1807,6 +1835,7 @@
         </w:numPr>
       </w:pPr>
       <w:r>
+        <w:lastRenderedPageBreak/>
         <w:t>Scadenzario: ripristino data inizio lavorazione come data fattura</w:t>
       </w:r>
     </w:p>
@@ -1827,20 +1856,468 @@
         </w:numPr>
       </w:pPr>
       <w:r>
+        <w:t>Eliminazione Fattura – l’ultimo numero fattura viene ripristinato</w:t>
+      </w:r>
+    </w:p>
+    <w:p>
+      <w:pPr>
+        <w:pStyle w:val="Paragrafoelenco"/>
+        <w:numPr>
+          <w:ilvl w:val="0"/>
+          <w:numId w:val="57"/>
+        </w:numPr>
+      </w:pPr>
+      <w:r>
+        <w:t>Protocollo, ricerca nominativo Collaboratori (previa selezione da combo box “Clienti/Collaboratori”)</w:t>
+      </w:r>
+    </w:p>
+    <w:p>
+      <w:pPr>
+        <w:pStyle w:val="Sottotitolo"/>
+      </w:pPr>
+      <w:r>
+        <w:t>Versione 1.83 del 20/05/2020</w:t>
+      </w:r>
+    </w:p>
+    <w:p>
+      <w:pPr>
+        <w:pStyle w:val="Paragrafoelenco"/>
+        <w:numPr>
+          <w:ilvl w:val="0"/>
+          <w:numId w:val="56"/>
+        </w:numPr>
+      </w:pPr>
+      <w:r>
+        <w:t>Aggiunta Cancellazione Fattura e Rate Scadenzario associate dal dettaglio Lavorazione.</w:t>
+      </w:r>
+    </w:p>
+    <w:p>
+      <w:pPr>
+        <w:pStyle w:val="Paragrafoelenco"/>
+        <w:numPr>
+          <w:ilvl w:val="0"/>
+          <w:numId w:val="56"/>
+        </w:numPr>
+      </w:pPr>
+      <w:r>
+        <w:t>Statistiche Costi, raggruppamento in categorie</w:t>
+      </w:r>
+    </w:p>
+    <w:p>
+      <w:pPr>
+        <w:pStyle w:val="Sottotitolo"/>
+      </w:pPr>
+      <w:r>
+        <w:t>Versione 1.82 del 15/05/2020</w:t>
+      </w:r>
+    </w:p>
+    <w:p>
+      <w:pPr>
+        <w:pStyle w:val="Paragrafoelenco"/>
+        <w:numPr>
+          <w:ilvl w:val="0"/>
+          <w:numId w:val="55"/>
+        </w:numPr>
+      </w:pPr>
+      <w:r>
+        <w:t>Modifica data in inserimento scadenzario</w:t>
+      </w:r>
+    </w:p>
+    <w:p>
+      <w:pPr>
+        <w:pStyle w:val="Paragrafoelenco"/>
+        <w:numPr>
+          <w:ilvl w:val="0"/>
+          <w:numId w:val="55"/>
+        </w:numPr>
+      </w:pPr>
+      <w:r>
+        <w:t>Aggiunto report Popup Collaboratori per giorno su pagina Agenda e su dettaglio Lavorazione</w:t>
+      </w:r>
+    </w:p>
+    <w:p>
+      <w:pPr>
+        <w:pStyle w:val="Sottotitolo"/>
+      </w:pPr>
+      <w:r>
+        <w:t>Versione 1.81 del 1</w:t>
+      </w:r>
+      <w:r>
+        <w:t>1</w:t>
+      </w:r>
+      <w:r>
+        <w:t>/05/2020</w:t>
+      </w:r>
+    </w:p>
+    <w:p>
+      <w:pPr>
+        <w:pStyle w:val="Paragrafoelenco"/>
+        <w:numPr>
+          <w:ilvl w:val="0"/>
+          <w:numId w:val="54"/>
+        </w:numPr>
+      </w:pPr>
+      <w:r>
+        <w:t>Sistemazione Scadenzario</w:t>
+      </w:r>
+    </w:p>
+    <w:p>
+      <w:pPr>
+        <w:pStyle w:val="Paragrafoelenco"/>
+        <w:numPr>
+          <w:ilvl w:val="0"/>
+          <w:numId w:val="54"/>
+        </w:numPr>
+      </w:pPr>
+      <w:r>
+        <w:t>Completato Report Collaboratori per giornata</w:t>
+      </w:r>
+    </w:p>
+    <w:p>
+      <w:pPr>
+        <w:pStyle w:val="Sottotitolo"/>
+      </w:pPr>
+      <w:r>
+        <w:t>Versione 1.80 del 08/05/2020</w:t>
+      </w:r>
+    </w:p>
+    <w:p>
+      <w:pPr>
+        <w:pStyle w:val="Paragrafoelenco"/>
+        <w:numPr>
+          <w:ilvl w:val="0"/>
+          <w:numId w:val="53"/>
+        </w:numPr>
+      </w:pPr>
+      <w:r>
+        <w:t>Scadenzario: funzione modifica scadenze pagate e risultati ricerca che rimangono invariati dopo le operazioni</w:t>
+      </w:r>
+    </w:p>
+    <w:p>
+      <w:pPr>
+        <w:pStyle w:val="Paragrafoelenco"/>
+        <w:numPr>
+          <w:ilvl w:val="0"/>
+          <w:numId w:val="53"/>
+        </w:numPr>
+      </w:pPr>
+      <w:r>
+        <w:t>Agenda: data selezionata che rimane anche dopo apertura altre pagine menù</w:t>
+      </w:r>
+    </w:p>
+    <w:p>
+      <w:pPr>
+        <w:pStyle w:val="Paragrafoelenco"/>
+        <w:numPr>
+          <w:ilvl w:val="0"/>
+          <w:numId w:val="53"/>
+        </w:numPr>
+      </w:pPr>
+      <w:r>
+        <w:t>Statistiche costi: filtro fatturato impostato di default</w:t>
+      </w:r>
+    </w:p>
+    <w:p>
+      <w:pPr>
+        <w:pStyle w:val="Sottotitolo"/>
+      </w:pPr>
+      <w:r>
+        <w:t>Versione 1.79 del 05/05/2020</w:t>
+      </w:r>
+    </w:p>
+    <w:p>
+      <w:pPr>
+        <w:pStyle w:val="Paragrafoelenco"/>
+        <w:numPr>
+          <w:ilvl w:val="0"/>
+          <w:numId w:val="52"/>
+        </w:numPr>
+      </w:pPr>
+      <w:r>
+        <w:t xml:space="preserve">Ordinamento decrescente scadenze; </w:t>
+      </w:r>
+    </w:p>
+    <w:p>
+      <w:pPr>
+        <w:pStyle w:val="Paragrafoelenco"/>
+        <w:numPr>
+          <w:ilvl w:val="0"/>
+          <w:numId w:val="52"/>
+        </w:numPr>
+      </w:pPr>
+      <w:r>
+        <w:t xml:space="preserve">Data fine = data inizio negli intervalli; </w:t>
+      </w:r>
+    </w:p>
+    <w:p>
+      <w:pPr>
+        <w:pStyle w:val="Paragrafoelenco"/>
+        <w:numPr>
+          <w:ilvl w:val="0"/>
+          <w:numId w:val="52"/>
+        </w:numPr>
+      </w:pPr>
+      <w:r>
+        <w:t xml:space="preserve">data agenda in sessione; </w:t>
+      </w:r>
+    </w:p>
+    <w:p>
+      <w:pPr>
+        <w:pStyle w:val="Paragrafoelenco"/>
+        <w:numPr>
+          <w:ilvl w:val="0"/>
+          <w:numId w:val="52"/>
+        </w:numPr>
+      </w:pPr>
+      <w:r>
+        <w:t>Ricerca “like” numero fattura;</w:t>
+      </w:r>
+    </w:p>
+    <w:p>
+      <w:pPr>
+        <w:pStyle w:val="Paragrafoelenco"/>
+        <w:numPr>
+          <w:ilvl w:val="0"/>
+          <w:numId w:val="52"/>
+        </w:numPr>
+      </w:pPr>
+      <w:r>
+        <w:t>modificata pagina ricerca protocolli (invertiti campi);</w:t>
+      </w:r>
+    </w:p>
+    <w:p>
+      <w:pPr>
+        <w:pStyle w:val="Paragrafoelenco"/>
+        <w:numPr>
+          <w:ilvl w:val="0"/>
+          <w:numId w:val="52"/>
+        </w:numPr>
+      </w:pPr>
+      <w:r>
+        <w:t>Aggiunta pagina report collaboratori per giornata da menu report (NON completa);</w:t>
+      </w:r>
+    </w:p>
+    <w:p>
+      <w:pPr>
+        <w:pStyle w:val="Sottotitolo"/>
+      </w:pPr>
+      <w:r>
+        <w:t xml:space="preserve">Versione 1.78 del </w:t>
+      </w:r>
+      <w:r>
+        <w:t>02</w:t>
+      </w:r>
+      <w:r>
+        <w:t>/0</w:t>
+      </w:r>
+      <w:r>
+        <w:t>5</w:t>
+      </w:r>
+      <w:r>
+        <w:t>/2020</w:t>
+      </w:r>
+    </w:p>
+    <w:p>
+      <w:pPr>
+        <w:pStyle w:val="Paragrafoelenco"/>
+        <w:numPr>
+          <w:ilvl w:val="0"/>
+          <w:numId w:val="52"/>
+        </w:numPr>
+      </w:pPr>
+      <w:r>
+        <w:t>Aggiunta statistica costi</w:t>
+      </w:r>
+    </w:p>
+    <w:p>
+      <w:pPr>
+        <w:pStyle w:val="Paragrafoelenco"/>
+        <w:numPr>
+          <w:ilvl w:val="0"/>
+          <w:numId w:val="52"/>
+        </w:numPr>
+      </w:pPr>
+      <w:r>
+        <w:t xml:space="preserve">Scadenzario: inserimento </w:t>
+      </w:r>
+      <w:proofErr w:type="spellStart"/>
+      <w:r>
+        <w:t>idPadre</w:t>
+      </w:r>
+      <w:proofErr w:type="spellEnd"/>
+      <w:r>
+        <w:t xml:space="preserve"> per gestire modifica scadenze splittate; inserimento </w:t>
+      </w:r>
+      <w:proofErr w:type="spellStart"/>
+      <w:r>
+        <w:t>importoVersatoIva</w:t>
+      </w:r>
+      <w:proofErr w:type="spellEnd"/>
+      <w:r>
+        <w:t xml:space="preserve"> e </w:t>
+      </w:r>
+      <w:proofErr w:type="spellStart"/>
+      <w:r>
+        <w:t>importoRiscossoIva</w:t>
+      </w:r>
+      <w:proofErr w:type="spellEnd"/>
+      <w:r>
+        <w:t xml:space="preserve"> nel </w:t>
+      </w:r>
+      <w:proofErr w:type="spellStart"/>
+      <w:r>
+        <w:t>db</w:t>
+      </w:r>
+      <w:proofErr w:type="spellEnd"/>
+      <w:r>
+        <w:t xml:space="preserve"> per risolvere bug di importi con decimali errati</w:t>
+      </w:r>
+    </w:p>
+    <w:p>
+      <w:pPr>
+        <w:pStyle w:val="Paragrafoelenco"/>
+        <w:numPr>
+          <w:ilvl w:val="0"/>
+          <w:numId w:val="52"/>
+        </w:numPr>
+      </w:pPr>
+      <w:r>
+        <w:t>Aggiunta stampa Riepilogo personale impegnato per giornata. (menù laterale destro)</w:t>
+      </w:r>
+    </w:p>
+    <w:p>
+      <w:pPr>
+        <w:pStyle w:val="Sottotitolo"/>
+      </w:pPr>
+      <w:r>
+        <w:t>Versione 1.77 del 28/04/2020</w:t>
+      </w:r>
+    </w:p>
+    <w:p>
+      <w:pPr>
+        <w:pStyle w:val="Paragrafoelenco"/>
+        <w:numPr>
+          <w:ilvl w:val="0"/>
+          <w:numId w:val="51"/>
+        </w:numPr>
+      </w:pPr>
+      <w:r>
+        <w:t xml:space="preserve">Scadenzario: inserimento tipologia pagamento (banca); </w:t>
+      </w:r>
+    </w:p>
+    <w:p>
+      <w:pPr>
+        <w:pStyle w:val="Paragrafoelenco"/>
+        <w:numPr>
+          <w:ilvl w:val="0"/>
+          <w:numId w:val="51"/>
+        </w:numPr>
+      </w:pPr>
+      <w:r>
+        <w:t>ottimizzazione campi vari</w:t>
+      </w:r>
+    </w:p>
+    <w:p>
+      <w:pPr>
+        <w:pStyle w:val="Paragrafoelenco"/>
+        <w:numPr>
+          <w:ilvl w:val="0"/>
+          <w:numId w:val="51"/>
+        </w:numPr>
+      </w:pPr>
+      <w:r>
+        <w:t>risolto bug range di date lavorazione su protocollo</w:t>
+      </w:r>
+    </w:p>
+    <w:p>
+      <w:pPr>
+        <w:pStyle w:val="Sottotitolo"/>
+      </w:pPr>
+      <w:r>
+        <w:t>Versione 1.76 del 25/04/2020</w:t>
+      </w:r>
+    </w:p>
+    <w:p>
+      <w:pPr>
+        <w:pStyle w:val="Paragrafoelenco"/>
+        <w:numPr>
+          <w:ilvl w:val="0"/>
+          <w:numId w:val="50"/>
+        </w:numPr>
+      </w:pPr>
+      <w:r>
+        <w:t xml:space="preserve">Aggiunta funzionalità 'saldo totale' nello scadenzario; </w:t>
+      </w:r>
+    </w:p>
+    <w:p>
+      <w:pPr>
+        <w:pStyle w:val="Paragrafoelenco"/>
+        <w:numPr>
+          <w:ilvl w:val="0"/>
+          <w:numId w:val="50"/>
+        </w:numPr>
+      </w:pPr>
+      <w:r>
+        <w:t xml:space="preserve">Adeguamento scadenzario alla nuova tabella </w:t>
+      </w:r>
+      <w:proofErr w:type="spellStart"/>
+      <w:r>
+        <w:t>tipi_banche</w:t>
+      </w:r>
+      <w:proofErr w:type="spellEnd"/>
+    </w:p>
+    <w:p>
+      <w:pPr>
+        <w:pStyle w:val="Sottotitolo"/>
+      </w:pPr>
+      <w:r>
         <w:lastRenderedPageBreak/>
-        <w:t>Eliminazione Fattura – l’ultimo numero fattura viene ripristinato</w:t>
-      </w:r>
-    </w:p>
-    <w:p>
-      <w:pPr>
-        <w:pStyle w:val="Paragrafoelenco"/>
-        <w:numPr>
-          <w:ilvl w:val="0"/>
-          <w:numId w:val="57"/>
-        </w:numPr>
-      </w:pPr>
-      <w:r>
-        <w:t>Protocollo, ricerca nominativo Collaboratori (previa selezione da combo box “Clienti/Collaboratori”)</w:t>
+        <w:t>Versione 1.</w:t>
+      </w:r>
+      <w:r>
+        <w:t>75</w:t>
+      </w:r>
+      <w:r>
+        <w:t xml:space="preserve"> del </w:t>
+      </w:r>
+      <w:r>
+        <w:t>23</w:t>
+      </w:r>
+      <w:r>
+        <w:t>/</w:t>
+      </w:r>
+      <w:r>
+        <w:t>04</w:t>
+      </w:r>
+      <w:r>
+        <w:t>/20</w:t>
+      </w:r>
+      <w:r>
+        <w:t>20</w:t>
+      </w:r>
+    </w:p>
+    <w:p>
+      <w:pPr>
+        <w:pStyle w:val="Paragrafoelenco"/>
+        <w:numPr>
+          <w:ilvl w:val="0"/>
+          <w:numId w:val="50"/>
+        </w:numPr>
+      </w:pPr>
+      <w:r>
+        <w:t>Aggiunto campo ritenuta di acconto in report collaboratori</w:t>
+      </w:r>
+    </w:p>
+    <w:p>
+      <w:pPr>
+        <w:pStyle w:val="Paragrafoelenco"/>
+        <w:numPr>
+          <w:ilvl w:val="0"/>
+          <w:numId w:val="50"/>
+        </w:numPr>
+      </w:pPr>
+      <w:r>
+        <w:t>File allegato in statistiche ricavi</w:t>
       </w:r>
     </w:p>
     <w:p>
@@ -1848,31 +2325,79 @@
         <w:pStyle w:val="Sottotitolo"/>
       </w:pPr>
       <w:r>
-        <w:t>Versione 1.83 del 20/05/2020</w:t>
-      </w:r>
-    </w:p>
-    <w:p>
-      <w:pPr>
-        <w:pStyle w:val="Paragrafoelenco"/>
-        <w:numPr>
-          <w:ilvl w:val="0"/>
-          <w:numId w:val="56"/>
-        </w:numPr>
-      </w:pPr>
-      <w:r>
-        <w:t>Aggiunta Cancellazione Fattura e Rate Scadenzario associate dal dettaglio Lavorazione.</w:t>
-      </w:r>
-    </w:p>
-    <w:p>
-      <w:pPr>
-        <w:pStyle w:val="Paragrafoelenco"/>
-        <w:numPr>
-          <w:ilvl w:val="0"/>
-          <w:numId w:val="56"/>
-        </w:numPr>
-      </w:pPr>
-      <w:r>
-        <w:t>Statistiche Costi, raggruppamento in categorie</w:t>
+        <w:t>Versione 1.</w:t>
+      </w:r>
+      <w:r>
+        <w:t>74</w:t>
+      </w:r>
+      <w:r>
+        <w:t xml:space="preserve"> del </w:t>
+      </w:r>
+      <w:r>
+        <w:t>20</w:t>
+      </w:r>
+      <w:r>
+        <w:t>/</w:t>
+      </w:r>
+      <w:r>
+        <w:t>04</w:t>
+      </w:r>
+      <w:r>
+        <w:t>/20</w:t>
+      </w:r>
+      <w:r>
+        <w:t>20</w:t>
+      </w:r>
+    </w:p>
+    <w:p>
+      <w:pPr>
+        <w:pStyle w:val="Paragrafoelenco"/>
+        <w:numPr>
+          <w:ilvl w:val="0"/>
+          <w:numId w:val="49"/>
+        </w:numPr>
+      </w:pPr>
+      <w:r>
+        <w:t>Ripristinata ricerca protocollo con campi testo</w:t>
+      </w:r>
+    </w:p>
+    <w:p>
+      <w:pPr>
+        <w:pStyle w:val="Paragrafoelenco"/>
+        <w:numPr>
+          <w:ilvl w:val="0"/>
+          <w:numId w:val="49"/>
+        </w:numPr>
+      </w:pPr>
+      <w:r>
+        <w:t xml:space="preserve">Aggiunta in tabelle la gestione </w:t>
+      </w:r>
+      <w:r>
+        <w:t>Tipologie Banca Scadenzario</w:t>
+      </w:r>
+    </w:p>
+    <w:p>
+      <w:pPr>
+        <w:pStyle w:val="Paragrafoelenco"/>
+        <w:numPr>
+          <w:ilvl w:val="0"/>
+          <w:numId w:val="49"/>
+        </w:numPr>
+      </w:pPr>
+      <w:r>
+        <w:t>Aggiunta possibilità di selezionare nello Scadenzario i valori presenti nella Tipologia Banca</w:t>
+      </w:r>
+    </w:p>
+    <w:p>
+      <w:pPr>
+        <w:pStyle w:val="Paragrafoelenco"/>
+        <w:numPr>
+          <w:ilvl w:val="0"/>
+          <w:numId w:val="49"/>
+        </w:numPr>
+      </w:pPr>
+      <w:r>
+        <w:t>Aggiustamenti importi Scadenzario</w:t>
       </w:r>
     </w:p>
     <w:p>
@@ -1880,31 +2405,73 @@
         <w:pStyle w:val="Sottotitolo"/>
       </w:pPr>
       <w:r>
-        <w:t>Versione 1.82 del 15/05/2020</w:t>
-      </w:r>
-    </w:p>
-    <w:p>
-      <w:pPr>
-        <w:pStyle w:val="Paragrafoelenco"/>
-        <w:numPr>
-          <w:ilvl w:val="0"/>
-          <w:numId w:val="55"/>
-        </w:numPr>
-      </w:pPr>
-      <w:r>
-        <w:t>Modifica data in inserimento scadenzario</w:t>
-      </w:r>
-    </w:p>
-    <w:p>
-      <w:pPr>
-        <w:pStyle w:val="Paragrafoelenco"/>
-        <w:numPr>
-          <w:ilvl w:val="0"/>
-          <w:numId w:val="55"/>
-        </w:numPr>
-      </w:pPr>
-      <w:r>
-        <w:t>Aggiunto report Popup Collaboratori per giorno su pagina Agenda e su dettaglio Lavorazione</w:t>
+        <w:t>Versione 1.</w:t>
+      </w:r>
+      <w:r>
+        <w:t>73</w:t>
+      </w:r>
+      <w:r>
+        <w:t xml:space="preserve"> del </w:t>
+      </w:r>
+      <w:r>
+        <w:t>19</w:t>
+      </w:r>
+      <w:r>
+        <w:t>/</w:t>
+      </w:r>
+      <w:r>
+        <w:t>04</w:t>
+      </w:r>
+      <w:r>
+        <w:t>/20</w:t>
+      </w:r>
+      <w:r>
+        <w:t>20</w:t>
+      </w:r>
+    </w:p>
+    <w:p>
+      <w:pPr>
+        <w:pStyle w:val="Paragrafoelenco"/>
+        <w:numPr>
+          <w:ilvl w:val="0"/>
+          <w:numId w:val="48"/>
+        </w:numPr>
+      </w:pPr>
+      <w:r>
+        <w:t>Statistiche: aggiunto elenco contratti, visualizzazione degli importi lordi invece di quelli netti, soluzione bug nei filtri</w:t>
+      </w:r>
+      <w:r>
+        <w:t>.</w:t>
+      </w:r>
+    </w:p>
+    <w:p>
+      <w:pPr>
+        <w:pStyle w:val="Paragrafoelenco"/>
+        <w:numPr>
+          <w:ilvl w:val="0"/>
+          <w:numId w:val="48"/>
+        </w:numPr>
+      </w:pPr>
+      <w:r>
+        <w:t>Scadenzario: visualizzazione importi lordi al posto di quelli netti nella griglia; in inserimento e modifica viene adesso impostato importo lordo e da quello calcolato il netto</w:t>
+      </w:r>
+      <w:r>
+        <w:t>.</w:t>
+      </w:r>
+    </w:p>
+    <w:p>
+      <w:pPr>
+        <w:pStyle w:val="Paragrafoelenco"/>
+        <w:numPr>
+          <w:ilvl w:val="0"/>
+          <w:numId w:val="48"/>
+        </w:numPr>
+      </w:pPr>
+      <w:r>
+        <w:t>Protocollo: modificato ordine filtri; produzione, lavorazione e cliente visualizzati come elenchi con campo ricerca</w:t>
+      </w:r>
+      <w:r>
+        <w:t>.</w:t>
       </w:r>
     </w:p>
     <w:p>
@@ -1912,37 +2479,46 @@
         <w:pStyle w:val="Sottotitolo"/>
       </w:pPr>
       <w:r>
-        <w:t>Versione 1.81 del 1</w:t>
-      </w:r>
-      <w:r>
-        <w:t>1</w:t>
-      </w:r>
-      <w:r>
-        <w:t>/05/2020</w:t>
-      </w:r>
-    </w:p>
-    <w:p>
-      <w:pPr>
-        <w:pStyle w:val="Paragrafoelenco"/>
-        <w:numPr>
-          <w:ilvl w:val="0"/>
-          <w:numId w:val="54"/>
-        </w:numPr>
-      </w:pPr>
-      <w:r>
-        <w:t>Sistemazione Scadenzario</w:t>
-      </w:r>
-    </w:p>
-    <w:p>
-      <w:pPr>
-        <w:pStyle w:val="Paragrafoelenco"/>
-        <w:numPr>
-          <w:ilvl w:val="0"/>
-          <w:numId w:val="54"/>
-        </w:numPr>
-      </w:pPr>
-      <w:r>
-        <w:t>Completato Report Collaboratori per giornata</w:t>
+        <w:t>Versione 1.</w:t>
+      </w:r>
+      <w:r>
+        <w:t>72</w:t>
+      </w:r>
+      <w:r>
+        <w:t xml:space="preserve"> del </w:t>
+      </w:r>
+      <w:r>
+        <w:t>16</w:t>
+      </w:r>
+      <w:r>
+        <w:t>/</w:t>
+      </w:r>
+      <w:r>
+        <w:t>04</w:t>
+      </w:r>
+      <w:r>
+        <w:t>/20</w:t>
+      </w:r>
+      <w:r>
+        <w:t>20</w:t>
+      </w:r>
+    </w:p>
+    <w:p>
+      <w:pPr>
+        <w:pStyle w:val="Paragrafoelenco"/>
+        <w:numPr>
+          <w:ilvl w:val="0"/>
+          <w:numId w:val="48"/>
+        </w:numPr>
+      </w:pPr>
+      <w:r>
+        <w:t xml:space="preserve">Aggiunta </w:t>
+      </w:r>
+      <w:r>
+        <w:t xml:space="preserve">voce </w:t>
+      </w:r>
+      <w:r>
+        <w:t>Statistica ricavi sotto al menù STATISTICHE.</w:t>
       </w:r>
     </w:p>
     <w:p>
@@ -1950,43 +2526,68 @@
         <w:pStyle w:val="Sottotitolo"/>
       </w:pPr>
       <w:r>
-        <w:t>Versione 1.80 del 08/05/2020</w:t>
-      </w:r>
-    </w:p>
-    <w:p>
-      <w:pPr>
-        <w:pStyle w:val="Paragrafoelenco"/>
-        <w:numPr>
-          <w:ilvl w:val="0"/>
-          <w:numId w:val="53"/>
-        </w:numPr>
-      </w:pPr>
-      <w:r>
-        <w:t>Scadenzario: funzione modifica scadenze pagate e risultati ricerca che rimangono invariati dopo le operazioni</w:t>
-      </w:r>
-    </w:p>
-    <w:p>
-      <w:pPr>
-        <w:pStyle w:val="Paragrafoelenco"/>
-        <w:numPr>
-          <w:ilvl w:val="0"/>
-          <w:numId w:val="53"/>
-        </w:numPr>
-      </w:pPr>
-      <w:r>
-        <w:t>Agenda: data selezionata che rimane anche dopo apertura altre pagine menù</w:t>
-      </w:r>
-    </w:p>
-    <w:p>
-      <w:pPr>
-        <w:pStyle w:val="Paragrafoelenco"/>
-        <w:numPr>
-          <w:ilvl w:val="0"/>
-          <w:numId w:val="53"/>
-        </w:numPr>
-      </w:pPr>
-      <w:r>
-        <w:t>Statistiche costi: filtro fatturato impostato di default</w:t>
+        <w:t>Versione 1.</w:t>
+      </w:r>
+      <w:r>
+        <w:t>71</w:t>
+      </w:r>
+      <w:r>
+        <w:t xml:space="preserve"> del </w:t>
+      </w:r>
+      <w:r>
+        <w:t>13</w:t>
+      </w:r>
+      <w:r>
+        <w:t>/</w:t>
+      </w:r>
+      <w:r>
+        <w:t>04</w:t>
+      </w:r>
+      <w:r>
+        <w:t>/20</w:t>
+      </w:r>
+      <w:r>
+        <w:t>20</w:t>
+      </w:r>
+    </w:p>
+    <w:p>
+      <w:pPr>
+        <w:pStyle w:val="Paragrafoelenco"/>
+        <w:numPr>
+          <w:ilvl w:val="0"/>
+          <w:numId w:val="48"/>
+        </w:numPr>
+      </w:pPr>
+      <w:r>
+        <w:t xml:space="preserve">Modifiche Menù, voce report </w:t>
+      </w:r>
+      <w:proofErr w:type="spellStart"/>
+      <w:r>
+        <w:t>tltime</w:t>
+      </w:r>
+      <w:proofErr w:type="spellEnd"/>
+      <w:r>
+        <w:t xml:space="preserve"> spostata sotto Report, aggiunti </w:t>
+      </w:r>
+      <w:proofErr w:type="gramStart"/>
+      <w:r>
+        <w:t>3</w:t>
+      </w:r>
+      <w:proofErr w:type="gramEnd"/>
+      <w:r>
+        <w:t xml:space="preserve"> bottoni di accesso ra</w:t>
+      </w:r>
+      <w:r>
+        <w:t xml:space="preserve">pido nel menù di destra in basso, sotto FILTRO </w:t>
+      </w:r>
+      <w:r>
+        <w:t xml:space="preserve">COLONNE </w:t>
+      </w:r>
+      <w:r>
+        <w:t>AGENDA</w:t>
+      </w:r>
+      <w:r>
+        <w:t>.</w:t>
       </w:r>
     </w:p>
     <w:p>
@@ -1994,79 +2595,40 @@
         <w:pStyle w:val="Sottotitolo"/>
       </w:pPr>
       <w:r>
-        <w:t>Versione 1.79 del 05/05/2020</w:t>
-      </w:r>
-    </w:p>
-    <w:p>
-      <w:pPr>
-        <w:pStyle w:val="Paragrafoelenco"/>
-        <w:numPr>
-          <w:ilvl w:val="0"/>
-          <w:numId w:val="52"/>
-        </w:numPr>
-      </w:pPr>
-      <w:r>
-        <w:t xml:space="preserve">Ordinamento decrescente scadenze; </w:t>
-      </w:r>
-    </w:p>
-    <w:p>
-      <w:pPr>
-        <w:pStyle w:val="Paragrafoelenco"/>
-        <w:numPr>
-          <w:ilvl w:val="0"/>
-          <w:numId w:val="52"/>
-        </w:numPr>
-      </w:pPr>
-      <w:r>
-        <w:t xml:space="preserve">Data fine = data inizio negli intervalli; </w:t>
-      </w:r>
-    </w:p>
-    <w:p>
-      <w:pPr>
-        <w:pStyle w:val="Paragrafoelenco"/>
-        <w:numPr>
-          <w:ilvl w:val="0"/>
-          <w:numId w:val="52"/>
-        </w:numPr>
-      </w:pPr>
-      <w:r>
-        <w:t xml:space="preserve">data agenda in sessione; </w:t>
-      </w:r>
-    </w:p>
-    <w:p>
-      <w:pPr>
-        <w:pStyle w:val="Paragrafoelenco"/>
-        <w:numPr>
-          <w:ilvl w:val="0"/>
-          <w:numId w:val="52"/>
-        </w:numPr>
-      </w:pPr>
-      <w:r>
-        <w:t>Ricerca “like” numero fattura;</w:t>
-      </w:r>
-    </w:p>
-    <w:p>
-      <w:pPr>
-        <w:pStyle w:val="Paragrafoelenco"/>
-        <w:numPr>
-          <w:ilvl w:val="0"/>
-          <w:numId w:val="52"/>
-        </w:numPr>
-      </w:pPr>
-      <w:r>
-        <w:t>modificata pagina ricerca protocolli (invertiti campi);</w:t>
-      </w:r>
-    </w:p>
-    <w:p>
-      <w:pPr>
-        <w:pStyle w:val="Paragrafoelenco"/>
-        <w:numPr>
-          <w:ilvl w:val="0"/>
-          <w:numId w:val="52"/>
-        </w:numPr>
-      </w:pPr>
-      <w:r>
-        <w:t>Aggiunta pagina report collaboratori per giornata da menu report (NON completa);</w:t>
+        <w:t>Versione 1.</w:t>
+      </w:r>
+      <w:r>
+        <w:t>70</w:t>
+      </w:r>
+      <w:r>
+        <w:t xml:space="preserve"> del </w:t>
+      </w:r>
+      <w:r>
+        <w:t>15</w:t>
+      </w:r>
+      <w:r>
+        <w:t>/</w:t>
+      </w:r>
+      <w:r>
+        <w:t>03</w:t>
+      </w:r>
+      <w:r>
+        <w:t>/20</w:t>
+      </w:r>
+      <w:r>
+        <w:t>20</w:t>
+      </w:r>
+    </w:p>
+    <w:p>
+      <w:pPr>
+        <w:pStyle w:val="Paragrafoelenco"/>
+        <w:numPr>
+          <w:ilvl w:val="0"/>
+          <w:numId w:val="47"/>
+        </w:numPr>
+      </w:pPr>
+      <w:r>
+        <w:t>Aggiornamento scadenzario</w:t>
       </w:r>
     </w:p>
     <w:p>
@@ -2074,167 +2636,728 @@
         <w:pStyle w:val="Sottotitolo"/>
       </w:pPr>
       <w:r>
-        <w:t xml:space="preserve">Versione 1.78 del </w:t>
+        <w:t>Versione 1.</w:t>
+      </w:r>
+      <w:r>
+        <w:t>69</w:t>
+      </w:r>
+      <w:r>
+        <w:t xml:space="preserve"> del </w:t>
       </w:r>
       <w:r>
         <w:t>02</w:t>
       </w:r>
       <w:r>
-        <w:t>/0</w:t>
-      </w:r>
-      <w:r>
-        <w:t>5</w:t>
-      </w:r>
-      <w:r>
-        <w:t>/2020</w:t>
-      </w:r>
-    </w:p>
-    <w:p>
-      <w:pPr>
-        <w:pStyle w:val="Paragrafoelenco"/>
-        <w:numPr>
-          <w:ilvl w:val="0"/>
-          <w:numId w:val="52"/>
-        </w:numPr>
-      </w:pPr>
-      <w:r>
-        <w:t>Aggiunta statistica costi</w:t>
-      </w:r>
-    </w:p>
-    <w:p>
-      <w:pPr>
-        <w:pStyle w:val="Paragrafoelenco"/>
-        <w:numPr>
-          <w:ilvl w:val="0"/>
-          <w:numId w:val="52"/>
-        </w:numPr>
-      </w:pPr>
-      <w:r>
-        <w:t xml:space="preserve">Scadenzario: inserimento </w:t>
+        <w:t>/</w:t>
+      </w:r>
+      <w:r>
+        <w:t>03</w:t>
+      </w:r>
+      <w:r>
+        <w:t>/20</w:t>
+      </w:r>
+      <w:r>
+        <w:t>20</w:t>
+      </w:r>
+    </w:p>
+    <w:p>
+      <w:pPr>
+        <w:pStyle w:val="Paragrafoelenco"/>
+        <w:numPr>
+          <w:ilvl w:val="0"/>
+          <w:numId w:val="46"/>
+        </w:numPr>
+      </w:pPr>
+      <w:r>
+        <w:t>Aggiunta modifica data Fattura su stampa Fattura</w:t>
+      </w:r>
+    </w:p>
+    <w:p>
+      <w:pPr>
+        <w:pStyle w:val="Sottotitolo"/>
+      </w:pPr>
+      <w:r>
+        <w:t>Versione 1.</w:t>
+      </w:r>
+      <w:r>
+        <w:t>68</w:t>
+      </w:r>
+      <w:r>
+        <w:t xml:space="preserve"> del </w:t>
+      </w:r>
+      <w:r>
+        <w:t>29</w:t>
+      </w:r>
+      <w:r>
+        <w:t>/</w:t>
+      </w:r>
+      <w:r>
+        <w:t>02</w:t>
+      </w:r>
+      <w:r>
+        <w:t>/20</w:t>
+      </w:r>
+      <w:r>
+        <w:t>20</w:t>
+      </w:r>
+    </w:p>
+    <w:p>
+      <w:pPr>
+        <w:pStyle w:val="Paragrafoelenco"/>
+        <w:numPr>
+          <w:ilvl w:val="0"/>
+          <w:numId w:val="45"/>
+        </w:numPr>
+      </w:pPr>
+      <w:r>
+        <w:t>Completata funzionalità gestione Magazzino per Lavorazione con stampa PDF</w:t>
+      </w:r>
+      <w:r>
+        <w:t xml:space="preserve"> (Tasto MAGAZZINO su pagina Lavorazione)</w:t>
+      </w:r>
+      <w:r>
+        <w:t>.</w:t>
+      </w:r>
+    </w:p>
+    <w:p>
+      <w:pPr>
+        <w:pStyle w:val="Sottotitolo"/>
+      </w:pPr>
+      <w:r>
+        <w:t>Versione 1.</w:t>
+      </w:r>
+      <w:r>
+        <w:t>67</w:t>
+      </w:r>
+      <w:r>
+        <w:t xml:space="preserve"> del </w:t>
+      </w:r>
+      <w:r>
+        <w:t>05</w:t>
+      </w:r>
+      <w:r>
+        <w:t>/</w:t>
+      </w:r>
+      <w:r>
+        <w:t>02</w:t>
+      </w:r>
+      <w:r>
+        <w:t>/20</w:t>
+      </w:r>
+      <w:r>
+        <w:t>20</w:t>
+      </w:r>
+    </w:p>
+    <w:p>
+      <w:pPr>
+        <w:pStyle w:val="Paragrafoelenco"/>
+        <w:numPr>
+          <w:ilvl w:val="0"/>
+          <w:numId w:val="44"/>
+        </w:numPr>
+      </w:pPr>
+      <w:r>
+        <w:t xml:space="preserve">Sistemazione nota spese; Aggiunta pulsante annulla per chiudere evento senza salvare; gestione import in piano esterno quando una </w:t>
       </w:r>
       <w:proofErr w:type="spellStart"/>
       <w:r>
-        <w:t>idPadre</w:t>
+        <w:t>fig</w:t>
       </w:r>
       <w:proofErr w:type="spellEnd"/>
       <w:r>
-        <w:t xml:space="preserve"> per gestire modifica scadenze splittate; inserimento </w:t>
+        <w:t xml:space="preserve"> prof viene modificata in </w:t>
       </w:r>
       <w:proofErr w:type="spellStart"/>
       <w:r>
-        <w:t>importoVersatoIva</w:t>
+        <w:t>dett</w:t>
       </w:r>
       <w:proofErr w:type="spellEnd"/>
       <w:r>
-        <w:t xml:space="preserve"> e </w:t>
+        <w:t xml:space="preserve"> economico</w:t>
+      </w:r>
+    </w:p>
+    <w:p>
+      <w:pPr>
+        <w:pStyle w:val="Sottotitolo"/>
+      </w:pPr>
+      <w:r>
+        <w:t>Versione 1.</w:t>
+      </w:r>
+      <w:r>
+        <w:t>66</w:t>
+      </w:r>
+      <w:r>
+        <w:t xml:space="preserve"> del </w:t>
+      </w:r>
+      <w:r>
+        <w:t>01</w:t>
+      </w:r>
+      <w:r>
+        <w:t>/</w:t>
+      </w:r>
+      <w:r>
+        <w:t>02</w:t>
+      </w:r>
+      <w:r>
+        <w:t>/20</w:t>
+      </w:r>
+      <w:r>
+        <w:t>20</w:t>
+      </w:r>
+    </w:p>
+    <w:p>
+      <w:pPr>
+        <w:pStyle w:val="Paragrafoelenco"/>
+        <w:numPr>
+          <w:ilvl w:val="0"/>
+          <w:numId w:val="43"/>
+        </w:numPr>
+      </w:pPr>
+      <w:r>
+        <w:t>Magazzino, campo gruppo dipendente da sub categoria</w:t>
+      </w:r>
+    </w:p>
+    <w:p>
+      <w:pPr>
+        <w:pStyle w:val="Paragrafoelenco"/>
+        <w:numPr>
+          <w:ilvl w:val="0"/>
+          <w:numId w:val="43"/>
+        </w:numPr>
+      </w:pPr>
+      <w:r>
+        <w:t>Nome Pdf fattura con Numero Fattura e non Codice Evento</w:t>
+      </w:r>
+    </w:p>
+    <w:p>
+      <w:pPr>
+        <w:pStyle w:val="Paragrafoelenco"/>
+        <w:numPr>
+          <w:ilvl w:val="0"/>
+          <w:numId w:val="43"/>
+        </w:numPr>
+      </w:pPr>
+      <w:r>
+        <w:t>Report collaboratori, totale in alto.</w:t>
+      </w:r>
+    </w:p>
+    <w:p>
+      <w:pPr>
+        <w:pStyle w:val="Sottotitolo"/>
+      </w:pPr>
+      <w:r>
+        <w:t>Versione 1.</w:t>
+      </w:r>
+      <w:r>
+        <w:t>65</w:t>
+      </w:r>
+      <w:r>
+        <w:t xml:space="preserve"> del </w:t>
+      </w:r>
+      <w:r>
+        <w:t>27</w:t>
+      </w:r>
+      <w:r>
+        <w:t>/</w:t>
+      </w:r>
+      <w:r>
+        <w:t>01</w:t>
+      </w:r>
+      <w:r>
+        <w:t>/20</w:t>
+      </w:r>
+      <w:r>
+        <w:t>20</w:t>
+      </w:r>
+    </w:p>
+    <w:p>
+      <w:pPr>
+        <w:pStyle w:val="Paragrafoelenco"/>
+        <w:numPr>
+          <w:ilvl w:val="0"/>
+          <w:numId w:val="42"/>
+        </w:numPr>
+      </w:pPr>
+      <w:r>
+        <w:t>Ricerca con filtro, Riepilogo e Stampa Collaboratori</w:t>
+      </w:r>
+    </w:p>
+    <w:p>
+      <w:pPr>
+        <w:pStyle w:val="Paragrafoelenco"/>
+        <w:numPr>
+          <w:ilvl w:val="0"/>
+          <w:numId w:val="42"/>
+        </w:numPr>
+      </w:pPr>
+      <w:r>
+        <w:lastRenderedPageBreak/>
+        <w:t>Ricerca con filtro, Riepilogo e Stampa per Consulente del Lavoro</w:t>
+      </w:r>
+    </w:p>
+    <w:p>
+      <w:pPr>
+        <w:pStyle w:val="Sottotitolo"/>
+      </w:pPr>
+      <w:r>
+        <w:t>Versione 1.</w:t>
+      </w:r>
+      <w:r>
+        <w:t>64</w:t>
+      </w:r>
+      <w:r>
+        <w:t xml:space="preserve"> del </w:t>
+      </w:r>
+      <w:r>
+        <w:t>17</w:t>
+      </w:r>
+      <w:r>
+        <w:t>/</w:t>
+      </w:r>
+      <w:r>
+        <w:t>01</w:t>
+      </w:r>
+      <w:r>
+        <w:t>/20</w:t>
+      </w:r>
+      <w:r>
+        <w:t>20</w:t>
+      </w:r>
+    </w:p>
+    <w:p>
+      <w:pPr>
+        <w:pStyle w:val="Paragrafoelenco"/>
+        <w:numPr>
+          <w:ilvl w:val="0"/>
+          <w:numId w:val="41"/>
+        </w:numPr>
+      </w:pPr>
+      <w:r>
+        <w:t>Modifiche visualizzazione griglia magazzino</w:t>
+      </w:r>
+    </w:p>
+    <w:p>
+      <w:pPr>
+        <w:pStyle w:val="Paragrafoelenco"/>
+        <w:numPr>
+          <w:ilvl w:val="0"/>
+          <w:numId w:val="41"/>
+        </w:numPr>
+      </w:pPr>
+      <w:r>
+        <w:t>Modifiche pagina Scadenzario con totali</w:t>
+      </w:r>
+    </w:p>
+    <w:p>
+      <w:pPr>
+        <w:pStyle w:val="Sottotitolo"/>
+      </w:pPr>
+      <w:r>
+        <w:t>Versione 1.</w:t>
+      </w:r>
+      <w:r>
+        <w:t>63</w:t>
+      </w:r>
+      <w:r>
+        <w:t xml:space="preserve"> del </w:t>
+      </w:r>
+      <w:r>
+        <w:t>15</w:t>
+      </w:r>
+      <w:r>
+        <w:t>/</w:t>
+      </w:r>
+      <w:r>
+        <w:t>01</w:t>
+      </w:r>
+      <w:r>
+        <w:t>/20</w:t>
+      </w:r>
+      <w:r>
+        <w:t>20</w:t>
+      </w:r>
+    </w:p>
+    <w:p>
+      <w:pPr>
+        <w:pStyle w:val="Paragrafoelenco"/>
+        <w:numPr>
+          <w:ilvl w:val="0"/>
+          <w:numId w:val="40"/>
+        </w:numPr>
+      </w:pPr>
+      <w:r>
+        <w:t>Campo lavorazione modificabile in fase di offerta</w:t>
+      </w:r>
+    </w:p>
+    <w:p>
+      <w:pPr>
+        <w:pStyle w:val="Paragrafoelenco"/>
+        <w:numPr>
+          <w:ilvl w:val="0"/>
+          <w:numId w:val="40"/>
+        </w:numPr>
+      </w:pPr>
+      <w:r>
+        <w:t>Campo ID non visibile su elenco protocolli</w:t>
+      </w:r>
+    </w:p>
+    <w:p>
+      <w:pPr>
+        <w:pStyle w:val="Sottotitolo"/>
+      </w:pPr>
+      <w:r>
+        <w:t>Versione 1.</w:t>
+      </w:r>
+      <w:r>
+        <w:t>62</w:t>
+      </w:r>
+      <w:r>
+        <w:t xml:space="preserve"> del </w:t>
+      </w:r>
+      <w:r>
+        <w:t>11</w:t>
+      </w:r>
+      <w:r>
+        <w:t>/</w:t>
+      </w:r>
+      <w:r>
+        <w:t>01</w:t>
+      </w:r>
+      <w:r>
+        <w:t>/20</w:t>
+      </w:r>
+      <w:r>
+        <w:t>20</w:t>
+      </w:r>
+    </w:p>
+    <w:p>
+      <w:pPr>
+        <w:pStyle w:val="Paragrafoelenco"/>
+        <w:numPr>
+          <w:ilvl w:val="0"/>
+          <w:numId w:val="39"/>
+        </w:numPr>
+      </w:pPr>
+      <w:r>
+        <w:t>Aggiustamenti pagina Magazzino</w:t>
+      </w:r>
+    </w:p>
+    <w:p>
+      <w:pPr>
+        <w:pStyle w:val="Sottotitolo"/>
+      </w:pPr>
+      <w:r>
+        <w:t>Versione 1.</w:t>
+      </w:r>
+      <w:r>
+        <w:t>61</w:t>
+      </w:r>
+      <w:r>
+        <w:t xml:space="preserve"> del </w:t>
+      </w:r>
+      <w:r>
+        <w:t>29</w:t>
+      </w:r>
+      <w:r>
+        <w:t>/</w:t>
+      </w:r>
+      <w:r>
+        <w:t>12</w:t>
+      </w:r>
+      <w:r>
+        <w:t>/2019</w:t>
+      </w:r>
+    </w:p>
+    <w:p>
+      <w:pPr>
+        <w:pStyle w:val="Paragrafoelenco"/>
+        <w:numPr>
+          <w:ilvl w:val="0"/>
+          <w:numId w:val="38"/>
+        </w:numPr>
+      </w:pPr>
+      <w:r>
+        <w:t>Magazzino: cambiato ordine campi elenco</w:t>
+      </w:r>
+    </w:p>
+    <w:p>
+      <w:pPr>
+        <w:pStyle w:val="Paragrafoelenco"/>
+        <w:numPr>
+          <w:ilvl w:val="0"/>
+          <w:numId w:val="38"/>
+        </w:numPr>
+      </w:pPr>
+      <w:r>
+        <w:t>Campi da liste a tendina ricercati per “uguale” e non per “contiene”</w:t>
+      </w:r>
+    </w:p>
+    <w:p>
+      <w:pPr>
+        <w:pStyle w:val="Paragrafoelenco"/>
+        <w:numPr>
+          <w:ilvl w:val="0"/>
+          <w:numId w:val="38"/>
+        </w:numPr>
+      </w:pPr>
+      <w:r>
+        <w:t xml:space="preserve">Stampa Fattura: distanziato il valore </w:t>
       </w:r>
       <w:proofErr w:type="spellStart"/>
       <w:r>
-        <w:t>importoRiscossoIva</w:t>
+        <w:t>Lav.Rif</w:t>
       </w:r>
       <w:proofErr w:type="spellEnd"/>
       <w:r>
-        <w:t xml:space="preserve"> nel </w:t>
+        <w:t>. dal numero fattura</w:t>
+      </w:r>
+    </w:p>
+    <w:p>
+      <w:pPr>
+        <w:pStyle w:val="Paragrafoelenco"/>
+        <w:numPr>
+          <w:ilvl w:val="0"/>
+          <w:numId w:val="38"/>
+        </w:numPr>
+      </w:pPr>
+      <w:r>
+        <w:t>Aggiunto pulsante “Magazzino” nella pagina della lavorazione per futura gestione attrezzature per lavorazione</w:t>
+      </w:r>
+    </w:p>
+    <w:p>
+      <w:pPr>
+        <w:pStyle w:val="Sottotitolo"/>
+      </w:pPr>
+      <w:r>
+        <w:t>Versione 1.</w:t>
+      </w:r>
+      <w:r>
+        <w:t>60</w:t>
+      </w:r>
+      <w:r>
+        <w:t xml:space="preserve"> del </w:t>
+      </w:r>
+      <w:r>
+        <w:t>21</w:t>
+      </w:r>
+      <w:r>
+        <w:t>/</w:t>
+      </w:r>
+      <w:r>
+        <w:t>12</w:t>
+      </w:r>
+      <w:r>
+        <w:t>/2019</w:t>
+      </w:r>
+    </w:p>
+    <w:p>
+      <w:pPr>
+        <w:pStyle w:val="Paragrafoelenco"/>
+        <w:numPr>
+          <w:ilvl w:val="0"/>
+          <w:numId w:val="37"/>
+        </w:numPr>
+      </w:pPr>
+      <w:r>
+        <w:t>Creazione Fattura in uscita, numero fattura generato in automatico in formato AAAA-NNNN, con progressivo a partire da 1 ogni cambio di anno</w:t>
+      </w:r>
+    </w:p>
+    <w:p>
+      <w:pPr>
+        <w:pStyle w:val="Paragrafoelenco"/>
+        <w:numPr>
+          <w:ilvl w:val="0"/>
+          <w:numId w:val="37"/>
+        </w:numPr>
+      </w:pPr>
+      <w:r>
+        <w:t xml:space="preserve">Modifica pdf fattura in uscita con numero fattura corretto e </w:t>
       </w:r>
       <w:proofErr w:type="spellStart"/>
       <w:r>
-        <w:t>db</w:t>
+        <w:t>N.Rif</w:t>
       </w:r>
       <w:proofErr w:type="spellEnd"/>
       <w:r>
-        <w:t xml:space="preserve"> per risolvere bug di importi con decimali errati</w:t>
-      </w:r>
-    </w:p>
-    <w:p>
-      <w:pPr>
-        <w:pStyle w:val="Paragrafoelenco"/>
-        <w:numPr>
-          <w:ilvl w:val="0"/>
-          <w:numId w:val="52"/>
-        </w:numPr>
-      </w:pPr>
-      <w:r>
-        <w:t>Aggiunta stampa Riepilogo personale impegnato per giornata. (menù laterale destro)</w:t>
+        <w:t>. lavorazione evidenziato accanto (N.B. il protocollo del documento di tipo fattura viene generato allo stesso modo di sempre, il numero fattura viene memorizzato ne campo Riferimento Protocollo).</w:t>
+      </w:r>
+    </w:p>
+    <w:p>
+      <w:pPr>
+        <w:pStyle w:val="Paragrafoelenco"/>
+        <w:numPr>
+          <w:ilvl w:val="0"/>
+          <w:numId w:val="37"/>
+        </w:numPr>
+      </w:pPr>
+      <w:r>
+        <w:t xml:space="preserve">Spostato a destra della griglia dei risultati il tasto di visualizzazione dettaglio protocollo </w:t>
       </w:r>
     </w:p>
     <w:p>
       <w:pPr>
         <w:pStyle w:val="Sottotitolo"/>
       </w:pPr>
-      <w:r>
-        <w:t>Versione 1.77 del 28/04/2020</w:t>
-      </w:r>
-    </w:p>
-    <w:p>
-      <w:pPr>
-        <w:pStyle w:val="Paragrafoelenco"/>
-        <w:numPr>
-          <w:ilvl w:val="0"/>
-          <w:numId w:val="51"/>
-        </w:numPr>
-      </w:pPr>
-      <w:r>
-        <w:t xml:space="preserve">Scadenzario: inserimento tipologia pagamento (banca); </w:t>
-      </w:r>
-    </w:p>
-    <w:p>
-      <w:pPr>
-        <w:pStyle w:val="Paragrafoelenco"/>
-        <w:numPr>
-          <w:ilvl w:val="0"/>
-          <w:numId w:val="51"/>
-        </w:numPr>
-      </w:pPr>
-      <w:r>
-        <w:t>ottimizzazione campi vari</w:t>
-      </w:r>
-    </w:p>
-    <w:p>
-      <w:pPr>
-        <w:pStyle w:val="Paragrafoelenco"/>
-        <w:numPr>
-          <w:ilvl w:val="0"/>
-          <w:numId w:val="51"/>
-        </w:numPr>
-      </w:pPr>
-      <w:r>
-        <w:t>risolto bug range di date lavorazione su protocollo</w:t>
-      </w:r>
     </w:p>
     <w:p>
       <w:pPr>
         <w:pStyle w:val="Sottotitolo"/>
       </w:pPr>
       <w:r>
-        <w:t>Versione 1.76 del 25/04/2020</w:t>
-      </w:r>
-    </w:p>
-    <w:p>
-      <w:pPr>
-        <w:pStyle w:val="Paragrafoelenco"/>
-        <w:numPr>
-          <w:ilvl w:val="0"/>
-          <w:numId w:val="50"/>
-        </w:numPr>
-      </w:pPr>
-      <w:r>
-        <w:t xml:space="preserve">Aggiunta funzionalità 'saldo totale' nello scadenzario; </w:t>
-      </w:r>
-    </w:p>
-    <w:p>
-      <w:pPr>
-        <w:pStyle w:val="Paragrafoelenco"/>
-        <w:numPr>
-          <w:ilvl w:val="0"/>
-          <w:numId w:val="50"/>
-        </w:numPr>
-      </w:pPr>
-      <w:r>
-        <w:t xml:space="preserve">Adeguamento scadenzario alla nuova tabella </w:t>
+        <w:t>Versione 1.</w:t>
+      </w:r>
+      <w:r>
+        <w:t>59</w:t>
+      </w:r>
+      <w:r>
+        <w:t xml:space="preserve"> del </w:t>
+      </w:r>
+      <w:r>
+        <w:t>16</w:t>
+      </w:r>
+      <w:r>
+        <w:t>/</w:t>
+      </w:r>
+      <w:r>
+        <w:t>12</w:t>
+      </w:r>
+      <w:r>
+        <w:t>/2019</w:t>
+      </w:r>
+    </w:p>
+    <w:p>
+      <w:pPr>
+        <w:pStyle w:val="Paragrafoelenco"/>
+        <w:numPr>
+          <w:ilvl w:val="0"/>
+          <w:numId w:val="37"/>
+        </w:numPr>
+      </w:pPr>
+      <w:r>
+        <w:t>Aggiornamento scadenzario</w:t>
+      </w:r>
+    </w:p>
+    <w:p>
+      <w:pPr>
+        <w:pStyle w:val="Sottotitolo"/>
+      </w:pPr>
+      <w:r>
+        <w:t>Versione 1.</w:t>
+      </w:r>
+      <w:r>
+        <w:t>58</w:t>
+      </w:r>
+      <w:r>
+        <w:t xml:space="preserve"> del </w:t>
+      </w:r>
+      <w:r>
+        <w:t>10</w:t>
+      </w:r>
+      <w:r>
+        <w:t>/</w:t>
+      </w:r>
+      <w:r>
+        <w:t>12</w:t>
+      </w:r>
+      <w:r>
+        <w:t>/2019</w:t>
+      </w:r>
+    </w:p>
+    <w:p>
+      <w:pPr>
+        <w:pStyle w:val="Paragrafoelenco"/>
+        <w:numPr>
+          <w:ilvl w:val="0"/>
+          <w:numId w:val="37"/>
+        </w:numPr>
+      </w:pPr>
+      <w:r>
+        <w:t>Aggiunta scadenzario</w:t>
+      </w:r>
+    </w:p>
+    <w:p>
+      <w:pPr>
+        <w:pStyle w:val="Sottotitolo"/>
+      </w:pPr>
+      <w:r>
+        <w:t>Versione 1.</w:t>
+      </w:r>
+      <w:r>
+        <w:t>57</w:t>
+      </w:r>
+      <w:r>
+        <w:t xml:space="preserve"> del </w:t>
+      </w:r>
+      <w:r>
+        <w:t>07</w:t>
+      </w:r>
+      <w:r>
+        <w:t>/</w:t>
+      </w:r>
+      <w:r>
+        <w:t>12</w:t>
+      </w:r>
+      <w:r>
+        <w:t>/2019</w:t>
+      </w:r>
+    </w:p>
+    <w:p>
+      <w:pPr>
+        <w:pStyle w:val="Paragrafoelenco"/>
+        <w:numPr>
+          <w:ilvl w:val="0"/>
+          <w:numId w:val="37"/>
+        </w:numPr>
+      </w:pPr>
+      <w:r>
+        <w:t>Ricerca protocolli per range di date</w:t>
+      </w:r>
+    </w:p>
+    <w:p>
+      <w:pPr>
+        <w:pStyle w:val="Sottotitolo"/>
+      </w:pPr>
+    </w:p>
+    <w:p>
+      <w:pPr>
+        <w:pStyle w:val="Sottotitolo"/>
+      </w:pPr>
+      <w:r>
+        <w:t>Versione 1.</w:t>
+      </w:r>
+      <w:r>
+        <w:t>56</w:t>
+      </w:r>
+      <w:r>
+        <w:t xml:space="preserve"> del </w:t>
+      </w:r>
+      <w:r>
+        <w:t>29</w:t>
+      </w:r>
+      <w:r>
+        <w:t>/</w:t>
+      </w:r>
+      <w:r>
+        <w:t>11</w:t>
+      </w:r>
+      <w:r>
+        <w:t>/2019</w:t>
+      </w:r>
+    </w:p>
+    <w:p>
+      <w:pPr>
+        <w:pStyle w:val="Paragrafoelenco"/>
+        <w:numPr>
+          <w:ilvl w:val="0"/>
+          <w:numId w:val="37"/>
+        </w:numPr>
+      </w:pPr>
+      <w:r>
+        <w:t xml:space="preserve">Aggiunta voce creazione file </w:t>
       </w:r>
       <w:proofErr w:type="spellStart"/>
       <w:r>
-        <w:t>tipi_banche</w:t>
+        <w:t>TLTime</w:t>
       </w:r>
       <w:proofErr w:type="spellEnd"/>
     </w:p>
@@ -2246,1117 +3369,65 @@
         <w:t>Versione 1.</w:t>
       </w:r>
       <w:r>
-        <w:t>75</w:t>
+        <w:t>55</w:t>
       </w:r>
       <w:r>
         <w:t xml:space="preserve"> del </w:t>
       </w:r>
       <w:r>
-        <w:t>23</w:t>
+        <w:t>27</w:t>
       </w:r>
       <w:r>
         <w:t>/</w:t>
       </w:r>
       <w:r>
-        <w:t>04</w:t>
-      </w:r>
-      <w:r>
-        <w:t>/20</w:t>
-      </w:r>
-      <w:r>
-        <w:t>20</w:t>
-      </w:r>
-    </w:p>
-    <w:p>
-      <w:pPr>
-        <w:pStyle w:val="Paragrafoelenco"/>
-        <w:numPr>
-          <w:ilvl w:val="0"/>
-          <w:numId w:val="50"/>
-        </w:numPr>
-      </w:pPr>
-      <w:r>
-        <w:t>Aggiunto campo ritenuta di acconto in report collaboratori</w:t>
-      </w:r>
-    </w:p>
-    <w:p>
-      <w:pPr>
-        <w:pStyle w:val="Paragrafoelenco"/>
-        <w:numPr>
-          <w:ilvl w:val="0"/>
-          <w:numId w:val="50"/>
+        <w:t>11</w:t>
+      </w:r>
+      <w:r>
+        <w:t>/2019</w:t>
+      </w:r>
+    </w:p>
+    <w:p>
+      <w:pPr>
+        <w:pStyle w:val="Paragrafoelenco"/>
+        <w:numPr>
+          <w:ilvl w:val="0"/>
+          <w:numId w:val="36"/>
+        </w:numPr>
+      </w:pPr>
+      <w:r>
+        <w:t>Stampa Piano Esterno: numeri di telefono senza prefisso internazionale</w:t>
+      </w:r>
+    </w:p>
+    <w:p>
+      <w:pPr>
+        <w:pStyle w:val="Paragrafoelenco"/>
+        <w:numPr>
+          <w:ilvl w:val="0"/>
+          <w:numId w:val="36"/>
+        </w:numPr>
+      </w:pPr>
+      <w:r>
+        <w:t>Stampa Piano Esterno: divisione tra date differenti (aggiunta riga vuota di separazione)</w:t>
+      </w:r>
+    </w:p>
+    <w:p>
+      <w:pPr>
+        <w:pStyle w:val="Paragrafoelenco"/>
+        <w:numPr>
+          <w:ilvl w:val="0"/>
+          <w:numId w:val="36"/>
         </w:numPr>
       </w:pPr>
       <w:r>
         <w:lastRenderedPageBreak/>
-        <w:t>File allegato in statistiche ricavi</w:t>
-      </w:r>
-    </w:p>
-    <w:p>
-      <w:pPr>
-        <w:pStyle w:val="Sottotitolo"/>
-      </w:pPr>
-      <w:r>
-        <w:t>Versione 1.</w:t>
-      </w:r>
-      <w:r>
-        <w:t>74</w:t>
-      </w:r>
-      <w:r>
-        <w:t xml:space="preserve"> del </w:t>
-      </w:r>
-      <w:r>
-        <w:t>20</w:t>
-      </w:r>
-      <w:r>
-        <w:t>/</w:t>
-      </w:r>
-      <w:r>
-        <w:t>04</w:t>
-      </w:r>
-      <w:r>
-        <w:t>/20</w:t>
-      </w:r>
-      <w:r>
-        <w:t>20</w:t>
-      </w:r>
-    </w:p>
-    <w:p>
-      <w:pPr>
-        <w:pStyle w:val="Paragrafoelenco"/>
-        <w:numPr>
-          <w:ilvl w:val="0"/>
-          <w:numId w:val="49"/>
-        </w:numPr>
-      </w:pPr>
-      <w:r>
-        <w:t>Ripristinata ricerca protocollo con campi testo</w:t>
-      </w:r>
-    </w:p>
-    <w:p>
-      <w:pPr>
-        <w:pStyle w:val="Paragrafoelenco"/>
-        <w:numPr>
-          <w:ilvl w:val="0"/>
-          <w:numId w:val="49"/>
-        </w:numPr>
-      </w:pPr>
-      <w:r>
-        <w:t xml:space="preserve">Aggiunta in tabelle la gestione </w:t>
-      </w:r>
-      <w:r>
-        <w:t>Tipologie Banca Scadenzario</w:t>
-      </w:r>
-    </w:p>
-    <w:p>
-      <w:pPr>
-        <w:pStyle w:val="Paragrafoelenco"/>
-        <w:numPr>
-          <w:ilvl w:val="0"/>
-          <w:numId w:val="49"/>
-        </w:numPr>
-      </w:pPr>
-      <w:r>
-        <w:t>Aggiunta possibilità di selezionare nello Scadenzario i valori presenti nella Tipologia Banca</w:t>
-      </w:r>
-    </w:p>
-    <w:p>
-      <w:pPr>
-        <w:pStyle w:val="Paragrafoelenco"/>
-        <w:numPr>
-          <w:ilvl w:val="0"/>
-          <w:numId w:val="49"/>
-        </w:numPr>
-      </w:pPr>
-      <w:r>
-        <w:t>Aggiustamenti importi Scadenzario</w:t>
-      </w:r>
-    </w:p>
-    <w:p>
-      <w:pPr>
-        <w:pStyle w:val="Sottotitolo"/>
-      </w:pPr>
-      <w:r>
-        <w:t>Versione 1.</w:t>
-      </w:r>
-      <w:r>
-        <w:t>73</w:t>
-      </w:r>
-      <w:r>
-        <w:t xml:space="preserve"> del </w:t>
-      </w:r>
-      <w:r>
-        <w:t>19</w:t>
-      </w:r>
-      <w:r>
-        <w:t>/</w:t>
-      </w:r>
-      <w:r>
-        <w:t>04</w:t>
-      </w:r>
-      <w:r>
-        <w:t>/20</w:t>
-      </w:r>
-      <w:r>
-        <w:t>20</w:t>
-      </w:r>
-    </w:p>
-    <w:p>
-      <w:pPr>
-        <w:pStyle w:val="Paragrafoelenco"/>
-        <w:numPr>
-          <w:ilvl w:val="0"/>
-          <w:numId w:val="48"/>
-        </w:numPr>
-      </w:pPr>
-      <w:r>
-        <w:t>Statistiche: aggiunto elenco contratti, visualizzazione degli importi lordi invece di quelli netti, soluzione bug nei filtri</w:t>
-      </w:r>
-      <w:r>
-        <w:t>.</w:t>
-      </w:r>
-    </w:p>
-    <w:p>
-      <w:pPr>
-        <w:pStyle w:val="Paragrafoelenco"/>
-        <w:numPr>
-          <w:ilvl w:val="0"/>
-          <w:numId w:val="48"/>
-        </w:numPr>
-      </w:pPr>
-      <w:r>
-        <w:t>Scadenzario: visualizzazione importi lordi al posto di quelli netti nella griglia; in inserimento e modifica viene adesso impostato importo lordo e da quello calcolato il netto</w:t>
-      </w:r>
-      <w:r>
-        <w:t>.</w:t>
-      </w:r>
-    </w:p>
-    <w:p>
-      <w:pPr>
-        <w:pStyle w:val="Paragrafoelenco"/>
-        <w:numPr>
-          <w:ilvl w:val="0"/>
-          <w:numId w:val="48"/>
-        </w:numPr>
-      </w:pPr>
-      <w:r>
-        <w:t>Protocollo: modificato ordine filtri; produzione, lavorazione e cliente visualizzati come elenchi con campo ricerca</w:t>
-      </w:r>
-      <w:r>
-        <w:t>.</w:t>
-      </w:r>
-    </w:p>
-    <w:p>
-      <w:pPr>
-        <w:pStyle w:val="Sottotitolo"/>
-      </w:pPr>
-      <w:r>
-        <w:t>Versione 1.</w:t>
-      </w:r>
-      <w:r>
-        <w:t>72</w:t>
-      </w:r>
-      <w:r>
-        <w:t xml:space="preserve"> del </w:t>
-      </w:r>
-      <w:r>
-        <w:t>16</w:t>
-      </w:r>
-      <w:r>
-        <w:t>/</w:t>
-      </w:r>
-      <w:r>
-        <w:t>04</w:t>
-      </w:r>
-      <w:r>
-        <w:t>/20</w:t>
-      </w:r>
-      <w:r>
-        <w:t>20</w:t>
-      </w:r>
-    </w:p>
-    <w:p>
-      <w:pPr>
-        <w:pStyle w:val="Paragrafoelenco"/>
-        <w:numPr>
-          <w:ilvl w:val="0"/>
-          <w:numId w:val="48"/>
-        </w:numPr>
-      </w:pPr>
-      <w:r>
-        <w:t xml:space="preserve">Aggiunta </w:t>
-      </w:r>
-      <w:r>
-        <w:t xml:space="preserve">voce </w:t>
-      </w:r>
-      <w:r>
-        <w:t>Statistica ricavi sotto al menù STATISTICHE.</w:t>
-      </w:r>
-    </w:p>
-    <w:p>
-      <w:pPr>
-        <w:pStyle w:val="Sottotitolo"/>
-      </w:pPr>
-      <w:r>
-        <w:t>Versione 1.</w:t>
-      </w:r>
-      <w:r>
-        <w:t>71</w:t>
-      </w:r>
-      <w:r>
-        <w:t xml:space="preserve"> del </w:t>
-      </w:r>
-      <w:r>
-        <w:t>13</w:t>
-      </w:r>
-      <w:r>
-        <w:t>/</w:t>
-      </w:r>
-      <w:r>
-        <w:t>04</w:t>
-      </w:r>
-      <w:r>
-        <w:t>/20</w:t>
-      </w:r>
-      <w:r>
-        <w:t>20</w:t>
-      </w:r>
-    </w:p>
-    <w:p>
-      <w:pPr>
-        <w:pStyle w:val="Paragrafoelenco"/>
-        <w:numPr>
-          <w:ilvl w:val="0"/>
-          <w:numId w:val="48"/>
-        </w:numPr>
-      </w:pPr>
-      <w:r>
-        <w:t xml:space="preserve">Modifiche Menù, voce report </w:t>
-      </w:r>
-      <w:proofErr w:type="spellStart"/>
-      <w:r>
-        <w:t>tltime</w:t>
-      </w:r>
-      <w:proofErr w:type="spellEnd"/>
-      <w:r>
-        <w:t xml:space="preserve"> spostata sotto Report, aggiunti </w:t>
-      </w:r>
-      <w:proofErr w:type="gramStart"/>
-      <w:r>
-        <w:t>3</w:t>
-      </w:r>
-      <w:proofErr w:type="gramEnd"/>
-      <w:r>
-        <w:t xml:space="preserve"> bottoni di accesso ra</w:t>
-      </w:r>
-      <w:r>
-        <w:t xml:space="preserve">pido nel menù di destra in basso, sotto FILTRO </w:t>
-      </w:r>
-      <w:r>
-        <w:t xml:space="preserve">COLONNE </w:t>
-      </w:r>
-      <w:r>
-        <w:t>AGENDA</w:t>
-      </w:r>
-      <w:r>
-        <w:t>.</w:t>
-      </w:r>
-    </w:p>
-    <w:p>
-      <w:pPr>
-        <w:pStyle w:val="Sottotitolo"/>
-      </w:pPr>
-      <w:r>
-        <w:t>Versione 1.</w:t>
-      </w:r>
-      <w:r>
-        <w:t>70</w:t>
-      </w:r>
-      <w:r>
-        <w:t xml:space="preserve"> del </w:t>
-      </w:r>
-      <w:r>
-        <w:t>15</w:t>
-      </w:r>
-      <w:r>
-        <w:t>/</w:t>
-      </w:r>
-      <w:r>
-        <w:t>03</w:t>
-      </w:r>
-      <w:r>
-        <w:t>/20</w:t>
-      </w:r>
-      <w:r>
-        <w:t>20</w:t>
-      </w:r>
-    </w:p>
-    <w:p>
-      <w:pPr>
-        <w:pStyle w:val="Paragrafoelenco"/>
-        <w:numPr>
-          <w:ilvl w:val="0"/>
-          <w:numId w:val="47"/>
-        </w:numPr>
-      </w:pPr>
-      <w:r>
-        <w:t>Aggiornamento scadenzario</w:t>
-      </w:r>
-    </w:p>
-    <w:p>
-      <w:pPr>
-        <w:pStyle w:val="Sottotitolo"/>
-      </w:pPr>
-      <w:r>
-        <w:t>Versione 1.</w:t>
-      </w:r>
-      <w:r>
-        <w:t>69</w:t>
-      </w:r>
-      <w:r>
-        <w:t xml:space="preserve"> del </w:t>
-      </w:r>
-      <w:r>
-        <w:t>02</w:t>
-      </w:r>
-      <w:r>
-        <w:t>/</w:t>
-      </w:r>
-      <w:r>
-        <w:t>03</w:t>
-      </w:r>
-      <w:r>
-        <w:t>/20</w:t>
-      </w:r>
-      <w:r>
-        <w:t>20</w:t>
-      </w:r>
-    </w:p>
-    <w:p>
-      <w:pPr>
-        <w:pStyle w:val="Paragrafoelenco"/>
-        <w:numPr>
-          <w:ilvl w:val="0"/>
-          <w:numId w:val="46"/>
-        </w:numPr>
-      </w:pPr>
-      <w:r>
-        <w:t>Aggiunta modifica data Fattura su stampa Fattura</w:t>
-      </w:r>
-    </w:p>
-    <w:p>
-      <w:pPr>
-        <w:pStyle w:val="Sottotitolo"/>
-      </w:pPr>
-      <w:r>
-        <w:t>Versione 1.</w:t>
-      </w:r>
-      <w:r>
-        <w:t>68</w:t>
-      </w:r>
-      <w:r>
-        <w:t xml:space="preserve"> del </w:t>
-      </w:r>
-      <w:r>
-        <w:t>29</w:t>
-      </w:r>
-      <w:r>
-        <w:t>/</w:t>
-      </w:r>
-      <w:r>
-        <w:t>02</w:t>
-      </w:r>
-      <w:r>
-        <w:t>/20</w:t>
-      </w:r>
-      <w:r>
-        <w:t>20</w:t>
-      </w:r>
-    </w:p>
-    <w:p>
-      <w:pPr>
-        <w:pStyle w:val="Paragrafoelenco"/>
-        <w:numPr>
-          <w:ilvl w:val="0"/>
-          <w:numId w:val="45"/>
-        </w:numPr>
-      </w:pPr>
-      <w:r>
-        <w:t>Completata funzionalità gestione Magazzino per Lavorazione con stampa PDF</w:t>
-      </w:r>
-      <w:r>
-        <w:t xml:space="preserve"> (Tasto MAGAZZINO su pagina Lavorazione)</w:t>
-      </w:r>
-      <w:r>
-        <w:t>.</w:t>
-      </w:r>
-    </w:p>
-    <w:p>
-      <w:pPr>
-        <w:pStyle w:val="Sottotitolo"/>
-      </w:pPr>
-      <w:r>
-        <w:t>Versione 1.</w:t>
-      </w:r>
-      <w:r>
-        <w:t>67</w:t>
-      </w:r>
-      <w:r>
-        <w:t xml:space="preserve"> del </w:t>
-      </w:r>
-      <w:r>
-        <w:t>05</w:t>
-      </w:r>
-      <w:r>
-        <w:t>/</w:t>
-      </w:r>
-      <w:r>
-        <w:t>02</w:t>
-      </w:r>
-      <w:r>
-        <w:t>/20</w:t>
-      </w:r>
-      <w:r>
-        <w:t>20</w:t>
-      </w:r>
-    </w:p>
-    <w:p>
-      <w:pPr>
-        <w:pStyle w:val="Paragrafoelenco"/>
-        <w:numPr>
-          <w:ilvl w:val="0"/>
-          <w:numId w:val="44"/>
-        </w:numPr>
-      </w:pPr>
-      <w:r>
-        <w:t xml:space="preserve">Sistemazione nota spese; Aggiunta pulsante annulla per chiudere evento senza salvare; gestione import in piano esterno quando una </w:t>
-      </w:r>
-      <w:proofErr w:type="spellStart"/>
-      <w:r>
-        <w:t>fig</w:t>
-      </w:r>
-      <w:proofErr w:type="spellEnd"/>
-      <w:r>
-        <w:t xml:space="preserve"> prof viene modificata in </w:t>
-      </w:r>
-      <w:proofErr w:type="spellStart"/>
-      <w:r>
-        <w:t>dett</w:t>
-      </w:r>
-      <w:proofErr w:type="spellEnd"/>
-      <w:r>
-        <w:t xml:space="preserve"> economico</w:t>
-      </w:r>
-    </w:p>
-    <w:p>
-      <w:pPr>
-        <w:pStyle w:val="Sottotitolo"/>
-      </w:pPr>
-      <w:r>
-        <w:t>Versione 1.</w:t>
-      </w:r>
-      <w:r>
-        <w:t>66</w:t>
-      </w:r>
-      <w:r>
-        <w:t xml:space="preserve"> del </w:t>
-      </w:r>
-      <w:r>
-        <w:t>01</w:t>
-      </w:r>
-      <w:r>
-        <w:t>/</w:t>
-      </w:r>
-      <w:r>
-        <w:t>02</w:t>
-      </w:r>
-      <w:r>
-        <w:t>/20</w:t>
-      </w:r>
-      <w:r>
-        <w:t>20</w:t>
-      </w:r>
-    </w:p>
-    <w:p>
-      <w:pPr>
-        <w:pStyle w:val="Paragrafoelenco"/>
-        <w:numPr>
-          <w:ilvl w:val="0"/>
-          <w:numId w:val="43"/>
-        </w:numPr>
-      </w:pPr>
-      <w:r>
-        <w:t>Magazzino, campo gruppo dipendente da sub categoria</w:t>
-      </w:r>
-    </w:p>
-    <w:p>
-      <w:pPr>
-        <w:pStyle w:val="Paragrafoelenco"/>
-        <w:numPr>
-          <w:ilvl w:val="0"/>
-          <w:numId w:val="43"/>
-        </w:numPr>
-      </w:pPr>
-      <w:r>
-        <w:t>Nome Pdf fattura con Numero Fattura e non Codice Evento</w:t>
-      </w:r>
-    </w:p>
-    <w:p>
-      <w:pPr>
-        <w:pStyle w:val="Paragrafoelenco"/>
-        <w:numPr>
-          <w:ilvl w:val="0"/>
-          <w:numId w:val="43"/>
-        </w:numPr>
-      </w:pPr>
-      <w:r>
-        <w:t>Report collaboratori, totale in alto.</w:t>
-      </w:r>
-    </w:p>
-    <w:p>
-      <w:pPr>
-        <w:pStyle w:val="Sottotitolo"/>
-      </w:pPr>
-      <w:r>
-        <w:t>Versione 1.</w:t>
-      </w:r>
-      <w:r>
-        <w:t>65</w:t>
-      </w:r>
-      <w:r>
-        <w:t xml:space="preserve"> del </w:t>
-      </w:r>
-      <w:r>
-        <w:t>27</w:t>
-      </w:r>
-      <w:r>
-        <w:t>/</w:t>
-      </w:r>
-      <w:r>
-        <w:t>01</w:t>
-      </w:r>
-      <w:r>
-        <w:t>/20</w:t>
-      </w:r>
-      <w:r>
-        <w:t>20</w:t>
-      </w:r>
-    </w:p>
-    <w:p>
-      <w:pPr>
-        <w:pStyle w:val="Paragrafoelenco"/>
-        <w:numPr>
-          <w:ilvl w:val="0"/>
-          <w:numId w:val="42"/>
-        </w:numPr>
-      </w:pPr>
-      <w:r>
-        <w:t>Ricerca con filtro, Riepilogo e Stampa Collaboratori</w:t>
-      </w:r>
-    </w:p>
-    <w:p>
-      <w:pPr>
-        <w:pStyle w:val="Paragrafoelenco"/>
-        <w:numPr>
-          <w:ilvl w:val="0"/>
-          <w:numId w:val="42"/>
-        </w:numPr>
-      </w:pPr>
-      <w:r>
-        <w:t>Ricerca con filtro, Riepilogo e Stampa per Consulente del Lavoro</w:t>
-      </w:r>
-    </w:p>
-    <w:p>
-      <w:pPr>
-        <w:pStyle w:val="Sottotitolo"/>
-      </w:pPr>
-      <w:r>
-        <w:t>Versione 1.</w:t>
-      </w:r>
-      <w:r>
-        <w:t>64</w:t>
-      </w:r>
-      <w:r>
-        <w:t xml:space="preserve"> del </w:t>
-      </w:r>
-      <w:r>
-        <w:t>17</w:t>
-      </w:r>
-      <w:r>
-        <w:t>/</w:t>
-      </w:r>
-      <w:r>
-        <w:t>01</w:t>
-      </w:r>
-      <w:r>
-        <w:t>/20</w:t>
-      </w:r>
-      <w:r>
-        <w:t>20</w:t>
-      </w:r>
-    </w:p>
-    <w:p>
-      <w:pPr>
-        <w:pStyle w:val="Paragrafoelenco"/>
-        <w:numPr>
-          <w:ilvl w:val="0"/>
-          <w:numId w:val="41"/>
-        </w:numPr>
-      </w:pPr>
-      <w:r>
-        <w:lastRenderedPageBreak/>
-        <w:t>Modifiche visualizzazione griglia magazzino</w:t>
-      </w:r>
-    </w:p>
-    <w:p>
-      <w:pPr>
-        <w:pStyle w:val="Paragrafoelenco"/>
-        <w:numPr>
-          <w:ilvl w:val="0"/>
-          <w:numId w:val="41"/>
-        </w:numPr>
-      </w:pPr>
-      <w:r>
-        <w:t>Modifiche pagina Scadenzario con totali</w:t>
-      </w:r>
-    </w:p>
-    <w:p>
-      <w:pPr>
-        <w:pStyle w:val="Sottotitolo"/>
-      </w:pPr>
-      <w:r>
-        <w:t>Versione 1.</w:t>
-      </w:r>
-      <w:r>
-        <w:t>63</w:t>
-      </w:r>
-      <w:r>
-        <w:t xml:space="preserve"> del </w:t>
-      </w:r>
-      <w:r>
-        <w:t>15</w:t>
-      </w:r>
-      <w:r>
-        <w:t>/</w:t>
-      </w:r>
-      <w:r>
-        <w:t>01</w:t>
-      </w:r>
-      <w:r>
-        <w:t>/20</w:t>
-      </w:r>
-      <w:r>
-        <w:t>20</w:t>
-      </w:r>
-    </w:p>
-    <w:p>
-      <w:pPr>
-        <w:pStyle w:val="Paragrafoelenco"/>
-        <w:numPr>
-          <w:ilvl w:val="0"/>
-          <w:numId w:val="40"/>
-        </w:numPr>
-      </w:pPr>
-      <w:r>
-        <w:t>Campo lavorazione modificabile in fase di offerta</w:t>
-      </w:r>
-    </w:p>
-    <w:p>
-      <w:pPr>
-        <w:pStyle w:val="Paragrafoelenco"/>
-        <w:numPr>
-          <w:ilvl w:val="0"/>
-          <w:numId w:val="40"/>
-        </w:numPr>
-      </w:pPr>
-      <w:r>
-        <w:t>Campo ID non visibile su elenco protocolli</w:t>
-      </w:r>
-    </w:p>
-    <w:p>
-      <w:pPr>
-        <w:pStyle w:val="Sottotitolo"/>
-      </w:pPr>
-      <w:r>
-        <w:t>Versione 1.</w:t>
-      </w:r>
-      <w:r>
-        <w:t>62</w:t>
-      </w:r>
-      <w:r>
-        <w:t xml:space="preserve"> del </w:t>
-      </w:r>
-      <w:r>
-        <w:t>11</w:t>
-      </w:r>
-      <w:r>
-        <w:t>/</w:t>
-      </w:r>
-      <w:r>
-        <w:t>01</w:t>
-      </w:r>
-      <w:r>
-        <w:t>/20</w:t>
-      </w:r>
-      <w:r>
-        <w:t>20</w:t>
-      </w:r>
-    </w:p>
-    <w:p>
-      <w:pPr>
-        <w:pStyle w:val="Paragrafoelenco"/>
-        <w:numPr>
-          <w:ilvl w:val="0"/>
-          <w:numId w:val="39"/>
-        </w:numPr>
-      </w:pPr>
-      <w:r>
-        <w:t>Aggiustamenti pagina Magazzino</w:t>
-      </w:r>
-    </w:p>
-    <w:p>
-      <w:pPr>
-        <w:pStyle w:val="Sottotitolo"/>
-      </w:pPr>
-      <w:r>
-        <w:t>Versione 1.</w:t>
-      </w:r>
-      <w:r>
-        <w:t>61</w:t>
-      </w:r>
-      <w:r>
-        <w:t xml:space="preserve"> del </w:t>
-      </w:r>
-      <w:r>
-        <w:t>29</w:t>
-      </w:r>
-      <w:r>
-        <w:t>/</w:t>
-      </w:r>
-      <w:r>
-        <w:t>12</w:t>
-      </w:r>
-      <w:r>
-        <w:t>/2019</w:t>
-      </w:r>
-    </w:p>
-    <w:p>
-      <w:pPr>
-        <w:pStyle w:val="Paragrafoelenco"/>
-        <w:numPr>
-          <w:ilvl w:val="0"/>
-          <w:numId w:val="38"/>
-        </w:numPr>
-      </w:pPr>
-      <w:r>
-        <w:t>Magazzino: cambiato ordine campi elenco</w:t>
-      </w:r>
-    </w:p>
-    <w:p>
-      <w:pPr>
-        <w:pStyle w:val="Paragrafoelenco"/>
-        <w:numPr>
-          <w:ilvl w:val="0"/>
-          <w:numId w:val="38"/>
-        </w:numPr>
-      </w:pPr>
-      <w:r>
-        <w:t>Campi da liste a tendina ricercati per “uguale” e non per “contiene”</w:t>
-      </w:r>
-    </w:p>
-    <w:p>
-      <w:pPr>
-        <w:pStyle w:val="Paragrafoelenco"/>
-        <w:numPr>
-          <w:ilvl w:val="0"/>
-          <w:numId w:val="38"/>
-        </w:numPr>
-      </w:pPr>
-      <w:r>
-        <w:t xml:space="preserve">Stampa Fattura: distanziato il valore </w:t>
-      </w:r>
-      <w:proofErr w:type="spellStart"/>
-      <w:r>
-        <w:t>Lav.Rif</w:t>
-      </w:r>
-      <w:proofErr w:type="spellEnd"/>
-      <w:r>
-        <w:t>. dal numero fattura</w:t>
-      </w:r>
-    </w:p>
-    <w:p>
-      <w:pPr>
-        <w:pStyle w:val="Paragrafoelenco"/>
-        <w:numPr>
-          <w:ilvl w:val="0"/>
-          <w:numId w:val="38"/>
-        </w:numPr>
-      </w:pPr>
-      <w:r>
-        <w:t>Aggiunto pulsante “Magazzino” nella pagina della lavorazione per futura gestione attrezzature per lavorazione</w:t>
-      </w:r>
-    </w:p>
-    <w:p>
-      <w:pPr>
-        <w:pStyle w:val="Sottotitolo"/>
-      </w:pPr>
-      <w:r>
-        <w:t>Versione 1.</w:t>
-      </w:r>
-      <w:r>
-        <w:t>60</w:t>
-      </w:r>
-      <w:r>
-        <w:t xml:space="preserve"> del </w:t>
-      </w:r>
-      <w:r>
-        <w:t>21</w:t>
-      </w:r>
-      <w:r>
-        <w:t>/</w:t>
-      </w:r>
-      <w:r>
-        <w:t>12</w:t>
-      </w:r>
-      <w:r>
-        <w:t>/2019</w:t>
-      </w:r>
-    </w:p>
-    <w:p>
-      <w:pPr>
-        <w:pStyle w:val="Paragrafoelenco"/>
-        <w:numPr>
-          <w:ilvl w:val="0"/>
-          <w:numId w:val="37"/>
-        </w:numPr>
-      </w:pPr>
-      <w:r>
-        <w:t>Creazione Fattura in uscita, numero fattura generato in automatico in formato AAAA-NNNN, con progressivo a partire da 1 ogni cambio di anno</w:t>
-      </w:r>
-    </w:p>
-    <w:p>
-      <w:pPr>
-        <w:pStyle w:val="Paragrafoelenco"/>
-        <w:numPr>
-          <w:ilvl w:val="0"/>
-          <w:numId w:val="37"/>
-        </w:numPr>
-      </w:pPr>
-      <w:r>
-        <w:t xml:space="preserve">Modifica pdf fattura in uscita con numero fattura corretto e </w:t>
-      </w:r>
-      <w:proofErr w:type="spellStart"/>
-      <w:r>
-        <w:t>N.Rif</w:t>
-      </w:r>
-      <w:proofErr w:type="spellEnd"/>
-      <w:r>
-        <w:t>. lavorazione evidenziato accanto (N.B. il protocollo del documento di tipo fattura viene generato allo stesso modo di sempre, il numero fattura viene memorizzato ne campo Riferimento Protocollo).</w:t>
-      </w:r>
-    </w:p>
-    <w:p>
-      <w:pPr>
-        <w:pStyle w:val="Paragrafoelenco"/>
-        <w:numPr>
-          <w:ilvl w:val="0"/>
-          <w:numId w:val="37"/>
-        </w:numPr>
-      </w:pPr>
-      <w:r>
-        <w:t xml:space="preserve">Spostato a destra della griglia dei risultati il tasto di visualizzazione dettaglio protocollo </w:t>
-      </w:r>
-    </w:p>
-    <w:p>
-      <w:pPr>
-        <w:pStyle w:val="Sottotitolo"/>
-      </w:pPr>
-    </w:p>
-    <w:p>
-      <w:pPr>
-        <w:pStyle w:val="Sottotitolo"/>
-      </w:pPr>
-      <w:r>
-        <w:t>Versione 1.</w:t>
-      </w:r>
-      <w:r>
-        <w:t>59</w:t>
-      </w:r>
-      <w:r>
-        <w:t xml:space="preserve"> del </w:t>
-      </w:r>
-      <w:r>
-        <w:t>16</w:t>
-      </w:r>
-      <w:r>
-        <w:t>/</w:t>
-      </w:r>
-      <w:r>
-        <w:t>12</w:t>
-      </w:r>
-      <w:r>
-        <w:t>/2019</w:t>
-      </w:r>
-    </w:p>
-    <w:p>
-      <w:pPr>
-        <w:pStyle w:val="Paragrafoelenco"/>
-        <w:numPr>
-          <w:ilvl w:val="0"/>
-          <w:numId w:val="37"/>
-        </w:numPr>
-      </w:pPr>
-      <w:r>
-        <w:t>Aggiornamento scadenzario</w:t>
-      </w:r>
-    </w:p>
-    <w:p>
-      <w:pPr>
-        <w:pStyle w:val="Sottotitolo"/>
-      </w:pPr>
-      <w:r>
-        <w:t>Versione 1.</w:t>
-      </w:r>
-      <w:r>
-        <w:t>58</w:t>
-      </w:r>
-      <w:r>
-        <w:t xml:space="preserve"> del </w:t>
-      </w:r>
-      <w:r>
-        <w:t>10</w:t>
-      </w:r>
-      <w:r>
-        <w:t>/</w:t>
-      </w:r>
-      <w:r>
-        <w:t>12</w:t>
-      </w:r>
-      <w:r>
-        <w:t>/2019</w:t>
-      </w:r>
-    </w:p>
-    <w:p>
-      <w:pPr>
-        <w:pStyle w:val="Paragrafoelenco"/>
-        <w:numPr>
-          <w:ilvl w:val="0"/>
-          <w:numId w:val="37"/>
-        </w:numPr>
-      </w:pPr>
-      <w:r>
-        <w:t>Aggiunta scadenzario</w:t>
-      </w:r>
-    </w:p>
-    <w:p>
-      <w:pPr>
-        <w:pStyle w:val="Sottotitolo"/>
-      </w:pPr>
-      <w:r>
-        <w:t>Versione 1.</w:t>
-      </w:r>
-      <w:r>
-        <w:t>57</w:t>
-      </w:r>
-      <w:r>
-        <w:t xml:space="preserve"> del </w:t>
-      </w:r>
-      <w:r>
-        <w:t>07</w:t>
-      </w:r>
-      <w:r>
-        <w:t>/</w:t>
-      </w:r>
-      <w:r>
-        <w:t>12</w:t>
-      </w:r>
-      <w:r>
-        <w:t>/2019</w:t>
-      </w:r>
-    </w:p>
-    <w:p>
-      <w:pPr>
-        <w:pStyle w:val="Paragrafoelenco"/>
-        <w:numPr>
-          <w:ilvl w:val="0"/>
-          <w:numId w:val="37"/>
-        </w:numPr>
-      </w:pPr>
-      <w:r>
-        <w:t>Ricerca protocolli per range di date</w:t>
-      </w:r>
-    </w:p>
-    <w:p>
-      <w:pPr>
-        <w:pStyle w:val="Sottotitolo"/>
-      </w:pPr>
-    </w:p>
-    <w:p>
-      <w:pPr>
-        <w:pStyle w:val="Sottotitolo"/>
-      </w:pPr>
-      <w:r>
-        <w:t>Versione 1.</w:t>
-      </w:r>
-      <w:r>
-        <w:t>56</w:t>
-      </w:r>
-      <w:r>
-        <w:t xml:space="preserve"> del </w:t>
-      </w:r>
-      <w:r>
-        <w:t>29</w:t>
-      </w:r>
-      <w:r>
-        <w:t>/</w:t>
-      </w:r>
-      <w:r>
-        <w:t>11</w:t>
-      </w:r>
-      <w:r>
-        <w:t>/2019</w:t>
-      </w:r>
-    </w:p>
-    <w:p>
-      <w:pPr>
-        <w:pStyle w:val="Paragrafoelenco"/>
-        <w:numPr>
-          <w:ilvl w:val="0"/>
-          <w:numId w:val="37"/>
-        </w:numPr>
-      </w:pPr>
-      <w:r>
-        <w:t xml:space="preserve">Aggiunta voce creazione file </w:t>
-      </w:r>
-      <w:proofErr w:type="spellStart"/>
-      <w:r>
-        <w:t>TLTime</w:t>
-      </w:r>
-      <w:proofErr w:type="spellEnd"/>
-    </w:p>
-    <w:p>
-      <w:pPr>
-        <w:pStyle w:val="Sottotitolo"/>
-      </w:pPr>
-      <w:r>
-        <w:t>Versione 1.</w:t>
-      </w:r>
-      <w:r>
-        <w:t>55</w:t>
-      </w:r>
-      <w:r>
-        <w:t xml:space="preserve"> del </w:t>
-      </w:r>
-      <w:r>
-        <w:t>27</w:t>
-      </w:r>
-      <w:r>
-        <w:t>/</w:t>
-      </w:r>
-      <w:r>
-        <w:t>11</w:t>
-      </w:r>
-      <w:r>
-        <w:t>/2019</w:t>
+        <w:t>Protocollo: aggiunti campi “pregresso” di tipo vero/falso e “des</w:t>
+      </w:r>
+      <w:r>
+        <w:t>00</w:t>
+      </w:r>
+      <w:r>
+        <w:t>tinatario” che assume i valori cliente o fornitore</w:t>
       </w:r>
     </w:p>
     <w:p>
@@ -3368,49 +3439,6 @@
         </w:numPr>
       </w:pPr>
       <w:r>
-        <w:t>Stampa Piano Esterno: numeri di telefono senza prefisso internazionale</w:t>
-      </w:r>
-    </w:p>
-    <w:p>
-      <w:pPr>
-        <w:pStyle w:val="Paragrafoelenco"/>
-        <w:numPr>
-          <w:ilvl w:val="0"/>
-          <w:numId w:val="36"/>
-        </w:numPr>
-      </w:pPr>
-      <w:r>
-        <w:t>Stampa Piano Esterno: divisione tra date differenti (aggiunta riga vuota di separazione)</w:t>
-      </w:r>
-    </w:p>
-    <w:p>
-      <w:pPr>
-        <w:pStyle w:val="Paragrafoelenco"/>
-        <w:numPr>
-          <w:ilvl w:val="0"/>
-          <w:numId w:val="36"/>
-        </w:numPr>
-      </w:pPr>
-      <w:r>
-        <w:t>Protocollo: aggiunti campi “pregresso” di tipo vero/falso e “des</w:t>
-      </w:r>
-      <w:r>
-        <w:t>00</w:t>
-      </w:r>
-      <w:r>
-        <w:t>tinatario” che assume i valori cliente o fornitore</w:t>
-      </w:r>
-    </w:p>
-    <w:p>
-      <w:pPr>
-        <w:pStyle w:val="Paragrafoelenco"/>
-        <w:numPr>
-          <w:ilvl w:val="0"/>
-          <w:numId w:val="36"/>
-        </w:numPr>
-      </w:pPr>
-      <w:r>
-        <w:lastRenderedPageBreak/>
         <w:t>Aggiunta stampa Fattura in uscita (viene creato il relativo protocollo di tipo “fattura” manca l’inserimento nello scadenzario)</w:t>
       </w:r>
     </w:p>
@@ -3906,6 +3934,7 @@
         </w:numPr>
       </w:pPr>
       <w:r>
+        <w:lastRenderedPageBreak/>
         <w:t>possibilità di modificare alcuni dati appuntamento anche se un evento è in lavorazione</w:t>
       </w:r>
     </w:p>
@@ -3918,7 +3947,6 @@
         </w:numPr>
       </w:pPr>
       <w:r>
-        <w:lastRenderedPageBreak/>
         <w:t>replica per ogni giorno di lavorazi</w:t>
       </w:r>
       <w:r>
